--- a/arb/docx/32.content.docx
+++ b/arb/docx/32.content.docx
@@ -1301,6 +1301,22 @@
       </w:r>
       <w:r>
         <w:rPr>
+          <w:lang w:val="ar_AE" w:bidi="ar_AE"/>
+        </w:rPr>
+        <w:t>וַֽ⁠יְהִי֙ דְּבַר־יְהוָ֔ה</w:t>
+      </w:r>
+    </w:p>
+    <w:p>
+      <w:pPr>
+        <w:bidi/>
+      </w:pPr>
+      <w:r>
+        <w:rPr>
+          <w:lang w:val="ar_AE" w:bidi="ar_AE"/>
+        </w:rPr>
+      </w:r>
+      <w:r>
+        <w:rPr>
           <w:b/>
           <w:lang w:val="ar_AE" w:bidi="ar_AE"/>
         </w:rPr>
@@ -1393,6 +1409,22 @@
       </w:r>
       <w:r>
         <w:rPr>
+          <w:lang w:val="ar_AE" w:bidi="ar_AE"/>
+        </w:rPr>
+        <w:t>אֲמִתַּ֖י</w:t>
+      </w:r>
+    </w:p>
+    <w:p>
+      <w:pPr>
+        <w:bidi/>
+      </w:pPr>
+      <w:r>
+        <w:rPr>
+          <w:lang w:val="ar_AE" w:bidi="ar_AE"/>
+        </w:rPr>
+      </w:r>
+      <w:r>
+        <w:rPr>
           <w:b/>
           <w:lang w:val="ar_AE" w:bidi="ar_AE"/>
         </w:rPr>
@@ -1506,6 +1538,22 @@
       </w:r>
       <w:r>
         <w:rPr>
+          <w:lang w:val="ar_AE" w:bidi="ar_AE"/>
+        </w:rPr>
+        <w:t>נִֽינְוֵ֛ה הָ⁠עִ֥יר הַ⁠גְּדוֹלָ֖ה</w:t>
+      </w:r>
+    </w:p>
+    <w:p>
+      <w:pPr>
+        <w:bidi/>
+      </w:pPr>
+      <w:r>
+        <w:rPr>
+          <w:lang w:val="ar_AE" w:bidi="ar_AE"/>
+        </w:rPr>
+      </w:r>
+      <w:r>
+        <w:rPr>
           <w:b/>
           <w:lang w:val="ar_AE" w:bidi="ar_AE"/>
         </w:rPr>
@@ -1625,6 +1673,22 @@
       </w:r>
       <w:r>
         <w:rPr>
+          <w:lang w:val="ar_AE" w:bidi="ar_AE"/>
+        </w:rPr>
+        <w:t>ק֠וּם</w:t>
+      </w:r>
+    </w:p>
+    <w:p>
+      <w:pPr>
+        <w:bidi/>
+      </w:pPr>
+      <w:r>
+        <w:rPr>
+          <w:lang w:val="ar_AE" w:bidi="ar_AE"/>
+        </w:rPr>
+      </w:r>
+      <w:r>
+        <w:rPr>
           <w:b/>
           <w:lang w:val="ar_AE" w:bidi="ar_AE"/>
         </w:rPr>
@@ -1744,6 +1808,22 @@
       </w:r>
       <w:r>
         <w:rPr>
+          <w:lang w:val="ar_AE" w:bidi="ar_AE"/>
+        </w:rPr>
+        <w:t>וּ⁠קְרָ֣א עָלֶ֑י⁠הָ</w:t>
+      </w:r>
+    </w:p>
+    <w:p>
+      <w:pPr>
+        <w:bidi/>
+      </w:pPr>
+      <w:r>
+        <w:rPr>
+          <w:lang w:val="ar_AE" w:bidi="ar_AE"/>
+        </w:rPr>
+      </w:r>
+      <w:r>
+        <w:rPr>
           <w:b/>
           <w:lang w:val="ar_AE" w:bidi="ar_AE"/>
         </w:rPr>
@@ -1863,6 +1943,22 @@
       </w:r>
       <w:r>
         <w:rPr>
+          <w:lang w:val="ar_AE" w:bidi="ar_AE"/>
+        </w:rPr>
+        <w:t>עָלְתָ֥ה רָעָתָ֖⁠ם לְ⁠פָנָֽ⁠י</w:t>
+      </w:r>
+    </w:p>
+    <w:p>
+      <w:pPr>
+        <w:bidi/>
+      </w:pPr>
+      <w:r>
+        <w:rPr>
+          <w:lang w:val="ar_AE" w:bidi="ar_AE"/>
+        </w:rPr>
+      </w:r>
+      <w:r>
+        <w:rPr>
           <w:b/>
           <w:lang w:val="ar_AE" w:bidi="ar_AE"/>
         </w:rPr>
@@ -1995,6 +2091,22 @@
       </w:r>
       <w:r>
         <w:rPr>
+          <w:lang w:val="ar_AE" w:bidi="ar_AE"/>
+        </w:rPr>
+        <w:t>ק֠וּם לֵ֧ךְ אֶל־נִֽינְוֵ֛ה הָ⁠עִ֥יר הַ⁠גְּדוֹלָ֖ה וּ⁠קְרָ֣א עָלֶ֑י⁠הָ כִּֽי־עָלְתָ֥ה רָעָתָ֖⁠ם לְ⁠פָנָֽ⁠י</w:t>
+      </w:r>
+    </w:p>
+    <w:p>
+      <w:pPr>
+        <w:bidi/>
+      </w:pPr>
+      <w:r>
+        <w:rPr>
+          <w:lang w:val="ar_AE" w:bidi="ar_AE"/>
+        </w:rPr>
+      </w:r>
+      <w:r>
+        <w:rPr>
           <w:b/>
           <w:lang w:val="ar_AE" w:bidi="ar_AE"/>
         </w:rPr>
@@ -2101,6 +2213,22 @@
       </w:r>
       <w:r>
         <w:rPr>
+          <w:lang w:val="ar_AE" w:bidi="ar_AE"/>
+        </w:rPr>
+        <w:t>עָלְתָ֥ה רָעָתָ֖⁠ם לְ⁠פָנָֽ⁠י</w:t>
+      </w:r>
+    </w:p>
+    <w:p>
+      <w:pPr>
+        <w:bidi/>
+      </w:pPr>
+      <w:r>
+        <w:rPr>
+          <w:lang w:val="ar_AE" w:bidi="ar_AE"/>
+        </w:rPr>
+      </w:r>
+      <w:r>
+        <w:rPr>
           <w:b/>
           <w:lang w:val="ar_AE" w:bidi="ar_AE"/>
         </w:rPr>
@@ -2193,6 +2321,22 @@
         <w:rPr>
           <w:lang w:val="ar_AE" w:bidi="ar_AE"/>
         </w:rPr>
+      </w:r>
+    </w:p>
+    <w:p>
+      <w:pPr>
+        <w:bidi/>
+      </w:pPr>
+      <w:r>
+        <w:rPr>
+          <w:lang w:val="ar_AE" w:bidi="ar_AE"/>
+        </w:rPr>
+      </w:r>
+      <w:r>
+        <w:rPr>
+          <w:lang w:val="ar_AE" w:bidi="ar_AE"/>
+        </w:rPr>
+        <w:t>וַ⁠יָּ֤קָם יוֹנָה֙ לִ⁠בְרֹ֣חַ</w:t>
       </w:r>
     </w:p>
     <w:p>
@@ -2343,6 +2487,22 @@
       </w:r>
       <w:r>
         <w:rPr>
+          <w:lang w:val="ar_AE" w:bidi="ar_AE"/>
+        </w:rPr>
+        <w:t>מִ⁠לִּ⁠פְנֵ֖י יְהוָ֑ה &amp; מִ⁠לִּ⁠פְנֵ֖י יְהוָֽה</w:t>
+      </w:r>
+    </w:p>
+    <w:p>
+      <w:pPr>
+        <w:bidi/>
+      </w:pPr>
+      <w:r>
+        <w:rPr>
+          <w:lang w:val="ar_AE" w:bidi="ar_AE"/>
+        </w:rPr>
+      </w:r>
+      <w:r>
+        <w:rPr>
           <w:b/>
           <w:lang w:val="ar_AE" w:bidi="ar_AE"/>
         </w:rPr>
@@ -2476,6 +2636,22 @@
       </w:r>
       <w:r>
         <w:rPr>
+          <w:lang w:val="ar_AE" w:bidi="ar_AE"/>
+        </w:rPr>
+        <w:t>לִ⁠בְרֹ֣חַ תַּרְשִׁ֔ישָׁ⁠ה</w:t>
+      </w:r>
+    </w:p>
+    <w:p>
+      <w:pPr>
+        <w:bidi/>
+      </w:pPr>
+      <w:r>
+        <w:rPr>
+          <w:lang w:val="ar_AE" w:bidi="ar_AE"/>
+        </w:rPr>
+      </w:r>
+      <w:r>
+        <w:rPr>
           <w:b/>
           <w:lang w:val="ar_AE" w:bidi="ar_AE"/>
         </w:rPr>
@@ -2666,6 +2842,22 @@
       </w:r>
       <w:r>
         <w:rPr>
+          <w:lang w:val="ar_AE" w:bidi="ar_AE"/>
+        </w:rPr>
+        <w:t>אָנִיָּ֣ה</w:t>
+      </w:r>
+    </w:p>
+    <w:p>
+      <w:pPr>
+        <w:bidi/>
+      </w:pPr>
+      <w:r>
+        <w:rPr>
+          <w:lang w:val="ar_AE" w:bidi="ar_AE"/>
+        </w:rPr>
+      </w:r>
+      <w:r>
+        <w:rPr>
           <w:b/>
           <w:lang w:val="ar_AE" w:bidi="ar_AE"/>
         </w:rPr>
@@ -2869,6 +3061,22 @@
       </w:r>
       <w:r>
         <w:rPr>
+          <w:lang w:val="ar_AE" w:bidi="ar_AE"/>
+        </w:rPr>
+        <w:t>וַ⁠יֵּ֤רֶד בָּ⁠הּ֙</w:t>
+      </w:r>
+    </w:p>
+    <w:p>
+      <w:pPr>
+        <w:bidi/>
+      </w:pPr>
+      <w:r>
+        <w:rPr>
+          <w:lang w:val="ar_AE" w:bidi="ar_AE"/>
+        </w:rPr>
+      </w:r>
+      <w:r>
+        <w:rPr>
           <w:b/>
           <w:lang w:val="ar_AE" w:bidi="ar_AE"/>
         </w:rPr>
@@ -2975,6 +3183,22 @@
       </w:r>
       <w:r>
         <w:rPr>
+          <w:lang w:val="ar_AE" w:bidi="ar_AE"/>
+        </w:rPr>
+        <w:t>עִמָּ⁠הֶם֙</w:t>
+      </w:r>
+    </w:p>
+    <w:p>
+      <w:pPr>
+        <w:bidi/>
+      </w:pPr>
+      <w:r>
+        <w:rPr>
+          <w:lang w:val="ar_AE" w:bidi="ar_AE"/>
+        </w:rPr>
+      </w:r>
+      <w:r>
+        <w:rPr>
           <w:b/>
           <w:lang w:val="ar_AE" w:bidi="ar_AE"/>
         </w:rPr>
@@ -3094,6 +3318,22 @@
       </w:r>
       <w:r>
         <w:rPr>
+          <w:lang w:val="ar_AE" w:bidi="ar_AE"/>
+        </w:rPr>
+        <w:t>וַֽ⁠יהוָ֗ה</w:t>
+      </w:r>
+    </w:p>
+    <w:p>
+      <w:pPr>
+        <w:bidi/>
+      </w:pPr>
+      <w:r>
+        <w:rPr>
+          <w:lang w:val="ar_AE" w:bidi="ar_AE"/>
+        </w:rPr>
+      </w:r>
+      <w:r>
+        <w:rPr>
           <w:b/>
           <w:lang w:val="ar_AE" w:bidi="ar_AE"/>
         </w:rPr>
@@ -3213,6 +3453,22 @@
       </w:r>
       <w:r>
         <w:rPr>
+          <w:lang w:val="ar_AE" w:bidi="ar_AE"/>
+        </w:rPr>
+        <w:t>וְ⁠הָ֣⁠אֳנִיָּ֔ה חִשְּׁבָ֖ה לְ⁠הִשָּׁבֵֽר</w:t>
+      </w:r>
+    </w:p>
+    <w:p>
+      <w:pPr>
+        <w:bidi/>
+      </w:pPr>
+      <w:r>
+        <w:rPr>
+          <w:lang w:val="ar_AE" w:bidi="ar_AE"/>
+        </w:rPr>
+      </w:r>
+      <w:r>
+        <w:rPr>
           <w:b/>
           <w:lang w:val="ar_AE" w:bidi="ar_AE"/>
         </w:rPr>
@@ -3332,6 +3588,22 @@
       </w:r>
       <w:r>
         <w:rPr>
+          <w:lang w:val="ar_AE" w:bidi="ar_AE"/>
+        </w:rPr>
+        <w:t>לְ⁠הִשָּׁבֵֽר</w:t>
+      </w:r>
+    </w:p>
+    <w:p>
+      <w:pPr>
+        <w:bidi/>
+      </w:pPr>
+      <w:r>
+        <w:rPr>
+          <w:lang w:val="ar_AE" w:bidi="ar_AE"/>
+        </w:rPr>
+      </w:r>
+      <w:r>
+        <w:rPr>
           <w:b/>
           <w:lang w:val="ar_AE" w:bidi="ar_AE"/>
         </w:rPr>
@@ -3438,6 +3710,22 @@
       </w:r>
       <w:r>
         <w:rPr>
+          <w:lang w:val="ar_AE" w:bidi="ar_AE"/>
+        </w:rPr>
+        <w:t>הַ⁠מַּלָּחִ֗ים</w:t>
+      </w:r>
+    </w:p>
+    <w:p>
+      <w:pPr>
+        <w:bidi/>
+      </w:pPr>
+      <w:r>
+        <w:rPr>
+          <w:lang w:val="ar_AE" w:bidi="ar_AE"/>
+        </w:rPr>
+      </w:r>
+      <w:r>
+        <w:rPr>
           <w:b/>
           <w:lang w:val="ar_AE" w:bidi="ar_AE"/>
         </w:rPr>
@@ -3557,6 +3845,22 @@
       </w:r>
       <w:r>
         <w:rPr>
+          <w:lang w:val="ar_AE" w:bidi="ar_AE"/>
+        </w:rPr>
+        <w:t>אֱלֹהָי⁠ו֒</w:t>
+      </w:r>
+    </w:p>
+    <w:p>
+      <w:pPr>
+        <w:bidi/>
+      </w:pPr>
+      <w:r>
+        <w:rPr>
+          <w:lang w:val="ar_AE" w:bidi="ar_AE"/>
+        </w:rPr>
+      </w:r>
+      <w:r>
+        <w:rPr>
           <w:b/>
           <w:lang w:val="ar_AE" w:bidi="ar_AE"/>
         </w:rPr>
@@ -3676,6 +3980,22 @@
       </w:r>
       <w:r>
         <w:rPr>
+          <w:lang w:val="ar_AE" w:bidi="ar_AE"/>
+        </w:rPr>
+        <w:t>לְ⁠הָקֵ֖ל מֵֽ⁠עֲלֵי⁠הֶ֑ם</w:t>
+      </w:r>
+    </w:p>
+    <w:p>
+      <w:pPr>
+        <w:bidi/>
+      </w:pPr>
+      <w:r>
+        <w:rPr>
+          <w:lang w:val="ar_AE" w:bidi="ar_AE"/>
+        </w:rPr>
+      </w:r>
+      <w:r>
+        <w:rPr>
           <w:b/>
           <w:lang w:val="ar_AE" w:bidi="ar_AE"/>
         </w:rPr>
@@ -3782,6 +4102,22 @@
       </w:r>
       <w:r>
         <w:rPr>
+          <w:lang w:val="ar_AE" w:bidi="ar_AE"/>
+        </w:rPr>
+        <w:t>וְ⁠יוֹנָ֗ה יָרַד֙ אֶל־יַרְכְּתֵ֣י הַ⁠סְּפִינָ֔ה וַ⁠יִּשְׁכַּ֖ב וַ⁠יֵּרָדַֽם</w:t>
+      </w:r>
+    </w:p>
+    <w:p>
+      <w:pPr>
+        <w:bidi/>
+      </w:pPr>
+      <w:r>
+        <w:rPr>
+          <w:lang w:val="ar_AE" w:bidi="ar_AE"/>
+        </w:rPr>
+      </w:r>
+      <w:r>
+        <w:rPr>
           <w:b/>
           <w:lang w:val="ar_AE" w:bidi="ar_AE"/>
         </w:rPr>
@@ -3888,6 +4224,22 @@
       </w:r>
       <w:r>
         <w:rPr>
+          <w:lang w:val="ar_AE" w:bidi="ar_AE"/>
+        </w:rPr>
+        <w:t>יַרְכְּתֵ֣י הַ⁠סְּפִינָ֔ה</w:t>
+      </w:r>
+    </w:p>
+    <w:p>
+      <w:pPr>
+        <w:bidi/>
+      </w:pPr>
+      <w:r>
+        <w:rPr>
+          <w:lang w:val="ar_AE" w:bidi="ar_AE"/>
+        </w:rPr>
+      </w:r>
+      <w:r>
+        <w:rPr>
           <w:b/>
           <w:lang w:val="ar_AE" w:bidi="ar_AE"/>
         </w:rPr>
@@ -3972,6 +4324,22 @@
       </w:r>
       <w:r>
         <w:rPr>
+          <w:lang w:val="ar_AE" w:bidi="ar_AE"/>
+        </w:rPr>
+        <w:t>וַ⁠יִּשְׁכַּ֖ב וַ⁠יֵּרָדַֽם</w:t>
+      </w:r>
+    </w:p>
+    <w:p>
+      <w:pPr>
+        <w:bidi/>
+      </w:pPr>
+      <w:r>
+        <w:rPr>
+          <w:lang w:val="ar_AE" w:bidi="ar_AE"/>
+        </w:rPr>
+      </w:r>
+      <w:r>
+        <w:rPr>
           <w:b/>
           <w:lang w:val="ar_AE" w:bidi="ar_AE"/>
         </w:rPr>
@@ -4056,6 +4424,22 @@
       </w:r>
       <w:r>
         <w:rPr>
+          <w:lang w:val="ar_AE" w:bidi="ar_AE"/>
+        </w:rPr>
+        <w:t>וַ⁠יִּקְרַ֤ב אֵלָי⁠ו֙ רַ֣ב הַ⁠חֹבֵ֔ל וַ⁠יֹּ֥אמֶר ל֖⁠וֹ</w:t>
+      </w:r>
+    </w:p>
+    <w:p>
+      <w:pPr>
+        <w:bidi/>
+      </w:pPr>
+      <w:r>
+        <w:rPr>
+          <w:lang w:val="ar_AE" w:bidi="ar_AE"/>
+        </w:rPr>
+      </w:r>
+      <w:r>
+        <w:rPr>
           <w:b/>
           <w:lang w:val="ar_AE" w:bidi="ar_AE"/>
         </w:rPr>
@@ -4155,6 +4539,22 @@
       </w:r>
       <w:r>
         <w:rPr>
+          <w:lang w:val="ar_AE" w:bidi="ar_AE"/>
+        </w:rPr>
+        <w:t>מַה־לְּ⁠ךָ֣ נִרְדָּ֑ם</w:t>
+      </w:r>
+    </w:p>
+    <w:p>
+      <w:pPr>
+        <w:bidi/>
+      </w:pPr>
+      <w:r>
+        <w:rPr>
+          <w:lang w:val="ar_AE" w:bidi="ar_AE"/>
+        </w:rPr>
+      </w:r>
+      <w:r>
+        <w:rPr>
           <w:b/>
           <w:lang w:val="ar_AE" w:bidi="ar_AE"/>
         </w:rPr>
@@ -4248,6 +4648,22 @@
         <w:rPr>
           <w:lang w:val="ar_AE" w:bidi="ar_AE"/>
         </w:rPr>
+      </w:r>
+    </w:p>
+    <w:p>
+      <w:pPr>
+        <w:bidi/>
+      </w:pPr>
+      <w:r>
+        <w:rPr>
+          <w:lang w:val="ar_AE" w:bidi="ar_AE"/>
+        </w:rPr>
+      </w:r>
+      <w:r>
+        <w:rPr>
+          <w:lang w:val="ar_AE" w:bidi="ar_AE"/>
+        </w:rPr>
+        <w:t>ק֚וּם</w:t>
       </w:r>
     </w:p>
     <w:p>
@@ -4381,6 +4797,22 @@
       </w:r>
       <w:r>
         <w:rPr>
+          <w:lang w:val="ar_AE" w:bidi="ar_AE"/>
+        </w:rPr>
+        <w:t>קְרָ֣א אֶל־אֱלֹהֶ֔י⁠ךָ</w:t>
+      </w:r>
+    </w:p>
+    <w:p>
+      <w:pPr>
+        <w:bidi/>
+      </w:pPr>
+      <w:r>
+        <w:rPr>
+          <w:lang w:val="ar_AE" w:bidi="ar_AE"/>
+        </w:rPr>
+      </w:r>
+      <w:r>
+        <w:rPr>
           <w:b/>
           <w:lang w:val="ar_AE" w:bidi="ar_AE"/>
         </w:rPr>
@@ -4500,6 +4932,22 @@
       </w:r>
       <w:r>
         <w:rPr>
+          <w:lang w:val="ar_AE" w:bidi="ar_AE"/>
+        </w:rPr>
+        <w:t>אוּלַ֞י יִתְעַשֵּׁ֧ת הָ⁠אֱלֹהִ֛ים לָ֖⁠נוּ וְ⁠לֹ֥א נֹאבֵֽד</w:t>
+      </w:r>
+    </w:p>
+    <w:p>
+      <w:pPr>
+        <w:bidi/>
+      </w:pPr>
+      <w:r>
+        <w:rPr>
+          <w:lang w:val="ar_AE" w:bidi="ar_AE"/>
+        </w:rPr>
+      </w:r>
+      <w:r>
+        <w:rPr>
           <w:b/>
           <w:lang w:val="ar_AE" w:bidi="ar_AE"/>
         </w:rPr>
@@ -4606,6 +5054,22 @@
       </w:r>
       <w:r>
         <w:rPr>
+          <w:lang w:val="ar_AE" w:bidi="ar_AE"/>
+        </w:rPr>
+        <w:t>וְ⁠לֹ֥א נֹאבֵֽד</w:t>
+      </w:r>
+    </w:p>
+    <w:p>
+      <w:pPr>
+        <w:bidi/>
+      </w:pPr>
+      <w:r>
+        <w:rPr>
+          <w:lang w:val="ar_AE" w:bidi="ar_AE"/>
+        </w:rPr>
+      </w:r>
+      <w:r>
+        <w:rPr>
           <w:b/>
           <w:lang w:val="ar_AE" w:bidi="ar_AE"/>
         </w:rPr>
@@ -4712,6 +5176,22 @@
       </w:r>
       <w:r>
         <w:rPr>
+          <w:lang w:val="ar_AE" w:bidi="ar_AE"/>
+        </w:rPr>
+        <w:t>וַ⁠יֹּאמְר֞וּ אִ֣ישׁ אֶל־רֵעֵ֗⁠הוּ</w:t>
+      </w:r>
+    </w:p>
+    <w:p>
+      <w:pPr>
+        <w:bidi/>
+      </w:pPr>
+      <w:r>
+        <w:rPr>
+          <w:lang w:val="ar_AE" w:bidi="ar_AE"/>
+        </w:rPr>
+      </w:r>
+      <w:r>
+        <w:rPr>
           <w:b/>
           <w:lang w:val="ar_AE" w:bidi="ar_AE"/>
         </w:rPr>
@@ -4831,6 +5311,22 @@
       </w:r>
       <w:r>
         <w:rPr>
+          <w:lang w:val="ar_AE" w:bidi="ar_AE"/>
+        </w:rPr>
+        <w:t>וְ⁠נֵ֣דְעָ֔ה בְּ⁠שֶׁ⁠לְּ⁠מִ֛י הָ⁠רָעָ֥ה הַ⁠זֹּ֖את לָ֑⁠נוּ</w:t>
+      </w:r>
+    </w:p>
+    <w:p>
+      <w:pPr>
+        <w:bidi/>
+      </w:pPr>
+      <w:r>
+        <w:rPr>
+          <w:lang w:val="ar_AE" w:bidi="ar_AE"/>
+        </w:rPr>
+      </w:r>
+      <w:r>
+        <w:rPr>
           <w:b/>
           <w:lang w:val="ar_AE" w:bidi="ar_AE"/>
         </w:rPr>
@@ -5034,6 +5530,22 @@
       </w:r>
       <w:r>
         <w:rPr>
+          <w:lang w:val="ar_AE" w:bidi="ar_AE"/>
+        </w:rPr>
+        <w:t>וַ⁠יִּפֹּ֥ל הַ⁠גּוֹרָ֖ל עַל־יוֹנָֽה</w:t>
+      </w:r>
+    </w:p>
+    <w:p>
+      <w:pPr>
+        <w:bidi/>
+      </w:pPr>
+      <w:r>
+        <w:rPr>
+          <w:lang w:val="ar_AE" w:bidi="ar_AE"/>
+        </w:rPr>
+      </w:r>
+      <w:r>
+        <w:rPr>
           <w:b/>
           <w:lang w:val="ar_AE" w:bidi="ar_AE"/>
         </w:rPr>
@@ -5153,6 +5665,22 @@
       </w:r>
       <w:r>
         <w:rPr>
+          <w:lang w:val="ar_AE" w:bidi="ar_AE"/>
+        </w:rPr>
+        <w:t>לְכוּ֙ וְ⁠נַפִּ֣ילָה גֽוֹרָל֔וֹת</w:t>
+      </w:r>
+    </w:p>
+    <w:p>
+      <w:pPr>
+        <w:bidi/>
+      </w:pPr>
+      <w:r>
+        <w:rPr>
+          <w:lang w:val="ar_AE" w:bidi="ar_AE"/>
+        </w:rPr>
+      </w:r>
+      <w:r>
+        <w:rPr>
           <w:b/>
           <w:lang w:val="ar_AE" w:bidi="ar_AE"/>
         </w:rPr>
@@ -5272,6 +5800,22 @@
       </w:r>
       <w:r>
         <w:rPr>
+          <w:lang w:val="ar_AE" w:bidi="ar_AE"/>
+        </w:rPr>
+        <w:t>וְ⁠נַפִּ֣ילָה גֽוֹרָל֔וֹת</w:t>
+      </w:r>
+    </w:p>
+    <w:p>
+      <w:pPr>
+        <w:bidi/>
+      </w:pPr>
+      <w:r>
+        <w:rPr>
+          <w:lang w:val="ar_AE" w:bidi="ar_AE"/>
+        </w:rPr>
+      </w:r>
+      <w:r>
+        <w:rPr>
           <w:b/>
           <w:lang w:val="ar_AE" w:bidi="ar_AE"/>
         </w:rPr>
@@ -5378,6 +5922,22 @@
       </w:r>
       <w:r>
         <w:rPr>
+          <w:lang w:val="ar_AE" w:bidi="ar_AE"/>
+        </w:rPr>
+        <w:t>וַ⁠יֹּאמְר֣וּ אֵלָ֔י⁠ו</w:t>
+      </w:r>
+    </w:p>
+    <w:p>
+      <w:pPr>
+        <w:bidi/>
+      </w:pPr>
+      <w:r>
+        <w:rPr>
+          <w:lang w:val="ar_AE" w:bidi="ar_AE"/>
+        </w:rPr>
+      </w:r>
+      <w:r>
+        <w:rPr>
           <w:b/>
           <w:lang w:val="ar_AE" w:bidi="ar_AE"/>
         </w:rPr>
@@ -5593,6 +6153,22 @@
       </w:r>
       <w:r>
         <w:rPr>
+          <w:lang w:val="ar_AE" w:bidi="ar_AE"/>
+        </w:rPr>
+        <w:t>יְהוָ֞ה &amp; אֲנִ֣י יָרֵ֔א</w:t>
+      </w:r>
+    </w:p>
+    <w:p>
+      <w:pPr>
+        <w:bidi/>
+      </w:pPr>
+      <w:r>
+        <w:rPr>
+          <w:lang w:val="ar_AE" w:bidi="ar_AE"/>
+        </w:rPr>
+      </w:r>
+      <w:r>
+        <w:rPr>
           <w:b/>
           <w:lang w:val="ar_AE" w:bidi="ar_AE"/>
         </w:rPr>
@@ -5712,6 +6288,22 @@
       </w:r>
       <w:r>
         <w:rPr>
+          <w:lang w:val="ar_AE" w:bidi="ar_AE"/>
+        </w:rPr>
+        <w:t>וַ⁠יִּֽירְא֤וּ הָֽ⁠אֲנָשִׁים֙ יִרְאָ֣ה גְדוֹלָ֔ה</w:t>
+      </w:r>
+    </w:p>
+    <w:p>
+      <w:pPr>
+        <w:bidi/>
+      </w:pPr>
+      <w:r>
+        <w:rPr>
+          <w:lang w:val="ar_AE" w:bidi="ar_AE"/>
+        </w:rPr>
+      </w:r>
+      <w:r>
+        <w:rPr>
           <w:b/>
           <w:lang w:val="ar_AE" w:bidi="ar_AE"/>
         </w:rPr>
@@ -5831,6 +6423,22 @@
       </w:r>
       <w:r>
         <w:rPr>
+          <w:lang w:val="ar_AE" w:bidi="ar_AE"/>
+        </w:rPr>
+        <w:t>מַה־זֹּ֣את עָשִׂ֑יתָ</w:t>
+      </w:r>
+    </w:p>
+    <w:p>
+      <w:pPr>
+        <w:bidi/>
+      </w:pPr>
+      <w:r>
+        <w:rPr>
+          <w:lang w:val="ar_AE" w:bidi="ar_AE"/>
+        </w:rPr>
+      </w:r>
+      <w:r>
+        <w:rPr>
           <w:b/>
           <w:lang w:val="ar_AE" w:bidi="ar_AE"/>
         </w:rPr>
@@ -5937,6 +6545,22 @@
       </w:r>
       <w:r>
         <w:rPr>
+          <w:lang w:val="ar_AE" w:bidi="ar_AE"/>
+        </w:rPr>
+        <w:t>מִ⁠לִּ⁠פְנֵ֤י יְהוָה֙</w:t>
+      </w:r>
+    </w:p>
+    <w:p>
+      <w:pPr>
+        <w:bidi/>
+      </w:pPr>
+      <w:r>
+        <w:rPr>
+          <w:lang w:val="ar_AE" w:bidi="ar_AE"/>
+        </w:rPr>
+      </w:r>
+      <w:r>
+        <w:rPr>
           <w:b/>
           <w:lang w:val="ar_AE" w:bidi="ar_AE"/>
         </w:rPr>
@@ -6043,6 +6667,22 @@
       </w:r>
       <w:r>
         <w:rPr>
+          <w:lang w:val="ar_AE" w:bidi="ar_AE"/>
+        </w:rPr>
+        <w:t>כִּ֥י הִגִּ֖יד לָ⁠הֶֽם</w:t>
+      </w:r>
+    </w:p>
+    <w:p>
+      <w:pPr>
+        <w:bidi/>
+      </w:pPr>
+      <w:r>
+        <w:rPr>
+          <w:lang w:val="ar_AE" w:bidi="ar_AE"/>
+        </w:rPr>
+      </w:r>
+      <w:r>
+        <w:rPr>
           <w:b/>
           <w:lang w:val="ar_AE" w:bidi="ar_AE"/>
         </w:rPr>
@@ -6149,6 +6789,22 @@
       </w:r>
       <w:r>
         <w:rPr>
+          <w:lang w:val="ar_AE" w:bidi="ar_AE"/>
+        </w:rPr>
+        <w:t>כִּֽי־יָדְע֣וּ הָ⁠אֲנָשִׁ֗ים כִּֽי־מִ⁠לִּ⁠פְנֵ֤י יְהוָה֙ ה֣וּא בֹרֵ֔חַ כִּ֥י הִגִּ֖יד לָ⁠הֶֽם</w:t>
+      </w:r>
+    </w:p>
+    <w:p>
+      <w:pPr>
+        <w:bidi/>
+      </w:pPr>
+      <w:r>
+        <w:rPr>
+          <w:lang w:val="ar_AE" w:bidi="ar_AE"/>
+        </w:rPr>
+      </w:r>
+      <w:r>
+        <w:rPr>
           <w:b/>
           <w:lang w:val="ar_AE" w:bidi="ar_AE"/>
         </w:rPr>
@@ -6268,6 +6924,22 @@
       </w:r>
       <w:r>
         <w:rPr>
+          <w:lang w:val="ar_AE" w:bidi="ar_AE"/>
+        </w:rPr>
+        <w:t>וַ⁠יֹּאמְר֤וּ אֵלָי⁠ו֙</w:t>
+      </w:r>
+    </w:p>
+    <w:p>
+      <w:pPr>
+        <w:bidi/>
+      </w:pPr>
+      <w:r>
+        <w:rPr>
+          <w:lang w:val="ar_AE" w:bidi="ar_AE"/>
+        </w:rPr>
+      </w:r>
+      <w:r>
+        <w:rPr>
           <w:b/>
           <w:lang w:val="ar_AE" w:bidi="ar_AE"/>
         </w:rPr>
@@ -6374,6 +7046,22 @@
       </w:r>
       <w:r>
         <w:rPr>
+          <w:lang w:val="ar_AE" w:bidi="ar_AE"/>
+        </w:rPr>
+        <w:t>וְ⁠יִשְׁתֹּ֥ק הַ⁠יָּ֖ם מֵֽ⁠עָלֵ֑י⁠נוּ</w:t>
+      </w:r>
+    </w:p>
+    <w:p>
+      <w:pPr>
+        <w:bidi/>
+      </w:pPr>
+      <w:r>
+        <w:rPr>
+          <w:lang w:val="ar_AE" w:bidi="ar_AE"/>
+        </w:rPr>
+      </w:r>
+      <w:r>
+        <w:rPr>
           <w:b/>
           <w:lang w:val="ar_AE" w:bidi="ar_AE"/>
         </w:rPr>
@@ -6493,6 +7181,22 @@
       </w:r>
       <w:r>
         <w:rPr>
+          <w:lang w:val="ar_AE" w:bidi="ar_AE"/>
+        </w:rPr>
+        <w:t>הַ⁠יָּ֖ם הוֹלֵ֥ךְ וְ⁠סֹעֵֽר</w:t>
+      </w:r>
+    </w:p>
+    <w:p>
+      <w:pPr>
+        <w:bidi/>
+      </w:pPr>
+      <w:r>
+        <w:rPr>
+          <w:lang w:val="ar_AE" w:bidi="ar_AE"/>
+        </w:rPr>
+      </w:r>
+      <w:r>
+        <w:rPr>
           <w:b/>
           <w:lang w:val="ar_AE" w:bidi="ar_AE"/>
         </w:rPr>
@@ -6612,6 +7316,22 @@
       </w:r>
       <w:r>
         <w:rPr>
+          <w:lang w:val="ar_AE" w:bidi="ar_AE"/>
+        </w:rPr>
+        <w:t>וַ⁠יֹּאמְר֤וּ אֵלָי⁠ו֙ מַה־נַּ֣עֲשֶׂה לָּ֔⁠ךְ וְ⁠יִשְׁתֹּ֥ק הַ⁠יָּ֖ם מֵֽ⁠עָלֵ֑י⁠נוּ כִּ֥י הַ⁠יָּ֖ם הוֹלֵ֥ךְ וְ⁠סֹעֵֽר</w:t>
+      </w:r>
+    </w:p>
+    <w:p>
+      <w:pPr>
+        <w:bidi/>
+      </w:pPr>
+      <w:r>
+        <w:rPr>
+          <w:lang w:val="ar_AE" w:bidi="ar_AE"/>
+        </w:rPr>
+      </w:r>
+      <w:r>
+        <w:rPr>
           <w:b/>
           <w:lang w:val="ar_AE" w:bidi="ar_AE"/>
         </w:rPr>
@@ -6705,6 +7425,22 @@
         <w:rPr>
           <w:lang w:val="ar_AE" w:bidi="ar_AE"/>
         </w:rPr>
+      </w:r>
+    </w:p>
+    <w:p>
+      <w:pPr>
+        <w:bidi/>
+      </w:pPr>
+      <w:r>
+        <w:rPr>
+          <w:lang w:val="ar_AE" w:bidi="ar_AE"/>
+        </w:rPr>
+      </w:r>
+      <w:r>
+        <w:rPr>
+          <w:lang w:val="ar_AE" w:bidi="ar_AE"/>
+        </w:rPr>
+        <w:t>כִּ֚י יוֹדֵ֣עַ אָ֔נִי כִּ֣י בְ⁠שֶׁ⁠לִּ֔⁠י הַ⁠סַּ֧עַר הַ⁠גָּד֛וֹל הַ⁠זֶּ֖ה עֲלֵי⁠כֶֽם</w:t>
       </w:r>
     </w:p>
     <w:p>
@@ -6945,6 +7681,22 @@
       </w:r>
       <w:r>
         <w:rPr>
+          <w:lang w:val="ar_AE" w:bidi="ar_AE"/>
+        </w:rPr>
+        <w:t>וַ⁠יַּחְתְּר֣וּ הָ⁠אֲנָשִׁ֗ים</w:t>
+      </w:r>
+    </w:p>
+    <w:p>
+      <w:pPr>
+        <w:bidi/>
+      </w:pPr>
+      <w:r>
+        <w:rPr>
+          <w:lang w:val="ar_AE" w:bidi="ar_AE"/>
+        </w:rPr>
+      </w:r>
+      <w:r>
+        <w:rPr>
           <w:b/>
           <w:lang w:val="ar_AE" w:bidi="ar_AE"/>
         </w:rPr>
@@ -7038,6 +7790,22 @@
         <w:rPr>
           <w:lang w:val="ar_AE" w:bidi="ar_AE"/>
         </w:rPr>
+      </w:r>
+    </w:p>
+    <w:p>
+      <w:pPr>
+        <w:bidi/>
+      </w:pPr>
+      <w:r>
+        <w:rPr>
+          <w:lang w:val="ar_AE" w:bidi="ar_AE"/>
+        </w:rPr>
+      </w:r>
+      <w:r>
+        <w:rPr>
+          <w:lang w:val="ar_AE" w:bidi="ar_AE"/>
+        </w:rPr>
+        <w:t>הַ⁠יָּ֔ם הוֹלֵ֥ךְ וְ⁠סֹעֵ֖ר</w:t>
       </w:r>
     </w:p>
     <w:p>
@@ -7175,6 +7943,22 @@
       </w:r>
       <w:r>
         <w:rPr>
+          <w:lang w:val="ar_AE" w:bidi="ar_AE"/>
+        </w:rPr>
+        <w:t>וַ⁠יִּקְרְא֨וּ</w:t>
+      </w:r>
+    </w:p>
+    <w:p>
+      <w:pPr>
+        <w:bidi/>
+      </w:pPr>
+      <w:r>
+        <w:rPr>
+          <w:lang w:val="ar_AE" w:bidi="ar_AE"/>
+        </w:rPr>
+      </w:r>
+      <w:r>
+        <w:rPr>
           <w:b/>
           <w:lang w:val="ar_AE" w:bidi="ar_AE"/>
         </w:rPr>
@@ -7294,6 +8078,22 @@
       </w:r>
       <w:r>
         <w:rPr>
+          <w:lang w:val="ar_AE" w:bidi="ar_AE"/>
+        </w:rPr>
+        <w:t>וַ⁠יִּקְרְא֨וּ אֶל־יְהוָ֜ה</w:t>
+      </w:r>
+    </w:p>
+    <w:p>
+      <w:pPr>
+        <w:bidi/>
+      </w:pPr>
+      <w:r>
+        <w:rPr>
+          <w:lang w:val="ar_AE" w:bidi="ar_AE"/>
+        </w:rPr>
+      </w:r>
+      <w:r>
+        <w:rPr>
           <w:b/>
           <w:lang w:val="ar_AE" w:bidi="ar_AE"/>
         </w:rPr>
@@ -7378,6 +8178,22 @@
       </w:r>
       <w:r>
         <w:rPr>
+          <w:lang w:val="ar_AE" w:bidi="ar_AE"/>
+        </w:rPr>
+        <w:t>אָנָּ֤ה</w:t>
+      </w:r>
+    </w:p>
+    <w:p>
+      <w:pPr>
+        <w:bidi/>
+      </w:pPr>
+      <w:r>
+        <w:rPr>
+          <w:lang w:val="ar_AE" w:bidi="ar_AE"/>
+        </w:rPr>
+      </w:r>
+      <w:r>
+        <w:rPr>
           <w:b/>
           <w:lang w:val="ar_AE" w:bidi="ar_AE"/>
         </w:rPr>
@@ -7497,6 +8313,22 @@
       </w:r>
       <w:r>
         <w:rPr>
+          <w:lang w:val="ar_AE" w:bidi="ar_AE"/>
+        </w:rPr>
+        <w:t>אַל־נָ֣א נֹאבְדָ֗ה בְּ⁠נֶ֨פֶשׁ֙ הָ⁠אִ֣ישׁ הַ⁠זֶּ֔ה</w:t>
+      </w:r>
+    </w:p>
+    <w:p>
+      <w:pPr>
+        <w:bidi/>
+      </w:pPr>
+      <w:r>
+        <w:rPr>
+          <w:lang w:val="ar_AE" w:bidi="ar_AE"/>
+        </w:rPr>
+      </w:r>
+      <w:r>
+        <w:rPr>
           <w:b/>
           <w:lang w:val="ar_AE" w:bidi="ar_AE"/>
         </w:rPr>
@@ -7616,6 +8448,22 @@
       </w:r>
       <w:r>
         <w:rPr>
+          <w:lang w:val="ar_AE" w:bidi="ar_AE"/>
+        </w:rPr>
+        <w:t>וְ⁠אַל־תִּתֵּ֥ן עָלֵ֖י⁠נוּ דָּ֣ם נָקִ֑יא</w:t>
+      </w:r>
+    </w:p>
+    <w:p>
+      <w:pPr>
+        <w:bidi/>
+      </w:pPr>
+      <w:r>
+        <w:rPr>
+          <w:lang w:val="ar_AE" w:bidi="ar_AE"/>
+        </w:rPr>
+      </w:r>
+      <w:r>
+        <w:rPr>
           <w:b/>
           <w:lang w:val="ar_AE" w:bidi="ar_AE"/>
         </w:rPr>
@@ -7735,6 +8583,22 @@
       </w:r>
       <w:r>
         <w:rPr>
+          <w:lang w:val="ar_AE" w:bidi="ar_AE"/>
+        </w:rPr>
+        <w:t>אָנָּ֤ה יְהוָה֙ אַל־נָ֣א נֹאבְדָ֗ה בְּ⁠נֶ֨פֶשׁ֙ הָ⁠אִ֣ישׁ הַ⁠זֶּ֔ה וְ⁠אַל־תִּתֵּ֥ן עָלֵ֖י⁠נוּ דָּ֣ם נָקִ֑יא כִּֽי־אַתָּ֣ה יְהוָ֔ה כַּ⁠אֲשֶׁ֥ר חָפַ֖צְתָּ עָשִֽׂיתָ</w:t>
+      </w:r>
+    </w:p>
+    <w:p>
+      <w:pPr>
+        <w:bidi/>
+      </w:pPr>
+      <w:r>
+        <w:rPr>
+          <w:lang w:val="ar_AE" w:bidi="ar_AE"/>
+        </w:rPr>
+      </w:r>
+      <w:r>
+        <w:rPr>
           <w:b/>
           <w:lang w:val="ar_AE" w:bidi="ar_AE"/>
         </w:rPr>
@@ -7841,6 +8705,22 @@
       </w:r>
       <w:r>
         <w:rPr>
+          <w:lang w:val="ar_AE" w:bidi="ar_AE"/>
+        </w:rPr>
+        <w:t>אַל־נָ֣א נֹאבְדָ֗ה בְּ⁠נֶ֨פֶשׁ֙ הָ⁠אִ֣ישׁ הַ⁠זֶּ֔ה וְ⁠אַל־תִּתֵּ֥ן עָלֵ֖י⁠נוּ דָּ֣ם נָקִ֑יא</w:t>
+      </w:r>
+    </w:p>
+    <w:p>
+      <w:pPr>
+        <w:bidi/>
+      </w:pPr>
+      <w:r>
+        <w:rPr>
+          <w:lang w:val="ar_AE" w:bidi="ar_AE"/>
+        </w:rPr>
+      </w:r>
+      <w:r>
+        <w:rPr>
           <w:b/>
           <w:lang w:val="ar_AE" w:bidi="ar_AE"/>
         </w:rPr>
@@ -7933,6 +8813,22 @@
       </w:r>
       <w:r>
         <w:rPr>
+          <w:lang w:val="ar_AE" w:bidi="ar_AE"/>
+        </w:rPr>
+        <w:t>וַ⁠יַּעֲמֹ֥ד הַ⁠יָּ֖ם מִ⁠זַּעְפּֽ⁠וֹ</w:t>
+      </w:r>
+    </w:p>
+    <w:p>
+      <w:pPr>
+        <w:bidi/>
+      </w:pPr>
+      <w:r>
+        <w:rPr>
+          <w:lang w:val="ar_AE" w:bidi="ar_AE"/>
+        </w:rPr>
+      </w:r>
+      <w:r>
+        <w:rPr>
           <w:b/>
           <w:lang w:val="ar_AE" w:bidi="ar_AE"/>
         </w:rPr>
@@ -8052,6 +8948,22 @@
       </w:r>
       <w:r>
         <w:rPr>
+          <w:lang w:val="ar_AE" w:bidi="ar_AE"/>
+        </w:rPr>
+        <w:t>וַ⁠יַּעֲמֹ֥ד הַ⁠יָּ֖ם מִ⁠זַּעְפּֽ⁠וֹ</w:t>
+      </w:r>
+    </w:p>
+    <w:p>
+      <w:pPr>
+        <w:bidi/>
+      </w:pPr>
+      <w:r>
+        <w:rPr>
+          <w:lang w:val="ar_AE" w:bidi="ar_AE"/>
+        </w:rPr>
+      </w:r>
+      <w:r>
+        <w:rPr>
           <w:b/>
           <w:lang w:val="ar_AE" w:bidi="ar_AE"/>
         </w:rPr>
@@ -8157,6 +9069,22 @@
         <w:rPr>
           <w:lang w:val="ar_AE" w:bidi="ar_AE"/>
         </w:rPr>
+      </w:r>
+    </w:p>
+    <w:p>
+      <w:pPr>
+        <w:bidi/>
+      </w:pPr>
+      <w:r>
+        <w:rPr>
+          <w:lang w:val="ar_AE" w:bidi="ar_AE"/>
+        </w:rPr>
+      </w:r>
+      <w:r>
+        <w:rPr>
+          <w:lang w:val="ar_AE" w:bidi="ar_AE"/>
+        </w:rPr>
+        <w:t>וַ⁠יִּֽירְא֧וּ הָ⁠אֲנָשִׁ֛ים יִרְאָ֥ה גְדוֹלָ֖ה אֶת־יְהוָ֑ה</w:t>
       </w:r>
     </w:p>
     <w:p>
@@ -8280,6 +9208,22 @@
       </w:r>
       <w:r>
         <w:rPr>
+          <w:lang w:val="ar_AE" w:bidi="ar_AE"/>
+        </w:rPr>
+        <w:t>וַ⁠יִּֽזְבְּחוּ־זֶ֨בַח֙ לַֽ⁠יהוָ֔ה וַֽ⁠יִּדְּר֖וּ נְדָרִֽים</w:t>
+      </w:r>
+    </w:p>
+    <w:p>
+      <w:pPr>
+        <w:bidi/>
+      </w:pPr>
+      <w:r>
+        <w:rPr>
+          <w:lang w:val="ar_AE" w:bidi="ar_AE"/>
+        </w:rPr>
+      </w:r>
+      <w:r>
+        <w:rPr>
           <w:b/>
           <w:lang w:val="ar_AE" w:bidi="ar_AE"/>
         </w:rPr>
@@ -8422,6 +9366,22 @@
       </w:r>
       <w:r>
         <w:rPr>
+          <w:lang w:val="ar_AE" w:bidi="ar_AE"/>
+        </w:rPr>
+        <w:t>וַ⁠יְמַ֤ן יְהוָה֙ דָּ֣ג גָּד֔וֹל לִ⁠בְלֹ֖עַ אֶת־יוֹנָ֑ה וַ⁠יְהִ֤י יוֹנָה֙ בִּ⁠מְעֵ֣י הַ⁠דָּ֔ג שְׁלֹשָׁ֥ה יָמִ֖ים וּ⁠שְׁלֹשָׁ֥ה לֵילֽוֹת</w:t>
+      </w:r>
+    </w:p>
+    <w:p>
+      <w:pPr>
+        <w:bidi/>
+      </w:pPr>
+      <w:r>
+        <w:rPr>
+          <w:lang w:val="ar_AE" w:bidi="ar_AE"/>
+        </w:rPr>
+      </w:r>
+      <w:r>
+        <w:rPr>
           <w:b/>
           <w:lang w:val="ar_AE" w:bidi="ar_AE"/>
         </w:rPr>
@@ -8492,6 +9452,22 @@
       </w:r>
       <w:r>
         <w:rPr>
+          <w:lang w:val="ar_AE" w:bidi="ar_AE"/>
+        </w:rPr>
+        <w:t>וַ⁠יְמַ֤ן יְהוָה֙ דָּ֣ג גָּד֔וֹל לִ⁠בְלֹ֖עַ אֶת־יוֹנָ֑ה</w:t>
+      </w:r>
+    </w:p>
+    <w:p>
+      <w:pPr>
+        <w:bidi/>
+      </w:pPr>
+      <w:r>
+        <w:rPr>
+          <w:lang w:val="ar_AE" w:bidi="ar_AE"/>
+        </w:rPr>
+      </w:r>
+      <w:r>
+        <w:rPr>
           <w:b/>
           <w:lang w:val="ar_AE" w:bidi="ar_AE"/>
         </w:rPr>
@@ -8886,6 +9862,22 @@
       </w:r>
       <w:r>
         <w:rPr>
+          <w:lang w:val="ar_AE" w:bidi="ar_AE"/>
+        </w:rPr>
+        <w:t>יְהוָ֖ה אֱלֹהָ֑י⁠ו</w:t>
+      </w:r>
+    </w:p>
+    <w:p>
+      <w:pPr>
+        <w:bidi/>
+      </w:pPr>
+      <w:r>
+        <w:rPr>
+          <w:lang w:val="ar_AE" w:bidi="ar_AE"/>
+        </w:rPr>
+      </w:r>
+      <w:r>
+        <w:rPr>
           <w:b/>
           <w:lang w:val="ar_AE" w:bidi="ar_AE"/>
         </w:rPr>
@@ -9018,6 +10010,22 @@
       </w:r>
       <w:r>
         <w:rPr>
+          <w:lang w:val="ar_AE" w:bidi="ar_AE"/>
+        </w:rPr>
+        <w:t>וַ⁠יֹּ֗אמֶר</w:t>
+      </w:r>
+    </w:p>
+    <w:p>
+      <w:pPr>
+        <w:bidi/>
+      </w:pPr>
+      <w:r>
+        <w:rPr>
+          <w:lang w:val="ar_AE" w:bidi="ar_AE"/>
+        </w:rPr>
+      </w:r>
+      <w:r>
+        <w:rPr>
           <w:b/>
           <w:lang w:val="ar_AE" w:bidi="ar_AE"/>
         </w:rPr>
@@ -9102,6 +10110,22 @@
       </w:r>
       <w:r>
         <w:rPr>
+          <w:lang w:val="ar_AE" w:bidi="ar_AE"/>
+        </w:rPr>
+        <w:t>קָ֠רָאתִי מִ⁠צָּ֥רָה לִ֛⁠י אֶל־יְהוָ֖ה וַֽ⁠יַּעֲנֵ֑⁠נִי</w:t>
+      </w:r>
+    </w:p>
+    <w:p>
+      <w:pPr>
+        <w:bidi/>
+      </w:pPr>
+      <w:r>
+        <w:rPr>
+          <w:lang w:val="ar_AE" w:bidi="ar_AE"/>
+        </w:rPr>
+      </w:r>
+      <w:r>
+        <w:rPr>
           <w:b/>
           <w:lang w:val="ar_AE" w:bidi="ar_AE"/>
         </w:rPr>
@@ -9208,6 +10232,22 @@
       </w:r>
       <w:r>
         <w:rPr>
+          <w:lang w:val="ar_AE" w:bidi="ar_AE"/>
+        </w:rPr>
+        <w:t>קָ֠רָאתִי מִ⁠צָּ֥רָה לִ֛⁠י אֶל־יְהוָ֖ה וַֽ⁠יַּעֲנֵ֑⁠נִי</w:t>
+      </w:r>
+    </w:p>
+    <w:p>
+      <w:pPr>
+        <w:bidi/>
+      </w:pPr>
+      <w:r>
+        <w:rPr>
+          <w:lang w:val="ar_AE" w:bidi="ar_AE"/>
+        </w:rPr>
+      </w:r>
+      <w:r>
+        <w:rPr>
           <w:b/>
           <w:lang w:val="ar_AE" w:bidi="ar_AE"/>
         </w:rPr>
@@ -9312,6 +10352,22 @@
       </w:r>
       <w:r>
         <w:rPr>
+          <w:lang w:val="ar_AE" w:bidi="ar_AE"/>
+        </w:rPr>
+        <w:t>וַֽ⁠יַּעֲנֵ֑⁠נִי</w:t>
+      </w:r>
+    </w:p>
+    <w:p>
+      <w:pPr>
+        <w:bidi/>
+      </w:pPr>
+      <w:r>
+        <w:rPr>
+          <w:lang w:val="ar_AE" w:bidi="ar_AE"/>
+        </w:rPr>
+      </w:r>
+      <w:r>
+        <w:rPr>
           <w:b/>
           <w:lang w:val="ar_AE" w:bidi="ar_AE"/>
         </w:rPr>
@@ -9418,6 +10474,22 @@
       </w:r>
       <w:r>
         <w:rPr>
+          <w:lang w:val="ar_AE" w:bidi="ar_AE"/>
+        </w:rPr>
+        <w:t>מִ⁠בֶּ֧טֶן שְׁא֛וֹל</w:t>
+      </w:r>
+    </w:p>
+    <w:p>
+      <w:pPr>
+        <w:bidi/>
+      </w:pPr>
+      <w:r>
+        <w:rPr>
+          <w:lang w:val="ar_AE" w:bidi="ar_AE"/>
+        </w:rPr>
+      </w:r>
+      <w:r>
+        <w:rPr>
           <w:b/>
           <w:lang w:val="ar_AE" w:bidi="ar_AE"/>
         </w:rPr>
@@ -9549,6 +10621,22 @@
       </w:r>
       <w:r>
         <w:rPr>
+          <w:lang w:val="ar_AE" w:bidi="ar_AE"/>
+        </w:rPr>
+        <w:t>שְׁא֛וֹל</w:t>
+      </w:r>
+    </w:p>
+    <w:p>
+      <w:pPr>
+        <w:bidi/>
+      </w:pPr>
+      <w:r>
+        <w:rPr>
+          <w:lang w:val="ar_AE" w:bidi="ar_AE"/>
+        </w:rPr>
+      </w:r>
+      <w:r>
+        <w:rPr>
           <w:b/>
           <w:lang w:val="ar_AE" w:bidi="ar_AE"/>
         </w:rPr>
@@ -9652,6 +10740,22 @@
       </w:r>
       <w:r>
         <w:rPr>
+          <w:lang w:val="ar_AE" w:bidi="ar_AE"/>
+        </w:rPr>
+        <w:t>שָׁמַ֥עְתָּ קוֹלִֽ⁠י</w:t>
+      </w:r>
+    </w:p>
+    <w:p>
+      <w:pPr>
+        <w:bidi/>
+      </w:pPr>
+      <w:r>
+        <w:rPr>
+          <w:lang w:val="ar_AE" w:bidi="ar_AE"/>
+        </w:rPr>
+      </w:r>
+      <w:r>
+        <w:rPr>
           <w:b/>
           <w:lang w:val="ar_AE" w:bidi="ar_AE"/>
         </w:rPr>
@@ -9783,6 +10887,22 @@
       </w:r>
       <w:r>
         <w:rPr>
+          <w:lang w:val="ar_AE" w:bidi="ar_AE"/>
+        </w:rPr>
+        <w:t>קָ֠רָאתִי מִ⁠צָּ֥רָה לִ֛⁠י אֶל־יְהוָ֖ה וַֽ⁠יַּעֲנֵ֑⁠נִי מִ⁠בֶּ֧טֶן שְׁא֛וֹל שִׁוַּ֖עְתִּי שָׁמַ֥עְתָּ קוֹלִֽ⁠י</w:t>
+      </w:r>
+    </w:p>
+    <w:p>
+      <w:pPr>
+        <w:bidi/>
+      </w:pPr>
+      <w:r>
+        <w:rPr>
+          <w:lang w:val="ar_AE" w:bidi="ar_AE"/>
+        </w:rPr>
+      </w:r>
+      <w:r>
+        <w:rPr>
           <w:b/>
           <w:lang w:val="ar_AE" w:bidi="ar_AE"/>
         </w:rPr>
@@ -9875,6 +10995,22 @@
       </w:r>
       <w:r>
         <w:rPr>
+          <w:lang w:val="ar_AE" w:bidi="ar_AE"/>
+        </w:rPr>
+        <w:t>בִּ⁠לְבַ֣ב יַמִּ֔ים</w:t>
+      </w:r>
+    </w:p>
+    <w:p>
+      <w:pPr>
+        <w:bidi/>
+      </w:pPr>
+      <w:r>
+        <w:rPr>
+          <w:lang w:val="ar_AE" w:bidi="ar_AE"/>
+        </w:rPr>
+      </w:r>
+      <w:r>
+        <w:rPr>
           <w:b/>
           <w:lang w:val="ar_AE" w:bidi="ar_AE"/>
         </w:rPr>
@@ -10007,6 +11143,22 @@
       </w:r>
       <w:r>
         <w:rPr>
+          <w:lang w:val="ar_AE" w:bidi="ar_AE"/>
+        </w:rPr>
+        <w:t>וְ⁠נָהָ֖ר יְסֹבְבֵ֑⁠נִי</w:t>
+      </w:r>
+    </w:p>
+    <w:p>
+      <w:pPr>
+        <w:bidi/>
+      </w:pPr>
+      <w:r>
+        <w:rPr>
+          <w:lang w:val="ar_AE" w:bidi="ar_AE"/>
+        </w:rPr>
+      </w:r>
+      <w:r>
+        <w:rPr>
           <w:b/>
           <w:lang w:val="ar_AE" w:bidi="ar_AE"/>
         </w:rPr>
@@ -10091,6 +11243,22 @@
       </w:r>
       <w:r>
         <w:rPr>
+          <w:lang w:val="ar_AE" w:bidi="ar_AE"/>
+        </w:rPr>
+        <w:t>מִשְׁבָּרֶ֥י⁠ךָ וְ⁠גַלֶּ֖י⁠ךָ</w:t>
+      </w:r>
+    </w:p>
+    <w:p>
+      <w:pPr>
+        <w:bidi/>
+      </w:pPr>
+      <w:r>
+        <w:rPr>
+          <w:lang w:val="ar_AE" w:bidi="ar_AE"/>
+        </w:rPr>
+      </w:r>
+      <w:r>
+        <w:rPr>
           <w:b/>
           <w:lang w:val="ar_AE" w:bidi="ar_AE"/>
         </w:rPr>
@@ -10223,6 +11391,22 @@
       </w:r>
       <w:r>
         <w:rPr>
+          <w:lang w:val="ar_AE" w:bidi="ar_AE"/>
+        </w:rPr>
+        <w:t>יַמִּ֔ים</w:t>
+      </w:r>
+    </w:p>
+    <w:p>
+      <w:pPr>
+        <w:bidi/>
+      </w:pPr>
+      <w:r>
+        <w:rPr>
+          <w:lang w:val="ar_AE" w:bidi="ar_AE"/>
+        </w:rPr>
+      </w:r>
+      <w:r>
+        <w:rPr>
           <w:b/>
           <w:lang w:val="ar_AE" w:bidi="ar_AE"/>
         </w:rPr>
@@ -10342,6 +11526,22 @@
       </w:r>
       <w:r>
         <w:rPr>
+          <w:lang w:val="ar_AE" w:bidi="ar_AE"/>
+        </w:rPr>
+        <w:t>מִשְׁבָּרֶ֥י⁠ךָ וְ⁠גַלֶּ֖י⁠ךָ</w:t>
+      </w:r>
+    </w:p>
+    <w:p>
+      <w:pPr>
+        <w:bidi/>
+      </w:pPr>
+      <w:r>
+        <w:rPr>
+          <w:lang w:val="ar_AE" w:bidi="ar_AE"/>
+        </w:rPr>
+      </w:r>
+      <w:r>
+        <w:rPr>
           <w:b/>
           <w:lang w:val="ar_AE" w:bidi="ar_AE"/>
         </w:rPr>
@@ -10447,6 +11647,22 @@
       </w:r>
       <w:r>
         <w:rPr>
+          <w:lang w:val="ar_AE" w:bidi="ar_AE"/>
+        </w:rPr>
+        <w:t>וַ⁠אֲנִ֣י</w:t>
+      </w:r>
+    </w:p>
+    <w:p>
+      <w:pPr>
+        <w:bidi/>
+      </w:pPr>
+      <w:r>
+        <w:rPr>
+          <w:lang w:val="ar_AE" w:bidi="ar_AE"/>
+        </w:rPr>
+      </w:r>
+      <w:r>
+        <w:rPr>
           <w:b/>
           <w:lang w:val="ar_AE" w:bidi="ar_AE"/>
         </w:rPr>
@@ -10566,6 +11782,22 @@
       </w:r>
       <w:r>
         <w:rPr>
+          <w:lang w:val="ar_AE" w:bidi="ar_AE"/>
+        </w:rPr>
+        <w:t>נִגְרַ֖שְׁתִּי</w:t>
+      </w:r>
+    </w:p>
+    <w:p>
+      <w:pPr>
+        <w:bidi/>
+      </w:pPr>
+      <w:r>
+        <w:rPr>
+          <w:lang w:val="ar_AE" w:bidi="ar_AE"/>
+        </w:rPr>
+      </w:r>
+      <w:r>
+        <w:rPr>
           <w:b/>
           <w:lang w:val="ar_AE" w:bidi="ar_AE"/>
         </w:rPr>
@@ -10672,6 +11904,22 @@
       </w:r>
       <w:r>
         <w:rPr>
+          <w:lang w:val="ar_AE" w:bidi="ar_AE"/>
+        </w:rPr>
+        <w:t>מִ⁠נֶּ֣גֶד עֵינֶ֑י⁠ךָ</w:t>
+      </w:r>
+    </w:p>
+    <w:p>
+      <w:pPr>
+        <w:bidi/>
+      </w:pPr>
+      <w:r>
+        <w:rPr>
+          <w:lang w:val="ar_AE" w:bidi="ar_AE"/>
+        </w:rPr>
+      </w:r>
+      <w:r>
+        <w:rPr>
           <w:b/>
           <w:lang w:val="ar_AE" w:bidi="ar_AE"/>
         </w:rPr>
@@ -10791,6 +12039,22 @@
       </w:r>
       <w:r>
         <w:rPr>
+          <w:lang w:val="ar_AE" w:bidi="ar_AE"/>
+        </w:rPr>
+        <w:t>אַ֚ךְ</w:t>
+      </w:r>
+    </w:p>
+    <w:p>
+      <w:pPr>
+        <w:bidi/>
+      </w:pPr>
+      <w:r>
+        <w:rPr>
+          <w:lang w:val="ar_AE" w:bidi="ar_AE"/>
+        </w:rPr>
+      </w:r>
+      <w:r>
+        <w:rPr>
           <w:b/>
           <w:lang w:val="ar_AE" w:bidi="ar_AE"/>
         </w:rPr>
@@ -10910,6 +12174,22 @@
       </w:r>
       <w:r>
         <w:rPr>
+          <w:lang w:val="ar_AE" w:bidi="ar_AE"/>
+        </w:rPr>
+        <w:t>אֲפָפ֤וּ⁠נִי מַ֨יִם֙ עַד־נֶ֔פֶשׁ תְּה֖וֹם יְסֹבְבֵ֑⁠נִי</w:t>
+      </w:r>
+    </w:p>
+    <w:p>
+      <w:pPr>
+        <w:bidi/>
+      </w:pPr>
+      <w:r>
+        <w:rPr>
+          <w:lang w:val="ar_AE" w:bidi="ar_AE"/>
+        </w:rPr>
+      </w:r>
+      <w:r>
+        <w:rPr>
           <w:b/>
           <w:lang w:val="ar_AE" w:bidi="ar_AE"/>
         </w:rPr>
@@ -11100,6 +12380,22 @@
       </w:r>
       <w:r>
         <w:rPr>
+          <w:lang w:val="ar_AE" w:bidi="ar_AE"/>
+        </w:rPr>
+        <w:t>עַד־נֶ֔פֶשׁ</w:t>
+      </w:r>
+    </w:p>
+    <w:p>
+      <w:pPr>
+        <w:bidi/>
+      </w:pPr>
+      <w:r>
+        <w:rPr>
+          <w:lang w:val="ar_AE" w:bidi="ar_AE"/>
+        </w:rPr>
+      </w:r>
+      <w:r>
+        <w:rPr>
           <w:b/>
           <w:lang w:val="ar_AE" w:bidi="ar_AE"/>
         </w:rPr>
@@ -11207,6 +12503,22 @@
       </w:r>
       <w:r>
         <w:rPr>
+          <w:lang w:val="ar_AE" w:bidi="ar_AE"/>
+        </w:rPr>
+        <w:t>תְּה֖וֹם יְסֹבְבֵ֑⁠נִי</w:t>
+      </w:r>
+    </w:p>
+    <w:p>
+      <w:pPr>
+        <w:bidi/>
+      </w:pPr>
+      <w:r>
+        <w:rPr>
+          <w:lang w:val="ar_AE" w:bidi="ar_AE"/>
+        </w:rPr>
+      </w:r>
+      <w:r>
+        <w:rPr>
           <w:b/>
           <w:lang w:val="ar_AE" w:bidi="ar_AE"/>
         </w:rPr>
@@ -11291,6 +12603,22 @@
       </w:r>
       <w:r>
         <w:rPr>
+          <w:lang w:val="ar_AE" w:bidi="ar_AE"/>
+        </w:rPr>
+        <w:t>ס֖וּף</w:t>
+      </w:r>
+    </w:p>
+    <w:p>
+      <w:pPr>
+        <w:bidi/>
+      </w:pPr>
+      <w:r>
+        <w:rPr>
+          <w:lang w:val="ar_AE" w:bidi="ar_AE"/>
+        </w:rPr>
+      </w:r>
+      <w:r>
+        <w:rPr>
           <w:b/>
           <w:lang w:val="ar_AE" w:bidi="ar_AE"/>
         </w:rPr>
@@ -11397,6 +12725,22 @@
       </w:r>
       <w:r>
         <w:rPr>
+          <w:lang w:val="ar_AE" w:bidi="ar_AE"/>
+        </w:rPr>
+        <w:t>הָ⁠אָ֛רֶץ בְּרִחֶ֥י⁠הָ בַעֲדִ֖⁠י לְ⁠עוֹלָ֑ם</w:t>
+      </w:r>
+    </w:p>
+    <w:p>
+      <w:pPr>
+        <w:bidi/>
+      </w:pPr>
+      <w:r>
+        <w:rPr>
+          <w:lang w:val="ar_AE" w:bidi="ar_AE"/>
+        </w:rPr>
+      </w:r>
+      <w:r>
+        <w:rPr>
           <w:b/>
           <w:lang w:val="ar_AE" w:bidi="ar_AE"/>
         </w:rPr>
@@ -11529,6 +12873,22 @@
       </w:r>
       <w:r>
         <w:rPr>
+          <w:lang w:val="ar_AE" w:bidi="ar_AE"/>
+        </w:rPr>
+        <w:t>וַ⁠תַּ֧עַל מִ⁠שַּׁ֛חַת חַיַּ֖⁠י</w:t>
+      </w:r>
+    </w:p>
+    <w:p>
+      <w:pPr>
+        <w:bidi/>
+      </w:pPr>
+      <w:r>
+        <w:rPr>
+          <w:lang w:val="ar_AE" w:bidi="ar_AE"/>
+        </w:rPr>
+      </w:r>
+      <w:r>
+        <w:rPr>
           <w:b/>
           <w:lang w:val="ar_AE" w:bidi="ar_AE"/>
         </w:rPr>
@@ -11648,6 +13008,22 @@
       </w:r>
       <w:r>
         <w:rPr>
+          <w:lang w:val="ar_AE" w:bidi="ar_AE"/>
+        </w:rPr>
+        <w:t>יְהוָ֥ה אֱלֹהָֽ⁠י</w:t>
+      </w:r>
+    </w:p>
+    <w:p>
+      <w:pPr>
+        <w:bidi/>
+      </w:pPr>
+      <w:r>
+        <w:rPr>
+          <w:lang w:val="ar_AE" w:bidi="ar_AE"/>
+        </w:rPr>
+      </w:r>
+      <w:r>
+        <w:rPr>
           <w:b/>
           <w:lang w:val="ar_AE" w:bidi="ar_AE"/>
         </w:rPr>
@@ -11766,6 +13142,22 @@
       </w:r>
       <w:r>
         <w:rPr>
+          <w:lang w:val="ar_AE" w:bidi="ar_AE"/>
+        </w:rPr>
+        <w:t>חַיַּ֖⁠י</w:t>
+      </w:r>
+    </w:p>
+    <w:p>
+      <w:pPr>
+        <w:bidi/>
+      </w:pPr>
+      <w:r>
+        <w:rPr>
+          <w:lang w:val="ar_AE" w:bidi="ar_AE"/>
+        </w:rPr>
+      </w:r>
+      <w:r>
+        <w:rPr>
           <w:b/>
           <w:lang w:val="ar_AE" w:bidi="ar_AE"/>
         </w:rPr>
@@ -11885,6 +13277,22 @@
       </w:r>
       <w:r>
         <w:rPr>
+          <w:lang w:val="ar_AE" w:bidi="ar_AE"/>
+        </w:rPr>
+        <w:t>אֱלֹהָֽ⁠י</w:t>
+      </w:r>
+    </w:p>
+    <w:p>
+      <w:pPr>
+        <w:bidi/>
+      </w:pPr>
+      <w:r>
+        <w:rPr>
+          <w:lang w:val="ar_AE" w:bidi="ar_AE"/>
+        </w:rPr>
+      </w:r>
+      <w:r>
+        <w:rPr>
           <w:b/>
           <w:lang w:val="ar_AE" w:bidi="ar_AE"/>
         </w:rPr>
@@ -11990,6 +13398,22 @@
       </w:r>
       <w:r>
         <w:rPr>
+          <w:lang w:val="ar_AE" w:bidi="ar_AE"/>
+        </w:rPr>
+        <w:t>בְּ⁠הִתְעַטֵּ֤ף עָלַ⁠י֙ נַפְשִׁ֔⁠י</w:t>
+      </w:r>
+    </w:p>
+    <w:p>
+      <w:pPr>
+        <w:bidi/>
+      </w:pPr>
+      <w:r>
+        <w:rPr>
+          <w:lang w:val="ar_AE" w:bidi="ar_AE"/>
+        </w:rPr>
+      </w:r>
+      <w:r>
+        <w:rPr>
           <w:b/>
           <w:lang w:val="ar_AE" w:bidi="ar_AE"/>
         </w:rPr>
@@ -12096,6 +13520,22 @@
       </w:r>
       <w:r>
         <w:rPr>
+          <w:lang w:val="ar_AE" w:bidi="ar_AE"/>
+        </w:rPr>
+        <w:t>אֶת־יְהוָ֖ה זָכָ֑רְתִּי</w:t>
+      </w:r>
+    </w:p>
+    <w:p>
+      <w:pPr>
+        <w:bidi/>
+      </w:pPr>
+      <w:r>
+        <w:rPr>
+          <w:lang w:val="ar_AE" w:bidi="ar_AE"/>
+        </w:rPr>
+      </w:r>
+      <w:r>
+        <w:rPr>
           <w:b/>
           <w:lang w:val="ar_AE" w:bidi="ar_AE"/>
         </w:rPr>
@@ -12215,6 +13655,22 @@
       </w:r>
       <w:r>
         <w:rPr>
+          <w:lang w:val="ar_AE" w:bidi="ar_AE"/>
+        </w:rPr>
+        <w:t>וַ⁠תָּב֤וֹא אֵלֶ֨י⁠ךָ֙ תְּפִלָּתִ֔⁠י אֶל־הֵיכַ֖ל קָדְשֶֽׁ⁠ךָ</w:t>
+      </w:r>
+    </w:p>
+    <w:p>
+      <w:pPr>
+        <w:bidi/>
+      </w:pPr>
+      <w:r>
+        <w:rPr>
+          <w:lang w:val="ar_AE" w:bidi="ar_AE"/>
+        </w:rPr>
+      </w:r>
+      <w:r>
+        <w:rPr>
           <w:b/>
           <w:lang w:val="ar_AE" w:bidi="ar_AE"/>
         </w:rPr>
@@ -12334,6 +13790,22 @@
       </w:r>
       <w:r>
         <w:rPr>
+          <w:lang w:val="ar_AE" w:bidi="ar_AE"/>
+        </w:rPr>
+        <w:t>אֶת־יְהוָ֖ה זָכָ֑רְתִּי</w:t>
+      </w:r>
+    </w:p>
+    <w:p>
+      <w:pPr>
+        <w:bidi/>
+      </w:pPr>
+      <w:r>
+        <w:rPr>
+          <w:lang w:val="ar_AE" w:bidi="ar_AE"/>
+        </w:rPr>
+      </w:r>
+      <w:r>
+        <w:rPr>
           <w:b/>
           <w:lang w:val="ar_AE" w:bidi="ar_AE"/>
         </w:rPr>
@@ -12440,6 +13912,22 @@
       </w:r>
       <w:r>
         <w:rPr>
+          <w:lang w:val="ar_AE" w:bidi="ar_AE"/>
+        </w:rPr>
+        <w:t>מְשַׁמְּרִ֖ים הַבְלֵי־שָׁ֑וְא</w:t>
+      </w:r>
+    </w:p>
+    <w:p>
+      <w:pPr>
+        <w:bidi/>
+      </w:pPr>
+      <w:r>
+        <w:rPr>
+          <w:lang w:val="ar_AE" w:bidi="ar_AE"/>
+        </w:rPr>
+      </w:r>
+      <w:r>
+        <w:rPr>
           <w:b/>
           <w:lang w:val="ar_AE" w:bidi="ar_AE"/>
         </w:rPr>
@@ -12559,6 +14047,22 @@
       </w:r>
       <w:r>
         <w:rPr>
+          <w:lang w:val="ar_AE" w:bidi="ar_AE"/>
+        </w:rPr>
+        <w:t>חַסְדָּ֖⁠ם יַעֲזֹֽבוּ</w:t>
+      </w:r>
+    </w:p>
+    <w:p>
+      <w:pPr>
+        <w:bidi/>
+      </w:pPr>
+      <w:r>
+        <w:rPr>
+          <w:lang w:val="ar_AE" w:bidi="ar_AE"/>
+        </w:rPr>
+      </w:r>
+      <w:r>
+        <w:rPr>
           <w:b/>
           <w:lang w:val="ar_AE" w:bidi="ar_AE"/>
         </w:rPr>
@@ -12678,6 +14182,22 @@
       </w:r>
       <w:r>
         <w:rPr>
+          <w:lang w:val="ar_AE" w:bidi="ar_AE"/>
+        </w:rPr>
+        <w:t>וַ⁠אֲנִ֗י</w:t>
+      </w:r>
+    </w:p>
+    <w:p>
+      <w:pPr>
+        <w:bidi/>
+      </w:pPr>
+      <w:r>
+        <w:rPr>
+          <w:lang w:val="ar_AE" w:bidi="ar_AE"/>
+        </w:rPr>
+      </w:r>
+      <w:r>
+        <w:rPr>
           <w:b/>
           <w:lang w:val="ar_AE" w:bidi="ar_AE"/>
         </w:rPr>
@@ -12784,6 +14304,22 @@
       </w:r>
       <w:r>
         <w:rPr>
+          <w:lang w:val="ar_AE" w:bidi="ar_AE"/>
+        </w:rPr>
+        <w:t>בְּ⁠ק֤וֹל תּוֹדָה֙</w:t>
+      </w:r>
+    </w:p>
+    <w:p>
+      <w:pPr>
+        <w:bidi/>
+      </w:pPr>
+      <w:r>
+        <w:rPr>
+          <w:lang w:val="ar_AE" w:bidi="ar_AE"/>
+        </w:rPr>
+      </w:r>
+      <w:r>
+        <w:rPr>
           <w:b/>
           <w:lang w:val="ar_AE" w:bidi="ar_AE"/>
         </w:rPr>
@@ -12903,6 +14439,22 @@
       </w:r>
       <w:r>
         <w:rPr>
+          <w:lang w:val="ar_AE" w:bidi="ar_AE"/>
+        </w:rPr>
+        <w:t>יְשׁוּעָ֖תָ⁠ה לַ⁠יהוָֽה</w:t>
+      </w:r>
+    </w:p>
+    <w:p>
+      <w:pPr>
+        <w:bidi/>
+      </w:pPr>
+      <w:r>
+        <w:rPr>
+          <w:lang w:val="ar_AE" w:bidi="ar_AE"/>
+        </w:rPr>
+      </w:r>
+      <w:r>
+        <w:rPr>
           <w:b/>
           <w:lang w:val="ar_AE" w:bidi="ar_AE"/>
         </w:rPr>
@@ -13022,6 +14574,22 @@
       </w:r>
       <w:r>
         <w:rPr>
+          <w:lang w:val="ar_AE" w:bidi="ar_AE"/>
+        </w:rPr>
+        <w:t>יְשׁוּעָ֖תָ⁠ה לַ⁠יהוָֽה</w:t>
+      </w:r>
+    </w:p>
+    <w:p>
+      <w:pPr>
+        <w:bidi/>
+      </w:pPr>
+      <w:r>
+        <w:rPr>
+          <w:lang w:val="ar_AE" w:bidi="ar_AE"/>
+        </w:rPr>
+      </w:r>
+      <w:r>
+        <w:rPr>
           <w:b/>
           <w:lang w:val="ar_AE" w:bidi="ar_AE"/>
         </w:rPr>
@@ -13114,6 +14682,22 @@
         <w:rPr>
           <w:lang w:val="ar_AE" w:bidi="ar_AE"/>
         </w:rPr>
+      </w:r>
+    </w:p>
+    <w:p>
+      <w:pPr>
+        <w:bidi/>
+      </w:pPr>
+      <w:r>
+        <w:rPr>
+          <w:lang w:val="ar_AE" w:bidi="ar_AE"/>
+        </w:rPr>
+      </w:r>
+      <w:r>
+        <w:rPr>
+          <w:lang w:val="ar_AE" w:bidi="ar_AE"/>
+        </w:rPr>
+        <w:t>יְשׁוּעָ֖תָ⁠ה לַ⁠יהוָֽה</w:t>
       </w:r>
     </w:p>
     <w:p>
@@ -13249,6 +14833,22 @@
       </w:r>
       <w:r>
         <w:rPr>
+          <w:lang w:val="ar_AE" w:bidi="ar_AE"/>
+        </w:rPr>
+        <w:t>אֶל־הַ⁠יַּבָּשָֽׁה</w:t>
+      </w:r>
+    </w:p>
+    <w:p>
+      <w:pPr>
+        <w:bidi/>
+      </w:pPr>
+      <w:r>
+        <w:rPr>
+          <w:lang w:val="ar_AE" w:bidi="ar_AE"/>
+        </w:rPr>
+      </w:r>
+      <w:r>
+        <w:rPr>
           <w:b/>
           <w:lang w:val="ar_AE" w:bidi="ar_AE"/>
         </w:rPr>
@@ -13355,6 +14955,22 @@
       </w:r>
       <w:r>
         <w:rPr>
+          <w:lang w:val="ar_AE" w:bidi="ar_AE"/>
+        </w:rPr>
+        <w:t>וַ⁠יֹּ֥אמֶר יְהוָ֖ה לַ⁠דָּ֑ג</w:t>
+      </w:r>
+    </w:p>
+    <w:p>
+      <w:pPr>
+        <w:bidi/>
+      </w:pPr>
+      <w:r>
+        <w:rPr>
+          <w:lang w:val="ar_AE" w:bidi="ar_AE"/>
+        </w:rPr>
+      </w:r>
+      <w:r>
+        <w:rPr>
           <w:b/>
           <w:lang w:val="ar_AE" w:bidi="ar_AE"/>
         </w:rPr>
@@ -13500,6 +15116,22 @@
       </w:r>
       <w:r>
         <w:rPr>
+          <w:lang w:val="ar_AE" w:bidi="ar_AE"/>
+        </w:rPr>
+        <w:t>וַ⁠יֹּ֥אמֶר יְהוָ֖ה לַ⁠דָּ֑ג</w:t>
+      </w:r>
+    </w:p>
+    <w:p>
+      <w:pPr>
+        <w:bidi/>
+      </w:pPr>
+      <w:r>
+        <w:rPr>
+          <w:lang w:val="ar_AE" w:bidi="ar_AE"/>
+        </w:rPr>
+      </w:r>
+      <w:r>
+        <w:rPr>
           <w:b/>
           <w:lang w:val="ar_AE" w:bidi="ar_AE"/>
         </w:rPr>
@@ -13868,6 +15500,22 @@
         <w:rPr>
           <w:lang w:val="ar_AE" w:bidi="ar_AE"/>
         </w:rPr>
+      </w:r>
+    </w:p>
+    <w:p>
+      <w:pPr>
+        <w:bidi/>
+      </w:pPr>
+      <w:r>
+        <w:rPr>
+          <w:lang w:val="ar_AE" w:bidi="ar_AE"/>
+        </w:rPr>
+      </w:r>
+      <w:r>
+        <w:rPr>
+          <w:lang w:val="ar_AE" w:bidi="ar_AE"/>
+        </w:rPr>
+        <w:t>וַ⁠יְהִ֧י דְבַר־יְהוָ֛ה</w:t>
       </w:r>
     </w:p>
     <w:p>
@@ -14005,6 +15653,22 @@
       </w:r>
       <w:r>
         <w:rPr>
+          <w:lang w:val="ar_AE" w:bidi="ar_AE"/>
+        </w:rPr>
+        <w:t>וַ⁠יְהִ֧י דְבַר־יְהוָ֛ה</w:t>
+      </w:r>
+    </w:p>
+    <w:p>
+      <w:pPr>
+        <w:bidi/>
+      </w:pPr>
+      <w:r>
+        <w:rPr>
+          <w:lang w:val="ar_AE" w:bidi="ar_AE"/>
+        </w:rPr>
+      </w:r>
+      <w:r>
+        <w:rPr>
           <w:b/>
           <w:lang w:val="ar_AE" w:bidi="ar_AE"/>
         </w:rPr>
@@ -14129,6 +15793,22 @@
       </w:r>
       <w:r>
         <w:rPr>
+          <w:lang w:val="ar_AE" w:bidi="ar_AE"/>
+        </w:rPr>
+        <w:t>הָ⁠עִ֣יר הַ⁠גְּדוֹלָ֑ה</w:t>
+      </w:r>
+    </w:p>
+    <w:p>
+      <w:pPr>
+        <w:bidi/>
+      </w:pPr>
+      <w:r>
+        <w:rPr>
+          <w:lang w:val="ar_AE" w:bidi="ar_AE"/>
+        </w:rPr>
+      </w:r>
+      <w:r>
+        <w:rPr>
           <w:b/>
           <w:lang w:val="ar_AE" w:bidi="ar_AE"/>
         </w:rPr>
@@ -14266,6 +15946,22 @@
       </w:r>
       <w:r>
         <w:rPr>
+          <w:lang w:val="ar_AE" w:bidi="ar_AE"/>
+        </w:rPr>
+        <w:t>ק֛וּם</w:t>
+      </w:r>
+    </w:p>
+    <w:p>
+      <w:pPr>
+        <w:bidi/>
+      </w:pPr>
+      <w:r>
+        <w:rPr>
+          <w:lang w:val="ar_AE" w:bidi="ar_AE"/>
+        </w:rPr>
+      </w:r>
+      <w:r>
+        <w:rPr>
           <w:b/>
           <w:lang w:val="ar_AE" w:bidi="ar_AE"/>
         </w:rPr>
@@ -14421,6 +16117,22 @@
       </w:r>
       <w:r>
         <w:rPr>
+          <w:lang w:val="ar_AE" w:bidi="ar_AE"/>
+        </w:rPr>
+        <w:t>וִּ⁠קְרָ֤א אֵלֶ֨י⁠הָ֙ אֶת־הַ⁠קְּרִיאָ֔ה אֲשֶׁ֥ר אָנֹכִ֖י דֹּבֵ֥ר אֵלֶֽי⁠ךָ</w:t>
+      </w:r>
+    </w:p>
+    <w:p>
+      <w:pPr>
+        <w:bidi/>
+      </w:pPr>
+      <w:r>
+        <w:rPr>
+          <w:lang w:val="ar_AE" w:bidi="ar_AE"/>
+        </w:rPr>
+      </w:r>
+      <w:r>
+        <w:rPr>
           <w:b/>
           <w:lang w:val="ar_AE" w:bidi="ar_AE"/>
         </w:rPr>
@@ -14527,6 +16239,22 @@
         <w:rPr>
           <w:lang w:val="ar_AE" w:bidi="ar_AE"/>
         </w:rPr>
+      </w:r>
+    </w:p>
+    <w:p>
+      <w:pPr>
+        <w:bidi/>
+      </w:pPr>
+      <w:r>
+        <w:rPr>
+          <w:lang w:val="ar_AE" w:bidi="ar_AE"/>
+        </w:rPr>
+      </w:r>
+      <w:r>
+        <w:rPr>
+          <w:lang w:val="ar_AE" w:bidi="ar_AE"/>
+        </w:rPr>
+        <w:t>וַ⁠יָּ֣קָם יוֹנָ֗ה וַ⁠יֵּ֛לֶךְ אֶל־נִֽינְוֶ֖ה כִּ⁠דְבַ֣ר יְהוָ֑ה</w:t>
       </w:r>
     </w:p>
     <w:p>
@@ -14663,6 +16391,22 @@
       </w:r>
       <w:r>
         <w:rPr>
+          <w:lang w:val="ar_AE" w:bidi="ar_AE"/>
+        </w:rPr>
+        <w:t>כִּ⁠דְבַ֣ר יְהוָ֑ה</w:t>
+      </w:r>
+    </w:p>
+    <w:p>
+      <w:pPr>
+        <w:bidi/>
+      </w:pPr>
+      <w:r>
+        <w:rPr>
+          <w:lang w:val="ar_AE" w:bidi="ar_AE"/>
+        </w:rPr>
+      </w:r>
+      <w:r>
+        <w:rPr>
           <w:b/>
           <w:lang w:val="ar_AE" w:bidi="ar_AE"/>
         </w:rPr>
@@ -14782,6 +16526,22 @@
       </w:r>
       <w:r>
         <w:rPr>
+          <w:lang w:val="ar_AE" w:bidi="ar_AE"/>
+        </w:rPr>
+        <w:t>וְ⁠נִֽינְוֵ֗ה הָיְתָ֤ה עִיר־גְּדוֹלָה֙ לֵֽ⁠אלֹהִ֔ים מַהֲלַ֖ךְ שְׁלֹ֥שֶׁת יָמִֽים</w:t>
+      </w:r>
+    </w:p>
+    <w:p>
+      <w:pPr>
+        <w:bidi/>
+      </w:pPr>
+      <w:r>
+        <w:rPr>
+          <w:lang w:val="ar_AE" w:bidi="ar_AE"/>
+        </w:rPr>
+      </w:r>
+      <w:r>
+        <w:rPr>
           <w:b/>
           <w:lang w:val="ar_AE" w:bidi="ar_AE"/>
         </w:rPr>
@@ -14901,6 +16661,22 @@
       </w:r>
       <w:r>
         <w:rPr>
+          <w:lang w:val="ar_AE" w:bidi="ar_AE"/>
+        </w:rPr>
+        <w:t>עִיר־גְּדוֹלָה֙ לֵֽ⁠אלֹהִ֔ים</w:t>
+      </w:r>
+    </w:p>
+    <w:p>
+      <w:pPr>
+        <w:bidi/>
+      </w:pPr>
+      <w:r>
+        <w:rPr>
+          <w:lang w:val="ar_AE" w:bidi="ar_AE"/>
+        </w:rPr>
+      </w:r>
+      <w:r>
+        <w:rPr>
           <w:b/>
           <w:lang w:val="ar_AE" w:bidi="ar_AE"/>
         </w:rPr>
@@ -15046,6 +16822,22 @@
       </w:r>
       <w:r>
         <w:rPr>
+          <w:lang w:val="ar_AE" w:bidi="ar_AE"/>
+        </w:rPr>
+        <w:t>מַהֲלַ֖ךְ שְׁלֹ֥שֶׁת יָמִֽים</w:t>
+      </w:r>
+    </w:p>
+    <w:p>
+      <w:pPr>
+        <w:bidi/>
+      </w:pPr>
+      <w:r>
+        <w:rPr>
+          <w:lang w:val="ar_AE" w:bidi="ar_AE"/>
+        </w:rPr>
+      </w:r>
+      <w:r>
+        <w:rPr>
           <w:b/>
           <w:lang w:val="ar_AE" w:bidi="ar_AE"/>
         </w:rPr>
@@ -15152,6 +16944,22 @@
       </w:r>
       <w:r>
         <w:rPr>
+          <w:lang w:val="ar_AE" w:bidi="ar_AE"/>
+        </w:rPr>
+        <w:t>וַ⁠יָּ֤חֶל יוֹנָה֙ לָ⁠ב֣וֹא בָ⁠עִ֔יר מַהֲלַ֖ךְ י֣וֹם אֶחָ֑ד וַ⁠יִּקְרָא֙</w:t>
+      </w:r>
+    </w:p>
+    <w:p>
+      <w:pPr>
+        <w:bidi/>
+      </w:pPr>
+      <w:r>
+        <w:rPr>
+          <w:lang w:val="ar_AE" w:bidi="ar_AE"/>
+        </w:rPr>
+      </w:r>
+      <w:r>
+        <w:rPr>
           <w:b/>
           <w:lang w:val="ar_AE" w:bidi="ar_AE"/>
         </w:rPr>
@@ -15257,6 +17065,22 @@
       </w:r>
       <w:r>
         <w:rPr>
+          <w:lang w:val="ar_AE" w:bidi="ar_AE"/>
+        </w:rPr>
+        <w:t>וַ⁠יִּקְרָא֙ וַ⁠יֹּאמַ֔ר</w:t>
+      </w:r>
+    </w:p>
+    <w:p>
+      <w:pPr>
+        <w:bidi/>
+      </w:pPr>
+      <w:r>
+        <w:rPr>
+          <w:lang w:val="ar_AE" w:bidi="ar_AE"/>
+        </w:rPr>
+      </w:r>
+      <w:r>
+        <w:rPr>
           <w:b/>
           <w:lang w:val="ar_AE" w:bidi="ar_AE"/>
         </w:rPr>
@@ -15376,6 +17200,22 @@
       </w:r>
       <w:r>
         <w:rPr>
+          <w:lang w:val="ar_AE" w:bidi="ar_AE"/>
+        </w:rPr>
+        <w:t>ע֚וֹד אַרְבָּעִ֣ים י֔וֹם</w:t>
+      </w:r>
+    </w:p>
+    <w:p>
+      <w:pPr>
+        <w:bidi/>
+      </w:pPr>
+      <w:r>
+        <w:rPr>
+          <w:lang w:val="ar_AE" w:bidi="ar_AE"/>
+        </w:rPr>
+      </w:r>
+      <w:r>
+        <w:rPr>
           <w:b/>
           <w:lang w:val="ar_AE" w:bidi="ar_AE"/>
         </w:rPr>
@@ -15460,6 +17300,22 @@
       </w:r>
       <w:r>
         <w:rPr>
+          <w:lang w:val="ar_AE" w:bidi="ar_AE"/>
+        </w:rPr>
+        <w:t>וְ⁠נִֽינְוֵ֖ה נֶהְפָּֽכֶת</w:t>
+      </w:r>
+    </w:p>
+    <w:p>
+      <w:pPr>
+        <w:bidi/>
+      </w:pPr>
+      <w:r>
+        <w:rPr>
+          <w:lang w:val="ar_AE" w:bidi="ar_AE"/>
+        </w:rPr>
+      </w:r>
+      <w:r>
+        <w:rPr>
           <w:b/>
           <w:lang w:val="ar_AE" w:bidi="ar_AE"/>
         </w:rPr>
@@ -15566,6 +17422,22 @@
       </w:r>
       <w:r>
         <w:rPr>
+          <w:lang w:val="ar_AE" w:bidi="ar_AE"/>
+        </w:rPr>
+        <w:t>וַ⁠יִּקְרְאוּ־צוֹם֙ וַ⁠יִּלְבְּשׁ֣וּ שַׂקִּ֔ים</w:t>
+      </w:r>
+    </w:p>
+    <w:p>
+      <w:pPr>
+        <w:bidi/>
+      </w:pPr>
+      <w:r>
+        <w:rPr>
+          <w:lang w:val="ar_AE" w:bidi="ar_AE"/>
+        </w:rPr>
+      </w:r>
+      <w:r>
+        <w:rPr>
           <w:b/>
           <w:lang w:val="ar_AE" w:bidi="ar_AE"/>
         </w:rPr>
@@ -15672,6 +17544,22 @@
       </w:r>
       <w:r>
         <w:rPr>
+          <w:lang w:val="ar_AE" w:bidi="ar_AE"/>
+        </w:rPr>
+        <w:t>מִ⁠גְּדוֹלָ֖⁠ם וְ⁠עַד־קְטַנָּֽ⁠ם</w:t>
+      </w:r>
+    </w:p>
+    <w:p>
+      <w:pPr>
+        <w:bidi/>
+      </w:pPr>
+      <w:r>
+        <w:rPr>
+          <w:lang w:val="ar_AE" w:bidi="ar_AE"/>
+        </w:rPr>
+      </w:r>
+      <w:r>
+        <w:rPr>
           <w:b/>
           <w:lang w:val="ar_AE" w:bidi="ar_AE"/>
         </w:rPr>
@@ -15742,6 +17630,22 @@
       </w:r>
       <w:r>
         <w:rPr>
+          <w:lang w:val="ar_AE" w:bidi="ar_AE"/>
+        </w:rPr>
+        <w:t>אַנְשֵׁ֥י נִֽינְוֵ֖ה</w:t>
+      </w:r>
+    </w:p>
+    <w:p>
+      <w:pPr>
+        <w:bidi/>
+      </w:pPr>
+      <w:r>
+        <w:rPr>
+          <w:lang w:val="ar_AE" w:bidi="ar_AE"/>
+        </w:rPr>
+      </w:r>
+      <w:r>
+        <w:rPr>
           <w:b/>
           <w:lang w:val="ar_AE" w:bidi="ar_AE"/>
         </w:rPr>
@@ -15847,6 +17751,22 @@
       </w:r>
       <w:r>
         <w:rPr>
+          <w:lang w:val="ar_AE" w:bidi="ar_AE"/>
+        </w:rPr>
+        <w:t>הַ⁠דָּבָר֙</w:t>
+      </w:r>
+    </w:p>
+    <w:p>
+      <w:pPr>
+        <w:bidi/>
+      </w:pPr>
+      <w:r>
+        <w:rPr>
+          <w:lang w:val="ar_AE" w:bidi="ar_AE"/>
+        </w:rPr>
+      </w:r>
+      <w:r>
+        <w:rPr>
           <w:b/>
           <w:lang w:val="ar_AE" w:bidi="ar_AE"/>
         </w:rPr>
@@ -15952,6 +17872,22 @@
       </w:r>
       <w:r>
         <w:rPr>
+          <w:lang w:val="ar_AE" w:bidi="ar_AE"/>
+        </w:rPr>
+        <w:t>וַ⁠יָּ֨קָם֙ מִ⁠כִּסְא֔⁠וֹ וַ⁠יַּעֲבֵ֥ר אַדַּרְתּ֖⁠וֹ מֵֽ⁠עָלָ֑י⁠ו</w:t>
+      </w:r>
+    </w:p>
+    <w:p>
+      <w:pPr>
+        <w:bidi/>
+      </w:pPr>
+      <w:r>
+        <w:rPr>
+          <w:lang w:val="ar_AE" w:bidi="ar_AE"/>
+        </w:rPr>
+      </w:r>
+      <w:r>
+        <w:rPr>
           <w:b/>
           <w:lang w:val="ar_AE" w:bidi="ar_AE"/>
         </w:rPr>
@@ -16057,6 +17993,22 @@
       </w:r>
       <w:r>
         <w:rPr>
+          <w:lang w:val="ar_AE" w:bidi="ar_AE"/>
+        </w:rPr>
+        <w:t>מִ⁠כִּסְא֔⁠וֹ</w:t>
+      </w:r>
+    </w:p>
+    <w:p>
+      <w:pPr>
+        <w:bidi/>
+      </w:pPr>
+      <w:r>
+        <w:rPr>
+          <w:lang w:val="ar_AE" w:bidi="ar_AE"/>
+        </w:rPr>
+      </w:r>
+      <w:r>
+        <w:rPr>
           <w:b/>
           <w:lang w:val="ar_AE" w:bidi="ar_AE"/>
         </w:rPr>
@@ -16162,6 +18114,22 @@
       </w:r>
       <w:r>
         <w:rPr>
+          <w:lang w:val="ar_AE" w:bidi="ar_AE"/>
+        </w:rPr>
+        <w:t>וַ⁠יְכַ֣ס שַׂ֔ק וַ⁠יֵּ֖שֶׁב עַל־הָ⁠אֵֽפֶר</w:t>
+      </w:r>
+    </w:p>
+    <w:p>
+      <w:pPr>
+        <w:bidi/>
+      </w:pPr>
+      <w:r>
+        <w:rPr>
+          <w:lang w:val="ar_AE" w:bidi="ar_AE"/>
+        </w:rPr>
+      </w:r>
+      <w:r>
+        <w:rPr>
           <w:b/>
           <w:lang w:val="ar_AE" w:bidi="ar_AE"/>
         </w:rPr>
@@ -16280,6 +18248,22 @@
       </w:r>
       <w:r>
         <w:rPr>
+          <w:lang w:val="ar_AE" w:bidi="ar_AE"/>
+        </w:rPr>
+        <w:t>וַ⁠יַּזְעֵ֗ק וַ⁠יֹּ֨אמֶר֙</w:t>
+      </w:r>
+    </w:p>
+    <w:p>
+      <w:pPr>
+        <w:bidi/>
+      </w:pPr>
+      <w:r>
+        <w:rPr>
+          <w:lang w:val="ar_AE" w:bidi="ar_AE"/>
+        </w:rPr>
+      </w:r>
+      <w:r>
+        <w:rPr>
           <w:b/>
           <w:lang w:val="ar_AE" w:bidi="ar_AE"/>
         </w:rPr>
@@ -16385,6 +18369,22 @@
       </w:r>
       <w:r>
         <w:rPr>
+          <w:lang w:val="ar_AE" w:bidi="ar_AE"/>
+        </w:rPr>
+        <w:t>מִ⁠טַּ֧עַם הַ⁠מֶּ֛לֶךְ וּ⁠גְדֹלָ֖י⁠ו</w:t>
+      </w:r>
+    </w:p>
+    <w:p>
+      <w:pPr>
+        <w:bidi/>
+      </w:pPr>
+      <w:r>
+        <w:rPr>
+          <w:lang w:val="ar_AE" w:bidi="ar_AE"/>
+        </w:rPr>
+      </w:r>
+      <w:r>
+        <w:rPr>
           <w:b/>
           <w:lang w:val="ar_AE" w:bidi="ar_AE"/>
         </w:rPr>
@@ -16455,6 +18455,22 @@
       </w:r>
       <w:r>
         <w:rPr>
+          <w:lang w:val="ar_AE" w:bidi="ar_AE"/>
+        </w:rPr>
+        <w:t>וּ⁠גְדֹלָ֖י⁠ו</w:t>
+      </w:r>
+    </w:p>
+    <w:p>
+      <w:pPr>
+        <w:bidi/>
+      </w:pPr>
+      <w:r>
+        <w:rPr>
+          <w:lang w:val="ar_AE" w:bidi="ar_AE"/>
+        </w:rPr>
+      </w:r>
+      <w:r>
+        <w:rPr>
           <w:b/>
           <w:lang w:val="ar_AE" w:bidi="ar_AE"/>
         </w:rPr>
@@ -16560,6 +18576,22 @@
       </w:r>
       <w:r>
         <w:rPr>
+          <w:lang w:val="ar_AE" w:bidi="ar_AE"/>
+        </w:rPr>
+        <w:t>הַ⁠בָּקָ֣ר וְ⁠הַ⁠צֹּ֗אן</w:t>
+      </w:r>
+    </w:p>
+    <w:p>
+      <w:pPr>
+        <w:bidi/>
+      </w:pPr>
+      <w:r>
+        <w:rPr>
+          <w:lang w:val="ar_AE" w:bidi="ar_AE"/>
+        </w:rPr>
+      </w:r>
+      <w:r>
+        <w:rPr>
           <w:b/>
           <w:lang w:val="ar_AE" w:bidi="ar_AE"/>
         </w:rPr>
@@ -16704,6 +18736,22 @@
       </w:r>
       <w:r>
         <w:rPr>
+          <w:lang w:val="ar_AE" w:bidi="ar_AE"/>
+        </w:rPr>
+        <w:t>וַ⁠יַּזְעֵ֗ק וַ⁠יֹּ֨אמֶר֙</w:t>
+      </w:r>
+    </w:p>
+    <w:p>
+      <w:pPr>
+        <w:bidi/>
+      </w:pPr>
+      <w:r>
+        <w:rPr>
+          <w:lang w:val="ar_AE" w:bidi="ar_AE"/>
+        </w:rPr>
+      </w:r>
+      <w:r>
+        <w:rPr>
           <w:b/>
           <w:lang w:val="ar_AE" w:bidi="ar_AE"/>
         </w:rPr>
@@ -16796,6 +18844,22 @@
       </w:r>
       <w:r>
         <w:rPr>
+          <w:lang w:val="ar_AE" w:bidi="ar_AE"/>
+        </w:rPr>
+        <w:t>וְ⁠הַ⁠בְּהֵמָ֔ה</w:t>
+      </w:r>
+    </w:p>
+    <w:p>
+      <w:pPr>
+        <w:bidi/>
+      </w:pPr>
+      <w:r>
+        <w:rPr>
+          <w:lang w:val="ar_AE" w:bidi="ar_AE"/>
+        </w:rPr>
+      </w:r>
+      <w:r>
+        <w:rPr>
           <w:b/>
           <w:lang w:val="ar_AE" w:bidi="ar_AE"/>
         </w:rPr>
@@ -16888,6 +18952,22 @@
       </w:r>
       <w:r>
         <w:rPr>
+          <w:lang w:val="ar_AE" w:bidi="ar_AE"/>
+        </w:rPr>
+        <w:t>וְ⁠יִקְרְא֥וּ אֶל־אֱלֹהִ֖ים בְּ⁠חָזְקָ֑ה</w:t>
+      </w:r>
+    </w:p>
+    <w:p>
+      <w:pPr>
+        <w:bidi/>
+      </w:pPr>
+      <w:r>
+        <w:rPr>
+          <w:lang w:val="ar_AE" w:bidi="ar_AE"/>
+        </w:rPr>
+      </w:r>
+      <w:r>
+        <w:rPr>
           <w:b/>
           <w:lang w:val="ar_AE" w:bidi="ar_AE"/>
         </w:rPr>
@@ -16980,6 +19060,22 @@
       </w:r>
       <w:r>
         <w:rPr>
+          <w:lang w:val="ar_AE" w:bidi="ar_AE"/>
+        </w:rPr>
+        <w:t>הֶ⁠חָמָ֖ס אֲשֶׁ֥ר בְּ⁠כַפֵּי⁠הֶֽם</w:t>
+      </w:r>
+    </w:p>
+    <w:p>
+      <w:pPr>
+        <w:bidi/>
+      </w:pPr>
+      <w:r>
+        <w:rPr>
+          <w:lang w:val="ar_AE" w:bidi="ar_AE"/>
+        </w:rPr>
+      </w:r>
+      <w:r>
+        <w:rPr>
           <w:b/>
           <w:lang w:val="ar_AE" w:bidi="ar_AE"/>
         </w:rPr>
@@ -16999,7 +19095,7 @@
         <w:rPr>
           <w:lang w:val="ar_AE" w:bidi="ar_AE"/>
         </w:rPr>
-        <w:t xml:space="preserve">"هنا، </w:t>
+        <w:t xml:space="preserve">هنا، </w:t>
       </w:r>
       <w:r>
         <w:rPr>
@@ -17012,7 +19108,7 @@
         <w:rPr>
           <w:lang w:val="ar_AE" w:bidi="ar_AE"/>
         </w:rPr>
-        <w:t xml:space="preserve"> تشير إلى ""الأفعال."" وهذا يشير إلى العنف الذي كان يمارسه أهل نينوى. إذا كان ذلك مناسبًا في لغتك، يمكنك استخدام تعبير مشابه أو توضيح المعنى بشكل صريح. الترجمة البديلة: "الأعمال العنيفة التي كانوا يرتكبونها""</w:t>
+        <w:t xml:space="preserve"> تشير إلى "الأفعال." وهذا يشير إلى العنف الذي كان يمارسه أهل نينوى. إذا كان ذلك مناسبًا في لغتك، يمكنك استخدام تعبير مشابه أو توضيح المعنى بشكل صريح. الترجمة البديلة: "الأعمال العنيفة التي كانوا يرتكبونها"</w:t>
       </w:r>
     </w:p>
     <w:p>
@@ -17085,6 +19181,22 @@
       </w:r>
       <w:r>
         <w:rPr>
+          <w:lang w:val="ar_AE" w:bidi="ar_AE"/>
+        </w:rPr>
+        <w:t>וְ⁠יִקְרְא֥וּ</w:t>
+      </w:r>
+    </w:p>
+    <w:p>
+      <w:pPr>
+        <w:bidi/>
+      </w:pPr>
+      <w:r>
+        <w:rPr>
+          <w:lang w:val="ar_AE" w:bidi="ar_AE"/>
+        </w:rPr>
+      </w:r>
+      <w:r>
+        <w:rPr>
           <w:b/>
           <w:lang w:val="ar_AE" w:bidi="ar_AE"/>
         </w:rPr>
@@ -17190,6 +19302,22 @@
       </w:r>
       <w:r>
         <w:rPr>
+          <w:lang w:val="ar_AE" w:bidi="ar_AE"/>
+        </w:rPr>
+        <w:t>מִֽי־יוֹדֵ֣עַ</w:t>
+      </w:r>
+    </w:p>
+    <w:p>
+      <w:pPr>
+        <w:bidi/>
+      </w:pPr>
+      <w:r>
+        <w:rPr>
+          <w:lang w:val="ar_AE" w:bidi="ar_AE"/>
+        </w:rPr>
+      </w:r>
+      <w:r>
+        <w:rPr>
           <w:b/>
           <w:lang w:val="ar_AE" w:bidi="ar_AE"/>
         </w:rPr>
@@ -17282,6 +19410,22 @@
       </w:r>
       <w:r>
         <w:rPr>
+          <w:lang w:val="ar_AE" w:bidi="ar_AE"/>
+        </w:rPr>
+        <w:t>יָשׁ֔וּב וְ⁠נִחַ֖ם הָ⁠אֱלֹהִ֑ים</w:t>
+      </w:r>
+    </w:p>
+    <w:p>
+      <w:pPr>
+        <w:bidi/>
+      </w:pPr>
+      <w:r>
+        <w:rPr>
+          <w:lang w:val="ar_AE" w:bidi="ar_AE"/>
+        </w:rPr>
+      </w:r>
+      <w:r>
+        <w:rPr>
           <w:b/>
           <w:lang w:val="ar_AE" w:bidi="ar_AE"/>
         </w:rPr>
@@ -17374,6 +19518,22 @@
       </w:r>
       <w:r>
         <w:rPr>
+          <w:lang w:val="ar_AE" w:bidi="ar_AE"/>
+        </w:rPr>
+        <w:t>מֵ⁠חֲר֥וֹן אַפּ֖⁠וֹ</w:t>
+      </w:r>
+    </w:p>
+    <w:p>
+      <w:pPr>
+        <w:bidi/>
+      </w:pPr>
+      <w:r>
+        <w:rPr>
+          <w:lang w:val="ar_AE" w:bidi="ar_AE"/>
+        </w:rPr>
+      </w:r>
+      <w:r>
+        <w:rPr>
           <w:b/>
           <w:lang w:val="ar_AE" w:bidi="ar_AE"/>
         </w:rPr>
@@ -17479,6 +19639,22 @@
       </w:r>
       <w:r>
         <w:rPr>
+          <w:lang w:val="ar_AE" w:bidi="ar_AE"/>
+        </w:rPr>
+        <w:t>וְ⁠לֹ֥א נֹאבֵֽד</w:t>
+      </w:r>
+    </w:p>
+    <w:p>
+      <w:pPr>
+        <w:bidi/>
+      </w:pPr>
+      <w:r>
+        <w:rPr>
+          <w:lang w:val="ar_AE" w:bidi="ar_AE"/>
+        </w:rPr>
+      </w:r>
+      <w:r>
+        <w:rPr>
           <w:b/>
           <w:lang w:val="ar_AE" w:bidi="ar_AE"/>
         </w:rPr>
@@ -17597,6 +19773,22 @@
       </w:r>
       <w:r>
         <w:rPr>
+          <w:lang w:val="ar_AE" w:bidi="ar_AE"/>
+        </w:rPr>
+        <w:t>וַ⁠יַּ֤רְא הָֽ⁠אֱלֹהִים֙ אֶֽת־מַ֣עֲשֵׂי⁠הֶ֔ם כִּי־שָׁ֖בוּ מִ⁠דַּרְכָּ֣⁠ם הָ⁠רָעָ֑ה</w:t>
+      </w:r>
+    </w:p>
+    <w:p>
+      <w:pPr>
+        <w:bidi/>
+      </w:pPr>
+      <w:r>
+        <w:rPr>
+          <w:lang w:val="ar_AE" w:bidi="ar_AE"/>
+        </w:rPr>
+      </w:r>
+      <w:r>
+        <w:rPr>
           <w:b/>
           <w:lang w:val="ar_AE" w:bidi="ar_AE"/>
         </w:rPr>
@@ -17667,6 +19859,22 @@
       </w:r>
       <w:r>
         <w:rPr>
+          <w:lang w:val="ar_AE" w:bidi="ar_AE"/>
+        </w:rPr>
+        <w:t>שָׁ֖בוּ מִ⁠דַּרְכָּ֣⁠ם הָ⁠רָעָ֑ה</w:t>
+      </w:r>
+    </w:p>
+    <w:p>
+      <w:pPr>
+        <w:bidi/>
+      </w:pPr>
+      <w:r>
+        <w:rPr>
+          <w:lang w:val="ar_AE" w:bidi="ar_AE"/>
+        </w:rPr>
+      </w:r>
+      <w:r>
+        <w:rPr>
           <w:b/>
           <w:lang w:val="ar_AE" w:bidi="ar_AE"/>
         </w:rPr>
@@ -17785,6 +19993,22 @@
       </w:r>
       <w:r>
         <w:rPr>
+          <w:lang w:val="ar_AE" w:bidi="ar_AE"/>
+        </w:rPr>
+        <w:t>עַל־הָ⁠רָעָ֛ה</w:t>
+      </w:r>
+    </w:p>
+    <w:p>
+      <w:pPr>
+        <w:bidi/>
+      </w:pPr>
+      <w:r>
+        <w:rPr>
+          <w:lang w:val="ar_AE" w:bidi="ar_AE"/>
+        </w:rPr>
+      </w:r>
+      <w:r>
+        <w:rPr>
           <w:b/>
           <w:lang w:val="ar_AE" w:bidi="ar_AE"/>
         </w:rPr>
@@ -17877,6 +20101,22 @@
       </w:r>
       <w:r>
         <w:rPr>
+          <w:lang w:val="ar_AE" w:bidi="ar_AE"/>
+        </w:rPr>
+        <w:t>וְ⁠לֹ֥א עָשָֽׂה</w:t>
+      </w:r>
+    </w:p>
+    <w:p>
+      <w:pPr>
+        <w:bidi/>
+      </w:pPr>
+      <w:r>
+        <w:rPr>
+          <w:lang w:val="ar_AE" w:bidi="ar_AE"/>
+        </w:rPr>
+      </w:r>
+      <w:r>
+        <w:rPr>
           <w:b/>
           <w:lang w:val="ar_AE" w:bidi="ar_AE"/>
         </w:rPr>
@@ -17969,6 +20209,22 @@
         <w:rPr>
           <w:lang w:val="ar_AE" w:bidi="ar_AE"/>
         </w:rPr>
+      </w:r>
+    </w:p>
+    <w:p>
+      <w:pPr>
+        <w:bidi/>
+      </w:pPr>
+      <w:r>
+        <w:rPr>
+          <w:lang w:val="ar_AE" w:bidi="ar_AE"/>
+        </w:rPr>
+      </w:r>
+      <w:r>
+        <w:rPr>
+          <w:lang w:val="ar_AE" w:bidi="ar_AE"/>
+        </w:rPr>
+        <w:t>הָ⁠רָעָ֛ה</w:t>
       </w:r>
     </w:p>
     <w:p>
@@ -18518,6 +20774,22 @@
       </w:r>
       <w:r>
         <w:rPr>
+          <w:lang w:val="ar_AE" w:bidi="ar_AE"/>
+        </w:rPr>
+        <w:t>וַ⁠יֵּ֥רַע אֶל־יוֹנָ֖ה</w:t>
+      </w:r>
+    </w:p>
+    <w:p>
+      <w:pPr>
+        <w:bidi/>
+      </w:pPr>
+      <w:r>
+        <w:rPr>
+          <w:lang w:val="ar_AE" w:bidi="ar_AE"/>
+        </w:rPr>
+      </w:r>
+      <w:r>
+        <w:rPr>
           <w:b/>
           <w:lang w:val="ar_AE" w:bidi="ar_AE"/>
         </w:rPr>
@@ -18610,6 +20882,22 @@
       </w:r>
       <w:r>
         <w:rPr>
+          <w:lang w:val="ar_AE" w:bidi="ar_AE"/>
+        </w:rPr>
+        <w:t>וַ⁠יִּ֖חַר לֽ⁠וֹ</w:t>
+      </w:r>
+    </w:p>
+    <w:p>
+      <w:pPr>
+        <w:bidi/>
+      </w:pPr>
+      <w:r>
+        <w:rPr>
+          <w:lang w:val="ar_AE" w:bidi="ar_AE"/>
+        </w:rPr>
+      </w:r>
+      <w:r>
+        <w:rPr>
           <w:b/>
           <w:lang w:val="ar_AE" w:bidi="ar_AE"/>
         </w:rPr>
@@ -18715,6 +21003,22 @@
       </w:r>
       <w:r>
         <w:rPr>
+          <w:lang w:val="ar_AE" w:bidi="ar_AE"/>
+        </w:rPr>
+        <w:t>וַ⁠יֵּ֥רַע</w:t>
+      </w:r>
+    </w:p>
+    <w:p>
+      <w:pPr>
+        <w:bidi/>
+      </w:pPr>
+      <w:r>
+        <w:rPr>
+          <w:lang w:val="ar_AE" w:bidi="ar_AE"/>
+        </w:rPr>
+      </w:r>
+      <w:r>
+        <w:rPr>
           <w:b/>
           <w:lang w:val="ar_AE" w:bidi="ar_AE"/>
         </w:rPr>
@@ -18820,6 +21124,22 @@
       </w:r>
       <w:r>
         <w:rPr>
+          <w:lang w:val="ar_AE" w:bidi="ar_AE"/>
+        </w:rPr>
+        <w:t>וַ⁠יֵּ֥רַע אֶל־יוֹנָ֖ה רָעָ֣ה גְדוֹלָ֑ה</w:t>
+      </w:r>
+    </w:p>
+    <w:p>
+      <w:pPr>
+        <w:bidi/>
+      </w:pPr>
+      <w:r>
+        <w:rPr>
+          <w:lang w:val="ar_AE" w:bidi="ar_AE"/>
+        </w:rPr>
+      </w:r>
+      <w:r>
+        <w:rPr>
           <w:b/>
           <w:lang w:val="ar_AE" w:bidi="ar_AE"/>
         </w:rPr>
@@ -18925,6 +21245,22 @@
       </w:r>
       <w:r>
         <w:rPr>
+          <w:lang w:val="ar_AE" w:bidi="ar_AE"/>
+        </w:rPr>
+        <w:t>אָנָּ֤ה</w:t>
+      </w:r>
+    </w:p>
+    <w:p>
+      <w:pPr>
+        <w:bidi/>
+      </w:pPr>
+      <w:r>
+        <w:rPr>
+          <w:lang w:val="ar_AE" w:bidi="ar_AE"/>
+        </w:rPr>
+      </w:r>
+      <w:r>
+        <w:rPr>
           <w:b/>
           <w:lang w:val="ar_AE" w:bidi="ar_AE"/>
         </w:rPr>
@@ -19017,6 +21353,22 @@
       </w:r>
       <w:r>
         <w:rPr>
+          <w:lang w:val="ar_AE" w:bidi="ar_AE"/>
+        </w:rPr>
+        <w:t>יְהוָה֙ הֲ⁠לוֹא־זֶ֣ה דְבָרִ֗⁠י עַד־הֱיוֹתִ⁠י֙ עַל־אַדְמָתִ֔⁠י</w:t>
+      </w:r>
+    </w:p>
+    <w:p>
+      <w:pPr>
+        <w:bidi/>
+      </w:pPr>
+      <w:r>
+        <w:rPr>
+          <w:lang w:val="ar_AE" w:bidi="ar_AE"/>
+        </w:rPr>
+      </w:r>
+      <w:r>
+        <w:rPr>
           <w:b/>
           <w:lang w:val="ar_AE" w:bidi="ar_AE"/>
         </w:rPr>
@@ -19109,6 +21461,22 @@
       </w:r>
       <w:r>
         <w:rPr>
+          <w:lang w:val="ar_AE" w:bidi="ar_AE"/>
+        </w:rPr>
+        <w:t>יְהוָה֙ הֲ⁠לוֹא־זֶ֣ה דְבָרִ֗⁠י עַד־הֱיוֹתִ⁠י֙ עַל־אַדְמָתִ֔⁠י</w:t>
+      </w:r>
+    </w:p>
+    <w:p>
+      <w:pPr>
+        <w:bidi/>
+      </w:pPr>
+      <w:r>
+        <w:rPr>
+          <w:lang w:val="ar_AE" w:bidi="ar_AE"/>
+        </w:rPr>
+      </w:r>
+      <w:r>
+        <w:rPr>
           <w:b/>
           <w:lang w:val="ar_AE" w:bidi="ar_AE"/>
         </w:rPr>
@@ -19201,6 +21569,22 @@
       </w:r>
       <w:r>
         <w:rPr>
+          <w:lang w:val="ar_AE" w:bidi="ar_AE"/>
+        </w:rPr>
+        <w:t>אֶ֤רֶךְ אַפַּ֨יִם֙</w:t>
+      </w:r>
+    </w:p>
+    <w:p>
+      <w:pPr>
+        <w:bidi/>
+      </w:pPr>
+      <w:r>
+        <w:rPr>
+          <w:lang w:val="ar_AE" w:bidi="ar_AE"/>
+        </w:rPr>
+      </w:r>
+      <w:r>
+        <w:rPr>
           <w:b/>
           <w:lang w:val="ar_AE" w:bidi="ar_AE"/>
         </w:rPr>
@@ -19306,6 +21690,22 @@
       </w:r>
       <w:r>
         <w:rPr>
+          <w:lang w:val="ar_AE" w:bidi="ar_AE"/>
+        </w:rPr>
+        <w:t>וְ⁠רַב־חֶ֔סֶד</w:t>
+      </w:r>
+    </w:p>
+    <w:p>
+      <w:pPr>
+        <w:bidi/>
+      </w:pPr>
+      <w:r>
+        <w:rPr>
+          <w:lang w:val="ar_AE" w:bidi="ar_AE"/>
+        </w:rPr>
+      </w:r>
+      <w:r>
+        <w:rPr>
           <w:b/>
           <w:lang w:val="ar_AE" w:bidi="ar_AE"/>
         </w:rPr>
@@ -19363,6 +21763,22 @@
         <w:rPr>
           <w:lang w:val="ar_AE" w:bidi="ar_AE"/>
         </w:rPr>
+      </w:r>
+    </w:p>
+    <w:p>
+      <w:pPr>
+        <w:bidi/>
+      </w:pPr>
+      <w:r>
+        <w:rPr>
+          <w:lang w:val="ar_AE" w:bidi="ar_AE"/>
+        </w:rPr>
+      </w:r>
+      <w:r>
+        <w:rPr>
+          <w:lang w:val="ar_AE" w:bidi="ar_AE"/>
+        </w:rPr>
+        <w:t>וְ⁠נִחָ֖ם עַל־הָ⁠רָעָֽה</w:t>
       </w:r>
     </w:p>
     <w:p>
@@ -19499,6 +21915,22 @@
       </w:r>
       <w:r>
         <w:rPr>
+          <w:lang w:val="ar_AE" w:bidi="ar_AE"/>
+        </w:rPr>
+        <w:t>קַח־נָ֥א אֶת־נַפְשִׁ֖⁠י מִמֶּ֑⁠נִּי</w:t>
+      </w:r>
+    </w:p>
+    <w:p>
+      <w:pPr>
+        <w:bidi/>
+      </w:pPr>
+      <w:r>
+        <w:rPr>
+          <w:lang w:val="ar_AE" w:bidi="ar_AE"/>
+        </w:rPr>
+      </w:r>
+      <w:r>
+        <w:rPr>
           <w:b/>
           <w:lang w:val="ar_AE" w:bidi="ar_AE"/>
         </w:rPr>
@@ -19591,6 +22023,22 @@
       </w:r>
       <w:r>
         <w:rPr>
+          <w:lang w:val="ar_AE" w:bidi="ar_AE"/>
+        </w:rPr>
+        <w:t>כִּ֛י ט֥וֹב מוֹתִ֖⁠י מֵ⁠חַיָּֽ⁠י</w:t>
+      </w:r>
+    </w:p>
+    <w:p>
+      <w:pPr>
+        <w:bidi/>
+      </w:pPr>
+      <w:r>
+        <w:rPr>
+          <w:lang w:val="ar_AE" w:bidi="ar_AE"/>
+        </w:rPr>
+      </w:r>
+      <w:r>
+        <w:rPr>
           <w:b/>
           <w:lang w:val="ar_AE" w:bidi="ar_AE"/>
         </w:rPr>
@@ -19696,6 +22144,22 @@
         <w:rPr>
           <w:lang w:val="ar_AE" w:bidi="ar_AE"/>
         </w:rPr>
+      </w:r>
+    </w:p>
+    <w:p>
+      <w:pPr>
+        <w:bidi/>
+      </w:pPr>
+      <w:r>
+        <w:rPr>
+          <w:lang w:val="ar_AE" w:bidi="ar_AE"/>
+        </w:rPr>
+      </w:r>
+      <w:r>
+        <w:rPr>
+          <w:lang w:val="ar_AE" w:bidi="ar_AE"/>
+        </w:rPr>
+        <w:t>הַ⁠הֵיטֵ֖ב חָ֥רָה לָֽ⁠ךְ</w:t>
       </w:r>
     </w:p>
     <w:p>
@@ -19832,6 +22296,22 @@
       </w:r>
       <w:r>
         <w:rPr>
+          <w:lang w:val="ar_AE" w:bidi="ar_AE"/>
+        </w:rPr>
+        <w:t>הַ⁠הֵיטֵ֖ב חָ֥רָה לָֽ⁠ךְ</w:t>
+      </w:r>
+    </w:p>
+    <w:p>
+      <w:pPr>
+        <w:bidi/>
+      </w:pPr>
+      <w:r>
+        <w:rPr>
+          <w:lang w:val="ar_AE" w:bidi="ar_AE"/>
+        </w:rPr>
+      </w:r>
+      <w:r>
+        <w:rPr>
           <w:b/>
           <w:lang w:val="ar_AE" w:bidi="ar_AE"/>
         </w:rPr>
@@ -19924,6 +22404,22 @@
       </w:r>
       <w:r>
         <w:rPr>
+          <w:lang w:val="ar_AE" w:bidi="ar_AE"/>
+        </w:rPr>
+        <w:t>הַ⁠הֵיטֵ֖ב חָ֥רָה לָֽ⁠ךְ</w:t>
+      </w:r>
+    </w:p>
+    <w:p>
+      <w:pPr>
+        <w:bidi/>
+      </w:pPr>
+      <w:r>
+        <w:rPr>
+          <w:lang w:val="ar_AE" w:bidi="ar_AE"/>
+        </w:rPr>
+      </w:r>
+      <w:r>
+        <w:rPr>
           <w:b/>
           <w:lang w:val="ar_AE" w:bidi="ar_AE"/>
         </w:rPr>
@@ -20016,6 +22512,22 @@
       </w:r>
       <w:r>
         <w:rPr>
+          <w:lang w:val="ar_AE" w:bidi="ar_AE"/>
+        </w:rPr>
+        <w:t>מַה־יִּהְיֶ֖ה בָּ⁠עִֽיר</w:t>
+      </w:r>
+    </w:p>
+    <w:p>
+      <w:pPr>
+        <w:bidi/>
+      </w:pPr>
+      <w:r>
+        <w:rPr>
+          <w:lang w:val="ar_AE" w:bidi="ar_AE"/>
+        </w:rPr>
+      </w:r>
+      <w:r>
+        <w:rPr>
           <w:b/>
           <w:lang w:val="ar_AE" w:bidi="ar_AE"/>
         </w:rPr>
@@ -20108,6 +22620,22 @@
       </w:r>
       <w:r>
         <w:rPr>
+          <w:lang w:val="ar_AE" w:bidi="ar_AE"/>
+        </w:rPr>
+        <w:t>מֵ⁠עַ֣ל לְ⁠יוֹנָ֗ה לִֽ⁠הְי֥וֹת צֵל֙ עַל־רֹאשׁ֔⁠וֹ</w:t>
+      </w:r>
+    </w:p>
+    <w:p>
+      <w:pPr>
+        <w:bidi/>
+      </w:pPr>
+      <w:r>
+        <w:rPr>
+          <w:lang w:val="ar_AE" w:bidi="ar_AE"/>
+        </w:rPr>
+      </w:r>
+      <w:r>
+        <w:rPr>
           <w:b/>
           <w:lang w:val="ar_AE" w:bidi="ar_AE"/>
         </w:rPr>
@@ -20178,6 +22706,22 @@
       </w:r>
       <w:r>
         <w:rPr>
+          <w:lang w:val="ar_AE" w:bidi="ar_AE"/>
+        </w:rPr>
+        <w:t>לְ⁠הַצִּ֥יל ל֖⁠וֹ מֵ⁠רָֽעָת֑⁠וֹ</w:t>
+      </w:r>
+    </w:p>
+    <w:p>
+      <w:pPr>
+        <w:bidi/>
+      </w:pPr>
+      <w:r>
+        <w:rPr>
+          <w:lang w:val="ar_AE" w:bidi="ar_AE"/>
+        </w:rPr>
+      </w:r>
+      <w:r>
+        <w:rPr>
           <w:b/>
           <w:lang w:val="ar_AE" w:bidi="ar_AE"/>
         </w:rPr>
@@ -20283,6 +22827,22 @@
       </w:r>
       <w:r>
         <w:rPr>
+          <w:lang w:val="ar_AE" w:bidi="ar_AE"/>
+        </w:rPr>
+        <w:t>וַ⁠יִּשְׂמַ֥ח יוֹנָ֛ה &amp; שִׂמְחָ֥ה גְדוֹלָֽה</w:t>
+      </w:r>
+    </w:p>
+    <w:p>
+      <w:pPr>
+        <w:bidi/>
+      </w:pPr>
+      <w:r>
+        <w:rPr>
+          <w:lang w:val="ar_AE" w:bidi="ar_AE"/>
+        </w:rPr>
+      </w:r>
+      <w:r>
+        <w:rPr>
           <w:b/>
           <w:lang w:val="ar_AE" w:bidi="ar_AE"/>
         </w:rPr>
@@ -20388,6 +22948,22 @@
       </w:r>
       <w:r>
         <w:rPr>
+          <w:lang w:val="ar_AE" w:bidi="ar_AE"/>
+        </w:rPr>
+        <w:t>וַ⁠יְמַ֤ן הָֽ⁠אֱלֹהִים֙ תּוֹלַ֔עַת</w:t>
+      </w:r>
+    </w:p>
+    <w:p>
+      <w:pPr>
+        <w:bidi/>
+      </w:pPr>
+      <w:r>
+        <w:rPr>
+          <w:lang w:val="ar_AE" w:bidi="ar_AE"/>
+        </w:rPr>
+      </w:r>
+      <w:r>
+        <w:rPr>
           <w:b/>
           <w:lang w:val="ar_AE" w:bidi="ar_AE"/>
         </w:rPr>
@@ -20458,6 +23034,22 @@
       </w:r>
       <w:r>
         <w:rPr>
+          <w:lang w:val="ar_AE" w:bidi="ar_AE"/>
+        </w:rPr>
+        <w:t>וַ⁠יִּיבָֽשׁ</w:t>
+      </w:r>
+    </w:p>
+    <w:p>
+      <w:pPr>
+        <w:bidi/>
+      </w:pPr>
+      <w:r>
+        <w:rPr>
+          <w:lang w:val="ar_AE" w:bidi="ar_AE"/>
+        </w:rPr>
+      </w:r>
+      <w:r>
+        <w:rPr>
           <w:b/>
           <w:lang w:val="ar_AE" w:bidi="ar_AE"/>
         </w:rPr>
@@ -20563,6 +23155,22 @@
       </w:r>
       <w:r>
         <w:rPr>
+          <w:lang w:val="ar_AE" w:bidi="ar_AE"/>
+        </w:rPr>
+        <w:t>וַ⁠יְהִ֣י ׀ כִּ⁠זְרֹ֣חַ הַ⁠שֶּׁ֗מֶשׁ</w:t>
+      </w:r>
+    </w:p>
+    <w:p>
+      <w:pPr>
+        <w:bidi/>
+      </w:pPr>
+      <w:r>
+        <w:rPr>
+          <w:lang w:val="ar_AE" w:bidi="ar_AE"/>
+        </w:rPr>
+      </w:r>
+      <w:r>
+        <w:rPr>
           <w:b/>
           <w:lang w:val="ar_AE" w:bidi="ar_AE"/>
         </w:rPr>
@@ -20655,6 +23263,22 @@
       </w:r>
       <w:r>
         <w:rPr>
+          <w:lang w:val="ar_AE" w:bidi="ar_AE"/>
+        </w:rPr>
+        <w:t>וַ⁠יְמַ֨ן אֱלֹהִ֜ים ר֤וּחַ קָדִים֙ חֲרִישִׁ֔ית</w:t>
+      </w:r>
+    </w:p>
+    <w:p>
+      <w:pPr>
+        <w:bidi/>
+      </w:pPr>
+      <w:r>
+        <w:rPr>
+          <w:lang w:val="ar_AE" w:bidi="ar_AE"/>
+        </w:rPr>
+      </w:r>
+      <w:r>
+        <w:rPr>
           <w:b/>
           <w:lang w:val="ar_AE" w:bidi="ar_AE"/>
         </w:rPr>
@@ -20760,6 +23384,22 @@
       </w:r>
       <w:r>
         <w:rPr>
+          <w:lang w:val="ar_AE" w:bidi="ar_AE"/>
+        </w:rPr>
+        <w:t>וַ⁠תַּ֥ךְ הַ⁠שֶּׁ֛מֶשׁ עַל</w:t>
+      </w:r>
+    </w:p>
+    <w:p>
+      <w:pPr>
+        <w:bidi/>
+      </w:pPr>
+      <w:r>
+        <w:rPr>
+          <w:lang w:val="ar_AE" w:bidi="ar_AE"/>
+        </w:rPr>
+      </w:r>
+      <w:r>
+        <w:rPr>
           <w:b/>
           <w:lang w:val="ar_AE" w:bidi="ar_AE"/>
         </w:rPr>
@@ -20878,6 +23518,22 @@
       </w:r>
       <w:r>
         <w:rPr>
+          <w:lang w:val="ar_AE" w:bidi="ar_AE"/>
+        </w:rPr>
+        <w:t>עַל־רֹ֥אשׁ יוֹנָ֖ה</w:t>
+      </w:r>
+    </w:p>
+    <w:p>
+      <w:pPr>
+        <w:bidi/>
+      </w:pPr>
+      <w:r>
+        <w:rPr>
+          <w:lang w:val="ar_AE" w:bidi="ar_AE"/>
+        </w:rPr>
+      </w:r>
+      <w:r>
+        <w:rPr>
           <w:b/>
           <w:lang w:val="ar_AE" w:bidi="ar_AE"/>
         </w:rPr>
@@ -20996,6 +23652,22 @@
       </w:r>
       <w:r>
         <w:rPr>
+          <w:lang w:val="ar_AE" w:bidi="ar_AE"/>
+        </w:rPr>
+        <w:t>וַ⁠יִּתְעַלָּ֑ף</w:t>
+      </w:r>
+    </w:p>
+    <w:p>
+      <w:pPr>
+        <w:bidi/>
+      </w:pPr>
+      <w:r>
+        <w:rPr>
+          <w:lang w:val="ar_AE" w:bidi="ar_AE"/>
+        </w:rPr>
+      </w:r>
+      <w:r>
+        <w:rPr>
           <w:b/>
           <w:lang w:val="ar_AE" w:bidi="ar_AE"/>
         </w:rPr>
@@ -21053,6 +23725,22 @@
         <w:rPr>
           <w:lang w:val="ar_AE" w:bidi="ar_AE"/>
         </w:rPr>
+      </w:r>
+    </w:p>
+    <w:p>
+      <w:pPr>
+        <w:bidi/>
+      </w:pPr>
+      <w:r>
+        <w:rPr>
+          <w:lang w:val="ar_AE" w:bidi="ar_AE"/>
+        </w:rPr>
+      </w:r>
+      <w:r>
+        <w:rPr>
+          <w:lang w:val="ar_AE" w:bidi="ar_AE"/>
+        </w:rPr>
+        <w:t>וַ⁠יִּשְׁאַ֤ל אֶת־נַפְשׁ⁠וֹ֙ לָ⁠מ֔וּת</w:t>
       </w:r>
     </w:p>
     <w:p>
@@ -21176,6 +23864,22 @@
       </w:r>
       <w:r>
         <w:rPr>
+          <w:lang w:val="ar_AE" w:bidi="ar_AE"/>
+        </w:rPr>
+        <w:t>ט֥וֹב מוֹתִ֖⁠י מֵ⁠חַיָּֽ⁠י</w:t>
+      </w:r>
+    </w:p>
+    <w:p>
+      <w:pPr>
+        <w:bidi/>
+      </w:pPr>
+      <w:r>
+        <w:rPr>
+          <w:lang w:val="ar_AE" w:bidi="ar_AE"/>
+        </w:rPr>
+      </w:r>
+      <w:r>
+        <w:rPr>
           <w:b/>
           <w:lang w:val="ar_AE" w:bidi="ar_AE"/>
         </w:rPr>
@@ -21312,6 +24016,22 @@
       </w:r>
       <w:r>
         <w:rPr>
+          <w:lang w:val="ar_AE" w:bidi="ar_AE"/>
+        </w:rPr>
+        <w:t>הַ⁠הֵיטֵ֥ב חָרָֽה־לְ⁠ךָ֖ עַל־הַ⁠קִּֽיקָי֑וֹן</w:t>
+      </w:r>
+    </w:p>
+    <w:p>
+      <w:pPr>
+        <w:bidi/>
+      </w:pPr>
+      <w:r>
+        <w:rPr>
+          <w:lang w:val="ar_AE" w:bidi="ar_AE"/>
+        </w:rPr>
+      </w:r>
+      <w:r>
+        <w:rPr>
           <w:b/>
           <w:lang w:val="ar_AE" w:bidi="ar_AE"/>
         </w:rPr>
@@ -21391,6 +24111,22 @@
         <w:rPr>
           <w:lang w:val="ar_AE" w:bidi="ar_AE"/>
         </w:rPr>
+      </w:r>
+    </w:p>
+    <w:p>
+      <w:pPr>
+        <w:bidi/>
+      </w:pPr>
+      <w:r>
+        <w:rPr>
+          <w:lang w:val="ar_AE" w:bidi="ar_AE"/>
+        </w:rPr>
+      </w:r>
+      <w:r>
+        <w:rPr>
+          <w:lang w:val="ar_AE" w:bidi="ar_AE"/>
+        </w:rPr>
+        <w:t>חָרָֽה־לְ⁠ךָ֖ &amp; חָֽרָה־לִ֖⁠י</w:t>
       </w:r>
     </w:p>
     <w:p>
@@ -21553,6 +24289,22 @@
       </w:r>
       <w:r>
         <w:rPr>
+          <w:lang w:val="ar_AE" w:bidi="ar_AE"/>
+        </w:rPr>
+        <w:t>וַ⁠יֹּ֣אמֶר יְהוָ֔ה</w:t>
+      </w:r>
+    </w:p>
+    <w:p>
+      <w:pPr>
+        <w:bidi/>
+      </w:pPr>
+      <w:r>
+        <w:rPr>
+          <w:lang w:val="ar_AE" w:bidi="ar_AE"/>
+        </w:rPr>
+      </w:r>
+      <w:r>
+        <w:rPr>
           <w:b/>
           <w:lang w:val="ar_AE" w:bidi="ar_AE"/>
         </w:rPr>
@@ -21645,6 +24397,22 @@
       </w:r>
       <w:r>
         <w:rPr>
+          <w:lang w:val="ar_AE" w:bidi="ar_AE"/>
+        </w:rPr>
+        <w:t>שֶׁ⁠בִּן־לַ֥יְלָה הָיָ֖ה וּ⁠בִן־לַ֥יְלָה אָבָֽד</w:t>
+      </w:r>
+    </w:p>
+    <w:p>
+      <w:pPr>
+        <w:bidi/>
+      </w:pPr>
+      <w:r>
+        <w:rPr>
+          <w:lang w:val="ar_AE" w:bidi="ar_AE"/>
+        </w:rPr>
+      </w:r>
+      <w:r>
+        <w:rPr>
           <w:b/>
           <w:lang w:val="ar_AE" w:bidi="ar_AE"/>
         </w:rPr>
@@ -21750,6 +24518,22 @@
         <w:rPr>
           <w:lang w:val="ar_AE" w:bidi="ar_AE"/>
         </w:rPr>
+      </w:r>
+    </w:p>
+    <w:p>
+      <w:pPr>
+        <w:bidi/>
+      </w:pPr>
+      <w:r>
+        <w:rPr>
+          <w:lang w:val="ar_AE" w:bidi="ar_AE"/>
+        </w:rPr>
+      </w:r>
+      <w:r>
+        <w:rPr>
+          <w:lang w:val="ar_AE" w:bidi="ar_AE"/>
+        </w:rPr>
+        <w:t>וַֽ⁠אֲנִי֙</w:t>
       </w:r>
     </w:p>
     <w:p>
@@ -21886,6 +24670,22 @@
       </w:r>
       <w:r>
         <w:rPr>
+          <w:lang w:val="ar_AE" w:bidi="ar_AE"/>
+        </w:rPr>
+        <w:t>וַֽ⁠אֲנִי֙ לֹ֣א אָח֔וּס עַל־נִינְוֵ֖ה הָ⁠עִ֣יר הַ⁠גְּדוֹלָ֑ה אֲשֶׁ֣ר יֶשׁ־בָּ֡⁠הּ הַרְבֵּה֩ מִֽ⁠שְׁתֵּים־עֶשְׂרֵ֨ה רִבּ֜וֹ אָדָ֗ם אֲשֶׁ֤ר לֹֽא־יָדַע֙ בֵּין־יְמִינ֣⁠וֹ לִ⁠שְׂמֹאל֔⁠וֹ וּ⁠בְהֵמָ֖ה רַבָּֽה</w:t>
+      </w:r>
+    </w:p>
+    <w:p>
+      <w:pPr>
+        <w:bidi/>
+      </w:pPr>
+      <w:r>
+        <w:rPr>
+          <w:lang w:val="ar_AE" w:bidi="ar_AE"/>
+        </w:rPr>
+      </w:r>
+      <w:r>
+        <w:rPr>
           <w:b/>
           <w:lang w:val="ar_AE" w:bidi="ar_AE"/>
         </w:rPr>
@@ -21978,6 +24778,22 @@
       </w:r>
       <w:r>
         <w:rPr>
+          <w:lang w:val="ar_AE" w:bidi="ar_AE"/>
+        </w:rPr>
+        <w:t>אֲשֶׁ֣ר יֶשׁ־בָּ֡⁠הּ הַרְבֵּה֩</w:t>
+      </w:r>
+    </w:p>
+    <w:p>
+      <w:pPr>
+        <w:bidi/>
+      </w:pPr>
+      <w:r>
+        <w:rPr>
+          <w:lang w:val="ar_AE" w:bidi="ar_AE"/>
+        </w:rPr>
+      </w:r>
+      <w:r>
+        <w:rPr>
           <w:b/>
           <w:lang w:val="ar_AE" w:bidi="ar_AE"/>
         </w:rPr>
@@ -22083,6 +24899,22 @@
       </w:r>
       <w:r>
         <w:rPr>
+          <w:lang w:val="ar_AE" w:bidi="ar_AE"/>
+        </w:rPr>
+        <w:t>מִֽ⁠שְׁתֵּים־עֶשְׂרֵ֨ה רִבּ֜וֹ</w:t>
+      </w:r>
+    </w:p>
+    <w:p>
+      <w:pPr>
+        <w:bidi/>
+      </w:pPr>
+      <w:r>
+        <w:rPr>
+          <w:lang w:val="ar_AE" w:bidi="ar_AE"/>
+        </w:rPr>
+      </w:r>
+      <w:r>
+        <w:rPr>
           <w:b/>
           <w:lang w:val="ar_AE" w:bidi="ar_AE"/>
         </w:rPr>
@@ -22162,6 +24994,22 @@
         <w:rPr>
           <w:lang w:val="ar_AE" w:bidi="ar_AE"/>
         </w:rPr>
+      </w:r>
+    </w:p>
+    <w:p>
+      <w:pPr>
+        <w:bidi/>
+      </w:pPr>
+      <w:r>
+        <w:rPr>
+          <w:lang w:val="ar_AE" w:bidi="ar_AE"/>
+        </w:rPr>
+      </w:r>
+      <w:r>
+        <w:rPr>
+          <w:lang w:val="ar_AE" w:bidi="ar_AE"/>
+        </w:rPr>
+        <w:t>אֲשֶׁ֤ר לֹֽא־יָדַע֙ בֵּין־יְמִינ֣⁠וֹ לִ⁠שְׂמֹאל֔⁠וֹ</w:t>
       </w:r>
     </w:p>
     <w:p>

--- a/arb/docx/32.content.docx
+++ b/arb/docx/32.content.docx
@@ -32,51 +32,16 @@
     </w:p>
     <w:p>
       <w:pPr>
-        <w:pStyle w:val="Heading2"/>
-        <w:bidi/>
-      </w:pPr>
-      <w:r>
-        <w:rPr>
-          <w:lang w:val="ar_AE" w:bidi="ar_AE"/>
-        </w:rPr>
-        <w:t>License Information</w:t>
-      </w:r>
-      <w:r>
-        <w:rPr>
-          <w:lang w:val="ar_AE" w:bidi="ar_AE"/>
-        </w:rPr>
-      </w:r>
-    </w:p>
-    <w:p>
-      <w:pPr>
-        <w:bidi/>
-      </w:pPr>
-      <w:r>
-        <w:rPr>
-          <w:lang w:val="ar_AE" w:bidi="ar_AE"/>
-        </w:rPr>
-      </w:r>
-      <w:r>
-        <w:rPr>
-          <w:b/>
-          <w:lang w:val="ar_AE" w:bidi="ar_AE"/>
-        </w:rPr>
-        <w:t>ملاحظات الترجمة (كلمة متكشفة)</w:t>
-      </w:r>
-      <w:r>
-        <w:rPr>
-          <w:lang w:val="ar_AE" w:bidi="ar_AE"/>
-        </w:rPr>
-        <w:t xml:space="preserve"> (Arabic) is based on</w:t>
-      </w:r>
-      <w:r>
-        <w:rPr>
-          <w:lang w:val="ar_AE" w:bidi="ar_AE"/>
-        </w:rPr>
-        <w:t xml:space="preserve">: </w:t>
-      </w:r>
-      <w:r>
-        <w:rPr>
+        <w:bidi/>
+      </w:pPr>
+      <w:r>
+        <w:rPr>
+          <w:lang w:val="ar_AE" w:bidi="ar_AE"/>
+        </w:rPr>
+      </w:r>
+      <w:r>
+        <w:rPr>
+          <w:b/>
           <w:lang w:val="ar_AE" w:bidi="ar_AE"/>
         </w:rPr>
         <w:t>unfoldingWord® Translation Notes</w:t>
@@ -85,64 +50,31 @@
         <w:rPr>
           <w:lang w:val="ar_AE" w:bidi="ar_AE"/>
         </w:rPr>
-        <w:t xml:space="preserve">, </w:t>
-      </w:r>
-      <w:hyperlink r:id="rId13">
-        <w:r>
-          <w:rPr>
-            <w:lang w:val="ar_AE" w:bidi="ar_AE"/>
-          </w:rPr>
-          <w:rPr>
-            <w:color w:val="0000EE"/>
-            <w:u w:val="single"/>
-          </w:rPr>
-          <w:t>unfoldingWord</w:t>
-        </w:r>
-      </w:hyperlink>
-      <w:r>
-        <w:rPr>
-          <w:lang w:val="ar_AE" w:bidi="ar_AE"/>
-        </w:rPr>
-        <w:t xml:space="preserve">, 2022, which is licensed under a </w:t>
-      </w:r>
-      <w:hyperlink r:id="rId14">
-        <w:r>
-          <w:rPr>
-            <w:lang w:val="ar_AE" w:bidi="ar_AE"/>
-          </w:rPr>
-          <w:rPr>
-            <w:color w:val="0000EE"/>
-            <w:u w:val="single"/>
-          </w:rPr>
-          <w:t>CC BY-SA 4.0 license</w:t>
-        </w:r>
-      </w:hyperlink>
-      <w:r>
-        <w:rPr>
-          <w:lang w:val="ar_AE" w:bidi="ar_AE"/>
-        </w:rPr>
-        <w:t>.</w:t>
-      </w:r>
-      <w:r>
-        <w:rPr>
-          <w:lang w:val="ar_AE" w:bidi="ar_AE"/>
-        </w:rPr>
-      </w:r>
-    </w:p>
-    <w:p>
-      <w:pPr>
-        <w:bidi/>
-      </w:pPr>
-      <w:r>
-        <w:rPr>
-          <w:lang w:val="ar_AE" w:bidi="ar_AE"/>
-        </w:rPr>
-      </w:r>
-      <w:r>
-        <w:rPr>
-          <w:lang w:val="ar_AE" w:bidi="ar_AE"/>
-        </w:rPr>
-        <w:t>This PDF version is provided under the same license.</w:t>
+        <w:t xml:space="preserve"> © 2022 unfoldingWord. Released under CC BY-SA 4.0 license. </w:t>
+      </w:r>
+      <w:r>
+        <w:rPr>
+          <w:lang w:val="ar_AE" w:bidi="ar_AE"/>
+        </w:rPr>
+        <w:t>unfoldingWord® Translation Notes</w:t>
+      </w:r>
+      <w:r>
+        <w:rPr>
+          <w:lang w:val="ar_AE" w:bidi="ar_AE"/>
+        </w:rPr>
+        <w:t xml:space="preserve"> has been adapted in the following languages: Tok Pisin, Arabic (عربي), French (Français), Hindi (हिंदी), Indonesian (Bahasa Indonesia), Portuguese (Português), Russian (Русский), Spanish (Español), Swahili (Kiswahili), and Simplified Chinese (简体中文) from </w:t>
+      </w:r>
+      <w:r>
+        <w:rPr>
+          <w:lang w:val="ar_AE" w:bidi="ar_AE"/>
+        </w:rPr>
+        <w:t>unfoldingWord® Translation Notes</w:t>
+      </w:r>
+      <w:r>
+        <w:rPr>
+          <w:lang w:val="ar_AE" w:bidi="ar_AE"/>
+        </w:rPr>
+        <w:t xml:space="preserve"> © 2022 unfoldingWord. Released under CC BY-SA 4.0 license by Mission Mutual</w:t>
       </w:r>
       <w:r>
         <w:rPr>
@@ -936,7 +868,7 @@
         </w:rPr>
         <w:t xml:space="preserve">في الآية </w:t>
       </w:r>
-      <w:hyperlink r:id="rId15">
+      <w:hyperlink r:id="rId13">
         <w:r>
           <w:rPr>
             <w:lang w:val="ar_AE" w:bidi="ar_AE"/>
@@ -1301,22 +1233,6 @@
       </w:r>
       <w:r>
         <w:rPr>
-          <w:lang w:val="ar_AE" w:bidi="ar_AE"/>
-        </w:rPr>
-        <w:t>וַֽ⁠יְהִי֙ דְּבַר־יְהוָ֔ה</w:t>
-      </w:r>
-    </w:p>
-    <w:p>
-      <w:pPr>
-        <w:bidi/>
-      </w:pPr>
-      <w:r>
-        <w:rPr>
-          <w:lang w:val="ar_AE" w:bidi="ar_AE"/>
-        </w:rPr>
-      </w:r>
-      <w:r>
-        <w:rPr>
           <w:b/>
           <w:lang w:val="ar_AE" w:bidi="ar_AE"/>
         </w:rPr>
@@ -1409,22 +1325,6 @@
       </w:r>
       <w:r>
         <w:rPr>
-          <w:lang w:val="ar_AE" w:bidi="ar_AE"/>
-        </w:rPr>
-        <w:t>אֲמִתַּ֖י</w:t>
-      </w:r>
-    </w:p>
-    <w:p>
-      <w:pPr>
-        <w:bidi/>
-      </w:pPr>
-      <w:r>
-        <w:rPr>
-          <w:lang w:val="ar_AE" w:bidi="ar_AE"/>
-        </w:rPr>
-      </w:r>
-      <w:r>
-        <w:rPr>
           <w:b/>
           <w:lang w:val="ar_AE" w:bidi="ar_AE"/>
         </w:rPr>
@@ -1538,22 +1438,6 @@
       </w:r>
       <w:r>
         <w:rPr>
-          <w:lang w:val="ar_AE" w:bidi="ar_AE"/>
-        </w:rPr>
-        <w:t>נִֽינְוֵ֛ה הָ⁠עִ֥יר הַ⁠גְּדוֹלָ֖ה</w:t>
-      </w:r>
-    </w:p>
-    <w:p>
-      <w:pPr>
-        <w:bidi/>
-      </w:pPr>
-      <w:r>
-        <w:rPr>
-          <w:lang w:val="ar_AE" w:bidi="ar_AE"/>
-        </w:rPr>
-      </w:r>
-      <w:r>
-        <w:rPr>
           <w:b/>
           <w:lang w:val="ar_AE" w:bidi="ar_AE"/>
         </w:rPr>
@@ -1673,22 +1557,6 @@
       </w:r>
       <w:r>
         <w:rPr>
-          <w:lang w:val="ar_AE" w:bidi="ar_AE"/>
-        </w:rPr>
-        <w:t>ק֠וּם</w:t>
-      </w:r>
-    </w:p>
-    <w:p>
-      <w:pPr>
-        <w:bidi/>
-      </w:pPr>
-      <w:r>
-        <w:rPr>
-          <w:lang w:val="ar_AE" w:bidi="ar_AE"/>
-        </w:rPr>
-      </w:r>
-      <w:r>
-        <w:rPr>
           <w:b/>
           <w:lang w:val="ar_AE" w:bidi="ar_AE"/>
         </w:rPr>
@@ -1808,22 +1676,6 @@
       </w:r>
       <w:r>
         <w:rPr>
-          <w:lang w:val="ar_AE" w:bidi="ar_AE"/>
-        </w:rPr>
-        <w:t>וּ⁠קְרָ֣א עָלֶ֑י⁠הָ</w:t>
-      </w:r>
-    </w:p>
-    <w:p>
-      <w:pPr>
-        <w:bidi/>
-      </w:pPr>
-      <w:r>
-        <w:rPr>
-          <w:lang w:val="ar_AE" w:bidi="ar_AE"/>
-        </w:rPr>
-      </w:r>
-      <w:r>
-        <w:rPr>
           <w:b/>
           <w:lang w:val="ar_AE" w:bidi="ar_AE"/>
         </w:rPr>
@@ -1943,22 +1795,6 @@
       </w:r>
       <w:r>
         <w:rPr>
-          <w:lang w:val="ar_AE" w:bidi="ar_AE"/>
-        </w:rPr>
-        <w:t>עָלְתָ֥ה רָעָתָ֖⁠ם לְ⁠פָנָֽ⁠י</w:t>
-      </w:r>
-    </w:p>
-    <w:p>
-      <w:pPr>
-        <w:bidi/>
-      </w:pPr>
-      <w:r>
-        <w:rPr>
-          <w:lang w:val="ar_AE" w:bidi="ar_AE"/>
-        </w:rPr>
-      </w:r>
-      <w:r>
-        <w:rPr>
           <w:b/>
           <w:lang w:val="ar_AE" w:bidi="ar_AE"/>
         </w:rPr>
@@ -2091,22 +1927,6 @@
       </w:r>
       <w:r>
         <w:rPr>
-          <w:lang w:val="ar_AE" w:bidi="ar_AE"/>
-        </w:rPr>
-        <w:t>ק֠וּם לֵ֧ךְ אֶל־נִֽינְוֵ֛ה הָ⁠עִ֥יר הַ⁠גְּדוֹלָ֖ה וּ⁠קְרָ֣א עָלֶ֑י⁠הָ כִּֽי־עָלְתָ֥ה רָעָתָ֖⁠ם לְ⁠פָנָֽ⁠י</w:t>
-      </w:r>
-    </w:p>
-    <w:p>
-      <w:pPr>
-        <w:bidi/>
-      </w:pPr>
-      <w:r>
-        <w:rPr>
-          <w:lang w:val="ar_AE" w:bidi="ar_AE"/>
-        </w:rPr>
-      </w:r>
-      <w:r>
-        <w:rPr>
           <w:b/>
           <w:lang w:val="ar_AE" w:bidi="ar_AE"/>
         </w:rPr>
@@ -2213,22 +2033,6 @@
       </w:r>
       <w:r>
         <w:rPr>
-          <w:lang w:val="ar_AE" w:bidi="ar_AE"/>
-        </w:rPr>
-        <w:t>עָלְתָ֥ה רָעָתָ֖⁠ם לְ⁠פָנָֽ⁠י</w:t>
-      </w:r>
-    </w:p>
-    <w:p>
-      <w:pPr>
-        <w:bidi/>
-      </w:pPr>
-      <w:r>
-        <w:rPr>
-          <w:lang w:val="ar_AE" w:bidi="ar_AE"/>
-        </w:rPr>
-      </w:r>
-      <w:r>
-        <w:rPr>
           <w:b/>
           <w:lang w:val="ar_AE" w:bidi="ar_AE"/>
         </w:rPr>
@@ -2334,22 +2138,6 @@
       </w:r>
       <w:r>
         <w:rPr>
-          <w:lang w:val="ar_AE" w:bidi="ar_AE"/>
-        </w:rPr>
-        <w:t>וַ⁠יָּ֤קָם יוֹנָה֙ לִ⁠בְרֹ֣חַ</w:t>
-      </w:r>
-    </w:p>
-    <w:p>
-      <w:pPr>
-        <w:bidi/>
-      </w:pPr>
-      <w:r>
-        <w:rPr>
-          <w:lang w:val="ar_AE" w:bidi="ar_AE"/>
-        </w:rPr>
-      </w:r>
-      <w:r>
-        <w:rPr>
           <w:b/>
           <w:lang w:val="ar_AE" w:bidi="ar_AE"/>
         </w:rPr>
@@ -2398,7 +2186,7 @@
         </w:rPr>
         <w:t xml:space="preserve">" هنا أن يونان تحرّك استجابة لأمر الله، لكن فعله كان عصيانًا لا طاعة. وإذا كان قراؤك قد يسيئون فهم ذلك، يمكنك توضيح المعنى بصراحة. انظر كيف ترجمت هذا التعبير في </w:t>
       </w:r>
-      <w:hyperlink r:id="rId16">
+      <w:hyperlink r:id="rId14">
         <w:r>
           <w:rPr>
             <w:lang w:val="ar_AE" w:bidi="ar_AE"/>
@@ -2487,22 +2275,6 @@
       </w:r>
       <w:r>
         <w:rPr>
-          <w:lang w:val="ar_AE" w:bidi="ar_AE"/>
-        </w:rPr>
-        <w:t>מִ⁠לִּ⁠פְנֵ֖י יְהוָ֑ה &amp; מִ⁠לִּ⁠פְנֵ֖י יְהוָֽה</w:t>
-      </w:r>
-    </w:p>
-    <w:p>
-      <w:pPr>
-        <w:bidi/>
-      </w:pPr>
-      <w:r>
-        <w:rPr>
-          <w:lang w:val="ar_AE" w:bidi="ar_AE"/>
-        </w:rPr>
-      </w:r>
-      <w:r>
-        <w:rPr>
           <w:b/>
           <w:lang w:val="ar_AE" w:bidi="ar_AE"/>
         </w:rPr>
@@ -2636,22 +2408,6 @@
       </w:r>
       <w:r>
         <w:rPr>
-          <w:lang w:val="ar_AE" w:bidi="ar_AE"/>
-        </w:rPr>
-        <w:t>לִ⁠בְרֹ֣חַ תַּרְשִׁ֔ישָׁ⁠ה</w:t>
-      </w:r>
-    </w:p>
-    <w:p>
-      <w:pPr>
-        <w:bidi/>
-      </w:pPr>
-      <w:r>
-        <w:rPr>
-          <w:lang w:val="ar_AE" w:bidi="ar_AE"/>
-        </w:rPr>
-      </w:r>
-      <w:r>
-        <w:rPr>
           <w:b/>
           <w:lang w:val="ar_AE" w:bidi="ar_AE"/>
         </w:rPr>
@@ -2842,22 +2598,6 @@
       </w:r>
       <w:r>
         <w:rPr>
-          <w:lang w:val="ar_AE" w:bidi="ar_AE"/>
-        </w:rPr>
-        <w:t>אָנִיָּ֣ה</w:t>
-      </w:r>
-    </w:p>
-    <w:p>
-      <w:pPr>
-        <w:bidi/>
-      </w:pPr>
-      <w:r>
-        <w:rPr>
-          <w:lang w:val="ar_AE" w:bidi="ar_AE"/>
-        </w:rPr>
-      </w:r>
-      <w:r>
-        <w:rPr>
           <w:b/>
           <w:lang w:val="ar_AE" w:bidi="ar_AE"/>
         </w:rPr>
@@ -3061,22 +2801,6 @@
       </w:r>
       <w:r>
         <w:rPr>
-          <w:lang w:val="ar_AE" w:bidi="ar_AE"/>
-        </w:rPr>
-        <w:t>וַ⁠יֵּ֤רֶד בָּ⁠הּ֙</w:t>
-      </w:r>
-    </w:p>
-    <w:p>
-      <w:pPr>
-        <w:bidi/>
-      </w:pPr>
-      <w:r>
-        <w:rPr>
-          <w:lang w:val="ar_AE" w:bidi="ar_AE"/>
-        </w:rPr>
-      </w:r>
-      <w:r>
-        <w:rPr>
           <w:b/>
           <w:lang w:val="ar_AE" w:bidi="ar_AE"/>
         </w:rPr>
@@ -3183,22 +2907,6 @@
       </w:r>
       <w:r>
         <w:rPr>
-          <w:lang w:val="ar_AE" w:bidi="ar_AE"/>
-        </w:rPr>
-        <w:t>עִמָּ⁠הֶם֙</w:t>
-      </w:r>
-    </w:p>
-    <w:p>
-      <w:pPr>
-        <w:bidi/>
-      </w:pPr>
-      <w:r>
-        <w:rPr>
-          <w:lang w:val="ar_AE" w:bidi="ar_AE"/>
-        </w:rPr>
-      </w:r>
-      <w:r>
-        <w:rPr>
           <w:b/>
           <w:lang w:val="ar_AE" w:bidi="ar_AE"/>
         </w:rPr>
@@ -3318,22 +3026,6 @@
       </w:r>
       <w:r>
         <w:rPr>
-          <w:lang w:val="ar_AE" w:bidi="ar_AE"/>
-        </w:rPr>
-        <w:t>וַֽ⁠יהוָ֗ה</w:t>
-      </w:r>
-    </w:p>
-    <w:p>
-      <w:pPr>
-        <w:bidi/>
-      </w:pPr>
-      <w:r>
-        <w:rPr>
-          <w:lang w:val="ar_AE" w:bidi="ar_AE"/>
-        </w:rPr>
-      </w:r>
-      <w:r>
-        <w:rPr>
           <w:b/>
           <w:lang w:val="ar_AE" w:bidi="ar_AE"/>
         </w:rPr>
@@ -3453,22 +3145,6 @@
       </w:r>
       <w:r>
         <w:rPr>
-          <w:lang w:val="ar_AE" w:bidi="ar_AE"/>
-        </w:rPr>
-        <w:t>וְ⁠הָ֣⁠אֳנִיָּ֔ה חִשְּׁבָ֖ה לְ⁠הִשָּׁבֵֽר</w:t>
-      </w:r>
-    </w:p>
-    <w:p>
-      <w:pPr>
-        <w:bidi/>
-      </w:pPr>
-      <w:r>
-        <w:rPr>
-          <w:lang w:val="ar_AE" w:bidi="ar_AE"/>
-        </w:rPr>
-      </w:r>
-      <w:r>
-        <w:rPr>
           <w:b/>
           <w:lang w:val="ar_AE" w:bidi="ar_AE"/>
         </w:rPr>
@@ -3588,22 +3264,6 @@
       </w:r>
       <w:r>
         <w:rPr>
-          <w:lang w:val="ar_AE" w:bidi="ar_AE"/>
-        </w:rPr>
-        <w:t>לְ⁠הִשָּׁבֵֽר</w:t>
-      </w:r>
-    </w:p>
-    <w:p>
-      <w:pPr>
-        <w:bidi/>
-      </w:pPr>
-      <w:r>
-        <w:rPr>
-          <w:lang w:val="ar_AE" w:bidi="ar_AE"/>
-        </w:rPr>
-      </w:r>
-      <w:r>
-        <w:rPr>
           <w:b/>
           <w:lang w:val="ar_AE" w:bidi="ar_AE"/>
         </w:rPr>
@@ -3710,22 +3370,6 @@
       </w:r>
       <w:r>
         <w:rPr>
-          <w:lang w:val="ar_AE" w:bidi="ar_AE"/>
-        </w:rPr>
-        <w:t>הַ⁠מַּלָּחִ֗ים</w:t>
-      </w:r>
-    </w:p>
-    <w:p>
-      <w:pPr>
-        <w:bidi/>
-      </w:pPr>
-      <w:r>
-        <w:rPr>
-          <w:lang w:val="ar_AE" w:bidi="ar_AE"/>
-        </w:rPr>
-      </w:r>
-      <w:r>
-        <w:rPr>
           <w:b/>
           <w:lang w:val="ar_AE" w:bidi="ar_AE"/>
         </w:rPr>
@@ -3845,22 +3489,6 @@
       </w:r>
       <w:r>
         <w:rPr>
-          <w:lang w:val="ar_AE" w:bidi="ar_AE"/>
-        </w:rPr>
-        <w:t>אֱלֹהָי⁠ו֒</w:t>
-      </w:r>
-    </w:p>
-    <w:p>
-      <w:pPr>
-        <w:bidi/>
-      </w:pPr>
-      <w:r>
-        <w:rPr>
-          <w:lang w:val="ar_AE" w:bidi="ar_AE"/>
-        </w:rPr>
-      </w:r>
-      <w:r>
-        <w:rPr>
           <w:b/>
           <w:lang w:val="ar_AE" w:bidi="ar_AE"/>
         </w:rPr>
@@ -3980,22 +3608,6 @@
       </w:r>
       <w:r>
         <w:rPr>
-          <w:lang w:val="ar_AE" w:bidi="ar_AE"/>
-        </w:rPr>
-        <w:t>לְ⁠הָקֵ֖ל מֵֽ⁠עֲלֵי⁠הֶ֑ם</w:t>
-      </w:r>
-    </w:p>
-    <w:p>
-      <w:pPr>
-        <w:bidi/>
-      </w:pPr>
-      <w:r>
-        <w:rPr>
-          <w:lang w:val="ar_AE" w:bidi="ar_AE"/>
-        </w:rPr>
-      </w:r>
-      <w:r>
-        <w:rPr>
           <w:b/>
           <w:lang w:val="ar_AE" w:bidi="ar_AE"/>
         </w:rPr>
@@ -4102,22 +3714,6 @@
       </w:r>
       <w:r>
         <w:rPr>
-          <w:lang w:val="ar_AE" w:bidi="ar_AE"/>
-        </w:rPr>
-        <w:t>וְ⁠יוֹנָ֗ה יָרַד֙ אֶל־יַרְכְּתֵ֣י הַ⁠סְּפִינָ֔ה וַ⁠יִּשְׁכַּ֖ב וַ⁠יֵּרָדַֽם</w:t>
-      </w:r>
-    </w:p>
-    <w:p>
-      <w:pPr>
-        <w:bidi/>
-      </w:pPr>
-      <w:r>
-        <w:rPr>
-          <w:lang w:val="ar_AE" w:bidi="ar_AE"/>
-        </w:rPr>
-      </w:r>
-      <w:r>
-        <w:rPr>
           <w:b/>
           <w:lang w:val="ar_AE" w:bidi="ar_AE"/>
         </w:rPr>
@@ -4224,22 +3820,6 @@
       </w:r>
       <w:r>
         <w:rPr>
-          <w:lang w:val="ar_AE" w:bidi="ar_AE"/>
-        </w:rPr>
-        <w:t>יַרְכְּתֵ֣י הַ⁠סְּפִינָ֔ה</w:t>
-      </w:r>
-    </w:p>
-    <w:p>
-      <w:pPr>
-        <w:bidi/>
-      </w:pPr>
-      <w:r>
-        <w:rPr>
-          <w:lang w:val="ar_AE" w:bidi="ar_AE"/>
-        </w:rPr>
-      </w:r>
-      <w:r>
-        <w:rPr>
           <w:b/>
           <w:lang w:val="ar_AE" w:bidi="ar_AE"/>
         </w:rPr>
@@ -4324,22 +3904,6 @@
       </w:r>
       <w:r>
         <w:rPr>
-          <w:lang w:val="ar_AE" w:bidi="ar_AE"/>
-        </w:rPr>
-        <w:t>וַ⁠יִּשְׁכַּ֖ב וַ⁠יֵּרָדַֽם</w:t>
-      </w:r>
-    </w:p>
-    <w:p>
-      <w:pPr>
-        <w:bidi/>
-      </w:pPr>
-      <w:r>
-        <w:rPr>
-          <w:lang w:val="ar_AE" w:bidi="ar_AE"/>
-        </w:rPr>
-      </w:r>
-      <w:r>
-        <w:rPr>
           <w:b/>
           <w:lang w:val="ar_AE" w:bidi="ar_AE"/>
         </w:rPr>
@@ -4424,22 +3988,6 @@
       </w:r>
       <w:r>
         <w:rPr>
-          <w:lang w:val="ar_AE" w:bidi="ar_AE"/>
-        </w:rPr>
-        <w:t>וַ⁠יִּקְרַ֤ב אֵלָי⁠ו֙ רַ֣ב הַ⁠חֹבֵ֔ל וַ⁠יֹּ֥אמֶר ל֖⁠וֹ</w:t>
-      </w:r>
-    </w:p>
-    <w:p>
-      <w:pPr>
-        <w:bidi/>
-      </w:pPr>
-      <w:r>
-        <w:rPr>
-          <w:lang w:val="ar_AE" w:bidi="ar_AE"/>
-        </w:rPr>
-      </w:r>
-      <w:r>
-        <w:rPr>
           <w:b/>
           <w:lang w:val="ar_AE" w:bidi="ar_AE"/>
         </w:rPr>
@@ -4539,22 +4087,6 @@
       </w:r>
       <w:r>
         <w:rPr>
-          <w:lang w:val="ar_AE" w:bidi="ar_AE"/>
-        </w:rPr>
-        <w:t>מַה־לְּ⁠ךָ֣ נִרְדָּ֑ם</w:t>
-      </w:r>
-    </w:p>
-    <w:p>
-      <w:pPr>
-        <w:bidi/>
-      </w:pPr>
-      <w:r>
-        <w:rPr>
-          <w:lang w:val="ar_AE" w:bidi="ar_AE"/>
-        </w:rPr>
-      </w:r>
-      <w:r>
-        <w:rPr>
           <w:b/>
           <w:lang w:val="ar_AE" w:bidi="ar_AE"/>
         </w:rPr>
@@ -4661,22 +4193,6 @@
       </w:r>
       <w:r>
         <w:rPr>
-          <w:lang w:val="ar_AE" w:bidi="ar_AE"/>
-        </w:rPr>
-        <w:t>ק֚וּם</w:t>
-      </w:r>
-    </w:p>
-    <w:p>
-      <w:pPr>
-        <w:bidi/>
-      </w:pPr>
-      <w:r>
-        <w:rPr>
-          <w:lang w:val="ar_AE" w:bidi="ar_AE"/>
-        </w:rPr>
-      </w:r>
-      <w:r>
-        <w:rPr>
           <w:b/>
           <w:lang w:val="ar_AE" w:bidi="ar_AE"/>
         </w:rPr>
@@ -4712,7 +4228,7 @@
         </w:rPr>
         <w:t xml:space="preserve">مع أن هذه العبارة استُخدمت كتعبيـر مجازي في </w:t>
       </w:r>
-      <w:hyperlink r:id="rId16">
+      <w:hyperlink r:id="rId14">
         <w:r>
           <w:rPr>
             <w:lang w:val="ar_AE" w:bidi="ar_AE"/>
@@ -4730,7 +4246,7 @@
         </w:rPr>
         <w:t xml:space="preserve"> و</w:t>
       </w:r>
-      <w:hyperlink r:id="rId17">
+      <w:hyperlink r:id="rId15">
         <w:r>
           <w:rPr>
             <w:lang w:val="ar_AE" w:bidi="ar_AE"/>
@@ -4797,22 +4313,6 @@
       </w:r>
       <w:r>
         <w:rPr>
-          <w:lang w:val="ar_AE" w:bidi="ar_AE"/>
-        </w:rPr>
-        <w:t>קְרָ֣א אֶל־אֱלֹהֶ֔י⁠ךָ</w:t>
-      </w:r>
-    </w:p>
-    <w:p>
-      <w:pPr>
-        <w:bidi/>
-      </w:pPr>
-      <w:r>
-        <w:rPr>
-          <w:lang w:val="ar_AE" w:bidi="ar_AE"/>
-        </w:rPr>
-      </w:r>
-      <w:r>
-        <w:rPr>
           <w:b/>
           <w:lang w:val="ar_AE" w:bidi="ar_AE"/>
         </w:rPr>
@@ -4932,22 +4432,6 @@
       </w:r>
       <w:r>
         <w:rPr>
-          <w:lang w:val="ar_AE" w:bidi="ar_AE"/>
-        </w:rPr>
-        <w:t>אוּלַ֞י יִתְעַשֵּׁ֧ת הָ⁠אֱלֹהִ֛ים לָ֖⁠נוּ וְ⁠לֹ֥א נֹאבֵֽד</w:t>
-      </w:r>
-    </w:p>
-    <w:p>
-      <w:pPr>
-        <w:bidi/>
-      </w:pPr>
-      <w:r>
-        <w:rPr>
-          <w:lang w:val="ar_AE" w:bidi="ar_AE"/>
-        </w:rPr>
-      </w:r>
-      <w:r>
-        <w:rPr>
           <w:b/>
           <w:lang w:val="ar_AE" w:bidi="ar_AE"/>
         </w:rPr>
@@ -5054,22 +4538,6 @@
       </w:r>
       <w:r>
         <w:rPr>
-          <w:lang w:val="ar_AE" w:bidi="ar_AE"/>
-        </w:rPr>
-        <w:t>וְ⁠לֹ֥א נֹאבֵֽד</w:t>
-      </w:r>
-    </w:p>
-    <w:p>
-      <w:pPr>
-        <w:bidi/>
-      </w:pPr>
-      <w:r>
-        <w:rPr>
-          <w:lang w:val="ar_AE" w:bidi="ar_AE"/>
-        </w:rPr>
-      </w:r>
-      <w:r>
-        <w:rPr>
           <w:b/>
           <w:lang w:val="ar_AE" w:bidi="ar_AE"/>
         </w:rPr>
@@ -5176,22 +4644,6 @@
       </w:r>
       <w:r>
         <w:rPr>
-          <w:lang w:val="ar_AE" w:bidi="ar_AE"/>
-        </w:rPr>
-        <w:t>וַ⁠יֹּאמְר֞וּ אִ֣ישׁ אֶל־רֵעֵ֗⁠הוּ</w:t>
-      </w:r>
-    </w:p>
-    <w:p>
-      <w:pPr>
-        <w:bidi/>
-      </w:pPr>
-      <w:r>
-        <w:rPr>
-          <w:lang w:val="ar_AE" w:bidi="ar_AE"/>
-        </w:rPr>
-      </w:r>
-      <w:r>
-        <w:rPr>
           <w:b/>
           <w:lang w:val="ar_AE" w:bidi="ar_AE"/>
         </w:rPr>
@@ -5311,22 +4763,6 @@
       </w:r>
       <w:r>
         <w:rPr>
-          <w:lang w:val="ar_AE" w:bidi="ar_AE"/>
-        </w:rPr>
-        <w:t>וְ⁠נֵ֣דְעָ֔ה בְּ⁠שֶׁ⁠לְּ⁠מִ֛י הָ⁠רָעָ֥ה הַ⁠זֹּ֖את לָ֑⁠נוּ</w:t>
-      </w:r>
-    </w:p>
-    <w:p>
-      <w:pPr>
-        <w:bidi/>
-      </w:pPr>
-      <w:r>
-        <w:rPr>
-          <w:lang w:val="ar_AE" w:bidi="ar_AE"/>
-        </w:rPr>
-      </w:r>
-      <w:r>
-        <w:rPr>
           <w:b/>
           <w:lang w:val="ar_AE" w:bidi="ar_AE"/>
         </w:rPr>
@@ -5530,22 +4966,6 @@
       </w:r>
       <w:r>
         <w:rPr>
-          <w:lang w:val="ar_AE" w:bidi="ar_AE"/>
-        </w:rPr>
-        <w:t>וַ⁠יִּפֹּ֥ל הַ⁠גּוֹרָ֖ל עַל־יוֹנָֽה</w:t>
-      </w:r>
-    </w:p>
-    <w:p>
-      <w:pPr>
-        <w:bidi/>
-      </w:pPr>
-      <w:r>
-        <w:rPr>
-          <w:lang w:val="ar_AE" w:bidi="ar_AE"/>
-        </w:rPr>
-      </w:r>
-      <w:r>
-        <w:rPr>
           <w:b/>
           <w:lang w:val="ar_AE" w:bidi="ar_AE"/>
         </w:rPr>
@@ -5665,22 +5085,6 @@
       </w:r>
       <w:r>
         <w:rPr>
-          <w:lang w:val="ar_AE" w:bidi="ar_AE"/>
-        </w:rPr>
-        <w:t>לְכוּ֙ וְ⁠נַפִּ֣ילָה גֽוֹרָל֔וֹת</w:t>
-      </w:r>
-    </w:p>
-    <w:p>
-      <w:pPr>
-        <w:bidi/>
-      </w:pPr>
-      <w:r>
-        <w:rPr>
-          <w:lang w:val="ar_AE" w:bidi="ar_AE"/>
-        </w:rPr>
-      </w:r>
-      <w:r>
-        <w:rPr>
           <w:b/>
           <w:lang w:val="ar_AE" w:bidi="ar_AE"/>
         </w:rPr>
@@ -5800,22 +5204,6 @@
       </w:r>
       <w:r>
         <w:rPr>
-          <w:lang w:val="ar_AE" w:bidi="ar_AE"/>
-        </w:rPr>
-        <w:t>וְ⁠נַפִּ֣ילָה גֽוֹרָל֔וֹת</w:t>
-      </w:r>
-    </w:p>
-    <w:p>
-      <w:pPr>
-        <w:bidi/>
-      </w:pPr>
-      <w:r>
-        <w:rPr>
-          <w:lang w:val="ar_AE" w:bidi="ar_AE"/>
-        </w:rPr>
-      </w:r>
-      <w:r>
-        <w:rPr>
           <w:b/>
           <w:lang w:val="ar_AE" w:bidi="ar_AE"/>
         </w:rPr>
@@ -5922,22 +5310,6 @@
       </w:r>
       <w:r>
         <w:rPr>
-          <w:lang w:val="ar_AE" w:bidi="ar_AE"/>
-        </w:rPr>
-        <w:t>וַ⁠יֹּאמְר֣וּ אֵלָ֔י⁠ו</w:t>
-      </w:r>
-    </w:p>
-    <w:p>
-      <w:pPr>
-        <w:bidi/>
-      </w:pPr>
-      <w:r>
-        <w:rPr>
-          <w:lang w:val="ar_AE" w:bidi="ar_AE"/>
-        </w:rPr>
-      </w:r>
-      <w:r>
-        <w:rPr>
           <w:b/>
           <w:lang w:val="ar_AE" w:bidi="ar_AE"/>
         </w:rPr>
@@ -6153,22 +5525,6 @@
       </w:r>
       <w:r>
         <w:rPr>
-          <w:lang w:val="ar_AE" w:bidi="ar_AE"/>
-        </w:rPr>
-        <w:t>יְהוָ֞ה &amp; אֲנִ֣י יָרֵ֔א</w:t>
-      </w:r>
-    </w:p>
-    <w:p>
-      <w:pPr>
-        <w:bidi/>
-      </w:pPr>
-      <w:r>
-        <w:rPr>
-          <w:lang w:val="ar_AE" w:bidi="ar_AE"/>
-        </w:rPr>
-      </w:r>
-      <w:r>
-        <w:rPr>
           <w:b/>
           <w:lang w:val="ar_AE" w:bidi="ar_AE"/>
         </w:rPr>
@@ -6288,22 +5644,6 @@
       </w:r>
       <w:r>
         <w:rPr>
-          <w:lang w:val="ar_AE" w:bidi="ar_AE"/>
-        </w:rPr>
-        <w:t>וַ⁠יִּֽירְא֤וּ הָֽ⁠אֲנָשִׁים֙ יִרְאָ֣ה גְדוֹלָ֔ה</w:t>
-      </w:r>
-    </w:p>
-    <w:p>
-      <w:pPr>
-        <w:bidi/>
-      </w:pPr>
-      <w:r>
-        <w:rPr>
-          <w:lang w:val="ar_AE" w:bidi="ar_AE"/>
-        </w:rPr>
-      </w:r>
-      <w:r>
-        <w:rPr>
           <w:b/>
           <w:lang w:val="ar_AE" w:bidi="ar_AE"/>
         </w:rPr>
@@ -6423,22 +5763,6 @@
       </w:r>
       <w:r>
         <w:rPr>
-          <w:lang w:val="ar_AE" w:bidi="ar_AE"/>
-        </w:rPr>
-        <w:t>מַה־זֹּ֣את עָשִׂ֑יתָ</w:t>
-      </w:r>
-    </w:p>
-    <w:p>
-      <w:pPr>
-        <w:bidi/>
-      </w:pPr>
-      <w:r>
-        <w:rPr>
-          <w:lang w:val="ar_AE" w:bidi="ar_AE"/>
-        </w:rPr>
-      </w:r>
-      <w:r>
-        <w:rPr>
           <w:b/>
           <w:lang w:val="ar_AE" w:bidi="ar_AE"/>
         </w:rPr>
@@ -6545,22 +5869,6 @@
       </w:r>
       <w:r>
         <w:rPr>
-          <w:lang w:val="ar_AE" w:bidi="ar_AE"/>
-        </w:rPr>
-        <w:t>מִ⁠לִּ⁠פְנֵ֤י יְהוָה֙</w:t>
-      </w:r>
-    </w:p>
-    <w:p>
-      <w:pPr>
-        <w:bidi/>
-      </w:pPr>
-      <w:r>
-        <w:rPr>
-          <w:lang w:val="ar_AE" w:bidi="ar_AE"/>
-        </w:rPr>
-      </w:r>
-      <w:r>
-        <w:rPr>
           <w:b/>
           <w:lang w:val="ar_AE" w:bidi="ar_AE"/>
         </w:rPr>
@@ -6667,22 +5975,6 @@
       </w:r>
       <w:r>
         <w:rPr>
-          <w:lang w:val="ar_AE" w:bidi="ar_AE"/>
-        </w:rPr>
-        <w:t>כִּ֥י הִגִּ֖יד לָ⁠הֶֽם</w:t>
-      </w:r>
-    </w:p>
-    <w:p>
-      <w:pPr>
-        <w:bidi/>
-      </w:pPr>
-      <w:r>
-        <w:rPr>
-          <w:lang w:val="ar_AE" w:bidi="ar_AE"/>
-        </w:rPr>
-      </w:r>
-      <w:r>
-        <w:rPr>
           <w:b/>
           <w:lang w:val="ar_AE" w:bidi="ar_AE"/>
         </w:rPr>
@@ -6789,22 +6081,6 @@
       </w:r>
       <w:r>
         <w:rPr>
-          <w:lang w:val="ar_AE" w:bidi="ar_AE"/>
-        </w:rPr>
-        <w:t>כִּֽי־יָדְע֣וּ הָ⁠אֲנָשִׁ֗ים כִּֽי־מִ⁠לִּ⁠פְנֵ֤י יְהוָה֙ ה֣וּא בֹרֵ֔חַ כִּ֥י הִגִּ֖יד לָ⁠הֶֽם</w:t>
-      </w:r>
-    </w:p>
-    <w:p>
-      <w:pPr>
-        <w:bidi/>
-      </w:pPr>
-      <w:r>
-        <w:rPr>
-          <w:lang w:val="ar_AE" w:bidi="ar_AE"/>
-        </w:rPr>
-      </w:r>
-      <w:r>
-        <w:rPr>
           <w:b/>
           <w:lang w:val="ar_AE" w:bidi="ar_AE"/>
         </w:rPr>
@@ -6924,22 +6200,6 @@
       </w:r>
       <w:r>
         <w:rPr>
-          <w:lang w:val="ar_AE" w:bidi="ar_AE"/>
-        </w:rPr>
-        <w:t>וַ⁠יֹּאמְר֤וּ אֵלָי⁠ו֙</w:t>
-      </w:r>
-    </w:p>
-    <w:p>
-      <w:pPr>
-        <w:bidi/>
-      </w:pPr>
-      <w:r>
-        <w:rPr>
-          <w:lang w:val="ar_AE" w:bidi="ar_AE"/>
-        </w:rPr>
-      </w:r>
-      <w:r>
-        <w:rPr>
           <w:b/>
           <w:lang w:val="ar_AE" w:bidi="ar_AE"/>
         </w:rPr>
@@ -7046,22 +6306,6 @@
       </w:r>
       <w:r>
         <w:rPr>
-          <w:lang w:val="ar_AE" w:bidi="ar_AE"/>
-        </w:rPr>
-        <w:t>וְ⁠יִשְׁתֹּ֥ק הַ⁠יָּ֖ם מֵֽ⁠עָלֵ֑י⁠נוּ</w:t>
-      </w:r>
-    </w:p>
-    <w:p>
-      <w:pPr>
-        <w:bidi/>
-      </w:pPr>
-      <w:r>
-        <w:rPr>
-          <w:lang w:val="ar_AE" w:bidi="ar_AE"/>
-        </w:rPr>
-      </w:r>
-      <w:r>
-        <w:rPr>
           <w:b/>
           <w:lang w:val="ar_AE" w:bidi="ar_AE"/>
         </w:rPr>
@@ -7181,22 +6425,6 @@
       </w:r>
       <w:r>
         <w:rPr>
-          <w:lang w:val="ar_AE" w:bidi="ar_AE"/>
-        </w:rPr>
-        <w:t>הַ⁠יָּ֖ם הוֹלֵ֥ךְ וְ⁠סֹעֵֽר</w:t>
-      </w:r>
-    </w:p>
-    <w:p>
-      <w:pPr>
-        <w:bidi/>
-      </w:pPr>
-      <w:r>
-        <w:rPr>
-          <w:lang w:val="ar_AE" w:bidi="ar_AE"/>
-        </w:rPr>
-      </w:r>
-      <w:r>
-        <w:rPr>
           <w:b/>
           <w:lang w:val="ar_AE" w:bidi="ar_AE"/>
         </w:rPr>
@@ -7316,22 +6544,6 @@
       </w:r>
       <w:r>
         <w:rPr>
-          <w:lang w:val="ar_AE" w:bidi="ar_AE"/>
-        </w:rPr>
-        <w:t>וַ⁠יֹּאמְר֤וּ אֵלָי⁠ו֙ מַה־נַּ֣עֲשֶׂה לָּ֔⁠ךְ וְ⁠יִשְׁתֹּ֥ק הַ⁠יָּ֖ם מֵֽ⁠עָלֵ֑י⁠נוּ כִּ֥י הַ⁠יָּ֖ם הוֹלֵ֥ךְ וְ⁠סֹעֵֽר</w:t>
-      </w:r>
-    </w:p>
-    <w:p>
-      <w:pPr>
-        <w:bidi/>
-      </w:pPr>
-      <w:r>
-        <w:rPr>
-          <w:lang w:val="ar_AE" w:bidi="ar_AE"/>
-        </w:rPr>
-      </w:r>
-      <w:r>
-        <w:rPr>
           <w:b/>
           <w:lang w:val="ar_AE" w:bidi="ar_AE"/>
         </w:rPr>
@@ -7438,22 +6650,6 @@
       </w:r>
       <w:r>
         <w:rPr>
-          <w:lang w:val="ar_AE" w:bidi="ar_AE"/>
-        </w:rPr>
-        <w:t>כִּ֚י יוֹדֵ֣עַ אָ֔נִי כִּ֣י בְ⁠שֶׁ⁠לִּ֔⁠י הַ⁠סַּ֧עַר הַ⁠גָּד֛וֹל הַ⁠זֶּ֖ה עֲלֵי⁠כֶֽם</w:t>
-      </w:r>
-    </w:p>
-    <w:p>
-      <w:pPr>
-        <w:bidi/>
-      </w:pPr>
-      <w:r>
-        <w:rPr>
-          <w:lang w:val="ar_AE" w:bidi="ar_AE"/>
-        </w:rPr>
-      </w:r>
-      <w:r>
-        <w:rPr>
           <w:b/>
           <w:lang w:val="ar_AE" w:bidi="ar_AE"/>
         </w:rPr>
@@ -7592,7 +6788,7 @@
         </w:rPr>
         <w:t xml:space="preserve"> في </w:t>
       </w:r>
-      <w:hyperlink r:id="rId18">
+      <w:hyperlink r:id="rId16">
         <w:r>
           <w:rPr>
             <w:lang w:val="ar_AE" w:bidi="ar_AE"/>
@@ -7681,22 +6877,6 @@
       </w:r>
       <w:r>
         <w:rPr>
-          <w:lang w:val="ar_AE" w:bidi="ar_AE"/>
-        </w:rPr>
-        <w:t>וַ⁠יַּחְתְּר֣וּ הָ⁠אֲנָשִׁ֗ים</w:t>
-      </w:r>
-    </w:p>
-    <w:p>
-      <w:pPr>
-        <w:bidi/>
-      </w:pPr>
-      <w:r>
-        <w:rPr>
-          <w:lang w:val="ar_AE" w:bidi="ar_AE"/>
-        </w:rPr>
-      </w:r>
-      <w:r>
-        <w:rPr>
           <w:b/>
           <w:lang w:val="ar_AE" w:bidi="ar_AE"/>
         </w:rPr>
@@ -7803,22 +6983,6 @@
       </w:r>
       <w:r>
         <w:rPr>
-          <w:lang w:val="ar_AE" w:bidi="ar_AE"/>
-        </w:rPr>
-        <w:t>הַ⁠יָּ֔ם הוֹלֵ֥ךְ וְ⁠סֹעֵ֖ר</w:t>
-      </w:r>
-    </w:p>
-    <w:p>
-      <w:pPr>
-        <w:bidi/>
-      </w:pPr>
-      <w:r>
-        <w:rPr>
-          <w:lang w:val="ar_AE" w:bidi="ar_AE"/>
-        </w:rPr>
-      </w:r>
-      <w:r>
-        <w:rPr>
           <w:b/>
           <w:lang w:val="ar_AE" w:bidi="ar_AE"/>
         </w:rPr>
@@ -7854,7 +7018,7 @@
         </w:rPr>
         <w:t xml:space="preserve">انظر كيف ترجمت هذا التعبير الاصطلاحي في </w:t>
       </w:r>
-      <w:hyperlink r:id="rId19">
+      <w:hyperlink r:id="rId17">
         <w:r>
           <w:rPr>
             <w:lang w:val="ar_AE" w:bidi="ar_AE"/>
@@ -7943,22 +7107,6 @@
       </w:r>
       <w:r>
         <w:rPr>
-          <w:lang w:val="ar_AE" w:bidi="ar_AE"/>
-        </w:rPr>
-        <w:t>וַ⁠יִּקְרְא֨וּ</w:t>
-      </w:r>
-    </w:p>
-    <w:p>
-      <w:pPr>
-        <w:bidi/>
-      </w:pPr>
-      <w:r>
-        <w:rPr>
-          <w:lang w:val="ar_AE" w:bidi="ar_AE"/>
-        </w:rPr>
-      </w:r>
-      <w:r>
-        <w:rPr>
           <w:b/>
           <w:lang w:val="ar_AE" w:bidi="ar_AE"/>
         </w:rPr>
@@ -8078,22 +7226,6 @@
       </w:r>
       <w:r>
         <w:rPr>
-          <w:lang w:val="ar_AE" w:bidi="ar_AE"/>
-        </w:rPr>
-        <w:t>וַ⁠יִּקְרְא֨וּ אֶל־יְהוָ֜ה</w:t>
-      </w:r>
-    </w:p>
-    <w:p>
-      <w:pPr>
-        <w:bidi/>
-      </w:pPr>
-      <w:r>
-        <w:rPr>
-          <w:lang w:val="ar_AE" w:bidi="ar_AE"/>
-        </w:rPr>
-      </w:r>
-      <w:r>
-        <w:rPr>
           <w:b/>
           <w:lang w:val="ar_AE" w:bidi="ar_AE"/>
         </w:rPr>
@@ -8178,22 +7310,6 @@
       </w:r>
       <w:r>
         <w:rPr>
-          <w:lang w:val="ar_AE" w:bidi="ar_AE"/>
-        </w:rPr>
-        <w:t>אָנָּ֤ה</w:t>
-      </w:r>
-    </w:p>
-    <w:p>
-      <w:pPr>
-        <w:bidi/>
-      </w:pPr>
-      <w:r>
-        <w:rPr>
-          <w:lang w:val="ar_AE" w:bidi="ar_AE"/>
-        </w:rPr>
-      </w:r>
-      <w:r>
-        <w:rPr>
           <w:b/>
           <w:lang w:val="ar_AE" w:bidi="ar_AE"/>
         </w:rPr>
@@ -8313,22 +7429,6 @@
       </w:r>
       <w:r>
         <w:rPr>
-          <w:lang w:val="ar_AE" w:bidi="ar_AE"/>
-        </w:rPr>
-        <w:t>אַל־נָ֣א נֹאבְדָ֗ה בְּ⁠נֶ֨פֶשׁ֙ הָ⁠אִ֣ישׁ הַ⁠זֶּ֔ה</w:t>
-      </w:r>
-    </w:p>
-    <w:p>
-      <w:pPr>
-        <w:bidi/>
-      </w:pPr>
-      <w:r>
-        <w:rPr>
-          <w:lang w:val="ar_AE" w:bidi="ar_AE"/>
-        </w:rPr>
-      </w:r>
-      <w:r>
-        <w:rPr>
           <w:b/>
           <w:lang w:val="ar_AE" w:bidi="ar_AE"/>
         </w:rPr>
@@ -8448,22 +7548,6 @@
       </w:r>
       <w:r>
         <w:rPr>
-          <w:lang w:val="ar_AE" w:bidi="ar_AE"/>
-        </w:rPr>
-        <w:t>וְ⁠אַל־תִּתֵּ֥ן עָלֵ֖י⁠נוּ דָּ֣ם נָקִ֑יא</w:t>
-      </w:r>
-    </w:p>
-    <w:p>
-      <w:pPr>
-        <w:bidi/>
-      </w:pPr>
-      <w:r>
-        <w:rPr>
-          <w:lang w:val="ar_AE" w:bidi="ar_AE"/>
-        </w:rPr>
-      </w:r>
-      <w:r>
-        <w:rPr>
           <w:b/>
           <w:lang w:val="ar_AE" w:bidi="ar_AE"/>
         </w:rPr>
@@ -8583,22 +7667,6 @@
       </w:r>
       <w:r>
         <w:rPr>
-          <w:lang w:val="ar_AE" w:bidi="ar_AE"/>
-        </w:rPr>
-        <w:t>אָנָּ֤ה יְהוָה֙ אַל־נָ֣א נֹאבְדָ֗ה בְּ⁠נֶ֨פֶשׁ֙ הָ⁠אִ֣ישׁ הַ⁠זֶּ֔ה וְ⁠אַל־תִּתֵּ֥ן עָלֵ֖י⁠נוּ דָּ֣ם נָקִ֑יא כִּֽי־אַתָּ֣ה יְהוָ֔ה כַּ⁠אֲשֶׁ֥ר חָפַ֖צְתָּ עָשִֽׂיתָ</w:t>
-      </w:r>
-    </w:p>
-    <w:p>
-      <w:pPr>
-        <w:bidi/>
-      </w:pPr>
-      <w:r>
-        <w:rPr>
-          <w:lang w:val="ar_AE" w:bidi="ar_AE"/>
-        </w:rPr>
-      </w:r>
-      <w:r>
-        <w:rPr>
           <w:b/>
           <w:lang w:val="ar_AE" w:bidi="ar_AE"/>
         </w:rPr>
@@ -8705,22 +7773,6 @@
       </w:r>
       <w:r>
         <w:rPr>
-          <w:lang w:val="ar_AE" w:bidi="ar_AE"/>
-        </w:rPr>
-        <w:t>אַל־נָ֣א נֹאבְדָ֗ה בְּ⁠נֶ֨פֶשׁ֙ הָ⁠אִ֣ישׁ הַ⁠זֶּ֔ה וְ⁠אַל־תִּתֵּ֥ן עָלֵ֖י⁠נוּ דָּ֣ם נָקִ֑יא</w:t>
-      </w:r>
-    </w:p>
-    <w:p>
-      <w:pPr>
-        <w:bidi/>
-      </w:pPr>
-      <w:r>
-        <w:rPr>
-          <w:lang w:val="ar_AE" w:bidi="ar_AE"/>
-        </w:rPr>
-      </w:r>
-      <w:r>
-        <w:rPr>
           <w:b/>
           <w:lang w:val="ar_AE" w:bidi="ar_AE"/>
         </w:rPr>
@@ -8813,22 +7865,6 @@
       </w:r>
       <w:r>
         <w:rPr>
-          <w:lang w:val="ar_AE" w:bidi="ar_AE"/>
-        </w:rPr>
-        <w:t>וַ⁠יַּעֲמֹ֥ד הַ⁠יָּ֖ם מִ⁠זַּעְפּֽ⁠וֹ</w:t>
-      </w:r>
-    </w:p>
-    <w:p>
-      <w:pPr>
-        <w:bidi/>
-      </w:pPr>
-      <w:r>
-        <w:rPr>
-          <w:lang w:val="ar_AE" w:bidi="ar_AE"/>
-        </w:rPr>
-      </w:r>
-      <w:r>
-        <w:rPr>
           <w:b/>
           <w:lang w:val="ar_AE" w:bidi="ar_AE"/>
         </w:rPr>
@@ -8948,22 +7984,6 @@
       </w:r>
       <w:r>
         <w:rPr>
-          <w:lang w:val="ar_AE" w:bidi="ar_AE"/>
-        </w:rPr>
-        <w:t>וַ⁠יַּעֲמֹ֥ד הַ⁠יָּ֖ם מִ⁠זַּעְפּֽ⁠וֹ</w:t>
-      </w:r>
-    </w:p>
-    <w:p>
-      <w:pPr>
-        <w:bidi/>
-      </w:pPr>
-      <w:r>
-        <w:rPr>
-          <w:lang w:val="ar_AE" w:bidi="ar_AE"/>
-        </w:rPr>
-      </w:r>
-      <w:r>
-        <w:rPr>
           <w:b/>
           <w:lang w:val="ar_AE" w:bidi="ar_AE"/>
         </w:rPr>
@@ -9082,22 +8102,6 @@
       </w:r>
       <w:r>
         <w:rPr>
-          <w:lang w:val="ar_AE" w:bidi="ar_AE"/>
-        </w:rPr>
-        <w:t>וַ⁠יִּֽירְא֧וּ הָ⁠אֲנָשִׁ֛ים יִרְאָ֥ה גְדוֹלָ֖ה אֶת־יְהוָ֑ה</w:t>
-      </w:r>
-    </w:p>
-    <w:p>
-      <w:pPr>
-        <w:bidi/>
-      </w:pPr>
-      <w:r>
-        <w:rPr>
-          <w:lang w:val="ar_AE" w:bidi="ar_AE"/>
-        </w:rPr>
-      </w:r>
-      <w:r>
-        <w:rPr>
           <w:b/>
           <w:lang w:val="ar_AE" w:bidi="ar_AE"/>
         </w:rPr>
@@ -9119,7 +8123,7 @@
         </w:rPr>
         <w:t xml:space="preserve">هنا تأتي عبارة "فخَافَ ... خَوْفًا عَظِيمًا" في تركيب تأكيدي يجمع بين فعل ومفعوله من الجذر نفسه. قد يكون من الممكن في لغتك استخدام البناء ذاته للتعبير عن المعنى. أو لعل لغتك تستعمل أسلوبًا آخر لإبراز هذا التأكيد. انظر كيف ترجمت هذه العبارة في </w:t>
       </w:r>
-      <w:hyperlink r:id="rId18">
+      <w:hyperlink r:id="rId16">
         <w:r>
           <w:rPr>
             <w:lang w:val="ar_AE" w:bidi="ar_AE"/>
@@ -9208,22 +8212,6 @@
       </w:r>
       <w:r>
         <w:rPr>
-          <w:lang w:val="ar_AE" w:bidi="ar_AE"/>
-        </w:rPr>
-        <w:t>וַ⁠יִּֽזְבְּחוּ־זֶ֨בַח֙ לַֽ⁠יהוָ֔ה וַֽ⁠יִּדְּר֖וּ נְדָרִֽים</w:t>
-      </w:r>
-    </w:p>
-    <w:p>
-      <w:pPr>
-        <w:bidi/>
-      </w:pPr>
-      <w:r>
-        <w:rPr>
-          <w:lang w:val="ar_AE" w:bidi="ar_AE"/>
-        </w:rPr>
-      </w:r>
-      <w:r>
-        <w:rPr>
           <w:b/>
           <w:lang w:val="ar_AE" w:bidi="ar_AE"/>
         </w:rPr>
@@ -9366,22 +8354,6 @@
       </w:r>
       <w:r>
         <w:rPr>
-          <w:lang w:val="ar_AE" w:bidi="ar_AE"/>
-        </w:rPr>
-        <w:t>וַ⁠יְמַ֤ן יְהוָה֙ דָּ֣ג גָּד֔וֹל לִ⁠בְלֹ֖עַ אֶת־יוֹנָ֑ה וַ⁠יְהִ֤י יוֹנָה֙ בִּ⁠מְעֵ֣י הַ⁠דָּ֔ג שְׁלֹשָׁ֥ה יָמִ֖ים וּ⁠שְׁלֹשָׁ֥ה לֵילֽוֹת</w:t>
-      </w:r>
-    </w:p>
-    <w:p>
-      <w:pPr>
-        <w:bidi/>
-      </w:pPr>
-      <w:r>
-        <w:rPr>
-          <w:lang w:val="ar_AE" w:bidi="ar_AE"/>
-        </w:rPr>
-      </w:r>
-      <w:r>
-        <w:rPr>
           <w:b/>
           <w:lang w:val="ar_AE" w:bidi="ar_AE"/>
         </w:rPr>
@@ -9452,22 +8424,6 @@
       </w:r>
       <w:r>
         <w:rPr>
-          <w:lang w:val="ar_AE" w:bidi="ar_AE"/>
-        </w:rPr>
-        <w:t>וַ⁠יְמַ֤ן יְהוָה֙ דָּ֣ג גָּד֔וֹל לִ⁠בְלֹ֖עַ אֶת־יוֹנָ֑ה</w:t>
-      </w:r>
-    </w:p>
-    <w:p>
-      <w:pPr>
-        <w:bidi/>
-      </w:pPr>
-      <w:r>
-        <w:rPr>
-          <w:lang w:val="ar_AE" w:bidi="ar_AE"/>
-        </w:rPr>
-      </w:r>
-      <w:r>
-        <w:rPr>
           <w:b/>
           <w:lang w:val="ar_AE" w:bidi="ar_AE"/>
         </w:rPr>
@@ -9862,22 +8818,6 @@
       </w:r>
       <w:r>
         <w:rPr>
-          <w:lang w:val="ar_AE" w:bidi="ar_AE"/>
-        </w:rPr>
-        <w:t>יְהוָ֖ה אֱלֹהָ֑י⁠ו</w:t>
-      </w:r>
-    </w:p>
-    <w:p>
-      <w:pPr>
-        <w:bidi/>
-      </w:pPr>
-      <w:r>
-        <w:rPr>
-          <w:lang w:val="ar_AE" w:bidi="ar_AE"/>
-        </w:rPr>
-      </w:r>
-      <w:r>
-        <w:rPr>
           <w:b/>
           <w:lang w:val="ar_AE" w:bidi="ar_AE"/>
         </w:rPr>
@@ -10010,22 +8950,6 @@
       </w:r>
       <w:r>
         <w:rPr>
-          <w:lang w:val="ar_AE" w:bidi="ar_AE"/>
-        </w:rPr>
-        <w:t>וַ⁠יֹּ֗אמֶר</w:t>
-      </w:r>
-    </w:p>
-    <w:p>
-      <w:pPr>
-        <w:bidi/>
-      </w:pPr>
-      <w:r>
-        <w:rPr>
-          <w:lang w:val="ar_AE" w:bidi="ar_AE"/>
-        </w:rPr>
-      </w:r>
-      <w:r>
-        <w:rPr>
           <w:b/>
           <w:lang w:val="ar_AE" w:bidi="ar_AE"/>
         </w:rPr>
@@ -10110,22 +9034,6 @@
       </w:r>
       <w:r>
         <w:rPr>
-          <w:lang w:val="ar_AE" w:bidi="ar_AE"/>
-        </w:rPr>
-        <w:t>קָ֠רָאתִי מִ⁠צָּ֥רָה לִ֛⁠י אֶל־יְהוָ֖ה וַֽ⁠יַּעֲנֵ֑⁠נִי</w:t>
-      </w:r>
-    </w:p>
-    <w:p>
-      <w:pPr>
-        <w:bidi/>
-      </w:pPr>
-      <w:r>
-        <w:rPr>
-          <w:lang w:val="ar_AE" w:bidi="ar_AE"/>
-        </w:rPr>
-      </w:r>
-      <w:r>
-        <w:rPr>
           <w:b/>
           <w:lang w:val="ar_AE" w:bidi="ar_AE"/>
         </w:rPr>
@@ -10232,22 +9140,6 @@
       </w:r>
       <w:r>
         <w:rPr>
-          <w:lang w:val="ar_AE" w:bidi="ar_AE"/>
-        </w:rPr>
-        <w:t>קָ֠רָאתִי מִ⁠צָּ֥רָה לִ֛⁠י אֶל־יְהוָ֖ה וַֽ⁠יַּעֲנֵ֑⁠נִי</w:t>
-      </w:r>
-    </w:p>
-    <w:p>
-      <w:pPr>
-        <w:bidi/>
-      </w:pPr>
-      <w:r>
-        <w:rPr>
-          <w:lang w:val="ar_AE" w:bidi="ar_AE"/>
-        </w:rPr>
-      </w:r>
-      <w:r>
-        <w:rPr>
           <w:b/>
           <w:lang w:val="ar_AE" w:bidi="ar_AE"/>
         </w:rPr>
@@ -10352,22 +9244,6 @@
       </w:r>
       <w:r>
         <w:rPr>
-          <w:lang w:val="ar_AE" w:bidi="ar_AE"/>
-        </w:rPr>
-        <w:t>וַֽ⁠יַּעֲנֵ֑⁠נִי</w:t>
-      </w:r>
-    </w:p>
-    <w:p>
-      <w:pPr>
-        <w:bidi/>
-      </w:pPr>
-      <w:r>
-        <w:rPr>
-          <w:lang w:val="ar_AE" w:bidi="ar_AE"/>
-        </w:rPr>
-      </w:r>
-      <w:r>
-        <w:rPr>
           <w:b/>
           <w:lang w:val="ar_AE" w:bidi="ar_AE"/>
         </w:rPr>
@@ -10474,22 +9350,6 @@
       </w:r>
       <w:r>
         <w:rPr>
-          <w:lang w:val="ar_AE" w:bidi="ar_AE"/>
-        </w:rPr>
-        <w:t>מִ⁠בֶּ֧טֶן שְׁא֛וֹל</w:t>
-      </w:r>
-    </w:p>
-    <w:p>
-      <w:pPr>
-        <w:bidi/>
-      </w:pPr>
-      <w:r>
-        <w:rPr>
-          <w:lang w:val="ar_AE" w:bidi="ar_AE"/>
-        </w:rPr>
-      </w:r>
-      <w:r>
-        <w:rPr>
           <w:b/>
           <w:lang w:val="ar_AE" w:bidi="ar_AE"/>
         </w:rPr>
@@ -10621,22 +9481,6 @@
       </w:r>
       <w:r>
         <w:rPr>
-          <w:lang w:val="ar_AE" w:bidi="ar_AE"/>
-        </w:rPr>
-        <w:t>שְׁא֛וֹל</w:t>
-      </w:r>
-    </w:p>
-    <w:p>
-      <w:pPr>
-        <w:bidi/>
-      </w:pPr>
-      <w:r>
-        <w:rPr>
-          <w:lang w:val="ar_AE" w:bidi="ar_AE"/>
-        </w:rPr>
-      </w:r>
-      <w:r>
-        <w:rPr>
           <w:b/>
           <w:lang w:val="ar_AE" w:bidi="ar_AE"/>
         </w:rPr>
@@ -10740,22 +9584,6 @@
       </w:r>
       <w:r>
         <w:rPr>
-          <w:lang w:val="ar_AE" w:bidi="ar_AE"/>
-        </w:rPr>
-        <w:t>שָׁמַ֥עְתָּ קוֹלִֽ⁠י</w:t>
-      </w:r>
-    </w:p>
-    <w:p>
-      <w:pPr>
-        <w:bidi/>
-      </w:pPr>
-      <w:r>
-        <w:rPr>
-          <w:lang w:val="ar_AE" w:bidi="ar_AE"/>
-        </w:rPr>
-      </w:r>
-      <w:r>
-        <w:rPr>
           <w:b/>
           <w:lang w:val="ar_AE" w:bidi="ar_AE"/>
         </w:rPr>
@@ -10887,22 +9715,6 @@
       </w:r>
       <w:r>
         <w:rPr>
-          <w:lang w:val="ar_AE" w:bidi="ar_AE"/>
-        </w:rPr>
-        <w:t>קָ֠רָאתִי מִ⁠צָּ֥רָה לִ֛⁠י אֶל־יְהוָ֖ה וַֽ⁠יַּעֲנֵ֑⁠נִי מִ⁠בֶּ֧טֶן שְׁא֛וֹל שִׁוַּ֖עְתִּי שָׁמַ֥עְתָּ קוֹלִֽ⁠י</w:t>
-      </w:r>
-    </w:p>
-    <w:p>
-      <w:pPr>
-        <w:bidi/>
-      </w:pPr>
-      <w:r>
-        <w:rPr>
-          <w:lang w:val="ar_AE" w:bidi="ar_AE"/>
-        </w:rPr>
-      </w:r>
-      <w:r>
-        <w:rPr>
           <w:b/>
           <w:lang w:val="ar_AE" w:bidi="ar_AE"/>
         </w:rPr>
@@ -10995,22 +9807,6 @@
       </w:r>
       <w:r>
         <w:rPr>
-          <w:lang w:val="ar_AE" w:bidi="ar_AE"/>
-        </w:rPr>
-        <w:t>בִּ⁠לְבַ֣ב יַמִּ֔ים</w:t>
-      </w:r>
-    </w:p>
-    <w:p>
-      <w:pPr>
-        <w:bidi/>
-      </w:pPr>
-      <w:r>
-        <w:rPr>
-          <w:lang w:val="ar_AE" w:bidi="ar_AE"/>
-        </w:rPr>
-      </w:r>
-      <w:r>
-        <w:rPr>
           <w:b/>
           <w:lang w:val="ar_AE" w:bidi="ar_AE"/>
         </w:rPr>
@@ -11143,22 +9939,6 @@
       </w:r>
       <w:r>
         <w:rPr>
-          <w:lang w:val="ar_AE" w:bidi="ar_AE"/>
-        </w:rPr>
-        <w:t>וְ⁠נָהָ֖ר יְסֹבְבֵ֑⁠נִי</w:t>
-      </w:r>
-    </w:p>
-    <w:p>
-      <w:pPr>
-        <w:bidi/>
-      </w:pPr>
-      <w:r>
-        <w:rPr>
-          <w:lang w:val="ar_AE" w:bidi="ar_AE"/>
-        </w:rPr>
-      </w:r>
-      <w:r>
-        <w:rPr>
           <w:b/>
           <w:lang w:val="ar_AE" w:bidi="ar_AE"/>
         </w:rPr>
@@ -11243,22 +10023,6 @@
       </w:r>
       <w:r>
         <w:rPr>
-          <w:lang w:val="ar_AE" w:bidi="ar_AE"/>
-        </w:rPr>
-        <w:t>מִשְׁבָּרֶ֥י⁠ךָ וְ⁠גַלֶּ֖י⁠ךָ</w:t>
-      </w:r>
-    </w:p>
-    <w:p>
-      <w:pPr>
-        <w:bidi/>
-      </w:pPr>
-      <w:r>
-        <w:rPr>
-          <w:lang w:val="ar_AE" w:bidi="ar_AE"/>
-        </w:rPr>
-      </w:r>
-      <w:r>
-        <w:rPr>
           <w:b/>
           <w:lang w:val="ar_AE" w:bidi="ar_AE"/>
         </w:rPr>
@@ -11391,22 +10155,6 @@
       </w:r>
       <w:r>
         <w:rPr>
-          <w:lang w:val="ar_AE" w:bidi="ar_AE"/>
-        </w:rPr>
-        <w:t>יַמִּ֔ים</w:t>
-      </w:r>
-    </w:p>
-    <w:p>
-      <w:pPr>
-        <w:bidi/>
-      </w:pPr>
-      <w:r>
-        <w:rPr>
-          <w:lang w:val="ar_AE" w:bidi="ar_AE"/>
-        </w:rPr>
-      </w:r>
-      <w:r>
-        <w:rPr>
           <w:b/>
           <w:lang w:val="ar_AE" w:bidi="ar_AE"/>
         </w:rPr>
@@ -11526,22 +10274,6 @@
       </w:r>
       <w:r>
         <w:rPr>
-          <w:lang w:val="ar_AE" w:bidi="ar_AE"/>
-        </w:rPr>
-        <w:t>מִשְׁבָּרֶ֥י⁠ךָ וְ⁠גַלֶּ֖י⁠ךָ</w:t>
-      </w:r>
-    </w:p>
-    <w:p>
-      <w:pPr>
-        <w:bidi/>
-      </w:pPr>
-      <w:r>
-        <w:rPr>
-          <w:lang w:val="ar_AE" w:bidi="ar_AE"/>
-        </w:rPr>
-      </w:r>
-      <w:r>
-        <w:rPr>
           <w:b/>
           <w:lang w:val="ar_AE" w:bidi="ar_AE"/>
         </w:rPr>
@@ -11647,22 +10379,6 @@
       </w:r>
       <w:r>
         <w:rPr>
-          <w:lang w:val="ar_AE" w:bidi="ar_AE"/>
-        </w:rPr>
-        <w:t>וַ⁠אֲנִ֣י</w:t>
-      </w:r>
-    </w:p>
-    <w:p>
-      <w:pPr>
-        <w:bidi/>
-      </w:pPr>
-      <w:r>
-        <w:rPr>
-          <w:lang w:val="ar_AE" w:bidi="ar_AE"/>
-        </w:rPr>
-      </w:r>
-      <w:r>
-        <w:rPr>
           <w:b/>
           <w:lang w:val="ar_AE" w:bidi="ar_AE"/>
         </w:rPr>
@@ -11782,22 +10498,6 @@
       </w:r>
       <w:r>
         <w:rPr>
-          <w:lang w:val="ar_AE" w:bidi="ar_AE"/>
-        </w:rPr>
-        <w:t>נִגְרַ֖שְׁתִּי</w:t>
-      </w:r>
-    </w:p>
-    <w:p>
-      <w:pPr>
-        <w:bidi/>
-      </w:pPr>
-      <w:r>
-        <w:rPr>
-          <w:lang w:val="ar_AE" w:bidi="ar_AE"/>
-        </w:rPr>
-      </w:r>
-      <w:r>
-        <w:rPr>
           <w:b/>
           <w:lang w:val="ar_AE" w:bidi="ar_AE"/>
         </w:rPr>
@@ -11904,22 +10604,6 @@
       </w:r>
       <w:r>
         <w:rPr>
-          <w:lang w:val="ar_AE" w:bidi="ar_AE"/>
-        </w:rPr>
-        <w:t>מִ⁠נֶּ֣גֶד עֵינֶ֑י⁠ךָ</w:t>
-      </w:r>
-    </w:p>
-    <w:p>
-      <w:pPr>
-        <w:bidi/>
-      </w:pPr>
-      <w:r>
-        <w:rPr>
-          <w:lang w:val="ar_AE" w:bidi="ar_AE"/>
-        </w:rPr>
-      </w:r>
-      <w:r>
-        <w:rPr>
           <w:b/>
           <w:lang w:val="ar_AE" w:bidi="ar_AE"/>
         </w:rPr>
@@ -12039,22 +10723,6 @@
       </w:r>
       <w:r>
         <w:rPr>
-          <w:lang w:val="ar_AE" w:bidi="ar_AE"/>
-        </w:rPr>
-        <w:t>אַ֚ךְ</w:t>
-      </w:r>
-    </w:p>
-    <w:p>
-      <w:pPr>
-        <w:bidi/>
-      </w:pPr>
-      <w:r>
-        <w:rPr>
-          <w:lang w:val="ar_AE" w:bidi="ar_AE"/>
-        </w:rPr>
-      </w:r>
-      <w:r>
-        <w:rPr>
           <w:b/>
           <w:lang w:val="ar_AE" w:bidi="ar_AE"/>
         </w:rPr>
@@ -12174,22 +10842,6 @@
       </w:r>
       <w:r>
         <w:rPr>
-          <w:lang w:val="ar_AE" w:bidi="ar_AE"/>
-        </w:rPr>
-        <w:t>אֲפָפ֤וּ⁠נִי מַ֨יִם֙ עַד־נֶ֔פֶשׁ תְּה֖וֹם יְסֹבְבֵ֑⁠נִי</w:t>
-      </w:r>
-    </w:p>
-    <w:p>
-      <w:pPr>
-        <w:bidi/>
-      </w:pPr>
-      <w:r>
-        <w:rPr>
-          <w:lang w:val="ar_AE" w:bidi="ar_AE"/>
-        </w:rPr>
-      </w:r>
-      <w:r>
-        <w:rPr>
           <w:b/>
           <w:lang w:val="ar_AE" w:bidi="ar_AE"/>
         </w:rPr>
@@ -12380,22 +11032,6 @@
       </w:r>
       <w:r>
         <w:rPr>
-          <w:lang w:val="ar_AE" w:bidi="ar_AE"/>
-        </w:rPr>
-        <w:t>עַד־נֶ֔פֶשׁ</w:t>
-      </w:r>
-    </w:p>
-    <w:p>
-      <w:pPr>
-        <w:bidi/>
-      </w:pPr>
-      <w:r>
-        <w:rPr>
-          <w:lang w:val="ar_AE" w:bidi="ar_AE"/>
-        </w:rPr>
-      </w:r>
-      <w:r>
-        <w:rPr>
           <w:b/>
           <w:lang w:val="ar_AE" w:bidi="ar_AE"/>
         </w:rPr>
@@ -12503,22 +11139,6 @@
       </w:r>
       <w:r>
         <w:rPr>
-          <w:lang w:val="ar_AE" w:bidi="ar_AE"/>
-        </w:rPr>
-        <w:t>תְּה֖וֹם יְסֹבְבֵ֑⁠נִי</w:t>
-      </w:r>
-    </w:p>
-    <w:p>
-      <w:pPr>
-        <w:bidi/>
-      </w:pPr>
-      <w:r>
-        <w:rPr>
-          <w:lang w:val="ar_AE" w:bidi="ar_AE"/>
-        </w:rPr>
-      </w:r>
-      <w:r>
-        <w:rPr>
           <w:b/>
           <w:lang w:val="ar_AE" w:bidi="ar_AE"/>
         </w:rPr>
@@ -12603,22 +11223,6 @@
       </w:r>
       <w:r>
         <w:rPr>
-          <w:lang w:val="ar_AE" w:bidi="ar_AE"/>
-        </w:rPr>
-        <w:t>ס֖וּף</w:t>
-      </w:r>
-    </w:p>
-    <w:p>
-      <w:pPr>
-        <w:bidi/>
-      </w:pPr>
-      <w:r>
-        <w:rPr>
-          <w:lang w:val="ar_AE" w:bidi="ar_AE"/>
-        </w:rPr>
-      </w:r>
-      <w:r>
-        <w:rPr>
           <w:b/>
           <w:lang w:val="ar_AE" w:bidi="ar_AE"/>
         </w:rPr>
@@ -12725,22 +11329,6 @@
       </w:r>
       <w:r>
         <w:rPr>
-          <w:lang w:val="ar_AE" w:bidi="ar_AE"/>
-        </w:rPr>
-        <w:t>הָ⁠אָ֛רֶץ בְּרִחֶ֥י⁠הָ בַעֲדִ֖⁠י לְ⁠עוֹלָ֑ם</w:t>
-      </w:r>
-    </w:p>
-    <w:p>
-      <w:pPr>
-        <w:bidi/>
-      </w:pPr>
-      <w:r>
-        <w:rPr>
-          <w:lang w:val="ar_AE" w:bidi="ar_AE"/>
-        </w:rPr>
-      </w:r>
-      <w:r>
-        <w:rPr>
           <w:b/>
           <w:lang w:val="ar_AE" w:bidi="ar_AE"/>
         </w:rPr>
@@ -12873,22 +11461,6 @@
       </w:r>
       <w:r>
         <w:rPr>
-          <w:lang w:val="ar_AE" w:bidi="ar_AE"/>
-        </w:rPr>
-        <w:t>וַ⁠תַּ֧עַל מִ⁠שַּׁ֛חַת חַיַּ֖⁠י</w:t>
-      </w:r>
-    </w:p>
-    <w:p>
-      <w:pPr>
-        <w:bidi/>
-      </w:pPr>
-      <w:r>
-        <w:rPr>
-          <w:lang w:val="ar_AE" w:bidi="ar_AE"/>
-        </w:rPr>
-      </w:r>
-      <w:r>
-        <w:rPr>
           <w:b/>
           <w:lang w:val="ar_AE" w:bidi="ar_AE"/>
         </w:rPr>
@@ -13008,22 +11580,6 @@
       </w:r>
       <w:r>
         <w:rPr>
-          <w:lang w:val="ar_AE" w:bidi="ar_AE"/>
-        </w:rPr>
-        <w:t>יְהוָ֥ה אֱלֹהָֽ⁠י</w:t>
-      </w:r>
-    </w:p>
-    <w:p>
-      <w:pPr>
-        <w:bidi/>
-      </w:pPr>
-      <w:r>
-        <w:rPr>
-          <w:lang w:val="ar_AE" w:bidi="ar_AE"/>
-        </w:rPr>
-      </w:r>
-      <w:r>
-        <w:rPr>
           <w:b/>
           <w:lang w:val="ar_AE" w:bidi="ar_AE"/>
         </w:rPr>
@@ -13142,22 +11698,6 @@
       </w:r>
       <w:r>
         <w:rPr>
-          <w:lang w:val="ar_AE" w:bidi="ar_AE"/>
-        </w:rPr>
-        <w:t>חַיַּ֖⁠י</w:t>
-      </w:r>
-    </w:p>
-    <w:p>
-      <w:pPr>
-        <w:bidi/>
-      </w:pPr>
-      <w:r>
-        <w:rPr>
-          <w:lang w:val="ar_AE" w:bidi="ar_AE"/>
-        </w:rPr>
-      </w:r>
-      <w:r>
-        <w:rPr>
           <w:b/>
           <w:lang w:val="ar_AE" w:bidi="ar_AE"/>
         </w:rPr>
@@ -13277,22 +11817,6 @@
       </w:r>
       <w:r>
         <w:rPr>
-          <w:lang w:val="ar_AE" w:bidi="ar_AE"/>
-        </w:rPr>
-        <w:t>אֱלֹהָֽ⁠י</w:t>
-      </w:r>
-    </w:p>
-    <w:p>
-      <w:pPr>
-        <w:bidi/>
-      </w:pPr>
-      <w:r>
-        <w:rPr>
-          <w:lang w:val="ar_AE" w:bidi="ar_AE"/>
-        </w:rPr>
-      </w:r>
-      <w:r>
-        <w:rPr>
           <w:b/>
           <w:lang w:val="ar_AE" w:bidi="ar_AE"/>
         </w:rPr>
@@ -13398,22 +11922,6 @@
       </w:r>
       <w:r>
         <w:rPr>
-          <w:lang w:val="ar_AE" w:bidi="ar_AE"/>
-        </w:rPr>
-        <w:t>בְּ⁠הִתְעַטֵּ֤ף עָלַ⁠י֙ נַפְשִׁ֔⁠י</w:t>
-      </w:r>
-    </w:p>
-    <w:p>
-      <w:pPr>
-        <w:bidi/>
-      </w:pPr>
-      <w:r>
-        <w:rPr>
-          <w:lang w:val="ar_AE" w:bidi="ar_AE"/>
-        </w:rPr>
-      </w:r>
-      <w:r>
-        <w:rPr>
           <w:b/>
           <w:lang w:val="ar_AE" w:bidi="ar_AE"/>
         </w:rPr>
@@ -13520,22 +12028,6 @@
       </w:r>
       <w:r>
         <w:rPr>
-          <w:lang w:val="ar_AE" w:bidi="ar_AE"/>
-        </w:rPr>
-        <w:t>אֶת־יְהוָ֖ה זָכָ֑רְתִּי</w:t>
-      </w:r>
-    </w:p>
-    <w:p>
-      <w:pPr>
-        <w:bidi/>
-      </w:pPr>
-      <w:r>
-        <w:rPr>
-          <w:lang w:val="ar_AE" w:bidi="ar_AE"/>
-        </w:rPr>
-      </w:r>
-      <w:r>
-        <w:rPr>
           <w:b/>
           <w:lang w:val="ar_AE" w:bidi="ar_AE"/>
         </w:rPr>
@@ -13655,22 +12147,6 @@
       </w:r>
       <w:r>
         <w:rPr>
-          <w:lang w:val="ar_AE" w:bidi="ar_AE"/>
-        </w:rPr>
-        <w:t>וַ⁠תָּב֤וֹא אֵלֶ֨י⁠ךָ֙ תְּפִלָּתִ֔⁠י אֶל־הֵיכַ֖ל קָדְשֶֽׁ⁠ךָ</w:t>
-      </w:r>
-    </w:p>
-    <w:p>
-      <w:pPr>
-        <w:bidi/>
-      </w:pPr>
-      <w:r>
-        <w:rPr>
-          <w:lang w:val="ar_AE" w:bidi="ar_AE"/>
-        </w:rPr>
-      </w:r>
-      <w:r>
-        <w:rPr>
           <w:b/>
           <w:lang w:val="ar_AE" w:bidi="ar_AE"/>
         </w:rPr>
@@ -13790,22 +12266,6 @@
       </w:r>
       <w:r>
         <w:rPr>
-          <w:lang w:val="ar_AE" w:bidi="ar_AE"/>
-        </w:rPr>
-        <w:t>אֶת־יְהוָ֖ה זָכָ֑רְתִּי</w:t>
-      </w:r>
-    </w:p>
-    <w:p>
-      <w:pPr>
-        <w:bidi/>
-      </w:pPr>
-      <w:r>
-        <w:rPr>
-          <w:lang w:val="ar_AE" w:bidi="ar_AE"/>
-        </w:rPr>
-      </w:r>
-      <w:r>
-        <w:rPr>
           <w:b/>
           <w:lang w:val="ar_AE" w:bidi="ar_AE"/>
         </w:rPr>
@@ -13912,22 +12372,6 @@
       </w:r>
       <w:r>
         <w:rPr>
-          <w:lang w:val="ar_AE" w:bidi="ar_AE"/>
-        </w:rPr>
-        <w:t>מְשַׁמְּרִ֖ים הַבְלֵי־שָׁ֑וְא</w:t>
-      </w:r>
-    </w:p>
-    <w:p>
-      <w:pPr>
-        <w:bidi/>
-      </w:pPr>
-      <w:r>
-        <w:rPr>
-          <w:lang w:val="ar_AE" w:bidi="ar_AE"/>
-        </w:rPr>
-      </w:r>
-      <w:r>
-        <w:rPr>
           <w:b/>
           <w:lang w:val="ar_AE" w:bidi="ar_AE"/>
         </w:rPr>
@@ -14047,22 +12491,6 @@
       </w:r>
       <w:r>
         <w:rPr>
-          <w:lang w:val="ar_AE" w:bidi="ar_AE"/>
-        </w:rPr>
-        <w:t>חַסְדָּ֖⁠ם יַעֲזֹֽבוּ</w:t>
-      </w:r>
-    </w:p>
-    <w:p>
-      <w:pPr>
-        <w:bidi/>
-      </w:pPr>
-      <w:r>
-        <w:rPr>
-          <w:lang w:val="ar_AE" w:bidi="ar_AE"/>
-        </w:rPr>
-      </w:r>
-      <w:r>
-        <w:rPr>
           <w:b/>
           <w:lang w:val="ar_AE" w:bidi="ar_AE"/>
         </w:rPr>
@@ -14182,22 +12610,6 @@
       </w:r>
       <w:r>
         <w:rPr>
-          <w:lang w:val="ar_AE" w:bidi="ar_AE"/>
-        </w:rPr>
-        <w:t>וַ⁠אֲנִ֗י</w:t>
-      </w:r>
-    </w:p>
-    <w:p>
-      <w:pPr>
-        <w:bidi/>
-      </w:pPr>
-      <w:r>
-        <w:rPr>
-          <w:lang w:val="ar_AE" w:bidi="ar_AE"/>
-        </w:rPr>
-      </w:r>
-      <w:r>
-        <w:rPr>
           <w:b/>
           <w:lang w:val="ar_AE" w:bidi="ar_AE"/>
         </w:rPr>
@@ -14304,22 +12716,6 @@
       </w:r>
       <w:r>
         <w:rPr>
-          <w:lang w:val="ar_AE" w:bidi="ar_AE"/>
-        </w:rPr>
-        <w:t>בְּ⁠ק֤וֹל תּוֹדָה֙</w:t>
-      </w:r>
-    </w:p>
-    <w:p>
-      <w:pPr>
-        <w:bidi/>
-      </w:pPr>
-      <w:r>
-        <w:rPr>
-          <w:lang w:val="ar_AE" w:bidi="ar_AE"/>
-        </w:rPr>
-      </w:r>
-      <w:r>
-        <w:rPr>
           <w:b/>
           <w:lang w:val="ar_AE" w:bidi="ar_AE"/>
         </w:rPr>
@@ -14439,22 +12835,6 @@
       </w:r>
       <w:r>
         <w:rPr>
-          <w:lang w:val="ar_AE" w:bidi="ar_AE"/>
-        </w:rPr>
-        <w:t>יְשׁוּעָ֖תָ⁠ה לַ⁠יהוָֽה</w:t>
-      </w:r>
-    </w:p>
-    <w:p>
-      <w:pPr>
-        <w:bidi/>
-      </w:pPr>
-      <w:r>
-        <w:rPr>
-          <w:lang w:val="ar_AE" w:bidi="ar_AE"/>
-        </w:rPr>
-      </w:r>
-      <w:r>
-        <w:rPr>
           <w:b/>
           <w:lang w:val="ar_AE" w:bidi="ar_AE"/>
         </w:rPr>
@@ -14574,22 +12954,6 @@
       </w:r>
       <w:r>
         <w:rPr>
-          <w:lang w:val="ar_AE" w:bidi="ar_AE"/>
-        </w:rPr>
-        <w:t>יְשׁוּעָ֖תָ⁠ה לַ⁠יהוָֽה</w:t>
-      </w:r>
-    </w:p>
-    <w:p>
-      <w:pPr>
-        <w:bidi/>
-      </w:pPr>
-      <w:r>
-        <w:rPr>
-          <w:lang w:val="ar_AE" w:bidi="ar_AE"/>
-        </w:rPr>
-      </w:r>
-      <w:r>
-        <w:rPr>
           <w:b/>
           <w:lang w:val="ar_AE" w:bidi="ar_AE"/>
         </w:rPr>
@@ -14695,22 +13059,6 @@
       </w:r>
       <w:r>
         <w:rPr>
-          <w:lang w:val="ar_AE" w:bidi="ar_AE"/>
-        </w:rPr>
-        <w:t>יְשׁוּעָ֖תָ⁠ה לַ⁠יהוָֽה</w:t>
-      </w:r>
-    </w:p>
-    <w:p>
-      <w:pPr>
-        <w:bidi/>
-      </w:pPr>
-      <w:r>
-        <w:rPr>
-          <w:lang w:val="ar_AE" w:bidi="ar_AE"/>
-        </w:rPr>
-      </w:r>
-      <w:r>
-        <w:rPr>
           <w:b/>
           <w:lang w:val="ar_AE" w:bidi="ar_AE"/>
         </w:rPr>
@@ -14744,7 +13092,7 @@
         </w:rPr>
         <w:t xml:space="preserve">..." </w:t>
       </w:r>
-      <w:hyperlink r:id="rId20">
+      <w:hyperlink r:id="rId18">
         <w:r>
           <w:rPr>
             <w:lang w:val="ar_AE" w:bidi="ar_AE"/>
@@ -14833,22 +13181,6 @@
       </w:r>
       <w:r>
         <w:rPr>
-          <w:lang w:val="ar_AE" w:bidi="ar_AE"/>
-        </w:rPr>
-        <w:t>אֶל־הַ⁠יַּבָּשָֽׁה</w:t>
-      </w:r>
-    </w:p>
-    <w:p>
-      <w:pPr>
-        <w:bidi/>
-      </w:pPr>
-      <w:r>
-        <w:rPr>
-          <w:lang w:val="ar_AE" w:bidi="ar_AE"/>
-        </w:rPr>
-      </w:r>
-      <w:r>
-        <w:rPr>
           <w:b/>
           <w:lang w:val="ar_AE" w:bidi="ar_AE"/>
         </w:rPr>
@@ -14955,22 +13287,6 @@
       </w:r>
       <w:r>
         <w:rPr>
-          <w:lang w:val="ar_AE" w:bidi="ar_AE"/>
-        </w:rPr>
-        <w:t>וַ⁠יֹּ֥אמֶר יְהוָ֖ה לַ⁠דָּ֑ג</w:t>
-      </w:r>
-    </w:p>
-    <w:p>
-      <w:pPr>
-        <w:bidi/>
-      </w:pPr>
-      <w:r>
-        <w:rPr>
-          <w:lang w:val="ar_AE" w:bidi="ar_AE"/>
-        </w:rPr>
-      </w:r>
-      <w:r>
-        <w:rPr>
           <w:b/>
           <w:lang w:val="ar_AE" w:bidi="ar_AE"/>
         </w:rPr>
@@ -15116,22 +13432,6 @@
       </w:r>
       <w:r>
         <w:rPr>
-          <w:lang w:val="ar_AE" w:bidi="ar_AE"/>
-        </w:rPr>
-        <w:t>וַ⁠יֹּ֥אמֶר יְהוָ֖ה לַ⁠דָּ֑ג</w:t>
-      </w:r>
-    </w:p>
-    <w:p>
-      <w:pPr>
-        <w:bidi/>
-      </w:pPr>
-      <w:r>
-        <w:rPr>
-          <w:lang w:val="ar_AE" w:bidi="ar_AE"/>
-        </w:rPr>
-      </w:r>
-      <w:r>
-        <w:rPr>
           <w:b/>
           <w:lang w:val="ar_AE" w:bidi="ar_AE"/>
         </w:rPr>
@@ -15513,22 +13813,6 @@
       </w:r>
       <w:r>
         <w:rPr>
-          <w:lang w:val="ar_AE" w:bidi="ar_AE"/>
-        </w:rPr>
-        <w:t>וַ⁠יְהִ֧י דְבַר־יְהוָ֛ה</w:t>
-      </w:r>
-    </w:p>
-    <w:p>
-      <w:pPr>
-        <w:bidi/>
-      </w:pPr>
-      <w:r>
-        <w:rPr>
-          <w:lang w:val="ar_AE" w:bidi="ar_AE"/>
-        </w:rPr>
-      </w:r>
-      <w:r>
-        <w:rPr>
           <w:b/>
           <w:lang w:val="ar_AE" w:bidi="ar_AE"/>
         </w:rPr>
@@ -15564,7 +13848,7 @@
         </w:rPr>
         <w:t xml:space="preserve">تُقدّم هذه العبارة الجزء الثاني من قصة يونان. وقد استخدمت نفس العبارة لبدء النصف الأول في </w:t>
       </w:r>
-      <w:hyperlink r:id="rId21">
+      <w:hyperlink r:id="rId19">
         <w:r>
           <w:rPr>
             <w:lang w:val="ar_AE" w:bidi="ar_AE"/>
@@ -15653,22 +13937,6 @@
       </w:r>
       <w:r>
         <w:rPr>
-          <w:lang w:val="ar_AE" w:bidi="ar_AE"/>
-        </w:rPr>
-        <w:t>וַ⁠יְהִ֧י דְבַר־יְהוָ֛ה</w:t>
-      </w:r>
-    </w:p>
-    <w:p>
-      <w:pPr>
-        <w:bidi/>
-      </w:pPr>
-      <w:r>
-        <w:rPr>
-          <w:lang w:val="ar_AE" w:bidi="ar_AE"/>
-        </w:rPr>
-      </w:r>
-      <w:r>
-        <w:rPr>
           <w:b/>
           <w:lang w:val="ar_AE" w:bidi="ar_AE"/>
         </w:rPr>
@@ -15704,7 +13972,7 @@
         </w:rPr>
         <w:t xml:space="preserve">يعني هذا التعبير الاصطلاحي أن يهوه تكلم بطريقة ما. انظر كيف ترجمتها في </w:t>
       </w:r>
-      <w:hyperlink r:id="rId21">
+      <w:hyperlink r:id="rId19">
         <w:r>
           <w:rPr>
             <w:lang w:val="ar_AE" w:bidi="ar_AE"/>
@@ -15793,22 +14061,6 @@
       </w:r>
       <w:r>
         <w:rPr>
-          <w:lang w:val="ar_AE" w:bidi="ar_AE"/>
-        </w:rPr>
-        <w:t>הָ⁠עִ֣יר הַ⁠גְּדוֹלָ֑ה</w:t>
-      </w:r>
-    </w:p>
-    <w:p>
-      <w:pPr>
-        <w:bidi/>
-      </w:pPr>
-      <w:r>
-        <w:rPr>
-          <w:lang w:val="ar_AE" w:bidi="ar_AE"/>
-        </w:rPr>
-      </w:r>
-      <w:r>
-        <w:rPr>
           <w:b/>
           <w:lang w:val="ar_AE" w:bidi="ar_AE"/>
         </w:rPr>
@@ -15857,7 +14109,7 @@
         </w:rPr>
         <w:t xml:space="preserve">" هنا، كما في </w:t>
       </w:r>
-      <w:hyperlink r:id="rId16">
+      <w:hyperlink r:id="rId14">
         <w:r>
           <w:rPr>
             <w:lang w:val="ar_AE" w:bidi="ar_AE"/>
@@ -15946,22 +14198,6 @@
       </w:r>
       <w:r>
         <w:rPr>
-          <w:lang w:val="ar_AE" w:bidi="ar_AE"/>
-        </w:rPr>
-        <w:t>ק֛וּם</w:t>
-      </w:r>
-    </w:p>
-    <w:p>
-      <w:pPr>
-        <w:bidi/>
-      </w:pPr>
-      <w:r>
-        <w:rPr>
-          <w:lang w:val="ar_AE" w:bidi="ar_AE"/>
-        </w:rPr>
-      </w:r>
-      <w:r>
-        <w:rPr>
           <w:b/>
           <w:lang w:val="ar_AE" w:bidi="ar_AE"/>
         </w:rPr>
@@ -16010,7 +14246,7 @@
         </w:rPr>
         <w:t xml:space="preserve">" هي تعبير اصطلاحي يعني أن على يونان أن يتحرك وينفذ الأمر التالي، وهو "اذهب". إذا لم يكن لهذا التعبير نفس المعنى في لغتك، يمكنك استخدام تعبير مألوف أو توضيح المعنى مباشرة. انظر كيف ترجمتها في </w:t>
       </w:r>
-      <w:hyperlink r:id="rId16">
+      <w:hyperlink r:id="rId14">
         <w:r>
           <w:rPr>
             <w:lang w:val="ar_AE" w:bidi="ar_AE"/>
@@ -16028,7 +14264,7 @@
         </w:rPr>
         <w:t xml:space="preserve"> و</w:t>
       </w:r>
-      <w:hyperlink r:id="rId17">
+      <w:hyperlink r:id="rId15">
         <w:r>
           <w:rPr>
             <w:lang w:val="ar_AE" w:bidi="ar_AE"/>
@@ -16117,22 +14353,6 @@
       </w:r>
       <w:r>
         <w:rPr>
-          <w:lang w:val="ar_AE" w:bidi="ar_AE"/>
-        </w:rPr>
-        <w:t>וִּ⁠קְרָ֤א אֵלֶ֨י⁠הָ֙ אֶת־הַ⁠קְּרִיאָ֔ה אֲשֶׁ֥ר אָנֹכִ֖י דֹּבֵ֥ר אֵלֶֽי⁠ךָ</w:t>
-      </w:r>
-    </w:p>
-    <w:p>
-      <w:pPr>
-        <w:bidi/>
-      </w:pPr>
-      <w:r>
-        <w:rPr>
-          <w:lang w:val="ar_AE" w:bidi="ar_AE"/>
-        </w:rPr>
-      </w:r>
-      <w:r>
-        <w:rPr>
           <w:b/>
           <w:lang w:val="ar_AE" w:bidi="ar_AE"/>
         </w:rPr>
@@ -16252,22 +14472,6 @@
       </w:r>
       <w:r>
         <w:rPr>
-          <w:lang w:val="ar_AE" w:bidi="ar_AE"/>
-        </w:rPr>
-        <w:t>וַ⁠יָּ֣קָם יוֹנָ֗ה וַ⁠יֵּ֛לֶךְ אֶל־נִֽינְוֶ֖ה כִּ⁠דְבַ֣ר יְהוָ֑ה</w:t>
-      </w:r>
-    </w:p>
-    <w:p>
-      <w:pPr>
-        <w:bidi/>
-      </w:pPr>
-      <w:r>
-        <w:rPr>
-          <w:lang w:val="ar_AE" w:bidi="ar_AE"/>
-        </w:rPr>
-      </w:r>
-      <w:r>
-        <w:rPr>
           <w:b/>
           <w:lang w:val="ar_AE" w:bidi="ar_AE"/>
         </w:rPr>
@@ -16302,7 +14506,7 @@
         </w:rPr>
         <w:t xml:space="preserve">" هنا تعني أنّ يونان "بادر بالفعل" استجابةً لأمر الله بالذهاب، كما ورد في </w:t>
       </w:r>
-      <w:hyperlink r:id="rId17">
+      <w:hyperlink r:id="rId15">
         <w:r>
           <w:rPr>
             <w:lang w:val="ar_AE" w:bidi="ar_AE"/>
@@ -16391,22 +14595,6 @@
       </w:r>
       <w:r>
         <w:rPr>
-          <w:lang w:val="ar_AE" w:bidi="ar_AE"/>
-        </w:rPr>
-        <w:t>כִּ⁠דְבַ֣ר יְהוָ֑ה</w:t>
-      </w:r>
-    </w:p>
-    <w:p>
-      <w:pPr>
-        <w:bidi/>
-      </w:pPr>
-      <w:r>
-        <w:rPr>
-          <w:lang w:val="ar_AE" w:bidi="ar_AE"/>
-        </w:rPr>
-      </w:r>
-      <w:r>
-        <w:rPr>
           <w:b/>
           <w:lang w:val="ar_AE" w:bidi="ar_AE"/>
         </w:rPr>
@@ -16526,22 +14714,6 @@
       </w:r>
       <w:r>
         <w:rPr>
-          <w:lang w:val="ar_AE" w:bidi="ar_AE"/>
-        </w:rPr>
-        <w:t>וְ⁠נִֽינְוֵ֗ה הָיְתָ֤ה עִיר־גְּדוֹלָה֙ לֵֽ⁠אלֹהִ֔ים מַהֲלַ֖ךְ שְׁלֹ֥שֶׁת יָמִֽים</w:t>
-      </w:r>
-    </w:p>
-    <w:p>
-      <w:pPr>
-        <w:bidi/>
-      </w:pPr>
-      <w:r>
-        <w:rPr>
-          <w:lang w:val="ar_AE" w:bidi="ar_AE"/>
-        </w:rPr>
-      </w:r>
-      <w:r>
-        <w:rPr>
           <w:b/>
           <w:lang w:val="ar_AE" w:bidi="ar_AE"/>
         </w:rPr>
@@ -16661,22 +14833,6 @@
       </w:r>
       <w:r>
         <w:rPr>
-          <w:lang w:val="ar_AE" w:bidi="ar_AE"/>
-        </w:rPr>
-        <w:t>עִיר־גְּדוֹלָה֙ לֵֽ⁠אלֹהִ֔ים</w:t>
-      </w:r>
-    </w:p>
-    <w:p>
-      <w:pPr>
-        <w:bidi/>
-      </w:pPr>
-      <w:r>
-        <w:rPr>
-          <w:lang w:val="ar_AE" w:bidi="ar_AE"/>
-        </w:rPr>
-      </w:r>
-      <w:r>
-        <w:rPr>
           <w:b/>
           <w:lang w:val="ar_AE" w:bidi="ar_AE"/>
         </w:rPr>
@@ -16822,22 +14978,6 @@
       </w:r>
       <w:r>
         <w:rPr>
-          <w:lang w:val="ar_AE" w:bidi="ar_AE"/>
-        </w:rPr>
-        <w:t>מַהֲלַ֖ךְ שְׁלֹ֥שֶׁת יָמִֽים</w:t>
-      </w:r>
-    </w:p>
-    <w:p>
-      <w:pPr>
-        <w:bidi/>
-      </w:pPr>
-      <w:r>
-        <w:rPr>
-          <w:lang w:val="ar_AE" w:bidi="ar_AE"/>
-        </w:rPr>
-      </w:r>
-      <w:r>
-        <w:rPr>
           <w:b/>
           <w:lang w:val="ar_AE" w:bidi="ar_AE"/>
         </w:rPr>
@@ -16944,22 +15084,6 @@
       </w:r>
       <w:r>
         <w:rPr>
-          <w:lang w:val="ar_AE" w:bidi="ar_AE"/>
-        </w:rPr>
-        <w:t>וַ⁠יָּ֤חֶל יוֹנָה֙ לָ⁠ב֣וֹא בָ⁠עִ֔יר מַהֲלַ֖ךְ י֣וֹם אֶחָ֑ד וַ⁠יִּקְרָא֙</w:t>
-      </w:r>
-    </w:p>
-    <w:p>
-      <w:pPr>
-        <w:bidi/>
-      </w:pPr>
-      <w:r>
-        <w:rPr>
-          <w:lang w:val="ar_AE" w:bidi="ar_AE"/>
-        </w:rPr>
-      </w:r>
-      <w:r>
-        <w:rPr>
           <w:b/>
           <w:lang w:val="ar_AE" w:bidi="ar_AE"/>
         </w:rPr>
@@ -17065,22 +15189,6 @@
       </w:r>
       <w:r>
         <w:rPr>
-          <w:lang w:val="ar_AE" w:bidi="ar_AE"/>
-        </w:rPr>
-        <w:t>וַ⁠יִּקְרָא֙ וַ⁠יֹּאמַ֔ר</w:t>
-      </w:r>
-    </w:p>
-    <w:p>
-      <w:pPr>
-        <w:bidi/>
-      </w:pPr>
-      <w:r>
-        <w:rPr>
-          <w:lang w:val="ar_AE" w:bidi="ar_AE"/>
-        </w:rPr>
-      </w:r>
-      <w:r>
-        <w:rPr>
           <w:b/>
           <w:lang w:val="ar_AE" w:bidi="ar_AE"/>
         </w:rPr>
@@ -17200,22 +15308,6 @@
       </w:r>
       <w:r>
         <w:rPr>
-          <w:lang w:val="ar_AE" w:bidi="ar_AE"/>
-        </w:rPr>
-        <w:t>ע֚וֹד אַרְבָּעִ֣ים י֔וֹם</w:t>
-      </w:r>
-    </w:p>
-    <w:p>
-      <w:pPr>
-        <w:bidi/>
-      </w:pPr>
-      <w:r>
-        <w:rPr>
-          <w:lang w:val="ar_AE" w:bidi="ar_AE"/>
-        </w:rPr>
-      </w:r>
-      <w:r>
-        <w:rPr>
           <w:b/>
           <w:lang w:val="ar_AE" w:bidi="ar_AE"/>
         </w:rPr>
@@ -17300,22 +15392,6 @@
       </w:r>
       <w:r>
         <w:rPr>
-          <w:lang w:val="ar_AE" w:bidi="ar_AE"/>
-        </w:rPr>
-        <w:t>וְ⁠נִֽינְוֵ֖ה נֶהְפָּֽכֶת</w:t>
-      </w:r>
-    </w:p>
-    <w:p>
-      <w:pPr>
-        <w:bidi/>
-      </w:pPr>
-      <w:r>
-        <w:rPr>
-          <w:lang w:val="ar_AE" w:bidi="ar_AE"/>
-        </w:rPr>
-      </w:r>
-      <w:r>
-        <w:rPr>
           <w:b/>
           <w:lang w:val="ar_AE" w:bidi="ar_AE"/>
         </w:rPr>
@@ -17422,22 +15498,6 @@
       </w:r>
       <w:r>
         <w:rPr>
-          <w:lang w:val="ar_AE" w:bidi="ar_AE"/>
-        </w:rPr>
-        <w:t>וַ⁠יִּקְרְאוּ־צוֹם֙ וַ⁠יִּלְבְּשׁ֣וּ שַׂקִּ֔ים</w:t>
-      </w:r>
-    </w:p>
-    <w:p>
-      <w:pPr>
-        <w:bidi/>
-      </w:pPr>
-      <w:r>
-        <w:rPr>
-          <w:lang w:val="ar_AE" w:bidi="ar_AE"/>
-        </w:rPr>
-      </w:r>
-      <w:r>
-        <w:rPr>
           <w:b/>
           <w:lang w:val="ar_AE" w:bidi="ar_AE"/>
         </w:rPr>
@@ -17544,22 +15604,6 @@
       </w:r>
       <w:r>
         <w:rPr>
-          <w:lang w:val="ar_AE" w:bidi="ar_AE"/>
-        </w:rPr>
-        <w:t>מִ⁠גְּדוֹלָ֖⁠ם וְ⁠עַד־קְטַנָּֽ⁠ם</w:t>
-      </w:r>
-    </w:p>
-    <w:p>
-      <w:pPr>
-        <w:bidi/>
-      </w:pPr>
-      <w:r>
-        <w:rPr>
-          <w:lang w:val="ar_AE" w:bidi="ar_AE"/>
-        </w:rPr>
-      </w:r>
-      <w:r>
-        <w:rPr>
           <w:b/>
           <w:lang w:val="ar_AE" w:bidi="ar_AE"/>
         </w:rPr>
@@ -17630,22 +15674,6 @@
       </w:r>
       <w:r>
         <w:rPr>
-          <w:lang w:val="ar_AE" w:bidi="ar_AE"/>
-        </w:rPr>
-        <w:t>אַנְשֵׁ֥י נִֽינְוֵ֖ה</w:t>
-      </w:r>
-    </w:p>
-    <w:p>
-      <w:pPr>
-        <w:bidi/>
-      </w:pPr>
-      <w:r>
-        <w:rPr>
-          <w:lang w:val="ar_AE" w:bidi="ar_AE"/>
-        </w:rPr>
-      </w:r>
-      <w:r>
-        <w:rPr>
           <w:b/>
           <w:lang w:val="ar_AE" w:bidi="ar_AE"/>
         </w:rPr>
@@ -17751,22 +15779,6 @@
       </w:r>
       <w:r>
         <w:rPr>
-          <w:lang w:val="ar_AE" w:bidi="ar_AE"/>
-        </w:rPr>
-        <w:t>הַ⁠דָּבָר֙</w:t>
-      </w:r>
-    </w:p>
-    <w:p>
-      <w:pPr>
-        <w:bidi/>
-      </w:pPr>
-      <w:r>
-        <w:rPr>
-          <w:lang w:val="ar_AE" w:bidi="ar_AE"/>
-        </w:rPr>
-      </w:r>
-      <w:r>
-        <w:rPr>
           <w:b/>
           <w:lang w:val="ar_AE" w:bidi="ar_AE"/>
         </w:rPr>
@@ -17872,22 +15884,6 @@
       </w:r>
       <w:r>
         <w:rPr>
-          <w:lang w:val="ar_AE" w:bidi="ar_AE"/>
-        </w:rPr>
-        <w:t>וַ⁠יָּ֨קָם֙ מִ⁠כִּסְא֔⁠וֹ וַ⁠יַּעֲבֵ֥ר אַדַּרְתּ֖⁠וֹ מֵֽ⁠עָלָ֑י⁠ו</w:t>
-      </w:r>
-    </w:p>
-    <w:p>
-      <w:pPr>
-        <w:bidi/>
-      </w:pPr>
-      <w:r>
-        <w:rPr>
-          <w:lang w:val="ar_AE" w:bidi="ar_AE"/>
-        </w:rPr>
-      </w:r>
-      <w:r>
-        <w:rPr>
           <w:b/>
           <w:lang w:val="ar_AE" w:bidi="ar_AE"/>
         </w:rPr>
@@ -17993,22 +15989,6 @@
       </w:r>
       <w:r>
         <w:rPr>
-          <w:lang w:val="ar_AE" w:bidi="ar_AE"/>
-        </w:rPr>
-        <w:t>מִ⁠כִּסְא֔⁠וֹ</w:t>
-      </w:r>
-    </w:p>
-    <w:p>
-      <w:pPr>
-        <w:bidi/>
-      </w:pPr>
-      <w:r>
-        <w:rPr>
-          <w:lang w:val="ar_AE" w:bidi="ar_AE"/>
-        </w:rPr>
-      </w:r>
-      <w:r>
-        <w:rPr>
           <w:b/>
           <w:lang w:val="ar_AE" w:bidi="ar_AE"/>
         </w:rPr>
@@ -18114,22 +16094,6 @@
       </w:r>
       <w:r>
         <w:rPr>
-          <w:lang w:val="ar_AE" w:bidi="ar_AE"/>
-        </w:rPr>
-        <w:t>וַ⁠יְכַ֣ס שַׂ֔ק וַ⁠יֵּ֖שֶׁב עַל־הָ⁠אֵֽפֶר</w:t>
-      </w:r>
-    </w:p>
-    <w:p>
-      <w:pPr>
-        <w:bidi/>
-      </w:pPr>
-      <w:r>
-        <w:rPr>
-          <w:lang w:val="ar_AE" w:bidi="ar_AE"/>
-        </w:rPr>
-      </w:r>
-      <w:r>
-        <w:rPr>
           <w:b/>
           <w:lang w:val="ar_AE" w:bidi="ar_AE"/>
         </w:rPr>
@@ -18248,22 +16212,6 @@
       </w:r>
       <w:r>
         <w:rPr>
-          <w:lang w:val="ar_AE" w:bidi="ar_AE"/>
-        </w:rPr>
-        <w:t>וַ⁠יַּזְעֵ֗ק וַ⁠יֹּ֨אמֶר֙</w:t>
-      </w:r>
-    </w:p>
-    <w:p>
-      <w:pPr>
-        <w:bidi/>
-      </w:pPr>
-      <w:r>
-        <w:rPr>
-          <w:lang w:val="ar_AE" w:bidi="ar_AE"/>
-        </w:rPr>
-      </w:r>
-      <w:r>
-        <w:rPr>
           <w:b/>
           <w:lang w:val="ar_AE" w:bidi="ar_AE"/>
         </w:rPr>
@@ -18369,22 +16317,6 @@
       </w:r>
       <w:r>
         <w:rPr>
-          <w:lang w:val="ar_AE" w:bidi="ar_AE"/>
-        </w:rPr>
-        <w:t>מִ⁠טַּ֧עַם הַ⁠מֶּ֛לֶךְ וּ⁠גְדֹלָ֖י⁠ו</w:t>
-      </w:r>
-    </w:p>
-    <w:p>
-      <w:pPr>
-        <w:bidi/>
-      </w:pPr>
-      <w:r>
-        <w:rPr>
-          <w:lang w:val="ar_AE" w:bidi="ar_AE"/>
-        </w:rPr>
-      </w:r>
-      <w:r>
-        <w:rPr>
           <w:b/>
           <w:lang w:val="ar_AE" w:bidi="ar_AE"/>
         </w:rPr>
@@ -18455,22 +16387,6 @@
       </w:r>
       <w:r>
         <w:rPr>
-          <w:lang w:val="ar_AE" w:bidi="ar_AE"/>
-        </w:rPr>
-        <w:t>וּ⁠גְדֹלָ֖י⁠ו</w:t>
-      </w:r>
-    </w:p>
-    <w:p>
-      <w:pPr>
-        <w:bidi/>
-      </w:pPr>
-      <w:r>
-        <w:rPr>
-          <w:lang w:val="ar_AE" w:bidi="ar_AE"/>
-        </w:rPr>
-      </w:r>
-      <w:r>
-        <w:rPr>
           <w:b/>
           <w:lang w:val="ar_AE" w:bidi="ar_AE"/>
         </w:rPr>
@@ -18576,22 +16492,6 @@
       </w:r>
       <w:r>
         <w:rPr>
-          <w:lang w:val="ar_AE" w:bidi="ar_AE"/>
-        </w:rPr>
-        <w:t>הַ⁠בָּקָ֣ר וְ⁠הַ⁠צֹּ֗אן</w:t>
-      </w:r>
-    </w:p>
-    <w:p>
-      <w:pPr>
-        <w:bidi/>
-      </w:pPr>
-      <w:r>
-        <w:rPr>
-          <w:lang w:val="ar_AE" w:bidi="ar_AE"/>
-        </w:rPr>
-      </w:r>
-      <w:r>
-        <w:rPr>
           <w:b/>
           <w:lang w:val="ar_AE" w:bidi="ar_AE"/>
         </w:rPr>
@@ -18736,22 +16636,6 @@
       </w:r>
       <w:r>
         <w:rPr>
-          <w:lang w:val="ar_AE" w:bidi="ar_AE"/>
-        </w:rPr>
-        <w:t>וַ⁠יַּזְעֵ֗ק וַ⁠יֹּ֨אמֶר֙</w:t>
-      </w:r>
-    </w:p>
-    <w:p>
-      <w:pPr>
-        <w:bidi/>
-      </w:pPr>
-      <w:r>
-        <w:rPr>
-          <w:lang w:val="ar_AE" w:bidi="ar_AE"/>
-        </w:rPr>
-      </w:r>
-      <w:r>
-        <w:rPr>
           <w:b/>
           <w:lang w:val="ar_AE" w:bidi="ar_AE"/>
         </w:rPr>
@@ -18844,22 +16728,6 @@
       </w:r>
       <w:r>
         <w:rPr>
-          <w:lang w:val="ar_AE" w:bidi="ar_AE"/>
-        </w:rPr>
-        <w:t>וְ⁠הַ⁠בְּהֵמָ֔ה</w:t>
-      </w:r>
-    </w:p>
-    <w:p>
-      <w:pPr>
-        <w:bidi/>
-      </w:pPr>
-      <w:r>
-        <w:rPr>
-          <w:lang w:val="ar_AE" w:bidi="ar_AE"/>
-        </w:rPr>
-      </w:r>
-      <w:r>
-        <w:rPr>
           <w:b/>
           <w:lang w:val="ar_AE" w:bidi="ar_AE"/>
         </w:rPr>
@@ -18952,22 +16820,6 @@
       </w:r>
       <w:r>
         <w:rPr>
-          <w:lang w:val="ar_AE" w:bidi="ar_AE"/>
-        </w:rPr>
-        <w:t>וְ⁠יִקְרְא֥וּ אֶל־אֱלֹהִ֖ים בְּ⁠חָזְקָ֑ה</w:t>
-      </w:r>
-    </w:p>
-    <w:p>
-      <w:pPr>
-        <w:bidi/>
-      </w:pPr>
-      <w:r>
-        <w:rPr>
-          <w:lang w:val="ar_AE" w:bidi="ar_AE"/>
-        </w:rPr>
-      </w:r>
-      <w:r>
-        <w:rPr>
           <w:b/>
           <w:lang w:val="ar_AE" w:bidi="ar_AE"/>
         </w:rPr>
@@ -19060,22 +16912,6 @@
       </w:r>
       <w:r>
         <w:rPr>
-          <w:lang w:val="ar_AE" w:bidi="ar_AE"/>
-        </w:rPr>
-        <w:t>הֶ⁠חָמָ֖ס אֲשֶׁ֥ר בְּ⁠כַפֵּי⁠הֶֽם</w:t>
-      </w:r>
-    </w:p>
-    <w:p>
-      <w:pPr>
-        <w:bidi/>
-      </w:pPr>
-      <w:r>
-        <w:rPr>
-          <w:lang w:val="ar_AE" w:bidi="ar_AE"/>
-        </w:rPr>
-      </w:r>
-      <w:r>
-        <w:rPr>
           <w:b/>
           <w:lang w:val="ar_AE" w:bidi="ar_AE"/>
         </w:rPr>
@@ -19181,22 +17017,6 @@
       </w:r>
       <w:r>
         <w:rPr>
-          <w:lang w:val="ar_AE" w:bidi="ar_AE"/>
-        </w:rPr>
-        <w:t>וְ⁠יִקְרְא֥וּ</w:t>
-      </w:r>
-    </w:p>
-    <w:p>
-      <w:pPr>
-        <w:bidi/>
-      </w:pPr>
-      <w:r>
-        <w:rPr>
-          <w:lang w:val="ar_AE" w:bidi="ar_AE"/>
-        </w:rPr>
-      </w:r>
-      <w:r>
-        <w:rPr>
           <w:b/>
           <w:lang w:val="ar_AE" w:bidi="ar_AE"/>
         </w:rPr>
@@ -19302,22 +17122,6 @@
       </w:r>
       <w:r>
         <w:rPr>
-          <w:lang w:val="ar_AE" w:bidi="ar_AE"/>
-        </w:rPr>
-        <w:t>מִֽי־יוֹדֵ֣עַ</w:t>
-      </w:r>
-    </w:p>
-    <w:p>
-      <w:pPr>
-        <w:bidi/>
-      </w:pPr>
-      <w:r>
-        <w:rPr>
-          <w:lang w:val="ar_AE" w:bidi="ar_AE"/>
-        </w:rPr>
-      </w:r>
-      <w:r>
-        <w:rPr>
           <w:b/>
           <w:lang w:val="ar_AE" w:bidi="ar_AE"/>
         </w:rPr>
@@ -19410,22 +17214,6 @@
       </w:r>
       <w:r>
         <w:rPr>
-          <w:lang w:val="ar_AE" w:bidi="ar_AE"/>
-        </w:rPr>
-        <w:t>יָשׁ֔וּב וְ⁠נִחַ֖ם הָ⁠אֱלֹהִ֑ים</w:t>
-      </w:r>
-    </w:p>
-    <w:p>
-      <w:pPr>
-        <w:bidi/>
-      </w:pPr>
-      <w:r>
-        <w:rPr>
-          <w:lang w:val="ar_AE" w:bidi="ar_AE"/>
-        </w:rPr>
-      </w:r>
-      <w:r>
-        <w:rPr>
           <w:b/>
           <w:lang w:val="ar_AE" w:bidi="ar_AE"/>
         </w:rPr>
@@ -19518,22 +17306,6 @@
       </w:r>
       <w:r>
         <w:rPr>
-          <w:lang w:val="ar_AE" w:bidi="ar_AE"/>
-        </w:rPr>
-        <w:t>מֵ⁠חֲר֥וֹן אַפּ֖⁠וֹ</w:t>
-      </w:r>
-    </w:p>
-    <w:p>
-      <w:pPr>
-        <w:bidi/>
-      </w:pPr>
-      <w:r>
-        <w:rPr>
-          <w:lang w:val="ar_AE" w:bidi="ar_AE"/>
-        </w:rPr>
-      </w:r>
-      <w:r>
-        <w:rPr>
           <w:b/>
           <w:lang w:val="ar_AE" w:bidi="ar_AE"/>
         </w:rPr>
@@ -19639,22 +17411,6 @@
       </w:r>
       <w:r>
         <w:rPr>
-          <w:lang w:val="ar_AE" w:bidi="ar_AE"/>
-        </w:rPr>
-        <w:t>וְ⁠לֹ֥א נֹאבֵֽד</w:t>
-      </w:r>
-    </w:p>
-    <w:p>
-      <w:pPr>
-        <w:bidi/>
-      </w:pPr>
-      <w:r>
-        <w:rPr>
-          <w:lang w:val="ar_AE" w:bidi="ar_AE"/>
-        </w:rPr>
-      </w:r>
-      <w:r>
-        <w:rPr>
           <w:b/>
           <w:lang w:val="ar_AE" w:bidi="ar_AE"/>
         </w:rPr>
@@ -19773,22 +17529,6 @@
       </w:r>
       <w:r>
         <w:rPr>
-          <w:lang w:val="ar_AE" w:bidi="ar_AE"/>
-        </w:rPr>
-        <w:t>וַ⁠יַּ֤רְא הָֽ⁠אֱלֹהִים֙ אֶֽת־מַ֣עֲשֵׂי⁠הֶ֔ם כִּי־שָׁ֖בוּ מִ⁠דַּרְכָּ֣⁠ם הָ⁠רָעָ֑ה</w:t>
-      </w:r>
-    </w:p>
-    <w:p>
-      <w:pPr>
-        <w:bidi/>
-      </w:pPr>
-      <w:r>
-        <w:rPr>
-          <w:lang w:val="ar_AE" w:bidi="ar_AE"/>
-        </w:rPr>
-      </w:r>
-      <w:r>
-        <w:rPr>
           <w:b/>
           <w:lang w:val="ar_AE" w:bidi="ar_AE"/>
         </w:rPr>
@@ -19859,22 +17599,6 @@
       </w:r>
       <w:r>
         <w:rPr>
-          <w:lang w:val="ar_AE" w:bidi="ar_AE"/>
-        </w:rPr>
-        <w:t>שָׁ֖בוּ מִ⁠דַּרְכָּ֣⁠ם הָ⁠רָעָ֑ה</w:t>
-      </w:r>
-    </w:p>
-    <w:p>
-      <w:pPr>
-        <w:bidi/>
-      </w:pPr>
-      <w:r>
-        <w:rPr>
-          <w:lang w:val="ar_AE" w:bidi="ar_AE"/>
-        </w:rPr>
-      </w:r>
-      <w:r>
-        <w:rPr>
           <w:b/>
           <w:lang w:val="ar_AE" w:bidi="ar_AE"/>
         </w:rPr>
@@ -19993,22 +17717,6 @@
       </w:r>
       <w:r>
         <w:rPr>
-          <w:lang w:val="ar_AE" w:bidi="ar_AE"/>
-        </w:rPr>
-        <w:t>עַל־הָ⁠רָעָ֛ה</w:t>
-      </w:r>
-    </w:p>
-    <w:p>
-      <w:pPr>
-        <w:bidi/>
-      </w:pPr>
-      <w:r>
-        <w:rPr>
-          <w:lang w:val="ar_AE" w:bidi="ar_AE"/>
-        </w:rPr>
-      </w:r>
-      <w:r>
-        <w:rPr>
           <w:b/>
           <w:lang w:val="ar_AE" w:bidi="ar_AE"/>
         </w:rPr>
@@ -20101,22 +17809,6 @@
       </w:r>
       <w:r>
         <w:rPr>
-          <w:lang w:val="ar_AE" w:bidi="ar_AE"/>
-        </w:rPr>
-        <w:t>וְ⁠לֹ֥א עָשָֽׂה</w:t>
-      </w:r>
-    </w:p>
-    <w:p>
-      <w:pPr>
-        <w:bidi/>
-      </w:pPr>
-      <w:r>
-        <w:rPr>
-          <w:lang w:val="ar_AE" w:bidi="ar_AE"/>
-        </w:rPr>
-      </w:r>
-      <w:r>
-        <w:rPr>
           <w:b/>
           <w:lang w:val="ar_AE" w:bidi="ar_AE"/>
         </w:rPr>
@@ -20222,22 +17914,6 @@
       </w:r>
       <w:r>
         <w:rPr>
-          <w:lang w:val="ar_AE" w:bidi="ar_AE"/>
-        </w:rPr>
-        <w:t>הָ⁠רָעָ֛ה</w:t>
-      </w:r>
-    </w:p>
-    <w:p>
-      <w:pPr>
-        <w:bidi/>
-      </w:pPr>
-      <w:r>
-        <w:rPr>
-          <w:lang w:val="ar_AE" w:bidi="ar_AE"/>
-        </w:rPr>
-      </w:r>
-      <w:r>
-        <w:rPr>
           <w:b/>
           <w:lang w:val="ar_AE" w:bidi="ar_AE"/>
         </w:rPr>
@@ -20503,7 +18179,7 @@
         </w:rPr>
         <w:t xml:space="preserve">في الآية 2، ينسب يونان سلسلة من الصفات إلى الله. وكان القارئ اليهودي لهذا السفر سيتعرّف عليها باعتبار تلك الكلمات هي ذات الوصف الذي استخدمه الله عن نفسه عندما تكلّم مع موسى على جبل سيناء. (انظر </w:t>
       </w:r>
-      <w:hyperlink r:id="rId22">
+      <w:hyperlink r:id="rId20">
         <w:r>
           <w:rPr>
             <w:lang w:val="ar_AE" w:bidi="ar_AE"/>
@@ -20653,7 +18329,7 @@
         </w:rPr>
         <w:t xml:space="preserve">الكلمة العبرية المترجَمة "شر" واسعة المعنى، وتشمل الشر الأدبي، والشر الجسدي، وكل ما هو سيّئ. الله لا يفعل الشر الأدبي أبدًا. في العدد 1، يذكر الكاتب أن يونان اعتبر رحمة الله في افتقاد وإنقاذ شعب نينوى أمرًا شريرًا. في العدد 2، يصف يونان الله بأنه "يندم عن الشر." في العدد 6، وُصِفت حالة يونان وموقفه بأنهما شر. وهذا بعد أن وُصِفت أفعال أهل نينوى بالشر في </w:t>
       </w:r>
-      <w:hyperlink r:id="rId16">
+      <w:hyperlink r:id="rId14">
         <w:r>
           <w:rPr>
             <w:lang w:val="ar_AE" w:bidi="ar_AE"/>
@@ -20671,7 +18347,7 @@
         </w:rPr>
         <w:t xml:space="preserve">، </w:t>
       </w:r>
-      <w:hyperlink r:id="rId23">
+      <w:hyperlink r:id="rId21">
         <w:r>
           <w:rPr>
             <w:lang w:val="ar_AE" w:bidi="ar_AE"/>
@@ -20689,7 +18365,7 @@
         </w:rPr>
         <w:t>، و</w:t>
       </w:r>
-      <w:hyperlink r:id="rId24">
+      <w:hyperlink r:id="rId22">
         <w:r>
           <w:rPr>
             <w:lang w:val="ar_AE" w:bidi="ar_AE"/>
@@ -20707,7 +18383,7 @@
         </w:rPr>
         <w:t xml:space="preserve">، وحالة البحّارة في </w:t>
       </w:r>
-      <w:hyperlink r:id="rId25">
+      <w:hyperlink r:id="rId23">
         <w:r>
           <w:rPr>
             <w:lang w:val="ar_AE" w:bidi="ar_AE"/>
@@ -20774,22 +18450,6 @@
       </w:r>
       <w:r>
         <w:rPr>
-          <w:lang w:val="ar_AE" w:bidi="ar_AE"/>
-        </w:rPr>
-        <w:t>וַ⁠יֵּ֥רַע אֶל־יוֹנָ֖ה</w:t>
-      </w:r>
-    </w:p>
-    <w:p>
-      <w:pPr>
-        <w:bidi/>
-      </w:pPr>
-      <w:r>
-        <w:rPr>
-          <w:lang w:val="ar_AE" w:bidi="ar_AE"/>
-        </w:rPr>
-      </w:r>
-      <w:r>
-        <w:rPr>
           <w:b/>
           <w:lang w:val="ar_AE" w:bidi="ar_AE"/>
         </w:rPr>
@@ -20882,22 +18542,6 @@
       </w:r>
       <w:r>
         <w:rPr>
-          <w:lang w:val="ar_AE" w:bidi="ar_AE"/>
-        </w:rPr>
-        <w:t>וַ⁠יִּ֖חַר לֽ⁠וֹ</w:t>
-      </w:r>
-    </w:p>
-    <w:p>
-      <w:pPr>
-        <w:bidi/>
-      </w:pPr>
-      <w:r>
-        <w:rPr>
-          <w:lang w:val="ar_AE" w:bidi="ar_AE"/>
-        </w:rPr>
-      </w:r>
-      <w:r>
-        <w:rPr>
           <w:b/>
           <w:lang w:val="ar_AE" w:bidi="ar_AE"/>
         </w:rPr>
@@ -21003,22 +18647,6 @@
       </w:r>
       <w:r>
         <w:rPr>
-          <w:lang w:val="ar_AE" w:bidi="ar_AE"/>
-        </w:rPr>
-        <w:t>וַ⁠יֵּ֥רַע</w:t>
-      </w:r>
-    </w:p>
-    <w:p>
-      <w:pPr>
-        <w:bidi/>
-      </w:pPr>
-      <w:r>
-        <w:rPr>
-          <w:lang w:val="ar_AE" w:bidi="ar_AE"/>
-        </w:rPr>
-      </w:r>
-      <w:r>
-        <w:rPr>
           <w:b/>
           <w:lang w:val="ar_AE" w:bidi="ar_AE"/>
         </w:rPr>
@@ -21124,22 +18752,6 @@
       </w:r>
       <w:r>
         <w:rPr>
-          <w:lang w:val="ar_AE" w:bidi="ar_AE"/>
-        </w:rPr>
-        <w:t>וַ⁠יֵּ֥רַע אֶל־יוֹנָ֖ה רָעָ֣ה גְדוֹלָ֑ה</w:t>
-      </w:r>
-    </w:p>
-    <w:p>
-      <w:pPr>
-        <w:bidi/>
-      </w:pPr>
-      <w:r>
-        <w:rPr>
-          <w:lang w:val="ar_AE" w:bidi="ar_AE"/>
-        </w:rPr>
-      </w:r>
-      <w:r>
-        <w:rPr>
           <w:b/>
           <w:lang w:val="ar_AE" w:bidi="ar_AE"/>
         </w:rPr>
@@ -21245,22 +18857,6 @@
       </w:r>
       <w:r>
         <w:rPr>
-          <w:lang w:val="ar_AE" w:bidi="ar_AE"/>
-        </w:rPr>
-        <w:t>אָנָּ֤ה</w:t>
-      </w:r>
-    </w:p>
-    <w:p>
-      <w:pPr>
-        <w:bidi/>
-      </w:pPr>
-      <w:r>
-        <w:rPr>
-          <w:lang w:val="ar_AE" w:bidi="ar_AE"/>
-        </w:rPr>
-      </w:r>
-      <w:r>
-        <w:rPr>
           <w:b/>
           <w:lang w:val="ar_AE" w:bidi="ar_AE"/>
         </w:rPr>
@@ -21353,22 +18949,6 @@
       </w:r>
       <w:r>
         <w:rPr>
-          <w:lang w:val="ar_AE" w:bidi="ar_AE"/>
-        </w:rPr>
-        <w:t>יְהוָה֙ הֲ⁠לוֹא־זֶ֣ה דְבָרִ֗⁠י עַד־הֱיוֹתִ⁠י֙ עַל־אַדְמָתִ֔⁠י</w:t>
-      </w:r>
-    </w:p>
-    <w:p>
-      <w:pPr>
-        <w:bidi/>
-      </w:pPr>
-      <w:r>
-        <w:rPr>
-          <w:lang w:val="ar_AE" w:bidi="ar_AE"/>
-        </w:rPr>
-      </w:r>
-      <w:r>
-        <w:rPr>
           <w:b/>
           <w:lang w:val="ar_AE" w:bidi="ar_AE"/>
         </w:rPr>
@@ -21461,22 +19041,6 @@
       </w:r>
       <w:r>
         <w:rPr>
-          <w:lang w:val="ar_AE" w:bidi="ar_AE"/>
-        </w:rPr>
-        <w:t>יְהוָה֙ הֲ⁠לוֹא־זֶ֣ה דְבָרִ֗⁠י עַד־הֱיוֹתִ⁠י֙ עַל־אַדְמָתִ֔⁠י</w:t>
-      </w:r>
-    </w:p>
-    <w:p>
-      <w:pPr>
-        <w:bidi/>
-      </w:pPr>
-      <w:r>
-        <w:rPr>
-          <w:lang w:val="ar_AE" w:bidi="ar_AE"/>
-        </w:rPr>
-      </w:r>
-      <w:r>
-        <w:rPr>
           <w:b/>
           <w:lang w:val="ar_AE" w:bidi="ar_AE"/>
         </w:rPr>
@@ -21569,22 +19133,6 @@
       </w:r>
       <w:r>
         <w:rPr>
-          <w:lang w:val="ar_AE" w:bidi="ar_AE"/>
-        </w:rPr>
-        <w:t>אֶ֤רֶךְ אַפַּ֨יִם֙</w:t>
-      </w:r>
-    </w:p>
-    <w:p>
-      <w:pPr>
-        <w:bidi/>
-      </w:pPr>
-      <w:r>
-        <w:rPr>
-          <w:lang w:val="ar_AE" w:bidi="ar_AE"/>
-        </w:rPr>
-      </w:r>
-      <w:r>
-        <w:rPr>
           <w:b/>
           <w:lang w:val="ar_AE" w:bidi="ar_AE"/>
         </w:rPr>
@@ -21690,22 +19238,6 @@
       </w:r>
       <w:r>
         <w:rPr>
-          <w:lang w:val="ar_AE" w:bidi="ar_AE"/>
-        </w:rPr>
-        <w:t>וְ⁠רַב־חֶ֔סֶד</w:t>
-      </w:r>
-    </w:p>
-    <w:p>
-      <w:pPr>
-        <w:bidi/>
-      </w:pPr>
-      <w:r>
-        <w:rPr>
-          <w:lang w:val="ar_AE" w:bidi="ar_AE"/>
-        </w:rPr>
-      </w:r>
-      <w:r>
-        <w:rPr>
           <w:b/>
           <w:lang w:val="ar_AE" w:bidi="ar_AE"/>
         </w:rPr>
@@ -21776,22 +19308,6 @@
       </w:r>
       <w:r>
         <w:rPr>
-          <w:lang w:val="ar_AE" w:bidi="ar_AE"/>
-        </w:rPr>
-        <w:t>וְ⁠נִחָ֖ם עַל־הָ⁠רָעָֽה</w:t>
-      </w:r>
-    </w:p>
-    <w:p>
-      <w:pPr>
-        <w:bidi/>
-      </w:pPr>
-      <w:r>
-        <w:rPr>
-          <w:lang w:val="ar_AE" w:bidi="ar_AE"/>
-        </w:rPr>
-      </w:r>
-      <w:r>
-        <w:rPr>
           <w:b/>
           <w:lang w:val="ar_AE" w:bidi="ar_AE"/>
         </w:rPr>
@@ -21826,7 +19342,7 @@
         </w:rPr>
         <w:t xml:space="preserve"> يشير إلى التدمير المادي لمدينة نينوى وشعبها، وليس إلى الشر الأخلاقي. في هذا السياق، تعني هذه العبارة أن الله يشعر بالحزن بسبب التسبب في حدوث أشياء سيئة للناس الذين يخطئون، ويتصرف بشكل مختلف عندما يتوب الخطاة عن خطاياهم. يمكنك تضمين هذه المعلومات إذا كانت ستفيد قراءك. انظر المناقشة حول الشر في مقدمة الأصحاح، وانظر كيف ترجمت هذه الكلمة في </w:t>
       </w:r>
-      <w:hyperlink r:id="rId26">
+      <w:hyperlink r:id="rId24">
         <w:r>
           <w:rPr>
             <w:lang w:val="ar_AE" w:bidi="ar_AE"/>
@@ -21915,22 +19431,6 @@
       </w:r>
       <w:r>
         <w:rPr>
-          <w:lang w:val="ar_AE" w:bidi="ar_AE"/>
-        </w:rPr>
-        <w:t>קַח־נָ֥א אֶת־נַפְשִׁ֖⁠י מִמֶּ֑⁠נִּי</w:t>
-      </w:r>
-    </w:p>
-    <w:p>
-      <w:pPr>
-        <w:bidi/>
-      </w:pPr>
-      <w:r>
-        <w:rPr>
-          <w:lang w:val="ar_AE" w:bidi="ar_AE"/>
-        </w:rPr>
-      </w:r>
-      <w:r>
-        <w:rPr>
           <w:b/>
           <w:lang w:val="ar_AE" w:bidi="ar_AE"/>
         </w:rPr>
@@ -22023,22 +19523,6 @@
       </w:r>
       <w:r>
         <w:rPr>
-          <w:lang w:val="ar_AE" w:bidi="ar_AE"/>
-        </w:rPr>
-        <w:t>כִּ֛י ט֥וֹב מוֹתִ֖⁠י מֵ⁠חַיָּֽ⁠י</w:t>
-      </w:r>
-    </w:p>
-    <w:p>
-      <w:pPr>
-        <w:bidi/>
-      </w:pPr>
-      <w:r>
-        <w:rPr>
-          <w:lang w:val="ar_AE" w:bidi="ar_AE"/>
-        </w:rPr>
-      </w:r>
-      <w:r>
-        <w:rPr>
           <w:b/>
           <w:lang w:val="ar_AE" w:bidi="ar_AE"/>
         </w:rPr>
@@ -22157,22 +19641,6 @@
       </w:r>
       <w:r>
         <w:rPr>
-          <w:lang w:val="ar_AE" w:bidi="ar_AE"/>
-        </w:rPr>
-        <w:t>הַ⁠הֵיטֵ֖ב חָ֥רָה לָֽ⁠ךְ</w:t>
-      </w:r>
-    </w:p>
-    <w:p>
-      <w:pPr>
-        <w:bidi/>
-      </w:pPr>
-      <w:r>
-        <w:rPr>
-          <w:lang w:val="ar_AE" w:bidi="ar_AE"/>
-        </w:rPr>
-      </w:r>
-      <w:r>
-        <w:rPr>
           <w:b/>
           <w:lang w:val="ar_AE" w:bidi="ar_AE"/>
         </w:rPr>
@@ -22207,7 +19675,7 @@
         </w:rPr>
         <w:t xml:space="preserve">هي تعبير اصطلاحي يشير إلى غضب يونان كما لو كان نارًا تشتعل داخله. إذا لم يكن لهذه العبارة هذا المعنى في لغتك، يمكنك استخدام تعبير اصطلاحي من لغتك يحمل هذا المعنى أو توضيح المعنى بشكل مباشر. انظر كيف قمت بترجمتها في </w:t>
       </w:r>
-      <w:hyperlink r:id="rId26">
+      <w:hyperlink r:id="rId24">
         <w:r>
           <w:rPr>
             <w:lang w:val="ar_AE" w:bidi="ar_AE"/>
@@ -22296,22 +19764,6 @@
       </w:r>
       <w:r>
         <w:rPr>
-          <w:lang w:val="ar_AE" w:bidi="ar_AE"/>
-        </w:rPr>
-        <w:t>הַ⁠הֵיטֵ֖ב חָ֥רָה לָֽ⁠ךְ</w:t>
-      </w:r>
-    </w:p>
-    <w:p>
-      <w:pPr>
-        <w:bidi/>
-      </w:pPr>
-      <w:r>
-        <w:rPr>
-          <w:lang w:val="ar_AE" w:bidi="ar_AE"/>
-        </w:rPr>
-      </w:r>
-      <w:r>
-        <w:rPr>
           <w:b/>
           <w:lang w:val="ar_AE" w:bidi="ar_AE"/>
         </w:rPr>
@@ -22404,22 +19856,6 @@
       </w:r>
       <w:r>
         <w:rPr>
-          <w:lang w:val="ar_AE" w:bidi="ar_AE"/>
-        </w:rPr>
-        <w:t>הַ⁠הֵיטֵ֖ב חָ֥רָה לָֽ⁠ךְ</w:t>
-      </w:r>
-    </w:p>
-    <w:p>
-      <w:pPr>
-        <w:bidi/>
-      </w:pPr>
-      <w:r>
-        <w:rPr>
-          <w:lang w:val="ar_AE" w:bidi="ar_AE"/>
-        </w:rPr>
-      </w:r>
-      <w:r>
-        <w:rPr>
           <w:b/>
           <w:lang w:val="ar_AE" w:bidi="ar_AE"/>
         </w:rPr>
@@ -22512,22 +19948,6 @@
       </w:r>
       <w:r>
         <w:rPr>
-          <w:lang w:val="ar_AE" w:bidi="ar_AE"/>
-        </w:rPr>
-        <w:t>מַה־יִּהְיֶ֖ה בָּ⁠עִֽיר</w:t>
-      </w:r>
-    </w:p>
-    <w:p>
-      <w:pPr>
-        <w:bidi/>
-      </w:pPr>
-      <w:r>
-        <w:rPr>
-          <w:lang w:val="ar_AE" w:bidi="ar_AE"/>
-        </w:rPr>
-      </w:r>
-      <w:r>
-        <w:rPr>
           <w:b/>
           <w:lang w:val="ar_AE" w:bidi="ar_AE"/>
         </w:rPr>
@@ -22620,22 +20040,6 @@
       </w:r>
       <w:r>
         <w:rPr>
-          <w:lang w:val="ar_AE" w:bidi="ar_AE"/>
-        </w:rPr>
-        <w:t>מֵ⁠עַ֣ל לְ⁠יוֹנָ֗ה לִֽ⁠הְי֥וֹת צֵל֙ עַל־רֹאשׁ֔⁠וֹ</w:t>
-      </w:r>
-    </w:p>
-    <w:p>
-      <w:pPr>
-        <w:bidi/>
-      </w:pPr>
-      <w:r>
-        <w:rPr>
-          <w:lang w:val="ar_AE" w:bidi="ar_AE"/>
-        </w:rPr>
-      </w:r>
-      <w:r>
-        <w:rPr>
           <w:b/>
           <w:lang w:val="ar_AE" w:bidi="ar_AE"/>
         </w:rPr>
@@ -22706,22 +20110,6 @@
       </w:r>
       <w:r>
         <w:rPr>
-          <w:lang w:val="ar_AE" w:bidi="ar_AE"/>
-        </w:rPr>
-        <w:t>לְ⁠הַצִּ֥יל ל֖⁠וֹ מֵ⁠רָֽעָת֑⁠וֹ</w:t>
-      </w:r>
-    </w:p>
-    <w:p>
-      <w:pPr>
-        <w:bidi/>
-      </w:pPr>
-      <w:r>
-        <w:rPr>
-          <w:lang w:val="ar_AE" w:bidi="ar_AE"/>
-        </w:rPr>
-      </w:r>
-      <w:r>
-        <w:rPr>
           <w:b/>
           <w:lang w:val="ar_AE" w:bidi="ar_AE"/>
         </w:rPr>
@@ -22827,22 +20215,6 @@
       </w:r>
       <w:r>
         <w:rPr>
-          <w:lang w:val="ar_AE" w:bidi="ar_AE"/>
-        </w:rPr>
-        <w:t>וַ⁠יִּשְׂמַ֥ח יוֹנָ֛ה &amp; שִׂמְחָ֥ה גְדוֹלָֽה</w:t>
-      </w:r>
-    </w:p>
-    <w:p>
-      <w:pPr>
-        <w:bidi/>
-      </w:pPr>
-      <w:r>
-        <w:rPr>
-          <w:lang w:val="ar_AE" w:bidi="ar_AE"/>
-        </w:rPr>
-      </w:r>
-      <w:r>
-        <w:rPr>
           <w:b/>
           <w:lang w:val="ar_AE" w:bidi="ar_AE"/>
         </w:rPr>
@@ -22948,22 +20320,6 @@
       </w:r>
       <w:r>
         <w:rPr>
-          <w:lang w:val="ar_AE" w:bidi="ar_AE"/>
-        </w:rPr>
-        <w:t>וַ⁠יְמַ֤ן הָֽ⁠אֱלֹהִים֙ תּוֹלַ֔עַת</w:t>
-      </w:r>
-    </w:p>
-    <w:p>
-      <w:pPr>
-        <w:bidi/>
-      </w:pPr>
-      <w:r>
-        <w:rPr>
-          <w:lang w:val="ar_AE" w:bidi="ar_AE"/>
-        </w:rPr>
-      </w:r>
-      <w:r>
-        <w:rPr>
           <w:b/>
           <w:lang w:val="ar_AE" w:bidi="ar_AE"/>
         </w:rPr>
@@ -23034,22 +20390,6 @@
       </w:r>
       <w:r>
         <w:rPr>
-          <w:lang w:val="ar_AE" w:bidi="ar_AE"/>
-        </w:rPr>
-        <w:t>וַ⁠יִּיבָֽשׁ</w:t>
-      </w:r>
-    </w:p>
-    <w:p>
-      <w:pPr>
-        <w:bidi/>
-      </w:pPr>
-      <w:r>
-        <w:rPr>
-          <w:lang w:val="ar_AE" w:bidi="ar_AE"/>
-        </w:rPr>
-      </w:r>
-      <w:r>
-        <w:rPr>
           <w:b/>
           <w:lang w:val="ar_AE" w:bidi="ar_AE"/>
         </w:rPr>
@@ -23155,22 +20495,6 @@
       </w:r>
       <w:r>
         <w:rPr>
-          <w:lang w:val="ar_AE" w:bidi="ar_AE"/>
-        </w:rPr>
-        <w:t>וַ⁠יְהִ֣י ׀ כִּ⁠זְרֹ֣חַ הַ⁠שֶּׁ֗מֶשׁ</w:t>
-      </w:r>
-    </w:p>
-    <w:p>
-      <w:pPr>
-        <w:bidi/>
-      </w:pPr>
-      <w:r>
-        <w:rPr>
-          <w:lang w:val="ar_AE" w:bidi="ar_AE"/>
-        </w:rPr>
-      </w:r>
-      <w:r>
-        <w:rPr>
           <w:b/>
           <w:lang w:val="ar_AE" w:bidi="ar_AE"/>
         </w:rPr>
@@ -23263,22 +20587,6 @@
       </w:r>
       <w:r>
         <w:rPr>
-          <w:lang w:val="ar_AE" w:bidi="ar_AE"/>
-        </w:rPr>
-        <w:t>וַ⁠יְמַ֨ן אֱלֹהִ֜ים ר֤וּחַ קָדִים֙ חֲרִישִׁ֔ית</w:t>
-      </w:r>
-    </w:p>
-    <w:p>
-      <w:pPr>
-        <w:bidi/>
-      </w:pPr>
-      <w:r>
-        <w:rPr>
-          <w:lang w:val="ar_AE" w:bidi="ar_AE"/>
-        </w:rPr>
-      </w:r>
-      <w:r>
-        <w:rPr>
           <w:b/>
           <w:lang w:val="ar_AE" w:bidi="ar_AE"/>
         </w:rPr>
@@ -23384,22 +20692,6 @@
       </w:r>
       <w:r>
         <w:rPr>
-          <w:lang w:val="ar_AE" w:bidi="ar_AE"/>
-        </w:rPr>
-        <w:t>וַ⁠תַּ֥ךְ הַ⁠שֶּׁ֛מֶשׁ עַל</w:t>
-      </w:r>
-    </w:p>
-    <w:p>
-      <w:pPr>
-        <w:bidi/>
-      </w:pPr>
-      <w:r>
-        <w:rPr>
-          <w:lang w:val="ar_AE" w:bidi="ar_AE"/>
-        </w:rPr>
-      </w:r>
-      <w:r>
-        <w:rPr>
           <w:b/>
           <w:lang w:val="ar_AE" w:bidi="ar_AE"/>
         </w:rPr>
@@ -23518,22 +20810,6 @@
       </w:r>
       <w:r>
         <w:rPr>
-          <w:lang w:val="ar_AE" w:bidi="ar_AE"/>
-        </w:rPr>
-        <w:t>עַל־רֹ֥אשׁ יוֹנָ֖ה</w:t>
-      </w:r>
-    </w:p>
-    <w:p>
-      <w:pPr>
-        <w:bidi/>
-      </w:pPr>
-      <w:r>
-        <w:rPr>
-          <w:lang w:val="ar_AE" w:bidi="ar_AE"/>
-        </w:rPr>
-      </w:r>
-      <w:r>
-        <w:rPr>
           <w:b/>
           <w:lang w:val="ar_AE" w:bidi="ar_AE"/>
         </w:rPr>
@@ -23652,22 +20928,6 @@
       </w:r>
       <w:r>
         <w:rPr>
-          <w:lang w:val="ar_AE" w:bidi="ar_AE"/>
-        </w:rPr>
-        <w:t>וַ⁠יִּתְעַלָּ֑ף</w:t>
-      </w:r>
-    </w:p>
-    <w:p>
-      <w:pPr>
-        <w:bidi/>
-      </w:pPr>
-      <w:r>
-        <w:rPr>
-          <w:lang w:val="ar_AE" w:bidi="ar_AE"/>
-        </w:rPr>
-      </w:r>
-      <w:r>
-        <w:rPr>
           <w:b/>
           <w:lang w:val="ar_AE" w:bidi="ar_AE"/>
         </w:rPr>
@@ -23738,22 +20998,6 @@
       </w:r>
       <w:r>
         <w:rPr>
-          <w:lang w:val="ar_AE" w:bidi="ar_AE"/>
-        </w:rPr>
-        <w:t>וַ⁠יִּשְׁאַ֤ל אֶת־נַפְשׁ⁠וֹ֙ לָ⁠מ֔וּת</w:t>
-      </w:r>
-    </w:p>
-    <w:p>
-      <w:pPr>
-        <w:bidi/>
-      </w:pPr>
-      <w:r>
-        <w:rPr>
-          <w:lang w:val="ar_AE" w:bidi="ar_AE"/>
-        </w:rPr>
-      </w:r>
-      <w:r>
-        <w:rPr>
           <w:b/>
           <w:lang w:val="ar_AE" w:bidi="ar_AE"/>
         </w:rPr>
@@ -23775,7 +21019,7 @@
         </w:rPr>
         <w:t xml:space="preserve">إذا كان من الطبيعي أكثر في لغتك، يمكنك التعبير عن ذلك كاقتباس مباشر إما موجهًا إلى نفسه أو، كما في </w:t>
       </w:r>
-      <w:hyperlink r:id="rId27">
+      <w:hyperlink r:id="rId25">
         <w:r>
           <w:rPr>
             <w:lang w:val="ar_AE" w:bidi="ar_AE"/>
@@ -23864,22 +21108,6 @@
       </w:r>
       <w:r>
         <w:rPr>
-          <w:lang w:val="ar_AE" w:bidi="ar_AE"/>
-        </w:rPr>
-        <w:t>ט֥וֹב מוֹתִ֖⁠י מֵ⁠חַיָּֽ⁠י</w:t>
-      </w:r>
-    </w:p>
-    <w:p>
-      <w:pPr>
-        <w:bidi/>
-      </w:pPr>
-      <w:r>
-        <w:rPr>
-          <w:lang w:val="ar_AE" w:bidi="ar_AE"/>
-        </w:rPr>
-      </w:r>
-      <w:r>
-        <w:rPr>
           <w:b/>
           <w:lang w:val="ar_AE" w:bidi="ar_AE"/>
         </w:rPr>
@@ -23927,7 +21155,7 @@
         </w:rPr>
         <w:t xml:space="preserve">، يمكنك التعبير عن الأفكار نفسها بطرق أخرى. انظر كيف ترجمت هذا في </w:t>
       </w:r>
-      <w:hyperlink r:id="rId27">
+      <w:hyperlink r:id="rId25">
         <w:r>
           <w:rPr>
             <w:lang w:val="ar_AE" w:bidi="ar_AE"/>
@@ -24016,22 +21244,6 @@
       </w:r>
       <w:r>
         <w:rPr>
-          <w:lang w:val="ar_AE" w:bidi="ar_AE"/>
-        </w:rPr>
-        <w:t>הַ⁠הֵיטֵ֥ב חָרָֽה־לְ⁠ךָ֖ עַל־הַ⁠קִּֽיקָי֑וֹן</w:t>
-      </w:r>
-    </w:p>
-    <w:p>
-      <w:pPr>
-        <w:bidi/>
-      </w:pPr>
-      <w:r>
-        <w:rPr>
-          <w:lang w:val="ar_AE" w:bidi="ar_AE"/>
-        </w:rPr>
-      </w:r>
-      <w:r>
-        <w:rPr>
           <w:b/>
           <w:lang w:val="ar_AE" w:bidi="ar_AE"/>
         </w:rPr>
@@ -24124,22 +21336,6 @@
       </w:r>
       <w:r>
         <w:rPr>
-          <w:lang w:val="ar_AE" w:bidi="ar_AE"/>
-        </w:rPr>
-        <w:t>חָרָֽה־לְ⁠ךָ֖ &amp; חָֽרָה־לִ֖⁠י</w:t>
-      </w:r>
-    </w:p>
-    <w:p>
-      <w:pPr>
-        <w:bidi/>
-      </w:pPr>
-      <w:r>
-        <w:rPr>
-          <w:lang w:val="ar_AE" w:bidi="ar_AE"/>
-        </w:rPr>
-      </w:r>
-      <w:r>
-        <w:rPr>
           <w:b/>
           <w:lang w:val="ar_AE" w:bidi="ar_AE"/>
         </w:rPr>
@@ -24200,7 +21396,7 @@
         </w:rPr>
         <w:t xml:space="preserve"> هي أمثلة على تعبير اصطلاحي يصف غضب يونان كما لو كان نارًا تشتعل داخله. انظر كيف ترجمت هذا التعبير الاصطلاحي في </w:t>
       </w:r>
-      <w:hyperlink r:id="rId26">
+      <w:hyperlink r:id="rId24">
         <w:r>
           <w:rPr>
             <w:lang w:val="ar_AE" w:bidi="ar_AE"/>
@@ -24289,22 +21485,6 @@
       </w:r>
       <w:r>
         <w:rPr>
-          <w:lang w:val="ar_AE" w:bidi="ar_AE"/>
-        </w:rPr>
-        <w:t>וַ⁠יֹּ֣אמֶר יְהוָ֔ה</w:t>
-      </w:r>
-    </w:p>
-    <w:p>
-      <w:pPr>
-        <w:bidi/>
-      </w:pPr>
-      <w:r>
-        <w:rPr>
-          <w:lang w:val="ar_AE" w:bidi="ar_AE"/>
-        </w:rPr>
-      </w:r>
-      <w:r>
-        <w:rPr>
           <w:b/>
           <w:lang w:val="ar_AE" w:bidi="ar_AE"/>
         </w:rPr>
@@ -24397,22 +21577,6 @@
       </w:r>
       <w:r>
         <w:rPr>
-          <w:lang w:val="ar_AE" w:bidi="ar_AE"/>
-        </w:rPr>
-        <w:t>שֶׁ⁠בִּן־לַ֥יְלָה הָיָ֖ה וּ⁠בִן־לַ֥יְלָה אָבָֽד</w:t>
-      </w:r>
-    </w:p>
-    <w:p>
-      <w:pPr>
-        <w:bidi/>
-      </w:pPr>
-      <w:r>
-        <w:rPr>
-          <w:lang w:val="ar_AE" w:bidi="ar_AE"/>
-        </w:rPr>
-      </w:r>
-      <w:r>
-        <w:rPr>
           <w:b/>
           <w:lang w:val="ar_AE" w:bidi="ar_AE"/>
         </w:rPr>
@@ -24531,22 +21695,6 @@
       </w:r>
       <w:r>
         <w:rPr>
-          <w:lang w:val="ar_AE" w:bidi="ar_AE"/>
-        </w:rPr>
-        <w:t>וַֽ⁠אֲנִי֙</w:t>
-      </w:r>
-    </w:p>
-    <w:p>
-      <w:pPr>
-        <w:bidi/>
-      </w:pPr>
-      <w:r>
-        <w:rPr>
-          <w:lang w:val="ar_AE" w:bidi="ar_AE"/>
-        </w:rPr>
-      </w:r>
-      <w:r>
-        <w:rPr>
           <w:b/>
           <w:lang w:val="ar_AE" w:bidi="ar_AE"/>
         </w:rPr>
@@ -24581,7 +21729,7 @@
         </w:rPr>
         <w:t xml:space="preserve"> المقرون بكلمة ""أنت"" في الآية </w:t>
       </w:r>
-      <w:hyperlink r:id="rId28">
+      <w:hyperlink r:id="rId26">
         <w:r>
           <w:rPr>
             <w:lang w:val="ar_AE" w:bidi="ar_AE"/>
@@ -24670,22 +21818,6 @@
       </w:r>
       <w:r>
         <w:rPr>
-          <w:lang w:val="ar_AE" w:bidi="ar_AE"/>
-        </w:rPr>
-        <w:t>וַֽ⁠אֲנִי֙ לֹ֣א אָח֔וּס עַל־נִינְוֵ֖ה הָ⁠עִ֣יר הַ⁠גְּדוֹלָ֑ה אֲשֶׁ֣ר יֶשׁ־בָּ֡⁠הּ הַרְבֵּה֩ מִֽ⁠שְׁתֵּים־עֶשְׂרֵ֨ה רִבּ֜וֹ אָדָ֗ם אֲשֶׁ֤ר לֹֽא־יָדַע֙ בֵּין־יְמִינ֣⁠וֹ לִ⁠שְׂמֹאל֔⁠וֹ וּ⁠בְהֵמָ֖ה רַבָּֽה</w:t>
-      </w:r>
-    </w:p>
-    <w:p>
-      <w:pPr>
-        <w:bidi/>
-      </w:pPr>
-      <w:r>
-        <w:rPr>
-          <w:lang w:val="ar_AE" w:bidi="ar_AE"/>
-        </w:rPr>
-      </w:r>
-      <w:r>
-        <w:rPr>
           <w:b/>
           <w:lang w:val="ar_AE" w:bidi="ar_AE"/>
         </w:rPr>
@@ -24778,22 +21910,6 @@
       </w:r>
       <w:r>
         <w:rPr>
-          <w:lang w:val="ar_AE" w:bidi="ar_AE"/>
-        </w:rPr>
-        <w:t>אֲשֶׁ֣ר יֶשׁ־בָּ֡⁠הּ הַרְבֵּה֩</w:t>
-      </w:r>
-    </w:p>
-    <w:p>
-      <w:pPr>
-        <w:bidi/>
-      </w:pPr>
-      <w:r>
-        <w:rPr>
-          <w:lang w:val="ar_AE" w:bidi="ar_AE"/>
-        </w:rPr>
-      </w:r>
-      <w:r>
-        <w:rPr>
           <w:b/>
           <w:lang w:val="ar_AE" w:bidi="ar_AE"/>
         </w:rPr>
@@ -24899,22 +22015,6 @@
       </w:r>
       <w:r>
         <w:rPr>
-          <w:lang w:val="ar_AE" w:bidi="ar_AE"/>
-        </w:rPr>
-        <w:t>מִֽ⁠שְׁתֵּים־עֶשְׂרֵ֨ה רִבּ֜וֹ</w:t>
-      </w:r>
-    </w:p>
-    <w:p>
-      <w:pPr>
-        <w:bidi/>
-      </w:pPr>
-      <w:r>
-        <w:rPr>
-          <w:lang w:val="ar_AE" w:bidi="ar_AE"/>
-        </w:rPr>
-      </w:r>
-      <w:r>
-        <w:rPr>
           <w:b/>
           <w:lang w:val="ar_AE" w:bidi="ar_AE"/>
         </w:rPr>
@@ -24994,22 +22094,6 @@
         <w:rPr>
           <w:lang w:val="ar_AE" w:bidi="ar_AE"/>
         </w:rPr>
-      </w:r>
-    </w:p>
-    <w:p>
-      <w:pPr>
-        <w:bidi/>
-      </w:pPr>
-      <w:r>
-        <w:rPr>
-          <w:lang w:val="ar_AE" w:bidi="ar_AE"/>
-        </w:rPr>
-      </w:r>
-      <w:r>
-        <w:rPr>
-          <w:lang w:val="ar_AE" w:bidi="ar_AE"/>
-        </w:rPr>
-        <w:t>אֲשֶׁ֤ר לֹֽא־יָדַע֙ בֵּין־יְמִינ֣⁠וֹ לִ⁠שְׂמֹאל֔⁠וֹ</w:t>
       </w:r>
     </w:p>
     <w:p>

--- a/arb/docx/32.content.docx
+++ b/arb/docx/32.content.docx
@@ -32,16 +32,51 @@
     </w:p>
     <w:p>
       <w:pPr>
-        <w:bidi/>
-      </w:pPr>
-      <w:r>
-        <w:rPr>
-          <w:lang w:val="ar_AE" w:bidi="ar_AE"/>
-        </w:rPr>
-      </w:r>
-      <w:r>
-        <w:rPr>
-          <w:b/>
+        <w:pStyle w:val="Heading2"/>
+        <w:bidi/>
+      </w:pPr>
+      <w:r>
+        <w:rPr>
+          <w:lang w:val="ar_AE" w:bidi="ar_AE"/>
+        </w:rPr>
+        <w:t>License Information</w:t>
+      </w:r>
+      <w:r>
+        <w:rPr>
+          <w:lang w:val="ar_AE" w:bidi="ar_AE"/>
+        </w:rPr>
+      </w:r>
+    </w:p>
+    <w:p>
+      <w:pPr>
+        <w:bidi/>
+      </w:pPr>
+      <w:r>
+        <w:rPr>
+          <w:lang w:val="ar_AE" w:bidi="ar_AE"/>
+        </w:rPr>
+      </w:r>
+      <w:r>
+        <w:rPr>
+          <w:b/>
+          <w:lang w:val="ar_AE" w:bidi="ar_AE"/>
+        </w:rPr>
+        <w:t>ملاحظات الترجمة (كلمة متكشفة)</w:t>
+      </w:r>
+      <w:r>
+        <w:rPr>
+          <w:lang w:val="ar_AE" w:bidi="ar_AE"/>
+        </w:rPr>
+        <w:t xml:space="preserve"> (Arabic) is based on</w:t>
+      </w:r>
+      <w:r>
+        <w:rPr>
+          <w:lang w:val="ar_AE" w:bidi="ar_AE"/>
+        </w:rPr>
+        <w:t xml:space="preserve">: </w:t>
+      </w:r>
+      <w:r>
+        <w:rPr>
           <w:lang w:val="ar_AE" w:bidi="ar_AE"/>
         </w:rPr>
         <w:t>unfoldingWord® Translation Notes</w:t>
@@ -50,31 +85,64 @@
         <w:rPr>
           <w:lang w:val="ar_AE" w:bidi="ar_AE"/>
         </w:rPr>
-        <w:t xml:space="preserve"> © 2022 unfoldingWord. Released under CC BY-SA 4.0 license. </w:t>
-      </w:r>
-      <w:r>
-        <w:rPr>
-          <w:lang w:val="ar_AE" w:bidi="ar_AE"/>
-        </w:rPr>
-        <w:t>unfoldingWord® Translation Notes</w:t>
-      </w:r>
-      <w:r>
-        <w:rPr>
-          <w:lang w:val="ar_AE" w:bidi="ar_AE"/>
-        </w:rPr>
-        <w:t xml:space="preserve"> has been adapted in the following languages: Tok Pisin, Arabic (عربي), French (Français), Hindi (हिंदी), Indonesian (Bahasa Indonesia), Portuguese (Português), Russian (Русский), Spanish (Español), Swahili (Kiswahili), and Simplified Chinese (简体中文) from </w:t>
-      </w:r>
-      <w:r>
-        <w:rPr>
-          <w:lang w:val="ar_AE" w:bidi="ar_AE"/>
-        </w:rPr>
-        <w:t>unfoldingWord® Translation Notes</w:t>
-      </w:r>
-      <w:r>
-        <w:rPr>
-          <w:lang w:val="ar_AE" w:bidi="ar_AE"/>
-        </w:rPr>
-        <w:t xml:space="preserve"> © 2022 unfoldingWord. Released under CC BY-SA 4.0 license by Mission Mutual</w:t>
+        <w:t xml:space="preserve">, </w:t>
+      </w:r>
+      <w:hyperlink r:id="rId13">
+        <w:r>
+          <w:rPr>
+            <w:lang w:val="ar_AE" w:bidi="ar_AE"/>
+          </w:rPr>
+          <w:rPr>
+            <w:color w:val="0000EE"/>
+            <w:u w:val="single"/>
+          </w:rPr>
+          <w:t>unfoldingWord</w:t>
+        </w:r>
+      </w:hyperlink>
+      <w:r>
+        <w:rPr>
+          <w:lang w:val="ar_AE" w:bidi="ar_AE"/>
+        </w:rPr>
+        <w:t xml:space="preserve">, 2022, which is licensed under a </w:t>
+      </w:r>
+      <w:hyperlink r:id="rId14">
+        <w:r>
+          <w:rPr>
+            <w:lang w:val="ar_AE" w:bidi="ar_AE"/>
+          </w:rPr>
+          <w:rPr>
+            <w:color w:val="0000EE"/>
+            <w:u w:val="single"/>
+          </w:rPr>
+          <w:t>CC BY-SA 4.0 license</w:t>
+        </w:r>
+      </w:hyperlink>
+      <w:r>
+        <w:rPr>
+          <w:lang w:val="ar_AE" w:bidi="ar_AE"/>
+        </w:rPr>
+        <w:t>.</w:t>
+      </w:r>
+      <w:r>
+        <w:rPr>
+          <w:lang w:val="ar_AE" w:bidi="ar_AE"/>
+        </w:rPr>
+      </w:r>
+    </w:p>
+    <w:p>
+      <w:pPr>
+        <w:bidi/>
+      </w:pPr>
+      <w:r>
+        <w:rPr>
+          <w:lang w:val="ar_AE" w:bidi="ar_AE"/>
+        </w:rPr>
+      </w:r>
+      <w:r>
+        <w:rPr>
+          <w:lang w:val="ar_AE" w:bidi="ar_AE"/>
+        </w:rPr>
+        <w:t>This PDF version is provided under the same license.</w:t>
       </w:r>
       <w:r>
         <w:rPr>
@@ -868,7 +936,7 @@
         </w:rPr>
         <w:t xml:space="preserve">في الآية </w:t>
       </w:r>
-      <w:hyperlink r:id="rId13">
+      <w:hyperlink r:id="rId15">
         <w:r>
           <w:rPr>
             <w:lang w:val="ar_AE" w:bidi="ar_AE"/>
@@ -1233,6 +1301,22 @@
       </w:r>
       <w:r>
         <w:rPr>
+          <w:lang w:val="ar_AE" w:bidi="ar_AE"/>
+        </w:rPr>
+        <w:t>וַֽ⁠יְהִי֙ דְּבַר־יְהוָ֔ה</w:t>
+      </w:r>
+    </w:p>
+    <w:p>
+      <w:pPr>
+        <w:bidi/>
+      </w:pPr>
+      <w:r>
+        <w:rPr>
+          <w:lang w:val="ar_AE" w:bidi="ar_AE"/>
+        </w:rPr>
+      </w:r>
+      <w:r>
+        <w:rPr>
           <w:b/>
           <w:lang w:val="ar_AE" w:bidi="ar_AE"/>
         </w:rPr>
@@ -1325,6 +1409,22 @@
       </w:r>
       <w:r>
         <w:rPr>
+          <w:lang w:val="ar_AE" w:bidi="ar_AE"/>
+        </w:rPr>
+        <w:t>אֲמִתַּ֖י</w:t>
+      </w:r>
+    </w:p>
+    <w:p>
+      <w:pPr>
+        <w:bidi/>
+      </w:pPr>
+      <w:r>
+        <w:rPr>
+          <w:lang w:val="ar_AE" w:bidi="ar_AE"/>
+        </w:rPr>
+      </w:r>
+      <w:r>
+        <w:rPr>
           <w:b/>
           <w:lang w:val="ar_AE" w:bidi="ar_AE"/>
         </w:rPr>
@@ -1438,6 +1538,22 @@
       </w:r>
       <w:r>
         <w:rPr>
+          <w:lang w:val="ar_AE" w:bidi="ar_AE"/>
+        </w:rPr>
+        <w:t>נִֽינְוֵ֛ה הָ⁠עִ֥יר הַ⁠גְּדוֹלָ֖ה</w:t>
+      </w:r>
+    </w:p>
+    <w:p>
+      <w:pPr>
+        <w:bidi/>
+      </w:pPr>
+      <w:r>
+        <w:rPr>
+          <w:lang w:val="ar_AE" w:bidi="ar_AE"/>
+        </w:rPr>
+      </w:r>
+      <w:r>
+        <w:rPr>
           <w:b/>
           <w:lang w:val="ar_AE" w:bidi="ar_AE"/>
         </w:rPr>
@@ -1557,6 +1673,22 @@
       </w:r>
       <w:r>
         <w:rPr>
+          <w:lang w:val="ar_AE" w:bidi="ar_AE"/>
+        </w:rPr>
+        <w:t>ק֠וּם</w:t>
+      </w:r>
+    </w:p>
+    <w:p>
+      <w:pPr>
+        <w:bidi/>
+      </w:pPr>
+      <w:r>
+        <w:rPr>
+          <w:lang w:val="ar_AE" w:bidi="ar_AE"/>
+        </w:rPr>
+      </w:r>
+      <w:r>
+        <w:rPr>
           <w:b/>
           <w:lang w:val="ar_AE" w:bidi="ar_AE"/>
         </w:rPr>
@@ -1676,6 +1808,22 @@
       </w:r>
       <w:r>
         <w:rPr>
+          <w:lang w:val="ar_AE" w:bidi="ar_AE"/>
+        </w:rPr>
+        <w:t>וּ⁠קְרָ֣א עָלֶ֑י⁠הָ</w:t>
+      </w:r>
+    </w:p>
+    <w:p>
+      <w:pPr>
+        <w:bidi/>
+      </w:pPr>
+      <w:r>
+        <w:rPr>
+          <w:lang w:val="ar_AE" w:bidi="ar_AE"/>
+        </w:rPr>
+      </w:r>
+      <w:r>
+        <w:rPr>
           <w:b/>
           <w:lang w:val="ar_AE" w:bidi="ar_AE"/>
         </w:rPr>
@@ -1795,6 +1943,22 @@
       </w:r>
       <w:r>
         <w:rPr>
+          <w:lang w:val="ar_AE" w:bidi="ar_AE"/>
+        </w:rPr>
+        <w:t>עָלְתָ֥ה רָעָתָ֖⁠ם לְ⁠פָנָֽ⁠י</w:t>
+      </w:r>
+    </w:p>
+    <w:p>
+      <w:pPr>
+        <w:bidi/>
+      </w:pPr>
+      <w:r>
+        <w:rPr>
+          <w:lang w:val="ar_AE" w:bidi="ar_AE"/>
+        </w:rPr>
+      </w:r>
+      <w:r>
+        <w:rPr>
           <w:b/>
           <w:lang w:val="ar_AE" w:bidi="ar_AE"/>
         </w:rPr>
@@ -1927,6 +2091,22 @@
       </w:r>
       <w:r>
         <w:rPr>
+          <w:lang w:val="ar_AE" w:bidi="ar_AE"/>
+        </w:rPr>
+        <w:t>ק֠וּם לֵ֧ךְ אֶל־נִֽינְוֵ֛ה הָ⁠עִ֥יר הַ⁠גְּדוֹלָ֖ה וּ⁠קְרָ֣א עָלֶ֑י⁠הָ כִּֽי־עָלְתָ֥ה רָעָתָ֖⁠ם לְ⁠פָנָֽ⁠י</w:t>
+      </w:r>
+    </w:p>
+    <w:p>
+      <w:pPr>
+        <w:bidi/>
+      </w:pPr>
+      <w:r>
+        <w:rPr>
+          <w:lang w:val="ar_AE" w:bidi="ar_AE"/>
+        </w:rPr>
+      </w:r>
+      <w:r>
+        <w:rPr>
           <w:b/>
           <w:lang w:val="ar_AE" w:bidi="ar_AE"/>
         </w:rPr>
@@ -2033,6 +2213,22 @@
       </w:r>
       <w:r>
         <w:rPr>
+          <w:lang w:val="ar_AE" w:bidi="ar_AE"/>
+        </w:rPr>
+        <w:t>עָלְתָ֥ה רָעָתָ֖⁠ם לְ⁠פָנָֽ⁠י</w:t>
+      </w:r>
+    </w:p>
+    <w:p>
+      <w:pPr>
+        <w:bidi/>
+      </w:pPr>
+      <w:r>
+        <w:rPr>
+          <w:lang w:val="ar_AE" w:bidi="ar_AE"/>
+        </w:rPr>
+      </w:r>
+      <w:r>
+        <w:rPr>
           <w:b/>
           <w:lang w:val="ar_AE" w:bidi="ar_AE"/>
         </w:rPr>
@@ -2138,6 +2334,22 @@
       </w:r>
       <w:r>
         <w:rPr>
+          <w:lang w:val="ar_AE" w:bidi="ar_AE"/>
+        </w:rPr>
+        <w:t>וַ⁠יָּ֤קָם יוֹנָה֙ לִ⁠בְרֹ֣חַ</w:t>
+      </w:r>
+    </w:p>
+    <w:p>
+      <w:pPr>
+        <w:bidi/>
+      </w:pPr>
+      <w:r>
+        <w:rPr>
+          <w:lang w:val="ar_AE" w:bidi="ar_AE"/>
+        </w:rPr>
+      </w:r>
+      <w:r>
+        <w:rPr>
           <w:b/>
           <w:lang w:val="ar_AE" w:bidi="ar_AE"/>
         </w:rPr>
@@ -2186,7 +2398,7 @@
         </w:rPr>
         <w:t xml:space="preserve">" هنا أن يونان تحرّك استجابة لأمر الله، لكن فعله كان عصيانًا لا طاعة. وإذا كان قراؤك قد يسيئون فهم ذلك، يمكنك توضيح المعنى بصراحة. انظر كيف ترجمت هذا التعبير في </w:t>
       </w:r>
-      <w:hyperlink r:id="rId14">
+      <w:hyperlink r:id="rId16">
         <w:r>
           <w:rPr>
             <w:lang w:val="ar_AE" w:bidi="ar_AE"/>
@@ -2275,6 +2487,22 @@
       </w:r>
       <w:r>
         <w:rPr>
+          <w:lang w:val="ar_AE" w:bidi="ar_AE"/>
+        </w:rPr>
+        <w:t>מִ⁠לִּ⁠פְנֵ֖י יְהוָ֑ה &amp; מִ⁠לִּ⁠פְנֵ֖י יְהוָֽה</w:t>
+      </w:r>
+    </w:p>
+    <w:p>
+      <w:pPr>
+        <w:bidi/>
+      </w:pPr>
+      <w:r>
+        <w:rPr>
+          <w:lang w:val="ar_AE" w:bidi="ar_AE"/>
+        </w:rPr>
+      </w:r>
+      <w:r>
+        <w:rPr>
           <w:b/>
           <w:lang w:val="ar_AE" w:bidi="ar_AE"/>
         </w:rPr>
@@ -2408,6 +2636,22 @@
       </w:r>
       <w:r>
         <w:rPr>
+          <w:lang w:val="ar_AE" w:bidi="ar_AE"/>
+        </w:rPr>
+        <w:t>לִ⁠בְרֹ֣חַ תַּרְשִׁ֔ישָׁ⁠ה</w:t>
+      </w:r>
+    </w:p>
+    <w:p>
+      <w:pPr>
+        <w:bidi/>
+      </w:pPr>
+      <w:r>
+        <w:rPr>
+          <w:lang w:val="ar_AE" w:bidi="ar_AE"/>
+        </w:rPr>
+      </w:r>
+      <w:r>
+        <w:rPr>
           <w:b/>
           <w:lang w:val="ar_AE" w:bidi="ar_AE"/>
         </w:rPr>
@@ -2598,6 +2842,22 @@
       </w:r>
       <w:r>
         <w:rPr>
+          <w:lang w:val="ar_AE" w:bidi="ar_AE"/>
+        </w:rPr>
+        <w:t>אָנִיָּ֣ה</w:t>
+      </w:r>
+    </w:p>
+    <w:p>
+      <w:pPr>
+        <w:bidi/>
+      </w:pPr>
+      <w:r>
+        <w:rPr>
+          <w:lang w:val="ar_AE" w:bidi="ar_AE"/>
+        </w:rPr>
+      </w:r>
+      <w:r>
+        <w:rPr>
           <w:b/>
           <w:lang w:val="ar_AE" w:bidi="ar_AE"/>
         </w:rPr>
@@ -2801,6 +3061,22 @@
       </w:r>
       <w:r>
         <w:rPr>
+          <w:lang w:val="ar_AE" w:bidi="ar_AE"/>
+        </w:rPr>
+        <w:t>וַ⁠יֵּ֤רֶד בָּ⁠הּ֙</w:t>
+      </w:r>
+    </w:p>
+    <w:p>
+      <w:pPr>
+        <w:bidi/>
+      </w:pPr>
+      <w:r>
+        <w:rPr>
+          <w:lang w:val="ar_AE" w:bidi="ar_AE"/>
+        </w:rPr>
+      </w:r>
+      <w:r>
+        <w:rPr>
           <w:b/>
           <w:lang w:val="ar_AE" w:bidi="ar_AE"/>
         </w:rPr>
@@ -2907,6 +3183,22 @@
       </w:r>
       <w:r>
         <w:rPr>
+          <w:lang w:val="ar_AE" w:bidi="ar_AE"/>
+        </w:rPr>
+        <w:t>עִמָּ⁠הֶם֙</w:t>
+      </w:r>
+    </w:p>
+    <w:p>
+      <w:pPr>
+        <w:bidi/>
+      </w:pPr>
+      <w:r>
+        <w:rPr>
+          <w:lang w:val="ar_AE" w:bidi="ar_AE"/>
+        </w:rPr>
+      </w:r>
+      <w:r>
+        <w:rPr>
           <w:b/>
           <w:lang w:val="ar_AE" w:bidi="ar_AE"/>
         </w:rPr>
@@ -3026,6 +3318,22 @@
       </w:r>
       <w:r>
         <w:rPr>
+          <w:lang w:val="ar_AE" w:bidi="ar_AE"/>
+        </w:rPr>
+        <w:t>וַֽ⁠יהוָ֗ה</w:t>
+      </w:r>
+    </w:p>
+    <w:p>
+      <w:pPr>
+        <w:bidi/>
+      </w:pPr>
+      <w:r>
+        <w:rPr>
+          <w:lang w:val="ar_AE" w:bidi="ar_AE"/>
+        </w:rPr>
+      </w:r>
+      <w:r>
+        <w:rPr>
           <w:b/>
           <w:lang w:val="ar_AE" w:bidi="ar_AE"/>
         </w:rPr>
@@ -3145,6 +3453,22 @@
       </w:r>
       <w:r>
         <w:rPr>
+          <w:lang w:val="ar_AE" w:bidi="ar_AE"/>
+        </w:rPr>
+        <w:t>וְ⁠הָ֣⁠אֳנִיָּ֔ה חִשְּׁבָ֖ה לְ⁠הִשָּׁבֵֽר</w:t>
+      </w:r>
+    </w:p>
+    <w:p>
+      <w:pPr>
+        <w:bidi/>
+      </w:pPr>
+      <w:r>
+        <w:rPr>
+          <w:lang w:val="ar_AE" w:bidi="ar_AE"/>
+        </w:rPr>
+      </w:r>
+      <w:r>
+        <w:rPr>
           <w:b/>
           <w:lang w:val="ar_AE" w:bidi="ar_AE"/>
         </w:rPr>
@@ -3264,6 +3588,22 @@
       </w:r>
       <w:r>
         <w:rPr>
+          <w:lang w:val="ar_AE" w:bidi="ar_AE"/>
+        </w:rPr>
+        <w:t>לְ⁠הִשָּׁבֵֽר</w:t>
+      </w:r>
+    </w:p>
+    <w:p>
+      <w:pPr>
+        <w:bidi/>
+      </w:pPr>
+      <w:r>
+        <w:rPr>
+          <w:lang w:val="ar_AE" w:bidi="ar_AE"/>
+        </w:rPr>
+      </w:r>
+      <w:r>
+        <w:rPr>
           <w:b/>
           <w:lang w:val="ar_AE" w:bidi="ar_AE"/>
         </w:rPr>
@@ -3370,6 +3710,22 @@
       </w:r>
       <w:r>
         <w:rPr>
+          <w:lang w:val="ar_AE" w:bidi="ar_AE"/>
+        </w:rPr>
+        <w:t>הַ⁠מַּלָּחִ֗ים</w:t>
+      </w:r>
+    </w:p>
+    <w:p>
+      <w:pPr>
+        <w:bidi/>
+      </w:pPr>
+      <w:r>
+        <w:rPr>
+          <w:lang w:val="ar_AE" w:bidi="ar_AE"/>
+        </w:rPr>
+      </w:r>
+      <w:r>
+        <w:rPr>
           <w:b/>
           <w:lang w:val="ar_AE" w:bidi="ar_AE"/>
         </w:rPr>
@@ -3489,6 +3845,22 @@
       </w:r>
       <w:r>
         <w:rPr>
+          <w:lang w:val="ar_AE" w:bidi="ar_AE"/>
+        </w:rPr>
+        <w:t>אֱלֹהָי⁠ו֒</w:t>
+      </w:r>
+    </w:p>
+    <w:p>
+      <w:pPr>
+        <w:bidi/>
+      </w:pPr>
+      <w:r>
+        <w:rPr>
+          <w:lang w:val="ar_AE" w:bidi="ar_AE"/>
+        </w:rPr>
+      </w:r>
+      <w:r>
+        <w:rPr>
           <w:b/>
           <w:lang w:val="ar_AE" w:bidi="ar_AE"/>
         </w:rPr>
@@ -3608,6 +3980,22 @@
       </w:r>
       <w:r>
         <w:rPr>
+          <w:lang w:val="ar_AE" w:bidi="ar_AE"/>
+        </w:rPr>
+        <w:t>לְ⁠הָקֵ֖ל מֵֽ⁠עֲלֵי⁠הֶ֑ם</w:t>
+      </w:r>
+    </w:p>
+    <w:p>
+      <w:pPr>
+        <w:bidi/>
+      </w:pPr>
+      <w:r>
+        <w:rPr>
+          <w:lang w:val="ar_AE" w:bidi="ar_AE"/>
+        </w:rPr>
+      </w:r>
+      <w:r>
+        <w:rPr>
           <w:b/>
           <w:lang w:val="ar_AE" w:bidi="ar_AE"/>
         </w:rPr>
@@ -3714,6 +4102,22 @@
       </w:r>
       <w:r>
         <w:rPr>
+          <w:lang w:val="ar_AE" w:bidi="ar_AE"/>
+        </w:rPr>
+        <w:t>וְ⁠יוֹנָ֗ה יָרַד֙ אֶל־יַרְכְּתֵ֣י הַ⁠סְּפִינָ֔ה וַ⁠יִּשְׁכַּ֖ב וַ⁠יֵּרָדַֽם</w:t>
+      </w:r>
+    </w:p>
+    <w:p>
+      <w:pPr>
+        <w:bidi/>
+      </w:pPr>
+      <w:r>
+        <w:rPr>
+          <w:lang w:val="ar_AE" w:bidi="ar_AE"/>
+        </w:rPr>
+      </w:r>
+      <w:r>
+        <w:rPr>
           <w:b/>
           <w:lang w:val="ar_AE" w:bidi="ar_AE"/>
         </w:rPr>
@@ -3820,6 +4224,22 @@
       </w:r>
       <w:r>
         <w:rPr>
+          <w:lang w:val="ar_AE" w:bidi="ar_AE"/>
+        </w:rPr>
+        <w:t>יַרְכְּתֵ֣י הַ⁠סְּפִינָ֔ה</w:t>
+      </w:r>
+    </w:p>
+    <w:p>
+      <w:pPr>
+        <w:bidi/>
+      </w:pPr>
+      <w:r>
+        <w:rPr>
+          <w:lang w:val="ar_AE" w:bidi="ar_AE"/>
+        </w:rPr>
+      </w:r>
+      <w:r>
+        <w:rPr>
           <w:b/>
           <w:lang w:val="ar_AE" w:bidi="ar_AE"/>
         </w:rPr>
@@ -3904,6 +4324,22 @@
       </w:r>
       <w:r>
         <w:rPr>
+          <w:lang w:val="ar_AE" w:bidi="ar_AE"/>
+        </w:rPr>
+        <w:t>וַ⁠יִּשְׁכַּ֖ב וַ⁠יֵּרָדַֽם</w:t>
+      </w:r>
+    </w:p>
+    <w:p>
+      <w:pPr>
+        <w:bidi/>
+      </w:pPr>
+      <w:r>
+        <w:rPr>
+          <w:lang w:val="ar_AE" w:bidi="ar_AE"/>
+        </w:rPr>
+      </w:r>
+      <w:r>
+        <w:rPr>
           <w:b/>
           <w:lang w:val="ar_AE" w:bidi="ar_AE"/>
         </w:rPr>
@@ -3988,6 +4424,22 @@
       </w:r>
       <w:r>
         <w:rPr>
+          <w:lang w:val="ar_AE" w:bidi="ar_AE"/>
+        </w:rPr>
+        <w:t>וַ⁠יִּקְרַ֤ב אֵלָי⁠ו֙ רַ֣ב הַ⁠חֹבֵ֔ל וַ⁠יֹּ֥אמֶר ל֖⁠וֹ</w:t>
+      </w:r>
+    </w:p>
+    <w:p>
+      <w:pPr>
+        <w:bidi/>
+      </w:pPr>
+      <w:r>
+        <w:rPr>
+          <w:lang w:val="ar_AE" w:bidi="ar_AE"/>
+        </w:rPr>
+      </w:r>
+      <w:r>
+        <w:rPr>
           <w:b/>
           <w:lang w:val="ar_AE" w:bidi="ar_AE"/>
         </w:rPr>
@@ -4087,6 +4539,22 @@
       </w:r>
       <w:r>
         <w:rPr>
+          <w:lang w:val="ar_AE" w:bidi="ar_AE"/>
+        </w:rPr>
+        <w:t>מַה־לְּ⁠ךָ֣ נִרְדָּ֑ם</w:t>
+      </w:r>
+    </w:p>
+    <w:p>
+      <w:pPr>
+        <w:bidi/>
+      </w:pPr>
+      <w:r>
+        <w:rPr>
+          <w:lang w:val="ar_AE" w:bidi="ar_AE"/>
+        </w:rPr>
+      </w:r>
+      <w:r>
+        <w:rPr>
           <w:b/>
           <w:lang w:val="ar_AE" w:bidi="ar_AE"/>
         </w:rPr>
@@ -4193,6 +4661,22 @@
       </w:r>
       <w:r>
         <w:rPr>
+          <w:lang w:val="ar_AE" w:bidi="ar_AE"/>
+        </w:rPr>
+        <w:t>ק֚וּם</w:t>
+      </w:r>
+    </w:p>
+    <w:p>
+      <w:pPr>
+        <w:bidi/>
+      </w:pPr>
+      <w:r>
+        <w:rPr>
+          <w:lang w:val="ar_AE" w:bidi="ar_AE"/>
+        </w:rPr>
+      </w:r>
+      <w:r>
+        <w:rPr>
           <w:b/>
           <w:lang w:val="ar_AE" w:bidi="ar_AE"/>
         </w:rPr>
@@ -4228,7 +4712,7 @@
         </w:rPr>
         <w:t xml:space="preserve">مع أن هذه العبارة استُخدمت كتعبيـر مجازي في </w:t>
       </w:r>
-      <w:hyperlink r:id="rId14">
+      <w:hyperlink r:id="rId16">
         <w:r>
           <w:rPr>
             <w:lang w:val="ar_AE" w:bidi="ar_AE"/>
@@ -4246,7 +4730,7 @@
         </w:rPr>
         <w:t xml:space="preserve"> و</w:t>
       </w:r>
-      <w:hyperlink r:id="rId15">
+      <w:hyperlink r:id="rId17">
         <w:r>
           <w:rPr>
             <w:lang w:val="ar_AE" w:bidi="ar_AE"/>
@@ -4313,6 +4797,22 @@
       </w:r>
       <w:r>
         <w:rPr>
+          <w:lang w:val="ar_AE" w:bidi="ar_AE"/>
+        </w:rPr>
+        <w:t>קְרָ֣א אֶל־אֱלֹהֶ֔י⁠ךָ</w:t>
+      </w:r>
+    </w:p>
+    <w:p>
+      <w:pPr>
+        <w:bidi/>
+      </w:pPr>
+      <w:r>
+        <w:rPr>
+          <w:lang w:val="ar_AE" w:bidi="ar_AE"/>
+        </w:rPr>
+      </w:r>
+      <w:r>
+        <w:rPr>
           <w:b/>
           <w:lang w:val="ar_AE" w:bidi="ar_AE"/>
         </w:rPr>
@@ -4432,6 +4932,22 @@
       </w:r>
       <w:r>
         <w:rPr>
+          <w:lang w:val="ar_AE" w:bidi="ar_AE"/>
+        </w:rPr>
+        <w:t>אוּלַ֞י יִתְעַשֵּׁ֧ת הָ⁠אֱלֹהִ֛ים לָ֖⁠נוּ וְ⁠לֹ֥א נֹאבֵֽד</w:t>
+      </w:r>
+    </w:p>
+    <w:p>
+      <w:pPr>
+        <w:bidi/>
+      </w:pPr>
+      <w:r>
+        <w:rPr>
+          <w:lang w:val="ar_AE" w:bidi="ar_AE"/>
+        </w:rPr>
+      </w:r>
+      <w:r>
+        <w:rPr>
           <w:b/>
           <w:lang w:val="ar_AE" w:bidi="ar_AE"/>
         </w:rPr>
@@ -4538,6 +5054,22 @@
       </w:r>
       <w:r>
         <w:rPr>
+          <w:lang w:val="ar_AE" w:bidi="ar_AE"/>
+        </w:rPr>
+        <w:t>וְ⁠לֹ֥א נֹאבֵֽד</w:t>
+      </w:r>
+    </w:p>
+    <w:p>
+      <w:pPr>
+        <w:bidi/>
+      </w:pPr>
+      <w:r>
+        <w:rPr>
+          <w:lang w:val="ar_AE" w:bidi="ar_AE"/>
+        </w:rPr>
+      </w:r>
+      <w:r>
+        <w:rPr>
           <w:b/>
           <w:lang w:val="ar_AE" w:bidi="ar_AE"/>
         </w:rPr>
@@ -4644,6 +5176,22 @@
       </w:r>
       <w:r>
         <w:rPr>
+          <w:lang w:val="ar_AE" w:bidi="ar_AE"/>
+        </w:rPr>
+        <w:t>וַ⁠יֹּאמְר֞וּ אִ֣ישׁ אֶל־רֵעֵ֗⁠הוּ</w:t>
+      </w:r>
+    </w:p>
+    <w:p>
+      <w:pPr>
+        <w:bidi/>
+      </w:pPr>
+      <w:r>
+        <w:rPr>
+          <w:lang w:val="ar_AE" w:bidi="ar_AE"/>
+        </w:rPr>
+      </w:r>
+      <w:r>
+        <w:rPr>
           <w:b/>
           <w:lang w:val="ar_AE" w:bidi="ar_AE"/>
         </w:rPr>
@@ -4763,6 +5311,22 @@
       </w:r>
       <w:r>
         <w:rPr>
+          <w:lang w:val="ar_AE" w:bidi="ar_AE"/>
+        </w:rPr>
+        <w:t>וְ⁠נֵ֣דְעָ֔ה בְּ⁠שֶׁ⁠לְּ⁠מִ֛י הָ⁠רָעָ֥ה הַ⁠זֹּ֖את לָ֑⁠נוּ</w:t>
+      </w:r>
+    </w:p>
+    <w:p>
+      <w:pPr>
+        <w:bidi/>
+      </w:pPr>
+      <w:r>
+        <w:rPr>
+          <w:lang w:val="ar_AE" w:bidi="ar_AE"/>
+        </w:rPr>
+      </w:r>
+      <w:r>
+        <w:rPr>
           <w:b/>
           <w:lang w:val="ar_AE" w:bidi="ar_AE"/>
         </w:rPr>
@@ -4966,6 +5530,22 @@
       </w:r>
       <w:r>
         <w:rPr>
+          <w:lang w:val="ar_AE" w:bidi="ar_AE"/>
+        </w:rPr>
+        <w:t>וַ⁠יִּפֹּ֥ל הַ⁠גּוֹרָ֖ל עַל־יוֹנָֽה</w:t>
+      </w:r>
+    </w:p>
+    <w:p>
+      <w:pPr>
+        <w:bidi/>
+      </w:pPr>
+      <w:r>
+        <w:rPr>
+          <w:lang w:val="ar_AE" w:bidi="ar_AE"/>
+        </w:rPr>
+      </w:r>
+      <w:r>
+        <w:rPr>
           <w:b/>
           <w:lang w:val="ar_AE" w:bidi="ar_AE"/>
         </w:rPr>
@@ -5085,6 +5665,22 @@
       </w:r>
       <w:r>
         <w:rPr>
+          <w:lang w:val="ar_AE" w:bidi="ar_AE"/>
+        </w:rPr>
+        <w:t>לְכוּ֙ וְ⁠נַפִּ֣ילָה גֽוֹרָל֔וֹת</w:t>
+      </w:r>
+    </w:p>
+    <w:p>
+      <w:pPr>
+        <w:bidi/>
+      </w:pPr>
+      <w:r>
+        <w:rPr>
+          <w:lang w:val="ar_AE" w:bidi="ar_AE"/>
+        </w:rPr>
+      </w:r>
+      <w:r>
+        <w:rPr>
           <w:b/>
           <w:lang w:val="ar_AE" w:bidi="ar_AE"/>
         </w:rPr>
@@ -5204,6 +5800,22 @@
       </w:r>
       <w:r>
         <w:rPr>
+          <w:lang w:val="ar_AE" w:bidi="ar_AE"/>
+        </w:rPr>
+        <w:t>וְ⁠נַפִּ֣ילָה גֽוֹרָל֔וֹת</w:t>
+      </w:r>
+    </w:p>
+    <w:p>
+      <w:pPr>
+        <w:bidi/>
+      </w:pPr>
+      <w:r>
+        <w:rPr>
+          <w:lang w:val="ar_AE" w:bidi="ar_AE"/>
+        </w:rPr>
+      </w:r>
+      <w:r>
+        <w:rPr>
           <w:b/>
           <w:lang w:val="ar_AE" w:bidi="ar_AE"/>
         </w:rPr>
@@ -5310,6 +5922,22 @@
       </w:r>
       <w:r>
         <w:rPr>
+          <w:lang w:val="ar_AE" w:bidi="ar_AE"/>
+        </w:rPr>
+        <w:t>וַ⁠יֹּאמְר֣וּ אֵלָ֔י⁠ו</w:t>
+      </w:r>
+    </w:p>
+    <w:p>
+      <w:pPr>
+        <w:bidi/>
+      </w:pPr>
+      <w:r>
+        <w:rPr>
+          <w:lang w:val="ar_AE" w:bidi="ar_AE"/>
+        </w:rPr>
+      </w:r>
+      <w:r>
+        <w:rPr>
           <w:b/>
           <w:lang w:val="ar_AE" w:bidi="ar_AE"/>
         </w:rPr>
@@ -5525,6 +6153,22 @@
       </w:r>
       <w:r>
         <w:rPr>
+          <w:lang w:val="ar_AE" w:bidi="ar_AE"/>
+        </w:rPr>
+        <w:t>יְהוָ֞ה &amp; אֲנִ֣י יָרֵ֔א</w:t>
+      </w:r>
+    </w:p>
+    <w:p>
+      <w:pPr>
+        <w:bidi/>
+      </w:pPr>
+      <w:r>
+        <w:rPr>
+          <w:lang w:val="ar_AE" w:bidi="ar_AE"/>
+        </w:rPr>
+      </w:r>
+      <w:r>
+        <w:rPr>
           <w:b/>
           <w:lang w:val="ar_AE" w:bidi="ar_AE"/>
         </w:rPr>
@@ -5644,6 +6288,22 @@
       </w:r>
       <w:r>
         <w:rPr>
+          <w:lang w:val="ar_AE" w:bidi="ar_AE"/>
+        </w:rPr>
+        <w:t>וַ⁠יִּֽירְא֤וּ הָֽ⁠אֲנָשִׁים֙ יִרְאָ֣ה גְדוֹלָ֔ה</w:t>
+      </w:r>
+    </w:p>
+    <w:p>
+      <w:pPr>
+        <w:bidi/>
+      </w:pPr>
+      <w:r>
+        <w:rPr>
+          <w:lang w:val="ar_AE" w:bidi="ar_AE"/>
+        </w:rPr>
+      </w:r>
+      <w:r>
+        <w:rPr>
           <w:b/>
           <w:lang w:val="ar_AE" w:bidi="ar_AE"/>
         </w:rPr>
@@ -5763,6 +6423,22 @@
       </w:r>
       <w:r>
         <w:rPr>
+          <w:lang w:val="ar_AE" w:bidi="ar_AE"/>
+        </w:rPr>
+        <w:t>מַה־זֹּ֣את עָשִׂ֑יתָ</w:t>
+      </w:r>
+    </w:p>
+    <w:p>
+      <w:pPr>
+        <w:bidi/>
+      </w:pPr>
+      <w:r>
+        <w:rPr>
+          <w:lang w:val="ar_AE" w:bidi="ar_AE"/>
+        </w:rPr>
+      </w:r>
+      <w:r>
+        <w:rPr>
           <w:b/>
           <w:lang w:val="ar_AE" w:bidi="ar_AE"/>
         </w:rPr>
@@ -5869,6 +6545,22 @@
       </w:r>
       <w:r>
         <w:rPr>
+          <w:lang w:val="ar_AE" w:bidi="ar_AE"/>
+        </w:rPr>
+        <w:t>מִ⁠לִּ⁠פְנֵ֤י יְהוָה֙</w:t>
+      </w:r>
+    </w:p>
+    <w:p>
+      <w:pPr>
+        <w:bidi/>
+      </w:pPr>
+      <w:r>
+        <w:rPr>
+          <w:lang w:val="ar_AE" w:bidi="ar_AE"/>
+        </w:rPr>
+      </w:r>
+      <w:r>
+        <w:rPr>
           <w:b/>
           <w:lang w:val="ar_AE" w:bidi="ar_AE"/>
         </w:rPr>
@@ -5975,6 +6667,22 @@
       </w:r>
       <w:r>
         <w:rPr>
+          <w:lang w:val="ar_AE" w:bidi="ar_AE"/>
+        </w:rPr>
+        <w:t>כִּ֥י הִגִּ֖יד לָ⁠הֶֽם</w:t>
+      </w:r>
+    </w:p>
+    <w:p>
+      <w:pPr>
+        <w:bidi/>
+      </w:pPr>
+      <w:r>
+        <w:rPr>
+          <w:lang w:val="ar_AE" w:bidi="ar_AE"/>
+        </w:rPr>
+      </w:r>
+      <w:r>
+        <w:rPr>
           <w:b/>
           <w:lang w:val="ar_AE" w:bidi="ar_AE"/>
         </w:rPr>
@@ -6081,6 +6789,22 @@
       </w:r>
       <w:r>
         <w:rPr>
+          <w:lang w:val="ar_AE" w:bidi="ar_AE"/>
+        </w:rPr>
+        <w:t>כִּֽי־יָדְע֣וּ הָ⁠אֲנָשִׁ֗ים כִּֽי־מִ⁠לִּ⁠פְנֵ֤י יְהוָה֙ ה֣וּא בֹרֵ֔חַ כִּ֥י הִגִּ֖יד לָ⁠הֶֽם</w:t>
+      </w:r>
+    </w:p>
+    <w:p>
+      <w:pPr>
+        <w:bidi/>
+      </w:pPr>
+      <w:r>
+        <w:rPr>
+          <w:lang w:val="ar_AE" w:bidi="ar_AE"/>
+        </w:rPr>
+      </w:r>
+      <w:r>
+        <w:rPr>
           <w:b/>
           <w:lang w:val="ar_AE" w:bidi="ar_AE"/>
         </w:rPr>
@@ -6200,6 +6924,22 @@
       </w:r>
       <w:r>
         <w:rPr>
+          <w:lang w:val="ar_AE" w:bidi="ar_AE"/>
+        </w:rPr>
+        <w:t>וַ⁠יֹּאמְר֤וּ אֵלָי⁠ו֙</w:t>
+      </w:r>
+    </w:p>
+    <w:p>
+      <w:pPr>
+        <w:bidi/>
+      </w:pPr>
+      <w:r>
+        <w:rPr>
+          <w:lang w:val="ar_AE" w:bidi="ar_AE"/>
+        </w:rPr>
+      </w:r>
+      <w:r>
+        <w:rPr>
           <w:b/>
           <w:lang w:val="ar_AE" w:bidi="ar_AE"/>
         </w:rPr>
@@ -6306,6 +7046,22 @@
       </w:r>
       <w:r>
         <w:rPr>
+          <w:lang w:val="ar_AE" w:bidi="ar_AE"/>
+        </w:rPr>
+        <w:t>וְ⁠יִשְׁתֹּ֥ק הַ⁠יָּ֖ם מֵֽ⁠עָלֵ֑י⁠נוּ</w:t>
+      </w:r>
+    </w:p>
+    <w:p>
+      <w:pPr>
+        <w:bidi/>
+      </w:pPr>
+      <w:r>
+        <w:rPr>
+          <w:lang w:val="ar_AE" w:bidi="ar_AE"/>
+        </w:rPr>
+      </w:r>
+      <w:r>
+        <w:rPr>
           <w:b/>
           <w:lang w:val="ar_AE" w:bidi="ar_AE"/>
         </w:rPr>
@@ -6425,6 +7181,22 @@
       </w:r>
       <w:r>
         <w:rPr>
+          <w:lang w:val="ar_AE" w:bidi="ar_AE"/>
+        </w:rPr>
+        <w:t>הַ⁠יָּ֖ם הוֹלֵ֥ךְ וְ⁠סֹעֵֽר</w:t>
+      </w:r>
+    </w:p>
+    <w:p>
+      <w:pPr>
+        <w:bidi/>
+      </w:pPr>
+      <w:r>
+        <w:rPr>
+          <w:lang w:val="ar_AE" w:bidi="ar_AE"/>
+        </w:rPr>
+      </w:r>
+      <w:r>
+        <w:rPr>
           <w:b/>
           <w:lang w:val="ar_AE" w:bidi="ar_AE"/>
         </w:rPr>
@@ -6544,6 +7316,22 @@
       </w:r>
       <w:r>
         <w:rPr>
+          <w:lang w:val="ar_AE" w:bidi="ar_AE"/>
+        </w:rPr>
+        <w:t>וַ⁠יֹּאמְר֤וּ אֵלָי⁠ו֙ מַה־נַּ֣עֲשֶׂה לָּ֔⁠ךְ וְ⁠יִשְׁתֹּ֥ק הַ⁠יָּ֖ם מֵֽ⁠עָלֵ֑י⁠נוּ כִּ֥י הַ⁠יָּ֖ם הוֹלֵ֥ךְ וְ⁠סֹעֵֽר</w:t>
+      </w:r>
+    </w:p>
+    <w:p>
+      <w:pPr>
+        <w:bidi/>
+      </w:pPr>
+      <w:r>
+        <w:rPr>
+          <w:lang w:val="ar_AE" w:bidi="ar_AE"/>
+        </w:rPr>
+      </w:r>
+      <w:r>
+        <w:rPr>
           <w:b/>
           <w:lang w:val="ar_AE" w:bidi="ar_AE"/>
         </w:rPr>
@@ -6650,6 +7438,22 @@
       </w:r>
       <w:r>
         <w:rPr>
+          <w:lang w:val="ar_AE" w:bidi="ar_AE"/>
+        </w:rPr>
+        <w:t>כִּ֚י יוֹדֵ֣עַ אָ֔נִי כִּ֣י בְ⁠שֶׁ⁠לִּ֔⁠י הַ⁠סַּ֧עַר הַ⁠גָּד֛וֹל הַ⁠זֶּ֖ה עֲלֵי⁠כֶֽם</w:t>
+      </w:r>
+    </w:p>
+    <w:p>
+      <w:pPr>
+        <w:bidi/>
+      </w:pPr>
+      <w:r>
+        <w:rPr>
+          <w:lang w:val="ar_AE" w:bidi="ar_AE"/>
+        </w:rPr>
+      </w:r>
+      <w:r>
+        <w:rPr>
           <w:b/>
           <w:lang w:val="ar_AE" w:bidi="ar_AE"/>
         </w:rPr>
@@ -6788,7 +7592,7 @@
         </w:rPr>
         <w:t xml:space="preserve"> في </w:t>
       </w:r>
-      <w:hyperlink r:id="rId16">
+      <w:hyperlink r:id="rId18">
         <w:r>
           <w:rPr>
             <w:lang w:val="ar_AE" w:bidi="ar_AE"/>
@@ -6877,6 +7681,22 @@
       </w:r>
       <w:r>
         <w:rPr>
+          <w:lang w:val="ar_AE" w:bidi="ar_AE"/>
+        </w:rPr>
+        <w:t>וַ⁠יַּחְתְּר֣וּ הָ⁠אֲנָשִׁ֗ים</w:t>
+      </w:r>
+    </w:p>
+    <w:p>
+      <w:pPr>
+        <w:bidi/>
+      </w:pPr>
+      <w:r>
+        <w:rPr>
+          <w:lang w:val="ar_AE" w:bidi="ar_AE"/>
+        </w:rPr>
+      </w:r>
+      <w:r>
+        <w:rPr>
           <w:b/>
           <w:lang w:val="ar_AE" w:bidi="ar_AE"/>
         </w:rPr>
@@ -6983,6 +7803,22 @@
       </w:r>
       <w:r>
         <w:rPr>
+          <w:lang w:val="ar_AE" w:bidi="ar_AE"/>
+        </w:rPr>
+        <w:t>הַ⁠יָּ֔ם הוֹלֵ֥ךְ וְ⁠סֹעֵ֖ר</w:t>
+      </w:r>
+    </w:p>
+    <w:p>
+      <w:pPr>
+        <w:bidi/>
+      </w:pPr>
+      <w:r>
+        <w:rPr>
+          <w:lang w:val="ar_AE" w:bidi="ar_AE"/>
+        </w:rPr>
+      </w:r>
+      <w:r>
+        <w:rPr>
           <w:b/>
           <w:lang w:val="ar_AE" w:bidi="ar_AE"/>
         </w:rPr>
@@ -7018,7 +7854,7 @@
         </w:rPr>
         <w:t xml:space="preserve">انظر كيف ترجمت هذا التعبير الاصطلاحي في </w:t>
       </w:r>
-      <w:hyperlink r:id="rId17">
+      <w:hyperlink r:id="rId19">
         <w:r>
           <w:rPr>
             <w:lang w:val="ar_AE" w:bidi="ar_AE"/>
@@ -7107,6 +7943,22 @@
       </w:r>
       <w:r>
         <w:rPr>
+          <w:lang w:val="ar_AE" w:bidi="ar_AE"/>
+        </w:rPr>
+        <w:t>וַ⁠יִּקְרְא֨וּ</w:t>
+      </w:r>
+    </w:p>
+    <w:p>
+      <w:pPr>
+        <w:bidi/>
+      </w:pPr>
+      <w:r>
+        <w:rPr>
+          <w:lang w:val="ar_AE" w:bidi="ar_AE"/>
+        </w:rPr>
+      </w:r>
+      <w:r>
+        <w:rPr>
           <w:b/>
           <w:lang w:val="ar_AE" w:bidi="ar_AE"/>
         </w:rPr>
@@ -7226,6 +8078,22 @@
       </w:r>
       <w:r>
         <w:rPr>
+          <w:lang w:val="ar_AE" w:bidi="ar_AE"/>
+        </w:rPr>
+        <w:t>וַ⁠יִּקְרְא֨וּ אֶל־יְהוָ֜ה</w:t>
+      </w:r>
+    </w:p>
+    <w:p>
+      <w:pPr>
+        <w:bidi/>
+      </w:pPr>
+      <w:r>
+        <w:rPr>
+          <w:lang w:val="ar_AE" w:bidi="ar_AE"/>
+        </w:rPr>
+      </w:r>
+      <w:r>
+        <w:rPr>
           <w:b/>
           <w:lang w:val="ar_AE" w:bidi="ar_AE"/>
         </w:rPr>
@@ -7310,6 +8178,22 @@
       </w:r>
       <w:r>
         <w:rPr>
+          <w:lang w:val="ar_AE" w:bidi="ar_AE"/>
+        </w:rPr>
+        <w:t>אָנָּ֤ה</w:t>
+      </w:r>
+    </w:p>
+    <w:p>
+      <w:pPr>
+        <w:bidi/>
+      </w:pPr>
+      <w:r>
+        <w:rPr>
+          <w:lang w:val="ar_AE" w:bidi="ar_AE"/>
+        </w:rPr>
+      </w:r>
+      <w:r>
+        <w:rPr>
           <w:b/>
           <w:lang w:val="ar_AE" w:bidi="ar_AE"/>
         </w:rPr>
@@ -7429,6 +8313,22 @@
       </w:r>
       <w:r>
         <w:rPr>
+          <w:lang w:val="ar_AE" w:bidi="ar_AE"/>
+        </w:rPr>
+        <w:t>אַל־נָ֣א נֹאבְדָ֗ה בְּ⁠נֶ֨פֶשׁ֙ הָ⁠אִ֣ישׁ הַ⁠זֶּ֔ה</w:t>
+      </w:r>
+    </w:p>
+    <w:p>
+      <w:pPr>
+        <w:bidi/>
+      </w:pPr>
+      <w:r>
+        <w:rPr>
+          <w:lang w:val="ar_AE" w:bidi="ar_AE"/>
+        </w:rPr>
+      </w:r>
+      <w:r>
+        <w:rPr>
           <w:b/>
           <w:lang w:val="ar_AE" w:bidi="ar_AE"/>
         </w:rPr>
@@ -7548,6 +8448,22 @@
       </w:r>
       <w:r>
         <w:rPr>
+          <w:lang w:val="ar_AE" w:bidi="ar_AE"/>
+        </w:rPr>
+        <w:t>וְ⁠אַל־תִּתֵּ֥ן עָלֵ֖י⁠נוּ דָּ֣ם נָקִ֑יא</w:t>
+      </w:r>
+    </w:p>
+    <w:p>
+      <w:pPr>
+        <w:bidi/>
+      </w:pPr>
+      <w:r>
+        <w:rPr>
+          <w:lang w:val="ar_AE" w:bidi="ar_AE"/>
+        </w:rPr>
+      </w:r>
+      <w:r>
+        <w:rPr>
           <w:b/>
           <w:lang w:val="ar_AE" w:bidi="ar_AE"/>
         </w:rPr>
@@ -7667,6 +8583,22 @@
       </w:r>
       <w:r>
         <w:rPr>
+          <w:lang w:val="ar_AE" w:bidi="ar_AE"/>
+        </w:rPr>
+        <w:t>אָנָּ֤ה יְהוָה֙ אַל־נָ֣א נֹאבְדָ֗ה בְּ⁠נֶ֨פֶשׁ֙ הָ⁠אִ֣ישׁ הַ⁠זֶּ֔ה וְ⁠אַל־תִּתֵּ֥ן עָלֵ֖י⁠נוּ דָּ֣ם נָקִ֑יא כִּֽי־אַתָּ֣ה יְהוָ֔ה כַּ⁠אֲשֶׁ֥ר חָפַ֖צְתָּ עָשִֽׂיתָ</w:t>
+      </w:r>
+    </w:p>
+    <w:p>
+      <w:pPr>
+        <w:bidi/>
+      </w:pPr>
+      <w:r>
+        <w:rPr>
+          <w:lang w:val="ar_AE" w:bidi="ar_AE"/>
+        </w:rPr>
+      </w:r>
+      <w:r>
+        <w:rPr>
           <w:b/>
           <w:lang w:val="ar_AE" w:bidi="ar_AE"/>
         </w:rPr>
@@ -7773,6 +8705,22 @@
       </w:r>
       <w:r>
         <w:rPr>
+          <w:lang w:val="ar_AE" w:bidi="ar_AE"/>
+        </w:rPr>
+        <w:t>אַל־נָ֣א נֹאבְדָ֗ה בְּ⁠נֶ֨פֶשׁ֙ הָ⁠אִ֣ישׁ הַ⁠זֶּ֔ה וְ⁠אַל־תִּתֵּ֥ן עָלֵ֖י⁠נוּ דָּ֣ם נָקִ֑יא</w:t>
+      </w:r>
+    </w:p>
+    <w:p>
+      <w:pPr>
+        <w:bidi/>
+      </w:pPr>
+      <w:r>
+        <w:rPr>
+          <w:lang w:val="ar_AE" w:bidi="ar_AE"/>
+        </w:rPr>
+      </w:r>
+      <w:r>
+        <w:rPr>
           <w:b/>
           <w:lang w:val="ar_AE" w:bidi="ar_AE"/>
         </w:rPr>
@@ -7865,6 +8813,22 @@
       </w:r>
       <w:r>
         <w:rPr>
+          <w:lang w:val="ar_AE" w:bidi="ar_AE"/>
+        </w:rPr>
+        <w:t>וַ⁠יַּעֲמֹ֥ד הַ⁠יָּ֖ם מִ⁠זַּעְפּֽ⁠וֹ</w:t>
+      </w:r>
+    </w:p>
+    <w:p>
+      <w:pPr>
+        <w:bidi/>
+      </w:pPr>
+      <w:r>
+        <w:rPr>
+          <w:lang w:val="ar_AE" w:bidi="ar_AE"/>
+        </w:rPr>
+      </w:r>
+      <w:r>
+        <w:rPr>
           <w:b/>
           <w:lang w:val="ar_AE" w:bidi="ar_AE"/>
         </w:rPr>
@@ -7984,6 +8948,22 @@
       </w:r>
       <w:r>
         <w:rPr>
+          <w:lang w:val="ar_AE" w:bidi="ar_AE"/>
+        </w:rPr>
+        <w:t>וַ⁠יַּעֲמֹ֥ד הַ⁠יָּ֖ם מִ⁠זַּעְפּֽ⁠וֹ</w:t>
+      </w:r>
+    </w:p>
+    <w:p>
+      <w:pPr>
+        <w:bidi/>
+      </w:pPr>
+      <w:r>
+        <w:rPr>
+          <w:lang w:val="ar_AE" w:bidi="ar_AE"/>
+        </w:rPr>
+      </w:r>
+      <w:r>
+        <w:rPr>
           <w:b/>
           <w:lang w:val="ar_AE" w:bidi="ar_AE"/>
         </w:rPr>
@@ -8102,6 +9082,22 @@
       </w:r>
       <w:r>
         <w:rPr>
+          <w:lang w:val="ar_AE" w:bidi="ar_AE"/>
+        </w:rPr>
+        <w:t>וַ⁠יִּֽירְא֧וּ הָ⁠אֲנָשִׁ֛ים יִרְאָ֥ה גְדוֹלָ֖ה אֶת־יְהוָ֑ה</w:t>
+      </w:r>
+    </w:p>
+    <w:p>
+      <w:pPr>
+        <w:bidi/>
+      </w:pPr>
+      <w:r>
+        <w:rPr>
+          <w:lang w:val="ar_AE" w:bidi="ar_AE"/>
+        </w:rPr>
+      </w:r>
+      <w:r>
+        <w:rPr>
           <w:b/>
           <w:lang w:val="ar_AE" w:bidi="ar_AE"/>
         </w:rPr>
@@ -8123,7 +9119,7 @@
         </w:rPr>
         <w:t xml:space="preserve">هنا تأتي عبارة "فخَافَ ... خَوْفًا عَظِيمًا" في تركيب تأكيدي يجمع بين فعل ومفعوله من الجذر نفسه. قد يكون من الممكن في لغتك استخدام البناء ذاته للتعبير عن المعنى. أو لعل لغتك تستعمل أسلوبًا آخر لإبراز هذا التأكيد. انظر كيف ترجمت هذه العبارة في </w:t>
       </w:r>
-      <w:hyperlink r:id="rId16">
+      <w:hyperlink r:id="rId18">
         <w:r>
           <w:rPr>
             <w:lang w:val="ar_AE" w:bidi="ar_AE"/>
@@ -8212,6 +9208,22 @@
       </w:r>
       <w:r>
         <w:rPr>
+          <w:lang w:val="ar_AE" w:bidi="ar_AE"/>
+        </w:rPr>
+        <w:t>וַ⁠יִּֽזְבְּחוּ־זֶ֨בַח֙ לַֽ⁠יהוָ֔ה וַֽ⁠יִּדְּר֖וּ נְדָרִֽים</w:t>
+      </w:r>
+    </w:p>
+    <w:p>
+      <w:pPr>
+        <w:bidi/>
+      </w:pPr>
+      <w:r>
+        <w:rPr>
+          <w:lang w:val="ar_AE" w:bidi="ar_AE"/>
+        </w:rPr>
+      </w:r>
+      <w:r>
+        <w:rPr>
           <w:b/>
           <w:lang w:val="ar_AE" w:bidi="ar_AE"/>
         </w:rPr>
@@ -8354,6 +9366,22 @@
       </w:r>
       <w:r>
         <w:rPr>
+          <w:lang w:val="ar_AE" w:bidi="ar_AE"/>
+        </w:rPr>
+        <w:t>וַ⁠יְמַ֤ן יְהוָה֙ דָּ֣ג גָּד֔וֹל לִ⁠בְלֹ֖עַ אֶת־יוֹנָ֑ה וַ⁠יְהִ֤י יוֹנָה֙ בִּ⁠מְעֵ֣י הַ⁠דָּ֔ג שְׁלֹשָׁ֥ה יָמִ֖ים וּ⁠שְׁלֹשָׁ֥ה לֵילֽוֹת</w:t>
+      </w:r>
+    </w:p>
+    <w:p>
+      <w:pPr>
+        <w:bidi/>
+      </w:pPr>
+      <w:r>
+        <w:rPr>
+          <w:lang w:val="ar_AE" w:bidi="ar_AE"/>
+        </w:rPr>
+      </w:r>
+      <w:r>
+        <w:rPr>
           <w:b/>
           <w:lang w:val="ar_AE" w:bidi="ar_AE"/>
         </w:rPr>
@@ -8424,6 +9452,22 @@
       </w:r>
       <w:r>
         <w:rPr>
+          <w:lang w:val="ar_AE" w:bidi="ar_AE"/>
+        </w:rPr>
+        <w:t>וַ⁠יְמַ֤ן יְהוָה֙ דָּ֣ג גָּד֔וֹל לִ⁠בְלֹ֖עַ אֶת־יוֹנָ֑ה</w:t>
+      </w:r>
+    </w:p>
+    <w:p>
+      <w:pPr>
+        <w:bidi/>
+      </w:pPr>
+      <w:r>
+        <w:rPr>
+          <w:lang w:val="ar_AE" w:bidi="ar_AE"/>
+        </w:rPr>
+      </w:r>
+      <w:r>
+        <w:rPr>
           <w:b/>
           <w:lang w:val="ar_AE" w:bidi="ar_AE"/>
         </w:rPr>
@@ -8818,6 +9862,22 @@
       </w:r>
       <w:r>
         <w:rPr>
+          <w:lang w:val="ar_AE" w:bidi="ar_AE"/>
+        </w:rPr>
+        <w:t>יְהוָ֖ה אֱלֹהָ֑י⁠ו</w:t>
+      </w:r>
+    </w:p>
+    <w:p>
+      <w:pPr>
+        <w:bidi/>
+      </w:pPr>
+      <w:r>
+        <w:rPr>
+          <w:lang w:val="ar_AE" w:bidi="ar_AE"/>
+        </w:rPr>
+      </w:r>
+      <w:r>
+        <w:rPr>
           <w:b/>
           <w:lang w:val="ar_AE" w:bidi="ar_AE"/>
         </w:rPr>
@@ -8950,6 +10010,22 @@
       </w:r>
       <w:r>
         <w:rPr>
+          <w:lang w:val="ar_AE" w:bidi="ar_AE"/>
+        </w:rPr>
+        <w:t>וַ⁠יֹּ֗אמֶר</w:t>
+      </w:r>
+    </w:p>
+    <w:p>
+      <w:pPr>
+        <w:bidi/>
+      </w:pPr>
+      <w:r>
+        <w:rPr>
+          <w:lang w:val="ar_AE" w:bidi="ar_AE"/>
+        </w:rPr>
+      </w:r>
+      <w:r>
+        <w:rPr>
           <w:b/>
           <w:lang w:val="ar_AE" w:bidi="ar_AE"/>
         </w:rPr>
@@ -9034,6 +10110,22 @@
       </w:r>
       <w:r>
         <w:rPr>
+          <w:lang w:val="ar_AE" w:bidi="ar_AE"/>
+        </w:rPr>
+        <w:t>קָ֠רָאתִי מִ⁠צָּ֥רָה לִ֛⁠י אֶל־יְהוָ֖ה וַֽ⁠יַּעֲנֵ֑⁠נִי</w:t>
+      </w:r>
+    </w:p>
+    <w:p>
+      <w:pPr>
+        <w:bidi/>
+      </w:pPr>
+      <w:r>
+        <w:rPr>
+          <w:lang w:val="ar_AE" w:bidi="ar_AE"/>
+        </w:rPr>
+      </w:r>
+      <w:r>
+        <w:rPr>
           <w:b/>
           <w:lang w:val="ar_AE" w:bidi="ar_AE"/>
         </w:rPr>
@@ -9140,6 +10232,22 @@
       </w:r>
       <w:r>
         <w:rPr>
+          <w:lang w:val="ar_AE" w:bidi="ar_AE"/>
+        </w:rPr>
+        <w:t>קָ֠רָאתִי מִ⁠צָּ֥רָה לִ֛⁠י אֶל־יְהוָ֖ה וַֽ⁠יַּעֲנֵ֑⁠נִי</w:t>
+      </w:r>
+    </w:p>
+    <w:p>
+      <w:pPr>
+        <w:bidi/>
+      </w:pPr>
+      <w:r>
+        <w:rPr>
+          <w:lang w:val="ar_AE" w:bidi="ar_AE"/>
+        </w:rPr>
+      </w:r>
+      <w:r>
+        <w:rPr>
           <w:b/>
           <w:lang w:val="ar_AE" w:bidi="ar_AE"/>
         </w:rPr>
@@ -9244,6 +10352,22 @@
       </w:r>
       <w:r>
         <w:rPr>
+          <w:lang w:val="ar_AE" w:bidi="ar_AE"/>
+        </w:rPr>
+        <w:t>וַֽ⁠יַּעֲנֵ֑⁠נִי</w:t>
+      </w:r>
+    </w:p>
+    <w:p>
+      <w:pPr>
+        <w:bidi/>
+      </w:pPr>
+      <w:r>
+        <w:rPr>
+          <w:lang w:val="ar_AE" w:bidi="ar_AE"/>
+        </w:rPr>
+      </w:r>
+      <w:r>
+        <w:rPr>
           <w:b/>
           <w:lang w:val="ar_AE" w:bidi="ar_AE"/>
         </w:rPr>
@@ -9350,6 +10474,22 @@
       </w:r>
       <w:r>
         <w:rPr>
+          <w:lang w:val="ar_AE" w:bidi="ar_AE"/>
+        </w:rPr>
+        <w:t>מִ⁠בֶּ֧טֶן שְׁא֛וֹל</w:t>
+      </w:r>
+    </w:p>
+    <w:p>
+      <w:pPr>
+        <w:bidi/>
+      </w:pPr>
+      <w:r>
+        <w:rPr>
+          <w:lang w:val="ar_AE" w:bidi="ar_AE"/>
+        </w:rPr>
+      </w:r>
+      <w:r>
+        <w:rPr>
           <w:b/>
           <w:lang w:val="ar_AE" w:bidi="ar_AE"/>
         </w:rPr>
@@ -9481,6 +10621,22 @@
       </w:r>
       <w:r>
         <w:rPr>
+          <w:lang w:val="ar_AE" w:bidi="ar_AE"/>
+        </w:rPr>
+        <w:t>שְׁא֛וֹל</w:t>
+      </w:r>
+    </w:p>
+    <w:p>
+      <w:pPr>
+        <w:bidi/>
+      </w:pPr>
+      <w:r>
+        <w:rPr>
+          <w:lang w:val="ar_AE" w:bidi="ar_AE"/>
+        </w:rPr>
+      </w:r>
+      <w:r>
+        <w:rPr>
           <w:b/>
           <w:lang w:val="ar_AE" w:bidi="ar_AE"/>
         </w:rPr>
@@ -9584,6 +10740,22 @@
       </w:r>
       <w:r>
         <w:rPr>
+          <w:lang w:val="ar_AE" w:bidi="ar_AE"/>
+        </w:rPr>
+        <w:t>שָׁמַ֥עְתָּ קוֹלִֽ⁠י</w:t>
+      </w:r>
+    </w:p>
+    <w:p>
+      <w:pPr>
+        <w:bidi/>
+      </w:pPr>
+      <w:r>
+        <w:rPr>
+          <w:lang w:val="ar_AE" w:bidi="ar_AE"/>
+        </w:rPr>
+      </w:r>
+      <w:r>
+        <w:rPr>
           <w:b/>
           <w:lang w:val="ar_AE" w:bidi="ar_AE"/>
         </w:rPr>
@@ -9715,6 +10887,22 @@
       </w:r>
       <w:r>
         <w:rPr>
+          <w:lang w:val="ar_AE" w:bidi="ar_AE"/>
+        </w:rPr>
+        <w:t>קָ֠רָאתִי מִ⁠צָּ֥רָה לִ֛⁠י אֶל־יְהוָ֖ה וַֽ⁠יַּעֲנֵ֑⁠נִי מִ⁠בֶּ֧טֶן שְׁא֛וֹל שִׁוַּ֖עְתִּי שָׁמַ֥עְתָּ קוֹלִֽ⁠י</w:t>
+      </w:r>
+    </w:p>
+    <w:p>
+      <w:pPr>
+        <w:bidi/>
+      </w:pPr>
+      <w:r>
+        <w:rPr>
+          <w:lang w:val="ar_AE" w:bidi="ar_AE"/>
+        </w:rPr>
+      </w:r>
+      <w:r>
+        <w:rPr>
           <w:b/>
           <w:lang w:val="ar_AE" w:bidi="ar_AE"/>
         </w:rPr>
@@ -9807,6 +10995,22 @@
       </w:r>
       <w:r>
         <w:rPr>
+          <w:lang w:val="ar_AE" w:bidi="ar_AE"/>
+        </w:rPr>
+        <w:t>בִּ⁠לְבַ֣ב יַמִּ֔ים</w:t>
+      </w:r>
+    </w:p>
+    <w:p>
+      <w:pPr>
+        <w:bidi/>
+      </w:pPr>
+      <w:r>
+        <w:rPr>
+          <w:lang w:val="ar_AE" w:bidi="ar_AE"/>
+        </w:rPr>
+      </w:r>
+      <w:r>
+        <w:rPr>
           <w:b/>
           <w:lang w:val="ar_AE" w:bidi="ar_AE"/>
         </w:rPr>
@@ -9939,6 +11143,22 @@
       </w:r>
       <w:r>
         <w:rPr>
+          <w:lang w:val="ar_AE" w:bidi="ar_AE"/>
+        </w:rPr>
+        <w:t>וְ⁠נָהָ֖ר יְסֹבְבֵ֑⁠נִי</w:t>
+      </w:r>
+    </w:p>
+    <w:p>
+      <w:pPr>
+        <w:bidi/>
+      </w:pPr>
+      <w:r>
+        <w:rPr>
+          <w:lang w:val="ar_AE" w:bidi="ar_AE"/>
+        </w:rPr>
+      </w:r>
+      <w:r>
+        <w:rPr>
           <w:b/>
           <w:lang w:val="ar_AE" w:bidi="ar_AE"/>
         </w:rPr>
@@ -10023,6 +11243,22 @@
       </w:r>
       <w:r>
         <w:rPr>
+          <w:lang w:val="ar_AE" w:bidi="ar_AE"/>
+        </w:rPr>
+        <w:t>מִשְׁבָּרֶ֥י⁠ךָ וְ⁠גַלֶּ֖י⁠ךָ</w:t>
+      </w:r>
+    </w:p>
+    <w:p>
+      <w:pPr>
+        <w:bidi/>
+      </w:pPr>
+      <w:r>
+        <w:rPr>
+          <w:lang w:val="ar_AE" w:bidi="ar_AE"/>
+        </w:rPr>
+      </w:r>
+      <w:r>
+        <w:rPr>
           <w:b/>
           <w:lang w:val="ar_AE" w:bidi="ar_AE"/>
         </w:rPr>
@@ -10155,6 +11391,22 @@
       </w:r>
       <w:r>
         <w:rPr>
+          <w:lang w:val="ar_AE" w:bidi="ar_AE"/>
+        </w:rPr>
+        <w:t>יַמִּ֔ים</w:t>
+      </w:r>
+    </w:p>
+    <w:p>
+      <w:pPr>
+        <w:bidi/>
+      </w:pPr>
+      <w:r>
+        <w:rPr>
+          <w:lang w:val="ar_AE" w:bidi="ar_AE"/>
+        </w:rPr>
+      </w:r>
+      <w:r>
+        <w:rPr>
           <w:b/>
           <w:lang w:val="ar_AE" w:bidi="ar_AE"/>
         </w:rPr>
@@ -10274,6 +11526,22 @@
       </w:r>
       <w:r>
         <w:rPr>
+          <w:lang w:val="ar_AE" w:bidi="ar_AE"/>
+        </w:rPr>
+        <w:t>מִשְׁבָּרֶ֥י⁠ךָ וְ⁠גַלֶּ֖י⁠ךָ</w:t>
+      </w:r>
+    </w:p>
+    <w:p>
+      <w:pPr>
+        <w:bidi/>
+      </w:pPr>
+      <w:r>
+        <w:rPr>
+          <w:lang w:val="ar_AE" w:bidi="ar_AE"/>
+        </w:rPr>
+      </w:r>
+      <w:r>
+        <w:rPr>
           <w:b/>
           <w:lang w:val="ar_AE" w:bidi="ar_AE"/>
         </w:rPr>
@@ -10379,6 +11647,22 @@
       </w:r>
       <w:r>
         <w:rPr>
+          <w:lang w:val="ar_AE" w:bidi="ar_AE"/>
+        </w:rPr>
+        <w:t>וַ⁠אֲנִ֣י</w:t>
+      </w:r>
+    </w:p>
+    <w:p>
+      <w:pPr>
+        <w:bidi/>
+      </w:pPr>
+      <w:r>
+        <w:rPr>
+          <w:lang w:val="ar_AE" w:bidi="ar_AE"/>
+        </w:rPr>
+      </w:r>
+      <w:r>
+        <w:rPr>
           <w:b/>
           <w:lang w:val="ar_AE" w:bidi="ar_AE"/>
         </w:rPr>
@@ -10498,6 +11782,22 @@
       </w:r>
       <w:r>
         <w:rPr>
+          <w:lang w:val="ar_AE" w:bidi="ar_AE"/>
+        </w:rPr>
+        <w:t>נִגְרַ֖שְׁתִּי</w:t>
+      </w:r>
+    </w:p>
+    <w:p>
+      <w:pPr>
+        <w:bidi/>
+      </w:pPr>
+      <w:r>
+        <w:rPr>
+          <w:lang w:val="ar_AE" w:bidi="ar_AE"/>
+        </w:rPr>
+      </w:r>
+      <w:r>
+        <w:rPr>
           <w:b/>
           <w:lang w:val="ar_AE" w:bidi="ar_AE"/>
         </w:rPr>
@@ -10604,6 +11904,22 @@
       </w:r>
       <w:r>
         <w:rPr>
+          <w:lang w:val="ar_AE" w:bidi="ar_AE"/>
+        </w:rPr>
+        <w:t>מִ⁠נֶּ֣גֶד עֵינֶ֑י⁠ךָ</w:t>
+      </w:r>
+    </w:p>
+    <w:p>
+      <w:pPr>
+        <w:bidi/>
+      </w:pPr>
+      <w:r>
+        <w:rPr>
+          <w:lang w:val="ar_AE" w:bidi="ar_AE"/>
+        </w:rPr>
+      </w:r>
+      <w:r>
+        <w:rPr>
           <w:b/>
           <w:lang w:val="ar_AE" w:bidi="ar_AE"/>
         </w:rPr>
@@ -10723,6 +12039,22 @@
       </w:r>
       <w:r>
         <w:rPr>
+          <w:lang w:val="ar_AE" w:bidi="ar_AE"/>
+        </w:rPr>
+        <w:t>אַ֚ךְ</w:t>
+      </w:r>
+    </w:p>
+    <w:p>
+      <w:pPr>
+        <w:bidi/>
+      </w:pPr>
+      <w:r>
+        <w:rPr>
+          <w:lang w:val="ar_AE" w:bidi="ar_AE"/>
+        </w:rPr>
+      </w:r>
+      <w:r>
+        <w:rPr>
           <w:b/>
           <w:lang w:val="ar_AE" w:bidi="ar_AE"/>
         </w:rPr>
@@ -10842,6 +12174,22 @@
       </w:r>
       <w:r>
         <w:rPr>
+          <w:lang w:val="ar_AE" w:bidi="ar_AE"/>
+        </w:rPr>
+        <w:t>אֲפָפ֤וּ⁠נִי מַ֨יִם֙ עַד־נֶ֔פֶשׁ תְּה֖וֹם יְסֹבְבֵ֑⁠נִי</w:t>
+      </w:r>
+    </w:p>
+    <w:p>
+      <w:pPr>
+        <w:bidi/>
+      </w:pPr>
+      <w:r>
+        <w:rPr>
+          <w:lang w:val="ar_AE" w:bidi="ar_AE"/>
+        </w:rPr>
+      </w:r>
+      <w:r>
+        <w:rPr>
           <w:b/>
           <w:lang w:val="ar_AE" w:bidi="ar_AE"/>
         </w:rPr>
@@ -11032,6 +12380,22 @@
       </w:r>
       <w:r>
         <w:rPr>
+          <w:lang w:val="ar_AE" w:bidi="ar_AE"/>
+        </w:rPr>
+        <w:t>עַד־נֶ֔פֶשׁ</w:t>
+      </w:r>
+    </w:p>
+    <w:p>
+      <w:pPr>
+        <w:bidi/>
+      </w:pPr>
+      <w:r>
+        <w:rPr>
+          <w:lang w:val="ar_AE" w:bidi="ar_AE"/>
+        </w:rPr>
+      </w:r>
+      <w:r>
+        <w:rPr>
           <w:b/>
           <w:lang w:val="ar_AE" w:bidi="ar_AE"/>
         </w:rPr>
@@ -11139,6 +12503,22 @@
       </w:r>
       <w:r>
         <w:rPr>
+          <w:lang w:val="ar_AE" w:bidi="ar_AE"/>
+        </w:rPr>
+        <w:t>תְּה֖וֹם יְסֹבְבֵ֑⁠נִי</w:t>
+      </w:r>
+    </w:p>
+    <w:p>
+      <w:pPr>
+        <w:bidi/>
+      </w:pPr>
+      <w:r>
+        <w:rPr>
+          <w:lang w:val="ar_AE" w:bidi="ar_AE"/>
+        </w:rPr>
+      </w:r>
+      <w:r>
+        <w:rPr>
           <w:b/>
           <w:lang w:val="ar_AE" w:bidi="ar_AE"/>
         </w:rPr>
@@ -11223,6 +12603,22 @@
       </w:r>
       <w:r>
         <w:rPr>
+          <w:lang w:val="ar_AE" w:bidi="ar_AE"/>
+        </w:rPr>
+        <w:t>ס֖וּף</w:t>
+      </w:r>
+    </w:p>
+    <w:p>
+      <w:pPr>
+        <w:bidi/>
+      </w:pPr>
+      <w:r>
+        <w:rPr>
+          <w:lang w:val="ar_AE" w:bidi="ar_AE"/>
+        </w:rPr>
+      </w:r>
+      <w:r>
+        <w:rPr>
           <w:b/>
           <w:lang w:val="ar_AE" w:bidi="ar_AE"/>
         </w:rPr>
@@ -11329,6 +12725,22 @@
       </w:r>
       <w:r>
         <w:rPr>
+          <w:lang w:val="ar_AE" w:bidi="ar_AE"/>
+        </w:rPr>
+        <w:t>הָ⁠אָ֛רֶץ בְּרִחֶ֥י⁠הָ בַעֲדִ֖⁠י לְ⁠עוֹלָ֑ם</w:t>
+      </w:r>
+    </w:p>
+    <w:p>
+      <w:pPr>
+        <w:bidi/>
+      </w:pPr>
+      <w:r>
+        <w:rPr>
+          <w:lang w:val="ar_AE" w:bidi="ar_AE"/>
+        </w:rPr>
+      </w:r>
+      <w:r>
+        <w:rPr>
           <w:b/>
           <w:lang w:val="ar_AE" w:bidi="ar_AE"/>
         </w:rPr>
@@ -11461,6 +12873,22 @@
       </w:r>
       <w:r>
         <w:rPr>
+          <w:lang w:val="ar_AE" w:bidi="ar_AE"/>
+        </w:rPr>
+        <w:t>וַ⁠תַּ֧עַל מִ⁠שַּׁ֛חַת חַיַּ֖⁠י</w:t>
+      </w:r>
+    </w:p>
+    <w:p>
+      <w:pPr>
+        <w:bidi/>
+      </w:pPr>
+      <w:r>
+        <w:rPr>
+          <w:lang w:val="ar_AE" w:bidi="ar_AE"/>
+        </w:rPr>
+      </w:r>
+      <w:r>
+        <w:rPr>
           <w:b/>
           <w:lang w:val="ar_AE" w:bidi="ar_AE"/>
         </w:rPr>
@@ -11580,6 +13008,22 @@
       </w:r>
       <w:r>
         <w:rPr>
+          <w:lang w:val="ar_AE" w:bidi="ar_AE"/>
+        </w:rPr>
+        <w:t>יְהוָ֥ה אֱלֹהָֽ⁠י</w:t>
+      </w:r>
+    </w:p>
+    <w:p>
+      <w:pPr>
+        <w:bidi/>
+      </w:pPr>
+      <w:r>
+        <w:rPr>
+          <w:lang w:val="ar_AE" w:bidi="ar_AE"/>
+        </w:rPr>
+      </w:r>
+      <w:r>
+        <w:rPr>
           <w:b/>
           <w:lang w:val="ar_AE" w:bidi="ar_AE"/>
         </w:rPr>
@@ -11698,6 +13142,22 @@
       </w:r>
       <w:r>
         <w:rPr>
+          <w:lang w:val="ar_AE" w:bidi="ar_AE"/>
+        </w:rPr>
+        <w:t>חַיַּ֖⁠י</w:t>
+      </w:r>
+    </w:p>
+    <w:p>
+      <w:pPr>
+        <w:bidi/>
+      </w:pPr>
+      <w:r>
+        <w:rPr>
+          <w:lang w:val="ar_AE" w:bidi="ar_AE"/>
+        </w:rPr>
+      </w:r>
+      <w:r>
+        <w:rPr>
           <w:b/>
           <w:lang w:val="ar_AE" w:bidi="ar_AE"/>
         </w:rPr>
@@ -11817,6 +13277,22 @@
       </w:r>
       <w:r>
         <w:rPr>
+          <w:lang w:val="ar_AE" w:bidi="ar_AE"/>
+        </w:rPr>
+        <w:t>אֱלֹהָֽ⁠י</w:t>
+      </w:r>
+    </w:p>
+    <w:p>
+      <w:pPr>
+        <w:bidi/>
+      </w:pPr>
+      <w:r>
+        <w:rPr>
+          <w:lang w:val="ar_AE" w:bidi="ar_AE"/>
+        </w:rPr>
+      </w:r>
+      <w:r>
+        <w:rPr>
           <w:b/>
           <w:lang w:val="ar_AE" w:bidi="ar_AE"/>
         </w:rPr>
@@ -11922,6 +13398,22 @@
       </w:r>
       <w:r>
         <w:rPr>
+          <w:lang w:val="ar_AE" w:bidi="ar_AE"/>
+        </w:rPr>
+        <w:t>בְּ⁠הִתְעַטֵּ֤ף עָלַ⁠י֙ נַפְשִׁ֔⁠י</w:t>
+      </w:r>
+    </w:p>
+    <w:p>
+      <w:pPr>
+        <w:bidi/>
+      </w:pPr>
+      <w:r>
+        <w:rPr>
+          <w:lang w:val="ar_AE" w:bidi="ar_AE"/>
+        </w:rPr>
+      </w:r>
+      <w:r>
+        <w:rPr>
           <w:b/>
           <w:lang w:val="ar_AE" w:bidi="ar_AE"/>
         </w:rPr>
@@ -12028,6 +13520,22 @@
       </w:r>
       <w:r>
         <w:rPr>
+          <w:lang w:val="ar_AE" w:bidi="ar_AE"/>
+        </w:rPr>
+        <w:t>אֶת־יְהוָ֖ה זָכָ֑רְתִּי</w:t>
+      </w:r>
+    </w:p>
+    <w:p>
+      <w:pPr>
+        <w:bidi/>
+      </w:pPr>
+      <w:r>
+        <w:rPr>
+          <w:lang w:val="ar_AE" w:bidi="ar_AE"/>
+        </w:rPr>
+      </w:r>
+      <w:r>
+        <w:rPr>
           <w:b/>
           <w:lang w:val="ar_AE" w:bidi="ar_AE"/>
         </w:rPr>
@@ -12147,6 +13655,22 @@
       </w:r>
       <w:r>
         <w:rPr>
+          <w:lang w:val="ar_AE" w:bidi="ar_AE"/>
+        </w:rPr>
+        <w:t>וַ⁠תָּב֤וֹא אֵלֶ֨י⁠ךָ֙ תְּפִלָּתִ֔⁠י אֶל־הֵיכַ֖ל קָדְשֶֽׁ⁠ךָ</w:t>
+      </w:r>
+    </w:p>
+    <w:p>
+      <w:pPr>
+        <w:bidi/>
+      </w:pPr>
+      <w:r>
+        <w:rPr>
+          <w:lang w:val="ar_AE" w:bidi="ar_AE"/>
+        </w:rPr>
+      </w:r>
+      <w:r>
+        <w:rPr>
           <w:b/>
           <w:lang w:val="ar_AE" w:bidi="ar_AE"/>
         </w:rPr>
@@ -12266,6 +13790,22 @@
       </w:r>
       <w:r>
         <w:rPr>
+          <w:lang w:val="ar_AE" w:bidi="ar_AE"/>
+        </w:rPr>
+        <w:t>אֶת־יְהוָ֖ה זָכָ֑רְתִּי</w:t>
+      </w:r>
+    </w:p>
+    <w:p>
+      <w:pPr>
+        <w:bidi/>
+      </w:pPr>
+      <w:r>
+        <w:rPr>
+          <w:lang w:val="ar_AE" w:bidi="ar_AE"/>
+        </w:rPr>
+      </w:r>
+      <w:r>
+        <w:rPr>
           <w:b/>
           <w:lang w:val="ar_AE" w:bidi="ar_AE"/>
         </w:rPr>
@@ -12372,6 +13912,22 @@
       </w:r>
       <w:r>
         <w:rPr>
+          <w:lang w:val="ar_AE" w:bidi="ar_AE"/>
+        </w:rPr>
+        <w:t>מְשַׁמְּרִ֖ים הַבְלֵי־שָׁ֑וְא</w:t>
+      </w:r>
+    </w:p>
+    <w:p>
+      <w:pPr>
+        <w:bidi/>
+      </w:pPr>
+      <w:r>
+        <w:rPr>
+          <w:lang w:val="ar_AE" w:bidi="ar_AE"/>
+        </w:rPr>
+      </w:r>
+      <w:r>
+        <w:rPr>
           <w:b/>
           <w:lang w:val="ar_AE" w:bidi="ar_AE"/>
         </w:rPr>
@@ -12491,6 +14047,22 @@
       </w:r>
       <w:r>
         <w:rPr>
+          <w:lang w:val="ar_AE" w:bidi="ar_AE"/>
+        </w:rPr>
+        <w:t>חַסְדָּ֖⁠ם יַעֲזֹֽבוּ</w:t>
+      </w:r>
+    </w:p>
+    <w:p>
+      <w:pPr>
+        <w:bidi/>
+      </w:pPr>
+      <w:r>
+        <w:rPr>
+          <w:lang w:val="ar_AE" w:bidi="ar_AE"/>
+        </w:rPr>
+      </w:r>
+      <w:r>
+        <w:rPr>
           <w:b/>
           <w:lang w:val="ar_AE" w:bidi="ar_AE"/>
         </w:rPr>
@@ -12610,6 +14182,22 @@
       </w:r>
       <w:r>
         <w:rPr>
+          <w:lang w:val="ar_AE" w:bidi="ar_AE"/>
+        </w:rPr>
+        <w:t>וַ⁠אֲנִ֗י</w:t>
+      </w:r>
+    </w:p>
+    <w:p>
+      <w:pPr>
+        <w:bidi/>
+      </w:pPr>
+      <w:r>
+        <w:rPr>
+          <w:lang w:val="ar_AE" w:bidi="ar_AE"/>
+        </w:rPr>
+      </w:r>
+      <w:r>
+        <w:rPr>
           <w:b/>
           <w:lang w:val="ar_AE" w:bidi="ar_AE"/>
         </w:rPr>
@@ -12716,6 +14304,22 @@
       </w:r>
       <w:r>
         <w:rPr>
+          <w:lang w:val="ar_AE" w:bidi="ar_AE"/>
+        </w:rPr>
+        <w:t>בְּ⁠ק֤וֹל תּוֹדָה֙</w:t>
+      </w:r>
+    </w:p>
+    <w:p>
+      <w:pPr>
+        <w:bidi/>
+      </w:pPr>
+      <w:r>
+        <w:rPr>
+          <w:lang w:val="ar_AE" w:bidi="ar_AE"/>
+        </w:rPr>
+      </w:r>
+      <w:r>
+        <w:rPr>
           <w:b/>
           <w:lang w:val="ar_AE" w:bidi="ar_AE"/>
         </w:rPr>
@@ -12835,6 +14439,22 @@
       </w:r>
       <w:r>
         <w:rPr>
+          <w:lang w:val="ar_AE" w:bidi="ar_AE"/>
+        </w:rPr>
+        <w:t>יְשׁוּעָ֖תָ⁠ה לַ⁠יהוָֽה</w:t>
+      </w:r>
+    </w:p>
+    <w:p>
+      <w:pPr>
+        <w:bidi/>
+      </w:pPr>
+      <w:r>
+        <w:rPr>
+          <w:lang w:val="ar_AE" w:bidi="ar_AE"/>
+        </w:rPr>
+      </w:r>
+      <w:r>
+        <w:rPr>
           <w:b/>
           <w:lang w:val="ar_AE" w:bidi="ar_AE"/>
         </w:rPr>
@@ -12954,6 +14574,22 @@
       </w:r>
       <w:r>
         <w:rPr>
+          <w:lang w:val="ar_AE" w:bidi="ar_AE"/>
+        </w:rPr>
+        <w:t>יְשׁוּעָ֖תָ⁠ה לַ⁠יהוָֽה</w:t>
+      </w:r>
+    </w:p>
+    <w:p>
+      <w:pPr>
+        <w:bidi/>
+      </w:pPr>
+      <w:r>
+        <w:rPr>
+          <w:lang w:val="ar_AE" w:bidi="ar_AE"/>
+        </w:rPr>
+      </w:r>
+      <w:r>
+        <w:rPr>
           <w:b/>
           <w:lang w:val="ar_AE" w:bidi="ar_AE"/>
         </w:rPr>
@@ -13059,6 +14695,22 @@
       </w:r>
       <w:r>
         <w:rPr>
+          <w:lang w:val="ar_AE" w:bidi="ar_AE"/>
+        </w:rPr>
+        <w:t>יְשׁוּעָ֖תָ⁠ה לַ⁠יהוָֽה</w:t>
+      </w:r>
+    </w:p>
+    <w:p>
+      <w:pPr>
+        <w:bidi/>
+      </w:pPr>
+      <w:r>
+        <w:rPr>
+          <w:lang w:val="ar_AE" w:bidi="ar_AE"/>
+        </w:rPr>
+      </w:r>
+      <w:r>
+        <w:rPr>
           <w:b/>
           <w:lang w:val="ar_AE" w:bidi="ar_AE"/>
         </w:rPr>
@@ -13092,7 +14744,7 @@
         </w:rPr>
         <w:t xml:space="preserve">..." </w:t>
       </w:r>
-      <w:hyperlink r:id="rId18">
+      <w:hyperlink r:id="rId20">
         <w:r>
           <w:rPr>
             <w:lang w:val="ar_AE" w:bidi="ar_AE"/>
@@ -13181,6 +14833,22 @@
       </w:r>
       <w:r>
         <w:rPr>
+          <w:lang w:val="ar_AE" w:bidi="ar_AE"/>
+        </w:rPr>
+        <w:t>אֶל־הַ⁠יַּבָּשָֽׁה</w:t>
+      </w:r>
+    </w:p>
+    <w:p>
+      <w:pPr>
+        <w:bidi/>
+      </w:pPr>
+      <w:r>
+        <w:rPr>
+          <w:lang w:val="ar_AE" w:bidi="ar_AE"/>
+        </w:rPr>
+      </w:r>
+      <w:r>
+        <w:rPr>
           <w:b/>
           <w:lang w:val="ar_AE" w:bidi="ar_AE"/>
         </w:rPr>
@@ -13287,6 +14955,22 @@
       </w:r>
       <w:r>
         <w:rPr>
+          <w:lang w:val="ar_AE" w:bidi="ar_AE"/>
+        </w:rPr>
+        <w:t>וַ⁠יֹּ֥אמֶר יְהוָ֖ה לַ⁠דָּ֑ג</w:t>
+      </w:r>
+    </w:p>
+    <w:p>
+      <w:pPr>
+        <w:bidi/>
+      </w:pPr>
+      <w:r>
+        <w:rPr>
+          <w:lang w:val="ar_AE" w:bidi="ar_AE"/>
+        </w:rPr>
+      </w:r>
+      <w:r>
+        <w:rPr>
           <w:b/>
           <w:lang w:val="ar_AE" w:bidi="ar_AE"/>
         </w:rPr>
@@ -13432,6 +15116,22 @@
       </w:r>
       <w:r>
         <w:rPr>
+          <w:lang w:val="ar_AE" w:bidi="ar_AE"/>
+        </w:rPr>
+        <w:t>וַ⁠יֹּ֥אמֶר יְהוָ֖ה לַ⁠דָּ֑ג</w:t>
+      </w:r>
+    </w:p>
+    <w:p>
+      <w:pPr>
+        <w:bidi/>
+      </w:pPr>
+      <w:r>
+        <w:rPr>
+          <w:lang w:val="ar_AE" w:bidi="ar_AE"/>
+        </w:rPr>
+      </w:r>
+      <w:r>
+        <w:rPr>
           <w:b/>
           <w:lang w:val="ar_AE" w:bidi="ar_AE"/>
         </w:rPr>
@@ -13813,6 +15513,22 @@
       </w:r>
       <w:r>
         <w:rPr>
+          <w:lang w:val="ar_AE" w:bidi="ar_AE"/>
+        </w:rPr>
+        <w:t>וַ⁠יְהִ֧י דְבַר־יְהוָ֛ה</w:t>
+      </w:r>
+    </w:p>
+    <w:p>
+      <w:pPr>
+        <w:bidi/>
+      </w:pPr>
+      <w:r>
+        <w:rPr>
+          <w:lang w:val="ar_AE" w:bidi="ar_AE"/>
+        </w:rPr>
+      </w:r>
+      <w:r>
+        <w:rPr>
           <w:b/>
           <w:lang w:val="ar_AE" w:bidi="ar_AE"/>
         </w:rPr>
@@ -13848,7 +15564,7 @@
         </w:rPr>
         <w:t xml:space="preserve">تُقدّم هذه العبارة الجزء الثاني من قصة يونان. وقد استخدمت نفس العبارة لبدء النصف الأول في </w:t>
       </w:r>
-      <w:hyperlink r:id="rId19">
+      <w:hyperlink r:id="rId21">
         <w:r>
           <w:rPr>
             <w:lang w:val="ar_AE" w:bidi="ar_AE"/>
@@ -13937,6 +15653,22 @@
       </w:r>
       <w:r>
         <w:rPr>
+          <w:lang w:val="ar_AE" w:bidi="ar_AE"/>
+        </w:rPr>
+        <w:t>וַ⁠יְהִ֧י דְבַר־יְהוָ֛ה</w:t>
+      </w:r>
+    </w:p>
+    <w:p>
+      <w:pPr>
+        <w:bidi/>
+      </w:pPr>
+      <w:r>
+        <w:rPr>
+          <w:lang w:val="ar_AE" w:bidi="ar_AE"/>
+        </w:rPr>
+      </w:r>
+      <w:r>
+        <w:rPr>
           <w:b/>
           <w:lang w:val="ar_AE" w:bidi="ar_AE"/>
         </w:rPr>
@@ -13972,7 +15704,7 @@
         </w:rPr>
         <w:t xml:space="preserve">يعني هذا التعبير الاصطلاحي أن يهوه تكلم بطريقة ما. انظر كيف ترجمتها في </w:t>
       </w:r>
-      <w:hyperlink r:id="rId19">
+      <w:hyperlink r:id="rId21">
         <w:r>
           <w:rPr>
             <w:lang w:val="ar_AE" w:bidi="ar_AE"/>
@@ -14061,6 +15793,22 @@
       </w:r>
       <w:r>
         <w:rPr>
+          <w:lang w:val="ar_AE" w:bidi="ar_AE"/>
+        </w:rPr>
+        <w:t>הָ⁠עִ֣יר הַ⁠גְּדוֹלָ֑ה</w:t>
+      </w:r>
+    </w:p>
+    <w:p>
+      <w:pPr>
+        <w:bidi/>
+      </w:pPr>
+      <w:r>
+        <w:rPr>
+          <w:lang w:val="ar_AE" w:bidi="ar_AE"/>
+        </w:rPr>
+      </w:r>
+      <w:r>
+        <w:rPr>
           <w:b/>
           <w:lang w:val="ar_AE" w:bidi="ar_AE"/>
         </w:rPr>
@@ -14109,7 +15857,7 @@
         </w:rPr>
         <w:t xml:space="preserve">" هنا، كما في </w:t>
       </w:r>
-      <w:hyperlink r:id="rId14">
+      <w:hyperlink r:id="rId16">
         <w:r>
           <w:rPr>
             <w:lang w:val="ar_AE" w:bidi="ar_AE"/>
@@ -14198,6 +15946,22 @@
       </w:r>
       <w:r>
         <w:rPr>
+          <w:lang w:val="ar_AE" w:bidi="ar_AE"/>
+        </w:rPr>
+        <w:t>ק֛וּם</w:t>
+      </w:r>
+    </w:p>
+    <w:p>
+      <w:pPr>
+        <w:bidi/>
+      </w:pPr>
+      <w:r>
+        <w:rPr>
+          <w:lang w:val="ar_AE" w:bidi="ar_AE"/>
+        </w:rPr>
+      </w:r>
+      <w:r>
+        <w:rPr>
           <w:b/>
           <w:lang w:val="ar_AE" w:bidi="ar_AE"/>
         </w:rPr>
@@ -14246,7 +16010,7 @@
         </w:rPr>
         <w:t xml:space="preserve">" هي تعبير اصطلاحي يعني أن على يونان أن يتحرك وينفذ الأمر التالي، وهو "اذهب". إذا لم يكن لهذا التعبير نفس المعنى في لغتك، يمكنك استخدام تعبير مألوف أو توضيح المعنى مباشرة. انظر كيف ترجمتها في </w:t>
       </w:r>
-      <w:hyperlink r:id="rId14">
+      <w:hyperlink r:id="rId16">
         <w:r>
           <w:rPr>
             <w:lang w:val="ar_AE" w:bidi="ar_AE"/>
@@ -14264,7 +16028,7 @@
         </w:rPr>
         <w:t xml:space="preserve"> و</w:t>
       </w:r>
-      <w:hyperlink r:id="rId15">
+      <w:hyperlink r:id="rId17">
         <w:r>
           <w:rPr>
             <w:lang w:val="ar_AE" w:bidi="ar_AE"/>
@@ -14353,6 +16117,22 @@
       </w:r>
       <w:r>
         <w:rPr>
+          <w:lang w:val="ar_AE" w:bidi="ar_AE"/>
+        </w:rPr>
+        <w:t>וִּ⁠קְרָ֤א אֵלֶ֨י⁠הָ֙ אֶת־הַ⁠קְּרִיאָ֔ה אֲשֶׁ֥ר אָנֹכִ֖י דֹּבֵ֥ר אֵלֶֽי⁠ךָ</w:t>
+      </w:r>
+    </w:p>
+    <w:p>
+      <w:pPr>
+        <w:bidi/>
+      </w:pPr>
+      <w:r>
+        <w:rPr>
+          <w:lang w:val="ar_AE" w:bidi="ar_AE"/>
+        </w:rPr>
+      </w:r>
+      <w:r>
+        <w:rPr>
           <w:b/>
           <w:lang w:val="ar_AE" w:bidi="ar_AE"/>
         </w:rPr>
@@ -14472,6 +16252,22 @@
       </w:r>
       <w:r>
         <w:rPr>
+          <w:lang w:val="ar_AE" w:bidi="ar_AE"/>
+        </w:rPr>
+        <w:t>וַ⁠יָּ֣קָם יוֹנָ֗ה וַ⁠יֵּ֛לֶךְ אֶל־נִֽינְוֶ֖ה כִּ⁠דְבַ֣ר יְהוָ֑ה</w:t>
+      </w:r>
+    </w:p>
+    <w:p>
+      <w:pPr>
+        <w:bidi/>
+      </w:pPr>
+      <w:r>
+        <w:rPr>
+          <w:lang w:val="ar_AE" w:bidi="ar_AE"/>
+        </w:rPr>
+      </w:r>
+      <w:r>
+        <w:rPr>
           <w:b/>
           <w:lang w:val="ar_AE" w:bidi="ar_AE"/>
         </w:rPr>
@@ -14506,7 +16302,7 @@
         </w:rPr>
         <w:t xml:space="preserve">" هنا تعني أنّ يونان "بادر بالفعل" استجابةً لأمر الله بالذهاب، كما ورد في </w:t>
       </w:r>
-      <w:hyperlink r:id="rId15">
+      <w:hyperlink r:id="rId17">
         <w:r>
           <w:rPr>
             <w:lang w:val="ar_AE" w:bidi="ar_AE"/>
@@ -14595,6 +16391,22 @@
       </w:r>
       <w:r>
         <w:rPr>
+          <w:lang w:val="ar_AE" w:bidi="ar_AE"/>
+        </w:rPr>
+        <w:t>כִּ⁠דְבַ֣ר יְהוָ֑ה</w:t>
+      </w:r>
+    </w:p>
+    <w:p>
+      <w:pPr>
+        <w:bidi/>
+      </w:pPr>
+      <w:r>
+        <w:rPr>
+          <w:lang w:val="ar_AE" w:bidi="ar_AE"/>
+        </w:rPr>
+      </w:r>
+      <w:r>
+        <w:rPr>
           <w:b/>
           <w:lang w:val="ar_AE" w:bidi="ar_AE"/>
         </w:rPr>
@@ -14714,6 +16526,22 @@
       </w:r>
       <w:r>
         <w:rPr>
+          <w:lang w:val="ar_AE" w:bidi="ar_AE"/>
+        </w:rPr>
+        <w:t>וְ⁠נִֽינְוֵ֗ה הָיְתָ֤ה עִיר־גְּדוֹלָה֙ לֵֽ⁠אלֹהִ֔ים מַהֲלַ֖ךְ שְׁלֹ֥שֶׁת יָמִֽים</w:t>
+      </w:r>
+    </w:p>
+    <w:p>
+      <w:pPr>
+        <w:bidi/>
+      </w:pPr>
+      <w:r>
+        <w:rPr>
+          <w:lang w:val="ar_AE" w:bidi="ar_AE"/>
+        </w:rPr>
+      </w:r>
+      <w:r>
+        <w:rPr>
           <w:b/>
           <w:lang w:val="ar_AE" w:bidi="ar_AE"/>
         </w:rPr>
@@ -14833,6 +16661,22 @@
       </w:r>
       <w:r>
         <w:rPr>
+          <w:lang w:val="ar_AE" w:bidi="ar_AE"/>
+        </w:rPr>
+        <w:t>עִיר־גְּדוֹלָה֙ לֵֽ⁠אלֹהִ֔ים</w:t>
+      </w:r>
+    </w:p>
+    <w:p>
+      <w:pPr>
+        <w:bidi/>
+      </w:pPr>
+      <w:r>
+        <w:rPr>
+          <w:lang w:val="ar_AE" w:bidi="ar_AE"/>
+        </w:rPr>
+      </w:r>
+      <w:r>
+        <w:rPr>
           <w:b/>
           <w:lang w:val="ar_AE" w:bidi="ar_AE"/>
         </w:rPr>
@@ -14978,6 +16822,22 @@
       </w:r>
       <w:r>
         <w:rPr>
+          <w:lang w:val="ar_AE" w:bidi="ar_AE"/>
+        </w:rPr>
+        <w:t>מַהֲלַ֖ךְ שְׁלֹ֥שֶׁת יָמִֽים</w:t>
+      </w:r>
+    </w:p>
+    <w:p>
+      <w:pPr>
+        <w:bidi/>
+      </w:pPr>
+      <w:r>
+        <w:rPr>
+          <w:lang w:val="ar_AE" w:bidi="ar_AE"/>
+        </w:rPr>
+      </w:r>
+      <w:r>
+        <w:rPr>
           <w:b/>
           <w:lang w:val="ar_AE" w:bidi="ar_AE"/>
         </w:rPr>
@@ -15084,6 +16944,22 @@
       </w:r>
       <w:r>
         <w:rPr>
+          <w:lang w:val="ar_AE" w:bidi="ar_AE"/>
+        </w:rPr>
+        <w:t>וַ⁠יָּ֤חֶל יוֹנָה֙ לָ⁠ב֣וֹא בָ⁠עִ֔יר מַהֲלַ֖ךְ י֣וֹם אֶחָ֑ד וַ⁠יִּקְרָא֙</w:t>
+      </w:r>
+    </w:p>
+    <w:p>
+      <w:pPr>
+        <w:bidi/>
+      </w:pPr>
+      <w:r>
+        <w:rPr>
+          <w:lang w:val="ar_AE" w:bidi="ar_AE"/>
+        </w:rPr>
+      </w:r>
+      <w:r>
+        <w:rPr>
           <w:b/>
           <w:lang w:val="ar_AE" w:bidi="ar_AE"/>
         </w:rPr>
@@ -15189,6 +17065,22 @@
       </w:r>
       <w:r>
         <w:rPr>
+          <w:lang w:val="ar_AE" w:bidi="ar_AE"/>
+        </w:rPr>
+        <w:t>וַ⁠יִּקְרָא֙ וַ⁠יֹּאמַ֔ר</w:t>
+      </w:r>
+    </w:p>
+    <w:p>
+      <w:pPr>
+        <w:bidi/>
+      </w:pPr>
+      <w:r>
+        <w:rPr>
+          <w:lang w:val="ar_AE" w:bidi="ar_AE"/>
+        </w:rPr>
+      </w:r>
+      <w:r>
+        <w:rPr>
           <w:b/>
           <w:lang w:val="ar_AE" w:bidi="ar_AE"/>
         </w:rPr>
@@ -15308,6 +17200,22 @@
       </w:r>
       <w:r>
         <w:rPr>
+          <w:lang w:val="ar_AE" w:bidi="ar_AE"/>
+        </w:rPr>
+        <w:t>ע֚וֹד אַרְבָּעִ֣ים י֔וֹם</w:t>
+      </w:r>
+    </w:p>
+    <w:p>
+      <w:pPr>
+        <w:bidi/>
+      </w:pPr>
+      <w:r>
+        <w:rPr>
+          <w:lang w:val="ar_AE" w:bidi="ar_AE"/>
+        </w:rPr>
+      </w:r>
+      <w:r>
+        <w:rPr>
           <w:b/>
           <w:lang w:val="ar_AE" w:bidi="ar_AE"/>
         </w:rPr>
@@ -15392,6 +17300,22 @@
       </w:r>
       <w:r>
         <w:rPr>
+          <w:lang w:val="ar_AE" w:bidi="ar_AE"/>
+        </w:rPr>
+        <w:t>וְ⁠נִֽינְוֵ֖ה נֶהְפָּֽכֶת</w:t>
+      </w:r>
+    </w:p>
+    <w:p>
+      <w:pPr>
+        <w:bidi/>
+      </w:pPr>
+      <w:r>
+        <w:rPr>
+          <w:lang w:val="ar_AE" w:bidi="ar_AE"/>
+        </w:rPr>
+      </w:r>
+      <w:r>
+        <w:rPr>
           <w:b/>
           <w:lang w:val="ar_AE" w:bidi="ar_AE"/>
         </w:rPr>
@@ -15498,6 +17422,22 @@
       </w:r>
       <w:r>
         <w:rPr>
+          <w:lang w:val="ar_AE" w:bidi="ar_AE"/>
+        </w:rPr>
+        <w:t>וַ⁠יִּקְרְאוּ־צוֹם֙ וַ⁠יִּלְבְּשׁ֣וּ שַׂקִּ֔ים</w:t>
+      </w:r>
+    </w:p>
+    <w:p>
+      <w:pPr>
+        <w:bidi/>
+      </w:pPr>
+      <w:r>
+        <w:rPr>
+          <w:lang w:val="ar_AE" w:bidi="ar_AE"/>
+        </w:rPr>
+      </w:r>
+      <w:r>
+        <w:rPr>
           <w:b/>
           <w:lang w:val="ar_AE" w:bidi="ar_AE"/>
         </w:rPr>
@@ -15604,6 +17544,22 @@
       </w:r>
       <w:r>
         <w:rPr>
+          <w:lang w:val="ar_AE" w:bidi="ar_AE"/>
+        </w:rPr>
+        <w:t>מִ⁠גְּדוֹלָ֖⁠ם וְ⁠עַד־קְטַנָּֽ⁠ם</w:t>
+      </w:r>
+    </w:p>
+    <w:p>
+      <w:pPr>
+        <w:bidi/>
+      </w:pPr>
+      <w:r>
+        <w:rPr>
+          <w:lang w:val="ar_AE" w:bidi="ar_AE"/>
+        </w:rPr>
+      </w:r>
+      <w:r>
+        <w:rPr>
           <w:b/>
           <w:lang w:val="ar_AE" w:bidi="ar_AE"/>
         </w:rPr>
@@ -15674,6 +17630,22 @@
       </w:r>
       <w:r>
         <w:rPr>
+          <w:lang w:val="ar_AE" w:bidi="ar_AE"/>
+        </w:rPr>
+        <w:t>אַנְשֵׁ֥י נִֽינְוֵ֖ה</w:t>
+      </w:r>
+    </w:p>
+    <w:p>
+      <w:pPr>
+        <w:bidi/>
+      </w:pPr>
+      <w:r>
+        <w:rPr>
+          <w:lang w:val="ar_AE" w:bidi="ar_AE"/>
+        </w:rPr>
+      </w:r>
+      <w:r>
+        <w:rPr>
           <w:b/>
           <w:lang w:val="ar_AE" w:bidi="ar_AE"/>
         </w:rPr>
@@ -15779,6 +17751,22 @@
       </w:r>
       <w:r>
         <w:rPr>
+          <w:lang w:val="ar_AE" w:bidi="ar_AE"/>
+        </w:rPr>
+        <w:t>הַ⁠דָּבָר֙</w:t>
+      </w:r>
+    </w:p>
+    <w:p>
+      <w:pPr>
+        <w:bidi/>
+      </w:pPr>
+      <w:r>
+        <w:rPr>
+          <w:lang w:val="ar_AE" w:bidi="ar_AE"/>
+        </w:rPr>
+      </w:r>
+      <w:r>
+        <w:rPr>
           <w:b/>
           <w:lang w:val="ar_AE" w:bidi="ar_AE"/>
         </w:rPr>
@@ -15884,6 +17872,22 @@
       </w:r>
       <w:r>
         <w:rPr>
+          <w:lang w:val="ar_AE" w:bidi="ar_AE"/>
+        </w:rPr>
+        <w:t>וַ⁠יָּ֨קָם֙ מִ⁠כִּסְא֔⁠וֹ וַ⁠יַּעֲבֵ֥ר אַדַּרְתּ֖⁠וֹ מֵֽ⁠עָלָ֑י⁠ו</w:t>
+      </w:r>
+    </w:p>
+    <w:p>
+      <w:pPr>
+        <w:bidi/>
+      </w:pPr>
+      <w:r>
+        <w:rPr>
+          <w:lang w:val="ar_AE" w:bidi="ar_AE"/>
+        </w:rPr>
+      </w:r>
+      <w:r>
+        <w:rPr>
           <w:b/>
           <w:lang w:val="ar_AE" w:bidi="ar_AE"/>
         </w:rPr>
@@ -15989,6 +17993,22 @@
       </w:r>
       <w:r>
         <w:rPr>
+          <w:lang w:val="ar_AE" w:bidi="ar_AE"/>
+        </w:rPr>
+        <w:t>מִ⁠כִּסְא֔⁠וֹ</w:t>
+      </w:r>
+    </w:p>
+    <w:p>
+      <w:pPr>
+        <w:bidi/>
+      </w:pPr>
+      <w:r>
+        <w:rPr>
+          <w:lang w:val="ar_AE" w:bidi="ar_AE"/>
+        </w:rPr>
+      </w:r>
+      <w:r>
+        <w:rPr>
           <w:b/>
           <w:lang w:val="ar_AE" w:bidi="ar_AE"/>
         </w:rPr>
@@ -16094,6 +18114,22 @@
       </w:r>
       <w:r>
         <w:rPr>
+          <w:lang w:val="ar_AE" w:bidi="ar_AE"/>
+        </w:rPr>
+        <w:t>וַ⁠יְכַ֣ס שַׂ֔ק וַ⁠יֵּ֖שֶׁב עַל־הָ⁠אֵֽפֶר</w:t>
+      </w:r>
+    </w:p>
+    <w:p>
+      <w:pPr>
+        <w:bidi/>
+      </w:pPr>
+      <w:r>
+        <w:rPr>
+          <w:lang w:val="ar_AE" w:bidi="ar_AE"/>
+        </w:rPr>
+      </w:r>
+      <w:r>
+        <w:rPr>
           <w:b/>
           <w:lang w:val="ar_AE" w:bidi="ar_AE"/>
         </w:rPr>
@@ -16212,6 +18248,22 @@
       </w:r>
       <w:r>
         <w:rPr>
+          <w:lang w:val="ar_AE" w:bidi="ar_AE"/>
+        </w:rPr>
+        <w:t>וַ⁠יַּזְעֵ֗ק וַ⁠יֹּ֨אמֶר֙</w:t>
+      </w:r>
+    </w:p>
+    <w:p>
+      <w:pPr>
+        <w:bidi/>
+      </w:pPr>
+      <w:r>
+        <w:rPr>
+          <w:lang w:val="ar_AE" w:bidi="ar_AE"/>
+        </w:rPr>
+      </w:r>
+      <w:r>
+        <w:rPr>
           <w:b/>
           <w:lang w:val="ar_AE" w:bidi="ar_AE"/>
         </w:rPr>
@@ -16317,6 +18369,22 @@
       </w:r>
       <w:r>
         <w:rPr>
+          <w:lang w:val="ar_AE" w:bidi="ar_AE"/>
+        </w:rPr>
+        <w:t>מִ⁠טַּ֧עַם הַ⁠מֶּ֛לֶךְ וּ⁠גְדֹלָ֖י⁠ו</w:t>
+      </w:r>
+    </w:p>
+    <w:p>
+      <w:pPr>
+        <w:bidi/>
+      </w:pPr>
+      <w:r>
+        <w:rPr>
+          <w:lang w:val="ar_AE" w:bidi="ar_AE"/>
+        </w:rPr>
+      </w:r>
+      <w:r>
+        <w:rPr>
           <w:b/>
           <w:lang w:val="ar_AE" w:bidi="ar_AE"/>
         </w:rPr>
@@ -16387,6 +18455,22 @@
       </w:r>
       <w:r>
         <w:rPr>
+          <w:lang w:val="ar_AE" w:bidi="ar_AE"/>
+        </w:rPr>
+        <w:t>וּ⁠גְדֹלָ֖י⁠ו</w:t>
+      </w:r>
+    </w:p>
+    <w:p>
+      <w:pPr>
+        <w:bidi/>
+      </w:pPr>
+      <w:r>
+        <w:rPr>
+          <w:lang w:val="ar_AE" w:bidi="ar_AE"/>
+        </w:rPr>
+      </w:r>
+      <w:r>
+        <w:rPr>
           <w:b/>
           <w:lang w:val="ar_AE" w:bidi="ar_AE"/>
         </w:rPr>
@@ -16492,6 +18576,22 @@
       </w:r>
       <w:r>
         <w:rPr>
+          <w:lang w:val="ar_AE" w:bidi="ar_AE"/>
+        </w:rPr>
+        <w:t>הַ⁠בָּקָ֣ר וְ⁠הַ⁠צֹּ֗אן</w:t>
+      </w:r>
+    </w:p>
+    <w:p>
+      <w:pPr>
+        <w:bidi/>
+      </w:pPr>
+      <w:r>
+        <w:rPr>
+          <w:lang w:val="ar_AE" w:bidi="ar_AE"/>
+        </w:rPr>
+      </w:r>
+      <w:r>
+        <w:rPr>
           <w:b/>
           <w:lang w:val="ar_AE" w:bidi="ar_AE"/>
         </w:rPr>
@@ -16636,6 +18736,22 @@
       </w:r>
       <w:r>
         <w:rPr>
+          <w:lang w:val="ar_AE" w:bidi="ar_AE"/>
+        </w:rPr>
+        <w:t>וַ⁠יַּזְעֵ֗ק וַ⁠יֹּ֨אמֶר֙</w:t>
+      </w:r>
+    </w:p>
+    <w:p>
+      <w:pPr>
+        <w:bidi/>
+      </w:pPr>
+      <w:r>
+        <w:rPr>
+          <w:lang w:val="ar_AE" w:bidi="ar_AE"/>
+        </w:rPr>
+      </w:r>
+      <w:r>
+        <w:rPr>
           <w:b/>
           <w:lang w:val="ar_AE" w:bidi="ar_AE"/>
         </w:rPr>
@@ -16728,6 +18844,22 @@
       </w:r>
       <w:r>
         <w:rPr>
+          <w:lang w:val="ar_AE" w:bidi="ar_AE"/>
+        </w:rPr>
+        <w:t>וְ⁠הַ⁠בְּהֵמָ֔ה</w:t>
+      </w:r>
+    </w:p>
+    <w:p>
+      <w:pPr>
+        <w:bidi/>
+      </w:pPr>
+      <w:r>
+        <w:rPr>
+          <w:lang w:val="ar_AE" w:bidi="ar_AE"/>
+        </w:rPr>
+      </w:r>
+      <w:r>
+        <w:rPr>
           <w:b/>
           <w:lang w:val="ar_AE" w:bidi="ar_AE"/>
         </w:rPr>
@@ -16820,6 +18952,22 @@
       </w:r>
       <w:r>
         <w:rPr>
+          <w:lang w:val="ar_AE" w:bidi="ar_AE"/>
+        </w:rPr>
+        <w:t>וְ⁠יִקְרְא֥וּ אֶל־אֱלֹהִ֖ים בְּ⁠חָזְקָ֑ה</w:t>
+      </w:r>
+    </w:p>
+    <w:p>
+      <w:pPr>
+        <w:bidi/>
+      </w:pPr>
+      <w:r>
+        <w:rPr>
+          <w:lang w:val="ar_AE" w:bidi="ar_AE"/>
+        </w:rPr>
+      </w:r>
+      <w:r>
+        <w:rPr>
           <w:b/>
           <w:lang w:val="ar_AE" w:bidi="ar_AE"/>
         </w:rPr>
@@ -16912,6 +19060,22 @@
       </w:r>
       <w:r>
         <w:rPr>
+          <w:lang w:val="ar_AE" w:bidi="ar_AE"/>
+        </w:rPr>
+        <w:t>הֶ⁠חָמָ֖ס אֲשֶׁ֥ר בְּ⁠כַפֵּי⁠הֶֽם</w:t>
+      </w:r>
+    </w:p>
+    <w:p>
+      <w:pPr>
+        <w:bidi/>
+      </w:pPr>
+      <w:r>
+        <w:rPr>
+          <w:lang w:val="ar_AE" w:bidi="ar_AE"/>
+        </w:rPr>
+      </w:r>
+      <w:r>
+        <w:rPr>
           <w:b/>
           <w:lang w:val="ar_AE" w:bidi="ar_AE"/>
         </w:rPr>
@@ -17017,6 +19181,22 @@
       </w:r>
       <w:r>
         <w:rPr>
+          <w:lang w:val="ar_AE" w:bidi="ar_AE"/>
+        </w:rPr>
+        <w:t>וְ⁠יִקְרְא֥וּ</w:t>
+      </w:r>
+    </w:p>
+    <w:p>
+      <w:pPr>
+        <w:bidi/>
+      </w:pPr>
+      <w:r>
+        <w:rPr>
+          <w:lang w:val="ar_AE" w:bidi="ar_AE"/>
+        </w:rPr>
+      </w:r>
+      <w:r>
+        <w:rPr>
           <w:b/>
           <w:lang w:val="ar_AE" w:bidi="ar_AE"/>
         </w:rPr>
@@ -17122,6 +19302,22 @@
       </w:r>
       <w:r>
         <w:rPr>
+          <w:lang w:val="ar_AE" w:bidi="ar_AE"/>
+        </w:rPr>
+        <w:t>מִֽי־יוֹדֵ֣עַ</w:t>
+      </w:r>
+    </w:p>
+    <w:p>
+      <w:pPr>
+        <w:bidi/>
+      </w:pPr>
+      <w:r>
+        <w:rPr>
+          <w:lang w:val="ar_AE" w:bidi="ar_AE"/>
+        </w:rPr>
+      </w:r>
+      <w:r>
+        <w:rPr>
           <w:b/>
           <w:lang w:val="ar_AE" w:bidi="ar_AE"/>
         </w:rPr>
@@ -17214,6 +19410,22 @@
       </w:r>
       <w:r>
         <w:rPr>
+          <w:lang w:val="ar_AE" w:bidi="ar_AE"/>
+        </w:rPr>
+        <w:t>יָשׁ֔וּב וְ⁠נִחַ֖ם הָ⁠אֱלֹהִ֑ים</w:t>
+      </w:r>
+    </w:p>
+    <w:p>
+      <w:pPr>
+        <w:bidi/>
+      </w:pPr>
+      <w:r>
+        <w:rPr>
+          <w:lang w:val="ar_AE" w:bidi="ar_AE"/>
+        </w:rPr>
+      </w:r>
+      <w:r>
+        <w:rPr>
           <w:b/>
           <w:lang w:val="ar_AE" w:bidi="ar_AE"/>
         </w:rPr>
@@ -17306,6 +19518,22 @@
       </w:r>
       <w:r>
         <w:rPr>
+          <w:lang w:val="ar_AE" w:bidi="ar_AE"/>
+        </w:rPr>
+        <w:t>מֵ⁠חֲר֥וֹן אַפּ֖⁠וֹ</w:t>
+      </w:r>
+    </w:p>
+    <w:p>
+      <w:pPr>
+        <w:bidi/>
+      </w:pPr>
+      <w:r>
+        <w:rPr>
+          <w:lang w:val="ar_AE" w:bidi="ar_AE"/>
+        </w:rPr>
+      </w:r>
+      <w:r>
+        <w:rPr>
           <w:b/>
           <w:lang w:val="ar_AE" w:bidi="ar_AE"/>
         </w:rPr>
@@ -17411,6 +19639,22 @@
       </w:r>
       <w:r>
         <w:rPr>
+          <w:lang w:val="ar_AE" w:bidi="ar_AE"/>
+        </w:rPr>
+        <w:t>וְ⁠לֹ֥א נֹאבֵֽד</w:t>
+      </w:r>
+    </w:p>
+    <w:p>
+      <w:pPr>
+        <w:bidi/>
+      </w:pPr>
+      <w:r>
+        <w:rPr>
+          <w:lang w:val="ar_AE" w:bidi="ar_AE"/>
+        </w:rPr>
+      </w:r>
+      <w:r>
+        <w:rPr>
           <w:b/>
           <w:lang w:val="ar_AE" w:bidi="ar_AE"/>
         </w:rPr>
@@ -17529,6 +19773,22 @@
       </w:r>
       <w:r>
         <w:rPr>
+          <w:lang w:val="ar_AE" w:bidi="ar_AE"/>
+        </w:rPr>
+        <w:t>וַ⁠יַּ֤רְא הָֽ⁠אֱלֹהִים֙ אֶֽת־מַ֣עֲשֵׂי⁠הֶ֔ם כִּי־שָׁ֖בוּ מִ⁠דַּרְכָּ֣⁠ם הָ⁠רָעָ֑ה</w:t>
+      </w:r>
+    </w:p>
+    <w:p>
+      <w:pPr>
+        <w:bidi/>
+      </w:pPr>
+      <w:r>
+        <w:rPr>
+          <w:lang w:val="ar_AE" w:bidi="ar_AE"/>
+        </w:rPr>
+      </w:r>
+      <w:r>
+        <w:rPr>
           <w:b/>
           <w:lang w:val="ar_AE" w:bidi="ar_AE"/>
         </w:rPr>
@@ -17599,6 +19859,22 @@
       </w:r>
       <w:r>
         <w:rPr>
+          <w:lang w:val="ar_AE" w:bidi="ar_AE"/>
+        </w:rPr>
+        <w:t>שָׁ֖בוּ מִ⁠דַּרְכָּ֣⁠ם הָ⁠רָעָ֑ה</w:t>
+      </w:r>
+    </w:p>
+    <w:p>
+      <w:pPr>
+        <w:bidi/>
+      </w:pPr>
+      <w:r>
+        <w:rPr>
+          <w:lang w:val="ar_AE" w:bidi="ar_AE"/>
+        </w:rPr>
+      </w:r>
+      <w:r>
+        <w:rPr>
           <w:b/>
           <w:lang w:val="ar_AE" w:bidi="ar_AE"/>
         </w:rPr>
@@ -17717,6 +19993,22 @@
       </w:r>
       <w:r>
         <w:rPr>
+          <w:lang w:val="ar_AE" w:bidi="ar_AE"/>
+        </w:rPr>
+        <w:t>עַל־הָ⁠רָעָ֛ה</w:t>
+      </w:r>
+    </w:p>
+    <w:p>
+      <w:pPr>
+        <w:bidi/>
+      </w:pPr>
+      <w:r>
+        <w:rPr>
+          <w:lang w:val="ar_AE" w:bidi="ar_AE"/>
+        </w:rPr>
+      </w:r>
+      <w:r>
+        <w:rPr>
           <w:b/>
           <w:lang w:val="ar_AE" w:bidi="ar_AE"/>
         </w:rPr>
@@ -17809,6 +20101,22 @@
       </w:r>
       <w:r>
         <w:rPr>
+          <w:lang w:val="ar_AE" w:bidi="ar_AE"/>
+        </w:rPr>
+        <w:t>וְ⁠לֹ֥א עָשָֽׂה</w:t>
+      </w:r>
+    </w:p>
+    <w:p>
+      <w:pPr>
+        <w:bidi/>
+      </w:pPr>
+      <w:r>
+        <w:rPr>
+          <w:lang w:val="ar_AE" w:bidi="ar_AE"/>
+        </w:rPr>
+      </w:r>
+      <w:r>
+        <w:rPr>
           <w:b/>
           <w:lang w:val="ar_AE" w:bidi="ar_AE"/>
         </w:rPr>
@@ -17914,6 +20222,22 @@
       </w:r>
       <w:r>
         <w:rPr>
+          <w:lang w:val="ar_AE" w:bidi="ar_AE"/>
+        </w:rPr>
+        <w:t>הָ⁠רָעָ֛ה</w:t>
+      </w:r>
+    </w:p>
+    <w:p>
+      <w:pPr>
+        <w:bidi/>
+      </w:pPr>
+      <w:r>
+        <w:rPr>
+          <w:lang w:val="ar_AE" w:bidi="ar_AE"/>
+        </w:rPr>
+      </w:r>
+      <w:r>
+        <w:rPr>
           <w:b/>
           <w:lang w:val="ar_AE" w:bidi="ar_AE"/>
         </w:rPr>
@@ -18179,7 +20503,7 @@
         </w:rPr>
         <w:t xml:space="preserve">في الآية 2، ينسب يونان سلسلة من الصفات إلى الله. وكان القارئ اليهودي لهذا السفر سيتعرّف عليها باعتبار تلك الكلمات هي ذات الوصف الذي استخدمه الله عن نفسه عندما تكلّم مع موسى على جبل سيناء. (انظر </w:t>
       </w:r>
-      <w:hyperlink r:id="rId20">
+      <w:hyperlink r:id="rId22">
         <w:r>
           <w:rPr>
             <w:lang w:val="ar_AE" w:bidi="ar_AE"/>
@@ -18329,7 +20653,7 @@
         </w:rPr>
         <w:t xml:space="preserve">الكلمة العبرية المترجَمة "شر" واسعة المعنى، وتشمل الشر الأدبي، والشر الجسدي، وكل ما هو سيّئ. الله لا يفعل الشر الأدبي أبدًا. في العدد 1، يذكر الكاتب أن يونان اعتبر رحمة الله في افتقاد وإنقاذ شعب نينوى أمرًا شريرًا. في العدد 2، يصف يونان الله بأنه "يندم عن الشر." في العدد 6، وُصِفت حالة يونان وموقفه بأنهما شر. وهذا بعد أن وُصِفت أفعال أهل نينوى بالشر في </w:t>
       </w:r>
-      <w:hyperlink r:id="rId14">
+      <w:hyperlink r:id="rId16">
         <w:r>
           <w:rPr>
             <w:lang w:val="ar_AE" w:bidi="ar_AE"/>
@@ -18347,7 +20671,7 @@
         </w:rPr>
         <w:t xml:space="preserve">، </w:t>
       </w:r>
-      <w:hyperlink r:id="rId21">
+      <w:hyperlink r:id="rId23">
         <w:r>
           <w:rPr>
             <w:lang w:val="ar_AE" w:bidi="ar_AE"/>
@@ -18365,7 +20689,7 @@
         </w:rPr>
         <w:t>، و</w:t>
       </w:r>
-      <w:hyperlink r:id="rId22">
+      <w:hyperlink r:id="rId24">
         <w:r>
           <w:rPr>
             <w:lang w:val="ar_AE" w:bidi="ar_AE"/>
@@ -18383,7 +20707,7 @@
         </w:rPr>
         <w:t xml:space="preserve">، وحالة البحّارة في </w:t>
       </w:r>
-      <w:hyperlink r:id="rId23">
+      <w:hyperlink r:id="rId25">
         <w:r>
           <w:rPr>
             <w:lang w:val="ar_AE" w:bidi="ar_AE"/>
@@ -18450,6 +20774,22 @@
       </w:r>
       <w:r>
         <w:rPr>
+          <w:lang w:val="ar_AE" w:bidi="ar_AE"/>
+        </w:rPr>
+        <w:t>וַ⁠יֵּ֥רַע אֶל־יוֹנָ֖ה</w:t>
+      </w:r>
+    </w:p>
+    <w:p>
+      <w:pPr>
+        <w:bidi/>
+      </w:pPr>
+      <w:r>
+        <w:rPr>
+          <w:lang w:val="ar_AE" w:bidi="ar_AE"/>
+        </w:rPr>
+      </w:r>
+      <w:r>
+        <w:rPr>
           <w:b/>
           <w:lang w:val="ar_AE" w:bidi="ar_AE"/>
         </w:rPr>
@@ -18542,6 +20882,22 @@
       </w:r>
       <w:r>
         <w:rPr>
+          <w:lang w:val="ar_AE" w:bidi="ar_AE"/>
+        </w:rPr>
+        <w:t>וַ⁠יִּ֖חַר לֽ⁠וֹ</w:t>
+      </w:r>
+    </w:p>
+    <w:p>
+      <w:pPr>
+        <w:bidi/>
+      </w:pPr>
+      <w:r>
+        <w:rPr>
+          <w:lang w:val="ar_AE" w:bidi="ar_AE"/>
+        </w:rPr>
+      </w:r>
+      <w:r>
+        <w:rPr>
           <w:b/>
           <w:lang w:val="ar_AE" w:bidi="ar_AE"/>
         </w:rPr>
@@ -18647,6 +21003,22 @@
       </w:r>
       <w:r>
         <w:rPr>
+          <w:lang w:val="ar_AE" w:bidi="ar_AE"/>
+        </w:rPr>
+        <w:t>וַ⁠יֵּ֥רַע</w:t>
+      </w:r>
+    </w:p>
+    <w:p>
+      <w:pPr>
+        <w:bidi/>
+      </w:pPr>
+      <w:r>
+        <w:rPr>
+          <w:lang w:val="ar_AE" w:bidi="ar_AE"/>
+        </w:rPr>
+      </w:r>
+      <w:r>
+        <w:rPr>
           <w:b/>
           <w:lang w:val="ar_AE" w:bidi="ar_AE"/>
         </w:rPr>
@@ -18752,6 +21124,22 @@
       </w:r>
       <w:r>
         <w:rPr>
+          <w:lang w:val="ar_AE" w:bidi="ar_AE"/>
+        </w:rPr>
+        <w:t>וַ⁠יֵּ֥רַע אֶל־יוֹנָ֖ה רָעָ֣ה גְדוֹלָ֑ה</w:t>
+      </w:r>
+    </w:p>
+    <w:p>
+      <w:pPr>
+        <w:bidi/>
+      </w:pPr>
+      <w:r>
+        <w:rPr>
+          <w:lang w:val="ar_AE" w:bidi="ar_AE"/>
+        </w:rPr>
+      </w:r>
+      <w:r>
+        <w:rPr>
           <w:b/>
           <w:lang w:val="ar_AE" w:bidi="ar_AE"/>
         </w:rPr>
@@ -18857,6 +21245,22 @@
       </w:r>
       <w:r>
         <w:rPr>
+          <w:lang w:val="ar_AE" w:bidi="ar_AE"/>
+        </w:rPr>
+        <w:t>אָנָּ֤ה</w:t>
+      </w:r>
+    </w:p>
+    <w:p>
+      <w:pPr>
+        <w:bidi/>
+      </w:pPr>
+      <w:r>
+        <w:rPr>
+          <w:lang w:val="ar_AE" w:bidi="ar_AE"/>
+        </w:rPr>
+      </w:r>
+      <w:r>
+        <w:rPr>
           <w:b/>
           <w:lang w:val="ar_AE" w:bidi="ar_AE"/>
         </w:rPr>
@@ -18949,6 +21353,22 @@
       </w:r>
       <w:r>
         <w:rPr>
+          <w:lang w:val="ar_AE" w:bidi="ar_AE"/>
+        </w:rPr>
+        <w:t>יְהוָה֙ הֲ⁠לוֹא־זֶ֣ה דְבָרִ֗⁠י עַד־הֱיוֹתִ⁠י֙ עַל־אַדְמָתִ֔⁠י</w:t>
+      </w:r>
+    </w:p>
+    <w:p>
+      <w:pPr>
+        <w:bidi/>
+      </w:pPr>
+      <w:r>
+        <w:rPr>
+          <w:lang w:val="ar_AE" w:bidi="ar_AE"/>
+        </w:rPr>
+      </w:r>
+      <w:r>
+        <w:rPr>
           <w:b/>
           <w:lang w:val="ar_AE" w:bidi="ar_AE"/>
         </w:rPr>
@@ -19041,6 +21461,22 @@
       </w:r>
       <w:r>
         <w:rPr>
+          <w:lang w:val="ar_AE" w:bidi="ar_AE"/>
+        </w:rPr>
+        <w:t>יְהוָה֙ הֲ⁠לוֹא־זֶ֣ה דְבָרִ֗⁠י עַד־הֱיוֹתִ⁠י֙ עַל־אַדְמָתִ֔⁠י</w:t>
+      </w:r>
+    </w:p>
+    <w:p>
+      <w:pPr>
+        <w:bidi/>
+      </w:pPr>
+      <w:r>
+        <w:rPr>
+          <w:lang w:val="ar_AE" w:bidi="ar_AE"/>
+        </w:rPr>
+      </w:r>
+      <w:r>
+        <w:rPr>
           <w:b/>
           <w:lang w:val="ar_AE" w:bidi="ar_AE"/>
         </w:rPr>
@@ -19133,6 +21569,22 @@
       </w:r>
       <w:r>
         <w:rPr>
+          <w:lang w:val="ar_AE" w:bidi="ar_AE"/>
+        </w:rPr>
+        <w:t>אֶ֤רֶךְ אַפַּ֨יִם֙</w:t>
+      </w:r>
+    </w:p>
+    <w:p>
+      <w:pPr>
+        <w:bidi/>
+      </w:pPr>
+      <w:r>
+        <w:rPr>
+          <w:lang w:val="ar_AE" w:bidi="ar_AE"/>
+        </w:rPr>
+      </w:r>
+      <w:r>
+        <w:rPr>
           <w:b/>
           <w:lang w:val="ar_AE" w:bidi="ar_AE"/>
         </w:rPr>
@@ -19238,6 +21690,22 @@
       </w:r>
       <w:r>
         <w:rPr>
+          <w:lang w:val="ar_AE" w:bidi="ar_AE"/>
+        </w:rPr>
+        <w:t>וְ⁠רַב־חֶ֔סֶד</w:t>
+      </w:r>
+    </w:p>
+    <w:p>
+      <w:pPr>
+        <w:bidi/>
+      </w:pPr>
+      <w:r>
+        <w:rPr>
+          <w:lang w:val="ar_AE" w:bidi="ar_AE"/>
+        </w:rPr>
+      </w:r>
+      <w:r>
+        <w:rPr>
           <w:b/>
           <w:lang w:val="ar_AE" w:bidi="ar_AE"/>
         </w:rPr>
@@ -19308,6 +21776,22 @@
       </w:r>
       <w:r>
         <w:rPr>
+          <w:lang w:val="ar_AE" w:bidi="ar_AE"/>
+        </w:rPr>
+        <w:t>וְ⁠נִחָ֖ם עַל־הָ⁠רָעָֽה</w:t>
+      </w:r>
+    </w:p>
+    <w:p>
+      <w:pPr>
+        <w:bidi/>
+      </w:pPr>
+      <w:r>
+        <w:rPr>
+          <w:lang w:val="ar_AE" w:bidi="ar_AE"/>
+        </w:rPr>
+      </w:r>
+      <w:r>
+        <w:rPr>
           <w:b/>
           <w:lang w:val="ar_AE" w:bidi="ar_AE"/>
         </w:rPr>
@@ -19342,7 +21826,7 @@
         </w:rPr>
         <w:t xml:space="preserve"> يشير إلى التدمير المادي لمدينة نينوى وشعبها، وليس إلى الشر الأخلاقي. في هذا السياق، تعني هذه العبارة أن الله يشعر بالحزن بسبب التسبب في حدوث أشياء سيئة للناس الذين يخطئون، ويتصرف بشكل مختلف عندما يتوب الخطاة عن خطاياهم. يمكنك تضمين هذه المعلومات إذا كانت ستفيد قراءك. انظر المناقشة حول الشر في مقدمة الأصحاح، وانظر كيف ترجمت هذه الكلمة في </w:t>
       </w:r>
-      <w:hyperlink r:id="rId24">
+      <w:hyperlink r:id="rId26">
         <w:r>
           <w:rPr>
             <w:lang w:val="ar_AE" w:bidi="ar_AE"/>
@@ -19431,6 +21915,22 @@
       </w:r>
       <w:r>
         <w:rPr>
+          <w:lang w:val="ar_AE" w:bidi="ar_AE"/>
+        </w:rPr>
+        <w:t>קַח־נָ֥א אֶת־נַפְשִׁ֖⁠י מִמֶּ֑⁠נִּי</w:t>
+      </w:r>
+    </w:p>
+    <w:p>
+      <w:pPr>
+        <w:bidi/>
+      </w:pPr>
+      <w:r>
+        <w:rPr>
+          <w:lang w:val="ar_AE" w:bidi="ar_AE"/>
+        </w:rPr>
+      </w:r>
+      <w:r>
+        <w:rPr>
           <w:b/>
           <w:lang w:val="ar_AE" w:bidi="ar_AE"/>
         </w:rPr>
@@ -19523,6 +22023,22 @@
       </w:r>
       <w:r>
         <w:rPr>
+          <w:lang w:val="ar_AE" w:bidi="ar_AE"/>
+        </w:rPr>
+        <w:t>כִּ֛י ט֥וֹב מוֹתִ֖⁠י מֵ⁠חַיָּֽ⁠י</w:t>
+      </w:r>
+    </w:p>
+    <w:p>
+      <w:pPr>
+        <w:bidi/>
+      </w:pPr>
+      <w:r>
+        <w:rPr>
+          <w:lang w:val="ar_AE" w:bidi="ar_AE"/>
+        </w:rPr>
+      </w:r>
+      <w:r>
+        <w:rPr>
           <w:b/>
           <w:lang w:val="ar_AE" w:bidi="ar_AE"/>
         </w:rPr>
@@ -19641,6 +22157,22 @@
       </w:r>
       <w:r>
         <w:rPr>
+          <w:lang w:val="ar_AE" w:bidi="ar_AE"/>
+        </w:rPr>
+        <w:t>הַ⁠הֵיטֵ֖ב חָ֥רָה לָֽ⁠ךְ</w:t>
+      </w:r>
+    </w:p>
+    <w:p>
+      <w:pPr>
+        <w:bidi/>
+      </w:pPr>
+      <w:r>
+        <w:rPr>
+          <w:lang w:val="ar_AE" w:bidi="ar_AE"/>
+        </w:rPr>
+      </w:r>
+      <w:r>
+        <w:rPr>
           <w:b/>
           <w:lang w:val="ar_AE" w:bidi="ar_AE"/>
         </w:rPr>
@@ -19675,7 +22207,7 @@
         </w:rPr>
         <w:t xml:space="preserve">هي تعبير اصطلاحي يشير إلى غضب يونان كما لو كان نارًا تشتعل داخله. إذا لم يكن لهذه العبارة هذا المعنى في لغتك، يمكنك استخدام تعبير اصطلاحي من لغتك يحمل هذا المعنى أو توضيح المعنى بشكل مباشر. انظر كيف قمت بترجمتها في </w:t>
       </w:r>
-      <w:hyperlink r:id="rId24">
+      <w:hyperlink r:id="rId26">
         <w:r>
           <w:rPr>
             <w:lang w:val="ar_AE" w:bidi="ar_AE"/>
@@ -19764,6 +22296,22 @@
       </w:r>
       <w:r>
         <w:rPr>
+          <w:lang w:val="ar_AE" w:bidi="ar_AE"/>
+        </w:rPr>
+        <w:t>הַ⁠הֵיטֵ֖ב חָ֥רָה לָֽ⁠ךְ</w:t>
+      </w:r>
+    </w:p>
+    <w:p>
+      <w:pPr>
+        <w:bidi/>
+      </w:pPr>
+      <w:r>
+        <w:rPr>
+          <w:lang w:val="ar_AE" w:bidi="ar_AE"/>
+        </w:rPr>
+      </w:r>
+      <w:r>
+        <w:rPr>
           <w:b/>
           <w:lang w:val="ar_AE" w:bidi="ar_AE"/>
         </w:rPr>
@@ -19856,6 +22404,22 @@
       </w:r>
       <w:r>
         <w:rPr>
+          <w:lang w:val="ar_AE" w:bidi="ar_AE"/>
+        </w:rPr>
+        <w:t>הַ⁠הֵיטֵ֖ב חָ֥רָה לָֽ⁠ךְ</w:t>
+      </w:r>
+    </w:p>
+    <w:p>
+      <w:pPr>
+        <w:bidi/>
+      </w:pPr>
+      <w:r>
+        <w:rPr>
+          <w:lang w:val="ar_AE" w:bidi="ar_AE"/>
+        </w:rPr>
+      </w:r>
+      <w:r>
+        <w:rPr>
           <w:b/>
           <w:lang w:val="ar_AE" w:bidi="ar_AE"/>
         </w:rPr>
@@ -19948,6 +22512,22 @@
       </w:r>
       <w:r>
         <w:rPr>
+          <w:lang w:val="ar_AE" w:bidi="ar_AE"/>
+        </w:rPr>
+        <w:t>מַה־יִּהְיֶ֖ה בָּ⁠עִֽיר</w:t>
+      </w:r>
+    </w:p>
+    <w:p>
+      <w:pPr>
+        <w:bidi/>
+      </w:pPr>
+      <w:r>
+        <w:rPr>
+          <w:lang w:val="ar_AE" w:bidi="ar_AE"/>
+        </w:rPr>
+      </w:r>
+      <w:r>
+        <w:rPr>
           <w:b/>
           <w:lang w:val="ar_AE" w:bidi="ar_AE"/>
         </w:rPr>
@@ -20040,6 +22620,22 @@
       </w:r>
       <w:r>
         <w:rPr>
+          <w:lang w:val="ar_AE" w:bidi="ar_AE"/>
+        </w:rPr>
+        <w:t>מֵ⁠עַ֣ל לְ⁠יוֹנָ֗ה לִֽ⁠הְי֥וֹת צֵל֙ עַל־רֹאשׁ֔⁠וֹ</w:t>
+      </w:r>
+    </w:p>
+    <w:p>
+      <w:pPr>
+        <w:bidi/>
+      </w:pPr>
+      <w:r>
+        <w:rPr>
+          <w:lang w:val="ar_AE" w:bidi="ar_AE"/>
+        </w:rPr>
+      </w:r>
+      <w:r>
+        <w:rPr>
           <w:b/>
           <w:lang w:val="ar_AE" w:bidi="ar_AE"/>
         </w:rPr>
@@ -20110,6 +22706,22 @@
       </w:r>
       <w:r>
         <w:rPr>
+          <w:lang w:val="ar_AE" w:bidi="ar_AE"/>
+        </w:rPr>
+        <w:t>לְ⁠הַצִּ֥יל ל֖⁠וֹ מֵ⁠רָֽעָת֑⁠וֹ</w:t>
+      </w:r>
+    </w:p>
+    <w:p>
+      <w:pPr>
+        <w:bidi/>
+      </w:pPr>
+      <w:r>
+        <w:rPr>
+          <w:lang w:val="ar_AE" w:bidi="ar_AE"/>
+        </w:rPr>
+      </w:r>
+      <w:r>
+        <w:rPr>
           <w:b/>
           <w:lang w:val="ar_AE" w:bidi="ar_AE"/>
         </w:rPr>
@@ -20215,6 +22827,22 @@
       </w:r>
       <w:r>
         <w:rPr>
+          <w:lang w:val="ar_AE" w:bidi="ar_AE"/>
+        </w:rPr>
+        <w:t>וַ⁠יִּשְׂמַ֥ח יוֹנָ֛ה &amp; שִׂמְחָ֥ה גְדוֹלָֽה</w:t>
+      </w:r>
+    </w:p>
+    <w:p>
+      <w:pPr>
+        <w:bidi/>
+      </w:pPr>
+      <w:r>
+        <w:rPr>
+          <w:lang w:val="ar_AE" w:bidi="ar_AE"/>
+        </w:rPr>
+      </w:r>
+      <w:r>
+        <w:rPr>
           <w:b/>
           <w:lang w:val="ar_AE" w:bidi="ar_AE"/>
         </w:rPr>
@@ -20320,6 +22948,22 @@
       </w:r>
       <w:r>
         <w:rPr>
+          <w:lang w:val="ar_AE" w:bidi="ar_AE"/>
+        </w:rPr>
+        <w:t>וַ⁠יְמַ֤ן הָֽ⁠אֱלֹהִים֙ תּוֹלַ֔עַת</w:t>
+      </w:r>
+    </w:p>
+    <w:p>
+      <w:pPr>
+        <w:bidi/>
+      </w:pPr>
+      <w:r>
+        <w:rPr>
+          <w:lang w:val="ar_AE" w:bidi="ar_AE"/>
+        </w:rPr>
+      </w:r>
+      <w:r>
+        <w:rPr>
           <w:b/>
           <w:lang w:val="ar_AE" w:bidi="ar_AE"/>
         </w:rPr>
@@ -20390,6 +23034,22 @@
       </w:r>
       <w:r>
         <w:rPr>
+          <w:lang w:val="ar_AE" w:bidi="ar_AE"/>
+        </w:rPr>
+        <w:t>וַ⁠יִּיבָֽשׁ</w:t>
+      </w:r>
+    </w:p>
+    <w:p>
+      <w:pPr>
+        <w:bidi/>
+      </w:pPr>
+      <w:r>
+        <w:rPr>
+          <w:lang w:val="ar_AE" w:bidi="ar_AE"/>
+        </w:rPr>
+      </w:r>
+      <w:r>
+        <w:rPr>
           <w:b/>
           <w:lang w:val="ar_AE" w:bidi="ar_AE"/>
         </w:rPr>
@@ -20495,6 +23155,22 @@
       </w:r>
       <w:r>
         <w:rPr>
+          <w:lang w:val="ar_AE" w:bidi="ar_AE"/>
+        </w:rPr>
+        <w:t>וַ⁠יְהִ֣י ׀ כִּ⁠זְרֹ֣חַ הַ⁠שֶּׁ֗מֶשׁ</w:t>
+      </w:r>
+    </w:p>
+    <w:p>
+      <w:pPr>
+        <w:bidi/>
+      </w:pPr>
+      <w:r>
+        <w:rPr>
+          <w:lang w:val="ar_AE" w:bidi="ar_AE"/>
+        </w:rPr>
+      </w:r>
+      <w:r>
+        <w:rPr>
           <w:b/>
           <w:lang w:val="ar_AE" w:bidi="ar_AE"/>
         </w:rPr>
@@ -20587,6 +23263,22 @@
       </w:r>
       <w:r>
         <w:rPr>
+          <w:lang w:val="ar_AE" w:bidi="ar_AE"/>
+        </w:rPr>
+        <w:t>וַ⁠יְמַ֨ן אֱלֹהִ֜ים ר֤וּחַ קָדִים֙ חֲרִישִׁ֔ית</w:t>
+      </w:r>
+    </w:p>
+    <w:p>
+      <w:pPr>
+        <w:bidi/>
+      </w:pPr>
+      <w:r>
+        <w:rPr>
+          <w:lang w:val="ar_AE" w:bidi="ar_AE"/>
+        </w:rPr>
+      </w:r>
+      <w:r>
+        <w:rPr>
           <w:b/>
           <w:lang w:val="ar_AE" w:bidi="ar_AE"/>
         </w:rPr>
@@ -20692,6 +23384,22 @@
       </w:r>
       <w:r>
         <w:rPr>
+          <w:lang w:val="ar_AE" w:bidi="ar_AE"/>
+        </w:rPr>
+        <w:t>וַ⁠תַּ֥ךְ הַ⁠שֶּׁ֛מֶשׁ עַל</w:t>
+      </w:r>
+    </w:p>
+    <w:p>
+      <w:pPr>
+        <w:bidi/>
+      </w:pPr>
+      <w:r>
+        <w:rPr>
+          <w:lang w:val="ar_AE" w:bidi="ar_AE"/>
+        </w:rPr>
+      </w:r>
+      <w:r>
+        <w:rPr>
           <w:b/>
           <w:lang w:val="ar_AE" w:bidi="ar_AE"/>
         </w:rPr>
@@ -20810,6 +23518,22 @@
       </w:r>
       <w:r>
         <w:rPr>
+          <w:lang w:val="ar_AE" w:bidi="ar_AE"/>
+        </w:rPr>
+        <w:t>עַל־רֹ֥אשׁ יוֹנָ֖ה</w:t>
+      </w:r>
+    </w:p>
+    <w:p>
+      <w:pPr>
+        <w:bidi/>
+      </w:pPr>
+      <w:r>
+        <w:rPr>
+          <w:lang w:val="ar_AE" w:bidi="ar_AE"/>
+        </w:rPr>
+      </w:r>
+      <w:r>
+        <w:rPr>
           <w:b/>
           <w:lang w:val="ar_AE" w:bidi="ar_AE"/>
         </w:rPr>
@@ -20928,6 +23652,22 @@
       </w:r>
       <w:r>
         <w:rPr>
+          <w:lang w:val="ar_AE" w:bidi="ar_AE"/>
+        </w:rPr>
+        <w:t>וַ⁠יִּתְעַלָּ֑ף</w:t>
+      </w:r>
+    </w:p>
+    <w:p>
+      <w:pPr>
+        <w:bidi/>
+      </w:pPr>
+      <w:r>
+        <w:rPr>
+          <w:lang w:val="ar_AE" w:bidi="ar_AE"/>
+        </w:rPr>
+      </w:r>
+      <w:r>
+        <w:rPr>
           <w:b/>
           <w:lang w:val="ar_AE" w:bidi="ar_AE"/>
         </w:rPr>
@@ -20998,6 +23738,22 @@
       </w:r>
       <w:r>
         <w:rPr>
+          <w:lang w:val="ar_AE" w:bidi="ar_AE"/>
+        </w:rPr>
+        <w:t>וַ⁠יִּשְׁאַ֤ל אֶת־נַפְשׁ⁠וֹ֙ לָ⁠מ֔וּת</w:t>
+      </w:r>
+    </w:p>
+    <w:p>
+      <w:pPr>
+        <w:bidi/>
+      </w:pPr>
+      <w:r>
+        <w:rPr>
+          <w:lang w:val="ar_AE" w:bidi="ar_AE"/>
+        </w:rPr>
+      </w:r>
+      <w:r>
+        <w:rPr>
           <w:b/>
           <w:lang w:val="ar_AE" w:bidi="ar_AE"/>
         </w:rPr>
@@ -21019,7 +23775,7 @@
         </w:rPr>
         <w:t xml:space="preserve">إذا كان من الطبيعي أكثر في لغتك، يمكنك التعبير عن ذلك كاقتباس مباشر إما موجهًا إلى نفسه أو، كما في </w:t>
       </w:r>
-      <w:hyperlink r:id="rId25">
+      <w:hyperlink r:id="rId27">
         <w:r>
           <w:rPr>
             <w:lang w:val="ar_AE" w:bidi="ar_AE"/>
@@ -21108,6 +23864,22 @@
       </w:r>
       <w:r>
         <w:rPr>
+          <w:lang w:val="ar_AE" w:bidi="ar_AE"/>
+        </w:rPr>
+        <w:t>ט֥וֹב מוֹתִ֖⁠י מֵ⁠חַיָּֽ⁠י</w:t>
+      </w:r>
+    </w:p>
+    <w:p>
+      <w:pPr>
+        <w:bidi/>
+      </w:pPr>
+      <w:r>
+        <w:rPr>
+          <w:lang w:val="ar_AE" w:bidi="ar_AE"/>
+        </w:rPr>
+      </w:r>
+      <w:r>
+        <w:rPr>
           <w:b/>
           <w:lang w:val="ar_AE" w:bidi="ar_AE"/>
         </w:rPr>
@@ -21155,7 +23927,7 @@
         </w:rPr>
         <w:t xml:space="preserve">، يمكنك التعبير عن الأفكار نفسها بطرق أخرى. انظر كيف ترجمت هذا في </w:t>
       </w:r>
-      <w:hyperlink r:id="rId25">
+      <w:hyperlink r:id="rId27">
         <w:r>
           <w:rPr>
             <w:lang w:val="ar_AE" w:bidi="ar_AE"/>
@@ -21244,6 +24016,22 @@
       </w:r>
       <w:r>
         <w:rPr>
+          <w:lang w:val="ar_AE" w:bidi="ar_AE"/>
+        </w:rPr>
+        <w:t>הַ⁠הֵיטֵ֥ב חָרָֽה־לְ⁠ךָ֖ עַל־הַ⁠קִּֽיקָי֑וֹן</w:t>
+      </w:r>
+    </w:p>
+    <w:p>
+      <w:pPr>
+        <w:bidi/>
+      </w:pPr>
+      <w:r>
+        <w:rPr>
+          <w:lang w:val="ar_AE" w:bidi="ar_AE"/>
+        </w:rPr>
+      </w:r>
+      <w:r>
+        <w:rPr>
           <w:b/>
           <w:lang w:val="ar_AE" w:bidi="ar_AE"/>
         </w:rPr>
@@ -21336,6 +24124,22 @@
       </w:r>
       <w:r>
         <w:rPr>
+          <w:lang w:val="ar_AE" w:bidi="ar_AE"/>
+        </w:rPr>
+        <w:t>חָרָֽה־לְ⁠ךָ֖ &amp; חָֽרָה־לִ֖⁠י</w:t>
+      </w:r>
+    </w:p>
+    <w:p>
+      <w:pPr>
+        <w:bidi/>
+      </w:pPr>
+      <w:r>
+        <w:rPr>
+          <w:lang w:val="ar_AE" w:bidi="ar_AE"/>
+        </w:rPr>
+      </w:r>
+      <w:r>
+        <w:rPr>
           <w:b/>
           <w:lang w:val="ar_AE" w:bidi="ar_AE"/>
         </w:rPr>
@@ -21396,7 +24200,7 @@
         </w:rPr>
         <w:t xml:space="preserve"> هي أمثلة على تعبير اصطلاحي يصف غضب يونان كما لو كان نارًا تشتعل داخله. انظر كيف ترجمت هذا التعبير الاصطلاحي في </w:t>
       </w:r>
-      <w:hyperlink r:id="rId24">
+      <w:hyperlink r:id="rId26">
         <w:r>
           <w:rPr>
             <w:lang w:val="ar_AE" w:bidi="ar_AE"/>
@@ -21485,6 +24289,22 @@
       </w:r>
       <w:r>
         <w:rPr>
+          <w:lang w:val="ar_AE" w:bidi="ar_AE"/>
+        </w:rPr>
+        <w:t>וַ⁠יֹּ֣אמֶר יְהוָ֔ה</w:t>
+      </w:r>
+    </w:p>
+    <w:p>
+      <w:pPr>
+        <w:bidi/>
+      </w:pPr>
+      <w:r>
+        <w:rPr>
+          <w:lang w:val="ar_AE" w:bidi="ar_AE"/>
+        </w:rPr>
+      </w:r>
+      <w:r>
+        <w:rPr>
           <w:b/>
           <w:lang w:val="ar_AE" w:bidi="ar_AE"/>
         </w:rPr>
@@ -21577,6 +24397,22 @@
       </w:r>
       <w:r>
         <w:rPr>
+          <w:lang w:val="ar_AE" w:bidi="ar_AE"/>
+        </w:rPr>
+        <w:t>שֶׁ⁠בִּן־לַ֥יְלָה הָיָ֖ה וּ⁠בִן־לַ֥יְלָה אָבָֽד</w:t>
+      </w:r>
+    </w:p>
+    <w:p>
+      <w:pPr>
+        <w:bidi/>
+      </w:pPr>
+      <w:r>
+        <w:rPr>
+          <w:lang w:val="ar_AE" w:bidi="ar_AE"/>
+        </w:rPr>
+      </w:r>
+      <w:r>
+        <w:rPr>
           <w:b/>
           <w:lang w:val="ar_AE" w:bidi="ar_AE"/>
         </w:rPr>
@@ -21695,6 +24531,22 @@
       </w:r>
       <w:r>
         <w:rPr>
+          <w:lang w:val="ar_AE" w:bidi="ar_AE"/>
+        </w:rPr>
+        <w:t>וַֽ⁠אֲנִי֙</w:t>
+      </w:r>
+    </w:p>
+    <w:p>
+      <w:pPr>
+        <w:bidi/>
+      </w:pPr>
+      <w:r>
+        <w:rPr>
+          <w:lang w:val="ar_AE" w:bidi="ar_AE"/>
+        </w:rPr>
+      </w:r>
+      <w:r>
+        <w:rPr>
           <w:b/>
           <w:lang w:val="ar_AE" w:bidi="ar_AE"/>
         </w:rPr>
@@ -21729,7 +24581,7 @@
         </w:rPr>
         <w:t xml:space="preserve"> المقرون بكلمة ""أنت"" في الآية </w:t>
       </w:r>
-      <w:hyperlink r:id="rId26">
+      <w:hyperlink r:id="rId28">
         <w:r>
           <w:rPr>
             <w:lang w:val="ar_AE" w:bidi="ar_AE"/>
@@ -21818,6 +24670,22 @@
       </w:r>
       <w:r>
         <w:rPr>
+          <w:lang w:val="ar_AE" w:bidi="ar_AE"/>
+        </w:rPr>
+        <w:t>וַֽ⁠אֲנִי֙ לֹ֣א אָח֔וּס עַל־נִינְוֵ֖ה הָ⁠עִ֣יר הַ⁠גְּדוֹלָ֑ה אֲשֶׁ֣ר יֶשׁ־בָּ֡⁠הּ הַרְבֵּה֩ מִֽ⁠שְׁתֵּים־עֶשְׂרֵ֨ה רִבּ֜וֹ אָדָ֗ם אֲשֶׁ֤ר לֹֽא־יָדַע֙ בֵּין־יְמִינ֣⁠וֹ לִ⁠שְׂמֹאל֔⁠וֹ וּ⁠בְהֵמָ֖ה רַבָּֽה</w:t>
+      </w:r>
+    </w:p>
+    <w:p>
+      <w:pPr>
+        <w:bidi/>
+      </w:pPr>
+      <w:r>
+        <w:rPr>
+          <w:lang w:val="ar_AE" w:bidi="ar_AE"/>
+        </w:rPr>
+      </w:r>
+      <w:r>
+        <w:rPr>
           <w:b/>
           <w:lang w:val="ar_AE" w:bidi="ar_AE"/>
         </w:rPr>
@@ -21910,6 +24778,22 @@
       </w:r>
       <w:r>
         <w:rPr>
+          <w:lang w:val="ar_AE" w:bidi="ar_AE"/>
+        </w:rPr>
+        <w:t>אֲשֶׁ֣ר יֶשׁ־בָּ֡⁠הּ הַרְבֵּה֩</w:t>
+      </w:r>
+    </w:p>
+    <w:p>
+      <w:pPr>
+        <w:bidi/>
+      </w:pPr>
+      <w:r>
+        <w:rPr>
+          <w:lang w:val="ar_AE" w:bidi="ar_AE"/>
+        </w:rPr>
+      </w:r>
+      <w:r>
+        <w:rPr>
           <w:b/>
           <w:lang w:val="ar_AE" w:bidi="ar_AE"/>
         </w:rPr>
@@ -22015,6 +24899,22 @@
       </w:r>
       <w:r>
         <w:rPr>
+          <w:lang w:val="ar_AE" w:bidi="ar_AE"/>
+        </w:rPr>
+        <w:t>מִֽ⁠שְׁתֵּים־עֶשְׂרֵ֨ה רִבּ֜וֹ</w:t>
+      </w:r>
+    </w:p>
+    <w:p>
+      <w:pPr>
+        <w:bidi/>
+      </w:pPr>
+      <w:r>
+        <w:rPr>
+          <w:lang w:val="ar_AE" w:bidi="ar_AE"/>
+        </w:rPr>
+      </w:r>
+      <w:r>
+        <w:rPr>
           <w:b/>
           <w:lang w:val="ar_AE" w:bidi="ar_AE"/>
         </w:rPr>
@@ -22094,6 +24994,22 @@
         <w:rPr>
           <w:lang w:val="ar_AE" w:bidi="ar_AE"/>
         </w:rPr>
+      </w:r>
+    </w:p>
+    <w:p>
+      <w:pPr>
+        <w:bidi/>
+      </w:pPr>
+      <w:r>
+        <w:rPr>
+          <w:lang w:val="ar_AE" w:bidi="ar_AE"/>
+        </w:rPr>
+      </w:r>
+      <w:r>
+        <w:rPr>
+          <w:lang w:val="ar_AE" w:bidi="ar_AE"/>
+        </w:rPr>
+        <w:t>אֲשֶׁ֤ר לֹֽא־יָדַע֙ בֵּין־יְמִינ֣⁠וֹ לִ⁠שְׂמֹאל֔⁠וֹ</w:t>
       </w:r>
     </w:p>
     <w:p>

--- a/arb/docx/32.content.docx
+++ b/arb/docx/32.content.docx
@@ -1233,6 +1233,22 @@
       </w:r>
       <w:r>
         <w:rPr>
+          <w:lang w:val="ar_AE" w:bidi="ar_AE"/>
+        </w:rPr>
+        <w:t>וַֽ⁠יְהִי֙ דְּבַר־יְהוָ֔ה</w:t>
+      </w:r>
+    </w:p>
+    <w:p>
+      <w:pPr>
+        <w:bidi/>
+      </w:pPr>
+      <w:r>
+        <w:rPr>
+          <w:lang w:val="ar_AE" w:bidi="ar_AE"/>
+        </w:rPr>
+      </w:r>
+      <w:r>
+        <w:rPr>
           <w:b/>
           <w:lang w:val="ar_AE" w:bidi="ar_AE"/>
         </w:rPr>
@@ -1325,6 +1341,22 @@
       </w:r>
       <w:r>
         <w:rPr>
+          <w:lang w:val="ar_AE" w:bidi="ar_AE"/>
+        </w:rPr>
+        <w:t>אֲמִתַּ֖י</w:t>
+      </w:r>
+    </w:p>
+    <w:p>
+      <w:pPr>
+        <w:bidi/>
+      </w:pPr>
+      <w:r>
+        <w:rPr>
+          <w:lang w:val="ar_AE" w:bidi="ar_AE"/>
+        </w:rPr>
+      </w:r>
+      <w:r>
+        <w:rPr>
           <w:b/>
           <w:lang w:val="ar_AE" w:bidi="ar_AE"/>
         </w:rPr>
@@ -1438,6 +1470,22 @@
       </w:r>
       <w:r>
         <w:rPr>
+          <w:lang w:val="ar_AE" w:bidi="ar_AE"/>
+        </w:rPr>
+        <w:t>נִֽינְוֵ֛ה הָ⁠עִ֥יר הַ⁠גְּדוֹלָ֖ה</w:t>
+      </w:r>
+    </w:p>
+    <w:p>
+      <w:pPr>
+        <w:bidi/>
+      </w:pPr>
+      <w:r>
+        <w:rPr>
+          <w:lang w:val="ar_AE" w:bidi="ar_AE"/>
+        </w:rPr>
+      </w:r>
+      <w:r>
+        <w:rPr>
           <w:b/>
           <w:lang w:val="ar_AE" w:bidi="ar_AE"/>
         </w:rPr>
@@ -1557,6 +1605,22 @@
       </w:r>
       <w:r>
         <w:rPr>
+          <w:lang w:val="ar_AE" w:bidi="ar_AE"/>
+        </w:rPr>
+        <w:t>ק֠וּם</w:t>
+      </w:r>
+    </w:p>
+    <w:p>
+      <w:pPr>
+        <w:bidi/>
+      </w:pPr>
+      <w:r>
+        <w:rPr>
+          <w:lang w:val="ar_AE" w:bidi="ar_AE"/>
+        </w:rPr>
+      </w:r>
+      <w:r>
+        <w:rPr>
           <w:b/>
           <w:lang w:val="ar_AE" w:bidi="ar_AE"/>
         </w:rPr>
@@ -1676,6 +1740,22 @@
       </w:r>
       <w:r>
         <w:rPr>
+          <w:lang w:val="ar_AE" w:bidi="ar_AE"/>
+        </w:rPr>
+        <w:t>וּ⁠קְרָ֣א עָלֶ֑י⁠הָ</w:t>
+      </w:r>
+    </w:p>
+    <w:p>
+      <w:pPr>
+        <w:bidi/>
+      </w:pPr>
+      <w:r>
+        <w:rPr>
+          <w:lang w:val="ar_AE" w:bidi="ar_AE"/>
+        </w:rPr>
+      </w:r>
+      <w:r>
+        <w:rPr>
           <w:b/>
           <w:lang w:val="ar_AE" w:bidi="ar_AE"/>
         </w:rPr>
@@ -1795,6 +1875,22 @@
       </w:r>
       <w:r>
         <w:rPr>
+          <w:lang w:val="ar_AE" w:bidi="ar_AE"/>
+        </w:rPr>
+        <w:t>עָלְתָ֥ה רָעָתָ֖⁠ם לְ⁠פָנָֽ⁠י</w:t>
+      </w:r>
+    </w:p>
+    <w:p>
+      <w:pPr>
+        <w:bidi/>
+      </w:pPr>
+      <w:r>
+        <w:rPr>
+          <w:lang w:val="ar_AE" w:bidi="ar_AE"/>
+        </w:rPr>
+      </w:r>
+      <w:r>
+        <w:rPr>
           <w:b/>
           <w:lang w:val="ar_AE" w:bidi="ar_AE"/>
         </w:rPr>
@@ -1927,6 +2023,22 @@
       </w:r>
       <w:r>
         <w:rPr>
+          <w:lang w:val="ar_AE" w:bidi="ar_AE"/>
+        </w:rPr>
+        <w:t>ק֠וּם לֵ֧ךְ אֶל־נִֽינְוֵ֛ה הָ⁠עִ֥יר הַ⁠גְּדוֹלָ֖ה וּ⁠קְרָ֣א עָלֶ֑י⁠הָ כִּֽי־עָלְתָ֥ה רָעָתָ֖⁠ם לְ⁠פָנָֽ⁠י</w:t>
+      </w:r>
+    </w:p>
+    <w:p>
+      <w:pPr>
+        <w:bidi/>
+      </w:pPr>
+      <w:r>
+        <w:rPr>
+          <w:lang w:val="ar_AE" w:bidi="ar_AE"/>
+        </w:rPr>
+      </w:r>
+      <w:r>
+        <w:rPr>
           <w:b/>
           <w:lang w:val="ar_AE" w:bidi="ar_AE"/>
         </w:rPr>
@@ -2033,6 +2145,22 @@
       </w:r>
       <w:r>
         <w:rPr>
+          <w:lang w:val="ar_AE" w:bidi="ar_AE"/>
+        </w:rPr>
+        <w:t>עָלְתָ֥ה רָעָתָ֖⁠ם לְ⁠פָנָֽ⁠י</w:t>
+      </w:r>
+    </w:p>
+    <w:p>
+      <w:pPr>
+        <w:bidi/>
+      </w:pPr>
+      <w:r>
+        <w:rPr>
+          <w:lang w:val="ar_AE" w:bidi="ar_AE"/>
+        </w:rPr>
+      </w:r>
+      <w:r>
+        <w:rPr>
           <w:b/>
           <w:lang w:val="ar_AE" w:bidi="ar_AE"/>
         </w:rPr>
@@ -2125,6 +2253,22 @@
         <w:rPr>
           <w:lang w:val="ar_AE" w:bidi="ar_AE"/>
         </w:rPr>
+      </w:r>
+    </w:p>
+    <w:p>
+      <w:pPr>
+        <w:bidi/>
+      </w:pPr>
+      <w:r>
+        <w:rPr>
+          <w:lang w:val="ar_AE" w:bidi="ar_AE"/>
+        </w:rPr>
+      </w:r>
+      <w:r>
+        <w:rPr>
+          <w:lang w:val="ar_AE" w:bidi="ar_AE"/>
+        </w:rPr>
+        <w:t>וַ⁠יָּ֤קָם יוֹנָה֙ לִ⁠בְרֹ֣חַ</w:t>
       </w:r>
     </w:p>
     <w:p>
@@ -2275,6 +2419,22 @@
       </w:r>
       <w:r>
         <w:rPr>
+          <w:lang w:val="ar_AE" w:bidi="ar_AE"/>
+        </w:rPr>
+        <w:t>מִ⁠לִּ⁠פְנֵ֖י יְהוָ֑ה &amp; מִ⁠לִּ⁠פְנֵ֖י יְהוָֽה</w:t>
+      </w:r>
+    </w:p>
+    <w:p>
+      <w:pPr>
+        <w:bidi/>
+      </w:pPr>
+      <w:r>
+        <w:rPr>
+          <w:lang w:val="ar_AE" w:bidi="ar_AE"/>
+        </w:rPr>
+      </w:r>
+      <w:r>
+        <w:rPr>
           <w:b/>
           <w:lang w:val="ar_AE" w:bidi="ar_AE"/>
         </w:rPr>
@@ -2408,6 +2568,22 @@
       </w:r>
       <w:r>
         <w:rPr>
+          <w:lang w:val="ar_AE" w:bidi="ar_AE"/>
+        </w:rPr>
+        <w:t>לִ⁠בְרֹ֣חַ תַּרְשִׁ֔ישָׁ⁠ה</w:t>
+      </w:r>
+    </w:p>
+    <w:p>
+      <w:pPr>
+        <w:bidi/>
+      </w:pPr>
+      <w:r>
+        <w:rPr>
+          <w:lang w:val="ar_AE" w:bidi="ar_AE"/>
+        </w:rPr>
+      </w:r>
+      <w:r>
+        <w:rPr>
           <w:b/>
           <w:lang w:val="ar_AE" w:bidi="ar_AE"/>
         </w:rPr>
@@ -2598,6 +2774,22 @@
       </w:r>
       <w:r>
         <w:rPr>
+          <w:lang w:val="ar_AE" w:bidi="ar_AE"/>
+        </w:rPr>
+        <w:t>אָנִיָּ֣ה</w:t>
+      </w:r>
+    </w:p>
+    <w:p>
+      <w:pPr>
+        <w:bidi/>
+      </w:pPr>
+      <w:r>
+        <w:rPr>
+          <w:lang w:val="ar_AE" w:bidi="ar_AE"/>
+        </w:rPr>
+      </w:r>
+      <w:r>
+        <w:rPr>
           <w:b/>
           <w:lang w:val="ar_AE" w:bidi="ar_AE"/>
         </w:rPr>
@@ -2801,6 +2993,22 @@
       </w:r>
       <w:r>
         <w:rPr>
+          <w:lang w:val="ar_AE" w:bidi="ar_AE"/>
+        </w:rPr>
+        <w:t>וַ⁠יֵּ֤רֶד בָּ⁠הּ֙</w:t>
+      </w:r>
+    </w:p>
+    <w:p>
+      <w:pPr>
+        <w:bidi/>
+      </w:pPr>
+      <w:r>
+        <w:rPr>
+          <w:lang w:val="ar_AE" w:bidi="ar_AE"/>
+        </w:rPr>
+      </w:r>
+      <w:r>
+        <w:rPr>
           <w:b/>
           <w:lang w:val="ar_AE" w:bidi="ar_AE"/>
         </w:rPr>
@@ -2907,6 +3115,22 @@
       </w:r>
       <w:r>
         <w:rPr>
+          <w:lang w:val="ar_AE" w:bidi="ar_AE"/>
+        </w:rPr>
+        <w:t>עִמָּ⁠הֶם֙</w:t>
+      </w:r>
+    </w:p>
+    <w:p>
+      <w:pPr>
+        <w:bidi/>
+      </w:pPr>
+      <w:r>
+        <w:rPr>
+          <w:lang w:val="ar_AE" w:bidi="ar_AE"/>
+        </w:rPr>
+      </w:r>
+      <w:r>
+        <w:rPr>
           <w:b/>
           <w:lang w:val="ar_AE" w:bidi="ar_AE"/>
         </w:rPr>
@@ -3026,6 +3250,22 @@
       </w:r>
       <w:r>
         <w:rPr>
+          <w:lang w:val="ar_AE" w:bidi="ar_AE"/>
+        </w:rPr>
+        <w:t>וַֽ⁠יהוָ֗ה</w:t>
+      </w:r>
+    </w:p>
+    <w:p>
+      <w:pPr>
+        <w:bidi/>
+      </w:pPr>
+      <w:r>
+        <w:rPr>
+          <w:lang w:val="ar_AE" w:bidi="ar_AE"/>
+        </w:rPr>
+      </w:r>
+      <w:r>
+        <w:rPr>
           <w:b/>
           <w:lang w:val="ar_AE" w:bidi="ar_AE"/>
         </w:rPr>
@@ -3145,6 +3385,22 @@
       </w:r>
       <w:r>
         <w:rPr>
+          <w:lang w:val="ar_AE" w:bidi="ar_AE"/>
+        </w:rPr>
+        <w:t>וְ⁠הָ֣⁠אֳנִיָּ֔ה חִשְּׁבָ֖ה לְ⁠הִשָּׁבֵֽר</w:t>
+      </w:r>
+    </w:p>
+    <w:p>
+      <w:pPr>
+        <w:bidi/>
+      </w:pPr>
+      <w:r>
+        <w:rPr>
+          <w:lang w:val="ar_AE" w:bidi="ar_AE"/>
+        </w:rPr>
+      </w:r>
+      <w:r>
+        <w:rPr>
           <w:b/>
           <w:lang w:val="ar_AE" w:bidi="ar_AE"/>
         </w:rPr>
@@ -3264,6 +3520,22 @@
       </w:r>
       <w:r>
         <w:rPr>
+          <w:lang w:val="ar_AE" w:bidi="ar_AE"/>
+        </w:rPr>
+        <w:t>לְ⁠הִשָּׁבֵֽר</w:t>
+      </w:r>
+    </w:p>
+    <w:p>
+      <w:pPr>
+        <w:bidi/>
+      </w:pPr>
+      <w:r>
+        <w:rPr>
+          <w:lang w:val="ar_AE" w:bidi="ar_AE"/>
+        </w:rPr>
+      </w:r>
+      <w:r>
+        <w:rPr>
           <w:b/>
           <w:lang w:val="ar_AE" w:bidi="ar_AE"/>
         </w:rPr>
@@ -3370,6 +3642,22 @@
       </w:r>
       <w:r>
         <w:rPr>
+          <w:lang w:val="ar_AE" w:bidi="ar_AE"/>
+        </w:rPr>
+        <w:t>הַ⁠מַּלָּחִ֗ים</w:t>
+      </w:r>
+    </w:p>
+    <w:p>
+      <w:pPr>
+        <w:bidi/>
+      </w:pPr>
+      <w:r>
+        <w:rPr>
+          <w:lang w:val="ar_AE" w:bidi="ar_AE"/>
+        </w:rPr>
+      </w:r>
+      <w:r>
+        <w:rPr>
           <w:b/>
           <w:lang w:val="ar_AE" w:bidi="ar_AE"/>
         </w:rPr>
@@ -3489,6 +3777,22 @@
       </w:r>
       <w:r>
         <w:rPr>
+          <w:lang w:val="ar_AE" w:bidi="ar_AE"/>
+        </w:rPr>
+        <w:t>אֱלֹהָי⁠ו֒</w:t>
+      </w:r>
+    </w:p>
+    <w:p>
+      <w:pPr>
+        <w:bidi/>
+      </w:pPr>
+      <w:r>
+        <w:rPr>
+          <w:lang w:val="ar_AE" w:bidi="ar_AE"/>
+        </w:rPr>
+      </w:r>
+      <w:r>
+        <w:rPr>
           <w:b/>
           <w:lang w:val="ar_AE" w:bidi="ar_AE"/>
         </w:rPr>
@@ -3608,6 +3912,22 @@
       </w:r>
       <w:r>
         <w:rPr>
+          <w:lang w:val="ar_AE" w:bidi="ar_AE"/>
+        </w:rPr>
+        <w:t>לְ⁠הָקֵ֖ל מֵֽ⁠עֲלֵי⁠הֶ֑ם</w:t>
+      </w:r>
+    </w:p>
+    <w:p>
+      <w:pPr>
+        <w:bidi/>
+      </w:pPr>
+      <w:r>
+        <w:rPr>
+          <w:lang w:val="ar_AE" w:bidi="ar_AE"/>
+        </w:rPr>
+      </w:r>
+      <w:r>
+        <w:rPr>
           <w:b/>
           <w:lang w:val="ar_AE" w:bidi="ar_AE"/>
         </w:rPr>
@@ -3714,6 +4034,22 @@
       </w:r>
       <w:r>
         <w:rPr>
+          <w:lang w:val="ar_AE" w:bidi="ar_AE"/>
+        </w:rPr>
+        <w:t>וְ⁠יוֹנָ֗ה יָרַד֙ אֶל־יַרְכְּתֵ֣י הַ⁠סְּפִינָ֔ה וַ⁠יִּשְׁכַּ֖ב וַ⁠יֵּרָדַֽם</w:t>
+      </w:r>
+    </w:p>
+    <w:p>
+      <w:pPr>
+        <w:bidi/>
+      </w:pPr>
+      <w:r>
+        <w:rPr>
+          <w:lang w:val="ar_AE" w:bidi="ar_AE"/>
+        </w:rPr>
+      </w:r>
+      <w:r>
+        <w:rPr>
           <w:b/>
           <w:lang w:val="ar_AE" w:bidi="ar_AE"/>
         </w:rPr>
@@ -3820,6 +4156,22 @@
       </w:r>
       <w:r>
         <w:rPr>
+          <w:lang w:val="ar_AE" w:bidi="ar_AE"/>
+        </w:rPr>
+        <w:t>יַרְכְּתֵ֣י הַ⁠סְּפִינָ֔ה</w:t>
+      </w:r>
+    </w:p>
+    <w:p>
+      <w:pPr>
+        <w:bidi/>
+      </w:pPr>
+      <w:r>
+        <w:rPr>
+          <w:lang w:val="ar_AE" w:bidi="ar_AE"/>
+        </w:rPr>
+      </w:r>
+      <w:r>
+        <w:rPr>
           <w:b/>
           <w:lang w:val="ar_AE" w:bidi="ar_AE"/>
         </w:rPr>
@@ -3904,6 +4256,22 @@
       </w:r>
       <w:r>
         <w:rPr>
+          <w:lang w:val="ar_AE" w:bidi="ar_AE"/>
+        </w:rPr>
+        <w:t>וַ⁠יִּשְׁכַּ֖ב וַ⁠יֵּרָדַֽם</w:t>
+      </w:r>
+    </w:p>
+    <w:p>
+      <w:pPr>
+        <w:bidi/>
+      </w:pPr>
+      <w:r>
+        <w:rPr>
+          <w:lang w:val="ar_AE" w:bidi="ar_AE"/>
+        </w:rPr>
+      </w:r>
+      <w:r>
+        <w:rPr>
           <w:b/>
           <w:lang w:val="ar_AE" w:bidi="ar_AE"/>
         </w:rPr>
@@ -3988,6 +4356,22 @@
       </w:r>
       <w:r>
         <w:rPr>
+          <w:lang w:val="ar_AE" w:bidi="ar_AE"/>
+        </w:rPr>
+        <w:t>וַ⁠יִּקְרַ֤ב אֵלָי⁠ו֙ רַ֣ב הַ⁠חֹבֵ֔ל וַ⁠יֹּ֥אמֶר ל֖⁠וֹ</w:t>
+      </w:r>
+    </w:p>
+    <w:p>
+      <w:pPr>
+        <w:bidi/>
+      </w:pPr>
+      <w:r>
+        <w:rPr>
+          <w:lang w:val="ar_AE" w:bidi="ar_AE"/>
+        </w:rPr>
+      </w:r>
+      <w:r>
+        <w:rPr>
           <w:b/>
           <w:lang w:val="ar_AE" w:bidi="ar_AE"/>
         </w:rPr>
@@ -4087,6 +4471,22 @@
       </w:r>
       <w:r>
         <w:rPr>
+          <w:lang w:val="ar_AE" w:bidi="ar_AE"/>
+        </w:rPr>
+        <w:t>מַה־לְּ⁠ךָ֣ נִרְדָּ֑ם</w:t>
+      </w:r>
+    </w:p>
+    <w:p>
+      <w:pPr>
+        <w:bidi/>
+      </w:pPr>
+      <w:r>
+        <w:rPr>
+          <w:lang w:val="ar_AE" w:bidi="ar_AE"/>
+        </w:rPr>
+      </w:r>
+      <w:r>
+        <w:rPr>
           <w:b/>
           <w:lang w:val="ar_AE" w:bidi="ar_AE"/>
         </w:rPr>
@@ -4180,6 +4580,22 @@
         <w:rPr>
           <w:lang w:val="ar_AE" w:bidi="ar_AE"/>
         </w:rPr>
+      </w:r>
+    </w:p>
+    <w:p>
+      <w:pPr>
+        <w:bidi/>
+      </w:pPr>
+      <w:r>
+        <w:rPr>
+          <w:lang w:val="ar_AE" w:bidi="ar_AE"/>
+        </w:rPr>
+      </w:r>
+      <w:r>
+        <w:rPr>
+          <w:lang w:val="ar_AE" w:bidi="ar_AE"/>
+        </w:rPr>
+        <w:t>ק֚וּם</w:t>
       </w:r>
     </w:p>
     <w:p>
@@ -4313,6 +4729,22 @@
       </w:r>
       <w:r>
         <w:rPr>
+          <w:lang w:val="ar_AE" w:bidi="ar_AE"/>
+        </w:rPr>
+        <w:t>קְרָ֣א אֶל־אֱלֹהֶ֔י⁠ךָ</w:t>
+      </w:r>
+    </w:p>
+    <w:p>
+      <w:pPr>
+        <w:bidi/>
+      </w:pPr>
+      <w:r>
+        <w:rPr>
+          <w:lang w:val="ar_AE" w:bidi="ar_AE"/>
+        </w:rPr>
+      </w:r>
+      <w:r>
+        <w:rPr>
           <w:b/>
           <w:lang w:val="ar_AE" w:bidi="ar_AE"/>
         </w:rPr>
@@ -4432,6 +4864,22 @@
       </w:r>
       <w:r>
         <w:rPr>
+          <w:lang w:val="ar_AE" w:bidi="ar_AE"/>
+        </w:rPr>
+        <w:t>אוּלַ֞י יִתְעַשֵּׁ֧ת הָ⁠אֱלֹהִ֛ים לָ֖⁠נוּ וְ⁠לֹ֥א נֹאבֵֽד</w:t>
+      </w:r>
+    </w:p>
+    <w:p>
+      <w:pPr>
+        <w:bidi/>
+      </w:pPr>
+      <w:r>
+        <w:rPr>
+          <w:lang w:val="ar_AE" w:bidi="ar_AE"/>
+        </w:rPr>
+      </w:r>
+      <w:r>
+        <w:rPr>
           <w:b/>
           <w:lang w:val="ar_AE" w:bidi="ar_AE"/>
         </w:rPr>
@@ -4538,6 +4986,22 @@
       </w:r>
       <w:r>
         <w:rPr>
+          <w:lang w:val="ar_AE" w:bidi="ar_AE"/>
+        </w:rPr>
+        <w:t>וְ⁠לֹ֥א נֹאבֵֽד</w:t>
+      </w:r>
+    </w:p>
+    <w:p>
+      <w:pPr>
+        <w:bidi/>
+      </w:pPr>
+      <w:r>
+        <w:rPr>
+          <w:lang w:val="ar_AE" w:bidi="ar_AE"/>
+        </w:rPr>
+      </w:r>
+      <w:r>
+        <w:rPr>
           <w:b/>
           <w:lang w:val="ar_AE" w:bidi="ar_AE"/>
         </w:rPr>
@@ -4644,6 +5108,22 @@
       </w:r>
       <w:r>
         <w:rPr>
+          <w:lang w:val="ar_AE" w:bidi="ar_AE"/>
+        </w:rPr>
+        <w:t>וַ⁠יֹּאמְר֞וּ אִ֣ישׁ אֶל־רֵעֵ֗⁠הוּ</w:t>
+      </w:r>
+    </w:p>
+    <w:p>
+      <w:pPr>
+        <w:bidi/>
+      </w:pPr>
+      <w:r>
+        <w:rPr>
+          <w:lang w:val="ar_AE" w:bidi="ar_AE"/>
+        </w:rPr>
+      </w:r>
+      <w:r>
+        <w:rPr>
           <w:b/>
           <w:lang w:val="ar_AE" w:bidi="ar_AE"/>
         </w:rPr>
@@ -4763,6 +5243,22 @@
       </w:r>
       <w:r>
         <w:rPr>
+          <w:lang w:val="ar_AE" w:bidi="ar_AE"/>
+        </w:rPr>
+        <w:t>וְ⁠נֵ֣דְעָ֔ה בְּ⁠שֶׁ⁠לְּ⁠מִ֛י הָ⁠רָעָ֥ה הַ⁠זֹּ֖את לָ֑⁠נוּ</w:t>
+      </w:r>
+    </w:p>
+    <w:p>
+      <w:pPr>
+        <w:bidi/>
+      </w:pPr>
+      <w:r>
+        <w:rPr>
+          <w:lang w:val="ar_AE" w:bidi="ar_AE"/>
+        </w:rPr>
+      </w:r>
+      <w:r>
+        <w:rPr>
           <w:b/>
           <w:lang w:val="ar_AE" w:bidi="ar_AE"/>
         </w:rPr>
@@ -4966,6 +5462,22 @@
       </w:r>
       <w:r>
         <w:rPr>
+          <w:lang w:val="ar_AE" w:bidi="ar_AE"/>
+        </w:rPr>
+        <w:t>וַ⁠יִּפֹּ֥ל הַ⁠גּוֹרָ֖ל עַל־יוֹנָֽה</w:t>
+      </w:r>
+    </w:p>
+    <w:p>
+      <w:pPr>
+        <w:bidi/>
+      </w:pPr>
+      <w:r>
+        <w:rPr>
+          <w:lang w:val="ar_AE" w:bidi="ar_AE"/>
+        </w:rPr>
+      </w:r>
+      <w:r>
+        <w:rPr>
           <w:b/>
           <w:lang w:val="ar_AE" w:bidi="ar_AE"/>
         </w:rPr>
@@ -5085,6 +5597,22 @@
       </w:r>
       <w:r>
         <w:rPr>
+          <w:lang w:val="ar_AE" w:bidi="ar_AE"/>
+        </w:rPr>
+        <w:t>לְכוּ֙ וְ⁠נַפִּ֣ילָה גֽוֹרָל֔וֹת</w:t>
+      </w:r>
+    </w:p>
+    <w:p>
+      <w:pPr>
+        <w:bidi/>
+      </w:pPr>
+      <w:r>
+        <w:rPr>
+          <w:lang w:val="ar_AE" w:bidi="ar_AE"/>
+        </w:rPr>
+      </w:r>
+      <w:r>
+        <w:rPr>
           <w:b/>
           <w:lang w:val="ar_AE" w:bidi="ar_AE"/>
         </w:rPr>
@@ -5204,6 +5732,22 @@
       </w:r>
       <w:r>
         <w:rPr>
+          <w:lang w:val="ar_AE" w:bidi="ar_AE"/>
+        </w:rPr>
+        <w:t>וְ⁠נַפִּ֣ילָה גֽוֹרָל֔וֹת</w:t>
+      </w:r>
+    </w:p>
+    <w:p>
+      <w:pPr>
+        <w:bidi/>
+      </w:pPr>
+      <w:r>
+        <w:rPr>
+          <w:lang w:val="ar_AE" w:bidi="ar_AE"/>
+        </w:rPr>
+      </w:r>
+      <w:r>
+        <w:rPr>
           <w:b/>
           <w:lang w:val="ar_AE" w:bidi="ar_AE"/>
         </w:rPr>
@@ -5310,6 +5854,22 @@
       </w:r>
       <w:r>
         <w:rPr>
+          <w:lang w:val="ar_AE" w:bidi="ar_AE"/>
+        </w:rPr>
+        <w:t>וַ⁠יֹּאמְר֣וּ אֵלָ֔י⁠ו</w:t>
+      </w:r>
+    </w:p>
+    <w:p>
+      <w:pPr>
+        <w:bidi/>
+      </w:pPr>
+      <w:r>
+        <w:rPr>
+          <w:lang w:val="ar_AE" w:bidi="ar_AE"/>
+        </w:rPr>
+      </w:r>
+      <w:r>
+        <w:rPr>
           <w:b/>
           <w:lang w:val="ar_AE" w:bidi="ar_AE"/>
         </w:rPr>
@@ -5525,6 +6085,22 @@
       </w:r>
       <w:r>
         <w:rPr>
+          <w:lang w:val="ar_AE" w:bidi="ar_AE"/>
+        </w:rPr>
+        <w:t>יְהוָ֞ה &amp; אֲנִ֣י יָרֵ֔א</w:t>
+      </w:r>
+    </w:p>
+    <w:p>
+      <w:pPr>
+        <w:bidi/>
+      </w:pPr>
+      <w:r>
+        <w:rPr>
+          <w:lang w:val="ar_AE" w:bidi="ar_AE"/>
+        </w:rPr>
+      </w:r>
+      <w:r>
+        <w:rPr>
           <w:b/>
           <w:lang w:val="ar_AE" w:bidi="ar_AE"/>
         </w:rPr>
@@ -5644,6 +6220,22 @@
       </w:r>
       <w:r>
         <w:rPr>
+          <w:lang w:val="ar_AE" w:bidi="ar_AE"/>
+        </w:rPr>
+        <w:t>וַ⁠יִּֽירְא֤וּ הָֽ⁠אֲנָשִׁים֙ יִרְאָ֣ה גְדוֹלָ֔ה</w:t>
+      </w:r>
+    </w:p>
+    <w:p>
+      <w:pPr>
+        <w:bidi/>
+      </w:pPr>
+      <w:r>
+        <w:rPr>
+          <w:lang w:val="ar_AE" w:bidi="ar_AE"/>
+        </w:rPr>
+      </w:r>
+      <w:r>
+        <w:rPr>
           <w:b/>
           <w:lang w:val="ar_AE" w:bidi="ar_AE"/>
         </w:rPr>
@@ -5763,6 +6355,22 @@
       </w:r>
       <w:r>
         <w:rPr>
+          <w:lang w:val="ar_AE" w:bidi="ar_AE"/>
+        </w:rPr>
+        <w:t>מַה־זֹּ֣את עָשִׂ֑יתָ</w:t>
+      </w:r>
+    </w:p>
+    <w:p>
+      <w:pPr>
+        <w:bidi/>
+      </w:pPr>
+      <w:r>
+        <w:rPr>
+          <w:lang w:val="ar_AE" w:bidi="ar_AE"/>
+        </w:rPr>
+      </w:r>
+      <w:r>
+        <w:rPr>
           <w:b/>
           <w:lang w:val="ar_AE" w:bidi="ar_AE"/>
         </w:rPr>
@@ -5869,6 +6477,22 @@
       </w:r>
       <w:r>
         <w:rPr>
+          <w:lang w:val="ar_AE" w:bidi="ar_AE"/>
+        </w:rPr>
+        <w:t>מִ⁠לִּ⁠פְנֵ֤י יְהוָה֙</w:t>
+      </w:r>
+    </w:p>
+    <w:p>
+      <w:pPr>
+        <w:bidi/>
+      </w:pPr>
+      <w:r>
+        <w:rPr>
+          <w:lang w:val="ar_AE" w:bidi="ar_AE"/>
+        </w:rPr>
+      </w:r>
+      <w:r>
+        <w:rPr>
           <w:b/>
           <w:lang w:val="ar_AE" w:bidi="ar_AE"/>
         </w:rPr>
@@ -5975,6 +6599,22 @@
       </w:r>
       <w:r>
         <w:rPr>
+          <w:lang w:val="ar_AE" w:bidi="ar_AE"/>
+        </w:rPr>
+        <w:t>כִּ֥י הִגִּ֖יד לָ⁠הֶֽם</w:t>
+      </w:r>
+    </w:p>
+    <w:p>
+      <w:pPr>
+        <w:bidi/>
+      </w:pPr>
+      <w:r>
+        <w:rPr>
+          <w:lang w:val="ar_AE" w:bidi="ar_AE"/>
+        </w:rPr>
+      </w:r>
+      <w:r>
+        <w:rPr>
           <w:b/>
           <w:lang w:val="ar_AE" w:bidi="ar_AE"/>
         </w:rPr>
@@ -6081,6 +6721,22 @@
       </w:r>
       <w:r>
         <w:rPr>
+          <w:lang w:val="ar_AE" w:bidi="ar_AE"/>
+        </w:rPr>
+        <w:t>כִּֽי־יָדְע֣וּ הָ⁠אֲנָשִׁ֗ים כִּֽי־מִ⁠לִּ⁠פְנֵ֤י יְהוָה֙ ה֣וּא בֹרֵ֔חַ כִּ֥י הִגִּ֖יד לָ⁠הֶֽם</w:t>
+      </w:r>
+    </w:p>
+    <w:p>
+      <w:pPr>
+        <w:bidi/>
+      </w:pPr>
+      <w:r>
+        <w:rPr>
+          <w:lang w:val="ar_AE" w:bidi="ar_AE"/>
+        </w:rPr>
+      </w:r>
+      <w:r>
+        <w:rPr>
           <w:b/>
           <w:lang w:val="ar_AE" w:bidi="ar_AE"/>
         </w:rPr>
@@ -6200,6 +6856,22 @@
       </w:r>
       <w:r>
         <w:rPr>
+          <w:lang w:val="ar_AE" w:bidi="ar_AE"/>
+        </w:rPr>
+        <w:t>וַ⁠יֹּאמְר֤וּ אֵלָי⁠ו֙</w:t>
+      </w:r>
+    </w:p>
+    <w:p>
+      <w:pPr>
+        <w:bidi/>
+      </w:pPr>
+      <w:r>
+        <w:rPr>
+          <w:lang w:val="ar_AE" w:bidi="ar_AE"/>
+        </w:rPr>
+      </w:r>
+      <w:r>
+        <w:rPr>
           <w:b/>
           <w:lang w:val="ar_AE" w:bidi="ar_AE"/>
         </w:rPr>
@@ -6306,6 +6978,22 @@
       </w:r>
       <w:r>
         <w:rPr>
+          <w:lang w:val="ar_AE" w:bidi="ar_AE"/>
+        </w:rPr>
+        <w:t>וְ⁠יִשְׁתֹּ֥ק הַ⁠יָּ֖ם מֵֽ⁠עָלֵ֑י⁠נוּ</w:t>
+      </w:r>
+    </w:p>
+    <w:p>
+      <w:pPr>
+        <w:bidi/>
+      </w:pPr>
+      <w:r>
+        <w:rPr>
+          <w:lang w:val="ar_AE" w:bidi="ar_AE"/>
+        </w:rPr>
+      </w:r>
+      <w:r>
+        <w:rPr>
           <w:b/>
           <w:lang w:val="ar_AE" w:bidi="ar_AE"/>
         </w:rPr>
@@ -6425,6 +7113,22 @@
       </w:r>
       <w:r>
         <w:rPr>
+          <w:lang w:val="ar_AE" w:bidi="ar_AE"/>
+        </w:rPr>
+        <w:t>הַ⁠יָּ֖ם הוֹלֵ֥ךְ וְ⁠סֹעֵֽר</w:t>
+      </w:r>
+    </w:p>
+    <w:p>
+      <w:pPr>
+        <w:bidi/>
+      </w:pPr>
+      <w:r>
+        <w:rPr>
+          <w:lang w:val="ar_AE" w:bidi="ar_AE"/>
+        </w:rPr>
+      </w:r>
+      <w:r>
+        <w:rPr>
           <w:b/>
           <w:lang w:val="ar_AE" w:bidi="ar_AE"/>
         </w:rPr>
@@ -6544,6 +7248,22 @@
       </w:r>
       <w:r>
         <w:rPr>
+          <w:lang w:val="ar_AE" w:bidi="ar_AE"/>
+        </w:rPr>
+        <w:t>וַ⁠יֹּאמְר֤וּ אֵלָי⁠ו֙ מַה־נַּ֣עֲשֶׂה לָּ֔⁠ךְ וְ⁠יִשְׁתֹּ֥ק הַ⁠יָּ֖ם מֵֽ⁠עָלֵ֑י⁠נוּ כִּ֥י הַ⁠יָּ֖ם הוֹלֵ֥ךְ וְ⁠סֹעֵֽר</w:t>
+      </w:r>
+    </w:p>
+    <w:p>
+      <w:pPr>
+        <w:bidi/>
+      </w:pPr>
+      <w:r>
+        <w:rPr>
+          <w:lang w:val="ar_AE" w:bidi="ar_AE"/>
+        </w:rPr>
+      </w:r>
+      <w:r>
+        <w:rPr>
           <w:b/>
           <w:lang w:val="ar_AE" w:bidi="ar_AE"/>
         </w:rPr>
@@ -6637,6 +7357,22 @@
         <w:rPr>
           <w:lang w:val="ar_AE" w:bidi="ar_AE"/>
         </w:rPr>
+      </w:r>
+    </w:p>
+    <w:p>
+      <w:pPr>
+        <w:bidi/>
+      </w:pPr>
+      <w:r>
+        <w:rPr>
+          <w:lang w:val="ar_AE" w:bidi="ar_AE"/>
+        </w:rPr>
+      </w:r>
+      <w:r>
+        <w:rPr>
+          <w:lang w:val="ar_AE" w:bidi="ar_AE"/>
+        </w:rPr>
+        <w:t>כִּ֚י יוֹדֵ֣עַ אָ֔נִי כִּ֣י בְ⁠שֶׁ⁠לִּ֔⁠י הַ⁠סַּ֧עַר הַ⁠גָּד֛וֹל הַ⁠זֶּ֖ה עֲלֵי⁠כֶֽם</w:t>
       </w:r>
     </w:p>
     <w:p>
@@ -6877,6 +7613,22 @@
       </w:r>
       <w:r>
         <w:rPr>
+          <w:lang w:val="ar_AE" w:bidi="ar_AE"/>
+        </w:rPr>
+        <w:t>וַ⁠יַּחְתְּר֣וּ הָ⁠אֲנָשִׁ֗ים</w:t>
+      </w:r>
+    </w:p>
+    <w:p>
+      <w:pPr>
+        <w:bidi/>
+      </w:pPr>
+      <w:r>
+        <w:rPr>
+          <w:lang w:val="ar_AE" w:bidi="ar_AE"/>
+        </w:rPr>
+      </w:r>
+      <w:r>
+        <w:rPr>
           <w:b/>
           <w:lang w:val="ar_AE" w:bidi="ar_AE"/>
         </w:rPr>
@@ -6970,6 +7722,22 @@
         <w:rPr>
           <w:lang w:val="ar_AE" w:bidi="ar_AE"/>
         </w:rPr>
+      </w:r>
+    </w:p>
+    <w:p>
+      <w:pPr>
+        <w:bidi/>
+      </w:pPr>
+      <w:r>
+        <w:rPr>
+          <w:lang w:val="ar_AE" w:bidi="ar_AE"/>
+        </w:rPr>
+      </w:r>
+      <w:r>
+        <w:rPr>
+          <w:lang w:val="ar_AE" w:bidi="ar_AE"/>
+        </w:rPr>
+        <w:t>הַ⁠יָּ֔ם הוֹלֵ֥ךְ וְ⁠סֹעֵ֖ר</w:t>
       </w:r>
     </w:p>
     <w:p>
@@ -7107,6 +7875,22 @@
       </w:r>
       <w:r>
         <w:rPr>
+          <w:lang w:val="ar_AE" w:bidi="ar_AE"/>
+        </w:rPr>
+        <w:t>וַ⁠יִּקְרְא֨וּ</w:t>
+      </w:r>
+    </w:p>
+    <w:p>
+      <w:pPr>
+        <w:bidi/>
+      </w:pPr>
+      <w:r>
+        <w:rPr>
+          <w:lang w:val="ar_AE" w:bidi="ar_AE"/>
+        </w:rPr>
+      </w:r>
+      <w:r>
+        <w:rPr>
           <w:b/>
           <w:lang w:val="ar_AE" w:bidi="ar_AE"/>
         </w:rPr>
@@ -7226,6 +8010,22 @@
       </w:r>
       <w:r>
         <w:rPr>
+          <w:lang w:val="ar_AE" w:bidi="ar_AE"/>
+        </w:rPr>
+        <w:t>וַ⁠יִּקְרְא֨וּ אֶל־יְהוָ֜ה</w:t>
+      </w:r>
+    </w:p>
+    <w:p>
+      <w:pPr>
+        <w:bidi/>
+      </w:pPr>
+      <w:r>
+        <w:rPr>
+          <w:lang w:val="ar_AE" w:bidi="ar_AE"/>
+        </w:rPr>
+      </w:r>
+      <w:r>
+        <w:rPr>
           <w:b/>
           <w:lang w:val="ar_AE" w:bidi="ar_AE"/>
         </w:rPr>
@@ -7310,6 +8110,22 @@
       </w:r>
       <w:r>
         <w:rPr>
+          <w:lang w:val="ar_AE" w:bidi="ar_AE"/>
+        </w:rPr>
+        <w:t>אָנָּ֤ה</w:t>
+      </w:r>
+    </w:p>
+    <w:p>
+      <w:pPr>
+        <w:bidi/>
+      </w:pPr>
+      <w:r>
+        <w:rPr>
+          <w:lang w:val="ar_AE" w:bidi="ar_AE"/>
+        </w:rPr>
+      </w:r>
+      <w:r>
+        <w:rPr>
           <w:b/>
           <w:lang w:val="ar_AE" w:bidi="ar_AE"/>
         </w:rPr>
@@ -7429,6 +8245,22 @@
       </w:r>
       <w:r>
         <w:rPr>
+          <w:lang w:val="ar_AE" w:bidi="ar_AE"/>
+        </w:rPr>
+        <w:t>אַל־נָ֣א נֹאבְדָ֗ה בְּ⁠נֶ֨פֶשׁ֙ הָ⁠אִ֣ישׁ הַ⁠זֶּ֔ה</w:t>
+      </w:r>
+    </w:p>
+    <w:p>
+      <w:pPr>
+        <w:bidi/>
+      </w:pPr>
+      <w:r>
+        <w:rPr>
+          <w:lang w:val="ar_AE" w:bidi="ar_AE"/>
+        </w:rPr>
+      </w:r>
+      <w:r>
+        <w:rPr>
           <w:b/>
           <w:lang w:val="ar_AE" w:bidi="ar_AE"/>
         </w:rPr>
@@ -7548,6 +8380,22 @@
       </w:r>
       <w:r>
         <w:rPr>
+          <w:lang w:val="ar_AE" w:bidi="ar_AE"/>
+        </w:rPr>
+        <w:t>וְ⁠אַל־תִּתֵּ֥ן עָלֵ֖י⁠נוּ דָּ֣ם נָקִ֑יא</w:t>
+      </w:r>
+    </w:p>
+    <w:p>
+      <w:pPr>
+        <w:bidi/>
+      </w:pPr>
+      <w:r>
+        <w:rPr>
+          <w:lang w:val="ar_AE" w:bidi="ar_AE"/>
+        </w:rPr>
+      </w:r>
+      <w:r>
+        <w:rPr>
           <w:b/>
           <w:lang w:val="ar_AE" w:bidi="ar_AE"/>
         </w:rPr>
@@ -7667,6 +8515,22 @@
       </w:r>
       <w:r>
         <w:rPr>
+          <w:lang w:val="ar_AE" w:bidi="ar_AE"/>
+        </w:rPr>
+        <w:t>אָנָּ֤ה יְהוָה֙ אַל־נָ֣א נֹאבְדָ֗ה בְּ⁠נֶ֨פֶשׁ֙ הָ⁠אִ֣ישׁ הַ⁠זֶּ֔ה וְ⁠אַל־תִּתֵּ֥ן עָלֵ֖י⁠נוּ דָּ֣ם נָקִ֑יא כִּֽי־אַתָּ֣ה יְהוָ֔ה כַּ⁠אֲשֶׁ֥ר חָפַ֖צְתָּ עָשִֽׂיתָ</w:t>
+      </w:r>
+    </w:p>
+    <w:p>
+      <w:pPr>
+        <w:bidi/>
+      </w:pPr>
+      <w:r>
+        <w:rPr>
+          <w:lang w:val="ar_AE" w:bidi="ar_AE"/>
+        </w:rPr>
+      </w:r>
+      <w:r>
+        <w:rPr>
           <w:b/>
           <w:lang w:val="ar_AE" w:bidi="ar_AE"/>
         </w:rPr>
@@ -7773,6 +8637,22 @@
       </w:r>
       <w:r>
         <w:rPr>
+          <w:lang w:val="ar_AE" w:bidi="ar_AE"/>
+        </w:rPr>
+        <w:t>אַל־נָ֣א נֹאבְדָ֗ה בְּ⁠נֶ֨פֶשׁ֙ הָ⁠אִ֣ישׁ הַ⁠זֶּ֔ה וְ⁠אַל־תִּתֵּ֥ן עָלֵ֖י⁠נוּ דָּ֣ם נָקִ֑יא</w:t>
+      </w:r>
+    </w:p>
+    <w:p>
+      <w:pPr>
+        <w:bidi/>
+      </w:pPr>
+      <w:r>
+        <w:rPr>
+          <w:lang w:val="ar_AE" w:bidi="ar_AE"/>
+        </w:rPr>
+      </w:r>
+      <w:r>
+        <w:rPr>
           <w:b/>
           <w:lang w:val="ar_AE" w:bidi="ar_AE"/>
         </w:rPr>
@@ -7865,6 +8745,22 @@
       </w:r>
       <w:r>
         <w:rPr>
+          <w:lang w:val="ar_AE" w:bidi="ar_AE"/>
+        </w:rPr>
+        <w:t>וַ⁠יַּעֲמֹ֥ד הַ⁠יָּ֖ם מִ⁠זַּעְפּֽ⁠וֹ</w:t>
+      </w:r>
+    </w:p>
+    <w:p>
+      <w:pPr>
+        <w:bidi/>
+      </w:pPr>
+      <w:r>
+        <w:rPr>
+          <w:lang w:val="ar_AE" w:bidi="ar_AE"/>
+        </w:rPr>
+      </w:r>
+      <w:r>
+        <w:rPr>
           <w:b/>
           <w:lang w:val="ar_AE" w:bidi="ar_AE"/>
         </w:rPr>
@@ -7984,6 +8880,22 @@
       </w:r>
       <w:r>
         <w:rPr>
+          <w:lang w:val="ar_AE" w:bidi="ar_AE"/>
+        </w:rPr>
+        <w:t>וַ⁠יַּעֲמֹ֥ד הַ⁠יָּ֖ם מִ⁠זַּעְפּֽ⁠וֹ</w:t>
+      </w:r>
+    </w:p>
+    <w:p>
+      <w:pPr>
+        <w:bidi/>
+      </w:pPr>
+      <w:r>
+        <w:rPr>
+          <w:lang w:val="ar_AE" w:bidi="ar_AE"/>
+        </w:rPr>
+      </w:r>
+      <w:r>
+        <w:rPr>
           <w:b/>
           <w:lang w:val="ar_AE" w:bidi="ar_AE"/>
         </w:rPr>
@@ -8089,6 +9001,22 @@
         <w:rPr>
           <w:lang w:val="ar_AE" w:bidi="ar_AE"/>
         </w:rPr>
+      </w:r>
+    </w:p>
+    <w:p>
+      <w:pPr>
+        <w:bidi/>
+      </w:pPr>
+      <w:r>
+        <w:rPr>
+          <w:lang w:val="ar_AE" w:bidi="ar_AE"/>
+        </w:rPr>
+      </w:r>
+      <w:r>
+        <w:rPr>
+          <w:lang w:val="ar_AE" w:bidi="ar_AE"/>
+        </w:rPr>
+        <w:t>וַ⁠יִּֽירְא֧וּ הָ⁠אֲנָשִׁ֛ים יִרְאָ֥ה גְדוֹלָ֖ה אֶת־יְהוָ֑ה</w:t>
       </w:r>
     </w:p>
     <w:p>
@@ -8212,6 +9140,22 @@
       </w:r>
       <w:r>
         <w:rPr>
+          <w:lang w:val="ar_AE" w:bidi="ar_AE"/>
+        </w:rPr>
+        <w:t>וַ⁠יִּֽזְבְּחוּ־זֶ֨בַח֙ לַֽ⁠יהוָ֔ה וַֽ⁠יִּדְּר֖וּ נְדָרִֽים</w:t>
+      </w:r>
+    </w:p>
+    <w:p>
+      <w:pPr>
+        <w:bidi/>
+      </w:pPr>
+      <w:r>
+        <w:rPr>
+          <w:lang w:val="ar_AE" w:bidi="ar_AE"/>
+        </w:rPr>
+      </w:r>
+      <w:r>
+        <w:rPr>
           <w:b/>
           <w:lang w:val="ar_AE" w:bidi="ar_AE"/>
         </w:rPr>
@@ -8354,6 +9298,22 @@
       </w:r>
       <w:r>
         <w:rPr>
+          <w:lang w:val="ar_AE" w:bidi="ar_AE"/>
+        </w:rPr>
+        <w:t>וַ⁠יְמַ֤ן יְהוָה֙ דָּ֣ג גָּד֔וֹל לִ⁠בְלֹ֖עַ אֶת־יוֹנָ֑ה וַ⁠יְהִ֤י יוֹנָה֙ בִּ⁠מְעֵ֣י הַ⁠דָּ֔ג שְׁלֹשָׁ֥ה יָמִ֖ים וּ⁠שְׁלֹשָׁ֥ה לֵילֽוֹת</w:t>
+      </w:r>
+    </w:p>
+    <w:p>
+      <w:pPr>
+        <w:bidi/>
+      </w:pPr>
+      <w:r>
+        <w:rPr>
+          <w:lang w:val="ar_AE" w:bidi="ar_AE"/>
+        </w:rPr>
+      </w:r>
+      <w:r>
+        <w:rPr>
           <w:b/>
           <w:lang w:val="ar_AE" w:bidi="ar_AE"/>
         </w:rPr>
@@ -8424,6 +9384,22 @@
       </w:r>
       <w:r>
         <w:rPr>
+          <w:lang w:val="ar_AE" w:bidi="ar_AE"/>
+        </w:rPr>
+        <w:t>וַ⁠יְמַ֤ן יְהוָה֙ דָּ֣ג גָּד֔וֹל לִ⁠בְלֹ֖עַ אֶת־יוֹנָ֑ה</w:t>
+      </w:r>
+    </w:p>
+    <w:p>
+      <w:pPr>
+        <w:bidi/>
+      </w:pPr>
+      <w:r>
+        <w:rPr>
+          <w:lang w:val="ar_AE" w:bidi="ar_AE"/>
+        </w:rPr>
+      </w:r>
+      <w:r>
+        <w:rPr>
           <w:b/>
           <w:lang w:val="ar_AE" w:bidi="ar_AE"/>
         </w:rPr>
@@ -8818,6 +9794,22 @@
       </w:r>
       <w:r>
         <w:rPr>
+          <w:lang w:val="ar_AE" w:bidi="ar_AE"/>
+        </w:rPr>
+        <w:t>יְהוָ֖ה אֱלֹהָ֑י⁠ו</w:t>
+      </w:r>
+    </w:p>
+    <w:p>
+      <w:pPr>
+        <w:bidi/>
+      </w:pPr>
+      <w:r>
+        <w:rPr>
+          <w:lang w:val="ar_AE" w:bidi="ar_AE"/>
+        </w:rPr>
+      </w:r>
+      <w:r>
+        <w:rPr>
           <w:b/>
           <w:lang w:val="ar_AE" w:bidi="ar_AE"/>
         </w:rPr>
@@ -8950,6 +9942,22 @@
       </w:r>
       <w:r>
         <w:rPr>
+          <w:lang w:val="ar_AE" w:bidi="ar_AE"/>
+        </w:rPr>
+        <w:t>וַ⁠יֹּ֗אמֶר</w:t>
+      </w:r>
+    </w:p>
+    <w:p>
+      <w:pPr>
+        <w:bidi/>
+      </w:pPr>
+      <w:r>
+        <w:rPr>
+          <w:lang w:val="ar_AE" w:bidi="ar_AE"/>
+        </w:rPr>
+      </w:r>
+      <w:r>
+        <w:rPr>
           <w:b/>
           <w:lang w:val="ar_AE" w:bidi="ar_AE"/>
         </w:rPr>
@@ -9034,6 +10042,22 @@
       </w:r>
       <w:r>
         <w:rPr>
+          <w:lang w:val="ar_AE" w:bidi="ar_AE"/>
+        </w:rPr>
+        <w:t>קָ֠רָאתִי מִ⁠צָּ֥רָה לִ֛⁠י אֶל־יְהוָ֖ה וַֽ⁠יַּעֲנֵ֑⁠נִי</w:t>
+      </w:r>
+    </w:p>
+    <w:p>
+      <w:pPr>
+        <w:bidi/>
+      </w:pPr>
+      <w:r>
+        <w:rPr>
+          <w:lang w:val="ar_AE" w:bidi="ar_AE"/>
+        </w:rPr>
+      </w:r>
+      <w:r>
+        <w:rPr>
           <w:b/>
           <w:lang w:val="ar_AE" w:bidi="ar_AE"/>
         </w:rPr>
@@ -9140,6 +10164,22 @@
       </w:r>
       <w:r>
         <w:rPr>
+          <w:lang w:val="ar_AE" w:bidi="ar_AE"/>
+        </w:rPr>
+        <w:t>קָ֠רָאתִי מִ⁠צָּ֥רָה לִ֛⁠י אֶל־יְהוָ֖ה וַֽ⁠יַּעֲנֵ֑⁠נִי</w:t>
+      </w:r>
+    </w:p>
+    <w:p>
+      <w:pPr>
+        <w:bidi/>
+      </w:pPr>
+      <w:r>
+        <w:rPr>
+          <w:lang w:val="ar_AE" w:bidi="ar_AE"/>
+        </w:rPr>
+      </w:r>
+      <w:r>
+        <w:rPr>
           <w:b/>
           <w:lang w:val="ar_AE" w:bidi="ar_AE"/>
         </w:rPr>
@@ -9244,6 +10284,22 @@
       </w:r>
       <w:r>
         <w:rPr>
+          <w:lang w:val="ar_AE" w:bidi="ar_AE"/>
+        </w:rPr>
+        <w:t>וַֽ⁠יַּעֲנֵ֑⁠נִי</w:t>
+      </w:r>
+    </w:p>
+    <w:p>
+      <w:pPr>
+        <w:bidi/>
+      </w:pPr>
+      <w:r>
+        <w:rPr>
+          <w:lang w:val="ar_AE" w:bidi="ar_AE"/>
+        </w:rPr>
+      </w:r>
+      <w:r>
+        <w:rPr>
           <w:b/>
           <w:lang w:val="ar_AE" w:bidi="ar_AE"/>
         </w:rPr>
@@ -9350,6 +10406,22 @@
       </w:r>
       <w:r>
         <w:rPr>
+          <w:lang w:val="ar_AE" w:bidi="ar_AE"/>
+        </w:rPr>
+        <w:t>מִ⁠בֶּ֧טֶן שְׁא֛וֹל</w:t>
+      </w:r>
+    </w:p>
+    <w:p>
+      <w:pPr>
+        <w:bidi/>
+      </w:pPr>
+      <w:r>
+        <w:rPr>
+          <w:lang w:val="ar_AE" w:bidi="ar_AE"/>
+        </w:rPr>
+      </w:r>
+      <w:r>
+        <w:rPr>
           <w:b/>
           <w:lang w:val="ar_AE" w:bidi="ar_AE"/>
         </w:rPr>
@@ -9481,6 +10553,22 @@
       </w:r>
       <w:r>
         <w:rPr>
+          <w:lang w:val="ar_AE" w:bidi="ar_AE"/>
+        </w:rPr>
+        <w:t>שְׁא֛וֹל</w:t>
+      </w:r>
+    </w:p>
+    <w:p>
+      <w:pPr>
+        <w:bidi/>
+      </w:pPr>
+      <w:r>
+        <w:rPr>
+          <w:lang w:val="ar_AE" w:bidi="ar_AE"/>
+        </w:rPr>
+      </w:r>
+      <w:r>
+        <w:rPr>
           <w:b/>
           <w:lang w:val="ar_AE" w:bidi="ar_AE"/>
         </w:rPr>
@@ -9584,6 +10672,22 @@
       </w:r>
       <w:r>
         <w:rPr>
+          <w:lang w:val="ar_AE" w:bidi="ar_AE"/>
+        </w:rPr>
+        <w:t>שָׁמַ֥עְתָּ קוֹלִֽ⁠י</w:t>
+      </w:r>
+    </w:p>
+    <w:p>
+      <w:pPr>
+        <w:bidi/>
+      </w:pPr>
+      <w:r>
+        <w:rPr>
+          <w:lang w:val="ar_AE" w:bidi="ar_AE"/>
+        </w:rPr>
+      </w:r>
+      <w:r>
+        <w:rPr>
           <w:b/>
           <w:lang w:val="ar_AE" w:bidi="ar_AE"/>
         </w:rPr>
@@ -9715,6 +10819,22 @@
       </w:r>
       <w:r>
         <w:rPr>
+          <w:lang w:val="ar_AE" w:bidi="ar_AE"/>
+        </w:rPr>
+        <w:t>קָ֠רָאתִי מִ⁠צָּ֥רָה לִ֛⁠י אֶל־יְהוָ֖ה וַֽ⁠יַּעֲנֵ֑⁠נִי מִ⁠בֶּ֧טֶן שְׁא֛וֹל שִׁוַּ֖עְתִּי שָׁמַ֥עְתָּ קוֹלִֽ⁠י</w:t>
+      </w:r>
+    </w:p>
+    <w:p>
+      <w:pPr>
+        <w:bidi/>
+      </w:pPr>
+      <w:r>
+        <w:rPr>
+          <w:lang w:val="ar_AE" w:bidi="ar_AE"/>
+        </w:rPr>
+      </w:r>
+      <w:r>
+        <w:rPr>
           <w:b/>
           <w:lang w:val="ar_AE" w:bidi="ar_AE"/>
         </w:rPr>
@@ -9807,6 +10927,22 @@
       </w:r>
       <w:r>
         <w:rPr>
+          <w:lang w:val="ar_AE" w:bidi="ar_AE"/>
+        </w:rPr>
+        <w:t>בִּ⁠לְבַ֣ב יַמִּ֔ים</w:t>
+      </w:r>
+    </w:p>
+    <w:p>
+      <w:pPr>
+        <w:bidi/>
+      </w:pPr>
+      <w:r>
+        <w:rPr>
+          <w:lang w:val="ar_AE" w:bidi="ar_AE"/>
+        </w:rPr>
+      </w:r>
+      <w:r>
+        <w:rPr>
           <w:b/>
           <w:lang w:val="ar_AE" w:bidi="ar_AE"/>
         </w:rPr>
@@ -9939,6 +11075,22 @@
       </w:r>
       <w:r>
         <w:rPr>
+          <w:lang w:val="ar_AE" w:bidi="ar_AE"/>
+        </w:rPr>
+        <w:t>וְ⁠נָהָ֖ר יְסֹבְבֵ֑⁠נִי</w:t>
+      </w:r>
+    </w:p>
+    <w:p>
+      <w:pPr>
+        <w:bidi/>
+      </w:pPr>
+      <w:r>
+        <w:rPr>
+          <w:lang w:val="ar_AE" w:bidi="ar_AE"/>
+        </w:rPr>
+      </w:r>
+      <w:r>
+        <w:rPr>
           <w:b/>
           <w:lang w:val="ar_AE" w:bidi="ar_AE"/>
         </w:rPr>
@@ -10023,6 +11175,22 @@
       </w:r>
       <w:r>
         <w:rPr>
+          <w:lang w:val="ar_AE" w:bidi="ar_AE"/>
+        </w:rPr>
+        <w:t>מִשְׁבָּרֶ֥י⁠ךָ וְ⁠גַלֶּ֖י⁠ךָ</w:t>
+      </w:r>
+    </w:p>
+    <w:p>
+      <w:pPr>
+        <w:bidi/>
+      </w:pPr>
+      <w:r>
+        <w:rPr>
+          <w:lang w:val="ar_AE" w:bidi="ar_AE"/>
+        </w:rPr>
+      </w:r>
+      <w:r>
+        <w:rPr>
           <w:b/>
           <w:lang w:val="ar_AE" w:bidi="ar_AE"/>
         </w:rPr>
@@ -10155,6 +11323,22 @@
       </w:r>
       <w:r>
         <w:rPr>
+          <w:lang w:val="ar_AE" w:bidi="ar_AE"/>
+        </w:rPr>
+        <w:t>יַמִּ֔ים</w:t>
+      </w:r>
+    </w:p>
+    <w:p>
+      <w:pPr>
+        <w:bidi/>
+      </w:pPr>
+      <w:r>
+        <w:rPr>
+          <w:lang w:val="ar_AE" w:bidi="ar_AE"/>
+        </w:rPr>
+      </w:r>
+      <w:r>
+        <w:rPr>
           <w:b/>
           <w:lang w:val="ar_AE" w:bidi="ar_AE"/>
         </w:rPr>
@@ -10274,6 +11458,22 @@
       </w:r>
       <w:r>
         <w:rPr>
+          <w:lang w:val="ar_AE" w:bidi="ar_AE"/>
+        </w:rPr>
+        <w:t>מִשְׁבָּרֶ֥י⁠ךָ וְ⁠גַלֶּ֖י⁠ךָ</w:t>
+      </w:r>
+    </w:p>
+    <w:p>
+      <w:pPr>
+        <w:bidi/>
+      </w:pPr>
+      <w:r>
+        <w:rPr>
+          <w:lang w:val="ar_AE" w:bidi="ar_AE"/>
+        </w:rPr>
+      </w:r>
+      <w:r>
+        <w:rPr>
           <w:b/>
           <w:lang w:val="ar_AE" w:bidi="ar_AE"/>
         </w:rPr>
@@ -10379,6 +11579,22 @@
       </w:r>
       <w:r>
         <w:rPr>
+          <w:lang w:val="ar_AE" w:bidi="ar_AE"/>
+        </w:rPr>
+        <w:t>וַ⁠אֲנִ֣י</w:t>
+      </w:r>
+    </w:p>
+    <w:p>
+      <w:pPr>
+        <w:bidi/>
+      </w:pPr>
+      <w:r>
+        <w:rPr>
+          <w:lang w:val="ar_AE" w:bidi="ar_AE"/>
+        </w:rPr>
+      </w:r>
+      <w:r>
+        <w:rPr>
           <w:b/>
           <w:lang w:val="ar_AE" w:bidi="ar_AE"/>
         </w:rPr>
@@ -10498,6 +11714,22 @@
       </w:r>
       <w:r>
         <w:rPr>
+          <w:lang w:val="ar_AE" w:bidi="ar_AE"/>
+        </w:rPr>
+        <w:t>נִגְרַ֖שְׁתִּי</w:t>
+      </w:r>
+    </w:p>
+    <w:p>
+      <w:pPr>
+        <w:bidi/>
+      </w:pPr>
+      <w:r>
+        <w:rPr>
+          <w:lang w:val="ar_AE" w:bidi="ar_AE"/>
+        </w:rPr>
+      </w:r>
+      <w:r>
+        <w:rPr>
           <w:b/>
           <w:lang w:val="ar_AE" w:bidi="ar_AE"/>
         </w:rPr>
@@ -10604,6 +11836,22 @@
       </w:r>
       <w:r>
         <w:rPr>
+          <w:lang w:val="ar_AE" w:bidi="ar_AE"/>
+        </w:rPr>
+        <w:t>מִ⁠נֶּ֣גֶד עֵינֶ֑י⁠ךָ</w:t>
+      </w:r>
+    </w:p>
+    <w:p>
+      <w:pPr>
+        <w:bidi/>
+      </w:pPr>
+      <w:r>
+        <w:rPr>
+          <w:lang w:val="ar_AE" w:bidi="ar_AE"/>
+        </w:rPr>
+      </w:r>
+      <w:r>
+        <w:rPr>
           <w:b/>
           <w:lang w:val="ar_AE" w:bidi="ar_AE"/>
         </w:rPr>
@@ -10723,6 +11971,22 @@
       </w:r>
       <w:r>
         <w:rPr>
+          <w:lang w:val="ar_AE" w:bidi="ar_AE"/>
+        </w:rPr>
+        <w:t>אַ֚ךְ</w:t>
+      </w:r>
+    </w:p>
+    <w:p>
+      <w:pPr>
+        <w:bidi/>
+      </w:pPr>
+      <w:r>
+        <w:rPr>
+          <w:lang w:val="ar_AE" w:bidi="ar_AE"/>
+        </w:rPr>
+      </w:r>
+      <w:r>
+        <w:rPr>
           <w:b/>
           <w:lang w:val="ar_AE" w:bidi="ar_AE"/>
         </w:rPr>
@@ -10842,6 +12106,22 @@
       </w:r>
       <w:r>
         <w:rPr>
+          <w:lang w:val="ar_AE" w:bidi="ar_AE"/>
+        </w:rPr>
+        <w:t>אֲפָפ֤וּ⁠נִי מַ֨יִם֙ עַד־נֶ֔פֶשׁ תְּה֖וֹם יְסֹבְבֵ֑⁠נִי</w:t>
+      </w:r>
+    </w:p>
+    <w:p>
+      <w:pPr>
+        <w:bidi/>
+      </w:pPr>
+      <w:r>
+        <w:rPr>
+          <w:lang w:val="ar_AE" w:bidi="ar_AE"/>
+        </w:rPr>
+      </w:r>
+      <w:r>
+        <w:rPr>
           <w:b/>
           <w:lang w:val="ar_AE" w:bidi="ar_AE"/>
         </w:rPr>
@@ -11032,6 +12312,22 @@
       </w:r>
       <w:r>
         <w:rPr>
+          <w:lang w:val="ar_AE" w:bidi="ar_AE"/>
+        </w:rPr>
+        <w:t>עַד־נֶ֔פֶשׁ</w:t>
+      </w:r>
+    </w:p>
+    <w:p>
+      <w:pPr>
+        <w:bidi/>
+      </w:pPr>
+      <w:r>
+        <w:rPr>
+          <w:lang w:val="ar_AE" w:bidi="ar_AE"/>
+        </w:rPr>
+      </w:r>
+      <w:r>
+        <w:rPr>
           <w:b/>
           <w:lang w:val="ar_AE" w:bidi="ar_AE"/>
         </w:rPr>
@@ -11139,6 +12435,22 @@
       </w:r>
       <w:r>
         <w:rPr>
+          <w:lang w:val="ar_AE" w:bidi="ar_AE"/>
+        </w:rPr>
+        <w:t>תְּה֖וֹם יְסֹבְבֵ֑⁠נִי</w:t>
+      </w:r>
+    </w:p>
+    <w:p>
+      <w:pPr>
+        <w:bidi/>
+      </w:pPr>
+      <w:r>
+        <w:rPr>
+          <w:lang w:val="ar_AE" w:bidi="ar_AE"/>
+        </w:rPr>
+      </w:r>
+      <w:r>
+        <w:rPr>
           <w:b/>
           <w:lang w:val="ar_AE" w:bidi="ar_AE"/>
         </w:rPr>
@@ -11223,6 +12535,22 @@
       </w:r>
       <w:r>
         <w:rPr>
+          <w:lang w:val="ar_AE" w:bidi="ar_AE"/>
+        </w:rPr>
+        <w:t>ס֖וּף</w:t>
+      </w:r>
+    </w:p>
+    <w:p>
+      <w:pPr>
+        <w:bidi/>
+      </w:pPr>
+      <w:r>
+        <w:rPr>
+          <w:lang w:val="ar_AE" w:bidi="ar_AE"/>
+        </w:rPr>
+      </w:r>
+      <w:r>
+        <w:rPr>
           <w:b/>
           <w:lang w:val="ar_AE" w:bidi="ar_AE"/>
         </w:rPr>
@@ -11329,6 +12657,22 @@
       </w:r>
       <w:r>
         <w:rPr>
+          <w:lang w:val="ar_AE" w:bidi="ar_AE"/>
+        </w:rPr>
+        <w:t>הָ⁠אָ֛רֶץ בְּרִחֶ֥י⁠הָ בַעֲדִ֖⁠י לְ⁠עוֹלָ֑ם</w:t>
+      </w:r>
+    </w:p>
+    <w:p>
+      <w:pPr>
+        <w:bidi/>
+      </w:pPr>
+      <w:r>
+        <w:rPr>
+          <w:lang w:val="ar_AE" w:bidi="ar_AE"/>
+        </w:rPr>
+      </w:r>
+      <w:r>
+        <w:rPr>
           <w:b/>
           <w:lang w:val="ar_AE" w:bidi="ar_AE"/>
         </w:rPr>
@@ -11461,6 +12805,22 @@
       </w:r>
       <w:r>
         <w:rPr>
+          <w:lang w:val="ar_AE" w:bidi="ar_AE"/>
+        </w:rPr>
+        <w:t>וַ⁠תַּ֧עַל מִ⁠שַּׁ֛חַת חַיַּ֖⁠י</w:t>
+      </w:r>
+    </w:p>
+    <w:p>
+      <w:pPr>
+        <w:bidi/>
+      </w:pPr>
+      <w:r>
+        <w:rPr>
+          <w:lang w:val="ar_AE" w:bidi="ar_AE"/>
+        </w:rPr>
+      </w:r>
+      <w:r>
+        <w:rPr>
           <w:b/>
           <w:lang w:val="ar_AE" w:bidi="ar_AE"/>
         </w:rPr>
@@ -11580,6 +12940,22 @@
       </w:r>
       <w:r>
         <w:rPr>
+          <w:lang w:val="ar_AE" w:bidi="ar_AE"/>
+        </w:rPr>
+        <w:t>יְהוָ֥ה אֱלֹהָֽ⁠י</w:t>
+      </w:r>
+    </w:p>
+    <w:p>
+      <w:pPr>
+        <w:bidi/>
+      </w:pPr>
+      <w:r>
+        <w:rPr>
+          <w:lang w:val="ar_AE" w:bidi="ar_AE"/>
+        </w:rPr>
+      </w:r>
+      <w:r>
+        <w:rPr>
           <w:b/>
           <w:lang w:val="ar_AE" w:bidi="ar_AE"/>
         </w:rPr>
@@ -11698,6 +13074,22 @@
       </w:r>
       <w:r>
         <w:rPr>
+          <w:lang w:val="ar_AE" w:bidi="ar_AE"/>
+        </w:rPr>
+        <w:t>חַיַּ֖⁠י</w:t>
+      </w:r>
+    </w:p>
+    <w:p>
+      <w:pPr>
+        <w:bidi/>
+      </w:pPr>
+      <w:r>
+        <w:rPr>
+          <w:lang w:val="ar_AE" w:bidi="ar_AE"/>
+        </w:rPr>
+      </w:r>
+      <w:r>
+        <w:rPr>
           <w:b/>
           <w:lang w:val="ar_AE" w:bidi="ar_AE"/>
         </w:rPr>
@@ -11817,6 +13209,22 @@
       </w:r>
       <w:r>
         <w:rPr>
+          <w:lang w:val="ar_AE" w:bidi="ar_AE"/>
+        </w:rPr>
+        <w:t>אֱלֹהָֽ⁠י</w:t>
+      </w:r>
+    </w:p>
+    <w:p>
+      <w:pPr>
+        <w:bidi/>
+      </w:pPr>
+      <w:r>
+        <w:rPr>
+          <w:lang w:val="ar_AE" w:bidi="ar_AE"/>
+        </w:rPr>
+      </w:r>
+      <w:r>
+        <w:rPr>
           <w:b/>
           <w:lang w:val="ar_AE" w:bidi="ar_AE"/>
         </w:rPr>
@@ -11922,6 +13330,22 @@
       </w:r>
       <w:r>
         <w:rPr>
+          <w:lang w:val="ar_AE" w:bidi="ar_AE"/>
+        </w:rPr>
+        <w:t>בְּ⁠הִתְעַטֵּ֤ף עָלַ⁠י֙ נַפְשִׁ֔⁠י</w:t>
+      </w:r>
+    </w:p>
+    <w:p>
+      <w:pPr>
+        <w:bidi/>
+      </w:pPr>
+      <w:r>
+        <w:rPr>
+          <w:lang w:val="ar_AE" w:bidi="ar_AE"/>
+        </w:rPr>
+      </w:r>
+      <w:r>
+        <w:rPr>
           <w:b/>
           <w:lang w:val="ar_AE" w:bidi="ar_AE"/>
         </w:rPr>
@@ -12028,6 +13452,22 @@
       </w:r>
       <w:r>
         <w:rPr>
+          <w:lang w:val="ar_AE" w:bidi="ar_AE"/>
+        </w:rPr>
+        <w:t>אֶת־יְהוָ֖ה זָכָ֑רְתִּי</w:t>
+      </w:r>
+    </w:p>
+    <w:p>
+      <w:pPr>
+        <w:bidi/>
+      </w:pPr>
+      <w:r>
+        <w:rPr>
+          <w:lang w:val="ar_AE" w:bidi="ar_AE"/>
+        </w:rPr>
+      </w:r>
+      <w:r>
+        <w:rPr>
           <w:b/>
           <w:lang w:val="ar_AE" w:bidi="ar_AE"/>
         </w:rPr>
@@ -12147,6 +13587,22 @@
       </w:r>
       <w:r>
         <w:rPr>
+          <w:lang w:val="ar_AE" w:bidi="ar_AE"/>
+        </w:rPr>
+        <w:t>וַ⁠תָּב֤וֹא אֵלֶ֨י⁠ךָ֙ תְּפִלָּתִ֔⁠י אֶל־הֵיכַ֖ל קָדְשֶֽׁ⁠ךָ</w:t>
+      </w:r>
+    </w:p>
+    <w:p>
+      <w:pPr>
+        <w:bidi/>
+      </w:pPr>
+      <w:r>
+        <w:rPr>
+          <w:lang w:val="ar_AE" w:bidi="ar_AE"/>
+        </w:rPr>
+      </w:r>
+      <w:r>
+        <w:rPr>
           <w:b/>
           <w:lang w:val="ar_AE" w:bidi="ar_AE"/>
         </w:rPr>
@@ -12266,6 +13722,22 @@
       </w:r>
       <w:r>
         <w:rPr>
+          <w:lang w:val="ar_AE" w:bidi="ar_AE"/>
+        </w:rPr>
+        <w:t>אֶת־יְהוָ֖ה זָכָ֑רְתִּי</w:t>
+      </w:r>
+    </w:p>
+    <w:p>
+      <w:pPr>
+        <w:bidi/>
+      </w:pPr>
+      <w:r>
+        <w:rPr>
+          <w:lang w:val="ar_AE" w:bidi="ar_AE"/>
+        </w:rPr>
+      </w:r>
+      <w:r>
+        <w:rPr>
           <w:b/>
           <w:lang w:val="ar_AE" w:bidi="ar_AE"/>
         </w:rPr>
@@ -12372,6 +13844,22 @@
       </w:r>
       <w:r>
         <w:rPr>
+          <w:lang w:val="ar_AE" w:bidi="ar_AE"/>
+        </w:rPr>
+        <w:t>מְשַׁמְּרִ֖ים הַבְלֵי־שָׁ֑וְא</w:t>
+      </w:r>
+    </w:p>
+    <w:p>
+      <w:pPr>
+        <w:bidi/>
+      </w:pPr>
+      <w:r>
+        <w:rPr>
+          <w:lang w:val="ar_AE" w:bidi="ar_AE"/>
+        </w:rPr>
+      </w:r>
+      <w:r>
+        <w:rPr>
           <w:b/>
           <w:lang w:val="ar_AE" w:bidi="ar_AE"/>
         </w:rPr>
@@ -12491,6 +13979,22 @@
       </w:r>
       <w:r>
         <w:rPr>
+          <w:lang w:val="ar_AE" w:bidi="ar_AE"/>
+        </w:rPr>
+        <w:t>חַסְדָּ֖⁠ם יַעֲזֹֽבוּ</w:t>
+      </w:r>
+    </w:p>
+    <w:p>
+      <w:pPr>
+        <w:bidi/>
+      </w:pPr>
+      <w:r>
+        <w:rPr>
+          <w:lang w:val="ar_AE" w:bidi="ar_AE"/>
+        </w:rPr>
+      </w:r>
+      <w:r>
+        <w:rPr>
           <w:b/>
           <w:lang w:val="ar_AE" w:bidi="ar_AE"/>
         </w:rPr>
@@ -12610,6 +14114,22 @@
       </w:r>
       <w:r>
         <w:rPr>
+          <w:lang w:val="ar_AE" w:bidi="ar_AE"/>
+        </w:rPr>
+        <w:t>וַ⁠אֲנִ֗י</w:t>
+      </w:r>
+    </w:p>
+    <w:p>
+      <w:pPr>
+        <w:bidi/>
+      </w:pPr>
+      <w:r>
+        <w:rPr>
+          <w:lang w:val="ar_AE" w:bidi="ar_AE"/>
+        </w:rPr>
+      </w:r>
+      <w:r>
+        <w:rPr>
           <w:b/>
           <w:lang w:val="ar_AE" w:bidi="ar_AE"/>
         </w:rPr>
@@ -12716,6 +14236,22 @@
       </w:r>
       <w:r>
         <w:rPr>
+          <w:lang w:val="ar_AE" w:bidi="ar_AE"/>
+        </w:rPr>
+        <w:t>בְּ⁠ק֤וֹל תּוֹדָה֙</w:t>
+      </w:r>
+    </w:p>
+    <w:p>
+      <w:pPr>
+        <w:bidi/>
+      </w:pPr>
+      <w:r>
+        <w:rPr>
+          <w:lang w:val="ar_AE" w:bidi="ar_AE"/>
+        </w:rPr>
+      </w:r>
+      <w:r>
+        <w:rPr>
           <w:b/>
           <w:lang w:val="ar_AE" w:bidi="ar_AE"/>
         </w:rPr>
@@ -12835,6 +14371,22 @@
       </w:r>
       <w:r>
         <w:rPr>
+          <w:lang w:val="ar_AE" w:bidi="ar_AE"/>
+        </w:rPr>
+        <w:t>יְשׁוּעָ֖תָ⁠ה לַ⁠יהוָֽה</w:t>
+      </w:r>
+    </w:p>
+    <w:p>
+      <w:pPr>
+        <w:bidi/>
+      </w:pPr>
+      <w:r>
+        <w:rPr>
+          <w:lang w:val="ar_AE" w:bidi="ar_AE"/>
+        </w:rPr>
+      </w:r>
+      <w:r>
+        <w:rPr>
           <w:b/>
           <w:lang w:val="ar_AE" w:bidi="ar_AE"/>
         </w:rPr>
@@ -12954,6 +14506,22 @@
       </w:r>
       <w:r>
         <w:rPr>
+          <w:lang w:val="ar_AE" w:bidi="ar_AE"/>
+        </w:rPr>
+        <w:t>יְשׁוּעָ֖תָ⁠ה לַ⁠יהוָֽה</w:t>
+      </w:r>
+    </w:p>
+    <w:p>
+      <w:pPr>
+        <w:bidi/>
+      </w:pPr>
+      <w:r>
+        <w:rPr>
+          <w:lang w:val="ar_AE" w:bidi="ar_AE"/>
+        </w:rPr>
+      </w:r>
+      <w:r>
+        <w:rPr>
           <w:b/>
           <w:lang w:val="ar_AE" w:bidi="ar_AE"/>
         </w:rPr>
@@ -13046,6 +14614,22 @@
         <w:rPr>
           <w:lang w:val="ar_AE" w:bidi="ar_AE"/>
         </w:rPr>
+      </w:r>
+    </w:p>
+    <w:p>
+      <w:pPr>
+        <w:bidi/>
+      </w:pPr>
+      <w:r>
+        <w:rPr>
+          <w:lang w:val="ar_AE" w:bidi="ar_AE"/>
+        </w:rPr>
+      </w:r>
+      <w:r>
+        <w:rPr>
+          <w:lang w:val="ar_AE" w:bidi="ar_AE"/>
+        </w:rPr>
+        <w:t>יְשׁוּעָ֖תָ⁠ה לַ⁠יהוָֽה</w:t>
       </w:r>
     </w:p>
     <w:p>
@@ -13181,6 +14765,22 @@
       </w:r>
       <w:r>
         <w:rPr>
+          <w:lang w:val="ar_AE" w:bidi="ar_AE"/>
+        </w:rPr>
+        <w:t>אֶל־הַ⁠יַּבָּשָֽׁה</w:t>
+      </w:r>
+    </w:p>
+    <w:p>
+      <w:pPr>
+        <w:bidi/>
+      </w:pPr>
+      <w:r>
+        <w:rPr>
+          <w:lang w:val="ar_AE" w:bidi="ar_AE"/>
+        </w:rPr>
+      </w:r>
+      <w:r>
+        <w:rPr>
           <w:b/>
           <w:lang w:val="ar_AE" w:bidi="ar_AE"/>
         </w:rPr>
@@ -13287,6 +14887,22 @@
       </w:r>
       <w:r>
         <w:rPr>
+          <w:lang w:val="ar_AE" w:bidi="ar_AE"/>
+        </w:rPr>
+        <w:t>וַ⁠יֹּ֥אמֶר יְהוָ֖ה לַ⁠דָּ֑ג</w:t>
+      </w:r>
+    </w:p>
+    <w:p>
+      <w:pPr>
+        <w:bidi/>
+      </w:pPr>
+      <w:r>
+        <w:rPr>
+          <w:lang w:val="ar_AE" w:bidi="ar_AE"/>
+        </w:rPr>
+      </w:r>
+      <w:r>
+        <w:rPr>
           <w:b/>
           <w:lang w:val="ar_AE" w:bidi="ar_AE"/>
         </w:rPr>
@@ -13432,6 +15048,22 @@
       </w:r>
       <w:r>
         <w:rPr>
+          <w:lang w:val="ar_AE" w:bidi="ar_AE"/>
+        </w:rPr>
+        <w:t>וַ⁠יֹּ֥אמֶר יְהוָ֖ה לַ⁠דָּ֑ג</w:t>
+      </w:r>
+    </w:p>
+    <w:p>
+      <w:pPr>
+        <w:bidi/>
+      </w:pPr>
+      <w:r>
+        <w:rPr>
+          <w:lang w:val="ar_AE" w:bidi="ar_AE"/>
+        </w:rPr>
+      </w:r>
+      <w:r>
+        <w:rPr>
           <w:b/>
           <w:lang w:val="ar_AE" w:bidi="ar_AE"/>
         </w:rPr>
@@ -13800,6 +15432,22 @@
         <w:rPr>
           <w:lang w:val="ar_AE" w:bidi="ar_AE"/>
         </w:rPr>
+      </w:r>
+    </w:p>
+    <w:p>
+      <w:pPr>
+        <w:bidi/>
+      </w:pPr>
+      <w:r>
+        <w:rPr>
+          <w:lang w:val="ar_AE" w:bidi="ar_AE"/>
+        </w:rPr>
+      </w:r>
+      <w:r>
+        <w:rPr>
+          <w:lang w:val="ar_AE" w:bidi="ar_AE"/>
+        </w:rPr>
+        <w:t>וַ⁠יְהִ֧י דְבַר־יְהוָ֛ה</w:t>
       </w:r>
     </w:p>
     <w:p>
@@ -13937,6 +15585,22 @@
       </w:r>
       <w:r>
         <w:rPr>
+          <w:lang w:val="ar_AE" w:bidi="ar_AE"/>
+        </w:rPr>
+        <w:t>וַ⁠יְהִ֧י דְבַר־יְהוָ֛ה</w:t>
+      </w:r>
+    </w:p>
+    <w:p>
+      <w:pPr>
+        <w:bidi/>
+      </w:pPr>
+      <w:r>
+        <w:rPr>
+          <w:lang w:val="ar_AE" w:bidi="ar_AE"/>
+        </w:rPr>
+      </w:r>
+      <w:r>
+        <w:rPr>
           <w:b/>
           <w:lang w:val="ar_AE" w:bidi="ar_AE"/>
         </w:rPr>
@@ -14061,6 +15725,22 @@
       </w:r>
       <w:r>
         <w:rPr>
+          <w:lang w:val="ar_AE" w:bidi="ar_AE"/>
+        </w:rPr>
+        <w:t>הָ⁠עִ֣יר הַ⁠גְּדוֹלָ֑ה</w:t>
+      </w:r>
+    </w:p>
+    <w:p>
+      <w:pPr>
+        <w:bidi/>
+      </w:pPr>
+      <w:r>
+        <w:rPr>
+          <w:lang w:val="ar_AE" w:bidi="ar_AE"/>
+        </w:rPr>
+      </w:r>
+      <w:r>
+        <w:rPr>
           <w:b/>
           <w:lang w:val="ar_AE" w:bidi="ar_AE"/>
         </w:rPr>
@@ -14198,6 +15878,22 @@
       </w:r>
       <w:r>
         <w:rPr>
+          <w:lang w:val="ar_AE" w:bidi="ar_AE"/>
+        </w:rPr>
+        <w:t>ק֛וּם</w:t>
+      </w:r>
+    </w:p>
+    <w:p>
+      <w:pPr>
+        <w:bidi/>
+      </w:pPr>
+      <w:r>
+        <w:rPr>
+          <w:lang w:val="ar_AE" w:bidi="ar_AE"/>
+        </w:rPr>
+      </w:r>
+      <w:r>
+        <w:rPr>
           <w:b/>
           <w:lang w:val="ar_AE" w:bidi="ar_AE"/>
         </w:rPr>
@@ -14353,6 +16049,22 @@
       </w:r>
       <w:r>
         <w:rPr>
+          <w:lang w:val="ar_AE" w:bidi="ar_AE"/>
+        </w:rPr>
+        <w:t>וִּ⁠קְרָ֤א אֵלֶ֨י⁠הָ֙ אֶת־הַ⁠קְּרִיאָ֔ה אֲשֶׁ֥ר אָנֹכִ֖י דֹּבֵ֥ר אֵלֶֽי⁠ךָ</w:t>
+      </w:r>
+    </w:p>
+    <w:p>
+      <w:pPr>
+        <w:bidi/>
+      </w:pPr>
+      <w:r>
+        <w:rPr>
+          <w:lang w:val="ar_AE" w:bidi="ar_AE"/>
+        </w:rPr>
+      </w:r>
+      <w:r>
+        <w:rPr>
           <w:b/>
           <w:lang w:val="ar_AE" w:bidi="ar_AE"/>
         </w:rPr>
@@ -14459,6 +16171,22 @@
         <w:rPr>
           <w:lang w:val="ar_AE" w:bidi="ar_AE"/>
         </w:rPr>
+      </w:r>
+    </w:p>
+    <w:p>
+      <w:pPr>
+        <w:bidi/>
+      </w:pPr>
+      <w:r>
+        <w:rPr>
+          <w:lang w:val="ar_AE" w:bidi="ar_AE"/>
+        </w:rPr>
+      </w:r>
+      <w:r>
+        <w:rPr>
+          <w:lang w:val="ar_AE" w:bidi="ar_AE"/>
+        </w:rPr>
+        <w:t>וַ⁠יָּ֣קָם יוֹנָ֗ה וַ⁠יֵּ֛לֶךְ אֶל־נִֽינְוֶ֖ה כִּ⁠דְבַ֣ר יְהוָ֑ה</w:t>
       </w:r>
     </w:p>
     <w:p>
@@ -14595,6 +16323,22 @@
       </w:r>
       <w:r>
         <w:rPr>
+          <w:lang w:val="ar_AE" w:bidi="ar_AE"/>
+        </w:rPr>
+        <w:t>כִּ⁠דְבַ֣ר יְהוָ֑ה</w:t>
+      </w:r>
+    </w:p>
+    <w:p>
+      <w:pPr>
+        <w:bidi/>
+      </w:pPr>
+      <w:r>
+        <w:rPr>
+          <w:lang w:val="ar_AE" w:bidi="ar_AE"/>
+        </w:rPr>
+      </w:r>
+      <w:r>
+        <w:rPr>
           <w:b/>
           <w:lang w:val="ar_AE" w:bidi="ar_AE"/>
         </w:rPr>
@@ -14714,6 +16458,22 @@
       </w:r>
       <w:r>
         <w:rPr>
+          <w:lang w:val="ar_AE" w:bidi="ar_AE"/>
+        </w:rPr>
+        <w:t>וְ⁠נִֽינְוֵ֗ה הָיְתָ֤ה עִיר־גְּדוֹלָה֙ לֵֽ⁠אלֹהִ֔ים מַהֲלַ֖ךְ שְׁלֹ֥שֶׁת יָמִֽים</w:t>
+      </w:r>
+    </w:p>
+    <w:p>
+      <w:pPr>
+        <w:bidi/>
+      </w:pPr>
+      <w:r>
+        <w:rPr>
+          <w:lang w:val="ar_AE" w:bidi="ar_AE"/>
+        </w:rPr>
+      </w:r>
+      <w:r>
+        <w:rPr>
           <w:b/>
           <w:lang w:val="ar_AE" w:bidi="ar_AE"/>
         </w:rPr>
@@ -14833,6 +16593,22 @@
       </w:r>
       <w:r>
         <w:rPr>
+          <w:lang w:val="ar_AE" w:bidi="ar_AE"/>
+        </w:rPr>
+        <w:t>עִיר־גְּדוֹלָה֙ לֵֽ⁠אלֹהִ֔ים</w:t>
+      </w:r>
+    </w:p>
+    <w:p>
+      <w:pPr>
+        <w:bidi/>
+      </w:pPr>
+      <w:r>
+        <w:rPr>
+          <w:lang w:val="ar_AE" w:bidi="ar_AE"/>
+        </w:rPr>
+      </w:r>
+      <w:r>
+        <w:rPr>
           <w:b/>
           <w:lang w:val="ar_AE" w:bidi="ar_AE"/>
         </w:rPr>
@@ -14978,6 +16754,22 @@
       </w:r>
       <w:r>
         <w:rPr>
+          <w:lang w:val="ar_AE" w:bidi="ar_AE"/>
+        </w:rPr>
+        <w:t>מַהֲלַ֖ךְ שְׁלֹ֥שֶׁת יָמִֽים</w:t>
+      </w:r>
+    </w:p>
+    <w:p>
+      <w:pPr>
+        <w:bidi/>
+      </w:pPr>
+      <w:r>
+        <w:rPr>
+          <w:lang w:val="ar_AE" w:bidi="ar_AE"/>
+        </w:rPr>
+      </w:r>
+      <w:r>
+        <w:rPr>
           <w:b/>
           <w:lang w:val="ar_AE" w:bidi="ar_AE"/>
         </w:rPr>
@@ -15084,6 +16876,22 @@
       </w:r>
       <w:r>
         <w:rPr>
+          <w:lang w:val="ar_AE" w:bidi="ar_AE"/>
+        </w:rPr>
+        <w:t>וַ⁠יָּ֤חֶל יוֹנָה֙ לָ⁠ב֣וֹא בָ⁠עִ֔יר מַהֲלַ֖ךְ י֣וֹם אֶחָ֑ד וַ⁠יִּקְרָא֙</w:t>
+      </w:r>
+    </w:p>
+    <w:p>
+      <w:pPr>
+        <w:bidi/>
+      </w:pPr>
+      <w:r>
+        <w:rPr>
+          <w:lang w:val="ar_AE" w:bidi="ar_AE"/>
+        </w:rPr>
+      </w:r>
+      <w:r>
+        <w:rPr>
           <w:b/>
           <w:lang w:val="ar_AE" w:bidi="ar_AE"/>
         </w:rPr>
@@ -15189,6 +16997,22 @@
       </w:r>
       <w:r>
         <w:rPr>
+          <w:lang w:val="ar_AE" w:bidi="ar_AE"/>
+        </w:rPr>
+        <w:t>וַ⁠יִּקְרָא֙ וַ⁠יֹּאמַ֔ר</w:t>
+      </w:r>
+    </w:p>
+    <w:p>
+      <w:pPr>
+        <w:bidi/>
+      </w:pPr>
+      <w:r>
+        <w:rPr>
+          <w:lang w:val="ar_AE" w:bidi="ar_AE"/>
+        </w:rPr>
+      </w:r>
+      <w:r>
+        <w:rPr>
           <w:b/>
           <w:lang w:val="ar_AE" w:bidi="ar_AE"/>
         </w:rPr>
@@ -15308,6 +17132,22 @@
       </w:r>
       <w:r>
         <w:rPr>
+          <w:lang w:val="ar_AE" w:bidi="ar_AE"/>
+        </w:rPr>
+        <w:t>ע֚וֹד אַרְבָּעִ֣ים י֔וֹם</w:t>
+      </w:r>
+    </w:p>
+    <w:p>
+      <w:pPr>
+        <w:bidi/>
+      </w:pPr>
+      <w:r>
+        <w:rPr>
+          <w:lang w:val="ar_AE" w:bidi="ar_AE"/>
+        </w:rPr>
+      </w:r>
+      <w:r>
+        <w:rPr>
           <w:b/>
           <w:lang w:val="ar_AE" w:bidi="ar_AE"/>
         </w:rPr>
@@ -15392,6 +17232,22 @@
       </w:r>
       <w:r>
         <w:rPr>
+          <w:lang w:val="ar_AE" w:bidi="ar_AE"/>
+        </w:rPr>
+        <w:t>וְ⁠נִֽינְוֵ֖ה נֶהְפָּֽכֶת</w:t>
+      </w:r>
+    </w:p>
+    <w:p>
+      <w:pPr>
+        <w:bidi/>
+      </w:pPr>
+      <w:r>
+        <w:rPr>
+          <w:lang w:val="ar_AE" w:bidi="ar_AE"/>
+        </w:rPr>
+      </w:r>
+      <w:r>
+        <w:rPr>
           <w:b/>
           <w:lang w:val="ar_AE" w:bidi="ar_AE"/>
         </w:rPr>
@@ -15498,6 +17354,22 @@
       </w:r>
       <w:r>
         <w:rPr>
+          <w:lang w:val="ar_AE" w:bidi="ar_AE"/>
+        </w:rPr>
+        <w:t>וַ⁠יִּקְרְאוּ־צוֹם֙ וַ⁠יִּלְבְּשׁ֣וּ שַׂקִּ֔ים</w:t>
+      </w:r>
+    </w:p>
+    <w:p>
+      <w:pPr>
+        <w:bidi/>
+      </w:pPr>
+      <w:r>
+        <w:rPr>
+          <w:lang w:val="ar_AE" w:bidi="ar_AE"/>
+        </w:rPr>
+      </w:r>
+      <w:r>
+        <w:rPr>
           <w:b/>
           <w:lang w:val="ar_AE" w:bidi="ar_AE"/>
         </w:rPr>
@@ -15604,6 +17476,22 @@
       </w:r>
       <w:r>
         <w:rPr>
+          <w:lang w:val="ar_AE" w:bidi="ar_AE"/>
+        </w:rPr>
+        <w:t>מִ⁠גְּדוֹלָ֖⁠ם וְ⁠עַד־קְטַנָּֽ⁠ם</w:t>
+      </w:r>
+    </w:p>
+    <w:p>
+      <w:pPr>
+        <w:bidi/>
+      </w:pPr>
+      <w:r>
+        <w:rPr>
+          <w:lang w:val="ar_AE" w:bidi="ar_AE"/>
+        </w:rPr>
+      </w:r>
+      <w:r>
+        <w:rPr>
           <w:b/>
           <w:lang w:val="ar_AE" w:bidi="ar_AE"/>
         </w:rPr>
@@ -15674,6 +17562,22 @@
       </w:r>
       <w:r>
         <w:rPr>
+          <w:lang w:val="ar_AE" w:bidi="ar_AE"/>
+        </w:rPr>
+        <w:t>אַנְשֵׁ֥י נִֽינְוֵ֖ה</w:t>
+      </w:r>
+    </w:p>
+    <w:p>
+      <w:pPr>
+        <w:bidi/>
+      </w:pPr>
+      <w:r>
+        <w:rPr>
+          <w:lang w:val="ar_AE" w:bidi="ar_AE"/>
+        </w:rPr>
+      </w:r>
+      <w:r>
+        <w:rPr>
           <w:b/>
           <w:lang w:val="ar_AE" w:bidi="ar_AE"/>
         </w:rPr>
@@ -15779,6 +17683,22 @@
       </w:r>
       <w:r>
         <w:rPr>
+          <w:lang w:val="ar_AE" w:bidi="ar_AE"/>
+        </w:rPr>
+        <w:t>הַ⁠דָּבָר֙</w:t>
+      </w:r>
+    </w:p>
+    <w:p>
+      <w:pPr>
+        <w:bidi/>
+      </w:pPr>
+      <w:r>
+        <w:rPr>
+          <w:lang w:val="ar_AE" w:bidi="ar_AE"/>
+        </w:rPr>
+      </w:r>
+      <w:r>
+        <w:rPr>
           <w:b/>
           <w:lang w:val="ar_AE" w:bidi="ar_AE"/>
         </w:rPr>
@@ -15884,6 +17804,22 @@
       </w:r>
       <w:r>
         <w:rPr>
+          <w:lang w:val="ar_AE" w:bidi="ar_AE"/>
+        </w:rPr>
+        <w:t>וַ⁠יָּ֨קָם֙ מִ⁠כִּסְא֔⁠וֹ וַ⁠יַּעֲבֵ֥ר אַדַּרְתּ֖⁠וֹ מֵֽ⁠עָלָ֑י⁠ו</w:t>
+      </w:r>
+    </w:p>
+    <w:p>
+      <w:pPr>
+        <w:bidi/>
+      </w:pPr>
+      <w:r>
+        <w:rPr>
+          <w:lang w:val="ar_AE" w:bidi="ar_AE"/>
+        </w:rPr>
+      </w:r>
+      <w:r>
+        <w:rPr>
           <w:b/>
           <w:lang w:val="ar_AE" w:bidi="ar_AE"/>
         </w:rPr>
@@ -15989,6 +17925,22 @@
       </w:r>
       <w:r>
         <w:rPr>
+          <w:lang w:val="ar_AE" w:bidi="ar_AE"/>
+        </w:rPr>
+        <w:t>מִ⁠כִּסְא֔⁠וֹ</w:t>
+      </w:r>
+    </w:p>
+    <w:p>
+      <w:pPr>
+        <w:bidi/>
+      </w:pPr>
+      <w:r>
+        <w:rPr>
+          <w:lang w:val="ar_AE" w:bidi="ar_AE"/>
+        </w:rPr>
+      </w:r>
+      <w:r>
+        <w:rPr>
           <w:b/>
           <w:lang w:val="ar_AE" w:bidi="ar_AE"/>
         </w:rPr>
@@ -16094,6 +18046,22 @@
       </w:r>
       <w:r>
         <w:rPr>
+          <w:lang w:val="ar_AE" w:bidi="ar_AE"/>
+        </w:rPr>
+        <w:t>וַ⁠יְכַ֣ס שַׂ֔ק וַ⁠יֵּ֖שֶׁב עַל־הָ⁠אֵֽפֶר</w:t>
+      </w:r>
+    </w:p>
+    <w:p>
+      <w:pPr>
+        <w:bidi/>
+      </w:pPr>
+      <w:r>
+        <w:rPr>
+          <w:lang w:val="ar_AE" w:bidi="ar_AE"/>
+        </w:rPr>
+      </w:r>
+      <w:r>
+        <w:rPr>
           <w:b/>
           <w:lang w:val="ar_AE" w:bidi="ar_AE"/>
         </w:rPr>
@@ -16212,6 +18180,22 @@
       </w:r>
       <w:r>
         <w:rPr>
+          <w:lang w:val="ar_AE" w:bidi="ar_AE"/>
+        </w:rPr>
+        <w:t>וַ⁠יַּזְעֵ֗ק וַ⁠יֹּ֨אמֶר֙</w:t>
+      </w:r>
+    </w:p>
+    <w:p>
+      <w:pPr>
+        <w:bidi/>
+      </w:pPr>
+      <w:r>
+        <w:rPr>
+          <w:lang w:val="ar_AE" w:bidi="ar_AE"/>
+        </w:rPr>
+      </w:r>
+      <w:r>
+        <w:rPr>
           <w:b/>
           <w:lang w:val="ar_AE" w:bidi="ar_AE"/>
         </w:rPr>
@@ -16317,6 +18301,22 @@
       </w:r>
       <w:r>
         <w:rPr>
+          <w:lang w:val="ar_AE" w:bidi="ar_AE"/>
+        </w:rPr>
+        <w:t>מִ⁠טַּ֧עַם הַ⁠מֶּ֛לֶךְ וּ⁠גְדֹלָ֖י⁠ו</w:t>
+      </w:r>
+    </w:p>
+    <w:p>
+      <w:pPr>
+        <w:bidi/>
+      </w:pPr>
+      <w:r>
+        <w:rPr>
+          <w:lang w:val="ar_AE" w:bidi="ar_AE"/>
+        </w:rPr>
+      </w:r>
+      <w:r>
+        <w:rPr>
           <w:b/>
           <w:lang w:val="ar_AE" w:bidi="ar_AE"/>
         </w:rPr>
@@ -16387,6 +18387,22 @@
       </w:r>
       <w:r>
         <w:rPr>
+          <w:lang w:val="ar_AE" w:bidi="ar_AE"/>
+        </w:rPr>
+        <w:t>וּ⁠גְדֹלָ֖י⁠ו</w:t>
+      </w:r>
+    </w:p>
+    <w:p>
+      <w:pPr>
+        <w:bidi/>
+      </w:pPr>
+      <w:r>
+        <w:rPr>
+          <w:lang w:val="ar_AE" w:bidi="ar_AE"/>
+        </w:rPr>
+      </w:r>
+      <w:r>
+        <w:rPr>
           <w:b/>
           <w:lang w:val="ar_AE" w:bidi="ar_AE"/>
         </w:rPr>
@@ -16492,6 +18508,22 @@
       </w:r>
       <w:r>
         <w:rPr>
+          <w:lang w:val="ar_AE" w:bidi="ar_AE"/>
+        </w:rPr>
+        <w:t>הַ⁠בָּקָ֣ר וְ⁠הַ⁠צֹּ֗אן</w:t>
+      </w:r>
+    </w:p>
+    <w:p>
+      <w:pPr>
+        <w:bidi/>
+      </w:pPr>
+      <w:r>
+        <w:rPr>
+          <w:lang w:val="ar_AE" w:bidi="ar_AE"/>
+        </w:rPr>
+      </w:r>
+      <w:r>
+        <w:rPr>
           <w:b/>
           <w:lang w:val="ar_AE" w:bidi="ar_AE"/>
         </w:rPr>
@@ -16636,6 +18668,22 @@
       </w:r>
       <w:r>
         <w:rPr>
+          <w:lang w:val="ar_AE" w:bidi="ar_AE"/>
+        </w:rPr>
+        <w:t>וַ⁠יַּזְעֵ֗ק וַ⁠יֹּ֨אמֶר֙</w:t>
+      </w:r>
+    </w:p>
+    <w:p>
+      <w:pPr>
+        <w:bidi/>
+      </w:pPr>
+      <w:r>
+        <w:rPr>
+          <w:lang w:val="ar_AE" w:bidi="ar_AE"/>
+        </w:rPr>
+      </w:r>
+      <w:r>
+        <w:rPr>
           <w:b/>
           <w:lang w:val="ar_AE" w:bidi="ar_AE"/>
         </w:rPr>
@@ -16728,6 +18776,22 @@
       </w:r>
       <w:r>
         <w:rPr>
+          <w:lang w:val="ar_AE" w:bidi="ar_AE"/>
+        </w:rPr>
+        <w:t>וְ⁠הַ⁠בְּהֵמָ֔ה</w:t>
+      </w:r>
+    </w:p>
+    <w:p>
+      <w:pPr>
+        <w:bidi/>
+      </w:pPr>
+      <w:r>
+        <w:rPr>
+          <w:lang w:val="ar_AE" w:bidi="ar_AE"/>
+        </w:rPr>
+      </w:r>
+      <w:r>
+        <w:rPr>
           <w:b/>
           <w:lang w:val="ar_AE" w:bidi="ar_AE"/>
         </w:rPr>
@@ -16820,6 +18884,22 @@
       </w:r>
       <w:r>
         <w:rPr>
+          <w:lang w:val="ar_AE" w:bidi="ar_AE"/>
+        </w:rPr>
+        <w:t>וְ⁠יִקְרְא֥וּ אֶל־אֱלֹהִ֖ים בְּ⁠חָזְקָ֑ה</w:t>
+      </w:r>
+    </w:p>
+    <w:p>
+      <w:pPr>
+        <w:bidi/>
+      </w:pPr>
+      <w:r>
+        <w:rPr>
+          <w:lang w:val="ar_AE" w:bidi="ar_AE"/>
+        </w:rPr>
+      </w:r>
+      <w:r>
+        <w:rPr>
           <w:b/>
           <w:lang w:val="ar_AE" w:bidi="ar_AE"/>
         </w:rPr>
@@ -16912,6 +18992,22 @@
       </w:r>
       <w:r>
         <w:rPr>
+          <w:lang w:val="ar_AE" w:bidi="ar_AE"/>
+        </w:rPr>
+        <w:t>הֶ⁠חָמָ֖ס אֲשֶׁ֥ר בְּ⁠כַפֵּי⁠הֶֽם</w:t>
+      </w:r>
+    </w:p>
+    <w:p>
+      <w:pPr>
+        <w:bidi/>
+      </w:pPr>
+      <w:r>
+        <w:rPr>
+          <w:lang w:val="ar_AE" w:bidi="ar_AE"/>
+        </w:rPr>
+      </w:r>
+      <w:r>
+        <w:rPr>
           <w:b/>
           <w:lang w:val="ar_AE" w:bidi="ar_AE"/>
         </w:rPr>
@@ -17017,6 +19113,22 @@
       </w:r>
       <w:r>
         <w:rPr>
+          <w:lang w:val="ar_AE" w:bidi="ar_AE"/>
+        </w:rPr>
+        <w:t>וְ⁠יִקְרְא֥וּ</w:t>
+      </w:r>
+    </w:p>
+    <w:p>
+      <w:pPr>
+        <w:bidi/>
+      </w:pPr>
+      <w:r>
+        <w:rPr>
+          <w:lang w:val="ar_AE" w:bidi="ar_AE"/>
+        </w:rPr>
+      </w:r>
+      <w:r>
+        <w:rPr>
           <w:b/>
           <w:lang w:val="ar_AE" w:bidi="ar_AE"/>
         </w:rPr>
@@ -17122,6 +19234,22 @@
       </w:r>
       <w:r>
         <w:rPr>
+          <w:lang w:val="ar_AE" w:bidi="ar_AE"/>
+        </w:rPr>
+        <w:t>מִֽי־יוֹדֵ֣עַ</w:t>
+      </w:r>
+    </w:p>
+    <w:p>
+      <w:pPr>
+        <w:bidi/>
+      </w:pPr>
+      <w:r>
+        <w:rPr>
+          <w:lang w:val="ar_AE" w:bidi="ar_AE"/>
+        </w:rPr>
+      </w:r>
+      <w:r>
+        <w:rPr>
           <w:b/>
           <w:lang w:val="ar_AE" w:bidi="ar_AE"/>
         </w:rPr>
@@ -17214,6 +19342,22 @@
       </w:r>
       <w:r>
         <w:rPr>
+          <w:lang w:val="ar_AE" w:bidi="ar_AE"/>
+        </w:rPr>
+        <w:t>יָשׁ֔וּב וְ⁠נִחַ֖ם הָ⁠אֱלֹהִ֑ים</w:t>
+      </w:r>
+    </w:p>
+    <w:p>
+      <w:pPr>
+        <w:bidi/>
+      </w:pPr>
+      <w:r>
+        <w:rPr>
+          <w:lang w:val="ar_AE" w:bidi="ar_AE"/>
+        </w:rPr>
+      </w:r>
+      <w:r>
+        <w:rPr>
           <w:b/>
           <w:lang w:val="ar_AE" w:bidi="ar_AE"/>
         </w:rPr>
@@ -17306,6 +19450,22 @@
       </w:r>
       <w:r>
         <w:rPr>
+          <w:lang w:val="ar_AE" w:bidi="ar_AE"/>
+        </w:rPr>
+        <w:t>מֵ⁠חֲר֥וֹן אַפּ֖⁠וֹ</w:t>
+      </w:r>
+    </w:p>
+    <w:p>
+      <w:pPr>
+        <w:bidi/>
+      </w:pPr>
+      <w:r>
+        <w:rPr>
+          <w:lang w:val="ar_AE" w:bidi="ar_AE"/>
+        </w:rPr>
+      </w:r>
+      <w:r>
+        <w:rPr>
           <w:b/>
           <w:lang w:val="ar_AE" w:bidi="ar_AE"/>
         </w:rPr>
@@ -17411,6 +19571,22 @@
       </w:r>
       <w:r>
         <w:rPr>
+          <w:lang w:val="ar_AE" w:bidi="ar_AE"/>
+        </w:rPr>
+        <w:t>וְ⁠לֹ֥א נֹאבֵֽד</w:t>
+      </w:r>
+    </w:p>
+    <w:p>
+      <w:pPr>
+        <w:bidi/>
+      </w:pPr>
+      <w:r>
+        <w:rPr>
+          <w:lang w:val="ar_AE" w:bidi="ar_AE"/>
+        </w:rPr>
+      </w:r>
+      <w:r>
+        <w:rPr>
           <w:b/>
           <w:lang w:val="ar_AE" w:bidi="ar_AE"/>
         </w:rPr>
@@ -17529,6 +19705,22 @@
       </w:r>
       <w:r>
         <w:rPr>
+          <w:lang w:val="ar_AE" w:bidi="ar_AE"/>
+        </w:rPr>
+        <w:t>וַ⁠יַּ֤רְא הָֽ⁠אֱלֹהִים֙ אֶֽת־מַ֣עֲשֵׂי⁠הֶ֔ם כִּי־שָׁ֖בוּ מִ⁠דַּרְכָּ֣⁠ם הָ⁠רָעָ֑ה</w:t>
+      </w:r>
+    </w:p>
+    <w:p>
+      <w:pPr>
+        <w:bidi/>
+      </w:pPr>
+      <w:r>
+        <w:rPr>
+          <w:lang w:val="ar_AE" w:bidi="ar_AE"/>
+        </w:rPr>
+      </w:r>
+      <w:r>
+        <w:rPr>
           <w:b/>
           <w:lang w:val="ar_AE" w:bidi="ar_AE"/>
         </w:rPr>
@@ -17599,6 +19791,22 @@
       </w:r>
       <w:r>
         <w:rPr>
+          <w:lang w:val="ar_AE" w:bidi="ar_AE"/>
+        </w:rPr>
+        <w:t>שָׁ֖בוּ מִ⁠דַּרְכָּ֣⁠ם הָ⁠רָעָ֑ה</w:t>
+      </w:r>
+    </w:p>
+    <w:p>
+      <w:pPr>
+        <w:bidi/>
+      </w:pPr>
+      <w:r>
+        <w:rPr>
+          <w:lang w:val="ar_AE" w:bidi="ar_AE"/>
+        </w:rPr>
+      </w:r>
+      <w:r>
+        <w:rPr>
           <w:b/>
           <w:lang w:val="ar_AE" w:bidi="ar_AE"/>
         </w:rPr>
@@ -17717,6 +19925,22 @@
       </w:r>
       <w:r>
         <w:rPr>
+          <w:lang w:val="ar_AE" w:bidi="ar_AE"/>
+        </w:rPr>
+        <w:t>עַל־הָ⁠רָעָ֛ה</w:t>
+      </w:r>
+    </w:p>
+    <w:p>
+      <w:pPr>
+        <w:bidi/>
+      </w:pPr>
+      <w:r>
+        <w:rPr>
+          <w:lang w:val="ar_AE" w:bidi="ar_AE"/>
+        </w:rPr>
+      </w:r>
+      <w:r>
+        <w:rPr>
           <w:b/>
           <w:lang w:val="ar_AE" w:bidi="ar_AE"/>
         </w:rPr>
@@ -17809,6 +20033,22 @@
       </w:r>
       <w:r>
         <w:rPr>
+          <w:lang w:val="ar_AE" w:bidi="ar_AE"/>
+        </w:rPr>
+        <w:t>וְ⁠לֹ֥א עָשָֽׂה</w:t>
+      </w:r>
+    </w:p>
+    <w:p>
+      <w:pPr>
+        <w:bidi/>
+      </w:pPr>
+      <w:r>
+        <w:rPr>
+          <w:lang w:val="ar_AE" w:bidi="ar_AE"/>
+        </w:rPr>
+      </w:r>
+      <w:r>
+        <w:rPr>
           <w:b/>
           <w:lang w:val="ar_AE" w:bidi="ar_AE"/>
         </w:rPr>
@@ -17901,6 +20141,22 @@
         <w:rPr>
           <w:lang w:val="ar_AE" w:bidi="ar_AE"/>
         </w:rPr>
+      </w:r>
+    </w:p>
+    <w:p>
+      <w:pPr>
+        <w:bidi/>
+      </w:pPr>
+      <w:r>
+        <w:rPr>
+          <w:lang w:val="ar_AE" w:bidi="ar_AE"/>
+        </w:rPr>
+      </w:r>
+      <w:r>
+        <w:rPr>
+          <w:lang w:val="ar_AE" w:bidi="ar_AE"/>
+        </w:rPr>
+        <w:t>הָ⁠רָעָ֛ה</w:t>
       </w:r>
     </w:p>
     <w:p>
@@ -18450,6 +20706,22 @@
       </w:r>
       <w:r>
         <w:rPr>
+          <w:lang w:val="ar_AE" w:bidi="ar_AE"/>
+        </w:rPr>
+        <w:t>וַ⁠יֵּ֥רַע אֶל־יוֹנָ֖ה</w:t>
+      </w:r>
+    </w:p>
+    <w:p>
+      <w:pPr>
+        <w:bidi/>
+      </w:pPr>
+      <w:r>
+        <w:rPr>
+          <w:lang w:val="ar_AE" w:bidi="ar_AE"/>
+        </w:rPr>
+      </w:r>
+      <w:r>
+        <w:rPr>
           <w:b/>
           <w:lang w:val="ar_AE" w:bidi="ar_AE"/>
         </w:rPr>
@@ -18542,6 +20814,22 @@
       </w:r>
       <w:r>
         <w:rPr>
+          <w:lang w:val="ar_AE" w:bidi="ar_AE"/>
+        </w:rPr>
+        <w:t>וַ⁠יִּ֖חַר לֽ⁠וֹ</w:t>
+      </w:r>
+    </w:p>
+    <w:p>
+      <w:pPr>
+        <w:bidi/>
+      </w:pPr>
+      <w:r>
+        <w:rPr>
+          <w:lang w:val="ar_AE" w:bidi="ar_AE"/>
+        </w:rPr>
+      </w:r>
+      <w:r>
+        <w:rPr>
           <w:b/>
           <w:lang w:val="ar_AE" w:bidi="ar_AE"/>
         </w:rPr>
@@ -18647,6 +20935,22 @@
       </w:r>
       <w:r>
         <w:rPr>
+          <w:lang w:val="ar_AE" w:bidi="ar_AE"/>
+        </w:rPr>
+        <w:t>וַ⁠יֵּ֥רַע</w:t>
+      </w:r>
+    </w:p>
+    <w:p>
+      <w:pPr>
+        <w:bidi/>
+      </w:pPr>
+      <w:r>
+        <w:rPr>
+          <w:lang w:val="ar_AE" w:bidi="ar_AE"/>
+        </w:rPr>
+      </w:r>
+      <w:r>
+        <w:rPr>
           <w:b/>
           <w:lang w:val="ar_AE" w:bidi="ar_AE"/>
         </w:rPr>
@@ -18752,6 +21056,22 @@
       </w:r>
       <w:r>
         <w:rPr>
+          <w:lang w:val="ar_AE" w:bidi="ar_AE"/>
+        </w:rPr>
+        <w:t>וַ⁠יֵּ֥רַע אֶל־יוֹנָ֖ה רָעָ֣ה גְדוֹלָ֑ה</w:t>
+      </w:r>
+    </w:p>
+    <w:p>
+      <w:pPr>
+        <w:bidi/>
+      </w:pPr>
+      <w:r>
+        <w:rPr>
+          <w:lang w:val="ar_AE" w:bidi="ar_AE"/>
+        </w:rPr>
+      </w:r>
+      <w:r>
+        <w:rPr>
           <w:b/>
           <w:lang w:val="ar_AE" w:bidi="ar_AE"/>
         </w:rPr>
@@ -18857,6 +21177,22 @@
       </w:r>
       <w:r>
         <w:rPr>
+          <w:lang w:val="ar_AE" w:bidi="ar_AE"/>
+        </w:rPr>
+        <w:t>אָנָּ֤ה</w:t>
+      </w:r>
+    </w:p>
+    <w:p>
+      <w:pPr>
+        <w:bidi/>
+      </w:pPr>
+      <w:r>
+        <w:rPr>
+          <w:lang w:val="ar_AE" w:bidi="ar_AE"/>
+        </w:rPr>
+      </w:r>
+      <w:r>
+        <w:rPr>
           <w:b/>
           <w:lang w:val="ar_AE" w:bidi="ar_AE"/>
         </w:rPr>
@@ -18949,6 +21285,22 @@
       </w:r>
       <w:r>
         <w:rPr>
+          <w:lang w:val="ar_AE" w:bidi="ar_AE"/>
+        </w:rPr>
+        <w:t>יְהוָה֙ הֲ⁠לוֹא־זֶ֣ה דְבָרִ֗⁠י עַד־הֱיוֹתִ⁠י֙ עַל־אַדְמָתִ֔⁠י</w:t>
+      </w:r>
+    </w:p>
+    <w:p>
+      <w:pPr>
+        <w:bidi/>
+      </w:pPr>
+      <w:r>
+        <w:rPr>
+          <w:lang w:val="ar_AE" w:bidi="ar_AE"/>
+        </w:rPr>
+      </w:r>
+      <w:r>
+        <w:rPr>
           <w:b/>
           <w:lang w:val="ar_AE" w:bidi="ar_AE"/>
         </w:rPr>
@@ -19041,6 +21393,22 @@
       </w:r>
       <w:r>
         <w:rPr>
+          <w:lang w:val="ar_AE" w:bidi="ar_AE"/>
+        </w:rPr>
+        <w:t>יְהוָה֙ הֲ⁠לוֹא־זֶ֣ה דְבָרִ֗⁠י עַד־הֱיוֹתִ⁠י֙ עַל־אַדְמָתִ֔⁠י</w:t>
+      </w:r>
+    </w:p>
+    <w:p>
+      <w:pPr>
+        <w:bidi/>
+      </w:pPr>
+      <w:r>
+        <w:rPr>
+          <w:lang w:val="ar_AE" w:bidi="ar_AE"/>
+        </w:rPr>
+      </w:r>
+      <w:r>
+        <w:rPr>
           <w:b/>
           <w:lang w:val="ar_AE" w:bidi="ar_AE"/>
         </w:rPr>
@@ -19133,6 +21501,22 @@
       </w:r>
       <w:r>
         <w:rPr>
+          <w:lang w:val="ar_AE" w:bidi="ar_AE"/>
+        </w:rPr>
+        <w:t>אֶ֤רֶךְ אַפַּ֨יִם֙</w:t>
+      </w:r>
+    </w:p>
+    <w:p>
+      <w:pPr>
+        <w:bidi/>
+      </w:pPr>
+      <w:r>
+        <w:rPr>
+          <w:lang w:val="ar_AE" w:bidi="ar_AE"/>
+        </w:rPr>
+      </w:r>
+      <w:r>
+        <w:rPr>
           <w:b/>
           <w:lang w:val="ar_AE" w:bidi="ar_AE"/>
         </w:rPr>
@@ -19238,6 +21622,22 @@
       </w:r>
       <w:r>
         <w:rPr>
+          <w:lang w:val="ar_AE" w:bidi="ar_AE"/>
+        </w:rPr>
+        <w:t>וְ⁠רַב־חֶ֔סֶד</w:t>
+      </w:r>
+    </w:p>
+    <w:p>
+      <w:pPr>
+        <w:bidi/>
+      </w:pPr>
+      <w:r>
+        <w:rPr>
+          <w:lang w:val="ar_AE" w:bidi="ar_AE"/>
+        </w:rPr>
+      </w:r>
+      <w:r>
+        <w:rPr>
           <w:b/>
           <w:lang w:val="ar_AE" w:bidi="ar_AE"/>
         </w:rPr>
@@ -19295,6 +21695,22 @@
         <w:rPr>
           <w:lang w:val="ar_AE" w:bidi="ar_AE"/>
         </w:rPr>
+      </w:r>
+    </w:p>
+    <w:p>
+      <w:pPr>
+        <w:bidi/>
+      </w:pPr>
+      <w:r>
+        <w:rPr>
+          <w:lang w:val="ar_AE" w:bidi="ar_AE"/>
+        </w:rPr>
+      </w:r>
+      <w:r>
+        <w:rPr>
+          <w:lang w:val="ar_AE" w:bidi="ar_AE"/>
+        </w:rPr>
+        <w:t>וְ⁠נִחָ֖ם עַל־הָ⁠רָעָֽה</w:t>
       </w:r>
     </w:p>
     <w:p>
@@ -19431,6 +21847,22 @@
       </w:r>
       <w:r>
         <w:rPr>
+          <w:lang w:val="ar_AE" w:bidi="ar_AE"/>
+        </w:rPr>
+        <w:t>קַח־נָ֥א אֶת־נַפְשִׁ֖⁠י מִמֶּ֑⁠נִּי</w:t>
+      </w:r>
+    </w:p>
+    <w:p>
+      <w:pPr>
+        <w:bidi/>
+      </w:pPr>
+      <w:r>
+        <w:rPr>
+          <w:lang w:val="ar_AE" w:bidi="ar_AE"/>
+        </w:rPr>
+      </w:r>
+      <w:r>
+        <w:rPr>
           <w:b/>
           <w:lang w:val="ar_AE" w:bidi="ar_AE"/>
         </w:rPr>
@@ -19523,6 +21955,22 @@
       </w:r>
       <w:r>
         <w:rPr>
+          <w:lang w:val="ar_AE" w:bidi="ar_AE"/>
+        </w:rPr>
+        <w:t>כִּ֛י ט֥וֹב מוֹתִ֖⁠י מֵ⁠חַיָּֽ⁠י</w:t>
+      </w:r>
+    </w:p>
+    <w:p>
+      <w:pPr>
+        <w:bidi/>
+      </w:pPr>
+      <w:r>
+        <w:rPr>
+          <w:lang w:val="ar_AE" w:bidi="ar_AE"/>
+        </w:rPr>
+      </w:r>
+      <w:r>
+        <w:rPr>
           <w:b/>
           <w:lang w:val="ar_AE" w:bidi="ar_AE"/>
         </w:rPr>
@@ -19628,6 +22076,22 @@
         <w:rPr>
           <w:lang w:val="ar_AE" w:bidi="ar_AE"/>
         </w:rPr>
+      </w:r>
+    </w:p>
+    <w:p>
+      <w:pPr>
+        <w:bidi/>
+      </w:pPr>
+      <w:r>
+        <w:rPr>
+          <w:lang w:val="ar_AE" w:bidi="ar_AE"/>
+        </w:rPr>
+      </w:r>
+      <w:r>
+        <w:rPr>
+          <w:lang w:val="ar_AE" w:bidi="ar_AE"/>
+        </w:rPr>
+        <w:t>הַ⁠הֵיטֵ֖ב חָ֥רָה לָֽ⁠ךְ</w:t>
       </w:r>
     </w:p>
     <w:p>
@@ -19764,6 +22228,22 @@
       </w:r>
       <w:r>
         <w:rPr>
+          <w:lang w:val="ar_AE" w:bidi="ar_AE"/>
+        </w:rPr>
+        <w:t>הַ⁠הֵיטֵ֖ב חָ֥רָה לָֽ⁠ךְ</w:t>
+      </w:r>
+    </w:p>
+    <w:p>
+      <w:pPr>
+        <w:bidi/>
+      </w:pPr>
+      <w:r>
+        <w:rPr>
+          <w:lang w:val="ar_AE" w:bidi="ar_AE"/>
+        </w:rPr>
+      </w:r>
+      <w:r>
+        <w:rPr>
           <w:b/>
           <w:lang w:val="ar_AE" w:bidi="ar_AE"/>
         </w:rPr>
@@ -19856,6 +22336,22 @@
       </w:r>
       <w:r>
         <w:rPr>
+          <w:lang w:val="ar_AE" w:bidi="ar_AE"/>
+        </w:rPr>
+        <w:t>הַ⁠הֵיטֵ֖ב חָ֥רָה לָֽ⁠ךְ</w:t>
+      </w:r>
+    </w:p>
+    <w:p>
+      <w:pPr>
+        <w:bidi/>
+      </w:pPr>
+      <w:r>
+        <w:rPr>
+          <w:lang w:val="ar_AE" w:bidi="ar_AE"/>
+        </w:rPr>
+      </w:r>
+      <w:r>
+        <w:rPr>
           <w:b/>
           <w:lang w:val="ar_AE" w:bidi="ar_AE"/>
         </w:rPr>
@@ -19948,6 +22444,22 @@
       </w:r>
       <w:r>
         <w:rPr>
+          <w:lang w:val="ar_AE" w:bidi="ar_AE"/>
+        </w:rPr>
+        <w:t>מַה־יִּהְיֶ֖ה בָּ⁠עִֽיר</w:t>
+      </w:r>
+    </w:p>
+    <w:p>
+      <w:pPr>
+        <w:bidi/>
+      </w:pPr>
+      <w:r>
+        <w:rPr>
+          <w:lang w:val="ar_AE" w:bidi="ar_AE"/>
+        </w:rPr>
+      </w:r>
+      <w:r>
+        <w:rPr>
           <w:b/>
           <w:lang w:val="ar_AE" w:bidi="ar_AE"/>
         </w:rPr>
@@ -20040,6 +22552,22 @@
       </w:r>
       <w:r>
         <w:rPr>
+          <w:lang w:val="ar_AE" w:bidi="ar_AE"/>
+        </w:rPr>
+        <w:t>מֵ⁠עַ֣ל לְ⁠יוֹנָ֗ה לִֽ⁠הְי֥וֹת צֵל֙ עַל־רֹאשׁ֔⁠וֹ</w:t>
+      </w:r>
+    </w:p>
+    <w:p>
+      <w:pPr>
+        <w:bidi/>
+      </w:pPr>
+      <w:r>
+        <w:rPr>
+          <w:lang w:val="ar_AE" w:bidi="ar_AE"/>
+        </w:rPr>
+      </w:r>
+      <w:r>
+        <w:rPr>
           <w:b/>
           <w:lang w:val="ar_AE" w:bidi="ar_AE"/>
         </w:rPr>
@@ -20110,6 +22638,22 @@
       </w:r>
       <w:r>
         <w:rPr>
+          <w:lang w:val="ar_AE" w:bidi="ar_AE"/>
+        </w:rPr>
+        <w:t>לְ⁠הַצִּ֥יל ל֖⁠וֹ מֵ⁠רָֽעָת֑⁠וֹ</w:t>
+      </w:r>
+    </w:p>
+    <w:p>
+      <w:pPr>
+        <w:bidi/>
+      </w:pPr>
+      <w:r>
+        <w:rPr>
+          <w:lang w:val="ar_AE" w:bidi="ar_AE"/>
+        </w:rPr>
+      </w:r>
+      <w:r>
+        <w:rPr>
           <w:b/>
           <w:lang w:val="ar_AE" w:bidi="ar_AE"/>
         </w:rPr>
@@ -20215,6 +22759,22 @@
       </w:r>
       <w:r>
         <w:rPr>
+          <w:lang w:val="ar_AE" w:bidi="ar_AE"/>
+        </w:rPr>
+        <w:t>וַ⁠יִּשְׂמַ֥ח יוֹנָ֛ה &amp; שִׂמְחָ֥ה גְדוֹלָֽה</w:t>
+      </w:r>
+    </w:p>
+    <w:p>
+      <w:pPr>
+        <w:bidi/>
+      </w:pPr>
+      <w:r>
+        <w:rPr>
+          <w:lang w:val="ar_AE" w:bidi="ar_AE"/>
+        </w:rPr>
+      </w:r>
+      <w:r>
+        <w:rPr>
           <w:b/>
           <w:lang w:val="ar_AE" w:bidi="ar_AE"/>
         </w:rPr>
@@ -20320,6 +22880,22 @@
       </w:r>
       <w:r>
         <w:rPr>
+          <w:lang w:val="ar_AE" w:bidi="ar_AE"/>
+        </w:rPr>
+        <w:t>וַ⁠יְמַ֤ן הָֽ⁠אֱלֹהִים֙ תּוֹלַ֔עַת</w:t>
+      </w:r>
+    </w:p>
+    <w:p>
+      <w:pPr>
+        <w:bidi/>
+      </w:pPr>
+      <w:r>
+        <w:rPr>
+          <w:lang w:val="ar_AE" w:bidi="ar_AE"/>
+        </w:rPr>
+      </w:r>
+      <w:r>
+        <w:rPr>
           <w:b/>
           <w:lang w:val="ar_AE" w:bidi="ar_AE"/>
         </w:rPr>
@@ -20390,6 +22966,22 @@
       </w:r>
       <w:r>
         <w:rPr>
+          <w:lang w:val="ar_AE" w:bidi="ar_AE"/>
+        </w:rPr>
+        <w:t>וַ⁠יִּיבָֽשׁ</w:t>
+      </w:r>
+    </w:p>
+    <w:p>
+      <w:pPr>
+        <w:bidi/>
+      </w:pPr>
+      <w:r>
+        <w:rPr>
+          <w:lang w:val="ar_AE" w:bidi="ar_AE"/>
+        </w:rPr>
+      </w:r>
+      <w:r>
+        <w:rPr>
           <w:b/>
           <w:lang w:val="ar_AE" w:bidi="ar_AE"/>
         </w:rPr>
@@ -20495,6 +23087,22 @@
       </w:r>
       <w:r>
         <w:rPr>
+          <w:lang w:val="ar_AE" w:bidi="ar_AE"/>
+        </w:rPr>
+        <w:t>וַ⁠יְהִ֣י ׀ כִּ⁠זְרֹ֣חַ הַ⁠שֶּׁ֗מֶשׁ</w:t>
+      </w:r>
+    </w:p>
+    <w:p>
+      <w:pPr>
+        <w:bidi/>
+      </w:pPr>
+      <w:r>
+        <w:rPr>
+          <w:lang w:val="ar_AE" w:bidi="ar_AE"/>
+        </w:rPr>
+      </w:r>
+      <w:r>
+        <w:rPr>
           <w:b/>
           <w:lang w:val="ar_AE" w:bidi="ar_AE"/>
         </w:rPr>
@@ -20587,6 +23195,22 @@
       </w:r>
       <w:r>
         <w:rPr>
+          <w:lang w:val="ar_AE" w:bidi="ar_AE"/>
+        </w:rPr>
+        <w:t>וַ⁠יְמַ֨ן אֱלֹהִ֜ים ר֤וּחַ קָדִים֙ חֲרִישִׁ֔ית</w:t>
+      </w:r>
+    </w:p>
+    <w:p>
+      <w:pPr>
+        <w:bidi/>
+      </w:pPr>
+      <w:r>
+        <w:rPr>
+          <w:lang w:val="ar_AE" w:bidi="ar_AE"/>
+        </w:rPr>
+      </w:r>
+      <w:r>
+        <w:rPr>
           <w:b/>
           <w:lang w:val="ar_AE" w:bidi="ar_AE"/>
         </w:rPr>
@@ -20692,6 +23316,22 @@
       </w:r>
       <w:r>
         <w:rPr>
+          <w:lang w:val="ar_AE" w:bidi="ar_AE"/>
+        </w:rPr>
+        <w:t>וַ⁠תַּ֥ךְ הַ⁠שֶּׁ֛מֶשׁ עַל</w:t>
+      </w:r>
+    </w:p>
+    <w:p>
+      <w:pPr>
+        <w:bidi/>
+      </w:pPr>
+      <w:r>
+        <w:rPr>
+          <w:lang w:val="ar_AE" w:bidi="ar_AE"/>
+        </w:rPr>
+      </w:r>
+      <w:r>
+        <w:rPr>
           <w:b/>
           <w:lang w:val="ar_AE" w:bidi="ar_AE"/>
         </w:rPr>
@@ -20810,6 +23450,22 @@
       </w:r>
       <w:r>
         <w:rPr>
+          <w:lang w:val="ar_AE" w:bidi="ar_AE"/>
+        </w:rPr>
+        <w:t>עַל־רֹ֥אשׁ יוֹנָ֖ה</w:t>
+      </w:r>
+    </w:p>
+    <w:p>
+      <w:pPr>
+        <w:bidi/>
+      </w:pPr>
+      <w:r>
+        <w:rPr>
+          <w:lang w:val="ar_AE" w:bidi="ar_AE"/>
+        </w:rPr>
+      </w:r>
+      <w:r>
+        <w:rPr>
           <w:b/>
           <w:lang w:val="ar_AE" w:bidi="ar_AE"/>
         </w:rPr>
@@ -20928,6 +23584,22 @@
       </w:r>
       <w:r>
         <w:rPr>
+          <w:lang w:val="ar_AE" w:bidi="ar_AE"/>
+        </w:rPr>
+        <w:t>וַ⁠יִּתְעַלָּ֑ף</w:t>
+      </w:r>
+    </w:p>
+    <w:p>
+      <w:pPr>
+        <w:bidi/>
+      </w:pPr>
+      <w:r>
+        <w:rPr>
+          <w:lang w:val="ar_AE" w:bidi="ar_AE"/>
+        </w:rPr>
+      </w:r>
+      <w:r>
+        <w:rPr>
           <w:b/>
           <w:lang w:val="ar_AE" w:bidi="ar_AE"/>
         </w:rPr>
@@ -20985,6 +23657,22 @@
         <w:rPr>
           <w:lang w:val="ar_AE" w:bidi="ar_AE"/>
         </w:rPr>
+      </w:r>
+    </w:p>
+    <w:p>
+      <w:pPr>
+        <w:bidi/>
+      </w:pPr>
+      <w:r>
+        <w:rPr>
+          <w:lang w:val="ar_AE" w:bidi="ar_AE"/>
+        </w:rPr>
+      </w:r>
+      <w:r>
+        <w:rPr>
+          <w:lang w:val="ar_AE" w:bidi="ar_AE"/>
+        </w:rPr>
+        <w:t>וַ⁠יִּשְׁאַ֤ל אֶת־נַפְשׁ⁠וֹ֙ לָ⁠מ֔וּת</w:t>
       </w:r>
     </w:p>
     <w:p>
@@ -21108,6 +23796,22 @@
       </w:r>
       <w:r>
         <w:rPr>
+          <w:lang w:val="ar_AE" w:bidi="ar_AE"/>
+        </w:rPr>
+        <w:t>ט֥וֹב מוֹתִ֖⁠י מֵ⁠חַיָּֽ⁠י</w:t>
+      </w:r>
+    </w:p>
+    <w:p>
+      <w:pPr>
+        <w:bidi/>
+      </w:pPr>
+      <w:r>
+        <w:rPr>
+          <w:lang w:val="ar_AE" w:bidi="ar_AE"/>
+        </w:rPr>
+      </w:r>
+      <w:r>
+        <w:rPr>
           <w:b/>
           <w:lang w:val="ar_AE" w:bidi="ar_AE"/>
         </w:rPr>
@@ -21244,6 +23948,22 @@
       </w:r>
       <w:r>
         <w:rPr>
+          <w:lang w:val="ar_AE" w:bidi="ar_AE"/>
+        </w:rPr>
+        <w:t>הַ⁠הֵיטֵ֥ב חָרָֽה־לְ⁠ךָ֖ עַל־הַ⁠קִּֽיקָי֑וֹן</w:t>
+      </w:r>
+    </w:p>
+    <w:p>
+      <w:pPr>
+        <w:bidi/>
+      </w:pPr>
+      <w:r>
+        <w:rPr>
+          <w:lang w:val="ar_AE" w:bidi="ar_AE"/>
+        </w:rPr>
+      </w:r>
+      <w:r>
+        <w:rPr>
           <w:b/>
           <w:lang w:val="ar_AE" w:bidi="ar_AE"/>
         </w:rPr>
@@ -21323,6 +24043,22 @@
         <w:rPr>
           <w:lang w:val="ar_AE" w:bidi="ar_AE"/>
         </w:rPr>
+      </w:r>
+    </w:p>
+    <w:p>
+      <w:pPr>
+        <w:bidi/>
+      </w:pPr>
+      <w:r>
+        <w:rPr>
+          <w:lang w:val="ar_AE" w:bidi="ar_AE"/>
+        </w:rPr>
+      </w:r>
+      <w:r>
+        <w:rPr>
+          <w:lang w:val="ar_AE" w:bidi="ar_AE"/>
+        </w:rPr>
+        <w:t>חָרָֽה־לְ⁠ךָ֖ &amp; חָֽרָה־לִ֖⁠י</w:t>
       </w:r>
     </w:p>
     <w:p>
@@ -21485,6 +24221,22 @@
       </w:r>
       <w:r>
         <w:rPr>
+          <w:lang w:val="ar_AE" w:bidi="ar_AE"/>
+        </w:rPr>
+        <w:t>וַ⁠יֹּ֣אמֶר יְהוָ֔ה</w:t>
+      </w:r>
+    </w:p>
+    <w:p>
+      <w:pPr>
+        <w:bidi/>
+      </w:pPr>
+      <w:r>
+        <w:rPr>
+          <w:lang w:val="ar_AE" w:bidi="ar_AE"/>
+        </w:rPr>
+      </w:r>
+      <w:r>
+        <w:rPr>
           <w:b/>
           <w:lang w:val="ar_AE" w:bidi="ar_AE"/>
         </w:rPr>
@@ -21577,6 +24329,22 @@
       </w:r>
       <w:r>
         <w:rPr>
+          <w:lang w:val="ar_AE" w:bidi="ar_AE"/>
+        </w:rPr>
+        <w:t>שֶׁ⁠בִּן־לַ֥יְלָה הָיָ֖ה וּ⁠בִן־לַ֥יְלָה אָבָֽד</w:t>
+      </w:r>
+    </w:p>
+    <w:p>
+      <w:pPr>
+        <w:bidi/>
+      </w:pPr>
+      <w:r>
+        <w:rPr>
+          <w:lang w:val="ar_AE" w:bidi="ar_AE"/>
+        </w:rPr>
+      </w:r>
+      <w:r>
+        <w:rPr>
           <w:b/>
           <w:lang w:val="ar_AE" w:bidi="ar_AE"/>
         </w:rPr>
@@ -21682,6 +24450,22 @@
         <w:rPr>
           <w:lang w:val="ar_AE" w:bidi="ar_AE"/>
         </w:rPr>
+      </w:r>
+    </w:p>
+    <w:p>
+      <w:pPr>
+        <w:bidi/>
+      </w:pPr>
+      <w:r>
+        <w:rPr>
+          <w:lang w:val="ar_AE" w:bidi="ar_AE"/>
+        </w:rPr>
+      </w:r>
+      <w:r>
+        <w:rPr>
+          <w:lang w:val="ar_AE" w:bidi="ar_AE"/>
+        </w:rPr>
+        <w:t>וַֽ⁠אֲנִי֙</w:t>
       </w:r>
     </w:p>
     <w:p>
@@ -21818,6 +24602,22 @@
       </w:r>
       <w:r>
         <w:rPr>
+          <w:lang w:val="ar_AE" w:bidi="ar_AE"/>
+        </w:rPr>
+        <w:t>וַֽ⁠אֲנִי֙ לֹ֣א אָח֔וּס עַל־נִינְוֵ֖ה הָ⁠עִ֣יר הַ⁠גְּדוֹלָ֑ה אֲשֶׁ֣ר יֶשׁ־בָּ֡⁠הּ הַרְבֵּה֩ מִֽ⁠שְׁתֵּים־עֶשְׂרֵ֨ה רִבּ֜וֹ אָדָ֗ם אֲשֶׁ֤ר לֹֽא־יָדַע֙ בֵּין־יְמִינ֣⁠וֹ לִ⁠שְׂמֹאל֔⁠וֹ וּ⁠בְהֵמָ֖ה רַבָּֽה</w:t>
+      </w:r>
+    </w:p>
+    <w:p>
+      <w:pPr>
+        <w:bidi/>
+      </w:pPr>
+      <w:r>
+        <w:rPr>
+          <w:lang w:val="ar_AE" w:bidi="ar_AE"/>
+        </w:rPr>
+      </w:r>
+      <w:r>
+        <w:rPr>
           <w:b/>
           <w:lang w:val="ar_AE" w:bidi="ar_AE"/>
         </w:rPr>
@@ -21910,6 +24710,22 @@
       </w:r>
       <w:r>
         <w:rPr>
+          <w:lang w:val="ar_AE" w:bidi="ar_AE"/>
+        </w:rPr>
+        <w:t>אֲשֶׁ֣ר יֶשׁ־בָּ֡⁠הּ הַרְבֵּה֩</w:t>
+      </w:r>
+    </w:p>
+    <w:p>
+      <w:pPr>
+        <w:bidi/>
+      </w:pPr>
+      <w:r>
+        <w:rPr>
+          <w:lang w:val="ar_AE" w:bidi="ar_AE"/>
+        </w:rPr>
+      </w:r>
+      <w:r>
+        <w:rPr>
           <w:b/>
           <w:lang w:val="ar_AE" w:bidi="ar_AE"/>
         </w:rPr>
@@ -22015,6 +24831,22 @@
       </w:r>
       <w:r>
         <w:rPr>
+          <w:lang w:val="ar_AE" w:bidi="ar_AE"/>
+        </w:rPr>
+        <w:t>מִֽ⁠שְׁתֵּים־עֶשְׂרֵ֨ה רִבּ֜וֹ</w:t>
+      </w:r>
+    </w:p>
+    <w:p>
+      <w:pPr>
+        <w:bidi/>
+      </w:pPr>
+      <w:r>
+        <w:rPr>
+          <w:lang w:val="ar_AE" w:bidi="ar_AE"/>
+        </w:rPr>
+      </w:r>
+      <w:r>
+        <w:rPr>
           <w:b/>
           <w:lang w:val="ar_AE" w:bidi="ar_AE"/>
         </w:rPr>
@@ -22094,6 +24926,22 @@
         <w:rPr>
           <w:lang w:val="ar_AE" w:bidi="ar_AE"/>
         </w:rPr>
+      </w:r>
+    </w:p>
+    <w:p>
+      <w:pPr>
+        <w:bidi/>
+      </w:pPr>
+      <w:r>
+        <w:rPr>
+          <w:lang w:val="ar_AE" w:bidi="ar_AE"/>
+        </w:rPr>
+      </w:r>
+      <w:r>
+        <w:rPr>
+          <w:lang w:val="ar_AE" w:bidi="ar_AE"/>
+        </w:rPr>
+        <w:t>אֲשֶׁ֤ר לֹֽא־יָדַע֙ בֵּין־יְמִינ֣⁠וֹ לִ⁠שְׂמֹאל֔⁠וֹ</w:t>
       </w:r>
     </w:p>
     <w:p>

--- a/arb/docx/32.content.docx
+++ b/arb/docx/32.content.docx
@@ -32,51 +32,16 @@
     </w:p>
     <w:p>
       <w:pPr>
-        <w:pStyle w:val="Heading2"/>
-        <w:bidi/>
-      </w:pPr>
-      <w:r>
-        <w:rPr>
-          <w:lang w:val="ar_AE" w:bidi="ar_AE"/>
-        </w:rPr>
-        <w:t>License Information</w:t>
-      </w:r>
-      <w:r>
-        <w:rPr>
-          <w:lang w:val="ar_AE" w:bidi="ar_AE"/>
-        </w:rPr>
-      </w:r>
-    </w:p>
-    <w:p>
-      <w:pPr>
-        <w:bidi/>
-      </w:pPr>
-      <w:r>
-        <w:rPr>
-          <w:lang w:val="ar_AE" w:bidi="ar_AE"/>
-        </w:rPr>
-      </w:r>
-      <w:r>
-        <w:rPr>
-          <w:b/>
-          <w:lang w:val="ar_AE" w:bidi="ar_AE"/>
-        </w:rPr>
-        <w:t>ملاحظات الترجمة (كلمة متكشفة)</w:t>
-      </w:r>
-      <w:r>
-        <w:rPr>
-          <w:lang w:val="ar_AE" w:bidi="ar_AE"/>
-        </w:rPr>
-        <w:t xml:space="preserve"> (Arabic) is based on</w:t>
-      </w:r>
-      <w:r>
-        <w:rPr>
-          <w:lang w:val="ar_AE" w:bidi="ar_AE"/>
-        </w:rPr>
-        <w:t xml:space="preserve">: </w:t>
-      </w:r>
-      <w:r>
-        <w:rPr>
+        <w:bidi/>
+      </w:pPr>
+      <w:r>
+        <w:rPr>
+          <w:lang w:val="ar_AE" w:bidi="ar_AE"/>
+        </w:rPr>
+      </w:r>
+      <w:r>
+        <w:rPr>
+          <w:b/>
           <w:lang w:val="ar_AE" w:bidi="ar_AE"/>
         </w:rPr>
         <w:t>unfoldingWord® Translation Notes</w:t>
@@ -85,64 +50,31 @@
         <w:rPr>
           <w:lang w:val="ar_AE" w:bidi="ar_AE"/>
         </w:rPr>
-        <w:t xml:space="preserve">, </w:t>
-      </w:r>
-      <w:hyperlink r:id="rId13">
-        <w:r>
-          <w:rPr>
-            <w:lang w:val="ar_AE" w:bidi="ar_AE"/>
-          </w:rPr>
-          <w:rPr>
-            <w:color w:val="0000EE"/>
-            <w:u w:val="single"/>
-          </w:rPr>
-          <w:t>unfoldingWord</w:t>
-        </w:r>
-      </w:hyperlink>
-      <w:r>
-        <w:rPr>
-          <w:lang w:val="ar_AE" w:bidi="ar_AE"/>
-        </w:rPr>
-        <w:t xml:space="preserve">, 2022, which is licensed under a </w:t>
-      </w:r>
-      <w:hyperlink r:id="rId14">
-        <w:r>
-          <w:rPr>
-            <w:lang w:val="ar_AE" w:bidi="ar_AE"/>
-          </w:rPr>
-          <w:rPr>
-            <w:color w:val="0000EE"/>
-            <w:u w:val="single"/>
-          </w:rPr>
-          <w:t>CC BY-SA 4.0 license</w:t>
-        </w:r>
-      </w:hyperlink>
-      <w:r>
-        <w:rPr>
-          <w:lang w:val="ar_AE" w:bidi="ar_AE"/>
-        </w:rPr>
-        <w:t>.</w:t>
-      </w:r>
-      <w:r>
-        <w:rPr>
-          <w:lang w:val="ar_AE" w:bidi="ar_AE"/>
-        </w:rPr>
-      </w:r>
-    </w:p>
-    <w:p>
-      <w:pPr>
-        <w:bidi/>
-      </w:pPr>
-      <w:r>
-        <w:rPr>
-          <w:lang w:val="ar_AE" w:bidi="ar_AE"/>
-        </w:rPr>
-      </w:r>
-      <w:r>
-        <w:rPr>
-          <w:lang w:val="ar_AE" w:bidi="ar_AE"/>
-        </w:rPr>
-        <w:t>This PDF version is provided under the same license.</w:t>
+        <w:t xml:space="preserve"> © 2022 unfoldingWord. Released under CC BY-SA 4.0 license. </w:t>
+      </w:r>
+      <w:r>
+        <w:rPr>
+          <w:lang w:val="ar_AE" w:bidi="ar_AE"/>
+        </w:rPr>
+        <w:t>unfoldingWord® Translation Notes</w:t>
+      </w:r>
+      <w:r>
+        <w:rPr>
+          <w:lang w:val="ar_AE" w:bidi="ar_AE"/>
+        </w:rPr>
+        <w:t xml:space="preserve"> has been adapted in the following languages: Tok Pisin, Arabic (عربي), French (Français), Hindi (हिंदी), Indonesian (Bahasa Indonesia), Portuguese (Português), Russian (Русский), Spanish (Español), Swahili (Kiswahili), and Simplified Chinese (简体中文) from </w:t>
+      </w:r>
+      <w:r>
+        <w:rPr>
+          <w:lang w:val="ar_AE" w:bidi="ar_AE"/>
+        </w:rPr>
+        <w:t>unfoldingWord® Translation Notes</w:t>
+      </w:r>
+      <w:r>
+        <w:rPr>
+          <w:lang w:val="ar_AE" w:bidi="ar_AE"/>
+        </w:rPr>
+        <w:t xml:space="preserve"> © 2022 unfoldingWord. Released under CC BY-SA 4.0 license by Mission Mutual</w:t>
       </w:r>
       <w:r>
         <w:rPr>
@@ -936,7 +868,7 @@
         </w:rPr>
         <w:t xml:space="preserve">في الآية </w:t>
       </w:r>
-      <w:hyperlink r:id="rId15">
+      <w:hyperlink r:id="rId13">
         <w:r>
           <w:rPr>
             <w:lang w:val="ar_AE" w:bidi="ar_AE"/>
@@ -2398,7 +2330,7 @@
         </w:rPr>
         <w:t xml:space="preserve">" هنا أن يونان تحرّك استجابة لأمر الله، لكن فعله كان عصيانًا لا طاعة. وإذا كان قراؤك قد يسيئون فهم ذلك، يمكنك توضيح المعنى بصراحة. انظر كيف ترجمت هذا التعبير في </w:t>
       </w:r>
-      <w:hyperlink r:id="rId16">
+      <w:hyperlink r:id="rId14">
         <w:r>
           <w:rPr>
             <w:lang w:val="ar_AE" w:bidi="ar_AE"/>
@@ -4712,7 +4644,7 @@
         </w:rPr>
         <w:t xml:space="preserve">مع أن هذه العبارة استُخدمت كتعبيـر مجازي في </w:t>
       </w:r>
-      <w:hyperlink r:id="rId16">
+      <w:hyperlink r:id="rId14">
         <w:r>
           <w:rPr>
             <w:lang w:val="ar_AE" w:bidi="ar_AE"/>
@@ -4730,7 +4662,7 @@
         </w:rPr>
         <w:t xml:space="preserve"> و</w:t>
       </w:r>
-      <w:hyperlink r:id="rId17">
+      <w:hyperlink r:id="rId15">
         <w:r>
           <w:rPr>
             <w:lang w:val="ar_AE" w:bidi="ar_AE"/>
@@ -7592,7 +7524,7 @@
         </w:rPr>
         <w:t xml:space="preserve"> في </w:t>
       </w:r>
-      <w:hyperlink r:id="rId18">
+      <w:hyperlink r:id="rId16">
         <w:r>
           <w:rPr>
             <w:lang w:val="ar_AE" w:bidi="ar_AE"/>
@@ -7854,7 +7786,7 @@
         </w:rPr>
         <w:t xml:space="preserve">انظر كيف ترجمت هذا التعبير الاصطلاحي في </w:t>
       </w:r>
-      <w:hyperlink r:id="rId19">
+      <w:hyperlink r:id="rId17">
         <w:r>
           <w:rPr>
             <w:lang w:val="ar_AE" w:bidi="ar_AE"/>
@@ -9119,7 +9051,7 @@
         </w:rPr>
         <w:t xml:space="preserve">هنا تأتي عبارة "فخَافَ ... خَوْفًا عَظِيمًا" في تركيب تأكيدي يجمع بين فعل ومفعوله من الجذر نفسه. قد يكون من الممكن في لغتك استخدام البناء ذاته للتعبير عن المعنى. أو لعل لغتك تستعمل أسلوبًا آخر لإبراز هذا التأكيد. انظر كيف ترجمت هذه العبارة في </w:t>
       </w:r>
-      <w:hyperlink r:id="rId18">
+      <w:hyperlink r:id="rId16">
         <w:r>
           <w:rPr>
             <w:lang w:val="ar_AE" w:bidi="ar_AE"/>
@@ -14744,7 +14676,7 @@
         </w:rPr>
         <w:t xml:space="preserve">..." </w:t>
       </w:r>
-      <w:hyperlink r:id="rId20">
+      <w:hyperlink r:id="rId18">
         <w:r>
           <w:rPr>
             <w:lang w:val="ar_AE" w:bidi="ar_AE"/>
@@ -15564,7 +15496,7 @@
         </w:rPr>
         <w:t xml:space="preserve">تُقدّم هذه العبارة الجزء الثاني من قصة يونان. وقد استخدمت نفس العبارة لبدء النصف الأول في </w:t>
       </w:r>
-      <w:hyperlink r:id="rId21">
+      <w:hyperlink r:id="rId19">
         <w:r>
           <w:rPr>
             <w:lang w:val="ar_AE" w:bidi="ar_AE"/>
@@ -15704,7 +15636,7 @@
         </w:rPr>
         <w:t xml:space="preserve">يعني هذا التعبير الاصطلاحي أن يهوه تكلم بطريقة ما. انظر كيف ترجمتها في </w:t>
       </w:r>
-      <w:hyperlink r:id="rId21">
+      <w:hyperlink r:id="rId19">
         <w:r>
           <w:rPr>
             <w:lang w:val="ar_AE" w:bidi="ar_AE"/>
@@ -15857,7 +15789,7 @@
         </w:rPr>
         <w:t xml:space="preserve">" هنا، كما في </w:t>
       </w:r>
-      <w:hyperlink r:id="rId16">
+      <w:hyperlink r:id="rId14">
         <w:r>
           <w:rPr>
             <w:lang w:val="ar_AE" w:bidi="ar_AE"/>
@@ -16010,7 +15942,7 @@
         </w:rPr>
         <w:t xml:space="preserve">" هي تعبير اصطلاحي يعني أن على يونان أن يتحرك وينفذ الأمر التالي، وهو "اذهب". إذا لم يكن لهذا التعبير نفس المعنى في لغتك، يمكنك استخدام تعبير مألوف أو توضيح المعنى مباشرة. انظر كيف ترجمتها في </w:t>
       </w:r>
-      <w:hyperlink r:id="rId16">
+      <w:hyperlink r:id="rId14">
         <w:r>
           <w:rPr>
             <w:lang w:val="ar_AE" w:bidi="ar_AE"/>
@@ -16028,7 +15960,7 @@
         </w:rPr>
         <w:t xml:space="preserve"> و</w:t>
       </w:r>
-      <w:hyperlink r:id="rId17">
+      <w:hyperlink r:id="rId15">
         <w:r>
           <w:rPr>
             <w:lang w:val="ar_AE" w:bidi="ar_AE"/>
@@ -16302,7 +16234,7 @@
         </w:rPr>
         <w:t xml:space="preserve">" هنا تعني أنّ يونان "بادر بالفعل" استجابةً لأمر الله بالذهاب، كما ورد في </w:t>
       </w:r>
-      <w:hyperlink r:id="rId17">
+      <w:hyperlink r:id="rId15">
         <w:r>
           <w:rPr>
             <w:lang w:val="ar_AE" w:bidi="ar_AE"/>
@@ -20503,7 +20435,7 @@
         </w:rPr>
         <w:t xml:space="preserve">في الآية 2، ينسب يونان سلسلة من الصفات إلى الله. وكان القارئ اليهودي لهذا السفر سيتعرّف عليها باعتبار تلك الكلمات هي ذات الوصف الذي استخدمه الله عن نفسه عندما تكلّم مع موسى على جبل سيناء. (انظر </w:t>
       </w:r>
-      <w:hyperlink r:id="rId22">
+      <w:hyperlink r:id="rId20">
         <w:r>
           <w:rPr>
             <w:lang w:val="ar_AE" w:bidi="ar_AE"/>
@@ -20653,7 +20585,7 @@
         </w:rPr>
         <w:t xml:space="preserve">الكلمة العبرية المترجَمة "شر" واسعة المعنى، وتشمل الشر الأدبي، والشر الجسدي، وكل ما هو سيّئ. الله لا يفعل الشر الأدبي أبدًا. في العدد 1، يذكر الكاتب أن يونان اعتبر رحمة الله في افتقاد وإنقاذ شعب نينوى أمرًا شريرًا. في العدد 2، يصف يونان الله بأنه "يندم عن الشر." في العدد 6، وُصِفت حالة يونان وموقفه بأنهما شر. وهذا بعد أن وُصِفت أفعال أهل نينوى بالشر في </w:t>
       </w:r>
-      <w:hyperlink r:id="rId16">
+      <w:hyperlink r:id="rId14">
         <w:r>
           <w:rPr>
             <w:lang w:val="ar_AE" w:bidi="ar_AE"/>
@@ -20671,7 +20603,7 @@
         </w:rPr>
         <w:t xml:space="preserve">، </w:t>
       </w:r>
-      <w:hyperlink r:id="rId23">
+      <w:hyperlink r:id="rId21">
         <w:r>
           <w:rPr>
             <w:lang w:val="ar_AE" w:bidi="ar_AE"/>
@@ -20689,7 +20621,7 @@
         </w:rPr>
         <w:t>، و</w:t>
       </w:r>
-      <w:hyperlink r:id="rId24">
+      <w:hyperlink r:id="rId22">
         <w:r>
           <w:rPr>
             <w:lang w:val="ar_AE" w:bidi="ar_AE"/>
@@ -20707,7 +20639,7 @@
         </w:rPr>
         <w:t xml:space="preserve">، وحالة البحّارة في </w:t>
       </w:r>
-      <w:hyperlink r:id="rId25">
+      <w:hyperlink r:id="rId23">
         <w:r>
           <w:rPr>
             <w:lang w:val="ar_AE" w:bidi="ar_AE"/>
@@ -21826,7 +21758,7 @@
         </w:rPr>
         <w:t xml:space="preserve"> يشير إلى التدمير المادي لمدينة نينوى وشعبها، وليس إلى الشر الأخلاقي. في هذا السياق، تعني هذه العبارة أن الله يشعر بالحزن بسبب التسبب في حدوث أشياء سيئة للناس الذين يخطئون، ويتصرف بشكل مختلف عندما يتوب الخطاة عن خطاياهم. يمكنك تضمين هذه المعلومات إذا كانت ستفيد قراءك. انظر المناقشة حول الشر في مقدمة الأصحاح، وانظر كيف ترجمت هذه الكلمة في </w:t>
       </w:r>
-      <w:hyperlink r:id="rId26">
+      <w:hyperlink r:id="rId24">
         <w:r>
           <w:rPr>
             <w:lang w:val="ar_AE" w:bidi="ar_AE"/>
@@ -22207,7 +22139,7 @@
         </w:rPr>
         <w:t xml:space="preserve">هي تعبير اصطلاحي يشير إلى غضب يونان كما لو كان نارًا تشتعل داخله. إذا لم يكن لهذه العبارة هذا المعنى في لغتك، يمكنك استخدام تعبير اصطلاحي من لغتك يحمل هذا المعنى أو توضيح المعنى بشكل مباشر. انظر كيف قمت بترجمتها في </w:t>
       </w:r>
-      <w:hyperlink r:id="rId26">
+      <w:hyperlink r:id="rId24">
         <w:r>
           <w:rPr>
             <w:lang w:val="ar_AE" w:bidi="ar_AE"/>
@@ -23775,7 +23707,7 @@
         </w:rPr>
         <w:t xml:space="preserve">إذا كان من الطبيعي أكثر في لغتك، يمكنك التعبير عن ذلك كاقتباس مباشر إما موجهًا إلى نفسه أو، كما في </w:t>
       </w:r>
-      <w:hyperlink r:id="rId27">
+      <w:hyperlink r:id="rId25">
         <w:r>
           <w:rPr>
             <w:lang w:val="ar_AE" w:bidi="ar_AE"/>
@@ -23927,7 +23859,7 @@
         </w:rPr>
         <w:t xml:space="preserve">، يمكنك التعبير عن الأفكار نفسها بطرق أخرى. انظر كيف ترجمت هذا في </w:t>
       </w:r>
-      <w:hyperlink r:id="rId27">
+      <w:hyperlink r:id="rId25">
         <w:r>
           <w:rPr>
             <w:lang w:val="ar_AE" w:bidi="ar_AE"/>
@@ -24200,7 +24132,7 @@
         </w:rPr>
         <w:t xml:space="preserve"> هي أمثلة على تعبير اصطلاحي يصف غضب يونان كما لو كان نارًا تشتعل داخله. انظر كيف ترجمت هذا التعبير الاصطلاحي في </w:t>
       </w:r>
-      <w:hyperlink r:id="rId26">
+      <w:hyperlink r:id="rId24">
         <w:r>
           <w:rPr>
             <w:lang w:val="ar_AE" w:bidi="ar_AE"/>
@@ -24581,7 +24513,7 @@
         </w:rPr>
         <w:t xml:space="preserve"> المقرون بكلمة ""أنت"" في الآية </w:t>
       </w:r>
-      <w:hyperlink r:id="rId28">
+      <w:hyperlink r:id="rId26">
         <w:r>
           <w:rPr>
             <w:lang w:val="ar_AE" w:bidi="ar_AE"/>

--- a/arb/docx/32.content.docx
+++ b/arb/docx/32.content.docx
@@ -152,13 +152,6 @@
         <w:rPr>
           <w:lang w:val="ar_AE" w:bidi="ar_AE"/>
         </w:rPr>
-      </w:r>
-      <w:r>
-        <w:rPr>
-          <w:i/>
-          <w:lang w:val="ar_AE" w:bidi="ar_AE"/>
-        </w:rPr>
-        <w:t>يونان - مقدمة, يونان - مقدمة إلى الأصحاح 1, يونان 1: 1 (#1), يونان 1: 1 (#2), يونان 1: 1 (#3), يونان 1: 2 (#2), يونان 1: 2 (#3), يونان 1: 2 (#4), يونان 1: 2 (#5), يونان 1: 2 (#1), يونان 1: 2 (#6), يونان 1: 3 (#1), يونان 1: 3 (#2), يونان 1: 3 (#3), يونان 1: 3 (#4), يونان 1: 3 (#5), يونان 1: 3 (#6), يونان 1: 3 (#7), يونان 1: 3 (#8), يونان 1: 4 (#1), يونان 1: 4 (#2), يونان 1: 4 (#3), يونان 1: 5 (#1), يونان 1: 5 (#2), يونان 1: 5 (#4), يونان 1: 5 (#5), يونان 1: 5 (#6), يونان 1: 5 (#7), يونان 1: 6 (#1), يونان 1: 6 (#2), يونان 1: 6 (#3), يونان 1: 6 (#4), يونان 1: 6 (#5), يونان 1: 6 (#6), يونان 1: 7 (#1), يونان 1: 7 (#4), يونان 1: 7 (#3), يونان 1: 7 (#6), يونان 1: 7 (#2), يونان 1: 7 (#3), يونان 1: 8 (#1), يونان 1: 8 (#2), يونان 1: 9 (#1), يونان 1: 10 (#1), يونان 1: 10 (#2), يونان 1: 10 (#3), يونان 1: 10 (#4), يونان 1: 10 (#5), يونان 1: 11 (#1), يونان 1: 11 (#2), يونان 1: 11 (#3), يونان 1: 11 (#4), يونان 1: 12 (#1), يونان 1: 12 (#2), يونان 1: 13 (#1), يونان 1: 13 (#2), يونان 1: 14 (#1), يونان 1: 14 (#2), يونان 1: 14 (#3), يونان 1: 14 (#4), يونان 1: 14 (#5), يونان 1: 14 (#7), يونان 1: 14 (#6), يونان 1: 15 (#1), يونان 1: 15 (#2), يونان 1: 16 (#1), يونان 1: 16 (#2), يونان 1: 17 (#1), يونان 1: 17 (#2), يونان - مقدمة إلى الأصحاح 2, يونان 2: 1 (#1), يونان 2: 2 (#1), يونان 2: 2 (#2), يونان 2: 2 (#3), يونان 2: 2 (#4), يونان 2: 2 (#6), يونان 2: 2 (#7), يونان 2: 2 (#8), يونان 2: 2 (#5), يونان 2: 3 (#1), يونان 2: 3 (#3), يونان 2: 3 (#4), يونان 2: 3 (#2), يونان 2: 3 (#5), يونان 2: 4 (#1), يونان 2: 4 (#2), يونان 2: 4 (#3), يونان 2: 4 (#4), يونان 2: 5 (#1), يونان 2: 5 (#2), يونان 2: 5 (#3), يونان 2: 5 (#4), يونان 2: 5 (#5), يونان 2: 6 (#1), يونان 2: 6 (#3), يونان 2: 6 (#4), يونان 2: 6 (#2), يونان 2: 6 (#5), يونان 2: 7 (#1), يونان 2: 7 (#2), يونان 2: 7 (#4), يونان 2: 7 (#3), يونان 2: 8 (#1), يونان 2: 8 (#2), يونان 2: 9 (#1), يونان 2: 9 (#2), يونان 2: 9 (#3), يونان 2: 9 (#5), يونان 2: 9 (#4), يونان 2: 10 (#3), يونان 2: 10 (#1), يونان 2: 10 (#2), يونان - مقدمة إصحاح 3, يونان 3: 1 (#1), يونان 3: 1 (#2), اليونان 3: 2 (#2), يونان 3: 2 (#1), يونان 3: 2 (#3), يونان 3: 3 (#1), يونان 3: 3 (#2), يونان 3: 3 (#3), يونان 3: 3 (#4), يونان 3: 3 (#5), يونان 3: 4 (#1), يونان 3: 4 (#2), يونان 3: 4 (#3), يونان 3: 4 (#4), يونان 3: 5 (#2), يونان 3: 5 (#3), يونان 3: 5 (#1), يونان 3: 6 (#1), يونان 3: 6 (#2), يونان 3: 6 (#3), يونان 3: 6 (#4), يونان 3: 7 (#1), يونان 3: 7 (#3), يونان 3: 7 (#4), يونان 3: 7 (#5), يونان 3: 7 (#2), يونان 3: 8 (#1), يونان 3: 8 (#2), يونان 3: 8 (#4), يونان 3: 8 (#3), يونان 3: 9 (#1), يونان 3: 9 (#2), يونان 3: 9 (#3), يونان 3: 9 (#4), يونان 3: 10 (#1), يونان 3: 10 (#2), يونان 3: 10 (#3), يونان 3: 10 (#5), يونان 3: 10 (#4), يونان- مقدمة إصحاح 4, يونان 4: 1 (#1), يونان 4: 1 (#4), يونان 4: 1 (#2), يونان 4: 1 (#3), يونان 4: 2 (#1), يونان 4: 2 (#2), يونان 4: 2 (#3), يونان 4: 2 (#4), يونان 4: 2 (#5), يونان 4: 2 (#6), يونان 4: 3 (#1), يونان 4: 3 (#2), يونان 4: 4 (#1), يونان 4: 4 (#2), يونان 4: 4 (#3), يونان 4: 5 (#1), يونان 4: 6 (#1), يونان 4: 6 (#2), يونان 4: 6 (#3), يونان 4: 7 (#1), يونان 4: 7 (#2), يونان 4: 8 (#1), يونان 4: 8 (#2), يونان 4: 8 (#3), يونان 4: 8 (#4), يونان 4: 8 (#5), يونان 4: 8 (#6), يونان 4: 8 (#7), يونان 4: 9 (#1), يونان 4: 9 (#2), يونان 4: 10 (#1), يونان 4: 10 (#2), يونان 4: 11 (#1), يونان 4: 11 (#2), يونان 4: 11 (#3), يونان 4: 11 (#4), يونان 4: 11 (#5)</w:t>
       </w:r>
       <w:r>
         <w:rPr>

--- a/arb/docx/32.content.docx
+++ b/arb/docx/32.content.docx
@@ -22,7 +22,7 @@
         <w:rPr>
           <w:lang w:val="ar_AE" w:bidi="ar_AE"/>
         </w:rPr>
-        <w:t>Resource: ملاحظات الترجمة (كلمة متكشفة)</w:t>
+        <w:t>Resource: unfoldingWord® Translation Notes</w:t>
       </w:r>
       <w:r>
         <w:rPr>
@@ -96,7 +96,7 @@
         <w:rPr>
           <w:lang w:val="ar_AE" w:bidi="ar_AE"/>
         </w:rPr>
-        <w:t>ملاحظات الترجمة (كلمة متكشفة)</w:t>
+        <w:t>unfoldingWord® Translation Notes</w:t>
       </w:r>
     </w:p>
     <w:p>

--- a/arb/docx/32.content.docx
+++ b/arb/docx/32.content.docx
@@ -880,6 +880,22 @@
       </w:r>
       <w:r>
         <w:rPr>
+          <w:lang w:val="ar_AE" w:bidi="ar_AE"/>
+        </w:rPr>
+        <w:t>וַֽ⁠יְהִי֙ דְּבַר־יְהוָ֔ה</w:t>
+      </w:r>
+    </w:p>
+    <w:p>
+      <w:pPr>
+        <w:bidi/>
+      </w:pPr>
+      <w:r>
+        <w:rPr>
+          <w:lang w:val="ar_AE" w:bidi="ar_AE"/>
+        </w:rPr>
+      </w:r>
+      <w:r>
+        <w:rPr>
           <w:b/>
           <w:lang w:val="ar_AE" w:bidi="ar_AE"/>
         </w:rPr>
@@ -972,6 +988,22 @@
       </w:r>
       <w:r>
         <w:rPr>
+          <w:lang w:val="ar_AE" w:bidi="ar_AE"/>
+        </w:rPr>
+        <w:t>אֲמִתַּ֖י</w:t>
+      </w:r>
+    </w:p>
+    <w:p>
+      <w:pPr>
+        <w:bidi/>
+      </w:pPr>
+      <w:r>
+        <w:rPr>
+          <w:lang w:val="ar_AE" w:bidi="ar_AE"/>
+        </w:rPr>
+      </w:r>
+      <w:r>
+        <w:rPr>
           <w:b/>
           <w:lang w:val="ar_AE" w:bidi="ar_AE"/>
         </w:rPr>
@@ -1085,6 +1117,22 @@
       </w:r>
       <w:r>
         <w:rPr>
+          <w:lang w:val="ar_AE" w:bidi="ar_AE"/>
+        </w:rPr>
+        <w:t>נִֽינְוֵ֛ה הָ⁠עִ֥יר הַ⁠גְּדוֹלָ֖ה</w:t>
+      </w:r>
+    </w:p>
+    <w:p>
+      <w:pPr>
+        <w:bidi/>
+      </w:pPr>
+      <w:r>
+        <w:rPr>
+          <w:lang w:val="ar_AE" w:bidi="ar_AE"/>
+        </w:rPr>
+      </w:r>
+      <w:r>
+        <w:rPr>
           <w:b/>
           <w:lang w:val="ar_AE" w:bidi="ar_AE"/>
         </w:rPr>
@@ -1204,6 +1252,22 @@
       </w:r>
       <w:r>
         <w:rPr>
+          <w:lang w:val="ar_AE" w:bidi="ar_AE"/>
+        </w:rPr>
+        <w:t>ק֠וּם</w:t>
+      </w:r>
+    </w:p>
+    <w:p>
+      <w:pPr>
+        <w:bidi/>
+      </w:pPr>
+      <w:r>
+        <w:rPr>
+          <w:lang w:val="ar_AE" w:bidi="ar_AE"/>
+        </w:rPr>
+      </w:r>
+      <w:r>
+        <w:rPr>
           <w:b/>
           <w:lang w:val="ar_AE" w:bidi="ar_AE"/>
         </w:rPr>
@@ -1323,6 +1387,22 @@
       </w:r>
       <w:r>
         <w:rPr>
+          <w:lang w:val="ar_AE" w:bidi="ar_AE"/>
+        </w:rPr>
+        <w:t>וּ⁠קְרָ֣א עָלֶ֑י⁠הָ</w:t>
+      </w:r>
+    </w:p>
+    <w:p>
+      <w:pPr>
+        <w:bidi/>
+      </w:pPr>
+      <w:r>
+        <w:rPr>
+          <w:lang w:val="ar_AE" w:bidi="ar_AE"/>
+        </w:rPr>
+      </w:r>
+      <w:r>
+        <w:rPr>
           <w:b/>
           <w:lang w:val="ar_AE" w:bidi="ar_AE"/>
         </w:rPr>
@@ -1442,6 +1522,22 @@
       </w:r>
       <w:r>
         <w:rPr>
+          <w:lang w:val="ar_AE" w:bidi="ar_AE"/>
+        </w:rPr>
+        <w:t>עָלְתָ֥ה רָעָתָ֖⁠ם לְ⁠פָנָֽ⁠י</w:t>
+      </w:r>
+    </w:p>
+    <w:p>
+      <w:pPr>
+        <w:bidi/>
+      </w:pPr>
+      <w:r>
+        <w:rPr>
+          <w:lang w:val="ar_AE" w:bidi="ar_AE"/>
+        </w:rPr>
+      </w:r>
+      <w:r>
+        <w:rPr>
           <w:b/>
           <w:lang w:val="ar_AE" w:bidi="ar_AE"/>
         </w:rPr>
@@ -1574,6 +1670,22 @@
       </w:r>
       <w:r>
         <w:rPr>
+          <w:lang w:val="ar_AE" w:bidi="ar_AE"/>
+        </w:rPr>
+        <w:t>ק֠וּם לֵ֧ךְ אֶל־נִֽינְוֵ֛ה הָ⁠עִ֥יר הַ⁠גְּדוֹלָ֖ה וּ⁠קְרָ֣א עָלֶ֑י⁠הָ כִּֽי־עָלְתָ֥ה רָעָתָ֖⁠ם לְ⁠פָנָֽ⁠י</w:t>
+      </w:r>
+    </w:p>
+    <w:p>
+      <w:pPr>
+        <w:bidi/>
+      </w:pPr>
+      <w:r>
+        <w:rPr>
+          <w:lang w:val="ar_AE" w:bidi="ar_AE"/>
+        </w:rPr>
+      </w:r>
+      <w:r>
+        <w:rPr>
           <w:b/>
           <w:lang w:val="ar_AE" w:bidi="ar_AE"/>
         </w:rPr>
@@ -1680,6 +1792,22 @@
       </w:r>
       <w:r>
         <w:rPr>
+          <w:lang w:val="ar_AE" w:bidi="ar_AE"/>
+        </w:rPr>
+        <w:t>עָלְתָ֥ה רָעָתָ֖⁠ם לְ⁠פָנָֽ⁠י</w:t>
+      </w:r>
+    </w:p>
+    <w:p>
+      <w:pPr>
+        <w:bidi/>
+      </w:pPr>
+      <w:r>
+        <w:rPr>
+          <w:lang w:val="ar_AE" w:bidi="ar_AE"/>
+        </w:rPr>
+      </w:r>
+      <w:r>
+        <w:rPr>
           <w:b/>
           <w:lang w:val="ar_AE" w:bidi="ar_AE"/>
         </w:rPr>
@@ -1772,6 +1900,22 @@
         <w:rPr>
           <w:lang w:val="ar_AE" w:bidi="ar_AE"/>
         </w:rPr>
+      </w:r>
+    </w:p>
+    <w:p>
+      <w:pPr>
+        <w:bidi/>
+      </w:pPr>
+      <w:r>
+        <w:rPr>
+          <w:lang w:val="ar_AE" w:bidi="ar_AE"/>
+        </w:rPr>
+      </w:r>
+      <w:r>
+        <w:rPr>
+          <w:lang w:val="ar_AE" w:bidi="ar_AE"/>
+        </w:rPr>
+        <w:t>וַ⁠יָּ֤קָם יוֹנָה֙ לִ⁠בְרֹ֣חַ</w:t>
       </w:r>
     </w:p>
     <w:p>
@@ -1922,6 +2066,22 @@
       </w:r>
       <w:r>
         <w:rPr>
+          <w:lang w:val="ar_AE" w:bidi="ar_AE"/>
+        </w:rPr>
+        <w:t>מִ⁠לִּ⁠פְנֵ֖י יְהוָ֑ה &amp; מִ⁠לִּ⁠פְנֵ֖י יְהוָֽה</w:t>
+      </w:r>
+    </w:p>
+    <w:p>
+      <w:pPr>
+        <w:bidi/>
+      </w:pPr>
+      <w:r>
+        <w:rPr>
+          <w:lang w:val="ar_AE" w:bidi="ar_AE"/>
+        </w:rPr>
+      </w:r>
+      <w:r>
+        <w:rPr>
           <w:b/>
           <w:lang w:val="ar_AE" w:bidi="ar_AE"/>
         </w:rPr>
@@ -2055,6 +2215,22 @@
       </w:r>
       <w:r>
         <w:rPr>
+          <w:lang w:val="ar_AE" w:bidi="ar_AE"/>
+        </w:rPr>
+        <w:t>לִ⁠בְרֹ֣חַ תַּרְשִׁ֔ישָׁ⁠ה</w:t>
+      </w:r>
+    </w:p>
+    <w:p>
+      <w:pPr>
+        <w:bidi/>
+      </w:pPr>
+      <w:r>
+        <w:rPr>
+          <w:lang w:val="ar_AE" w:bidi="ar_AE"/>
+        </w:rPr>
+      </w:r>
+      <w:r>
+        <w:rPr>
           <w:b/>
           <w:lang w:val="ar_AE" w:bidi="ar_AE"/>
         </w:rPr>
@@ -2245,6 +2421,22 @@
       </w:r>
       <w:r>
         <w:rPr>
+          <w:lang w:val="ar_AE" w:bidi="ar_AE"/>
+        </w:rPr>
+        <w:t>אָנִיָּ֣ה</w:t>
+      </w:r>
+    </w:p>
+    <w:p>
+      <w:pPr>
+        <w:bidi/>
+      </w:pPr>
+      <w:r>
+        <w:rPr>
+          <w:lang w:val="ar_AE" w:bidi="ar_AE"/>
+        </w:rPr>
+      </w:r>
+      <w:r>
+        <w:rPr>
           <w:b/>
           <w:lang w:val="ar_AE" w:bidi="ar_AE"/>
         </w:rPr>
@@ -2448,6 +2640,22 @@
       </w:r>
       <w:r>
         <w:rPr>
+          <w:lang w:val="ar_AE" w:bidi="ar_AE"/>
+        </w:rPr>
+        <w:t>וַ⁠יֵּ֤רֶד בָּ⁠הּ֙</w:t>
+      </w:r>
+    </w:p>
+    <w:p>
+      <w:pPr>
+        <w:bidi/>
+      </w:pPr>
+      <w:r>
+        <w:rPr>
+          <w:lang w:val="ar_AE" w:bidi="ar_AE"/>
+        </w:rPr>
+      </w:r>
+      <w:r>
+        <w:rPr>
           <w:b/>
           <w:lang w:val="ar_AE" w:bidi="ar_AE"/>
         </w:rPr>
@@ -2554,6 +2762,22 @@
       </w:r>
       <w:r>
         <w:rPr>
+          <w:lang w:val="ar_AE" w:bidi="ar_AE"/>
+        </w:rPr>
+        <w:t>עִמָּ⁠הֶם֙</w:t>
+      </w:r>
+    </w:p>
+    <w:p>
+      <w:pPr>
+        <w:bidi/>
+      </w:pPr>
+      <w:r>
+        <w:rPr>
+          <w:lang w:val="ar_AE" w:bidi="ar_AE"/>
+        </w:rPr>
+      </w:r>
+      <w:r>
+        <w:rPr>
           <w:b/>
           <w:lang w:val="ar_AE" w:bidi="ar_AE"/>
         </w:rPr>
@@ -2673,6 +2897,22 @@
       </w:r>
       <w:r>
         <w:rPr>
+          <w:lang w:val="ar_AE" w:bidi="ar_AE"/>
+        </w:rPr>
+        <w:t>וַֽ⁠יהוָ֗ה</w:t>
+      </w:r>
+    </w:p>
+    <w:p>
+      <w:pPr>
+        <w:bidi/>
+      </w:pPr>
+      <w:r>
+        <w:rPr>
+          <w:lang w:val="ar_AE" w:bidi="ar_AE"/>
+        </w:rPr>
+      </w:r>
+      <w:r>
+        <w:rPr>
           <w:b/>
           <w:lang w:val="ar_AE" w:bidi="ar_AE"/>
         </w:rPr>
@@ -2792,6 +3032,22 @@
       </w:r>
       <w:r>
         <w:rPr>
+          <w:lang w:val="ar_AE" w:bidi="ar_AE"/>
+        </w:rPr>
+        <w:t>וְ⁠הָ֣⁠אֳנִיָּ֔ה חִשְּׁבָ֖ה לְ⁠הִשָּׁבֵֽר</w:t>
+      </w:r>
+    </w:p>
+    <w:p>
+      <w:pPr>
+        <w:bidi/>
+      </w:pPr>
+      <w:r>
+        <w:rPr>
+          <w:lang w:val="ar_AE" w:bidi="ar_AE"/>
+        </w:rPr>
+      </w:r>
+      <w:r>
+        <w:rPr>
           <w:b/>
           <w:lang w:val="ar_AE" w:bidi="ar_AE"/>
         </w:rPr>
@@ -2911,6 +3167,22 @@
       </w:r>
       <w:r>
         <w:rPr>
+          <w:lang w:val="ar_AE" w:bidi="ar_AE"/>
+        </w:rPr>
+        <w:t>לְ⁠הִשָּׁבֵֽר</w:t>
+      </w:r>
+    </w:p>
+    <w:p>
+      <w:pPr>
+        <w:bidi/>
+      </w:pPr>
+      <w:r>
+        <w:rPr>
+          <w:lang w:val="ar_AE" w:bidi="ar_AE"/>
+        </w:rPr>
+      </w:r>
+      <w:r>
+        <w:rPr>
           <w:b/>
           <w:lang w:val="ar_AE" w:bidi="ar_AE"/>
         </w:rPr>
@@ -3017,6 +3289,22 @@
       </w:r>
       <w:r>
         <w:rPr>
+          <w:lang w:val="ar_AE" w:bidi="ar_AE"/>
+        </w:rPr>
+        <w:t>הַ⁠מַּלָּחִ֗ים</w:t>
+      </w:r>
+    </w:p>
+    <w:p>
+      <w:pPr>
+        <w:bidi/>
+      </w:pPr>
+      <w:r>
+        <w:rPr>
+          <w:lang w:val="ar_AE" w:bidi="ar_AE"/>
+        </w:rPr>
+      </w:r>
+      <w:r>
+        <w:rPr>
           <w:b/>
           <w:lang w:val="ar_AE" w:bidi="ar_AE"/>
         </w:rPr>
@@ -3136,6 +3424,22 @@
       </w:r>
       <w:r>
         <w:rPr>
+          <w:lang w:val="ar_AE" w:bidi="ar_AE"/>
+        </w:rPr>
+        <w:t>אֱלֹהָי⁠ו֒</w:t>
+      </w:r>
+    </w:p>
+    <w:p>
+      <w:pPr>
+        <w:bidi/>
+      </w:pPr>
+      <w:r>
+        <w:rPr>
+          <w:lang w:val="ar_AE" w:bidi="ar_AE"/>
+        </w:rPr>
+      </w:r>
+      <w:r>
+        <w:rPr>
           <w:b/>
           <w:lang w:val="ar_AE" w:bidi="ar_AE"/>
         </w:rPr>
@@ -3255,6 +3559,22 @@
       </w:r>
       <w:r>
         <w:rPr>
+          <w:lang w:val="ar_AE" w:bidi="ar_AE"/>
+        </w:rPr>
+        <w:t>לְ⁠הָקֵ֖ל מֵֽ⁠עֲלֵי⁠הֶ֑ם</w:t>
+      </w:r>
+    </w:p>
+    <w:p>
+      <w:pPr>
+        <w:bidi/>
+      </w:pPr>
+      <w:r>
+        <w:rPr>
+          <w:lang w:val="ar_AE" w:bidi="ar_AE"/>
+        </w:rPr>
+      </w:r>
+      <w:r>
+        <w:rPr>
           <w:b/>
           <w:lang w:val="ar_AE" w:bidi="ar_AE"/>
         </w:rPr>
@@ -3361,6 +3681,22 @@
       </w:r>
       <w:r>
         <w:rPr>
+          <w:lang w:val="ar_AE" w:bidi="ar_AE"/>
+        </w:rPr>
+        <w:t>וְ⁠יוֹנָ֗ה יָרַד֙ אֶל־יַרְכְּתֵ֣י הַ⁠סְּפִינָ֔ה וַ⁠יִּשְׁכַּ֖ב וַ⁠יֵּרָדַֽם</w:t>
+      </w:r>
+    </w:p>
+    <w:p>
+      <w:pPr>
+        <w:bidi/>
+      </w:pPr>
+      <w:r>
+        <w:rPr>
+          <w:lang w:val="ar_AE" w:bidi="ar_AE"/>
+        </w:rPr>
+      </w:r>
+      <w:r>
+        <w:rPr>
           <w:b/>
           <w:lang w:val="ar_AE" w:bidi="ar_AE"/>
         </w:rPr>
@@ -3467,6 +3803,22 @@
       </w:r>
       <w:r>
         <w:rPr>
+          <w:lang w:val="ar_AE" w:bidi="ar_AE"/>
+        </w:rPr>
+        <w:t>יַרְכְּתֵ֣י הַ⁠סְּפִינָ֔ה</w:t>
+      </w:r>
+    </w:p>
+    <w:p>
+      <w:pPr>
+        <w:bidi/>
+      </w:pPr>
+      <w:r>
+        <w:rPr>
+          <w:lang w:val="ar_AE" w:bidi="ar_AE"/>
+        </w:rPr>
+      </w:r>
+      <w:r>
+        <w:rPr>
           <w:b/>
           <w:lang w:val="ar_AE" w:bidi="ar_AE"/>
         </w:rPr>
@@ -3551,6 +3903,22 @@
       </w:r>
       <w:r>
         <w:rPr>
+          <w:lang w:val="ar_AE" w:bidi="ar_AE"/>
+        </w:rPr>
+        <w:t>וַ⁠יִּשְׁכַּ֖ב וַ⁠יֵּרָדַֽם</w:t>
+      </w:r>
+    </w:p>
+    <w:p>
+      <w:pPr>
+        <w:bidi/>
+      </w:pPr>
+      <w:r>
+        <w:rPr>
+          <w:lang w:val="ar_AE" w:bidi="ar_AE"/>
+        </w:rPr>
+      </w:r>
+      <w:r>
+        <w:rPr>
           <w:b/>
           <w:lang w:val="ar_AE" w:bidi="ar_AE"/>
         </w:rPr>
@@ -3635,6 +4003,22 @@
       </w:r>
       <w:r>
         <w:rPr>
+          <w:lang w:val="ar_AE" w:bidi="ar_AE"/>
+        </w:rPr>
+        <w:t>וַ⁠יִּקְרַ֤ב אֵלָי⁠ו֙ רַ֣ב הַ⁠חֹבֵ֔ל וַ⁠יֹּ֥אמֶר ל֖⁠וֹ</w:t>
+      </w:r>
+    </w:p>
+    <w:p>
+      <w:pPr>
+        <w:bidi/>
+      </w:pPr>
+      <w:r>
+        <w:rPr>
+          <w:lang w:val="ar_AE" w:bidi="ar_AE"/>
+        </w:rPr>
+      </w:r>
+      <w:r>
+        <w:rPr>
           <w:b/>
           <w:lang w:val="ar_AE" w:bidi="ar_AE"/>
         </w:rPr>
@@ -3734,6 +4118,22 @@
       </w:r>
       <w:r>
         <w:rPr>
+          <w:lang w:val="ar_AE" w:bidi="ar_AE"/>
+        </w:rPr>
+        <w:t>מַה־לְּ⁠ךָ֣ נִרְדָּ֑ם</w:t>
+      </w:r>
+    </w:p>
+    <w:p>
+      <w:pPr>
+        <w:bidi/>
+      </w:pPr>
+      <w:r>
+        <w:rPr>
+          <w:lang w:val="ar_AE" w:bidi="ar_AE"/>
+        </w:rPr>
+      </w:r>
+      <w:r>
+        <w:rPr>
           <w:b/>
           <w:lang w:val="ar_AE" w:bidi="ar_AE"/>
         </w:rPr>
@@ -3827,6 +4227,22 @@
         <w:rPr>
           <w:lang w:val="ar_AE" w:bidi="ar_AE"/>
         </w:rPr>
+      </w:r>
+    </w:p>
+    <w:p>
+      <w:pPr>
+        <w:bidi/>
+      </w:pPr>
+      <w:r>
+        <w:rPr>
+          <w:lang w:val="ar_AE" w:bidi="ar_AE"/>
+        </w:rPr>
+      </w:r>
+      <w:r>
+        <w:rPr>
+          <w:lang w:val="ar_AE" w:bidi="ar_AE"/>
+        </w:rPr>
+        <w:t>ק֚וּם</w:t>
       </w:r>
     </w:p>
     <w:p>
@@ -3960,6 +4376,22 @@
       </w:r>
       <w:r>
         <w:rPr>
+          <w:lang w:val="ar_AE" w:bidi="ar_AE"/>
+        </w:rPr>
+        <w:t>קְרָ֣א אֶל־אֱלֹהֶ֔י⁠ךָ</w:t>
+      </w:r>
+    </w:p>
+    <w:p>
+      <w:pPr>
+        <w:bidi/>
+      </w:pPr>
+      <w:r>
+        <w:rPr>
+          <w:lang w:val="ar_AE" w:bidi="ar_AE"/>
+        </w:rPr>
+      </w:r>
+      <w:r>
+        <w:rPr>
           <w:b/>
           <w:lang w:val="ar_AE" w:bidi="ar_AE"/>
         </w:rPr>
@@ -4079,6 +4511,22 @@
       </w:r>
       <w:r>
         <w:rPr>
+          <w:lang w:val="ar_AE" w:bidi="ar_AE"/>
+        </w:rPr>
+        <w:t>אוּלַ֞י יִתְעַשֵּׁ֧ת הָ⁠אֱלֹהִ֛ים לָ֖⁠נוּ וְ⁠לֹ֥א נֹאבֵֽד</w:t>
+      </w:r>
+    </w:p>
+    <w:p>
+      <w:pPr>
+        <w:bidi/>
+      </w:pPr>
+      <w:r>
+        <w:rPr>
+          <w:lang w:val="ar_AE" w:bidi="ar_AE"/>
+        </w:rPr>
+      </w:r>
+      <w:r>
+        <w:rPr>
           <w:b/>
           <w:lang w:val="ar_AE" w:bidi="ar_AE"/>
         </w:rPr>
@@ -4185,6 +4633,22 @@
       </w:r>
       <w:r>
         <w:rPr>
+          <w:lang w:val="ar_AE" w:bidi="ar_AE"/>
+        </w:rPr>
+        <w:t>וְ⁠לֹ֥א נֹאבֵֽד</w:t>
+      </w:r>
+    </w:p>
+    <w:p>
+      <w:pPr>
+        <w:bidi/>
+      </w:pPr>
+      <w:r>
+        <w:rPr>
+          <w:lang w:val="ar_AE" w:bidi="ar_AE"/>
+        </w:rPr>
+      </w:r>
+      <w:r>
+        <w:rPr>
           <w:b/>
           <w:lang w:val="ar_AE" w:bidi="ar_AE"/>
         </w:rPr>
@@ -4291,6 +4755,22 @@
       </w:r>
       <w:r>
         <w:rPr>
+          <w:lang w:val="ar_AE" w:bidi="ar_AE"/>
+        </w:rPr>
+        <w:t>וַ⁠יֹּאמְר֞וּ אִ֣ישׁ אֶל־רֵעֵ֗⁠הוּ</w:t>
+      </w:r>
+    </w:p>
+    <w:p>
+      <w:pPr>
+        <w:bidi/>
+      </w:pPr>
+      <w:r>
+        <w:rPr>
+          <w:lang w:val="ar_AE" w:bidi="ar_AE"/>
+        </w:rPr>
+      </w:r>
+      <w:r>
+        <w:rPr>
           <w:b/>
           <w:lang w:val="ar_AE" w:bidi="ar_AE"/>
         </w:rPr>
@@ -4410,6 +4890,22 @@
       </w:r>
       <w:r>
         <w:rPr>
+          <w:lang w:val="ar_AE" w:bidi="ar_AE"/>
+        </w:rPr>
+        <w:t>וְ⁠נֵ֣דְעָ֔ה בְּ⁠שֶׁ⁠לְּ⁠מִ֛י הָ⁠רָעָ֥ה הַ⁠זֹּ֖את לָ֑⁠נוּ</w:t>
+      </w:r>
+    </w:p>
+    <w:p>
+      <w:pPr>
+        <w:bidi/>
+      </w:pPr>
+      <w:r>
+        <w:rPr>
+          <w:lang w:val="ar_AE" w:bidi="ar_AE"/>
+        </w:rPr>
+      </w:r>
+      <w:r>
+        <w:rPr>
           <w:b/>
           <w:lang w:val="ar_AE" w:bidi="ar_AE"/>
         </w:rPr>
@@ -4613,6 +5109,22 @@
       </w:r>
       <w:r>
         <w:rPr>
+          <w:lang w:val="ar_AE" w:bidi="ar_AE"/>
+        </w:rPr>
+        <w:t>וַ⁠יִּפֹּ֥ל הַ⁠גּוֹרָ֖ל עַל־יוֹנָֽה</w:t>
+      </w:r>
+    </w:p>
+    <w:p>
+      <w:pPr>
+        <w:bidi/>
+      </w:pPr>
+      <w:r>
+        <w:rPr>
+          <w:lang w:val="ar_AE" w:bidi="ar_AE"/>
+        </w:rPr>
+      </w:r>
+      <w:r>
+        <w:rPr>
           <w:b/>
           <w:lang w:val="ar_AE" w:bidi="ar_AE"/>
         </w:rPr>
@@ -4732,6 +5244,22 @@
       </w:r>
       <w:r>
         <w:rPr>
+          <w:lang w:val="ar_AE" w:bidi="ar_AE"/>
+        </w:rPr>
+        <w:t>לְכוּ֙ וְ⁠נַפִּ֣ילָה גֽוֹרָל֔וֹת</w:t>
+      </w:r>
+    </w:p>
+    <w:p>
+      <w:pPr>
+        <w:bidi/>
+      </w:pPr>
+      <w:r>
+        <w:rPr>
+          <w:lang w:val="ar_AE" w:bidi="ar_AE"/>
+        </w:rPr>
+      </w:r>
+      <w:r>
+        <w:rPr>
           <w:b/>
           <w:lang w:val="ar_AE" w:bidi="ar_AE"/>
         </w:rPr>
@@ -4851,6 +5379,22 @@
       </w:r>
       <w:r>
         <w:rPr>
+          <w:lang w:val="ar_AE" w:bidi="ar_AE"/>
+        </w:rPr>
+        <w:t>וְ⁠נַפִּ֣ילָה גֽוֹרָל֔וֹת</w:t>
+      </w:r>
+    </w:p>
+    <w:p>
+      <w:pPr>
+        <w:bidi/>
+      </w:pPr>
+      <w:r>
+        <w:rPr>
+          <w:lang w:val="ar_AE" w:bidi="ar_AE"/>
+        </w:rPr>
+      </w:r>
+      <w:r>
+        <w:rPr>
           <w:b/>
           <w:lang w:val="ar_AE" w:bidi="ar_AE"/>
         </w:rPr>
@@ -4957,6 +5501,22 @@
       </w:r>
       <w:r>
         <w:rPr>
+          <w:lang w:val="ar_AE" w:bidi="ar_AE"/>
+        </w:rPr>
+        <w:t>וַ⁠יֹּאמְר֣וּ אֵלָ֔י⁠ו</w:t>
+      </w:r>
+    </w:p>
+    <w:p>
+      <w:pPr>
+        <w:bidi/>
+      </w:pPr>
+      <w:r>
+        <w:rPr>
+          <w:lang w:val="ar_AE" w:bidi="ar_AE"/>
+        </w:rPr>
+      </w:r>
+      <w:r>
+        <w:rPr>
           <w:b/>
           <w:lang w:val="ar_AE" w:bidi="ar_AE"/>
         </w:rPr>
@@ -5172,6 +5732,22 @@
       </w:r>
       <w:r>
         <w:rPr>
+          <w:lang w:val="ar_AE" w:bidi="ar_AE"/>
+        </w:rPr>
+        <w:t>יְהוָ֞ה &amp; אֲנִ֣י יָרֵ֔א</w:t>
+      </w:r>
+    </w:p>
+    <w:p>
+      <w:pPr>
+        <w:bidi/>
+      </w:pPr>
+      <w:r>
+        <w:rPr>
+          <w:lang w:val="ar_AE" w:bidi="ar_AE"/>
+        </w:rPr>
+      </w:r>
+      <w:r>
+        <w:rPr>
           <w:b/>
           <w:lang w:val="ar_AE" w:bidi="ar_AE"/>
         </w:rPr>
@@ -5291,6 +5867,22 @@
       </w:r>
       <w:r>
         <w:rPr>
+          <w:lang w:val="ar_AE" w:bidi="ar_AE"/>
+        </w:rPr>
+        <w:t>וַ⁠יִּֽירְא֤וּ הָֽ⁠אֲנָשִׁים֙ יִרְאָ֣ה גְדוֹלָ֔ה</w:t>
+      </w:r>
+    </w:p>
+    <w:p>
+      <w:pPr>
+        <w:bidi/>
+      </w:pPr>
+      <w:r>
+        <w:rPr>
+          <w:lang w:val="ar_AE" w:bidi="ar_AE"/>
+        </w:rPr>
+      </w:r>
+      <w:r>
+        <w:rPr>
           <w:b/>
           <w:lang w:val="ar_AE" w:bidi="ar_AE"/>
         </w:rPr>
@@ -5410,6 +6002,22 @@
       </w:r>
       <w:r>
         <w:rPr>
+          <w:lang w:val="ar_AE" w:bidi="ar_AE"/>
+        </w:rPr>
+        <w:t>מַה־זֹּ֣את עָשִׂ֑יתָ</w:t>
+      </w:r>
+    </w:p>
+    <w:p>
+      <w:pPr>
+        <w:bidi/>
+      </w:pPr>
+      <w:r>
+        <w:rPr>
+          <w:lang w:val="ar_AE" w:bidi="ar_AE"/>
+        </w:rPr>
+      </w:r>
+      <w:r>
+        <w:rPr>
           <w:b/>
           <w:lang w:val="ar_AE" w:bidi="ar_AE"/>
         </w:rPr>
@@ -5516,6 +6124,22 @@
       </w:r>
       <w:r>
         <w:rPr>
+          <w:lang w:val="ar_AE" w:bidi="ar_AE"/>
+        </w:rPr>
+        <w:t>מִ⁠לִּ⁠פְנֵ֤י יְהוָה֙</w:t>
+      </w:r>
+    </w:p>
+    <w:p>
+      <w:pPr>
+        <w:bidi/>
+      </w:pPr>
+      <w:r>
+        <w:rPr>
+          <w:lang w:val="ar_AE" w:bidi="ar_AE"/>
+        </w:rPr>
+      </w:r>
+      <w:r>
+        <w:rPr>
           <w:b/>
           <w:lang w:val="ar_AE" w:bidi="ar_AE"/>
         </w:rPr>
@@ -5622,6 +6246,22 @@
       </w:r>
       <w:r>
         <w:rPr>
+          <w:lang w:val="ar_AE" w:bidi="ar_AE"/>
+        </w:rPr>
+        <w:t>כִּ֥י הִגִּ֖יד לָ⁠הֶֽם</w:t>
+      </w:r>
+    </w:p>
+    <w:p>
+      <w:pPr>
+        <w:bidi/>
+      </w:pPr>
+      <w:r>
+        <w:rPr>
+          <w:lang w:val="ar_AE" w:bidi="ar_AE"/>
+        </w:rPr>
+      </w:r>
+      <w:r>
+        <w:rPr>
           <w:b/>
           <w:lang w:val="ar_AE" w:bidi="ar_AE"/>
         </w:rPr>
@@ -5728,6 +6368,22 @@
       </w:r>
       <w:r>
         <w:rPr>
+          <w:lang w:val="ar_AE" w:bidi="ar_AE"/>
+        </w:rPr>
+        <w:t>כִּֽי־יָדְע֣וּ הָ⁠אֲנָשִׁ֗ים כִּֽי־מִ⁠לִּ⁠פְנֵ֤י יְהוָה֙ ה֣וּא בֹרֵ֔חַ כִּ֥י הִגִּ֖יד לָ⁠הֶֽם</w:t>
+      </w:r>
+    </w:p>
+    <w:p>
+      <w:pPr>
+        <w:bidi/>
+      </w:pPr>
+      <w:r>
+        <w:rPr>
+          <w:lang w:val="ar_AE" w:bidi="ar_AE"/>
+        </w:rPr>
+      </w:r>
+      <w:r>
+        <w:rPr>
           <w:b/>
           <w:lang w:val="ar_AE" w:bidi="ar_AE"/>
         </w:rPr>
@@ -5847,6 +6503,22 @@
       </w:r>
       <w:r>
         <w:rPr>
+          <w:lang w:val="ar_AE" w:bidi="ar_AE"/>
+        </w:rPr>
+        <w:t>וַ⁠יֹּאמְר֤וּ אֵלָי⁠ו֙</w:t>
+      </w:r>
+    </w:p>
+    <w:p>
+      <w:pPr>
+        <w:bidi/>
+      </w:pPr>
+      <w:r>
+        <w:rPr>
+          <w:lang w:val="ar_AE" w:bidi="ar_AE"/>
+        </w:rPr>
+      </w:r>
+      <w:r>
+        <w:rPr>
           <w:b/>
           <w:lang w:val="ar_AE" w:bidi="ar_AE"/>
         </w:rPr>
@@ -5953,6 +6625,22 @@
       </w:r>
       <w:r>
         <w:rPr>
+          <w:lang w:val="ar_AE" w:bidi="ar_AE"/>
+        </w:rPr>
+        <w:t>וְ⁠יִשְׁתֹּ֥ק הַ⁠יָּ֖ם מֵֽ⁠עָלֵ֑י⁠נוּ</w:t>
+      </w:r>
+    </w:p>
+    <w:p>
+      <w:pPr>
+        <w:bidi/>
+      </w:pPr>
+      <w:r>
+        <w:rPr>
+          <w:lang w:val="ar_AE" w:bidi="ar_AE"/>
+        </w:rPr>
+      </w:r>
+      <w:r>
+        <w:rPr>
           <w:b/>
           <w:lang w:val="ar_AE" w:bidi="ar_AE"/>
         </w:rPr>
@@ -6072,6 +6760,22 @@
       </w:r>
       <w:r>
         <w:rPr>
+          <w:lang w:val="ar_AE" w:bidi="ar_AE"/>
+        </w:rPr>
+        <w:t>הַ⁠יָּ֖ם הוֹלֵ֥ךְ וְ⁠סֹעֵֽר</w:t>
+      </w:r>
+    </w:p>
+    <w:p>
+      <w:pPr>
+        <w:bidi/>
+      </w:pPr>
+      <w:r>
+        <w:rPr>
+          <w:lang w:val="ar_AE" w:bidi="ar_AE"/>
+        </w:rPr>
+      </w:r>
+      <w:r>
+        <w:rPr>
           <w:b/>
           <w:lang w:val="ar_AE" w:bidi="ar_AE"/>
         </w:rPr>
@@ -6191,6 +6895,22 @@
       </w:r>
       <w:r>
         <w:rPr>
+          <w:lang w:val="ar_AE" w:bidi="ar_AE"/>
+        </w:rPr>
+        <w:t>וַ⁠יֹּאמְר֤וּ אֵלָי⁠ו֙ מַה־נַּ֣עֲשֶׂה לָּ֔⁠ךְ וְ⁠יִשְׁתֹּ֥ק הַ⁠יָּ֖ם מֵֽ⁠עָלֵ֑י⁠נוּ כִּ֥י הַ⁠יָּ֖ם הוֹלֵ֥ךְ וְ⁠סֹעֵֽר</w:t>
+      </w:r>
+    </w:p>
+    <w:p>
+      <w:pPr>
+        <w:bidi/>
+      </w:pPr>
+      <w:r>
+        <w:rPr>
+          <w:lang w:val="ar_AE" w:bidi="ar_AE"/>
+        </w:rPr>
+      </w:r>
+      <w:r>
+        <w:rPr>
           <w:b/>
           <w:lang w:val="ar_AE" w:bidi="ar_AE"/>
         </w:rPr>
@@ -6284,6 +7004,22 @@
         <w:rPr>
           <w:lang w:val="ar_AE" w:bidi="ar_AE"/>
         </w:rPr>
+      </w:r>
+    </w:p>
+    <w:p>
+      <w:pPr>
+        <w:bidi/>
+      </w:pPr>
+      <w:r>
+        <w:rPr>
+          <w:lang w:val="ar_AE" w:bidi="ar_AE"/>
+        </w:rPr>
+      </w:r>
+      <w:r>
+        <w:rPr>
+          <w:lang w:val="ar_AE" w:bidi="ar_AE"/>
+        </w:rPr>
+        <w:t>כִּ֚י יוֹדֵ֣עַ אָ֔נִי כִּ֣י בְ⁠שֶׁ⁠לִּ֔⁠י הַ⁠סַּ֧עַר הַ⁠גָּד֛וֹל הַ⁠זֶּ֖ה עֲלֵי⁠כֶֽם</w:t>
       </w:r>
     </w:p>
     <w:p>
@@ -6524,6 +7260,22 @@
       </w:r>
       <w:r>
         <w:rPr>
+          <w:lang w:val="ar_AE" w:bidi="ar_AE"/>
+        </w:rPr>
+        <w:t>וַ⁠יַּחְתְּר֣וּ הָ⁠אֲנָשִׁ֗ים</w:t>
+      </w:r>
+    </w:p>
+    <w:p>
+      <w:pPr>
+        <w:bidi/>
+      </w:pPr>
+      <w:r>
+        <w:rPr>
+          <w:lang w:val="ar_AE" w:bidi="ar_AE"/>
+        </w:rPr>
+      </w:r>
+      <w:r>
+        <w:rPr>
           <w:b/>
           <w:lang w:val="ar_AE" w:bidi="ar_AE"/>
         </w:rPr>
@@ -6617,6 +7369,22 @@
         <w:rPr>
           <w:lang w:val="ar_AE" w:bidi="ar_AE"/>
         </w:rPr>
+      </w:r>
+    </w:p>
+    <w:p>
+      <w:pPr>
+        <w:bidi/>
+      </w:pPr>
+      <w:r>
+        <w:rPr>
+          <w:lang w:val="ar_AE" w:bidi="ar_AE"/>
+        </w:rPr>
+      </w:r>
+      <w:r>
+        <w:rPr>
+          <w:lang w:val="ar_AE" w:bidi="ar_AE"/>
+        </w:rPr>
+        <w:t>הַ⁠יָּ֔ם הוֹלֵ֥ךְ וְ⁠סֹעֵ֖ר</w:t>
       </w:r>
     </w:p>
     <w:p>
@@ -6754,6 +7522,22 @@
       </w:r>
       <w:r>
         <w:rPr>
+          <w:lang w:val="ar_AE" w:bidi="ar_AE"/>
+        </w:rPr>
+        <w:t>וַ⁠יִּקְרְא֨וּ</w:t>
+      </w:r>
+    </w:p>
+    <w:p>
+      <w:pPr>
+        <w:bidi/>
+      </w:pPr>
+      <w:r>
+        <w:rPr>
+          <w:lang w:val="ar_AE" w:bidi="ar_AE"/>
+        </w:rPr>
+      </w:r>
+      <w:r>
+        <w:rPr>
           <w:b/>
           <w:lang w:val="ar_AE" w:bidi="ar_AE"/>
         </w:rPr>
@@ -6873,6 +7657,22 @@
       </w:r>
       <w:r>
         <w:rPr>
+          <w:lang w:val="ar_AE" w:bidi="ar_AE"/>
+        </w:rPr>
+        <w:t>וַ⁠יִּקְרְא֨וּ אֶל־יְהוָ֜ה</w:t>
+      </w:r>
+    </w:p>
+    <w:p>
+      <w:pPr>
+        <w:bidi/>
+      </w:pPr>
+      <w:r>
+        <w:rPr>
+          <w:lang w:val="ar_AE" w:bidi="ar_AE"/>
+        </w:rPr>
+      </w:r>
+      <w:r>
+        <w:rPr>
           <w:b/>
           <w:lang w:val="ar_AE" w:bidi="ar_AE"/>
         </w:rPr>
@@ -6957,6 +7757,22 @@
       </w:r>
       <w:r>
         <w:rPr>
+          <w:lang w:val="ar_AE" w:bidi="ar_AE"/>
+        </w:rPr>
+        <w:t>אָנָּ֤ה</w:t>
+      </w:r>
+    </w:p>
+    <w:p>
+      <w:pPr>
+        <w:bidi/>
+      </w:pPr>
+      <w:r>
+        <w:rPr>
+          <w:lang w:val="ar_AE" w:bidi="ar_AE"/>
+        </w:rPr>
+      </w:r>
+      <w:r>
+        <w:rPr>
           <w:b/>
           <w:lang w:val="ar_AE" w:bidi="ar_AE"/>
         </w:rPr>
@@ -7076,6 +7892,22 @@
       </w:r>
       <w:r>
         <w:rPr>
+          <w:lang w:val="ar_AE" w:bidi="ar_AE"/>
+        </w:rPr>
+        <w:t>אַל־נָ֣א נֹאבְדָ֗ה בְּ⁠נֶ֨פֶשׁ֙ הָ⁠אִ֣ישׁ הַ⁠זֶּ֔ה</w:t>
+      </w:r>
+    </w:p>
+    <w:p>
+      <w:pPr>
+        <w:bidi/>
+      </w:pPr>
+      <w:r>
+        <w:rPr>
+          <w:lang w:val="ar_AE" w:bidi="ar_AE"/>
+        </w:rPr>
+      </w:r>
+      <w:r>
+        <w:rPr>
           <w:b/>
           <w:lang w:val="ar_AE" w:bidi="ar_AE"/>
         </w:rPr>
@@ -7195,6 +8027,22 @@
       </w:r>
       <w:r>
         <w:rPr>
+          <w:lang w:val="ar_AE" w:bidi="ar_AE"/>
+        </w:rPr>
+        <w:t>וְ⁠אַל־תִּתֵּ֥ן עָלֵ֖י⁠נוּ דָּ֣ם נָקִ֑יא</w:t>
+      </w:r>
+    </w:p>
+    <w:p>
+      <w:pPr>
+        <w:bidi/>
+      </w:pPr>
+      <w:r>
+        <w:rPr>
+          <w:lang w:val="ar_AE" w:bidi="ar_AE"/>
+        </w:rPr>
+      </w:r>
+      <w:r>
+        <w:rPr>
           <w:b/>
           <w:lang w:val="ar_AE" w:bidi="ar_AE"/>
         </w:rPr>
@@ -7314,6 +8162,22 @@
       </w:r>
       <w:r>
         <w:rPr>
+          <w:lang w:val="ar_AE" w:bidi="ar_AE"/>
+        </w:rPr>
+        <w:t>אָנָּ֤ה יְהוָה֙ אַל־נָ֣א נֹאבְדָ֗ה בְּ⁠נֶ֨פֶשׁ֙ הָ⁠אִ֣ישׁ הַ⁠זֶּ֔ה וְ⁠אַל־תִּתֵּ֥ן עָלֵ֖י⁠נוּ דָּ֣ם נָקִ֑יא כִּֽי־אַתָּ֣ה יְהוָ֔ה כַּ⁠אֲשֶׁ֥ר חָפַ֖צְתָּ עָשִֽׂיתָ</w:t>
+      </w:r>
+    </w:p>
+    <w:p>
+      <w:pPr>
+        <w:bidi/>
+      </w:pPr>
+      <w:r>
+        <w:rPr>
+          <w:lang w:val="ar_AE" w:bidi="ar_AE"/>
+        </w:rPr>
+      </w:r>
+      <w:r>
+        <w:rPr>
           <w:b/>
           <w:lang w:val="ar_AE" w:bidi="ar_AE"/>
         </w:rPr>
@@ -7420,6 +8284,22 @@
       </w:r>
       <w:r>
         <w:rPr>
+          <w:lang w:val="ar_AE" w:bidi="ar_AE"/>
+        </w:rPr>
+        <w:t>אַל־נָ֣א נֹאבְדָ֗ה בְּ⁠נֶ֨פֶשׁ֙ הָ⁠אִ֣ישׁ הַ⁠זֶּ֔ה וְ⁠אַל־תִּתֵּ֥ן עָלֵ֖י⁠נוּ דָּ֣ם נָקִ֑יא</w:t>
+      </w:r>
+    </w:p>
+    <w:p>
+      <w:pPr>
+        <w:bidi/>
+      </w:pPr>
+      <w:r>
+        <w:rPr>
+          <w:lang w:val="ar_AE" w:bidi="ar_AE"/>
+        </w:rPr>
+      </w:r>
+      <w:r>
+        <w:rPr>
           <w:b/>
           <w:lang w:val="ar_AE" w:bidi="ar_AE"/>
         </w:rPr>
@@ -7512,6 +8392,22 @@
       </w:r>
       <w:r>
         <w:rPr>
+          <w:lang w:val="ar_AE" w:bidi="ar_AE"/>
+        </w:rPr>
+        <w:t>וַ⁠יַּעֲמֹ֥ד הַ⁠יָּ֖ם מִ⁠זַּעְפּֽ⁠וֹ</w:t>
+      </w:r>
+    </w:p>
+    <w:p>
+      <w:pPr>
+        <w:bidi/>
+      </w:pPr>
+      <w:r>
+        <w:rPr>
+          <w:lang w:val="ar_AE" w:bidi="ar_AE"/>
+        </w:rPr>
+      </w:r>
+      <w:r>
+        <w:rPr>
           <w:b/>
           <w:lang w:val="ar_AE" w:bidi="ar_AE"/>
         </w:rPr>
@@ -7631,6 +8527,22 @@
       </w:r>
       <w:r>
         <w:rPr>
+          <w:lang w:val="ar_AE" w:bidi="ar_AE"/>
+        </w:rPr>
+        <w:t>וַ⁠יַּעֲמֹ֥ד הַ⁠יָּ֖ם מִ⁠זַּעְפּֽ⁠וֹ</w:t>
+      </w:r>
+    </w:p>
+    <w:p>
+      <w:pPr>
+        <w:bidi/>
+      </w:pPr>
+      <w:r>
+        <w:rPr>
+          <w:lang w:val="ar_AE" w:bidi="ar_AE"/>
+        </w:rPr>
+      </w:r>
+      <w:r>
+        <w:rPr>
           <w:b/>
           <w:lang w:val="ar_AE" w:bidi="ar_AE"/>
         </w:rPr>
@@ -7736,6 +8648,22 @@
         <w:rPr>
           <w:lang w:val="ar_AE" w:bidi="ar_AE"/>
         </w:rPr>
+      </w:r>
+    </w:p>
+    <w:p>
+      <w:pPr>
+        <w:bidi/>
+      </w:pPr>
+      <w:r>
+        <w:rPr>
+          <w:lang w:val="ar_AE" w:bidi="ar_AE"/>
+        </w:rPr>
+      </w:r>
+      <w:r>
+        <w:rPr>
+          <w:lang w:val="ar_AE" w:bidi="ar_AE"/>
+        </w:rPr>
+        <w:t>וַ⁠יִּֽירְא֧וּ הָ⁠אֲנָשִׁ֛ים יִרְאָ֥ה גְדוֹלָ֖ה אֶת־יְהוָ֑ה</w:t>
       </w:r>
     </w:p>
     <w:p>
@@ -7859,6 +8787,22 @@
       </w:r>
       <w:r>
         <w:rPr>
+          <w:lang w:val="ar_AE" w:bidi="ar_AE"/>
+        </w:rPr>
+        <w:t>וַ⁠יִּֽזְבְּחוּ־זֶ֨בַח֙ לַֽ⁠יהוָ֔ה וַֽ⁠יִּדְּר֖וּ נְדָרִֽים</w:t>
+      </w:r>
+    </w:p>
+    <w:p>
+      <w:pPr>
+        <w:bidi/>
+      </w:pPr>
+      <w:r>
+        <w:rPr>
+          <w:lang w:val="ar_AE" w:bidi="ar_AE"/>
+        </w:rPr>
+      </w:r>
+      <w:r>
+        <w:rPr>
           <w:b/>
           <w:lang w:val="ar_AE" w:bidi="ar_AE"/>
         </w:rPr>
@@ -8001,6 +8945,22 @@
       </w:r>
       <w:r>
         <w:rPr>
+          <w:lang w:val="ar_AE" w:bidi="ar_AE"/>
+        </w:rPr>
+        <w:t>וַ⁠יְמַ֤ן יְהוָה֙ דָּ֣ג גָּד֔וֹל לִ⁠בְלֹ֖עַ אֶת־יוֹנָ֑ה וַ⁠יְהִ֤י יוֹנָה֙ בִּ⁠מְעֵ֣י הַ⁠דָּ֔ג שְׁלֹשָׁ֥ה יָמִ֖ים וּ⁠שְׁלֹשָׁ֥ה לֵילֽוֹת</w:t>
+      </w:r>
+    </w:p>
+    <w:p>
+      <w:pPr>
+        <w:bidi/>
+      </w:pPr>
+      <w:r>
+        <w:rPr>
+          <w:lang w:val="ar_AE" w:bidi="ar_AE"/>
+        </w:rPr>
+      </w:r>
+      <w:r>
+        <w:rPr>
           <w:b/>
           <w:lang w:val="ar_AE" w:bidi="ar_AE"/>
         </w:rPr>
@@ -8071,6 +9031,22 @@
       </w:r>
       <w:r>
         <w:rPr>
+          <w:lang w:val="ar_AE" w:bidi="ar_AE"/>
+        </w:rPr>
+        <w:t>וַ⁠יְמַ֤ן יְהוָה֙ דָּ֣ג גָּד֔וֹל לִ⁠בְלֹ֖עַ אֶת־יוֹנָ֑ה</w:t>
+      </w:r>
+    </w:p>
+    <w:p>
+      <w:pPr>
+        <w:bidi/>
+      </w:pPr>
+      <w:r>
+        <w:rPr>
+          <w:lang w:val="ar_AE" w:bidi="ar_AE"/>
+        </w:rPr>
+      </w:r>
+      <w:r>
+        <w:rPr>
           <w:b/>
           <w:lang w:val="ar_AE" w:bidi="ar_AE"/>
         </w:rPr>
@@ -8190,6 +9166,22 @@
       </w:r>
       <w:r>
         <w:rPr>
+          <w:lang w:val="ar_AE" w:bidi="ar_AE"/>
+        </w:rPr>
+        <w:t>יְהוָ֖ה אֱלֹהָ֑י⁠ו</w:t>
+      </w:r>
+    </w:p>
+    <w:p>
+      <w:pPr>
+        <w:bidi/>
+      </w:pPr>
+      <w:r>
+        <w:rPr>
+          <w:lang w:val="ar_AE" w:bidi="ar_AE"/>
+        </w:rPr>
+      </w:r>
+      <w:r>
+        <w:rPr>
           <w:b/>
           <w:lang w:val="ar_AE" w:bidi="ar_AE"/>
         </w:rPr>
@@ -8322,6 +9314,22 @@
       </w:r>
       <w:r>
         <w:rPr>
+          <w:lang w:val="ar_AE" w:bidi="ar_AE"/>
+        </w:rPr>
+        <w:t>וַ⁠יֹּ֗אמֶר</w:t>
+      </w:r>
+    </w:p>
+    <w:p>
+      <w:pPr>
+        <w:bidi/>
+      </w:pPr>
+      <w:r>
+        <w:rPr>
+          <w:lang w:val="ar_AE" w:bidi="ar_AE"/>
+        </w:rPr>
+      </w:r>
+      <w:r>
+        <w:rPr>
           <w:b/>
           <w:lang w:val="ar_AE" w:bidi="ar_AE"/>
         </w:rPr>
@@ -8406,6 +9414,22 @@
       </w:r>
       <w:r>
         <w:rPr>
+          <w:lang w:val="ar_AE" w:bidi="ar_AE"/>
+        </w:rPr>
+        <w:t>קָ֠רָאתִי מִ⁠צָּ֥רָה לִ֛⁠י אֶל־יְהוָ֖ה וַֽ⁠יַּעֲנֵ֑⁠נִי</w:t>
+      </w:r>
+    </w:p>
+    <w:p>
+      <w:pPr>
+        <w:bidi/>
+      </w:pPr>
+      <w:r>
+        <w:rPr>
+          <w:lang w:val="ar_AE" w:bidi="ar_AE"/>
+        </w:rPr>
+      </w:r>
+      <w:r>
+        <w:rPr>
           <w:b/>
           <w:lang w:val="ar_AE" w:bidi="ar_AE"/>
         </w:rPr>
@@ -8512,6 +9536,22 @@
       </w:r>
       <w:r>
         <w:rPr>
+          <w:lang w:val="ar_AE" w:bidi="ar_AE"/>
+        </w:rPr>
+        <w:t>קָ֠רָאתִי מִ⁠צָּ֥רָה לִ֛⁠י אֶל־יְהוָ֖ה וַֽ⁠יַּעֲנֵ֑⁠נִי</w:t>
+      </w:r>
+    </w:p>
+    <w:p>
+      <w:pPr>
+        <w:bidi/>
+      </w:pPr>
+      <w:r>
+        <w:rPr>
+          <w:lang w:val="ar_AE" w:bidi="ar_AE"/>
+        </w:rPr>
+      </w:r>
+      <w:r>
+        <w:rPr>
           <w:b/>
           <w:lang w:val="ar_AE" w:bidi="ar_AE"/>
         </w:rPr>
@@ -8616,6 +9656,22 @@
       </w:r>
       <w:r>
         <w:rPr>
+          <w:lang w:val="ar_AE" w:bidi="ar_AE"/>
+        </w:rPr>
+        <w:t>וַֽ⁠יַּעֲנֵ֑⁠נִי</w:t>
+      </w:r>
+    </w:p>
+    <w:p>
+      <w:pPr>
+        <w:bidi/>
+      </w:pPr>
+      <w:r>
+        <w:rPr>
+          <w:lang w:val="ar_AE" w:bidi="ar_AE"/>
+        </w:rPr>
+      </w:r>
+      <w:r>
+        <w:rPr>
           <w:b/>
           <w:lang w:val="ar_AE" w:bidi="ar_AE"/>
         </w:rPr>
@@ -8722,6 +9778,22 @@
       </w:r>
       <w:r>
         <w:rPr>
+          <w:lang w:val="ar_AE" w:bidi="ar_AE"/>
+        </w:rPr>
+        <w:t>מִ⁠בֶּ֧טֶן שְׁא֛וֹל</w:t>
+      </w:r>
+    </w:p>
+    <w:p>
+      <w:pPr>
+        <w:bidi/>
+      </w:pPr>
+      <w:r>
+        <w:rPr>
+          <w:lang w:val="ar_AE" w:bidi="ar_AE"/>
+        </w:rPr>
+      </w:r>
+      <w:r>
+        <w:rPr>
           <w:b/>
           <w:lang w:val="ar_AE" w:bidi="ar_AE"/>
         </w:rPr>
@@ -8853,6 +9925,22 @@
       </w:r>
       <w:r>
         <w:rPr>
+          <w:lang w:val="ar_AE" w:bidi="ar_AE"/>
+        </w:rPr>
+        <w:t>שְׁא֛וֹל</w:t>
+      </w:r>
+    </w:p>
+    <w:p>
+      <w:pPr>
+        <w:bidi/>
+      </w:pPr>
+      <w:r>
+        <w:rPr>
+          <w:lang w:val="ar_AE" w:bidi="ar_AE"/>
+        </w:rPr>
+      </w:r>
+      <w:r>
+        <w:rPr>
           <w:b/>
           <w:lang w:val="ar_AE" w:bidi="ar_AE"/>
         </w:rPr>
@@ -8956,6 +10044,22 @@
       </w:r>
       <w:r>
         <w:rPr>
+          <w:lang w:val="ar_AE" w:bidi="ar_AE"/>
+        </w:rPr>
+        <w:t>שָׁמַ֥עְתָּ קוֹלִֽ⁠י</w:t>
+      </w:r>
+    </w:p>
+    <w:p>
+      <w:pPr>
+        <w:bidi/>
+      </w:pPr>
+      <w:r>
+        <w:rPr>
+          <w:lang w:val="ar_AE" w:bidi="ar_AE"/>
+        </w:rPr>
+      </w:r>
+      <w:r>
+        <w:rPr>
           <w:b/>
           <w:lang w:val="ar_AE" w:bidi="ar_AE"/>
         </w:rPr>
@@ -9087,6 +10191,22 @@
       </w:r>
       <w:r>
         <w:rPr>
+          <w:lang w:val="ar_AE" w:bidi="ar_AE"/>
+        </w:rPr>
+        <w:t>קָ֠רָאתִי מִ⁠צָּ֥רָה לִ֛⁠י אֶל־יְהוָ֖ה וַֽ⁠יַּעֲנֵ֑⁠נִי מִ⁠בֶּ֧טֶן שְׁא֛וֹל שִׁוַּ֖עְתִּי שָׁמַ֥עְתָּ קוֹלִֽ⁠י</w:t>
+      </w:r>
+    </w:p>
+    <w:p>
+      <w:pPr>
+        <w:bidi/>
+      </w:pPr>
+      <w:r>
+        <w:rPr>
+          <w:lang w:val="ar_AE" w:bidi="ar_AE"/>
+        </w:rPr>
+      </w:r>
+      <w:r>
+        <w:rPr>
           <w:b/>
           <w:lang w:val="ar_AE" w:bidi="ar_AE"/>
         </w:rPr>
@@ -9179,6 +10299,22 @@
       </w:r>
       <w:r>
         <w:rPr>
+          <w:lang w:val="ar_AE" w:bidi="ar_AE"/>
+        </w:rPr>
+        <w:t>בִּ⁠לְבַ֣ב יַמִּ֔ים</w:t>
+      </w:r>
+    </w:p>
+    <w:p>
+      <w:pPr>
+        <w:bidi/>
+      </w:pPr>
+      <w:r>
+        <w:rPr>
+          <w:lang w:val="ar_AE" w:bidi="ar_AE"/>
+        </w:rPr>
+      </w:r>
+      <w:r>
+        <w:rPr>
           <w:b/>
           <w:lang w:val="ar_AE" w:bidi="ar_AE"/>
         </w:rPr>
@@ -9311,6 +10447,22 @@
       </w:r>
       <w:r>
         <w:rPr>
+          <w:lang w:val="ar_AE" w:bidi="ar_AE"/>
+        </w:rPr>
+        <w:t>וְ⁠נָהָ֖ר יְסֹבְבֵ֑⁠נִי</w:t>
+      </w:r>
+    </w:p>
+    <w:p>
+      <w:pPr>
+        <w:bidi/>
+      </w:pPr>
+      <w:r>
+        <w:rPr>
+          <w:lang w:val="ar_AE" w:bidi="ar_AE"/>
+        </w:rPr>
+      </w:r>
+      <w:r>
+        <w:rPr>
           <w:b/>
           <w:lang w:val="ar_AE" w:bidi="ar_AE"/>
         </w:rPr>
@@ -9395,6 +10547,22 @@
       </w:r>
       <w:r>
         <w:rPr>
+          <w:lang w:val="ar_AE" w:bidi="ar_AE"/>
+        </w:rPr>
+        <w:t>מִשְׁבָּרֶ֥י⁠ךָ וְ⁠גַלֶּ֖י⁠ךָ</w:t>
+      </w:r>
+    </w:p>
+    <w:p>
+      <w:pPr>
+        <w:bidi/>
+      </w:pPr>
+      <w:r>
+        <w:rPr>
+          <w:lang w:val="ar_AE" w:bidi="ar_AE"/>
+        </w:rPr>
+      </w:r>
+      <w:r>
+        <w:rPr>
           <w:b/>
           <w:lang w:val="ar_AE" w:bidi="ar_AE"/>
         </w:rPr>
@@ -9527,6 +10695,22 @@
       </w:r>
       <w:r>
         <w:rPr>
+          <w:lang w:val="ar_AE" w:bidi="ar_AE"/>
+        </w:rPr>
+        <w:t>יַמִּ֔ים</w:t>
+      </w:r>
+    </w:p>
+    <w:p>
+      <w:pPr>
+        <w:bidi/>
+      </w:pPr>
+      <w:r>
+        <w:rPr>
+          <w:lang w:val="ar_AE" w:bidi="ar_AE"/>
+        </w:rPr>
+      </w:r>
+      <w:r>
+        <w:rPr>
           <w:b/>
           <w:lang w:val="ar_AE" w:bidi="ar_AE"/>
         </w:rPr>
@@ -9646,6 +10830,22 @@
       </w:r>
       <w:r>
         <w:rPr>
+          <w:lang w:val="ar_AE" w:bidi="ar_AE"/>
+        </w:rPr>
+        <w:t>מִשְׁבָּרֶ֥י⁠ךָ וְ⁠גַלֶּ֖י⁠ךָ</w:t>
+      </w:r>
+    </w:p>
+    <w:p>
+      <w:pPr>
+        <w:bidi/>
+      </w:pPr>
+      <w:r>
+        <w:rPr>
+          <w:lang w:val="ar_AE" w:bidi="ar_AE"/>
+        </w:rPr>
+      </w:r>
+      <w:r>
+        <w:rPr>
           <w:b/>
           <w:lang w:val="ar_AE" w:bidi="ar_AE"/>
         </w:rPr>
@@ -9751,6 +10951,22 @@
       </w:r>
       <w:r>
         <w:rPr>
+          <w:lang w:val="ar_AE" w:bidi="ar_AE"/>
+        </w:rPr>
+        <w:t>וַ⁠אֲנִ֣י</w:t>
+      </w:r>
+    </w:p>
+    <w:p>
+      <w:pPr>
+        <w:bidi/>
+      </w:pPr>
+      <w:r>
+        <w:rPr>
+          <w:lang w:val="ar_AE" w:bidi="ar_AE"/>
+        </w:rPr>
+      </w:r>
+      <w:r>
+        <w:rPr>
           <w:b/>
           <w:lang w:val="ar_AE" w:bidi="ar_AE"/>
         </w:rPr>
@@ -9870,6 +11086,22 @@
       </w:r>
       <w:r>
         <w:rPr>
+          <w:lang w:val="ar_AE" w:bidi="ar_AE"/>
+        </w:rPr>
+        <w:t>נִגְרַ֖שְׁתִּי</w:t>
+      </w:r>
+    </w:p>
+    <w:p>
+      <w:pPr>
+        <w:bidi/>
+      </w:pPr>
+      <w:r>
+        <w:rPr>
+          <w:lang w:val="ar_AE" w:bidi="ar_AE"/>
+        </w:rPr>
+      </w:r>
+      <w:r>
+        <w:rPr>
           <w:b/>
           <w:lang w:val="ar_AE" w:bidi="ar_AE"/>
         </w:rPr>
@@ -9976,6 +11208,22 @@
       </w:r>
       <w:r>
         <w:rPr>
+          <w:lang w:val="ar_AE" w:bidi="ar_AE"/>
+        </w:rPr>
+        <w:t>מִ⁠נֶּ֣גֶד עֵינֶ֑י⁠ךָ</w:t>
+      </w:r>
+    </w:p>
+    <w:p>
+      <w:pPr>
+        <w:bidi/>
+      </w:pPr>
+      <w:r>
+        <w:rPr>
+          <w:lang w:val="ar_AE" w:bidi="ar_AE"/>
+        </w:rPr>
+      </w:r>
+      <w:r>
+        <w:rPr>
           <w:b/>
           <w:lang w:val="ar_AE" w:bidi="ar_AE"/>
         </w:rPr>
@@ -10095,6 +11343,22 @@
       </w:r>
       <w:r>
         <w:rPr>
+          <w:lang w:val="ar_AE" w:bidi="ar_AE"/>
+        </w:rPr>
+        <w:t>אַ֚ךְ</w:t>
+      </w:r>
+    </w:p>
+    <w:p>
+      <w:pPr>
+        <w:bidi/>
+      </w:pPr>
+      <w:r>
+        <w:rPr>
+          <w:lang w:val="ar_AE" w:bidi="ar_AE"/>
+        </w:rPr>
+      </w:r>
+      <w:r>
+        <w:rPr>
           <w:b/>
           <w:lang w:val="ar_AE" w:bidi="ar_AE"/>
         </w:rPr>
@@ -10214,6 +11478,22 @@
       </w:r>
       <w:r>
         <w:rPr>
+          <w:lang w:val="ar_AE" w:bidi="ar_AE"/>
+        </w:rPr>
+        <w:t>אֲפָפ֤וּ⁠נִי מַ֨יִם֙ עַד־נֶ֔פֶשׁ תְּה֖וֹם יְסֹבְבֵ֑⁠נִי</w:t>
+      </w:r>
+    </w:p>
+    <w:p>
+      <w:pPr>
+        <w:bidi/>
+      </w:pPr>
+      <w:r>
+        <w:rPr>
+          <w:lang w:val="ar_AE" w:bidi="ar_AE"/>
+        </w:rPr>
+      </w:r>
+      <w:r>
+        <w:rPr>
           <w:b/>
           <w:lang w:val="ar_AE" w:bidi="ar_AE"/>
         </w:rPr>
@@ -10404,6 +11684,22 @@
       </w:r>
       <w:r>
         <w:rPr>
+          <w:lang w:val="ar_AE" w:bidi="ar_AE"/>
+        </w:rPr>
+        <w:t>עַד־נֶ֔פֶשׁ</w:t>
+      </w:r>
+    </w:p>
+    <w:p>
+      <w:pPr>
+        <w:bidi/>
+      </w:pPr>
+      <w:r>
+        <w:rPr>
+          <w:lang w:val="ar_AE" w:bidi="ar_AE"/>
+        </w:rPr>
+      </w:r>
+      <w:r>
+        <w:rPr>
           <w:b/>
           <w:lang w:val="ar_AE" w:bidi="ar_AE"/>
         </w:rPr>
@@ -10511,6 +11807,22 @@
       </w:r>
       <w:r>
         <w:rPr>
+          <w:lang w:val="ar_AE" w:bidi="ar_AE"/>
+        </w:rPr>
+        <w:t>תְּה֖וֹם יְסֹבְבֵ֑⁠נִי</w:t>
+      </w:r>
+    </w:p>
+    <w:p>
+      <w:pPr>
+        <w:bidi/>
+      </w:pPr>
+      <w:r>
+        <w:rPr>
+          <w:lang w:val="ar_AE" w:bidi="ar_AE"/>
+        </w:rPr>
+      </w:r>
+      <w:r>
+        <w:rPr>
           <w:b/>
           <w:lang w:val="ar_AE" w:bidi="ar_AE"/>
         </w:rPr>
@@ -10595,6 +11907,22 @@
       </w:r>
       <w:r>
         <w:rPr>
+          <w:lang w:val="ar_AE" w:bidi="ar_AE"/>
+        </w:rPr>
+        <w:t>ס֖וּף</w:t>
+      </w:r>
+    </w:p>
+    <w:p>
+      <w:pPr>
+        <w:bidi/>
+      </w:pPr>
+      <w:r>
+        <w:rPr>
+          <w:lang w:val="ar_AE" w:bidi="ar_AE"/>
+        </w:rPr>
+      </w:r>
+      <w:r>
+        <w:rPr>
           <w:b/>
           <w:lang w:val="ar_AE" w:bidi="ar_AE"/>
         </w:rPr>
@@ -10701,6 +12029,22 @@
       </w:r>
       <w:r>
         <w:rPr>
+          <w:lang w:val="ar_AE" w:bidi="ar_AE"/>
+        </w:rPr>
+        <w:t>הָ⁠אָ֛רֶץ בְּרִחֶ֥י⁠הָ בַעֲדִ֖⁠י לְ⁠עוֹלָ֑ם</w:t>
+      </w:r>
+    </w:p>
+    <w:p>
+      <w:pPr>
+        <w:bidi/>
+      </w:pPr>
+      <w:r>
+        <w:rPr>
+          <w:lang w:val="ar_AE" w:bidi="ar_AE"/>
+        </w:rPr>
+      </w:r>
+      <w:r>
+        <w:rPr>
           <w:b/>
           <w:lang w:val="ar_AE" w:bidi="ar_AE"/>
         </w:rPr>
@@ -10833,6 +12177,22 @@
       </w:r>
       <w:r>
         <w:rPr>
+          <w:lang w:val="ar_AE" w:bidi="ar_AE"/>
+        </w:rPr>
+        <w:t>וַ⁠תַּ֧עַל מִ⁠שַּׁ֛חַת חַיַּ֖⁠י</w:t>
+      </w:r>
+    </w:p>
+    <w:p>
+      <w:pPr>
+        <w:bidi/>
+      </w:pPr>
+      <w:r>
+        <w:rPr>
+          <w:lang w:val="ar_AE" w:bidi="ar_AE"/>
+        </w:rPr>
+      </w:r>
+      <w:r>
+        <w:rPr>
           <w:b/>
           <w:lang w:val="ar_AE" w:bidi="ar_AE"/>
         </w:rPr>
@@ -10952,6 +12312,22 @@
       </w:r>
       <w:r>
         <w:rPr>
+          <w:lang w:val="ar_AE" w:bidi="ar_AE"/>
+        </w:rPr>
+        <w:t>יְהוָ֥ה אֱלֹהָֽ⁠י</w:t>
+      </w:r>
+    </w:p>
+    <w:p>
+      <w:pPr>
+        <w:bidi/>
+      </w:pPr>
+      <w:r>
+        <w:rPr>
+          <w:lang w:val="ar_AE" w:bidi="ar_AE"/>
+        </w:rPr>
+      </w:r>
+      <w:r>
+        <w:rPr>
           <w:b/>
           <w:lang w:val="ar_AE" w:bidi="ar_AE"/>
         </w:rPr>
@@ -11070,6 +12446,22 @@
       </w:r>
       <w:r>
         <w:rPr>
+          <w:lang w:val="ar_AE" w:bidi="ar_AE"/>
+        </w:rPr>
+        <w:t>חַיַּ֖⁠י</w:t>
+      </w:r>
+    </w:p>
+    <w:p>
+      <w:pPr>
+        <w:bidi/>
+      </w:pPr>
+      <w:r>
+        <w:rPr>
+          <w:lang w:val="ar_AE" w:bidi="ar_AE"/>
+        </w:rPr>
+      </w:r>
+      <w:r>
+        <w:rPr>
           <w:b/>
           <w:lang w:val="ar_AE" w:bidi="ar_AE"/>
         </w:rPr>
@@ -11189,6 +12581,22 @@
       </w:r>
       <w:r>
         <w:rPr>
+          <w:lang w:val="ar_AE" w:bidi="ar_AE"/>
+        </w:rPr>
+        <w:t>אֱלֹהָֽ⁠י</w:t>
+      </w:r>
+    </w:p>
+    <w:p>
+      <w:pPr>
+        <w:bidi/>
+      </w:pPr>
+      <w:r>
+        <w:rPr>
+          <w:lang w:val="ar_AE" w:bidi="ar_AE"/>
+        </w:rPr>
+      </w:r>
+      <w:r>
+        <w:rPr>
           <w:b/>
           <w:lang w:val="ar_AE" w:bidi="ar_AE"/>
         </w:rPr>
@@ -11294,6 +12702,22 @@
       </w:r>
       <w:r>
         <w:rPr>
+          <w:lang w:val="ar_AE" w:bidi="ar_AE"/>
+        </w:rPr>
+        <w:t>בְּ⁠הִתְעַטֵּ֤ף עָלַ⁠י֙ נַפְשִׁ֔⁠י</w:t>
+      </w:r>
+    </w:p>
+    <w:p>
+      <w:pPr>
+        <w:bidi/>
+      </w:pPr>
+      <w:r>
+        <w:rPr>
+          <w:lang w:val="ar_AE" w:bidi="ar_AE"/>
+        </w:rPr>
+      </w:r>
+      <w:r>
+        <w:rPr>
           <w:b/>
           <w:lang w:val="ar_AE" w:bidi="ar_AE"/>
         </w:rPr>
@@ -11400,6 +12824,22 @@
       </w:r>
       <w:r>
         <w:rPr>
+          <w:lang w:val="ar_AE" w:bidi="ar_AE"/>
+        </w:rPr>
+        <w:t>אֶת־יְהוָ֖ה זָכָ֑רְתִּי</w:t>
+      </w:r>
+    </w:p>
+    <w:p>
+      <w:pPr>
+        <w:bidi/>
+      </w:pPr>
+      <w:r>
+        <w:rPr>
+          <w:lang w:val="ar_AE" w:bidi="ar_AE"/>
+        </w:rPr>
+      </w:r>
+      <w:r>
+        <w:rPr>
           <w:b/>
           <w:lang w:val="ar_AE" w:bidi="ar_AE"/>
         </w:rPr>
@@ -11519,6 +12959,22 @@
       </w:r>
       <w:r>
         <w:rPr>
+          <w:lang w:val="ar_AE" w:bidi="ar_AE"/>
+        </w:rPr>
+        <w:t>וַ⁠תָּב֤וֹא אֵלֶ֨י⁠ךָ֙ תְּפִלָּתִ֔⁠י אֶל־הֵיכַ֖ל קָדְשֶֽׁ⁠ךָ</w:t>
+      </w:r>
+    </w:p>
+    <w:p>
+      <w:pPr>
+        <w:bidi/>
+      </w:pPr>
+      <w:r>
+        <w:rPr>
+          <w:lang w:val="ar_AE" w:bidi="ar_AE"/>
+        </w:rPr>
+      </w:r>
+      <w:r>
+        <w:rPr>
           <w:b/>
           <w:lang w:val="ar_AE" w:bidi="ar_AE"/>
         </w:rPr>
@@ -11638,6 +13094,22 @@
       </w:r>
       <w:r>
         <w:rPr>
+          <w:lang w:val="ar_AE" w:bidi="ar_AE"/>
+        </w:rPr>
+        <w:t>אֶת־יְהוָ֖ה זָכָ֑רְתִּי</w:t>
+      </w:r>
+    </w:p>
+    <w:p>
+      <w:pPr>
+        <w:bidi/>
+      </w:pPr>
+      <w:r>
+        <w:rPr>
+          <w:lang w:val="ar_AE" w:bidi="ar_AE"/>
+        </w:rPr>
+      </w:r>
+      <w:r>
+        <w:rPr>
           <w:b/>
           <w:lang w:val="ar_AE" w:bidi="ar_AE"/>
         </w:rPr>
@@ -11744,6 +13216,22 @@
       </w:r>
       <w:r>
         <w:rPr>
+          <w:lang w:val="ar_AE" w:bidi="ar_AE"/>
+        </w:rPr>
+        <w:t>מְשַׁמְּרִ֖ים הַבְלֵי־שָׁ֑וְא</w:t>
+      </w:r>
+    </w:p>
+    <w:p>
+      <w:pPr>
+        <w:bidi/>
+      </w:pPr>
+      <w:r>
+        <w:rPr>
+          <w:lang w:val="ar_AE" w:bidi="ar_AE"/>
+        </w:rPr>
+      </w:r>
+      <w:r>
+        <w:rPr>
           <w:b/>
           <w:lang w:val="ar_AE" w:bidi="ar_AE"/>
         </w:rPr>
@@ -11863,6 +13351,22 @@
       </w:r>
       <w:r>
         <w:rPr>
+          <w:lang w:val="ar_AE" w:bidi="ar_AE"/>
+        </w:rPr>
+        <w:t>חַסְדָּ֖⁠ם יַעֲזֹֽבוּ</w:t>
+      </w:r>
+    </w:p>
+    <w:p>
+      <w:pPr>
+        <w:bidi/>
+      </w:pPr>
+      <w:r>
+        <w:rPr>
+          <w:lang w:val="ar_AE" w:bidi="ar_AE"/>
+        </w:rPr>
+      </w:r>
+      <w:r>
+        <w:rPr>
           <w:b/>
           <w:lang w:val="ar_AE" w:bidi="ar_AE"/>
         </w:rPr>
@@ -11982,6 +13486,22 @@
       </w:r>
       <w:r>
         <w:rPr>
+          <w:lang w:val="ar_AE" w:bidi="ar_AE"/>
+        </w:rPr>
+        <w:t>וַ⁠אֲנִ֗י</w:t>
+      </w:r>
+    </w:p>
+    <w:p>
+      <w:pPr>
+        <w:bidi/>
+      </w:pPr>
+      <w:r>
+        <w:rPr>
+          <w:lang w:val="ar_AE" w:bidi="ar_AE"/>
+        </w:rPr>
+      </w:r>
+      <w:r>
+        <w:rPr>
           <w:b/>
           <w:lang w:val="ar_AE" w:bidi="ar_AE"/>
         </w:rPr>
@@ -12088,6 +13608,22 @@
       </w:r>
       <w:r>
         <w:rPr>
+          <w:lang w:val="ar_AE" w:bidi="ar_AE"/>
+        </w:rPr>
+        <w:t>בְּ⁠ק֤וֹל תּוֹדָה֙</w:t>
+      </w:r>
+    </w:p>
+    <w:p>
+      <w:pPr>
+        <w:bidi/>
+      </w:pPr>
+      <w:r>
+        <w:rPr>
+          <w:lang w:val="ar_AE" w:bidi="ar_AE"/>
+        </w:rPr>
+      </w:r>
+      <w:r>
+        <w:rPr>
           <w:b/>
           <w:lang w:val="ar_AE" w:bidi="ar_AE"/>
         </w:rPr>
@@ -12207,6 +13743,22 @@
       </w:r>
       <w:r>
         <w:rPr>
+          <w:lang w:val="ar_AE" w:bidi="ar_AE"/>
+        </w:rPr>
+        <w:t>יְשׁוּעָ֖תָ⁠ה לַ⁠יהוָֽה</w:t>
+      </w:r>
+    </w:p>
+    <w:p>
+      <w:pPr>
+        <w:bidi/>
+      </w:pPr>
+      <w:r>
+        <w:rPr>
+          <w:lang w:val="ar_AE" w:bidi="ar_AE"/>
+        </w:rPr>
+      </w:r>
+      <w:r>
+        <w:rPr>
           <w:b/>
           <w:lang w:val="ar_AE" w:bidi="ar_AE"/>
         </w:rPr>
@@ -12326,6 +13878,22 @@
       </w:r>
       <w:r>
         <w:rPr>
+          <w:lang w:val="ar_AE" w:bidi="ar_AE"/>
+        </w:rPr>
+        <w:t>יְשׁוּעָ֖תָ⁠ה לַ⁠יהוָֽה</w:t>
+      </w:r>
+    </w:p>
+    <w:p>
+      <w:pPr>
+        <w:bidi/>
+      </w:pPr>
+      <w:r>
+        <w:rPr>
+          <w:lang w:val="ar_AE" w:bidi="ar_AE"/>
+        </w:rPr>
+      </w:r>
+      <w:r>
+        <w:rPr>
           <w:b/>
           <w:lang w:val="ar_AE" w:bidi="ar_AE"/>
         </w:rPr>
@@ -12418,6 +13986,22 @@
         <w:rPr>
           <w:lang w:val="ar_AE" w:bidi="ar_AE"/>
         </w:rPr>
+      </w:r>
+    </w:p>
+    <w:p>
+      <w:pPr>
+        <w:bidi/>
+      </w:pPr>
+      <w:r>
+        <w:rPr>
+          <w:lang w:val="ar_AE" w:bidi="ar_AE"/>
+        </w:rPr>
+      </w:r>
+      <w:r>
+        <w:rPr>
+          <w:lang w:val="ar_AE" w:bidi="ar_AE"/>
+        </w:rPr>
+        <w:t>יְשׁוּעָ֖תָ⁠ה לַ⁠יהוָֽה</w:t>
       </w:r>
     </w:p>
     <w:p>
@@ -12553,6 +14137,22 @@
       </w:r>
       <w:r>
         <w:rPr>
+          <w:lang w:val="ar_AE" w:bidi="ar_AE"/>
+        </w:rPr>
+        <w:t>אֶל־הַ⁠יַּבָּשָֽׁה</w:t>
+      </w:r>
+    </w:p>
+    <w:p>
+      <w:pPr>
+        <w:bidi/>
+      </w:pPr>
+      <w:r>
+        <w:rPr>
+          <w:lang w:val="ar_AE" w:bidi="ar_AE"/>
+        </w:rPr>
+      </w:r>
+      <w:r>
+        <w:rPr>
           <w:b/>
           <w:lang w:val="ar_AE" w:bidi="ar_AE"/>
         </w:rPr>
@@ -12659,6 +14259,22 @@
       </w:r>
       <w:r>
         <w:rPr>
+          <w:lang w:val="ar_AE" w:bidi="ar_AE"/>
+        </w:rPr>
+        <w:t>וַ⁠יֹּ֥אמֶר יְהוָ֖ה לַ⁠דָּ֑ג</w:t>
+      </w:r>
+    </w:p>
+    <w:p>
+      <w:pPr>
+        <w:bidi/>
+      </w:pPr>
+      <w:r>
+        <w:rPr>
+          <w:lang w:val="ar_AE" w:bidi="ar_AE"/>
+        </w:rPr>
+      </w:r>
+      <w:r>
+        <w:rPr>
           <w:b/>
           <w:lang w:val="ar_AE" w:bidi="ar_AE"/>
         </w:rPr>
@@ -12804,6 +14420,22 @@
       </w:r>
       <w:r>
         <w:rPr>
+          <w:lang w:val="ar_AE" w:bidi="ar_AE"/>
+        </w:rPr>
+        <w:t>וַ⁠יֹּ֥אמֶר יְהוָ֖ה לַ⁠דָּ֑ג</w:t>
+      </w:r>
+    </w:p>
+    <w:p>
+      <w:pPr>
+        <w:bidi/>
+      </w:pPr>
+      <w:r>
+        <w:rPr>
+          <w:lang w:val="ar_AE" w:bidi="ar_AE"/>
+        </w:rPr>
+      </w:r>
+      <w:r>
+        <w:rPr>
           <w:b/>
           <w:lang w:val="ar_AE" w:bidi="ar_AE"/>
         </w:rPr>
@@ -12883,6 +14515,22 @@
         <w:rPr>
           <w:lang w:val="ar_AE" w:bidi="ar_AE"/>
         </w:rPr>
+      </w:r>
+    </w:p>
+    <w:p>
+      <w:pPr>
+        <w:bidi/>
+      </w:pPr>
+      <w:r>
+        <w:rPr>
+          <w:lang w:val="ar_AE" w:bidi="ar_AE"/>
+        </w:rPr>
+      </w:r>
+      <w:r>
+        <w:rPr>
+          <w:lang w:val="ar_AE" w:bidi="ar_AE"/>
+        </w:rPr>
+        <w:t>וַ⁠יְהִ֧י דְבַר־יְהוָ֛ה</w:t>
       </w:r>
     </w:p>
     <w:p>
@@ -13020,6 +14668,22 @@
       </w:r>
       <w:r>
         <w:rPr>
+          <w:lang w:val="ar_AE" w:bidi="ar_AE"/>
+        </w:rPr>
+        <w:t>וַ⁠יְהִ֧י דְבַר־יְהוָ֛ה</w:t>
+      </w:r>
+    </w:p>
+    <w:p>
+      <w:pPr>
+        <w:bidi/>
+      </w:pPr>
+      <w:r>
+        <w:rPr>
+          <w:lang w:val="ar_AE" w:bidi="ar_AE"/>
+        </w:rPr>
+      </w:r>
+      <w:r>
+        <w:rPr>
           <w:b/>
           <w:lang w:val="ar_AE" w:bidi="ar_AE"/>
         </w:rPr>
@@ -13144,6 +14808,22 @@
       </w:r>
       <w:r>
         <w:rPr>
+          <w:lang w:val="ar_AE" w:bidi="ar_AE"/>
+        </w:rPr>
+        <w:t>הָ⁠עִ֣יר הַ⁠גְּדוֹלָ֑ה</w:t>
+      </w:r>
+    </w:p>
+    <w:p>
+      <w:pPr>
+        <w:bidi/>
+      </w:pPr>
+      <w:r>
+        <w:rPr>
+          <w:lang w:val="ar_AE" w:bidi="ar_AE"/>
+        </w:rPr>
+      </w:r>
+      <w:r>
+        <w:rPr>
           <w:b/>
           <w:lang w:val="ar_AE" w:bidi="ar_AE"/>
         </w:rPr>
@@ -13281,6 +14961,22 @@
       </w:r>
       <w:r>
         <w:rPr>
+          <w:lang w:val="ar_AE" w:bidi="ar_AE"/>
+        </w:rPr>
+        <w:t>ק֛וּם</w:t>
+      </w:r>
+    </w:p>
+    <w:p>
+      <w:pPr>
+        <w:bidi/>
+      </w:pPr>
+      <w:r>
+        <w:rPr>
+          <w:lang w:val="ar_AE" w:bidi="ar_AE"/>
+        </w:rPr>
+      </w:r>
+      <w:r>
+        <w:rPr>
           <w:b/>
           <w:lang w:val="ar_AE" w:bidi="ar_AE"/>
         </w:rPr>
@@ -13436,6 +15132,22 @@
       </w:r>
       <w:r>
         <w:rPr>
+          <w:lang w:val="ar_AE" w:bidi="ar_AE"/>
+        </w:rPr>
+        <w:t>וִּ⁠קְרָ֤א אֵלֶ֨י⁠הָ֙ אֶת־הַ⁠קְּרִיאָ֔ה אֲשֶׁ֥ר אָנֹכִ֖י דֹּבֵ֥ר אֵלֶֽי⁠ךָ</w:t>
+      </w:r>
+    </w:p>
+    <w:p>
+      <w:pPr>
+        <w:bidi/>
+      </w:pPr>
+      <w:r>
+        <w:rPr>
+          <w:lang w:val="ar_AE" w:bidi="ar_AE"/>
+        </w:rPr>
+      </w:r>
+      <w:r>
+        <w:rPr>
           <w:b/>
           <w:lang w:val="ar_AE" w:bidi="ar_AE"/>
         </w:rPr>
@@ -13542,6 +15254,22 @@
         <w:rPr>
           <w:lang w:val="ar_AE" w:bidi="ar_AE"/>
         </w:rPr>
+      </w:r>
+    </w:p>
+    <w:p>
+      <w:pPr>
+        <w:bidi/>
+      </w:pPr>
+      <w:r>
+        <w:rPr>
+          <w:lang w:val="ar_AE" w:bidi="ar_AE"/>
+        </w:rPr>
+      </w:r>
+      <w:r>
+        <w:rPr>
+          <w:lang w:val="ar_AE" w:bidi="ar_AE"/>
+        </w:rPr>
+        <w:t>וַ⁠יָּ֣קָם יוֹנָ֗ה וַ⁠יֵּ֛לֶךְ אֶל־נִֽינְוֶ֖ה כִּ⁠דְבַ֣ר יְהוָ֑ה</w:t>
       </w:r>
     </w:p>
     <w:p>
@@ -13678,6 +15406,22 @@
       </w:r>
       <w:r>
         <w:rPr>
+          <w:lang w:val="ar_AE" w:bidi="ar_AE"/>
+        </w:rPr>
+        <w:t>כִּ⁠דְבַ֣ר יְהוָ֑ה</w:t>
+      </w:r>
+    </w:p>
+    <w:p>
+      <w:pPr>
+        <w:bidi/>
+      </w:pPr>
+      <w:r>
+        <w:rPr>
+          <w:lang w:val="ar_AE" w:bidi="ar_AE"/>
+        </w:rPr>
+      </w:r>
+      <w:r>
+        <w:rPr>
           <w:b/>
           <w:lang w:val="ar_AE" w:bidi="ar_AE"/>
         </w:rPr>
@@ -13797,6 +15541,22 @@
       </w:r>
       <w:r>
         <w:rPr>
+          <w:lang w:val="ar_AE" w:bidi="ar_AE"/>
+        </w:rPr>
+        <w:t>וְ⁠נִֽינְוֵ֗ה הָיְתָ֤ה עִיר־גְּדוֹלָה֙ לֵֽ⁠אלֹהִ֔ים מַהֲלַ֖ךְ שְׁלֹ֥שֶׁת יָמִֽים</w:t>
+      </w:r>
+    </w:p>
+    <w:p>
+      <w:pPr>
+        <w:bidi/>
+      </w:pPr>
+      <w:r>
+        <w:rPr>
+          <w:lang w:val="ar_AE" w:bidi="ar_AE"/>
+        </w:rPr>
+      </w:r>
+      <w:r>
+        <w:rPr>
           <w:b/>
           <w:lang w:val="ar_AE" w:bidi="ar_AE"/>
         </w:rPr>
@@ -13916,6 +15676,22 @@
       </w:r>
       <w:r>
         <w:rPr>
+          <w:lang w:val="ar_AE" w:bidi="ar_AE"/>
+        </w:rPr>
+        <w:t>עִיר־גְּדוֹלָה֙ לֵֽ⁠אלֹהִ֔ים</w:t>
+      </w:r>
+    </w:p>
+    <w:p>
+      <w:pPr>
+        <w:bidi/>
+      </w:pPr>
+      <w:r>
+        <w:rPr>
+          <w:lang w:val="ar_AE" w:bidi="ar_AE"/>
+        </w:rPr>
+      </w:r>
+      <w:r>
+        <w:rPr>
           <w:b/>
           <w:lang w:val="ar_AE" w:bidi="ar_AE"/>
         </w:rPr>
@@ -14061,6 +15837,22 @@
       </w:r>
       <w:r>
         <w:rPr>
+          <w:lang w:val="ar_AE" w:bidi="ar_AE"/>
+        </w:rPr>
+        <w:t>מַהֲלַ֖ךְ שְׁלֹ֥שֶׁת יָמִֽים</w:t>
+      </w:r>
+    </w:p>
+    <w:p>
+      <w:pPr>
+        <w:bidi/>
+      </w:pPr>
+      <w:r>
+        <w:rPr>
+          <w:lang w:val="ar_AE" w:bidi="ar_AE"/>
+        </w:rPr>
+      </w:r>
+      <w:r>
+        <w:rPr>
           <w:b/>
           <w:lang w:val="ar_AE" w:bidi="ar_AE"/>
         </w:rPr>
@@ -14167,6 +15959,22 @@
       </w:r>
       <w:r>
         <w:rPr>
+          <w:lang w:val="ar_AE" w:bidi="ar_AE"/>
+        </w:rPr>
+        <w:t>וַ⁠יָּ֤חֶל יוֹנָה֙ לָ⁠ב֣וֹא בָ⁠עִ֔יר מַהֲלַ֖ךְ י֣וֹם אֶחָ֑ד וַ⁠יִּקְרָא֙</w:t>
+      </w:r>
+    </w:p>
+    <w:p>
+      <w:pPr>
+        <w:bidi/>
+      </w:pPr>
+      <w:r>
+        <w:rPr>
+          <w:lang w:val="ar_AE" w:bidi="ar_AE"/>
+        </w:rPr>
+      </w:r>
+      <w:r>
+        <w:rPr>
           <w:b/>
           <w:lang w:val="ar_AE" w:bidi="ar_AE"/>
         </w:rPr>
@@ -14272,6 +16080,22 @@
       </w:r>
       <w:r>
         <w:rPr>
+          <w:lang w:val="ar_AE" w:bidi="ar_AE"/>
+        </w:rPr>
+        <w:t>וַ⁠יִּקְרָא֙ וַ⁠יֹּאמַ֔ר</w:t>
+      </w:r>
+    </w:p>
+    <w:p>
+      <w:pPr>
+        <w:bidi/>
+      </w:pPr>
+      <w:r>
+        <w:rPr>
+          <w:lang w:val="ar_AE" w:bidi="ar_AE"/>
+        </w:rPr>
+      </w:r>
+      <w:r>
+        <w:rPr>
           <w:b/>
           <w:lang w:val="ar_AE" w:bidi="ar_AE"/>
         </w:rPr>
@@ -14391,6 +16215,22 @@
       </w:r>
       <w:r>
         <w:rPr>
+          <w:lang w:val="ar_AE" w:bidi="ar_AE"/>
+        </w:rPr>
+        <w:t>ע֚וֹד אַרְבָּעִ֣ים י֔וֹם</w:t>
+      </w:r>
+    </w:p>
+    <w:p>
+      <w:pPr>
+        <w:bidi/>
+      </w:pPr>
+      <w:r>
+        <w:rPr>
+          <w:lang w:val="ar_AE" w:bidi="ar_AE"/>
+        </w:rPr>
+      </w:r>
+      <w:r>
+        <w:rPr>
           <w:b/>
           <w:lang w:val="ar_AE" w:bidi="ar_AE"/>
         </w:rPr>
@@ -14475,6 +16315,22 @@
       </w:r>
       <w:r>
         <w:rPr>
+          <w:lang w:val="ar_AE" w:bidi="ar_AE"/>
+        </w:rPr>
+        <w:t>וְ⁠נִֽינְוֵ֖ה נֶהְפָּֽכֶת</w:t>
+      </w:r>
+    </w:p>
+    <w:p>
+      <w:pPr>
+        <w:bidi/>
+      </w:pPr>
+      <w:r>
+        <w:rPr>
+          <w:lang w:val="ar_AE" w:bidi="ar_AE"/>
+        </w:rPr>
+      </w:r>
+      <w:r>
+        <w:rPr>
           <w:b/>
           <w:lang w:val="ar_AE" w:bidi="ar_AE"/>
         </w:rPr>
@@ -14581,6 +16437,22 @@
       </w:r>
       <w:r>
         <w:rPr>
+          <w:lang w:val="ar_AE" w:bidi="ar_AE"/>
+        </w:rPr>
+        <w:t>וַ⁠יִּקְרְאוּ־צוֹם֙ וַ⁠יִּלְבְּשׁ֣וּ שַׂקִּ֔ים</w:t>
+      </w:r>
+    </w:p>
+    <w:p>
+      <w:pPr>
+        <w:bidi/>
+      </w:pPr>
+      <w:r>
+        <w:rPr>
+          <w:lang w:val="ar_AE" w:bidi="ar_AE"/>
+        </w:rPr>
+      </w:r>
+      <w:r>
+        <w:rPr>
           <w:b/>
           <w:lang w:val="ar_AE" w:bidi="ar_AE"/>
         </w:rPr>
@@ -14687,6 +16559,22 @@
       </w:r>
       <w:r>
         <w:rPr>
+          <w:lang w:val="ar_AE" w:bidi="ar_AE"/>
+        </w:rPr>
+        <w:t>מִ⁠גְּדוֹלָ֖⁠ם וְ⁠עַד־קְטַנָּֽ⁠ם</w:t>
+      </w:r>
+    </w:p>
+    <w:p>
+      <w:pPr>
+        <w:bidi/>
+      </w:pPr>
+      <w:r>
+        <w:rPr>
+          <w:lang w:val="ar_AE" w:bidi="ar_AE"/>
+        </w:rPr>
+      </w:r>
+      <w:r>
+        <w:rPr>
           <w:b/>
           <w:lang w:val="ar_AE" w:bidi="ar_AE"/>
         </w:rPr>
@@ -14757,6 +16645,22 @@
       </w:r>
       <w:r>
         <w:rPr>
+          <w:lang w:val="ar_AE" w:bidi="ar_AE"/>
+        </w:rPr>
+        <w:t>אַנְשֵׁ֥י נִֽינְוֵ֖ה</w:t>
+      </w:r>
+    </w:p>
+    <w:p>
+      <w:pPr>
+        <w:bidi/>
+      </w:pPr>
+      <w:r>
+        <w:rPr>
+          <w:lang w:val="ar_AE" w:bidi="ar_AE"/>
+        </w:rPr>
+      </w:r>
+      <w:r>
+        <w:rPr>
           <w:b/>
           <w:lang w:val="ar_AE" w:bidi="ar_AE"/>
         </w:rPr>
@@ -14862,6 +16766,22 @@
       </w:r>
       <w:r>
         <w:rPr>
+          <w:lang w:val="ar_AE" w:bidi="ar_AE"/>
+        </w:rPr>
+        <w:t>הַ⁠דָּבָר֙</w:t>
+      </w:r>
+    </w:p>
+    <w:p>
+      <w:pPr>
+        <w:bidi/>
+      </w:pPr>
+      <w:r>
+        <w:rPr>
+          <w:lang w:val="ar_AE" w:bidi="ar_AE"/>
+        </w:rPr>
+      </w:r>
+      <w:r>
+        <w:rPr>
           <w:b/>
           <w:lang w:val="ar_AE" w:bidi="ar_AE"/>
         </w:rPr>
@@ -14967,6 +16887,22 @@
       </w:r>
       <w:r>
         <w:rPr>
+          <w:lang w:val="ar_AE" w:bidi="ar_AE"/>
+        </w:rPr>
+        <w:t>וַ⁠יָּ֨קָם֙ מִ⁠כִּסְא֔⁠וֹ וַ⁠יַּעֲבֵ֥ר אַדַּרְתּ֖⁠וֹ מֵֽ⁠עָלָ֑י⁠ו</w:t>
+      </w:r>
+    </w:p>
+    <w:p>
+      <w:pPr>
+        <w:bidi/>
+      </w:pPr>
+      <w:r>
+        <w:rPr>
+          <w:lang w:val="ar_AE" w:bidi="ar_AE"/>
+        </w:rPr>
+      </w:r>
+      <w:r>
+        <w:rPr>
           <w:b/>
           <w:lang w:val="ar_AE" w:bidi="ar_AE"/>
         </w:rPr>
@@ -15072,6 +17008,22 @@
       </w:r>
       <w:r>
         <w:rPr>
+          <w:lang w:val="ar_AE" w:bidi="ar_AE"/>
+        </w:rPr>
+        <w:t>מִ⁠כִּסְא֔⁠וֹ</w:t>
+      </w:r>
+    </w:p>
+    <w:p>
+      <w:pPr>
+        <w:bidi/>
+      </w:pPr>
+      <w:r>
+        <w:rPr>
+          <w:lang w:val="ar_AE" w:bidi="ar_AE"/>
+        </w:rPr>
+      </w:r>
+      <w:r>
+        <w:rPr>
           <w:b/>
           <w:lang w:val="ar_AE" w:bidi="ar_AE"/>
         </w:rPr>
@@ -15177,6 +17129,22 @@
       </w:r>
       <w:r>
         <w:rPr>
+          <w:lang w:val="ar_AE" w:bidi="ar_AE"/>
+        </w:rPr>
+        <w:t>וַ⁠יְכַ֣ס שַׂ֔ק וַ⁠יֵּ֖שֶׁב עַל־הָ⁠אֵֽפֶר</w:t>
+      </w:r>
+    </w:p>
+    <w:p>
+      <w:pPr>
+        <w:bidi/>
+      </w:pPr>
+      <w:r>
+        <w:rPr>
+          <w:lang w:val="ar_AE" w:bidi="ar_AE"/>
+        </w:rPr>
+      </w:r>
+      <w:r>
+        <w:rPr>
           <w:b/>
           <w:lang w:val="ar_AE" w:bidi="ar_AE"/>
         </w:rPr>
@@ -15295,6 +17263,22 @@
       </w:r>
       <w:r>
         <w:rPr>
+          <w:lang w:val="ar_AE" w:bidi="ar_AE"/>
+        </w:rPr>
+        <w:t>וַ⁠יַּזְעֵ֗ק וַ⁠יֹּ֨אמֶר֙</w:t>
+      </w:r>
+    </w:p>
+    <w:p>
+      <w:pPr>
+        <w:bidi/>
+      </w:pPr>
+      <w:r>
+        <w:rPr>
+          <w:lang w:val="ar_AE" w:bidi="ar_AE"/>
+        </w:rPr>
+      </w:r>
+      <w:r>
+        <w:rPr>
           <w:b/>
           <w:lang w:val="ar_AE" w:bidi="ar_AE"/>
         </w:rPr>
@@ -15400,6 +17384,22 @@
       </w:r>
       <w:r>
         <w:rPr>
+          <w:lang w:val="ar_AE" w:bidi="ar_AE"/>
+        </w:rPr>
+        <w:t>מִ⁠טַּ֧עַם הַ⁠מֶּ֛לֶךְ וּ⁠גְדֹלָ֖י⁠ו</w:t>
+      </w:r>
+    </w:p>
+    <w:p>
+      <w:pPr>
+        <w:bidi/>
+      </w:pPr>
+      <w:r>
+        <w:rPr>
+          <w:lang w:val="ar_AE" w:bidi="ar_AE"/>
+        </w:rPr>
+      </w:r>
+      <w:r>
+        <w:rPr>
           <w:b/>
           <w:lang w:val="ar_AE" w:bidi="ar_AE"/>
         </w:rPr>
@@ -15470,6 +17470,22 @@
       </w:r>
       <w:r>
         <w:rPr>
+          <w:lang w:val="ar_AE" w:bidi="ar_AE"/>
+        </w:rPr>
+        <w:t>וּ⁠גְדֹלָ֖י⁠ו</w:t>
+      </w:r>
+    </w:p>
+    <w:p>
+      <w:pPr>
+        <w:bidi/>
+      </w:pPr>
+      <w:r>
+        <w:rPr>
+          <w:lang w:val="ar_AE" w:bidi="ar_AE"/>
+        </w:rPr>
+      </w:r>
+      <w:r>
+        <w:rPr>
           <w:b/>
           <w:lang w:val="ar_AE" w:bidi="ar_AE"/>
         </w:rPr>
@@ -15575,6 +17591,22 @@
       </w:r>
       <w:r>
         <w:rPr>
+          <w:lang w:val="ar_AE" w:bidi="ar_AE"/>
+        </w:rPr>
+        <w:t>הַ⁠בָּקָ֣ר וְ⁠הַ⁠צֹּ֗אן</w:t>
+      </w:r>
+    </w:p>
+    <w:p>
+      <w:pPr>
+        <w:bidi/>
+      </w:pPr>
+      <w:r>
+        <w:rPr>
+          <w:lang w:val="ar_AE" w:bidi="ar_AE"/>
+        </w:rPr>
+      </w:r>
+      <w:r>
+        <w:rPr>
           <w:b/>
           <w:lang w:val="ar_AE" w:bidi="ar_AE"/>
         </w:rPr>
@@ -15719,6 +17751,22 @@
       </w:r>
       <w:r>
         <w:rPr>
+          <w:lang w:val="ar_AE" w:bidi="ar_AE"/>
+        </w:rPr>
+        <w:t>וַ⁠יַּזְעֵ֗ק וַ⁠יֹּ֨אמֶר֙</w:t>
+      </w:r>
+    </w:p>
+    <w:p>
+      <w:pPr>
+        <w:bidi/>
+      </w:pPr>
+      <w:r>
+        <w:rPr>
+          <w:lang w:val="ar_AE" w:bidi="ar_AE"/>
+        </w:rPr>
+      </w:r>
+      <w:r>
+        <w:rPr>
           <w:b/>
           <w:lang w:val="ar_AE" w:bidi="ar_AE"/>
         </w:rPr>
@@ -15811,6 +17859,22 @@
       </w:r>
       <w:r>
         <w:rPr>
+          <w:lang w:val="ar_AE" w:bidi="ar_AE"/>
+        </w:rPr>
+        <w:t>וְ⁠הַ⁠בְּהֵמָ֔ה</w:t>
+      </w:r>
+    </w:p>
+    <w:p>
+      <w:pPr>
+        <w:bidi/>
+      </w:pPr>
+      <w:r>
+        <w:rPr>
+          <w:lang w:val="ar_AE" w:bidi="ar_AE"/>
+        </w:rPr>
+      </w:r>
+      <w:r>
+        <w:rPr>
           <w:b/>
           <w:lang w:val="ar_AE" w:bidi="ar_AE"/>
         </w:rPr>
@@ -15903,6 +17967,22 @@
       </w:r>
       <w:r>
         <w:rPr>
+          <w:lang w:val="ar_AE" w:bidi="ar_AE"/>
+        </w:rPr>
+        <w:t>וְ⁠יִקְרְא֥וּ אֶל־אֱלֹהִ֖ים בְּ⁠חָזְקָ֑ה</w:t>
+      </w:r>
+    </w:p>
+    <w:p>
+      <w:pPr>
+        <w:bidi/>
+      </w:pPr>
+      <w:r>
+        <w:rPr>
+          <w:lang w:val="ar_AE" w:bidi="ar_AE"/>
+        </w:rPr>
+      </w:r>
+      <w:r>
+        <w:rPr>
           <w:b/>
           <w:lang w:val="ar_AE" w:bidi="ar_AE"/>
         </w:rPr>
@@ -15995,6 +18075,22 @@
       </w:r>
       <w:r>
         <w:rPr>
+          <w:lang w:val="ar_AE" w:bidi="ar_AE"/>
+        </w:rPr>
+        <w:t>הֶ⁠חָמָ֖ס אֲשֶׁ֥ר בְּ⁠כַפֵּי⁠הֶֽם</w:t>
+      </w:r>
+    </w:p>
+    <w:p>
+      <w:pPr>
+        <w:bidi/>
+      </w:pPr>
+      <w:r>
+        <w:rPr>
+          <w:lang w:val="ar_AE" w:bidi="ar_AE"/>
+        </w:rPr>
+      </w:r>
+      <w:r>
+        <w:rPr>
           <w:b/>
           <w:lang w:val="ar_AE" w:bidi="ar_AE"/>
         </w:rPr>
@@ -16100,6 +18196,22 @@
       </w:r>
       <w:r>
         <w:rPr>
+          <w:lang w:val="ar_AE" w:bidi="ar_AE"/>
+        </w:rPr>
+        <w:t>וְ⁠יִקְרְא֥וּ</w:t>
+      </w:r>
+    </w:p>
+    <w:p>
+      <w:pPr>
+        <w:bidi/>
+      </w:pPr>
+      <w:r>
+        <w:rPr>
+          <w:lang w:val="ar_AE" w:bidi="ar_AE"/>
+        </w:rPr>
+      </w:r>
+      <w:r>
+        <w:rPr>
           <w:b/>
           <w:lang w:val="ar_AE" w:bidi="ar_AE"/>
         </w:rPr>
@@ -16205,6 +18317,22 @@
       </w:r>
       <w:r>
         <w:rPr>
+          <w:lang w:val="ar_AE" w:bidi="ar_AE"/>
+        </w:rPr>
+        <w:t>מִֽי־יוֹדֵ֣עַ</w:t>
+      </w:r>
+    </w:p>
+    <w:p>
+      <w:pPr>
+        <w:bidi/>
+      </w:pPr>
+      <w:r>
+        <w:rPr>
+          <w:lang w:val="ar_AE" w:bidi="ar_AE"/>
+        </w:rPr>
+      </w:r>
+      <w:r>
+        <w:rPr>
           <w:b/>
           <w:lang w:val="ar_AE" w:bidi="ar_AE"/>
         </w:rPr>
@@ -16297,6 +18425,22 @@
       </w:r>
       <w:r>
         <w:rPr>
+          <w:lang w:val="ar_AE" w:bidi="ar_AE"/>
+        </w:rPr>
+        <w:t>יָשׁ֔וּב וְ⁠נִחַ֖ם הָ⁠אֱלֹהִ֑ים</w:t>
+      </w:r>
+    </w:p>
+    <w:p>
+      <w:pPr>
+        <w:bidi/>
+      </w:pPr>
+      <w:r>
+        <w:rPr>
+          <w:lang w:val="ar_AE" w:bidi="ar_AE"/>
+        </w:rPr>
+      </w:r>
+      <w:r>
+        <w:rPr>
           <w:b/>
           <w:lang w:val="ar_AE" w:bidi="ar_AE"/>
         </w:rPr>
@@ -16389,6 +18533,22 @@
       </w:r>
       <w:r>
         <w:rPr>
+          <w:lang w:val="ar_AE" w:bidi="ar_AE"/>
+        </w:rPr>
+        <w:t>מֵ⁠חֲר֥וֹן אַפּ֖⁠וֹ</w:t>
+      </w:r>
+    </w:p>
+    <w:p>
+      <w:pPr>
+        <w:bidi/>
+      </w:pPr>
+      <w:r>
+        <w:rPr>
+          <w:lang w:val="ar_AE" w:bidi="ar_AE"/>
+        </w:rPr>
+      </w:r>
+      <w:r>
+        <w:rPr>
           <w:b/>
           <w:lang w:val="ar_AE" w:bidi="ar_AE"/>
         </w:rPr>
@@ -16494,6 +18654,22 @@
       </w:r>
       <w:r>
         <w:rPr>
+          <w:lang w:val="ar_AE" w:bidi="ar_AE"/>
+        </w:rPr>
+        <w:t>וְ⁠לֹ֥א נֹאבֵֽד</w:t>
+      </w:r>
+    </w:p>
+    <w:p>
+      <w:pPr>
+        <w:bidi/>
+      </w:pPr>
+      <w:r>
+        <w:rPr>
+          <w:lang w:val="ar_AE" w:bidi="ar_AE"/>
+        </w:rPr>
+      </w:r>
+      <w:r>
+        <w:rPr>
           <w:b/>
           <w:lang w:val="ar_AE" w:bidi="ar_AE"/>
         </w:rPr>
@@ -16612,6 +18788,22 @@
       </w:r>
       <w:r>
         <w:rPr>
+          <w:lang w:val="ar_AE" w:bidi="ar_AE"/>
+        </w:rPr>
+        <w:t>וַ⁠יַּ֤רְא הָֽ⁠אֱלֹהִים֙ אֶֽת־מַ֣עֲשֵׂי⁠הֶ֔ם כִּי־שָׁ֖בוּ מִ⁠דַּרְכָּ֣⁠ם הָ⁠רָעָ֑ה</w:t>
+      </w:r>
+    </w:p>
+    <w:p>
+      <w:pPr>
+        <w:bidi/>
+      </w:pPr>
+      <w:r>
+        <w:rPr>
+          <w:lang w:val="ar_AE" w:bidi="ar_AE"/>
+        </w:rPr>
+      </w:r>
+      <w:r>
+        <w:rPr>
           <w:b/>
           <w:lang w:val="ar_AE" w:bidi="ar_AE"/>
         </w:rPr>
@@ -16682,6 +18874,22 @@
       </w:r>
       <w:r>
         <w:rPr>
+          <w:lang w:val="ar_AE" w:bidi="ar_AE"/>
+        </w:rPr>
+        <w:t>שָׁ֖בוּ מִ⁠דַּרְכָּ֣⁠ם הָ⁠רָעָ֑ה</w:t>
+      </w:r>
+    </w:p>
+    <w:p>
+      <w:pPr>
+        <w:bidi/>
+      </w:pPr>
+      <w:r>
+        <w:rPr>
+          <w:lang w:val="ar_AE" w:bidi="ar_AE"/>
+        </w:rPr>
+      </w:r>
+      <w:r>
+        <w:rPr>
           <w:b/>
           <w:lang w:val="ar_AE" w:bidi="ar_AE"/>
         </w:rPr>
@@ -16800,6 +19008,22 @@
       </w:r>
       <w:r>
         <w:rPr>
+          <w:lang w:val="ar_AE" w:bidi="ar_AE"/>
+        </w:rPr>
+        <w:t>עַל־הָ⁠רָעָ֛ה</w:t>
+      </w:r>
+    </w:p>
+    <w:p>
+      <w:pPr>
+        <w:bidi/>
+      </w:pPr>
+      <w:r>
+        <w:rPr>
+          <w:lang w:val="ar_AE" w:bidi="ar_AE"/>
+        </w:rPr>
+      </w:r>
+      <w:r>
+        <w:rPr>
           <w:b/>
           <w:lang w:val="ar_AE" w:bidi="ar_AE"/>
         </w:rPr>
@@ -16892,6 +19116,22 @@
       </w:r>
       <w:r>
         <w:rPr>
+          <w:lang w:val="ar_AE" w:bidi="ar_AE"/>
+        </w:rPr>
+        <w:t>וְ⁠לֹ֥א עָשָֽׂה</w:t>
+      </w:r>
+    </w:p>
+    <w:p>
+      <w:pPr>
+        <w:bidi/>
+      </w:pPr>
+      <w:r>
+        <w:rPr>
+          <w:lang w:val="ar_AE" w:bidi="ar_AE"/>
+        </w:rPr>
+      </w:r>
+      <w:r>
+        <w:rPr>
           <w:b/>
           <w:lang w:val="ar_AE" w:bidi="ar_AE"/>
         </w:rPr>
@@ -16997,6 +19237,22 @@
       </w:r>
       <w:r>
         <w:rPr>
+          <w:lang w:val="ar_AE" w:bidi="ar_AE"/>
+        </w:rPr>
+        <w:t>הָ⁠רָעָ֛ה</w:t>
+      </w:r>
+    </w:p>
+    <w:p>
+      <w:pPr>
+        <w:bidi/>
+      </w:pPr>
+      <w:r>
+        <w:rPr>
+          <w:lang w:val="ar_AE" w:bidi="ar_AE"/>
+        </w:rPr>
+      </w:r>
+      <w:r>
+        <w:rPr>
           <w:b/>
           <w:lang w:val="ar_AE" w:bidi="ar_AE"/>
         </w:rPr>
@@ -17102,6 +19358,22 @@
       </w:r>
       <w:r>
         <w:rPr>
+          <w:lang w:val="ar_AE" w:bidi="ar_AE"/>
+        </w:rPr>
+        <w:t>וַ⁠יֵּ֥רַע אֶל־יוֹנָ֖ה</w:t>
+      </w:r>
+    </w:p>
+    <w:p>
+      <w:pPr>
+        <w:bidi/>
+      </w:pPr>
+      <w:r>
+        <w:rPr>
+          <w:lang w:val="ar_AE" w:bidi="ar_AE"/>
+        </w:rPr>
+      </w:r>
+      <w:r>
+        <w:rPr>
           <w:b/>
           <w:lang w:val="ar_AE" w:bidi="ar_AE"/>
         </w:rPr>
@@ -17194,6 +19466,22 @@
       </w:r>
       <w:r>
         <w:rPr>
+          <w:lang w:val="ar_AE" w:bidi="ar_AE"/>
+        </w:rPr>
+        <w:t>וַ⁠יִּ֖חַר לֽ⁠וֹ</w:t>
+      </w:r>
+    </w:p>
+    <w:p>
+      <w:pPr>
+        <w:bidi/>
+      </w:pPr>
+      <w:r>
+        <w:rPr>
+          <w:lang w:val="ar_AE" w:bidi="ar_AE"/>
+        </w:rPr>
+      </w:r>
+      <w:r>
+        <w:rPr>
           <w:b/>
           <w:lang w:val="ar_AE" w:bidi="ar_AE"/>
         </w:rPr>
@@ -17299,6 +19587,22 @@
       </w:r>
       <w:r>
         <w:rPr>
+          <w:lang w:val="ar_AE" w:bidi="ar_AE"/>
+        </w:rPr>
+        <w:t>וַ⁠יֵּ֥רַע</w:t>
+      </w:r>
+    </w:p>
+    <w:p>
+      <w:pPr>
+        <w:bidi/>
+      </w:pPr>
+      <w:r>
+        <w:rPr>
+          <w:lang w:val="ar_AE" w:bidi="ar_AE"/>
+        </w:rPr>
+      </w:r>
+      <w:r>
+        <w:rPr>
           <w:b/>
           <w:lang w:val="ar_AE" w:bidi="ar_AE"/>
         </w:rPr>
@@ -17404,6 +19708,22 @@
       </w:r>
       <w:r>
         <w:rPr>
+          <w:lang w:val="ar_AE" w:bidi="ar_AE"/>
+        </w:rPr>
+        <w:t>וַ⁠יֵּ֥רַע אֶל־יוֹנָ֖ה רָעָ֣ה גְדוֹלָ֑ה</w:t>
+      </w:r>
+    </w:p>
+    <w:p>
+      <w:pPr>
+        <w:bidi/>
+      </w:pPr>
+      <w:r>
+        <w:rPr>
+          <w:lang w:val="ar_AE" w:bidi="ar_AE"/>
+        </w:rPr>
+      </w:r>
+      <w:r>
+        <w:rPr>
           <w:b/>
           <w:lang w:val="ar_AE" w:bidi="ar_AE"/>
         </w:rPr>
@@ -17509,6 +19829,22 @@
       </w:r>
       <w:r>
         <w:rPr>
+          <w:lang w:val="ar_AE" w:bidi="ar_AE"/>
+        </w:rPr>
+        <w:t>אָנָּ֤ה</w:t>
+      </w:r>
+    </w:p>
+    <w:p>
+      <w:pPr>
+        <w:bidi/>
+      </w:pPr>
+      <w:r>
+        <w:rPr>
+          <w:lang w:val="ar_AE" w:bidi="ar_AE"/>
+        </w:rPr>
+      </w:r>
+      <w:r>
+        <w:rPr>
           <w:b/>
           <w:lang w:val="ar_AE" w:bidi="ar_AE"/>
         </w:rPr>
@@ -17601,6 +19937,22 @@
       </w:r>
       <w:r>
         <w:rPr>
+          <w:lang w:val="ar_AE" w:bidi="ar_AE"/>
+        </w:rPr>
+        <w:t>יְהוָה֙ הֲ⁠לוֹא־זֶ֣ה דְבָרִ֗⁠י עַד־הֱיוֹתִ⁠י֙ עַל־אַדְמָתִ֔⁠י</w:t>
+      </w:r>
+    </w:p>
+    <w:p>
+      <w:pPr>
+        <w:bidi/>
+      </w:pPr>
+      <w:r>
+        <w:rPr>
+          <w:lang w:val="ar_AE" w:bidi="ar_AE"/>
+        </w:rPr>
+      </w:r>
+      <w:r>
+        <w:rPr>
           <w:b/>
           <w:lang w:val="ar_AE" w:bidi="ar_AE"/>
         </w:rPr>
@@ -17693,6 +20045,22 @@
       </w:r>
       <w:r>
         <w:rPr>
+          <w:lang w:val="ar_AE" w:bidi="ar_AE"/>
+        </w:rPr>
+        <w:t>יְהוָה֙ הֲ⁠לוֹא־זֶ֣ה דְבָרִ֗⁠י עַד־הֱיוֹתִ⁠י֙ עַל־אַדְמָתִ֔⁠י</w:t>
+      </w:r>
+    </w:p>
+    <w:p>
+      <w:pPr>
+        <w:bidi/>
+      </w:pPr>
+      <w:r>
+        <w:rPr>
+          <w:lang w:val="ar_AE" w:bidi="ar_AE"/>
+        </w:rPr>
+      </w:r>
+      <w:r>
+        <w:rPr>
           <w:b/>
           <w:lang w:val="ar_AE" w:bidi="ar_AE"/>
         </w:rPr>
@@ -17785,6 +20153,22 @@
       </w:r>
       <w:r>
         <w:rPr>
+          <w:lang w:val="ar_AE" w:bidi="ar_AE"/>
+        </w:rPr>
+        <w:t>אֶ֤רֶךְ אַפַּ֨יִם֙</w:t>
+      </w:r>
+    </w:p>
+    <w:p>
+      <w:pPr>
+        <w:bidi/>
+      </w:pPr>
+      <w:r>
+        <w:rPr>
+          <w:lang w:val="ar_AE" w:bidi="ar_AE"/>
+        </w:rPr>
+      </w:r>
+      <w:r>
+        <w:rPr>
           <w:b/>
           <w:lang w:val="ar_AE" w:bidi="ar_AE"/>
         </w:rPr>
@@ -17890,6 +20274,22 @@
       </w:r>
       <w:r>
         <w:rPr>
+          <w:lang w:val="ar_AE" w:bidi="ar_AE"/>
+        </w:rPr>
+        <w:t>וְ⁠רַב־חֶ֔סֶד</w:t>
+      </w:r>
+    </w:p>
+    <w:p>
+      <w:pPr>
+        <w:bidi/>
+      </w:pPr>
+      <w:r>
+        <w:rPr>
+          <w:lang w:val="ar_AE" w:bidi="ar_AE"/>
+        </w:rPr>
+      </w:r>
+      <w:r>
+        <w:rPr>
           <w:b/>
           <w:lang w:val="ar_AE" w:bidi="ar_AE"/>
         </w:rPr>
@@ -17947,6 +20347,22 @@
         <w:rPr>
           <w:lang w:val="ar_AE" w:bidi="ar_AE"/>
         </w:rPr>
+      </w:r>
+    </w:p>
+    <w:p>
+      <w:pPr>
+        <w:bidi/>
+      </w:pPr>
+      <w:r>
+        <w:rPr>
+          <w:lang w:val="ar_AE" w:bidi="ar_AE"/>
+        </w:rPr>
+      </w:r>
+      <w:r>
+        <w:rPr>
+          <w:lang w:val="ar_AE" w:bidi="ar_AE"/>
+        </w:rPr>
+        <w:t>וְ⁠נִחָ֖ם עַל־הָ⁠רָעָֽה</w:t>
       </w:r>
     </w:p>
     <w:p>
@@ -18083,6 +20499,22 @@
       </w:r>
       <w:r>
         <w:rPr>
+          <w:lang w:val="ar_AE" w:bidi="ar_AE"/>
+        </w:rPr>
+        <w:t>קַח־נָ֥א אֶת־נַפְשִׁ֖⁠י מִמֶּ֑⁠נִּי</w:t>
+      </w:r>
+    </w:p>
+    <w:p>
+      <w:pPr>
+        <w:bidi/>
+      </w:pPr>
+      <w:r>
+        <w:rPr>
+          <w:lang w:val="ar_AE" w:bidi="ar_AE"/>
+        </w:rPr>
+      </w:r>
+      <w:r>
+        <w:rPr>
           <w:b/>
           <w:lang w:val="ar_AE" w:bidi="ar_AE"/>
         </w:rPr>
@@ -18175,6 +20607,22 @@
       </w:r>
       <w:r>
         <w:rPr>
+          <w:lang w:val="ar_AE" w:bidi="ar_AE"/>
+        </w:rPr>
+        <w:t>כִּ֛י ט֥וֹב מוֹתִ֖⁠י מֵ⁠חַיָּֽ⁠י</w:t>
+      </w:r>
+    </w:p>
+    <w:p>
+      <w:pPr>
+        <w:bidi/>
+      </w:pPr>
+      <w:r>
+        <w:rPr>
+          <w:lang w:val="ar_AE" w:bidi="ar_AE"/>
+        </w:rPr>
+      </w:r>
+      <w:r>
+        <w:rPr>
           <w:b/>
           <w:lang w:val="ar_AE" w:bidi="ar_AE"/>
         </w:rPr>
@@ -18280,6 +20728,22 @@
         <w:rPr>
           <w:lang w:val="ar_AE" w:bidi="ar_AE"/>
         </w:rPr>
+      </w:r>
+    </w:p>
+    <w:p>
+      <w:pPr>
+        <w:bidi/>
+      </w:pPr>
+      <w:r>
+        <w:rPr>
+          <w:lang w:val="ar_AE" w:bidi="ar_AE"/>
+        </w:rPr>
+      </w:r>
+      <w:r>
+        <w:rPr>
+          <w:lang w:val="ar_AE" w:bidi="ar_AE"/>
+        </w:rPr>
+        <w:t>הַ⁠הֵיטֵ֖ב חָ֥רָה לָֽ⁠ךְ</w:t>
       </w:r>
     </w:p>
     <w:p>
@@ -18416,6 +20880,22 @@
       </w:r>
       <w:r>
         <w:rPr>
+          <w:lang w:val="ar_AE" w:bidi="ar_AE"/>
+        </w:rPr>
+        <w:t>הַ⁠הֵיטֵ֖ב חָ֥רָה לָֽ⁠ךְ</w:t>
+      </w:r>
+    </w:p>
+    <w:p>
+      <w:pPr>
+        <w:bidi/>
+      </w:pPr>
+      <w:r>
+        <w:rPr>
+          <w:lang w:val="ar_AE" w:bidi="ar_AE"/>
+        </w:rPr>
+      </w:r>
+      <w:r>
+        <w:rPr>
           <w:b/>
           <w:lang w:val="ar_AE" w:bidi="ar_AE"/>
         </w:rPr>
@@ -18508,6 +20988,22 @@
       </w:r>
       <w:r>
         <w:rPr>
+          <w:lang w:val="ar_AE" w:bidi="ar_AE"/>
+        </w:rPr>
+        <w:t>הַ⁠הֵיטֵ֖ב חָ֥רָה לָֽ⁠ךְ</w:t>
+      </w:r>
+    </w:p>
+    <w:p>
+      <w:pPr>
+        <w:bidi/>
+      </w:pPr>
+      <w:r>
+        <w:rPr>
+          <w:lang w:val="ar_AE" w:bidi="ar_AE"/>
+        </w:rPr>
+      </w:r>
+      <w:r>
+        <w:rPr>
           <w:b/>
           <w:lang w:val="ar_AE" w:bidi="ar_AE"/>
         </w:rPr>
@@ -18600,6 +21096,22 @@
       </w:r>
       <w:r>
         <w:rPr>
+          <w:lang w:val="ar_AE" w:bidi="ar_AE"/>
+        </w:rPr>
+        <w:t>מַה־יִּהְיֶ֖ה בָּ⁠עִֽיר</w:t>
+      </w:r>
+    </w:p>
+    <w:p>
+      <w:pPr>
+        <w:bidi/>
+      </w:pPr>
+      <w:r>
+        <w:rPr>
+          <w:lang w:val="ar_AE" w:bidi="ar_AE"/>
+        </w:rPr>
+      </w:r>
+      <w:r>
+        <w:rPr>
           <w:b/>
           <w:lang w:val="ar_AE" w:bidi="ar_AE"/>
         </w:rPr>
@@ -18692,6 +21204,22 @@
       </w:r>
       <w:r>
         <w:rPr>
+          <w:lang w:val="ar_AE" w:bidi="ar_AE"/>
+        </w:rPr>
+        <w:t>מֵ⁠עַ֣ל לְ⁠יוֹנָ֗ה לִֽ⁠הְי֥וֹת צֵל֙ עַל־רֹאשׁ֔⁠וֹ</w:t>
+      </w:r>
+    </w:p>
+    <w:p>
+      <w:pPr>
+        <w:bidi/>
+      </w:pPr>
+      <w:r>
+        <w:rPr>
+          <w:lang w:val="ar_AE" w:bidi="ar_AE"/>
+        </w:rPr>
+      </w:r>
+      <w:r>
+        <w:rPr>
           <w:b/>
           <w:lang w:val="ar_AE" w:bidi="ar_AE"/>
         </w:rPr>
@@ -18762,6 +21290,22 @@
       </w:r>
       <w:r>
         <w:rPr>
+          <w:lang w:val="ar_AE" w:bidi="ar_AE"/>
+        </w:rPr>
+        <w:t>לְ⁠הַצִּ֥יל ל֖⁠וֹ מֵ⁠רָֽעָת֑⁠וֹ</w:t>
+      </w:r>
+    </w:p>
+    <w:p>
+      <w:pPr>
+        <w:bidi/>
+      </w:pPr>
+      <w:r>
+        <w:rPr>
+          <w:lang w:val="ar_AE" w:bidi="ar_AE"/>
+        </w:rPr>
+      </w:r>
+      <w:r>
+        <w:rPr>
           <w:b/>
           <w:lang w:val="ar_AE" w:bidi="ar_AE"/>
         </w:rPr>
@@ -18867,6 +21411,22 @@
       </w:r>
       <w:r>
         <w:rPr>
+          <w:lang w:val="ar_AE" w:bidi="ar_AE"/>
+        </w:rPr>
+        <w:t>וַ⁠יִּשְׂמַ֥ח יוֹנָ֛ה &amp; שִׂמְחָ֥ה גְדוֹלָֽה</w:t>
+      </w:r>
+    </w:p>
+    <w:p>
+      <w:pPr>
+        <w:bidi/>
+      </w:pPr>
+      <w:r>
+        <w:rPr>
+          <w:lang w:val="ar_AE" w:bidi="ar_AE"/>
+        </w:rPr>
+      </w:r>
+      <w:r>
+        <w:rPr>
           <w:b/>
           <w:lang w:val="ar_AE" w:bidi="ar_AE"/>
         </w:rPr>
@@ -18972,6 +21532,22 @@
       </w:r>
       <w:r>
         <w:rPr>
+          <w:lang w:val="ar_AE" w:bidi="ar_AE"/>
+        </w:rPr>
+        <w:t>וַ⁠יְמַ֤ן הָֽ⁠אֱלֹהִים֙ תּוֹלַ֔עַת</w:t>
+      </w:r>
+    </w:p>
+    <w:p>
+      <w:pPr>
+        <w:bidi/>
+      </w:pPr>
+      <w:r>
+        <w:rPr>
+          <w:lang w:val="ar_AE" w:bidi="ar_AE"/>
+        </w:rPr>
+      </w:r>
+      <w:r>
+        <w:rPr>
           <w:b/>
           <w:lang w:val="ar_AE" w:bidi="ar_AE"/>
         </w:rPr>
@@ -19042,6 +21618,22 @@
       </w:r>
       <w:r>
         <w:rPr>
+          <w:lang w:val="ar_AE" w:bidi="ar_AE"/>
+        </w:rPr>
+        <w:t>וַ⁠יִּיבָֽשׁ</w:t>
+      </w:r>
+    </w:p>
+    <w:p>
+      <w:pPr>
+        <w:bidi/>
+      </w:pPr>
+      <w:r>
+        <w:rPr>
+          <w:lang w:val="ar_AE" w:bidi="ar_AE"/>
+        </w:rPr>
+      </w:r>
+      <w:r>
+        <w:rPr>
           <w:b/>
           <w:lang w:val="ar_AE" w:bidi="ar_AE"/>
         </w:rPr>
@@ -19147,6 +21739,22 @@
       </w:r>
       <w:r>
         <w:rPr>
+          <w:lang w:val="ar_AE" w:bidi="ar_AE"/>
+        </w:rPr>
+        <w:t>וַ⁠יְהִ֣י ׀ כִּ⁠זְרֹ֣חַ הַ⁠שֶּׁ֗מֶשׁ</w:t>
+      </w:r>
+    </w:p>
+    <w:p>
+      <w:pPr>
+        <w:bidi/>
+      </w:pPr>
+      <w:r>
+        <w:rPr>
+          <w:lang w:val="ar_AE" w:bidi="ar_AE"/>
+        </w:rPr>
+      </w:r>
+      <w:r>
+        <w:rPr>
           <w:b/>
           <w:lang w:val="ar_AE" w:bidi="ar_AE"/>
         </w:rPr>
@@ -19239,6 +21847,22 @@
       </w:r>
       <w:r>
         <w:rPr>
+          <w:lang w:val="ar_AE" w:bidi="ar_AE"/>
+        </w:rPr>
+        <w:t>וַ⁠יְמַ֨ן אֱלֹהִ֜ים ר֤וּחַ קָדִים֙ חֲרִישִׁ֔ית</w:t>
+      </w:r>
+    </w:p>
+    <w:p>
+      <w:pPr>
+        <w:bidi/>
+      </w:pPr>
+      <w:r>
+        <w:rPr>
+          <w:lang w:val="ar_AE" w:bidi="ar_AE"/>
+        </w:rPr>
+      </w:r>
+      <w:r>
+        <w:rPr>
           <w:b/>
           <w:lang w:val="ar_AE" w:bidi="ar_AE"/>
         </w:rPr>
@@ -19344,6 +21968,22 @@
       </w:r>
       <w:r>
         <w:rPr>
+          <w:lang w:val="ar_AE" w:bidi="ar_AE"/>
+        </w:rPr>
+        <w:t>וַ⁠תַּ֥ךְ הַ⁠שֶּׁ֛מֶשׁ עַל</w:t>
+      </w:r>
+    </w:p>
+    <w:p>
+      <w:pPr>
+        <w:bidi/>
+      </w:pPr>
+      <w:r>
+        <w:rPr>
+          <w:lang w:val="ar_AE" w:bidi="ar_AE"/>
+        </w:rPr>
+      </w:r>
+      <w:r>
+        <w:rPr>
           <w:b/>
           <w:lang w:val="ar_AE" w:bidi="ar_AE"/>
         </w:rPr>
@@ -19462,6 +22102,22 @@
       </w:r>
       <w:r>
         <w:rPr>
+          <w:lang w:val="ar_AE" w:bidi="ar_AE"/>
+        </w:rPr>
+        <w:t>עַל־רֹ֥אשׁ יוֹנָ֖ה</w:t>
+      </w:r>
+    </w:p>
+    <w:p>
+      <w:pPr>
+        <w:bidi/>
+      </w:pPr>
+      <w:r>
+        <w:rPr>
+          <w:lang w:val="ar_AE" w:bidi="ar_AE"/>
+        </w:rPr>
+      </w:r>
+      <w:r>
+        <w:rPr>
           <w:b/>
           <w:lang w:val="ar_AE" w:bidi="ar_AE"/>
         </w:rPr>
@@ -19580,6 +22236,22 @@
       </w:r>
       <w:r>
         <w:rPr>
+          <w:lang w:val="ar_AE" w:bidi="ar_AE"/>
+        </w:rPr>
+        <w:t>וַ⁠יִּתְעַלָּ֑ף</w:t>
+      </w:r>
+    </w:p>
+    <w:p>
+      <w:pPr>
+        <w:bidi/>
+      </w:pPr>
+      <w:r>
+        <w:rPr>
+          <w:lang w:val="ar_AE" w:bidi="ar_AE"/>
+        </w:rPr>
+      </w:r>
+      <w:r>
+        <w:rPr>
           <w:b/>
           <w:lang w:val="ar_AE" w:bidi="ar_AE"/>
         </w:rPr>
@@ -19637,6 +22309,22 @@
         <w:rPr>
           <w:lang w:val="ar_AE" w:bidi="ar_AE"/>
         </w:rPr>
+      </w:r>
+    </w:p>
+    <w:p>
+      <w:pPr>
+        <w:bidi/>
+      </w:pPr>
+      <w:r>
+        <w:rPr>
+          <w:lang w:val="ar_AE" w:bidi="ar_AE"/>
+        </w:rPr>
+      </w:r>
+      <w:r>
+        <w:rPr>
+          <w:lang w:val="ar_AE" w:bidi="ar_AE"/>
+        </w:rPr>
+        <w:t>וַ⁠יִּשְׁאַ֤ל אֶת־נַפְשׁ⁠וֹ֙ לָ⁠מ֔וּת</w:t>
       </w:r>
     </w:p>
     <w:p>
@@ -19760,6 +22448,22 @@
       </w:r>
       <w:r>
         <w:rPr>
+          <w:lang w:val="ar_AE" w:bidi="ar_AE"/>
+        </w:rPr>
+        <w:t>ט֥וֹב מוֹתִ֖⁠י מֵ⁠חַיָּֽ⁠י</w:t>
+      </w:r>
+    </w:p>
+    <w:p>
+      <w:pPr>
+        <w:bidi/>
+      </w:pPr>
+      <w:r>
+        <w:rPr>
+          <w:lang w:val="ar_AE" w:bidi="ar_AE"/>
+        </w:rPr>
+      </w:r>
+      <w:r>
+        <w:rPr>
           <w:b/>
           <w:lang w:val="ar_AE" w:bidi="ar_AE"/>
         </w:rPr>
@@ -19896,6 +22600,22 @@
       </w:r>
       <w:r>
         <w:rPr>
+          <w:lang w:val="ar_AE" w:bidi="ar_AE"/>
+        </w:rPr>
+        <w:t>הַ⁠הֵיטֵ֥ב חָרָֽה־לְ⁠ךָ֖ עַל־הַ⁠קִּֽיקָי֑וֹן</w:t>
+      </w:r>
+    </w:p>
+    <w:p>
+      <w:pPr>
+        <w:bidi/>
+      </w:pPr>
+      <w:r>
+        <w:rPr>
+          <w:lang w:val="ar_AE" w:bidi="ar_AE"/>
+        </w:rPr>
+      </w:r>
+      <w:r>
+        <w:rPr>
           <w:b/>
           <w:lang w:val="ar_AE" w:bidi="ar_AE"/>
         </w:rPr>
@@ -19975,6 +22695,22 @@
         <w:rPr>
           <w:lang w:val="ar_AE" w:bidi="ar_AE"/>
         </w:rPr>
+      </w:r>
+    </w:p>
+    <w:p>
+      <w:pPr>
+        <w:bidi/>
+      </w:pPr>
+      <w:r>
+        <w:rPr>
+          <w:lang w:val="ar_AE" w:bidi="ar_AE"/>
+        </w:rPr>
+      </w:r>
+      <w:r>
+        <w:rPr>
+          <w:lang w:val="ar_AE" w:bidi="ar_AE"/>
+        </w:rPr>
+        <w:t>חָרָֽה־לְ⁠ךָ֖ &amp; חָֽרָה־לִ֖⁠י</w:t>
       </w:r>
     </w:p>
     <w:p>
@@ -20137,6 +22873,22 @@
       </w:r>
       <w:r>
         <w:rPr>
+          <w:lang w:val="ar_AE" w:bidi="ar_AE"/>
+        </w:rPr>
+        <w:t>וַ⁠יֹּ֣אמֶר יְהוָ֔ה</w:t>
+      </w:r>
+    </w:p>
+    <w:p>
+      <w:pPr>
+        <w:bidi/>
+      </w:pPr>
+      <w:r>
+        <w:rPr>
+          <w:lang w:val="ar_AE" w:bidi="ar_AE"/>
+        </w:rPr>
+      </w:r>
+      <w:r>
+        <w:rPr>
           <w:b/>
           <w:lang w:val="ar_AE" w:bidi="ar_AE"/>
         </w:rPr>
@@ -20229,6 +22981,22 @@
       </w:r>
       <w:r>
         <w:rPr>
+          <w:lang w:val="ar_AE" w:bidi="ar_AE"/>
+        </w:rPr>
+        <w:t>שֶׁ⁠בִּן־לַ֥יְלָה הָיָ֖ה וּ⁠בִן־לַ֥יְלָה אָבָֽד</w:t>
+      </w:r>
+    </w:p>
+    <w:p>
+      <w:pPr>
+        <w:bidi/>
+      </w:pPr>
+      <w:r>
+        <w:rPr>
+          <w:lang w:val="ar_AE" w:bidi="ar_AE"/>
+        </w:rPr>
+      </w:r>
+      <w:r>
+        <w:rPr>
           <w:b/>
           <w:lang w:val="ar_AE" w:bidi="ar_AE"/>
         </w:rPr>
@@ -20334,6 +23102,22 @@
         <w:rPr>
           <w:lang w:val="ar_AE" w:bidi="ar_AE"/>
         </w:rPr>
+      </w:r>
+    </w:p>
+    <w:p>
+      <w:pPr>
+        <w:bidi/>
+      </w:pPr>
+      <w:r>
+        <w:rPr>
+          <w:lang w:val="ar_AE" w:bidi="ar_AE"/>
+        </w:rPr>
+      </w:r>
+      <w:r>
+        <w:rPr>
+          <w:lang w:val="ar_AE" w:bidi="ar_AE"/>
+        </w:rPr>
+        <w:t>וַֽ⁠אֲנִי֙</w:t>
       </w:r>
     </w:p>
     <w:p>
@@ -20470,6 +23254,22 @@
       </w:r>
       <w:r>
         <w:rPr>
+          <w:lang w:val="ar_AE" w:bidi="ar_AE"/>
+        </w:rPr>
+        <w:t>וַֽ⁠אֲנִי֙ לֹ֣א אָח֔וּס עַל־נִינְוֵ֖ה הָ⁠עִ֣יר הַ⁠גְּדוֹלָ֑ה אֲשֶׁ֣ר יֶשׁ־בָּ֡⁠הּ הַרְבֵּה֩ מִֽ⁠שְׁתֵּים־עֶשְׂרֵ֨ה רִבּ֜וֹ אָדָ֗ם אֲשֶׁ֤ר לֹֽא־יָדַע֙ בֵּין־יְמִינ֣⁠וֹ לִ⁠שְׂמֹאל֔⁠וֹ וּ⁠בְהֵמָ֖ה רַבָּֽה</w:t>
+      </w:r>
+    </w:p>
+    <w:p>
+      <w:pPr>
+        <w:bidi/>
+      </w:pPr>
+      <w:r>
+        <w:rPr>
+          <w:lang w:val="ar_AE" w:bidi="ar_AE"/>
+        </w:rPr>
+      </w:r>
+      <w:r>
+        <w:rPr>
           <w:b/>
           <w:lang w:val="ar_AE" w:bidi="ar_AE"/>
         </w:rPr>
@@ -20562,6 +23362,22 @@
       </w:r>
       <w:r>
         <w:rPr>
+          <w:lang w:val="ar_AE" w:bidi="ar_AE"/>
+        </w:rPr>
+        <w:t>אֲשֶׁ֣ר יֶשׁ־בָּ֡⁠הּ הַרְבֵּה֩</w:t>
+      </w:r>
+    </w:p>
+    <w:p>
+      <w:pPr>
+        <w:bidi/>
+      </w:pPr>
+      <w:r>
+        <w:rPr>
+          <w:lang w:val="ar_AE" w:bidi="ar_AE"/>
+        </w:rPr>
+      </w:r>
+      <w:r>
+        <w:rPr>
           <w:b/>
           <w:lang w:val="ar_AE" w:bidi="ar_AE"/>
         </w:rPr>
@@ -20667,6 +23483,22 @@
       </w:r>
       <w:r>
         <w:rPr>
+          <w:lang w:val="ar_AE" w:bidi="ar_AE"/>
+        </w:rPr>
+        <w:t>מִֽ⁠שְׁתֵּים־עֶשְׂרֵ֨ה רִבּ֜וֹ</w:t>
+      </w:r>
+    </w:p>
+    <w:p>
+      <w:pPr>
+        <w:bidi/>
+      </w:pPr>
+      <w:r>
+        <w:rPr>
+          <w:lang w:val="ar_AE" w:bidi="ar_AE"/>
+        </w:rPr>
+      </w:r>
+      <w:r>
+        <w:rPr>
           <w:b/>
           <w:lang w:val="ar_AE" w:bidi="ar_AE"/>
         </w:rPr>
@@ -20746,6 +23578,22 @@
         <w:rPr>
           <w:lang w:val="ar_AE" w:bidi="ar_AE"/>
         </w:rPr>
+      </w:r>
+    </w:p>
+    <w:p>
+      <w:pPr>
+        <w:bidi/>
+      </w:pPr>
+      <w:r>
+        <w:rPr>
+          <w:lang w:val="ar_AE" w:bidi="ar_AE"/>
+        </w:rPr>
+      </w:r>
+      <w:r>
+        <w:rPr>
+          <w:lang w:val="ar_AE" w:bidi="ar_AE"/>
+        </w:rPr>
+        <w:t>אֲשֶׁ֤ר לֹֽא־יָדַע֙ בֵּין־יְמִינ֣⁠וֹ לִ⁠שְׂמֹאל֔⁠וֹ</w:t>
       </w:r>
     </w:p>
     <w:p>

--- a/arb/docx/32.content.docx
+++ b/arb/docx/32.content.docx
@@ -882,7 +882,7 @@
         <w:rPr>
           <w:lang w:val="ar_AE" w:bidi="ar_AE"/>
         </w:rPr>
-        <w:t>וַֽ⁠יְהִי֙ דְּבַר־יְהוָ֔ה</w:t>
+        <w:t>וַֽ⁠יְהִי֙ דְּבַר־יְהוָ֔ה</w:t>
       </w:r>
     </w:p>
     <w:p>
@@ -990,7 +990,7 @@
         <w:rPr>
           <w:lang w:val="ar_AE" w:bidi="ar_AE"/>
         </w:rPr>
-        <w:t>אֲמִתַּ֖י</w:t>
+        <w:t>אֲמִתַּ֖י</w:t>
       </w:r>
     </w:p>
     <w:p>
@@ -1119,7 +1119,7 @@
         <w:rPr>
           <w:lang w:val="ar_AE" w:bidi="ar_AE"/>
         </w:rPr>
-        <w:t>נִֽינְוֵ֛ה הָ⁠עִ֥יר הַ⁠גְּדוֹלָ֖ה</w:t>
+        <w:t>נִֽינְוֵ֛ה הָ⁠עִ֥יר הַ⁠גְּדוֹלָ֖ה</w:t>
       </w:r>
     </w:p>
     <w:p>
@@ -1672,7 +1672,7 @@
         <w:rPr>
           <w:lang w:val="ar_AE" w:bidi="ar_AE"/>
         </w:rPr>
-        <w:t>ק֠וּם לֵ֧ךְ אֶל־נִֽינְוֵ֛ה הָ⁠עִ֥יר הַ⁠גְּדוֹלָ֖ה וּ⁠קְרָ֣א עָלֶ֑י⁠הָ כִּֽי־עָלְתָ֥ה רָעָתָ֖⁠ם לְ⁠פָנָֽ⁠י</w:t>
+        <w:t>ק֠וּם לֵ֧ךְ אֶל־נִֽינְוֵ֛ה הָ⁠עִ֥יר הַ⁠גְּדוֹלָ֖ה וּ⁠קְרָ֣א עָלֶ֑י⁠הָ כִּֽי־עָלְתָ֥ה רָעָתָ֖⁠ם לְ⁠פָנָֽ⁠י</w:t>
       </w:r>
     </w:p>
     <w:p>
@@ -1915,7 +1915,7 @@
         <w:rPr>
           <w:lang w:val="ar_AE" w:bidi="ar_AE"/>
         </w:rPr>
-        <w:t>וַ⁠יָּ֤קָם יוֹנָה֙ לִ⁠בְרֹ֣חַ</w:t>
+        <w:t>וַ⁠יָּ֤קָם יוֹנָה֙ לִ⁠בְרֹ֣חַ</w:t>
       </w:r>
     </w:p>
     <w:p>
@@ -2068,7 +2068,7 @@
         <w:rPr>
           <w:lang w:val="ar_AE" w:bidi="ar_AE"/>
         </w:rPr>
-        <w:t>מִ⁠לִּ⁠פְנֵ֖י יְהוָ֑ה &amp; מִ⁠לִּ⁠פְנֵ֖י יְהוָֽה</w:t>
+        <w:t>מִ⁠לִּ⁠פְנֵ֖י יְהוָ֑ה &amp; מִ⁠לִּ⁠פְנֵ֖י יְהוָֽה</w:t>
       </w:r>
     </w:p>
     <w:p>
@@ -2217,7 +2217,7 @@
         <w:rPr>
           <w:lang w:val="ar_AE" w:bidi="ar_AE"/>
         </w:rPr>
-        <w:t>לִ⁠בְרֹ֣חַ תַּרְשִׁ֔ישָׁ⁠ה</w:t>
+        <w:t>לִ⁠בְרֹ֣חַ תַּרְשִׁ֔ישָׁ⁠ה</w:t>
       </w:r>
     </w:p>
     <w:p>
@@ -2423,7 +2423,7 @@
         <w:rPr>
           <w:lang w:val="ar_AE" w:bidi="ar_AE"/>
         </w:rPr>
-        <w:t>אָנִיָּ֣ה</w:t>
+        <w:t>אָנִיָּ֣ה</w:t>
       </w:r>
     </w:p>
     <w:p>
@@ -2642,7 +2642,7 @@
         <w:rPr>
           <w:lang w:val="ar_AE" w:bidi="ar_AE"/>
         </w:rPr>
-        <w:t>וַ⁠יֵּ֤רֶד בָּ⁠הּ֙</w:t>
+        <w:t>וַ⁠יֵּ֤רֶד בָּ⁠הּ֙</w:t>
       </w:r>
     </w:p>
     <w:p>
@@ -2764,7 +2764,7 @@
         <w:rPr>
           <w:lang w:val="ar_AE" w:bidi="ar_AE"/>
         </w:rPr>
-        <w:t>עִמָּ⁠הֶם֙</w:t>
+        <w:t>עִמָּ⁠הֶם֙</w:t>
       </w:r>
     </w:p>
     <w:p>
@@ -3034,7 +3034,7 @@
         <w:rPr>
           <w:lang w:val="ar_AE" w:bidi="ar_AE"/>
         </w:rPr>
-        <w:t>וְ⁠הָ֣⁠אֳנִיָּ֔ה חִשְּׁבָ֖ה לְ⁠הִשָּׁבֵֽר</w:t>
+        <w:t>וְ⁠הָ֣⁠אֳנִיָּ֔ה חִשְּׁבָ֖ה לְ⁠הִשָּׁבֵֽר</w:t>
       </w:r>
     </w:p>
     <w:p>
@@ -3169,7 +3169,7 @@
         <w:rPr>
           <w:lang w:val="ar_AE" w:bidi="ar_AE"/>
         </w:rPr>
-        <w:t>לְ⁠הִשָּׁבֵֽר</w:t>
+        <w:t>לְ⁠הִשָּׁבֵֽר</w:t>
       </w:r>
     </w:p>
     <w:p>
@@ -3291,7 +3291,7 @@
         <w:rPr>
           <w:lang w:val="ar_AE" w:bidi="ar_AE"/>
         </w:rPr>
-        <w:t>הַ⁠מַּלָּחִ֗ים</w:t>
+        <w:t>הַ⁠מַּלָּחִ֗ים</w:t>
       </w:r>
     </w:p>
     <w:p>
@@ -3683,7 +3683,7 @@
         <w:rPr>
           <w:lang w:val="ar_AE" w:bidi="ar_AE"/>
         </w:rPr>
-        <w:t>וְ⁠יוֹנָ֗ה יָרַד֙ אֶל־יַרְכְּתֵ֣י הַ⁠סְּפִינָ֔ה וַ⁠יִּשְׁכַּ֖ב וַ⁠יֵּרָדַֽם</w:t>
+        <w:t>וְ⁠יוֹנָ֗ה יָרַד֙ אֶל־יַרְכְּתֵ֣י הַ⁠סְּפִינָ֔ה וַ⁠יִּשְׁכַּ֖ב וַ⁠יֵּרָדַֽם</w:t>
       </w:r>
     </w:p>
     <w:p>
@@ -3805,7 +3805,7 @@
         <w:rPr>
           <w:lang w:val="ar_AE" w:bidi="ar_AE"/>
         </w:rPr>
-        <w:t>יַרְכְּתֵ֣י הַ⁠סְּפִינָ֔ה</w:t>
+        <w:t>יַרְכְּתֵ֣י הַ⁠סְּפִינָ֔ה</w:t>
       </w:r>
     </w:p>
     <w:p>
@@ -3905,7 +3905,7 @@
         <w:rPr>
           <w:lang w:val="ar_AE" w:bidi="ar_AE"/>
         </w:rPr>
-        <w:t>וַ⁠יִּשְׁכַּ֖ב וַ⁠יֵּרָדַֽם</w:t>
+        <w:t>וַ⁠יִּשְׁכַּ֖ב וַ⁠יֵּרָדַֽם</w:t>
       </w:r>
     </w:p>
     <w:p>
@@ -4005,7 +4005,7 @@
         <w:rPr>
           <w:lang w:val="ar_AE" w:bidi="ar_AE"/>
         </w:rPr>
-        <w:t>וַ⁠יִּקְרַ֤ב אֵלָי⁠ו֙ רַ֣ב הַ⁠חֹבֵ֔ל וַ⁠יֹּ֥אמֶר ל֖⁠וֹ</w:t>
+        <w:t>וַ⁠יִּקְרַ֤ב אֵלָי⁠ו֙ רַ֣ב הַ⁠חֹבֵ֔ל וַ⁠יֹּ֥אמֶר ל֖⁠וֹ</w:t>
       </w:r>
     </w:p>
     <w:p>
@@ -4120,7 +4120,7 @@
         <w:rPr>
           <w:lang w:val="ar_AE" w:bidi="ar_AE"/>
         </w:rPr>
-        <w:t>מַה־לְּ⁠ךָ֣ נִרְדָּ֑ם</w:t>
+        <w:t>מַה־לְּ⁠ךָ֣ נִרְדָּ֑ם</w:t>
       </w:r>
     </w:p>
     <w:p>
@@ -4513,7 +4513,7 @@
         <w:rPr>
           <w:lang w:val="ar_AE" w:bidi="ar_AE"/>
         </w:rPr>
-        <w:t>אוּלַ֞י יִתְעַשֵּׁ֧ת הָ⁠אֱלֹהִ֛ים לָ֖⁠נוּ וְ⁠לֹ֥א נֹאבֵֽד</w:t>
+        <w:t>אוּלַ֞י יִתְעַשֵּׁ֧ת הָ⁠אֱלֹהִ֛ים לָ֖⁠נוּ וְ⁠לֹ֥א נֹאבֵֽד</w:t>
       </w:r>
     </w:p>
     <w:p>
@@ -4757,7 +4757,7 @@
         <w:rPr>
           <w:lang w:val="ar_AE" w:bidi="ar_AE"/>
         </w:rPr>
-        <w:t>וַ⁠יֹּאמְר֞וּ אִ֣ישׁ אֶל־רֵעֵ֗⁠הוּ</w:t>
+        <w:t>וַ⁠יֹּאמְר֞וּ אִ֣ישׁ אֶל־רֵעֵ֗⁠הוּ</w:t>
       </w:r>
     </w:p>
     <w:p>
@@ -4892,7 +4892,7 @@
         <w:rPr>
           <w:lang w:val="ar_AE" w:bidi="ar_AE"/>
         </w:rPr>
-        <w:t>וְ⁠נֵ֣דְעָ֔ה בְּ⁠שֶׁ⁠לְּ⁠מִ֛י הָ⁠רָעָ֥ה הַ⁠זֹּ֖את לָ֑⁠נוּ</w:t>
+        <w:t>וְ⁠נֵ֣דְעָ֔ה בְּ⁠שֶׁ⁠לְּ⁠מִ֛י הָ⁠רָעָ֥ה הַ⁠זֹּ֖את לָ֑⁠נוּ</w:t>
       </w:r>
     </w:p>
     <w:p>
@@ -5111,7 +5111,7 @@
         <w:rPr>
           <w:lang w:val="ar_AE" w:bidi="ar_AE"/>
         </w:rPr>
-        <w:t>וַ⁠יִּפֹּ֥ל הַ⁠גּוֹרָ֖ל עַל־יוֹנָֽה</w:t>
+        <w:t>וַ⁠יִּפֹּ֥ל הַ⁠גּוֹרָ֖ל עַל־יוֹנָֽה</w:t>
       </w:r>
     </w:p>
     <w:p>
@@ -5246,7 +5246,7 @@
         <w:rPr>
           <w:lang w:val="ar_AE" w:bidi="ar_AE"/>
         </w:rPr>
-        <w:t>לְכוּ֙ וְ⁠נַפִּ֣ילָה גֽוֹרָל֔וֹת</w:t>
+        <w:t>לְכוּ֙ וְ⁠נַפִּ֣ילָה גֽוֹרָל֔וֹת</w:t>
       </w:r>
     </w:p>
     <w:p>
@@ -5381,7 +5381,7 @@
         <w:rPr>
           <w:lang w:val="ar_AE" w:bidi="ar_AE"/>
         </w:rPr>
-        <w:t>וְ⁠נַפִּ֣ילָה גֽוֹרָל֔וֹת</w:t>
+        <w:t>וְ⁠נַפִּ֣ילָה גֽוֹרָל֔וֹת</w:t>
       </w:r>
     </w:p>
     <w:p>
@@ -5503,7 +5503,7 @@
         <w:rPr>
           <w:lang w:val="ar_AE" w:bidi="ar_AE"/>
         </w:rPr>
-        <w:t>וַ⁠יֹּאמְר֣וּ אֵלָ֔י⁠ו</w:t>
+        <w:t>וַ⁠יֹּאמְר֣וּ אֵלָ֔י⁠ו</w:t>
       </w:r>
     </w:p>
     <w:p>
@@ -5869,7 +5869,7 @@
         <w:rPr>
           <w:lang w:val="ar_AE" w:bidi="ar_AE"/>
         </w:rPr>
-        <w:t>וַ⁠יִּֽירְא֤וּ הָֽ⁠אֲנָשִׁים֙ יִרְאָ֣ה גְדוֹלָ֔ה</w:t>
+        <w:t>וַ⁠יִּֽירְא֤וּ הָֽ⁠אֲנָשִׁים֙ יִרְאָ֣ה גְדוֹלָ֔ה</w:t>
       </w:r>
     </w:p>
     <w:p>
@@ -6004,7 +6004,7 @@
         <w:rPr>
           <w:lang w:val="ar_AE" w:bidi="ar_AE"/>
         </w:rPr>
-        <w:t>מַה־זֹּ֣את עָשִׂ֑יתָ</w:t>
+        <w:t>מַה־זֹּ֣את עָשִׂ֑יתָ</w:t>
       </w:r>
     </w:p>
     <w:p>
@@ -6126,7 +6126,7 @@
         <w:rPr>
           <w:lang w:val="ar_AE" w:bidi="ar_AE"/>
         </w:rPr>
-        <w:t>מִ⁠לִּ⁠פְנֵ֤י יְהוָה֙</w:t>
+        <w:t>מִ⁠לִּ⁠פְנֵ֤י יְהוָה֙</w:t>
       </w:r>
     </w:p>
     <w:p>
@@ -6248,7 +6248,7 @@
         <w:rPr>
           <w:lang w:val="ar_AE" w:bidi="ar_AE"/>
         </w:rPr>
-        <w:t>כִּ֥י הִגִּ֖יד לָ⁠הֶֽם</w:t>
+        <w:t>כִּ֥י הִגִּ֖יד לָ⁠הֶֽם</w:t>
       </w:r>
     </w:p>
     <w:p>
@@ -6370,7 +6370,7 @@
         <w:rPr>
           <w:lang w:val="ar_AE" w:bidi="ar_AE"/>
         </w:rPr>
-        <w:t>כִּֽי־יָדְע֣וּ הָ⁠אֲנָשִׁ֗ים כִּֽי־מִ⁠לִּ⁠פְנֵ֤י יְהוָה֙ ה֣וּא בֹרֵ֔חַ כִּ֥י הִגִּ֖יד לָ⁠הֶֽם</w:t>
+        <w:t>כִּֽי־יָדְע֣וּ הָ⁠אֲנָשִׁ֗ים כִּֽי־מִ⁠לִּ⁠פְנֵ֤י יְהוָה֙ ה֣וּא בֹרֵ֔חַ כִּ֥י הִגִּ֖יד לָ⁠הֶֽם</w:t>
       </w:r>
     </w:p>
     <w:p>
@@ -6505,7 +6505,7 @@
         <w:rPr>
           <w:lang w:val="ar_AE" w:bidi="ar_AE"/>
         </w:rPr>
-        <w:t>וַ⁠יֹּאמְר֤וּ אֵלָי⁠ו֙</w:t>
+        <w:t>וַ⁠יֹּאמְר֤וּ אֵלָי⁠ו֙</w:t>
       </w:r>
     </w:p>
     <w:p>
@@ -6627,7 +6627,7 @@
         <w:rPr>
           <w:lang w:val="ar_AE" w:bidi="ar_AE"/>
         </w:rPr>
-        <w:t>וְ⁠יִשְׁתֹּ֥ק הַ⁠יָּ֖ם מֵֽ⁠עָלֵ֑י⁠נוּ</w:t>
+        <w:t>וְ⁠יִשְׁתֹּ֥ק הַ⁠יָּ֖ם מֵֽ⁠עָלֵ֑י⁠נוּ</w:t>
       </w:r>
     </w:p>
     <w:p>
@@ -6762,7 +6762,7 @@
         <w:rPr>
           <w:lang w:val="ar_AE" w:bidi="ar_AE"/>
         </w:rPr>
-        <w:t>הַ⁠יָּ֖ם הוֹלֵ֥ךְ וְ⁠סֹעֵֽר</w:t>
+        <w:t>הַ⁠יָּ֖ם הוֹלֵ֥ךְ וְ⁠סֹעֵֽר</w:t>
       </w:r>
     </w:p>
     <w:p>
@@ -6897,7 +6897,7 @@
         <w:rPr>
           <w:lang w:val="ar_AE" w:bidi="ar_AE"/>
         </w:rPr>
-        <w:t>וַ⁠יֹּאמְר֤וּ אֵלָי⁠ו֙ מַה־נַּ֣עֲשֶׂה לָּ֔⁠ךְ וְ⁠יִשְׁתֹּ֥ק הַ⁠יָּ֖ם מֵֽ⁠עָלֵ֑י⁠נוּ כִּ֥י הַ⁠יָּ֖ם הוֹלֵ֥ךְ וְ⁠סֹעֵֽר</w:t>
+        <w:t>וַ⁠יֹּאמְר֤וּ אֵלָי⁠ו֙ מַה־נַּ֣עֲשֶׂה לָּ֔⁠ךְ וְ⁠יִשְׁתֹּ֥ק הַ⁠יָּ֖ם מֵֽ⁠עָלֵ֑י⁠נוּ כִּ֥י הַ⁠יָּ֖ם הוֹלֵ֥ךְ וְ⁠סֹעֵֽר</w:t>
       </w:r>
     </w:p>
     <w:p>
@@ -7019,7 +7019,7 @@
         <w:rPr>
           <w:lang w:val="ar_AE" w:bidi="ar_AE"/>
         </w:rPr>
-        <w:t>כִּ֚י יוֹדֵ֣עַ אָ֔נִי כִּ֣י בְ⁠שֶׁ⁠לִּ֔⁠י הַ⁠סַּ֧עַר הַ⁠גָּד֛וֹל הַ⁠זֶּ֖ה עֲלֵי⁠כֶֽם</w:t>
+        <w:t>כִּ֚י יוֹדֵ֣עַ אָ֔נִי כִּ֣י בְ⁠שֶׁ⁠לִּ֔⁠י הַ⁠סַּ֧עַר הַ⁠גָּד֛וֹל הַ⁠זֶּ֖ה עֲלֵי⁠כֶֽם</w:t>
       </w:r>
     </w:p>
     <w:p>
@@ -7262,7 +7262,7 @@
         <w:rPr>
           <w:lang w:val="ar_AE" w:bidi="ar_AE"/>
         </w:rPr>
-        <w:t>וַ⁠יַּחְתְּר֣וּ הָ⁠אֲנָשִׁ֗ים</w:t>
+        <w:t>וַ⁠יַּחְתְּר֣וּ הָ⁠אֲנָשִׁ֗ים</w:t>
       </w:r>
     </w:p>
     <w:p>
@@ -7384,7 +7384,7 @@
         <w:rPr>
           <w:lang w:val="ar_AE" w:bidi="ar_AE"/>
         </w:rPr>
-        <w:t>הַ⁠יָּ֔ם הוֹלֵ֥ךְ וְ⁠סֹעֵ֖ר</w:t>
+        <w:t>הַ⁠יָּ֔ם הוֹלֵ֥ךְ וְ⁠סֹעֵ֖ר</w:t>
       </w:r>
     </w:p>
     <w:p>
@@ -7524,7 +7524,7 @@
         <w:rPr>
           <w:lang w:val="ar_AE" w:bidi="ar_AE"/>
         </w:rPr>
-        <w:t>וַ⁠יִּקְרְא֨וּ</w:t>
+        <w:t>וַ⁠יִּקְרְא֨וּ</w:t>
       </w:r>
     </w:p>
     <w:p>
@@ -7659,7 +7659,7 @@
         <w:rPr>
           <w:lang w:val="ar_AE" w:bidi="ar_AE"/>
         </w:rPr>
-        <w:t>וַ⁠יִּקְרְא֨וּ אֶל־יְהוָ֜ה</w:t>
+        <w:t>וַ⁠יִּקְרְא֨וּ אֶל־יְהוָ֜ה</w:t>
       </w:r>
     </w:p>
     <w:p>
@@ -7759,7 +7759,7 @@
         <w:rPr>
           <w:lang w:val="ar_AE" w:bidi="ar_AE"/>
         </w:rPr>
-        <w:t>אָנָּ֤ה</w:t>
+        <w:t>אָנָּ֤ה</w:t>
       </w:r>
     </w:p>
     <w:p>
@@ -7894,7 +7894,7 @@
         <w:rPr>
           <w:lang w:val="ar_AE" w:bidi="ar_AE"/>
         </w:rPr>
-        <w:t>אַל־נָ֣א נֹאבְדָ֗ה בְּ⁠נֶ֨פֶשׁ֙ הָ⁠אִ֣ישׁ הַ⁠זֶּ֔ה</w:t>
+        <w:t>אַל־נָ֣א נֹאבְדָ֗ה בְּ⁠נֶ֨פֶשׁ֙ הָ⁠אִ֣ישׁ הַ⁠זֶּ֔ה</w:t>
       </w:r>
     </w:p>
     <w:p>
@@ -8029,7 +8029,7 @@
         <w:rPr>
           <w:lang w:val="ar_AE" w:bidi="ar_AE"/>
         </w:rPr>
-        <w:t>וְ⁠אַל־תִּתֵּ֥ן עָלֵ֖י⁠נוּ דָּ֣ם נָקִ֑יא</w:t>
+        <w:t>וְ⁠אַל־תִּתֵּ֥ן עָלֵ֖י⁠נוּ דָּ֣ם נָקִ֑יא</w:t>
       </w:r>
     </w:p>
     <w:p>
@@ -8164,7 +8164,7 @@
         <w:rPr>
           <w:lang w:val="ar_AE" w:bidi="ar_AE"/>
         </w:rPr>
-        <w:t>אָנָּ֤ה יְהוָה֙ אַל־נָ֣א נֹאבְדָ֗ה בְּ⁠נֶ֨פֶשׁ֙ הָ⁠אִ֣ישׁ הַ⁠זֶּ֔ה וְ⁠אַל־תִּתֵּ֥ן עָלֵ֖י⁠נוּ דָּ֣ם נָקִ֑יא כִּֽי־אַתָּ֣ה יְהוָ֔ה כַּ⁠אֲשֶׁ֥ר חָפַ֖צְתָּ עָשִֽׂיתָ</w:t>
+        <w:t>אָנָּ֤ה יְהוָה֙ אַל־נָ֣א נֹאבְדָ֗ה בְּ⁠נֶ֨פֶשׁ֙ הָ⁠אִ֣ישׁ הַ⁠זֶּ֔ה וְ⁠אַל־תִּתֵּ֥ן עָלֵ֖י⁠נוּ דָּ֣ם נָקִ֑יא כִּֽי־אַתָּ֣ה יְהוָ֔ה כַּ⁠אֲשֶׁ֥ר חָפַ֖צְתָּ עָשִֽׂיתָ</w:t>
       </w:r>
     </w:p>
     <w:p>
@@ -8286,7 +8286,7 @@
         <w:rPr>
           <w:lang w:val="ar_AE" w:bidi="ar_AE"/>
         </w:rPr>
-        <w:t>אַל־נָ֣א נֹאבְדָ֗ה בְּ⁠נֶ֨פֶשׁ֙ הָ⁠אִ֣ישׁ הַ⁠זֶּ֔ה וְ⁠אַל־תִּתֵּ֥ן עָלֵ֖י⁠נוּ דָּ֣ם נָקִ֑יא</w:t>
+        <w:t>אַל־נָ֣א נֹאבְדָ֗ה בְּ⁠נֶ֨פֶשׁ֙ הָ⁠אִ֣ישׁ הַ⁠זֶּ֔ה וְ⁠אַל־תִּתֵּ֥ן עָלֵ֖י⁠נוּ דָּ֣ם נָקִ֑יא</w:t>
       </w:r>
     </w:p>
     <w:p>
@@ -8394,7 +8394,7 @@
         <w:rPr>
           <w:lang w:val="ar_AE" w:bidi="ar_AE"/>
         </w:rPr>
-        <w:t>וַ⁠יַּעֲמֹ֥ד הַ⁠יָּ֖ם מִ⁠זַּעְפּֽ⁠וֹ</w:t>
+        <w:t>וַ⁠יַּעֲמֹ֥ד הַ⁠יָּ֖ם מִ⁠זַּעְפּֽ⁠וֹ</w:t>
       </w:r>
     </w:p>
     <w:p>
@@ -8529,7 +8529,7 @@
         <w:rPr>
           <w:lang w:val="ar_AE" w:bidi="ar_AE"/>
         </w:rPr>
-        <w:t>וַ⁠יַּעֲמֹ֥ד הַ⁠יָּ֖ם מִ⁠זַּעְפּֽ⁠וֹ</w:t>
+        <w:t>וַ⁠יַּעֲמֹ֥ד הַ⁠יָּ֖ם מִ⁠זַּעְפּֽ⁠וֹ</w:t>
       </w:r>
     </w:p>
     <w:p>
@@ -8663,7 +8663,7 @@
         <w:rPr>
           <w:lang w:val="ar_AE" w:bidi="ar_AE"/>
         </w:rPr>
-        <w:t>וַ⁠יִּֽירְא֧וּ הָ⁠אֲנָשִׁ֛ים יִרְאָ֥ה גְדוֹלָ֖ה אֶת־יְהוָ֑ה</w:t>
+        <w:t>וַ⁠יִּֽירְא֧וּ הָ⁠אֲנָשִׁ֛ים יִרְאָ֥ה גְדוֹלָ֖ה אֶת־יְהוָ֑ה</w:t>
       </w:r>
     </w:p>
     <w:p>
@@ -8789,7 +8789,7 @@
         <w:rPr>
           <w:lang w:val="ar_AE" w:bidi="ar_AE"/>
         </w:rPr>
-        <w:t>וַ⁠יִּֽזְבְּחוּ־זֶ֨בַח֙ לַֽ⁠יהוָ֔ה וַֽ⁠יִּדְּר֖וּ נְדָרִֽים</w:t>
+        <w:t>וַ⁠יִּֽזְבְּחוּ־זֶ֨בַח֙ לַֽ⁠יהוָ֔ה וַֽ⁠יִּדְּר֖וּ נְדָרִֽים</w:t>
       </w:r>
     </w:p>
     <w:p>
@@ -8947,7 +8947,7 @@
         <w:rPr>
           <w:lang w:val="ar_AE" w:bidi="ar_AE"/>
         </w:rPr>
-        <w:t>וַ⁠יְמַ֤ן יְהוָה֙ דָּ֣ג גָּד֔וֹל לִ⁠בְלֹ֖עַ אֶת־יוֹנָ֑ה וַ⁠יְהִ֤י יוֹנָה֙ בִּ⁠מְעֵ֣י הַ⁠דָּ֔ג שְׁלֹשָׁ֥ה יָמִ֖ים וּ⁠שְׁלֹשָׁ֥ה לֵילֽוֹת</w:t>
+        <w:t>וַ⁠יְמַ֤ן יְהוָה֙ דָּ֣ג גָּד֔וֹל לִ⁠בְלֹ֖עַ אֶת־יוֹנָ֑ה וַ⁠יְהִ֤י יוֹנָה֙ בִּ⁠מְעֵ֣י הַ⁠דָּ֔ג שְׁלֹשָׁ֥ה יָמִ֖ים וּ⁠שְׁלֹשָׁ֥ה לֵילֽוֹת</w:t>
       </w:r>
     </w:p>
     <w:p>
@@ -9033,7 +9033,7 @@
         <w:rPr>
           <w:lang w:val="ar_AE" w:bidi="ar_AE"/>
         </w:rPr>
-        <w:t>וַ⁠יְמַ֤ן יְהוָה֙ דָּ֣ג גָּד֔וֹל לִ⁠בְלֹ֖עַ אֶת־יוֹנָ֑ה</w:t>
+        <w:t>וַ⁠יְמַ֤ן יְהוָה֙ דָּ֣ג גָּד֔וֹל לִ⁠בְלֹ֖עַ אֶת־יוֹנָ֑ה</w:t>
       </w:r>
     </w:p>
     <w:p>
@@ -9316,7 +9316,7 @@
         <w:rPr>
           <w:lang w:val="ar_AE" w:bidi="ar_AE"/>
         </w:rPr>
-        <w:t>וַ⁠יֹּ֗אמֶר</w:t>
+        <w:t>וַ⁠יֹּ֗אמֶר</w:t>
       </w:r>
     </w:p>
     <w:p>
@@ -9416,7 +9416,7 @@
         <w:rPr>
           <w:lang w:val="ar_AE" w:bidi="ar_AE"/>
         </w:rPr>
-        <w:t>קָ֠רָאתִי מִ⁠צָּ֥רָה לִ֛⁠י אֶל־יְהוָ֖ה וַֽ⁠יַּעֲנֵ֑⁠נִי</w:t>
+        <w:t>קָ֠רָאתִי מִ⁠צָּ֥רָה לִ֛⁠י אֶל־יְהוָ֖ה וַֽ⁠יַּעֲנֵ֑⁠נִי</w:t>
       </w:r>
     </w:p>
     <w:p>
@@ -9538,7 +9538,7 @@
         <w:rPr>
           <w:lang w:val="ar_AE" w:bidi="ar_AE"/>
         </w:rPr>
-        <w:t>קָ֠רָאתִי מִ⁠צָּ֥רָה לִ֛⁠י אֶל־יְהוָ֖ה וַֽ⁠יַּעֲנֵ֑⁠נִי</w:t>
+        <w:t>קָ֠רָאתִי מִ⁠צָּ֥רָה לִ֛⁠י אֶל־יְהוָ֖ה וַֽ⁠יַּעֲנֵ֑⁠נִי</w:t>
       </w:r>
     </w:p>
     <w:p>
@@ -9658,7 +9658,7 @@
         <w:rPr>
           <w:lang w:val="ar_AE" w:bidi="ar_AE"/>
         </w:rPr>
-        <w:t>וַֽ⁠יַּעֲנֵ֑⁠נִי</w:t>
+        <w:t>וַֽ⁠יַּעֲנֵ֑⁠נִי</w:t>
       </w:r>
     </w:p>
     <w:p>
@@ -9780,7 +9780,7 @@
         <w:rPr>
           <w:lang w:val="ar_AE" w:bidi="ar_AE"/>
         </w:rPr>
-        <w:t>מִ⁠בֶּ֧טֶן שְׁא֛וֹל</w:t>
+        <w:t>מִ⁠בֶּ֧טֶן שְׁא֛וֹל</w:t>
       </w:r>
     </w:p>
     <w:p>
@@ -9927,7 +9927,7 @@
         <w:rPr>
           <w:lang w:val="ar_AE" w:bidi="ar_AE"/>
         </w:rPr>
-        <w:t>שְׁא֛וֹל</w:t>
+        <w:t>שְׁא֛וֹל</w:t>
       </w:r>
     </w:p>
     <w:p>
@@ -10046,7 +10046,7 @@
         <w:rPr>
           <w:lang w:val="ar_AE" w:bidi="ar_AE"/>
         </w:rPr>
-        <w:t>שָׁמַ֥עְתָּ קוֹלִֽ⁠י</w:t>
+        <w:t>שָׁמַ֥עְתָּ קוֹלִֽ⁠י</w:t>
       </w:r>
     </w:p>
     <w:p>
@@ -10193,7 +10193,7 @@
         <w:rPr>
           <w:lang w:val="ar_AE" w:bidi="ar_AE"/>
         </w:rPr>
-        <w:t>קָ֠רָאתִי מִ⁠צָּ֥רָה לִ֛⁠י אֶל־יְהוָ֖ה וַֽ⁠יַּעֲנֵ֑⁠נִי מִ⁠בֶּ֧טֶן שְׁא֛וֹל שִׁוַּ֖עְתִּי שָׁמַ֥עְתָּ קוֹלִֽ⁠י</w:t>
+        <w:t>קָ֠רָאתִי מִ⁠צָּ֥רָה לִ֛⁠י אֶל־יְהוָ֖ה וַֽ⁠יַּעֲנֵ֑⁠נִי מִ⁠בֶּ֧טֶן שְׁא֛וֹל שִׁוַּ֖עְתִּי שָׁמַ֥עְתָּ קוֹלִֽ⁠י</w:t>
       </w:r>
     </w:p>
     <w:p>
@@ -10301,7 +10301,7 @@
         <w:rPr>
           <w:lang w:val="ar_AE" w:bidi="ar_AE"/>
         </w:rPr>
-        <w:t>בִּ⁠לְבַ֣ב יַמִּ֔ים</w:t>
+        <w:t>בִּ⁠לְבַ֣ב יַמִּ֔ים</w:t>
       </w:r>
     </w:p>
     <w:p>
@@ -10549,7 +10549,7 @@
         <w:rPr>
           <w:lang w:val="ar_AE" w:bidi="ar_AE"/>
         </w:rPr>
-        <w:t>מִשְׁבָּרֶ֥י⁠ךָ וְ⁠גַלֶּ֖י⁠ךָ</w:t>
+        <w:t>מִשְׁבָּרֶ֥י⁠ךָ וְ⁠גַלֶּ֖י⁠ךָ</w:t>
       </w:r>
     </w:p>
     <w:p>
@@ -10697,7 +10697,7 @@
         <w:rPr>
           <w:lang w:val="ar_AE" w:bidi="ar_AE"/>
         </w:rPr>
-        <w:t>יַמִּ֔ים</w:t>
+        <w:t>יַמִּ֔ים</w:t>
       </w:r>
     </w:p>
     <w:p>
@@ -10832,7 +10832,7 @@
         <w:rPr>
           <w:lang w:val="ar_AE" w:bidi="ar_AE"/>
         </w:rPr>
-        <w:t>מִשְׁבָּרֶ֥י⁠ךָ וְ⁠גַלֶּ֖י⁠ךָ</w:t>
+        <w:t>מִשְׁבָּרֶ֥י⁠ךָ וְ⁠גַלֶּ֖י⁠ךָ</w:t>
       </w:r>
     </w:p>
     <w:p>
@@ -11088,7 +11088,7 @@
         <w:rPr>
           <w:lang w:val="ar_AE" w:bidi="ar_AE"/>
         </w:rPr>
-        <w:t>נִגְרַ֖שְׁתִּי</w:t>
+        <w:t>נִגְרַ֖שְׁתִּי</w:t>
       </w:r>
     </w:p>
     <w:p>
@@ -11210,7 +11210,7 @@
         <w:rPr>
           <w:lang w:val="ar_AE" w:bidi="ar_AE"/>
         </w:rPr>
-        <w:t>מִ⁠נֶּ֣גֶד עֵינֶ֑י⁠ךָ</w:t>
+        <w:t>מִ⁠נֶּ֣גֶד עֵינֶ֑י⁠ךָ</w:t>
       </w:r>
     </w:p>
     <w:p>
@@ -11480,7 +11480,7 @@
         <w:rPr>
           <w:lang w:val="ar_AE" w:bidi="ar_AE"/>
         </w:rPr>
-        <w:t>אֲפָפ֤וּ⁠נִי מַ֨יִם֙ עַד־נֶ֔פֶשׁ תְּה֖וֹם יְסֹבְבֵ֑⁠נִי</w:t>
+        <w:t>אֲפָפ֤וּ⁠נִי מַ֨יִם֙ עַד־נֶ֔פֶשׁ תְּה֖וֹם יְסֹבְבֵ֑⁠נִי</w:t>
       </w:r>
     </w:p>
     <w:p>
@@ -11809,7 +11809,7 @@
         <w:rPr>
           <w:lang w:val="ar_AE" w:bidi="ar_AE"/>
         </w:rPr>
-        <w:t>תְּה֖וֹם יְסֹבְבֵ֑⁠נִי</w:t>
+        <w:t>תְּה֖וֹם יְסֹבְבֵ֑⁠נִי</w:t>
       </w:r>
     </w:p>
     <w:p>
@@ -12031,7 +12031,7 @@
         <w:rPr>
           <w:lang w:val="ar_AE" w:bidi="ar_AE"/>
         </w:rPr>
-        <w:t>הָ⁠אָ֛רֶץ בְּרִחֶ֥י⁠הָ בַעֲדִ֖⁠י לְ⁠עוֹלָ֑ם</w:t>
+        <w:t>הָ⁠אָ֛רֶץ בְּרִחֶ֥י⁠הָ בַעֲדִ֖⁠י לְ⁠עוֹלָ֑ם</w:t>
       </w:r>
     </w:p>
     <w:p>
@@ -12179,7 +12179,7 @@
         <w:rPr>
           <w:lang w:val="ar_AE" w:bidi="ar_AE"/>
         </w:rPr>
-        <w:t>וַ⁠תַּ֧עַל מִ⁠שַּׁ֛חַת חַיַּ֖⁠י</w:t>
+        <w:t>וַ⁠תַּ֧עַל מִ⁠שַּׁ֛חַת חַיַּ֖⁠י</w:t>
       </w:r>
     </w:p>
     <w:p>
@@ -12448,7 +12448,7 @@
         <w:rPr>
           <w:lang w:val="ar_AE" w:bidi="ar_AE"/>
         </w:rPr>
-        <w:t>חַיַּ֖⁠י</w:t>
+        <w:t>חַיַּ֖⁠י</w:t>
       </w:r>
     </w:p>
     <w:p>
@@ -12704,7 +12704,7 @@
         <w:rPr>
           <w:lang w:val="ar_AE" w:bidi="ar_AE"/>
         </w:rPr>
-        <w:t>בְּ⁠הִתְעַטֵּ֤ף עָלַ⁠י֙ נַפְשִׁ֔⁠י</w:t>
+        <w:t>בְּ⁠הִתְעַטֵּ֤ף עָלַ⁠י֙ נַפְשִׁ֔⁠י</w:t>
       </w:r>
     </w:p>
     <w:p>
@@ -12826,7 +12826,7 @@
         <w:rPr>
           <w:lang w:val="ar_AE" w:bidi="ar_AE"/>
         </w:rPr>
-        <w:t>אֶת־יְהוָ֖ה זָכָ֑רְתִּי</w:t>
+        <w:t>אֶת־יְהוָ֖ה זָכָ֑רְתִּי</w:t>
       </w:r>
     </w:p>
     <w:p>
@@ -12961,7 +12961,7 @@
         <w:rPr>
           <w:lang w:val="ar_AE" w:bidi="ar_AE"/>
         </w:rPr>
-        <w:t>וַ⁠תָּב֤וֹא אֵלֶ֨י⁠ךָ֙ תְּפִלָּתִ֔⁠י אֶל־הֵיכַ֖ל קָדְשֶֽׁ⁠ךָ</w:t>
+        <w:t>וַ⁠תָּב֤וֹא אֵלֶ֨י⁠ךָ֙ תְּפִלָּתִ֔⁠י אֶל־הֵיכַ֖ל קָדְשֶֽׁ⁠ךָ</w:t>
       </w:r>
     </w:p>
     <w:p>
@@ -13096,7 +13096,7 @@
         <w:rPr>
           <w:lang w:val="ar_AE" w:bidi="ar_AE"/>
         </w:rPr>
-        <w:t>אֶת־יְהוָ֖ה זָכָ֑רְתִּי</w:t>
+        <w:t>אֶת־יְהוָ֖ה זָכָ֑רְתִּי</w:t>
       </w:r>
     </w:p>
     <w:p>
@@ -13218,7 +13218,7 @@
         <w:rPr>
           <w:lang w:val="ar_AE" w:bidi="ar_AE"/>
         </w:rPr>
-        <w:t>מְשַׁמְּרִ֖ים הַבְלֵי־שָׁ֑וְא</w:t>
+        <w:t>מְשַׁמְּרִ֖ים הַבְלֵי־שָׁ֑וְא</w:t>
       </w:r>
     </w:p>
     <w:p>
@@ -13353,7 +13353,7 @@
         <w:rPr>
           <w:lang w:val="ar_AE" w:bidi="ar_AE"/>
         </w:rPr>
-        <w:t>חַסְדָּ֖⁠ם יַעֲזֹֽבוּ</w:t>
+        <w:t>חַסְדָּ֖⁠ם יַעֲזֹֽבוּ</w:t>
       </w:r>
     </w:p>
     <w:p>
@@ -13610,7 +13610,7 @@
         <w:rPr>
           <w:lang w:val="ar_AE" w:bidi="ar_AE"/>
         </w:rPr>
-        <w:t>בְּ⁠ק֤וֹל תּוֹדָה֙</w:t>
+        <w:t>בְּ⁠ק֤וֹל תּוֹדָה֙</w:t>
       </w:r>
     </w:p>
     <w:p>
@@ -14139,7 +14139,7 @@
         <w:rPr>
           <w:lang w:val="ar_AE" w:bidi="ar_AE"/>
         </w:rPr>
-        <w:t>אֶל־הַ⁠יַּבָּשָֽׁה</w:t>
+        <w:t>אֶל־הַ⁠יַּבָּשָֽׁה</w:t>
       </w:r>
     </w:p>
     <w:p>
@@ -14261,7 +14261,7 @@
         <w:rPr>
           <w:lang w:val="ar_AE" w:bidi="ar_AE"/>
         </w:rPr>
-        <w:t>וַ⁠יֹּ֥אמֶר יְהוָ֖ה לַ⁠דָּ֑ג</w:t>
+        <w:t>וַ⁠יֹּ֥אמֶר יְהוָ֖ה לַ⁠דָּ֑ג</w:t>
       </w:r>
     </w:p>
     <w:p>
@@ -14422,7 +14422,7 @@
         <w:rPr>
           <w:lang w:val="ar_AE" w:bidi="ar_AE"/>
         </w:rPr>
-        <w:t>וַ⁠יֹּ֥אמֶר יְהוָ֖ה לַ⁠דָּ֑ג</w:t>
+        <w:t>וַ⁠יֹּ֥אמֶר יְהוָ֖ה לַ⁠דָּ֑ג</w:t>
       </w:r>
     </w:p>
     <w:p>
@@ -14810,7 +14810,7 @@
         <w:rPr>
           <w:lang w:val="ar_AE" w:bidi="ar_AE"/>
         </w:rPr>
-        <w:t>הָ⁠עִ֣יר הַ⁠גְּדוֹלָ֑ה</w:t>
+        <w:t>הָ⁠עִ֣יר הַ⁠גְּדוֹלָ֑ה</w:t>
       </w:r>
     </w:p>
     <w:p>
@@ -15134,7 +15134,7 @@
         <w:rPr>
           <w:lang w:val="ar_AE" w:bidi="ar_AE"/>
         </w:rPr>
-        <w:t>וִּ⁠קְרָ֤א אֵלֶ֨י⁠הָ֙ אֶת־הַ⁠קְּרִיאָ֔ה אֲשֶׁ֥ר אָנֹכִ֖י דֹּבֵ֥ר אֵלֶֽי⁠ךָ</w:t>
+        <w:t>וִּ⁠קְרָ֤א אֵלֶ֨י⁠הָ֙ אֶת־הַ⁠קְּרִיאָ֔ה אֲשֶׁ֥ר אָנֹכִ֖י דֹּבֵ֥ר אֵלֶֽי⁠ךָ</w:t>
       </w:r>
     </w:p>
     <w:p>
@@ -15269,7 +15269,7 @@
         <w:rPr>
           <w:lang w:val="ar_AE" w:bidi="ar_AE"/>
         </w:rPr>
-        <w:t>וַ⁠יָּ֣קָם יוֹנָ֗ה וַ⁠יֵּ֛לֶךְ אֶל־נִֽינְוֶ֖ה כִּ⁠דְבַ֣ר יְהוָ֑ה</w:t>
+        <w:t>וַ⁠יָּ֣קָם יוֹנָ֗ה וַ⁠יֵּ֛לֶךְ אֶל־נִֽינְוֶ֖ה כִּ⁠דְבַ֣ר יְהוָ֑ה</w:t>
       </w:r>
     </w:p>
     <w:p>
@@ -15408,7 +15408,7 @@
         <w:rPr>
           <w:lang w:val="ar_AE" w:bidi="ar_AE"/>
         </w:rPr>
-        <w:t>כִּ⁠דְבַ֣ר יְהוָ֑ה</w:t>
+        <w:t>כִּ⁠דְבַ֣ר יְהוָ֑ה</w:t>
       </w:r>
     </w:p>
     <w:p>
@@ -15543,7 +15543,7 @@
         <w:rPr>
           <w:lang w:val="ar_AE" w:bidi="ar_AE"/>
         </w:rPr>
-        <w:t>וְ⁠נִֽינְוֵ֗ה הָיְתָ֤ה עִיר־גְּדוֹלָה֙ לֵֽ⁠אלֹהִ֔ים מַהֲלַ֖ךְ שְׁלֹ֥שֶׁת יָמִֽים</w:t>
+        <w:t>וְ⁠נִֽינְוֵ֗ה הָיְתָ֤ה עִיר־גְּדוֹלָה֙ לֵֽ⁠אלֹהִ֔ים מַהֲלַ֖ךְ שְׁלֹ֥שֶׁת יָמִֽים</w:t>
       </w:r>
     </w:p>
     <w:p>
@@ -15678,7 +15678,7 @@
         <w:rPr>
           <w:lang w:val="ar_AE" w:bidi="ar_AE"/>
         </w:rPr>
-        <w:t>עִיר־גְּדוֹלָה֙ לֵֽ⁠אלֹהִ֔ים</w:t>
+        <w:t>עִיר־גְּדוֹלָה֙ לֵֽ⁠אלֹהִ֔ים</w:t>
       </w:r>
     </w:p>
     <w:p>
@@ -15839,7 +15839,7 @@
         <w:rPr>
           <w:lang w:val="ar_AE" w:bidi="ar_AE"/>
         </w:rPr>
-        <w:t>מַהֲלַ֖ךְ שְׁלֹ֥שֶׁת יָמִֽים</w:t>
+        <w:t>מַהֲלַ֖ךְ שְׁלֹ֥שֶׁת יָמִֽים</w:t>
       </w:r>
     </w:p>
     <w:p>
@@ -15961,7 +15961,7 @@
         <w:rPr>
           <w:lang w:val="ar_AE" w:bidi="ar_AE"/>
         </w:rPr>
-        <w:t>וַ⁠יָּ֤חֶל יוֹנָה֙ לָ⁠ב֣וֹא בָ⁠עִ֔יר מַהֲלַ֖ךְ י֣וֹם אֶחָ֑ד וַ⁠יִּקְרָא֙</w:t>
+        <w:t>וַ⁠יָּ֤חֶל יוֹנָה֙ לָ⁠ב֣וֹא בָ⁠עִ֔יר מַהֲלַ֖ךְ י֣וֹם אֶחָ֑ד וַ⁠יִּקְרָא֙</w:t>
       </w:r>
     </w:p>
     <w:p>
@@ -16082,7 +16082,7 @@
         <w:rPr>
           <w:lang w:val="ar_AE" w:bidi="ar_AE"/>
         </w:rPr>
-        <w:t>וַ⁠יִּקְרָא֙ וַ⁠יֹּאמַ֔ר</w:t>
+        <w:t>וַ⁠יִּקְרָא֙ וַ⁠יֹּאמַ֔ר</w:t>
       </w:r>
     </w:p>
     <w:p>
@@ -16217,7 +16217,7 @@
         <w:rPr>
           <w:lang w:val="ar_AE" w:bidi="ar_AE"/>
         </w:rPr>
-        <w:t>ע֚וֹד אַרְבָּעִ֣ים י֔וֹם</w:t>
+        <w:t>ע֚וֹד אַרְבָּעִ֣ים י֔וֹם</w:t>
       </w:r>
     </w:p>
     <w:p>
@@ -16317,7 +16317,7 @@
         <w:rPr>
           <w:lang w:val="ar_AE" w:bidi="ar_AE"/>
         </w:rPr>
-        <w:t>וְ⁠נִֽינְוֵ֖ה נֶהְפָּֽכֶת</w:t>
+        <w:t>וְ⁠נִֽינְוֵ֖ה נֶהְפָּֽכֶת</w:t>
       </w:r>
     </w:p>
     <w:p>
@@ -16439,7 +16439,7 @@
         <w:rPr>
           <w:lang w:val="ar_AE" w:bidi="ar_AE"/>
         </w:rPr>
-        <w:t>וַ⁠יִּקְרְאוּ־צוֹם֙ וַ⁠יִּלְבְּשׁ֣וּ שַׂקִּ֔ים</w:t>
+        <w:t>וַ⁠יִּקְרְאוּ־צוֹם֙ וַ⁠יִּלְבְּשׁ֣וּ שַׂקִּ֔ים</w:t>
       </w:r>
     </w:p>
     <w:p>
@@ -16561,7 +16561,7 @@
         <w:rPr>
           <w:lang w:val="ar_AE" w:bidi="ar_AE"/>
         </w:rPr>
-        <w:t>מִ⁠גְּדוֹלָ֖⁠ם וְ⁠עַד־קְטַנָּֽ⁠ם</w:t>
+        <w:t>מִ⁠גְּדוֹלָ֖⁠ם וְ⁠עַד־קְטַנָּֽ⁠ם</w:t>
       </w:r>
     </w:p>
     <w:p>
@@ -16647,7 +16647,7 @@
         <w:rPr>
           <w:lang w:val="ar_AE" w:bidi="ar_AE"/>
         </w:rPr>
-        <w:t>אַנְשֵׁ֥י נִֽינְוֵ֖ה</w:t>
+        <w:t>אַנְשֵׁ֥י נִֽינְוֵ֖ה</w:t>
       </w:r>
     </w:p>
     <w:p>
@@ -16768,7 +16768,7 @@
         <w:rPr>
           <w:lang w:val="ar_AE" w:bidi="ar_AE"/>
         </w:rPr>
-        <w:t>הַ⁠דָּבָר֙</w:t>
+        <w:t>הַ⁠דָּבָר֙</w:t>
       </w:r>
     </w:p>
     <w:p>
@@ -16889,7 +16889,7 @@
         <w:rPr>
           <w:lang w:val="ar_AE" w:bidi="ar_AE"/>
         </w:rPr>
-        <w:t>וַ⁠יָּ֨קָם֙ מִ⁠כִּסְא֔⁠וֹ וַ⁠יַּעֲבֵ֥ר אַדַּרְתּ֖⁠וֹ מֵֽ⁠עָלָ֑י⁠ו</w:t>
+        <w:t>וַ⁠יָּ֨קָם֙ מִ⁠כִּסְא֔⁠וֹ וַ⁠יַּעֲבֵ֥ר אַדַּרְתּ֖⁠וֹ מֵֽ⁠עָלָ֑י⁠ו</w:t>
       </w:r>
     </w:p>
     <w:p>
@@ -17010,7 +17010,7 @@
         <w:rPr>
           <w:lang w:val="ar_AE" w:bidi="ar_AE"/>
         </w:rPr>
-        <w:t>מִ⁠כִּסְא֔⁠וֹ</w:t>
+        <w:t>מִ⁠כִּסְא֔⁠וֹ</w:t>
       </w:r>
     </w:p>
     <w:p>
@@ -17131,7 +17131,7 @@
         <w:rPr>
           <w:lang w:val="ar_AE" w:bidi="ar_AE"/>
         </w:rPr>
-        <w:t>וַ⁠יְכַ֣ס שַׂ֔ק וַ⁠יֵּ֖שֶׁב עַל־הָ⁠אֵֽפֶר</w:t>
+        <w:t>וַ⁠יְכַ֣ס שַׂ֔ק וַ⁠יֵּ֖שֶׁב עַל־הָ⁠אֵֽפֶר</w:t>
       </w:r>
     </w:p>
     <w:p>
@@ -17265,7 +17265,7 @@
         <w:rPr>
           <w:lang w:val="ar_AE" w:bidi="ar_AE"/>
         </w:rPr>
-        <w:t>וַ⁠יַּזְעֵ֗ק וַ⁠יֹּ֨אמֶר֙</w:t>
+        <w:t>וַ⁠יַּזְעֵ֗ק וַ⁠יֹּ֨אמֶר֙</w:t>
       </w:r>
     </w:p>
     <w:p>
@@ -17386,7 +17386,7 @@
         <w:rPr>
           <w:lang w:val="ar_AE" w:bidi="ar_AE"/>
         </w:rPr>
-        <w:t>מִ⁠טַּ֧עַם הַ⁠מֶּ֛לֶךְ וּ⁠גְדֹלָ֖י⁠ו</w:t>
+        <w:t>מִ⁠טַּ֧עַם הַ⁠מֶּ֛לֶךְ וּ⁠גְדֹלָ֖י⁠ו</w:t>
       </w:r>
     </w:p>
     <w:p>
@@ -17593,7 +17593,7 @@
         <w:rPr>
           <w:lang w:val="ar_AE" w:bidi="ar_AE"/>
         </w:rPr>
-        <w:t>הַ⁠בָּקָ֣ר וְ⁠הַ⁠צֹּ֗אן</w:t>
+        <w:t>הַ⁠בָּקָ֣ר וְ⁠הַ⁠צֹּ֗אן</w:t>
       </w:r>
     </w:p>
     <w:p>
@@ -17753,7 +17753,7 @@
         <w:rPr>
           <w:lang w:val="ar_AE" w:bidi="ar_AE"/>
         </w:rPr>
-        <w:t>וַ⁠יַּזְעֵ֗ק וַ⁠יֹּ֨אמֶר֙</w:t>
+        <w:t>וַ⁠יַּזְעֵ֗ק וַ⁠יֹּ֨אמֶר֙</w:t>
       </w:r>
     </w:p>
     <w:p>
@@ -17861,7 +17861,7 @@
         <w:rPr>
           <w:lang w:val="ar_AE" w:bidi="ar_AE"/>
         </w:rPr>
-        <w:t>וְ⁠הַ⁠בְּהֵמָ֔ה</w:t>
+        <w:t>וְ⁠הַ⁠בְּהֵמָ֔ה</w:t>
       </w:r>
     </w:p>
     <w:p>
@@ -17969,7 +17969,7 @@
         <w:rPr>
           <w:lang w:val="ar_AE" w:bidi="ar_AE"/>
         </w:rPr>
-        <w:t>וְ⁠יִקְרְא֥וּ אֶל־אֱלֹהִ֖ים בְּ⁠חָזְקָ֑ה</w:t>
+        <w:t>וְ⁠יִקְרְא֥וּ אֶל־אֱלֹהִ֖ים בְּ⁠חָזְקָ֑ה</w:t>
       </w:r>
     </w:p>
     <w:p>
@@ -18077,7 +18077,7 @@
         <w:rPr>
           <w:lang w:val="ar_AE" w:bidi="ar_AE"/>
         </w:rPr>
-        <w:t>הֶ⁠חָמָ֖ס אֲשֶׁ֥ר בְּ⁠כַפֵּי⁠הֶֽם</w:t>
+        <w:t>הֶ⁠חָמָ֖ס אֲשֶׁ֥ר בְּ⁠כַפֵּי⁠הֶֽם</w:t>
       </w:r>
     </w:p>
     <w:p>
@@ -18790,7 +18790,7 @@
         <w:rPr>
           <w:lang w:val="ar_AE" w:bidi="ar_AE"/>
         </w:rPr>
-        <w:t>וַ⁠יַּ֤רְא הָֽ⁠אֱלֹהִים֙ אֶֽת־מַ֣עֲשֵׂי⁠הֶ֔ם כִּי־שָׁ֖בוּ מִ⁠דַּרְכָּ֣⁠ם הָ⁠רָעָ֑ה</w:t>
+        <w:t>וַ⁠יַּ֤רְא הָֽ⁠אֱלֹהִים֙ אֶֽת־מַ֣עֲשֵׂי⁠הֶ֔ם כִּי־שָׁ֖בוּ מִ⁠דַּרְכָּ֣⁠ם הָ⁠רָעָ֑ה</w:t>
       </w:r>
     </w:p>
     <w:p>
@@ -18876,7 +18876,7 @@
         <w:rPr>
           <w:lang w:val="ar_AE" w:bidi="ar_AE"/>
         </w:rPr>
-        <w:t>שָׁ֖בוּ מִ⁠דַּרְכָּ֣⁠ם הָ⁠רָעָ֑ה</w:t>
+        <w:t>שָׁ֖בוּ מִ⁠דַּרְכָּ֣⁠ם הָ⁠רָעָ֑ה</w:t>
       </w:r>
     </w:p>
     <w:p>
@@ -19118,7 +19118,7 @@
         <w:rPr>
           <w:lang w:val="ar_AE" w:bidi="ar_AE"/>
         </w:rPr>
-        <w:t>וְ⁠לֹ֥א עָשָֽׂה</w:t>
+        <w:t>וְ⁠לֹ֥א עָשָֽׂה</w:t>
       </w:r>
     </w:p>
     <w:p>
@@ -19360,7 +19360,7 @@
         <w:rPr>
           <w:lang w:val="ar_AE" w:bidi="ar_AE"/>
         </w:rPr>
-        <w:t>וַ⁠יֵּ֥רַע אֶל־יוֹנָ֖ה</w:t>
+        <w:t>וַ⁠יֵּ֥רַע אֶל־יוֹנָ֖ה</w:t>
       </w:r>
     </w:p>
     <w:p>
@@ -19468,7 +19468,7 @@
         <w:rPr>
           <w:lang w:val="ar_AE" w:bidi="ar_AE"/>
         </w:rPr>
-        <w:t>וַ⁠יִּ֖חַר לֽ⁠וֹ</w:t>
+        <w:t>וַ⁠יִּ֖חַר לֽ⁠וֹ</w:t>
       </w:r>
     </w:p>
     <w:p>
@@ -19589,7 +19589,7 @@
         <w:rPr>
           <w:lang w:val="ar_AE" w:bidi="ar_AE"/>
         </w:rPr>
-        <w:t>וַ⁠יֵּ֥רַע</w:t>
+        <w:t>וַ⁠יֵּ֥רַע</w:t>
       </w:r>
     </w:p>
     <w:p>
@@ -19710,7 +19710,7 @@
         <w:rPr>
           <w:lang w:val="ar_AE" w:bidi="ar_AE"/>
         </w:rPr>
-        <w:t>וַ⁠יֵּ֥רַע אֶל־יוֹנָ֖ה רָעָ֣ה גְדוֹלָ֑ה</w:t>
+        <w:t>וַ⁠יֵּ֥רַע אֶל־יוֹנָ֖ה רָעָ֣ה גְדוֹלָ֑ה</w:t>
       </w:r>
     </w:p>
     <w:p>
@@ -19831,7 +19831,7 @@
         <w:rPr>
           <w:lang w:val="ar_AE" w:bidi="ar_AE"/>
         </w:rPr>
-        <w:t>אָנָּ֤ה</w:t>
+        <w:t>אָנָּ֤ה</w:t>
       </w:r>
     </w:p>
     <w:p>
@@ -20155,7 +20155,7 @@
         <w:rPr>
           <w:lang w:val="ar_AE" w:bidi="ar_AE"/>
         </w:rPr>
-        <w:t>אֶ֤רֶךְ אַפַּ֨יִם֙</w:t>
+        <w:t>אֶ֤רֶךְ אַפַּ֨יִם֙</w:t>
       </w:r>
     </w:p>
     <w:p>
@@ -20501,7 +20501,7 @@
         <w:rPr>
           <w:lang w:val="ar_AE" w:bidi="ar_AE"/>
         </w:rPr>
-        <w:t>קַח־נָ֥א אֶת־נַפְשִׁ֖⁠י מִמֶּ֑⁠נִּי</w:t>
+        <w:t>קַח־נָ֥א אֶת־נַפְשִׁ֖⁠י מִמֶּ֑⁠נִּי</w:t>
       </w:r>
     </w:p>
     <w:p>
@@ -20609,7 +20609,7 @@
         <w:rPr>
           <w:lang w:val="ar_AE" w:bidi="ar_AE"/>
         </w:rPr>
-        <w:t>כִּ֛י ט֥וֹב מוֹתִ֖⁠י מֵ⁠חַיָּֽ⁠י</w:t>
+        <w:t>כִּ֛י ט֥וֹב מוֹתִ֖⁠י מֵ⁠חַיָּֽ⁠י</w:t>
       </w:r>
     </w:p>
     <w:p>
@@ -21098,7 +21098,7 @@
         <w:rPr>
           <w:lang w:val="ar_AE" w:bidi="ar_AE"/>
         </w:rPr>
-        <w:t>מַה־יִּהְיֶ֖ה בָּ⁠עִֽיר</w:t>
+        <w:t>מַה־יִּהְיֶ֖ה בָּ⁠עִֽיר</w:t>
       </w:r>
     </w:p>
     <w:p>
@@ -21292,7 +21292,7 @@
         <w:rPr>
           <w:lang w:val="ar_AE" w:bidi="ar_AE"/>
         </w:rPr>
-        <w:t>לְ⁠הַצִּ֥יל ל֖⁠וֹ מֵ⁠רָֽעָת֑⁠וֹ</w:t>
+        <w:t>לְ⁠הַצִּ֥יל ל֖⁠וֹ מֵ⁠רָֽעָת֑⁠וֹ</w:t>
       </w:r>
     </w:p>
     <w:p>
@@ -21413,7 +21413,7 @@
         <w:rPr>
           <w:lang w:val="ar_AE" w:bidi="ar_AE"/>
         </w:rPr>
-        <w:t>וַ⁠יִּשְׂמַ֥ח יוֹנָ֛ה &amp; שִׂמְחָ֥ה גְדוֹלָֽה</w:t>
+        <w:t>וַ⁠יִּשְׂמַ֥ח יוֹנָ֛ה &amp; שִׂמְחָ֥ה גְדוֹלָֽה</w:t>
       </w:r>
     </w:p>
     <w:p>
@@ -21620,7 +21620,7 @@
         <w:rPr>
           <w:lang w:val="ar_AE" w:bidi="ar_AE"/>
         </w:rPr>
-        <w:t>וַ⁠יִּיבָֽשׁ</w:t>
+        <w:t>וַ⁠יִּיבָֽשׁ</w:t>
       </w:r>
     </w:p>
     <w:p>
@@ -21741,7 +21741,7 @@
         <w:rPr>
           <w:lang w:val="ar_AE" w:bidi="ar_AE"/>
         </w:rPr>
-        <w:t>וַ⁠יְהִ֣י ׀ כִּ⁠זְרֹ֣חַ הַ⁠שֶּׁ֗מֶשׁ</w:t>
+        <w:t>וַ⁠יְהִ֣י ׀ כִּ⁠זְרֹ֣חַ הַ⁠שֶּׁ֗מֶשׁ</w:t>
       </w:r>
     </w:p>
     <w:p>
@@ -21849,7 +21849,7 @@
         <w:rPr>
           <w:lang w:val="ar_AE" w:bidi="ar_AE"/>
         </w:rPr>
-        <w:t>וַ⁠יְמַ֨ן אֱלֹהִ֜ים ר֤וּחַ קָדִים֙ חֲרִישִׁ֔ית</w:t>
+        <w:t>וַ⁠יְמַ֨ן אֱלֹהִ֜ים ר֤וּחַ קָדִים֙ חֲרִישִׁ֔ית</w:t>
       </w:r>
     </w:p>
     <w:p>
@@ -21970,7 +21970,7 @@
         <w:rPr>
           <w:lang w:val="ar_AE" w:bidi="ar_AE"/>
         </w:rPr>
-        <w:t>וַ⁠תַּ֥ךְ הַ⁠שֶּׁ֛מֶשׁ עַל</w:t>
+        <w:t>וַ⁠תַּ֥ךְ הַ⁠שֶּׁ֛מֶשׁ עַל</w:t>
       </w:r>
     </w:p>
     <w:p>
@@ -22238,7 +22238,7 @@
         <w:rPr>
           <w:lang w:val="ar_AE" w:bidi="ar_AE"/>
         </w:rPr>
-        <w:t>וַ⁠יִּתְעַלָּ֑ף</w:t>
+        <w:t>וַ⁠יִּתְעַלָּ֑ף</w:t>
       </w:r>
     </w:p>
     <w:p>
@@ -22324,7 +22324,7 @@
         <w:rPr>
           <w:lang w:val="ar_AE" w:bidi="ar_AE"/>
         </w:rPr>
-        <w:t>וַ⁠יִּשְׁאַ֤ל אֶת־נַפְשׁ⁠וֹ֙ לָ⁠מ֔וּת</w:t>
+        <w:t>וַ⁠יִּשְׁאַ֤ל אֶת־נַפְשׁ⁠וֹ֙ לָ⁠מ֔וּת</w:t>
       </w:r>
     </w:p>
     <w:p>
@@ -22450,7 +22450,7 @@
         <w:rPr>
           <w:lang w:val="ar_AE" w:bidi="ar_AE"/>
         </w:rPr>
-        <w:t>ט֥וֹב מוֹתִ֖⁠י מֵ⁠חַיָּֽ⁠י</w:t>
+        <w:t>ט֥וֹב מוֹתִ֖⁠י מֵ⁠חַיָּֽ⁠י</w:t>
       </w:r>
     </w:p>
     <w:p>
@@ -22602,7 +22602,7 @@
         <w:rPr>
           <w:lang w:val="ar_AE" w:bidi="ar_AE"/>
         </w:rPr>
-        <w:t>הַ⁠הֵיטֵ֥ב חָרָֽה־לְ⁠ךָ֖ עַל־הַ⁠קִּֽיקָי֑וֹן</w:t>
+        <w:t>הַ⁠הֵיטֵ֥ב חָרָֽה־לְ⁠ךָ֖ עַל־הַ⁠קִּֽיקָי֑וֹן</w:t>
       </w:r>
     </w:p>
     <w:p>
@@ -22875,7 +22875,7 @@
         <w:rPr>
           <w:lang w:val="ar_AE" w:bidi="ar_AE"/>
         </w:rPr>
-        <w:t>וַ⁠יֹּ֣אמֶר יְהוָ֔ה</w:t>
+        <w:t>וַ⁠יֹּ֣אמֶר יְהוָ֔ה</w:t>
       </w:r>
     </w:p>
     <w:p>
@@ -22983,7 +22983,7 @@
         <w:rPr>
           <w:lang w:val="ar_AE" w:bidi="ar_AE"/>
         </w:rPr>
-        <w:t>שֶׁ⁠בִּן־לַ֥יְלָה הָיָ֖ה וּ⁠בִן־לַ֥יְלָה אָבָֽד</w:t>
+        <w:t>שֶׁ⁠בִּן־לַ֥יְלָה הָיָ֖ה וּ⁠בִן־לַ֥יְלָה אָבָֽד</w:t>
       </w:r>
     </w:p>
     <w:p>
@@ -23256,7 +23256,7 @@
         <w:rPr>
           <w:lang w:val="ar_AE" w:bidi="ar_AE"/>
         </w:rPr>
-        <w:t>וַֽ⁠אֲנִי֙ לֹ֣א אָח֔וּס עַל־נִינְוֵ֖ה הָ⁠עִ֣יר הַ⁠גְּדוֹלָ֑ה אֲשֶׁ֣ר יֶשׁ־בָּ֡⁠הּ הַרְבֵּה֩ מִֽ⁠שְׁתֵּים־עֶשְׂרֵ֨ה רִבּ֜וֹ אָדָ֗ם אֲשֶׁ֤ר לֹֽא־יָדַע֙ בֵּין־יְמִינ֣⁠וֹ לִ⁠שְׂמֹאל֔⁠וֹ וּ⁠בְהֵמָ֖ה רַבָּֽה</w:t>
+        <w:t>וַֽ⁠אֲנִי֙ לֹ֣א אָח֔וּס עַל־נִינְוֵ֖ה הָ⁠עִ֣יר הַ⁠גְּדוֹלָ֑ה אֲשֶׁ֣ר יֶשׁ־בָּ֡⁠הּ הַרְבֵּה֩ מִֽ⁠שְׁתֵּים־עֶשְׂרֵ֨ה רִבּ֜וֹ אָדָ֗ם אֲשֶׁ֤ר לֹֽא־יָדַע֙ בֵּין־יְמִינ֣⁠וֹ לִ⁠שְׂמֹאל֔⁠וֹ וּ⁠בְהֵמָ֖ה רַבָּֽה</w:t>
       </w:r>
     </w:p>
     <w:p>
@@ -23364,7 +23364,7 @@
         <w:rPr>
           <w:lang w:val="ar_AE" w:bidi="ar_AE"/>
         </w:rPr>
-        <w:t>אֲשֶׁ֣ר יֶשׁ־בָּ֡⁠הּ הַרְבֵּה֩</w:t>
+        <w:t>אֲשֶׁ֣ר יֶשׁ־בָּ֡⁠הּ הַרְבֵּה֩</w:t>
       </w:r>
     </w:p>
     <w:p>
@@ -23485,7 +23485,7 @@
         <w:rPr>
           <w:lang w:val="ar_AE" w:bidi="ar_AE"/>
         </w:rPr>
-        <w:t>מִֽ⁠שְׁתֵּים־עֶשְׂרֵ֨ה רִבּ֜וֹ</w:t>
+        <w:t>מִֽ⁠שְׁתֵּים־עֶשְׂרֵ֨ה רִבּ֜וֹ</w:t>
       </w:r>
     </w:p>
     <w:p>
@@ -23593,7 +23593,7 @@
         <w:rPr>
           <w:lang w:val="ar_AE" w:bidi="ar_AE"/>
         </w:rPr>
-        <w:t>אֲשֶׁ֤ר לֹֽא־יָדַע֙ בֵּין־יְמִינ֣⁠וֹ לִ⁠שְׂמֹאל֔⁠וֹ</w:t>
+        <w:t>אֲשֶׁ֤ר לֹֽא־יָדַע֙ בֵּין־יְמִינ֣⁠וֹ לִ⁠שְׂמֹאל֔⁠וֹ</w:t>
       </w:r>
     </w:p>
     <w:p>

--- a/arb/docx/32.content.docx
+++ b/arb/docx/32.content.docx
@@ -755,6 +755,337 @@
         <w:rPr>
           <w:lang w:val="ar_AE" w:bidi="ar_AE"/>
         </w:rPr>
+        <w:t>يونان - مقدمة إلى الأصحاح 1</w:t>
+      </w:r>
+      <w:r>
+        <w:rPr>
+          <w:lang w:val="ar_AE" w:bidi="ar_AE"/>
+        </w:rPr>
+      </w:r>
+    </w:p>
+    <w:p>
+      <w:pPr>
+        <w:bidi/>
+      </w:pPr>
+      <w:r>
+        <w:rPr>
+          <w:lang w:val="ar_AE" w:bidi="ar_AE"/>
+        </w:rPr>
+      </w:r>
+      <w:r>
+        <w:rPr>
+          <w:lang w:val="ar_AE" w:bidi="ar_AE"/>
+        </w:rPr>
+        <w:t>ملاحظات عامة في يونان 1</w:t>
+      </w:r>
+    </w:p>
+    <w:p>
+      <w:pPr>
+        <w:pStyle w:val="Heading3"/>
+        <w:bidi/>
+      </w:pPr>
+      <w:r>
+        <w:rPr>
+          <w:lang w:val="ar_AE" w:bidi="ar_AE"/>
+        </w:rPr>
+        <w:t>البنية والتنسيق</w:t>
+      </w:r>
+    </w:p>
+    <w:p>
+      <w:pPr>
+        <w:bidi/>
+      </w:pPr>
+      <w:r>
+        <w:rPr>
+          <w:lang w:val="ar_AE" w:bidi="ar_AE"/>
+        </w:rPr>
+      </w:r>
+      <w:r>
+        <w:rPr>
+          <w:lang w:val="ar_AE" w:bidi="ar_AE"/>
+        </w:rPr>
+        <w:t>تبدأ سردية هذا الأصحاح بلغة الدخول المباشر في الرواية؛ وهي طريقة نموذجية لبدء كتاب نبوي. لا ينبغي للمترجم إضافة معلومات لتسهيل هذه المقدمة، ولكن يمكن تحويل الآية الأولى إلى عدة جمل لجعل البداية تبدو أكثر طبيعية.</w:t>
+      </w:r>
+    </w:p>
+    <w:p>
+      <w:pPr>
+        <w:pStyle w:val="Heading3"/>
+        <w:bidi/>
+      </w:pPr>
+      <w:r>
+        <w:rPr>
+          <w:lang w:val="ar_AE" w:bidi="ar_AE"/>
+        </w:rPr>
+        <w:t>مفاهيم محددة في هذا الأصحاح</w:t>
+      </w:r>
+    </w:p>
+    <w:p>
+      <w:pPr>
+        <w:pStyle w:val="Heading4"/>
+        <w:bidi/>
+      </w:pPr>
+      <w:r>
+        <w:rPr>
+          <w:lang w:val="ar_AE" w:bidi="ar_AE"/>
+        </w:rPr>
+        <w:t>معجزة</w:t>
+      </w:r>
+    </w:p>
+    <w:p>
+      <w:pPr>
+        <w:bidi/>
+      </w:pPr>
+      <w:r>
+        <w:rPr>
+          <w:lang w:val="ar_AE" w:bidi="ar_AE"/>
+        </w:rPr>
+      </w:r>
+      <w:r>
+        <w:rPr>
+          <w:lang w:val="ar_AE" w:bidi="ar_AE"/>
+        </w:rPr>
+        <w:t xml:space="preserve">في الآية </w:t>
+      </w:r>
+      <w:hyperlink r:id="rId13">
+        <w:r>
+          <w:rPr>
+            <w:lang w:val="ar_AE" w:bidi="ar_AE"/>
+          </w:rPr>
+          <w:rPr>
+            <w:color w:val="0000EE"/>
+            <w:u w:val="single"/>
+          </w:rPr>
+          <w:t>1:17</w:t>
+        </w:r>
+      </w:hyperlink>
+      <w:r>
+        <w:rPr>
+          <w:lang w:val="ar_AE" w:bidi="ar_AE"/>
+        </w:rPr>
+        <w:t xml:space="preserve">، يُذكر "سمكة كبيرة". قد يكون من الصعب تصور مخلوق بحري ضخم بما يكفي لابتلاع إنسان بالكامل، ولا نعرف نوع هذا المخلوق. ثم ينجو يونان لمدة ثلاثة أيام وثلاث ليالٍ داخل السمكة. هذا أمر جعله الله يحدث. لا ينبغي للمترجمين محاولة تفسير الأحداث المعجزة في محاولة لتبسيطها. (انظر: </w:t>
+      </w:r>
+      <w:r>
+        <w:rPr>
+          <w:lang w:val="ar_AE" w:bidi="ar_AE"/>
+        </w:rPr>
+        <w:t>المعجزة</w:t>
+      </w:r>
+      <w:r>
+        <w:rPr>
+          <w:lang w:val="ar_AE" w:bidi="ar_AE"/>
+        </w:rPr>
+        <w:t>)</w:t>
+      </w:r>
+    </w:p>
+    <w:p>
+      <w:pPr>
+        <w:pStyle w:val="Heading3"/>
+        <w:bidi/>
+      </w:pPr>
+      <w:r>
+        <w:rPr>
+          <w:lang w:val="ar_AE" w:bidi="ar_AE"/>
+        </w:rPr>
+        <w:t>أهم الصور البلاغية في هذا الأصحاح</w:t>
+      </w:r>
+    </w:p>
+    <w:p>
+      <w:pPr>
+        <w:pStyle w:val="Heading4"/>
+        <w:bidi/>
+      </w:pPr>
+      <w:r>
+        <w:rPr>
+          <w:lang w:val="ar_AE" w:bidi="ar_AE"/>
+        </w:rPr>
+        <w:t>أسلوب السخرية الظرفية</w:t>
+      </w:r>
+    </w:p>
+    <w:p>
+      <w:pPr>
+        <w:bidi/>
+      </w:pPr>
+      <w:r>
+        <w:rPr>
+          <w:lang w:val="ar_AE" w:bidi="ar_AE"/>
+        </w:rPr>
+      </w:r>
+      <w:r>
+        <w:rPr>
+          <w:lang w:val="ar_AE" w:bidi="ar_AE"/>
+        </w:rPr>
+        <w:t xml:space="preserve">ثمة موقف ساخر في هذا الأصحاح. يعني ذلك أن الناس يفعلون أو يقولون أشياء تتعارض مع ما يتوقع المرء منهم القيام به. يونان هو نبي الله، وكما هو متوقع، كان من المفترض أن يسعى إلى طاعة مشيئة الله. بدلاً من ذلك، يهرب من الله. على الرغم من أن البحارة أمميين، إنهم يتصرفون بإيمان وخوف من الرب عندما يرسلون يونان إلى موت شبه مؤكد بإلقائه في البحر. (انظر: </w:t>
+      </w:r>
+      <w:r>
+        <w:rPr>
+          <w:lang w:val="ar_AE" w:bidi="ar_AE"/>
+        </w:rPr>
+        <w:t>أسلوب السخرية،</w:t>
+      </w:r>
+      <w:r>
+        <w:rPr>
+          <w:lang w:val="ar_AE" w:bidi="ar_AE"/>
+        </w:rPr>
+        <w:t xml:space="preserve"> و</w:t>
+      </w:r>
+      <w:r>
+        <w:rPr>
+          <w:lang w:val="ar_AE" w:bidi="ar_AE"/>
+        </w:rPr>
+        <w:t>نبي</w:t>
+      </w:r>
+      <w:r>
+        <w:rPr>
+          <w:lang w:val="ar_AE" w:bidi="ar_AE"/>
+        </w:rPr>
+        <w:t xml:space="preserve"> و </w:t>
+      </w:r>
+      <w:r>
+        <w:rPr>
+          <w:lang w:val="ar_AE" w:bidi="ar_AE"/>
+        </w:rPr>
+        <w:t>مشيئة الله</w:t>
+      </w:r>
+      <w:r>
+        <w:rPr>
+          <w:lang w:val="ar_AE" w:bidi="ar_AE"/>
+        </w:rPr>
+        <w:t xml:space="preserve"> و </w:t>
+      </w:r>
+      <w:r>
+        <w:rPr>
+          <w:lang w:val="ar_AE" w:bidi="ar_AE"/>
+        </w:rPr>
+        <w:t>إيمان</w:t>
+      </w:r>
+      <w:r>
+        <w:rPr>
+          <w:lang w:val="ar_AE" w:bidi="ar_AE"/>
+        </w:rPr>
+        <w:t>)</w:t>
+      </w:r>
+    </w:p>
+    <w:p>
+      <w:pPr>
+        <w:pStyle w:val="Heading4"/>
+        <w:bidi/>
+      </w:pPr>
+      <w:r>
+        <w:rPr>
+          <w:lang w:val="ar_AE" w:bidi="ar_AE"/>
+        </w:rPr>
+        <w:t>البحر</w:t>
+      </w:r>
+    </w:p>
+    <w:p>
+      <w:pPr>
+        <w:bidi/>
+      </w:pPr>
+      <w:r>
+        <w:rPr>
+          <w:lang w:val="ar_AE" w:bidi="ar_AE"/>
+        </w:rPr>
+      </w:r>
+      <w:r>
+        <w:rPr>
+          <w:lang w:val="ar_AE" w:bidi="ar_AE"/>
+        </w:rPr>
+        <w:t xml:space="preserve">كان الناس في الشرق الأدنى القديم يرون البحر كيانًا فوضويًا، ولم يثقوا به. بعض الآلهة التي عبدوها كانت آلهة البحر. كان شعب يونان، العبرانيون، يخشون البحر بشدة. ومع ذلك، لم يكن خوف يونان من البحر كافيًا لمنعه من الإبحار على سفينة لتجنب القيام بما أمره الرب. (انظر: </w:t>
+      </w:r>
+      <w:r>
+        <w:rPr>
+          <w:lang w:val="ar_AE" w:bidi="ar_AE"/>
+        </w:rPr>
+        <w:t>الخوف</w:t>
+      </w:r>
+      <w:r>
+        <w:rPr>
+          <w:lang w:val="ar_AE" w:bidi="ar_AE"/>
+        </w:rPr>
+        <w:t>)</w:t>
+      </w:r>
+    </w:p>
+    <w:p>
+      <w:pPr>
+        <w:pStyle w:val="Heading3"/>
+        <w:bidi/>
+      </w:pPr>
+      <w:r>
+        <w:rPr>
+          <w:lang w:val="ar_AE" w:bidi="ar_AE"/>
+        </w:rPr>
+        <w:t>تحديات ترجمية إضافية محتملة في هذا الأصحاح</w:t>
+      </w:r>
+    </w:p>
+    <w:p>
+      <w:pPr>
+        <w:pStyle w:val="Heading4"/>
+        <w:bidi/>
+      </w:pPr>
+      <w:r>
+        <w:rPr>
+          <w:lang w:val="ar_AE" w:bidi="ar_AE"/>
+        </w:rPr>
+        <w:t>المعلومات المستترة</w:t>
+      </w:r>
+    </w:p>
+    <w:p>
+      <w:pPr>
+        <w:bidi/>
+      </w:pPr>
+      <w:r>
+        <w:rPr>
+          <w:lang w:val="ar_AE" w:bidi="ar_AE"/>
+        </w:rPr>
+      </w:r>
+      <w:r>
+        <w:rPr>
+          <w:lang w:val="ar_AE" w:bidi="ar_AE"/>
+        </w:rPr>
+        <w:t xml:space="preserve">على الرغم من أن لا أحد يعرف بالتأكيد موقع ترشيش، يفترض الكاتب أن القارئ يدرك أن يونان كان عليه الابتعاد عن نينوى للذهاب إلى هناك. (انظر: </w:t>
+      </w:r>
+      <w:r>
+        <w:rPr>
+          <w:lang w:val="ar_AE" w:bidi="ar_AE"/>
+        </w:rPr>
+        <w:t>المعرفة المفترضة والمعلومات الضمنية</w:t>
+      </w:r>
+      <w:r>
+        <w:rPr>
+          <w:lang w:val="ar_AE" w:bidi="ar_AE"/>
+        </w:rPr>
+        <w:t>)</w:t>
+      </w:r>
+      <w:r>
+        <w:rPr>
+          <w:lang w:val="ar_AE" w:bidi="ar_AE"/>
+        </w:rPr>
+      </w:r>
+      <w:r>
+        <w:rPr>
+          <w:lang w:val="ar_AE" w:bidi="ar_AE"/>
+        </w:rPr>
+      </w:r>
+    </w:p>
+    <w:p>
+      <w:pPr>
+        <w:bidi/>
+      </w:pPr>
+      <w:r>
+        <w:rPr>
+          <w:lang w:val="ar_AE" w:bidi="ar_AE"/>
+        </w:rPr>
+      </w:r>
+    </w:p>
+    <w:p>
+      <w:pPr>
+        <w:pStyle w:val="Heading2"/>
+        <w:bidi/>
+      </w:pPr>
+      <w:r>
+        <w:rPr>
+          <w:lang w:val="ar_AE" w:bidi="ar_AE"/>
+        </w:rPr>
         <w:t>يونان 1: 1 (#1)</w:t>
       </w:r>
       <w:r>
@@ -1977,7 +2308,7 @@
         </w:rPr>
         <w:t xml:space="preserve">" هنا أن يونان تحرّك استجابة لأمر الله، لكن فعله كان عصيانًا لا طاعة. وإذا كان قراؤك قد يسيئون فهم ذلك، يمكنك توضيح المعنى بصراحة. انظر كيف ترجمت هذا التعبير في </w:t>
       </w:r>
-      <w:hyperlink r:id="rId13">
+      <w:hyperlink r:id="rId14">
         <w:r>
           <w:rPr>
             <w:lang w:val="ar_AE" w:bidi="ar_AE"/>
@@ -4291,7 +4622,7 @@
         </w:rPr>
         <w:t xml:space="preserve">مع أن هذه العبارة استُخدمت كتعبيـر مجازي في </w:t>
       </w:r>
-      <w:hyperlink r:id="rId13">
+      <w:hyperlink r:id="rId14">
         <w:r>
           <w:rPr>
             <w:lang w:val="ar_AE" w:bidi="ar_AE"/>
@@ -4309,7 +4640,7 @@
         </w:rPr>
         <w:t xml:space="preserve"> و</w:t>
       </w:r>
-      <w:hyperlink r:id="rId14">
+      <w:hyperlink r:id="rId15">
         <w:r>
           <w:rPr>
             <w:lang w:val="ar_AE" w:bidi="ar_AE"/>
@@ -7171,7 +7502,7 @@
         </w:rPr>
         <w:t xml:space="preserve"> في </w:t>
       </w:r>
-      <w:hyperlink r:id="rId15">
+      <w:hyperlink r:id="rId16">
         <w:r>
           <w:rPr>
             <w:lang w:val="ar_AE" w:bidi="ar_AE"/>
@@ -7433,7 +7764,7 @@
         </w:rPr>
         <w:t xml:space="preserve">انظر كيف ترجمت هذا التعبير الاصطلاحي في </w:t>
       </w:r>
-      <w:hyperlink r:id="rId16">
+      <w:hyperlink r:id="rId17">
         <w:r>
           <w:rPr>
             <w:lang w:val="ar_AE" w:bidi="ar_AE"/>
@@ -8698,7 +9029,7 @@
         </w:rPr>
         <w:t xml:space="preserve">هنا تأتي عبارة "فخَافَ ... خَوْفًا عَظِيمًا" في تركيب تأكيدي يجمع بين فعل ومفعوله من الجذر نفسه. قد يكون من الممكن في لغتك استخدام البناء ذاته للتعبير عن المعنى. أو لعل لغتك تستعمل أسلوبًا آخر لإبراز هذا التأكيد. انظر كيف ترجمت هذه العبارة في </w:t>
       </w:r>
-      <w:hyperlink r:id="rId15">
+      <w:hyperlink r:id="rId16">
         <w:r>
           <w:rPr>
             <w:lang w:val="ar_AE" w:bidi="ar_AE"/>
@@ -9147,6 +9478,281 @@
         <w:rPr>
           <w:lang w:val="ar_AE" w:bidi="ar_AE"/>
         </w:rPr>
+        <w:t>يونان - مقدمة إلى الأصحاح 2</w:t>
+      </w:r>
+      <w:r>
+        <w:rPr>
+          <w:lang w:val="ar_AE" w:bidi="ar_AE"/>
+        </w:rPr>
+      </w:r>
+    </w:p>
+    <w:p>
+      <w:pPr>
+        <w:bidi/>
+      </w:pPr>
+      <w:r>
+        <w:rPr>
+          <w:lang w:val="ar_AE" w:bidi="ar_AE"/>
+        </w:rPr>
+      </w:r>
+      <w:r>
+        <w:rPr>
+          <w:lang w:val="ar_AE" w:bidi="ar_AE"/>
+        </w:rPr>
+        <w:t>ملاحظات عامة في يونان 2</w:t>
+      </w:r>
+    </w:p>
+    <w:p>
+      <w:pPr>
+        <w:pStyle w:val="Heading3"/>
+        <w:bidi/>
+      </w:pPr>
+      <w:r>
+        <w:rPr>
+          <w:lang w:val="ar_AE" w:bidi="ar_AE"/>
+        </w:rPr>
+        <w:t>البنية والتنسيق</w:t>
+      </w:r>
+    </w:p>
+    <w:p>
+      <w:pPr>
+        <w:bidi/>
+      </w:pPr>
+      <w:r>
+        <w:rPr>
+          <w:lang w:val="ar_AE" w:bidi="ar_AE"/>
+        </w:rPr>
+      </w:r>
+      <w:r>
+        <w:rPr>
+          <w:lang w:val="ar_AE" w:bidi="ar_AE"/>
+        </w:rPr>
+        <w:t>يبدأ هذا الأصحاح بصلاة يونان، وقد اختار العديد من المترجمين تمييزها بوضع سطورها إلى يمين الصفحة مقارنة ببقية النص. كما أن الصلاة بلغة شعرية. لإظهار ذلك، تقوم العديد من الترجمات بوضع كل بيت من التسبحة على سطر منفصل. يمكن للمترجمين اتباع هذا النمط، لكنهم ليسوا ملزمين بذلك. قد ترغب في اتباع تنسيق ترجمة معروفة في منطقتك.</w:t>
+      </w:r>
+    </w:p>
+    <w:p>
+      <w:pPr>
+        <w:pStyle w:val="Heading3"/>
+        <w:bidi/>
+      </w:pPr>
+      <w:r>
+        <w:rPr>
+          <w:lang w:val="ar_AE" w:bidi="ar_AE"/>
+        </w:rPr>
+        <w:t>مفاهيم محددة في هذا الأصحاح</w:t>
+      </w:r>
+    </w:p>
+    <w:p>
+      <w:pPr>
+        <w:pStyle w:val="Heading4"/>
+        <w:bidi/>
+      </w:pPr>
+      <w:r>
+        <w:rPr>
+          <w:lang w:val="ar_AE" w:bidi="ar_AE"/>
+        </w:rPr>
+        <w:t>البحر</w:t>
+      </w:r>
+    </w:p>
+    <w:p>
+      <w:pPr>
+        <w:bidi/>
+      </w:pPr>
+      <w:r>
+        <w:rPr>
+          <w:lang w:val="ar_AE" w:bidi="ar_AE"/>
+        </w:rPr>
+      </w:r>
+      <w:r>
+        <w:rPr>
+          <w:lang w:val="ar_AE" w:bidi="ar_AE"/>
+        </w:rPr>
+        <w:t xml:space="preserve">هذا الأصحاح يحتوي على العديد من المصطلحات التي تصف البحر. إذا كان الأشخاص الذين يتحدثون لغتك غير معتادين على البحر، فستحتاج إلى مناقشة كيفية وصف هذه الأمور. (انظر: </w:t>
+      </w:r>
+      <w:r>
+        <w:rPr>
+          <w:lang w:val="ar_AE" w:bidi="ar_AE"/>
+        </w:rPr>
+        <w:t>ترجمة الألفاظ غير المعروفة</w:t>
+      </w:r>
+      <w:r>
+        <w:rPr>
+          <w:lang w:val="ar_AE" w:bidi="ar_AE"/>
+        </w:rPr>
+        <w:t>)</w:t>
+      </w:r>
+    </w:p>
+    <w:p>
+      <w:pPr>
+        <w:pStyle w:val="Heading3"/>
+        <w:bidi/>
+      </w:pPr>
+      <w:r>
+        <w:rPr>
+          <w:lang w:val="ar_AE" w:bidi="ar_AE"/>
+        </w:rPr>
+        <w:t>التعبيرات البلاغية المهمة في هذا الأصحاح</w:t>
+      </w:r>
+    </w:p>
+    <w:p>
+      <w:pPr>
+        <w:pStyle w:val="Heading4"/>
+        <w:bidi/>
+      </w:pPr>
+      <w:r>
+        <w:rPr>
+          <w:lang w:val="ar_AE" w:bidi="ar_AE"/>
+        </w:rPr>
+        <w:t>التصوير الشعري</w:t>
+      </w:r>
+    </w:p>
+    <w:p>
+      <w:pPr>
+        <w:bidi/>
+      </w:pPr>
+      <w:r>
+        <w:rPr>
+          <w:lang w:val="ar_AE" w:bidi="ar_AE"/>
+        </w:rPr>
+      </w:r>
+      <w:r>
+        <w:rPr>
+          <w:lang w:val="ar_AE" w:bidi="ar_AE"/>
+        </w:rPr>
+        <w:t xml:space="preserve">كثيرُا ما تُصاغ الصلوات في الكتاب المقدس شعرًا. ويُكثر الشعر من الاستعارات وصور بلاغية أخرى لتوصيل الموضوعات الحسية العميقة. على سبيل المثال، اعتقد يونان أنه سيموت داخل الحوت في البحر، ولذلك يقارن وضعه المحاصر هناك بأنه محاط بقضبان الأرض وكونه في "جوف الهاوية". يشعر يونان بالارتباك من عمق البحر ويعبر عن ذلك بالحديث عن كونه عند "أسافل الجبال" (انظر: </w:t>
+      </w:r>
+      <w:r>
+        <w:rPr>
+          <w:lang w:val="ar_AE" w:bidi="ar_AE"/>
+        </w:rPr>
+        <w:t>الاستعارة</w:t>
+      </w:r>
+      <w:r>
+        <w:rPr>
+          <w:lang w:val="ar_AE" w:bidi="ar_AE"/>
+        </w:rPr>
+        <w:t>)</w:t>
+      </w:r>
+    </w:p>
+    <w:p>
+      <w:pPr>
+        <w:pStyle w:val="Heading3"/>
+        <w:bidi/>
+      </w:pPr>
+      <w:r>
+        <w:rPr>
+          <w:lang w:val="ar_AE" w:bidi="ar_AE"/>
+        </w:rPr>
+        <w:t>صعوبات ترجمة محتملة أخرى في هذا الأصحاح</w:t>
+      </w:r>
+    </w:p>
+    <w:p>
+      <w:pPr>
+        <w:pStyle w:val="Heading4"/>
+        <w:bidi/>
+      </w:pPr>
+      <w:r>
+        <w:rPr>
+          <w:lang w:val="ar_AE" w:bidi="ar_AE"/>
+        </w:rPr>
+        <w:t>التوازي</w:t>
+      </w:r>
+    </w:p>
+    <w:p>
+      <w:pPr>
+        <w:bidi/>
+      </w:pPr>
+      <w:r>
+        <w:rPr>
+          <w:lang w:val="ar_AE" w:bidi="ar_AE"/>
+        </w:rPr>
+      </w:r>
+      <w:r>
+        <w:rPr>
+          <w:lang w:val="ar_AE" w:bidi="ar_AE"/>
+        </w:rPr>
+        <w:t>كثيرا ما يعبر النسق الشعري العبري عن فكرة معينة في سطر واحد، ثم تعيد التعبير عن الفكرة ذاتها في سطر آخر باستخدام كلمات مختلفة. يساهم هذا في إبراز الأفكار في السطور المتوازية. على سبيل المثال، تحتوي الآية 2 على جزأين يعبران في الأساس عن المعنى نفسه.</w:t>
+      </w:r>
+    </w:p>
+    <w:p>
+      <w:pPr>
+        <w:bidi/>
+      </w:pPr>
+      <w:r>
+        <w:rPr>
+          <w:lang w:val="ar_AE" w:bidi="ar_AE"/>
+        </w:rPr>
+      </w:r>
+      <w:r>
+        <w:rPr>
+          <w:lang w:val="ar_AE" w:bidi="ar_AE"/>
+        </w:rPr>
+        <w:t>دَعَوْتُ مِنْ ضِيقِي ٱلرَّبَّ، فَٱسْتَجَابَنِي. صَرَخْتُ مِنْ جَوْفِ ٱلْهَاوِيَةِ، فَسَمِعْتَ صَوْتِي</w:t>
+      </w:r>
+      <w:r>
+        <w:rPr>
+          <w:lang w:val="ar_AE" w:bidi="ar_AE"/>
+        </w:rPr>
+        <w:t>.</w:t>
+      </w:r>
+    </w:p>
+    <w:p>
+      <w:pPr>
+        <w:bidi/>
+      </w:pPr>
+      <w:r>
+        <w:rPr>
+          <w:lang w:val="ar_AE" w:bidi="ar_AE"/>
+        </w:rPr>
+      </w:r>
+      <w:r>
+        <w:rPr>
+          <w:lang w:val="ar_AE" w:bidi="ar_AE"/>
+        </w:rPr>
+        <w:t xml:space="preserve">كل بيت يحتوي أيضًا على جزئين. الجزء الأول من كل بيت يعبر عن الفكرة عينها كما الأخرى، والجزء الثاني من كل نصف يعبر أيضًا عن الفكرة ذاتها كما الأخرى. إذا كانت لغتك لا تعتمد على تكرار الأفكار بهذه الطريقة في الشعر، انظر: </w:t>
+      </w:r>
+      <w:r>
+        <w:rPr>
+          <w:lang w:val="ar_AE" w:bidi="ar_AE"/>
+        </w:rPr>
+        <w:t>التوازي</w:t>
+      </w:r>
+      <w:r>
+        <w:rPr>
+          <w:lang w:val="ar_AE" w:bidi="ar_AE"/>
+        </w:rPr>
+        <w:t xml:space="preserve"> للحصول على أفكار عن كيفية ترجمة هذا النوع من الشعر.</w:t>
+      </w:r>
+      <w:r>
+        <w:rPr>
+          <w:lang w:val="ar_AE" w:bidi="ar_AE"/>
+        </w:rPr>
+      </w:r>
+      <w:r>
+        <w:rPr>
+          <w:lang w:val="ar_AE" w:bidi="ar_AE"/>
+        </w:rPr>
+      </w:r>
+    </w:p>
+    <w:p>
+      <w:pPr>
+        <w:bidi/>
+      </w:pPr>
+      <w:r>
+        <w:rPr>
+          <w:lang w:val="ar_AE" w:bidi="ar_AE"/>
+        </w:rPr>
+      </w:r>
+    </w:p>
+    <w:p>
+      <w:pPr>
+        <w:pStyle w:val="Heading2"/>
+        <w:bidi/>
+      </w:pPr>
+      <w:r>
+        <w:rPr>
+          <w:lang w:val="ar_AE" w:bidi="ar_AE"/>
+        </w:rPr>
         <w:t>يونان 2: 1 (#1)</w:t>
       </w:r>
       <w:r>
@@ -14048,7 +14654,7 @@
         </w:rPr>
         <w:t xml:space="preserve">..." </w:t>
       </w:r>
-      <w:hyperlink r:id="rId17">
+      <w:hyperlink r:id="rId18">
         <w:r>
           <w:rPr>
             <w:lang w:val="ar_AE" w:bidi="ar_AE"/>
@@ -14509,6 +15115,295 @@
         <w:rPr>
           <w:lang w:val="ar_AE" w:bidi="ar_AE"/>
         </w:rPr>
+        <w:t>يونان - مقدمة إصحاح 3</w:t>
+      </w:r>
+      <w:r>
+        <w:rPr>
+          <w:lang w:val="ar_AE" w:bidi="ar_AE"/>
+        </w:rPr>
+      </w:r>
+    </w:p>
+    <w:p>
+      <w:pPr>
+        <w:bidi/>
+      </w:pPr>
+      <w:r>
+        <w:rPr>
+          <w:lang w:val="ar_AE" w:bidi="ar_AE"/>
+        </w:rPr>
+      </w:r>
+      <w:r>
+        <w:rPr>
+          <w:lang w:val="ar_AE" w:bidi="ar_AE"/>
+        </w:rPr>
+        <w:t>"# يونان 3: ملاحظات عامة</w:t>
+      </w:r>
+    </w:p>
+    <w:p>
+      <w:pPr>
+        <w:pStyle w:val="Heading3"/>
+        <w:bidi/>
+      </w:pPr>
+      <w:r>
+        <w:rPr>
+          <w:lang w:val="ar_AE" w:bidi="ar_AE"/>
+        </w:rPr>
+        <w:t>البنية والتنسيق</w:t>
+      </w:r>
+    </w:p>
+    <w:p>
+      <w:pPr>
+        <w:bidi/>
+      </w:pPr>
+      <w:r>
+        <w:rPr>
+          <w:lang w:val="ar_AE" w:bidi="ar_AE"/>
+        </w:rPr>
+      </w:r>
+      <w:r>
+        <w:rPr>
+          <w:lang w:val="ar_AE" w:bidi="ar_AE"/>
+        </w:rPr>
+        <w:t>يعود هذا الإصحاح للسرد عن يونان.</w:t>
+      </w:r>
+    </w:p>
+    <w:p>
+      <w:pPr>
+        <w:pStyle w:val="Heading3"/>
+        <w:bidi/>
+      </w:pPr>
+      <w:r>
+        <w:rPr>
+          <w:lang w:val="ar_AE" w:bidi="ar_AE"/>
+        </w:rPr>
+        <w:t>مفاهيم الخاصة في هذا الإصحاح</w:t>
+      </w:r>
+    </w:p>
+    <w:p>
+      <w:pPr>
+        <w:pStyle w:val="Heading4"/>
+        <w:bidi/>
+      </w:pPr>
+      <w:r>
+        <w:rPr>
+          <w:lang w:val="ar_AE" w:bidi="ar_AE"/>
+        </w:rPr>
+        <w:t>الحيوانات</w:t>
+      </w:r>
+    </w:p>
+    <w:p>
+      <w:pPr>
+        <w:bidi/>
+      </w:pPr>
+      <w:r>
+        <w:rPr>
+          <w:lang w:val="ar_AE" w:bidi="ar_AE"/>
+        </w:rPr>
+      </w:r>
+      <w:r>
+        <w:rPr>
+          <w:lang w:val="ar_AE" w:bidi="ar_AE"/>
+        </w:rPr>
+        <w:t xml:space="preserve">وفقًا لإعلان الملك، كان على الحيوانات أن تشارك في الصوم الذي أمر به. كان هذا أمرًا غير معتاد، ويُرجّح أنه يشير إلى أن الملك أراد أن يرى الله أن جميع نينوى يأخذون إعلانه بالهلاك على محمل الجد. لا يوجد في شريعة موسى ما يوصي بأن تشارك الحيوانات في الصوم. (انظر: شريعة موسى) (انظر: </w:t>
+      </w:r>
+      <w:r>
+        <w:rPr>
+          <w:lang w:val="ar_AE" w:bidi="ar_AE"/>
+        </w:rPr>
+        <w:t>شريعة موسى</w:t>
+      </w:r>
+      <w:r>
+        <w:rPr>
+          <w:lang w:val="ar_AE" w:bidi="ar_AE"/>
+        </w:rPr>
+        <w:t>)</w:t>
+      </w:r>
+    </w:p>
+    <w:p>
+      <w:pPr>
+        <w:pStyle w:val="Heading4"/>
+        <w:bidi/>
+      </w:pPr>
+      <w:r>
+        <w:rPr>
+          <w:lang w:val="ar_AE" w:bidi="ar_AE"/>
+        </w:rPr>
+        <w:t>ندم الله</w:t>
+      </w:r>
+    </w:p>
+    <w:p>
+      <w:pPr>
+        <w:bidi/>
+      </w:pPr>
+      <w:r>
+        <w:rPr>
+          <w:lang w:val="ar_AE" w:bidi="ar_AE"/>
+        </w:rPr>
+      </w:r>
+      <w:r>
+        <w:rPr>
+          <w:lang w:val="ar_AE" w:bidi="ar_AE"/>
+        </w:rPr>
+        <w:t>الآية الأخيرة من هذا الإصحاح تقول: «نَدِمَ اللهُ عَلَى الشَّرِّ الَّذِي تَكَلَّمَ أَنْ يَصْنَعَهُ بِهِمْ، فَلَمْ يَصْنَعْهُ». قد يبدو أن مفهوم تغيّر فكر الله متعارضًا مع حقيقة أن شخصية الله وخططه لا تتغيّر.</w:t>
+      </w:r>
+    </w:p>
+    <w:p>
+      <w:pPr>
+        <w:bidi/>
+      </w:pPr>
+      <w:r>
+        <w:rPr>
+          <w:lang w:val="ar_AE" w:bidi="ar_AE"/>
+        </w:rPr>
+      </w:r>
+      <w:r>
+        <w:rPr>
+          <w:lang w:val="ar_AE" w:bidi="ar_AE"/>
+        </w:rPr>
+        <w:t>لكن أعمال الله من عقاب أو رحمة تعتمد على أفعال البشر. فكثيرًا ما يغيّر الله فعله من العقاب إلى الرحمة استجابةً لتوبة الناس عن خطاياهم، لأنه يُسَرّ بالرحمة. ولأن أهل نينوى تابوا، لم يُنفِّذ الله الدينونة التي أمر يونان أن ينادي بها، وقد وصف يونان ذلك بطريقة بشرية بكلمة «نَدِم» أو كما تقول بعض الترجمات «غَيَّر فِكرَه». ويفهم القارئ أن هذا كان قصد الله منذ البداية.</w:t>
+      </w:r>
+    </w:p>
+    <w:p>
+      <w:pPr>
+        <w:pStyle w:val="Heading4"/>
+        <w:bidi/>
+      </w:pPr>
+      <w:r>
+        <w:rPr>
+          <w:lang w:val="ar_AE" w:bidi="ar_AE"/>
+        </w:rPr>
+        <w:t>تدبير الله للشرّ كعقاب</w:t>
+      </w:r>
+    </w:p>
+    <w:p>
+      <w:pPr>
+        <w:bidi/>
+      </w:pPr>
+      <w:r>
+        <w:rPr>
+          <w:lang w:val="ar_AE" w:bidi="ar_AE"/>
+        </w:rPr>
+      </w:r>
+      <w:r>
+        <w:rPr>
+          <w:lang w:val="ar_AE" w:bidi="ar_AE"/>
+        </w:rPr>
+        <w:t>الكلمة العبرية المترجَمة «شر» هي كلمة واسعة المعنى، فهي تشمل الشر الأخلاقي، والشر الجسدي، وكل ما هو سيّئ. ففي الآية 10 يستخدم الكاتب نفس الكلمة عن الدمار الذي كان الله يخطط أن يوقعه على نينوى، وعن سلوك الشعب الشرير. وقد ترجمت هذه الكلمة في الحالتين بكلمة «شر» ليُظهِر للقارئ أنها نفس الكلمة العبرية. وبهذا يُبيِّن الكاتب أنه عندما يتوب الناس عن الشر الأخلاقي، يتراجع الله عن إنزال الشر الجسدي (العقاب). أمّا الشر الأخلاقي فلا يفعله الله أبدًا. وإذا لم يكن من الطبيعي في لغتك استخدام نفس الكلمة في الحالتين، فمن الأفضل استخدام كلمتين مختلفتين.</w:t>
+      </w:r>
+    </w:p>
+    <w:p>
+      <w:pPr>
+        <w:pStyle w:val="Heading3"/>
+        <w:bidi/>
+      </w:pPr>
+      <w:r>
+        <w:rPr>
+          <w:lang w:val="ar_AE" w:bidi="ar_AE"/>
+        </w:rPr>
+        <w:t>الصعوبات والتحديات الأخرى المُحتَمَلة في هذا الإصحاح</w:t>
+      </w:r>
+    </w:p>
+    <w:p>
+      <w:pPr>
+        <w:pStyle w:val="Heading4"/>
+        <w:bidi/>
+      </w:pPr>
+      <w:r>
+        <w:rPr>
+          <w:lang w:val="ar_AE" w:bidi="ar_AE"/>
+        </w:rPr>
+        <w:t>حجم مدينة نينوى</w:t>
+      </w:r>
+    </w:p>
+    <w:p>
+      <w:pPr>
+        <w:bidi/>
+      </w:pPr>
+      <w:r>
+        <w:rPr>
+          <w:lang w:val="ar_AE" w:bidi="ar_AE"/>
+        </w:rPr>
+      </w:r>
+      <w:r>
+        <w:rPr>
+          <w:lang w:val="ar_AE" w:bidi="ar_AE"/>
+        </w:rPr>
+        <w:t>إن الأطلال التي تم اكتشافها لمدينة نينوى القديمة تبلغ حوالي 8 أميال (13 كيلومترًا) في محيطها. لذلك، وعلى الرغم من أن نينوى كانت مدينة كبيرة جدًا في العالم القديم، إلا أنها لم تكن بحجم معظم المدن الحديثة. أمّا وصف نينوى بأنها "مسيرة ثلاثة أيام" فيبدو أنه يشير إلى أن اجتيازها سيرًا على الأقدام يستغرق ثلاثة أيام، مع أن هذا أكثر من الوقت اللازم عادةً لعبور مدينة بهذا الحجم. وبالطبع، هذا يعتمد على عدة عوامل: ما يفعله الشخص أثناء رحلته عبر المدينة، وإمكانية وجود مستوطنات واسعة خارج أسوار المدينة. كذلك، فإن المدة المذكورة ربما كانت مجرد تقريب عام. لذلك، على المترجمين أن يترجموا النص كما هو دون محاولة التوفيق بينه وبين ما يظنه علماء الآثار المعاصرون أنهم يعرفونه عن نينوى القديمة وسكانها.</w:t>
+      </w:r>
+    </w:p>
+    <w:p>
+      <w:pPr>
+        <w:pStyle w:val="Heading4"/>
+        <w:bidi/>
+      </w:pPr>
+      <w:r>
+        <w:rPr>
+          <w:lang w:val="ar_AE" w:bidi="ar_AE"/>
+        </w:rPr>
+        <w:t>مدينة عظيمة للّه</w:t>
+      </w:r>
+    </w:p>
+    <w:p>
+      <w:pPr>
+        <w:bidi/>
+      </w:pPr>
+      <w:r>
+        <w:rPr>
+          <w:lang w:val="ar_AE" w:bidi="ar_AE"/>
+        </w:rPr>
+      </w:r>
+      <w:r>
+        <w:rPr>
+          <w:lang w:val="ar_AE" w:bidi="ar_AE"/>
+        </w:rPr>
+        <w:t>في العدد الثالث وُصِفَت نينوى بأنها "كَانَتْ مَدِينَةً عَظِيمَةً للّهِ." وقول الشيء إنه "لله" أو "من الله"، في اللغة العبرية، هو تعبير اصطلاحي يعني أنه مثال شديد أو عظيم لذلك الشيء. على سبيل المثال، في تكوين 30:8، وصفت راحيل صراعها مع أختها بأنه "مصارعة الله"، أي "مصارعة عظيمة جدًا" أو "شديدة للغاية." ومن أمثلة هذا التعبير أيضًا ما ورد في تكوين 23:6، خروج 9:28، 1 صموئيل 14:15، مزمور 36:6، ومزمور 80:10. في يونان 3:3، يُحتمل أن المقصود هو أن نينوى كانت مدينة عظيمة جدًا. انظر كيف تُرجم هذا التعبير في الكتاب المقدس الأكثر استخدامًا في منطقتك. قد ترغب في اتباع الطريقة التي تُرجم بها هذا التعبير هناك.</w:t>
+      </w:r>
+    </w:p>
+    <w:p>
+      <w:pPr>
+        <w:bidi/>
+      </w:pPr>
+      <w:r>
+        <w:rPr>
+          <w:lang w:val="ar_AE" w:bidi="ar_AE"/>
+        </w:rPr>
+      </w:r>
+      <w:r>
+        <w:rPr>
+          <w:lang w:val="ar_AE" w:bidi="ar_AE"/>
+        </w:rPr>
+        <w:t>"</w:t>
+      </w:r>
+      <w:r>
+        <w:rPr>
+          <w:lang w:val="ar_AE" w:bidi="ar_AE"/>
+        </w:rPr>
+      </w:r>
+      <w:r>
+        <w:rPr>
+          <w:lang w:val="ar_AE" w:bidi="ar_AE"/>
+        </w:rPr>
+      </w:r>
+    </w:p>
+    <w:p>
+      <w:pPr>
+        <w:bidi/>
+      </w:pPr>
+      <w:r>
+        <w:rPr>
+          <w:lang w:val="ar_AE" w:bidi="ar_AE"/>
+        </w:rPr>
+      </w:r>
+    </w:p>
+    <w:p>
+      <w:pPr>
+        <w:pStyle w:val="Heading2"/>
+        <w:bidi/>
+      </w:pPr>
+      <w:r>
+        <w:rPr>
+          <w:lang w:val="ar_AE" w:bidi="ar_AE"/>
+        </w:rPr>
         <w:t>يونان 3: 1 (#1)</w:t>
       </w:r>
       <w:r>
@@ -14579,7 +15474,7 @@
         </w:rPr>
         <w:t xml:space="preserve">تُقدّم هذه العبارة الجزء الثاني من قصة يونان. وقد استخدمت نفس العبارة لبدء النصف الأول في </w:t>
       </w:r>
-      <w:hyperlink r:id="rId18">
+      <w:hyperlink r:id="rId19">
         <w:r>
           <w:rPr>
             <w:lang w:val="ar_AE" w:bidi="ar_AE"/>
@@ -14719,7 +15614,7 @@
         </w:rPr>
         <w:t xml:space="preserve">يعني هذا التعبير الاصطلاحي أن يهوه تكلم بطريقة ما. انظر كيف ترجمتها في </w:t>
       </w:r>
-      <w:hyperlink r:id="rId18">
+      <w:hyperlink r:id="rId19">
         <w:r>
           <w:rPr>
             <w:lang w:val="ar_AE" w:bidi="ar_AE"/>
@@ -14872,7 +15767,7 @@
         </w:rPr>
         <w:t xml:space="preserve">" هنا، كما في </w:t>
       </w:r>
-      <w:hyperlink r:id="rId13">
+      <w:hyperlink r:id="rId14">
         <w:r>
           <w:rPr>
             <w:lang w:val="ar_AE" w:bidi="ar_AE"/>
@@ -15025,7 +15920,7 @@
         </w:rPr>
         <w:t xml:space="preserve">" هي تعبير اصطلاحي يعني أن على يونان أن يتحرك وينفذ الأمر التالي، وهو "اذهب". إذا لم يكن لهذا التعبير نفس المعنى في لغتك، يمكنك استخدام تعبير مألوف أو توضيح المعنى مباشرة. انظر كيف ترجمتها في </w:t>
       </w:r>
-      <w:hyperlink r:id="rId13">
+      <w:hyperlink r:id="rId14">
         <w:r>
           <w:rPr>
             <w:lang w:val="ar_AE" w:bidi="ar_AE"/>
@@ -15043,7 +15938,7 @@
         </w:rPr>
         <w:t xml:space="preserve"> و</w:t>
       </w:r>
-      <w:hyperlink r:id="rId14">
+      <w:hyperlink r:id="rId15">
         <w:r>
           <w:rPr>
             <w:lang w:val="ar_AE" w:bidi="ar_AE"/>
@@ -15317,7 +16212,7 @@
         </w:rPr>
         <w:t xml:space="preserve">" هنا تعني أنّ يونان "بادر بالفعل" استجابةً لأمر الله بالذهاب، كما ورد في </w:t>
       </w:r>
-      <w:hyperlink r:id="rId14">
+      <w:hyperlink r:id="rId15">
         <w:r>
           <w:rPr>
             <w:lang w:val="ar_AE" w:bidi="ar_AE"/>
@@ -19339,6 +20234,437 @@
         <w:rPr>
           <w:lang w:val="ar_AE" w:bidi="ar_AE"/>
         </w:rPr>
+        <w:t>يونان- مقدمة إصحاح 4</w:t>
+      </w:r>
+      <w:r>
+        <w:rPr>
+          <w:lang w:val="ar_AE" w:bidi="ar_AE"/>
+        </w:rPr>
+      </w:r>
+    </w:p>
+    <w:p>
+      <w:pPr>
+        <w:pStyle w:val="Heading3"/>
+        <w:bidi/>
+      </w:pPr>
+      <w:r>
+        <w:rPr>
+          <w:lang w:val="ar_AE" w:bidi="ar_AE"/>
+        </w:rPr>
+        <w:t xml:space="preserve"> يونان 4 - ملاحظات عامة</w:t>
+      </w:r>
+    </w:p>
+    <w:p>
+      <w:pPr>
+        <w:pStyle w:val="Heading3"/>
+        <w:bidi/>
+      </w:pPr>
+      <w:r>
+        <w:rPr>
+          <w:lang w:val="ar_AE" w:bidi="ar_AE"/>
+        </w:rPr>
+        <w:t xml:space="preserve"> البنية والتنسيق</w:t>
+      </w:r>
+    </w:p>
+    <w:p>
+      <w:pPr>
+        <w:bidi/>
+      </w:pPr>
+      <w:r>
+        <w:rPr>
+          <w:lang w:val="ar_AE" w:bidi="ar_AE"/>
+        </w:rPr>
+      </w:r>
+      <w:r>
+        <w:rPr>
+          <w:lang w:val="ar_AE" w:bidi="ar_AE"/>
+        </w:rPr>
+        <w:t xml:space="preserve">يُكمل سفر يونان السرد ويصل به إلى خاتمة غير اعتيادية، إذ ينتهي بسؤال من الله. وهذا يُبرز أن السفر ليس في الحقيقة عن يونان نفسه، بل عن رغبة الله في أن يكون رحيمًا مع الجميع، سواء كانوا يهودًا أم أممًا. (انظر: رحمة)(انظر: </w:t>
+      </w:r>
+      <w:r>
+        <w:rPr>
+          <w:lang w:val="ar_AE" w:bidi="ar_AE"/>
+        </w:rPr>
+        <w:t>الرحمة</w:t>
+      </w:r>
+      <w:r>
+        <w:rPr>
+          <w:lang w:val="ar_AE" w:bidi="ar_AE"/>
+        </w:rPr>
+        <w:t>)</w:t>
+      </w:r>
+    </w:p>
+    <w:p>
+      <w:pPr>
+        <w:pStyle w:val="Heading3"/>
+        <w:bidi/>
+      </w:pPr>
+      <w:r>
+        <w:rPr>
+          <w:lang w:val="ar_AE" w:bidi="ar_AE"/>
+        </w:rPr>
+        <w:t>المفاهيم الخاصة في هذا الإصحاح</w:t>
+      </w:r>
+    </w:p>
+    <w:p>
+      <w:pPr>
+        <w:pStyle w:val="Heading4"/>
+        <w:bidi/>
+      </w:pPr>
+      <w:r>
+        <w:rPr>
+          <w:lang w:val="ar_AE" w:bidi="ar_AE"/>
+        </w:rPr>
+        <w:t>تأخر التنبؤ</w:t>
+      </w:r>
+    </w:p>
+    <w:p>
+      <w:pPr>
+        <w:bidi/>
+      </w:pPr>
+      <w:r>
+        <w:rPr>
+          <w:lang w:val="ar_AE" w:bidi="ar_AE"/>
+        </w:rPr>
+      </w:r>
+      <w:r>
+        <w:rPr>
+          <w:lang w:val="ar_AE" w:bidi="ar_AE"/>
+        </w:rPr>
+        <w:t xml:space="preserve">بحسب شريعة موسى، يجب على النبي أن يتنبأ بما يقوله له الرب، ويجب أن تتحقق كلماته. وإذا لم يحدث ذلك، فالعقوبة هي الموت، لأن النبوّة غير المتحققة تُظهر أن الرجل ليس نبيًا حقيقيًا. لكن عندما أخبر يونان مدينة نينوى أنها ستُدمَّر بعد أربعين يومًا، لم يحدث ذلك في حينه. وهذا لأن الله يحتفظ بحقّه في أن يكون رحيمًا.(انظر: </w:t>
+      </w:r>
+      <w:r>
+        <w:rPr>
+          <w:lang w:val="ar_AE" w:bidi="ar_AE"/>
+        </w:rPr>
+        <w:t>النبي</w:t>
+      </w:r>
+      <w:r>
+        <w:rPr>
+          <w:lang w:val="ar_AE" w:bidi="ar_AE"/>
+        </w:rPr>
+        <w:t xml:space="preserve"> و</w:t>
+      </w:r>
+      <w:r>
+        <w:rPr>
+          <w:lang w:val="ar_AE" w:bidi="ar_AE"/>
+        </w:rPr>
+        <w:t>شريعة موسى</w:t>
+      </w:r>
+      <w:r>
+        <w:rPr>
+          <w:lang w:val="ar_AE" w:bidi="ar_AE"/>
+        </w:rPr>
+        <w:t>)</w:t>
+      </w:r>
+    </w:p>
+    <w:p>
+      <w:pPr>
+        <w:pStyle w:val="Heading4"/>
+        <w:bidi/>
+      </w:pPr>
+      <w:r>
+        <w:rPr>
+          <w:lang w:val="ar_AE" w:bidi="ar_AE"/>
+        </w:rPr>
+        <w:t>غضب يونان</w:t>
+      </w:r>
+    </w:p>
+    <w:p>
+      <w:pPr>
+        <w:bidi/>
+      </w:pPr>
+      <w:r>
+        <w:rPr>
+          <w:lang w:val="ar_AE" w:bidi="ar_AE"/>
+        </w:rPr>
+      </w:r>
+      <w:r>
+        <w:rPr>
+          <w:lang w:val="ar_AE" w:bidi="ar_AE"/>
+        </w:rPr>
+        <w:t>عندما لم يُهلِك الله نينوى، اغتاظ يونان من الله لأنه كان يكره شعب نينوى، فهم أعداء إسرائيل. لكن الله أراد من يونان وقرّاء هذا السفر أن يتعلّموا أن الله يحب جميع الناس.</w:t>
+      </w:r>
+    </w:p>
+    <w:p>
+      <w:pPr>
+        <w:pStyle w:val="Heading4"/>
+        <w:bidi/>
+      </w:pPr>
+      <w:r>
+        <w:rPr>
+          <w:lang w:val="ar_AE" w:bidi="ar_AE"/>
+        </w:rPr>
+        <w:t>صفات الله</w:t>
+      </w:r>
+    </w:p>
+    <w:p>
+      <w:pPr>
+        <w:bidi/>
+      </w:pPr>
+      <w:r>
+        <w:rPr>
+          <w:lang w:val="ar_AE" w:bidi="ar_AE"/>
+        </w:rPr>
+      </w:r>
+      <w:r>
+        <w:rPr>
+          <w:lang w:val="ar_AE" w:bidi="ar_AE"/>
+        </w:rPr>
+        <w:t xml:space="preserve">في الآية 2، ينسب يونان سلسلة من الصفات إلى الله. وكان القارئ اليهودي لهذا السفر سيتعرّف عليها باعتبار تلك الكلمات هي ذات الوصف الذي استخدمه الله عن نفسه عندما تكلّم مع موسى على جبل سيناء. (انظر </w:t>
+      </w:r>
+      <w:hyperlink r:id="rId20">
+        <w:r>
+          <w:rPr>
+            <w:lang w:val="ar_AE" w:bidi="ar_AE"/>
+          </w:rPr>
+          <w:rPr>
+            <w:color w:val="0000EE"/>
+            <w:u w:val="single"/>
+          </w:rPr>
+          <w:t>خروج 34:6–7</w:t>
+        </w:r>
+      </w:hyperlink>
+      <w:r>
+        <w:rPr>
+          <w:lang w:val="ar_AE" w:bidi="ar_AE"/>
+        </w:rPr>
+        <w:t>).</w:t>
+      </w:r>
+    </w:p>
+    <w:p>
+      <w:pPr>
+        <w:pStyle w:val="Heading4"/>
+        <w:bidi/>
+      </w:pPr>
+      <w:r>
+        <w:rPr>
+          <w:lang w:val="ar_AE" w:bidi="ar_AE"/>
+        </w:rPr>
+        <w:t>فضل الله</w:t>
+      </w:r>
+    </w:p>
+    <w:p>
+      <w:pPr>
+        <w:bidi/>
+      </w:pPr>
+      <w:r>
+        <w:rPr>
+          <w:lang w:val="ar_AE" w:bidi="ar_AE"/>
+        </w:rPr>
+      </w:r>
+      <w:r>
+        <w:rPr>
+          <w:lang w:val="ar_AE" w:bidi="ar_AE"/>
+        </w:rPr>
+        <w:t xml:space="preserve">عندما خرج يونان خارج المدينة واشتد عليه الحرّ، دبّر الله بنعمته وسيلة راحة له من خلال النبتة. وكان الله يحاول أن يعلّم يونان من خلال هذا الدرس العملي أنه إله رحيم. (انظر: </w:t>
+      </w:r>
+      <w:r>
+        <w:rPr>
+          <w:lang w:val="ar_AE" w:bidi="ar_AE"/>
+        </w:rPr>
+        <w:t>النعمة</w:t>
+      </w:r>
+      <w:r>
+        <w:rPr>
+          <w:lang w:val="ar_AE" w:bidi="ar_AE"/>
+        </w:rPr>
+        <w:t>)</w:t>
+      </w:r>
+    </w:p>
+    <w:p>
+      <w:pPr>
+        <w:pStyle w:val="Heading3"/>
+        <w:bidi/>
+      </w:pPr>
+      <w:r>
+        <w:rPr>
+          <w:lang w:val="ar_AE" w:bidi="ar_AE"/>
+        </w:rPr>
+        <w:t>الصور البلاغية البارزة في هذا الإصحاح</w:t>
+      </w:r>
+    </w:p>
+    <w:p>
+      <w:pPr>
+        <w:pStyle w:val="Heading4"/>
+        <w:bidi/>
+      </w:pPr>
+      <w:r>
+        <w:rPr>
+          <w:lang w:val="ar_AE" w:bidi="ar_AE"/>
+        </w:rPr>
+        <w:t>الأسئلة البلاغية</w:t>
+      </w:r>
+    </w:p>
+    <w:p>
+      <w:pPr>
+        <w:bidi/>
+      </w:pPr>
+      <w:r>
+        <w:rPr>
+          <w:lang w:val="ar_AE" w:bidi="ar_AE"/>
+        </w:rPr>
+      </w:r>
+      <w:r>
+        <w:rPr>
+          <w:lang w:val="ar_AE" w:bidi="ar_AE"/>
+        </w:rPr>
+        <w:t xml:space="preserve">في هذا الأصحاح، يستخدم يونان سؤالًا بلاغيًا ليُظهِر مدى غضبه من الرب. ثم يستخدم الرب سلسلة من ثلاثة أسئلة بلاغية ليعلّم يونان عن الموقف الذي يجب أن يتحلّى به. إذا لم تكن لغتك تستخدم الأسئلة البلاغية لهذه الأغراض، فاستعمل أسلوبًا آخر أكثر طبيعية. (انظر: </w:t>
+      </w:r>
+      <w:r>
+        <w:rPr>
+          <w:lang w:val="ar_AE" w:bidi="ar_AE"/>
+        </w:rPr>
+        <w:t>السؤال البلاغي</w:t>
+      </w:r>
+      <w:r>
+        <w:rPr>
+          <w:lang w:val="ar_AE" w:bidi="ar_AE"/>
+        </w:rPr>
+        <w:t>)</w:t>
+      </w:r>
+    </w:p>
+    <w:p>
+      <w:pPr>
+        <w:pStyle w:val="Heading3"/>
+        <w:bidi/>
+      </w:pPr>
+      <w:r>
+        <w:rPr>
+          <w:lang w:val="ar_AE" w:bidi="ar_AE"/>
+        </w:rPr>
+        <w:t>تحديات أخرى مُحتملة في ترجمة هذا الإصحاح</w:t>
+      </w:r>
+    </w:p>
+    <w:p>
+      <w:pPr>
+        <w:pStyle w:val="Heading4"/>
+        <w:bidi/>
+      </w:pPr>
+      <w:r>
+        <w:rPr>
+          <w:lang w:val="ar_AE" w:bidi="ar_AE"/>
+        </w:rPr>
+        <w:t>الشرّ</w:t>
+      </w:r>
+    </w:p>
+    <w:p>
+      <w:pPr>
+        <w:bidi/>
+      </w:pPr>
+      <w:r>
+        <w:rPr>
+          <w:lang w:val="ar_AE" w:bidi="ar_AE"/>
+        </w:rPr>
+      </w:r>
+      <w:r>
+        <w:rPr>
+          <w:lang w:val="ar_AE" w:bidi="ar_AE"/>
+        </w:rPr>
+        <w:t xml:space="preserve">الكلمة العبرية المترجَمة "شر" واسعة المعنى، وتشمل الشر الأدبي، والشر الجسدي، وكل ما هو سيّئ. الله لا يفعل الشر الأدبي أبدًا. في العدد 1، يذكر الكاتب أن يونان اعتبر رحمة الله في افتقاد وإنقاذ شعب نينوى أمرًا شريرًا. في العدد 2، يصف يونان الله بأنه "يندم عن الشر." في العدد 6، وُصِفت حالة يونان وموقفه بأنهما شر. وهذا بعد أن وُصِفت أفعال أهل نينوى بالشر في </w:t>
+      </w:r>
+      <w:hyperlink r:id="rId14">
+        <w:r>
+          <w:rPr>
+            <w:lang w:val="ar_AE" w:bidi="ar_AE"/>
+          </w:rPr>
+          <w:rPr>
+            <w:color w:val="0000EE"/>
+            <w:u w:val="single"/>
+          </w:rPr>
+          <w:t>1:2</w:t>
+        </w:r>
+      </w:hyperlink>
+      <w:r>
+        <w:rPr>
+          <w:lang w:val="ar_AE" w:bidi="ar_AE"/>
+        </w:rPr>
+        <w:t xml:space="preserve">، </w:t>
+      </w:r>
+      <w:hyperlink r:id="rId21">
+        <w:r>
+          <w:rPr>
+            <w:lang w:val="ar_AE" w:bidi="ar_AE"/>
+          </w:rPr>
+          <w:rPr>
+            <w:color w:val="0000EE"/>
+            <w:u w:val="single"/>
+          </w:rPr>
+          <w:t>3:8</w:t>
+        </w:r>
+      </w:hyperlink>
+      <w:r>
+        <w:rPr>
+          <w:lang w:val="ar_AE" w:bidi="ar_AE"/>
+        </w:rPr>
+        <w:t>، و</w:t>
+      </w:r>
+      <w:hyperlink r:id="rId22">
+        <w:r>
+          <w:rPr>
+            <w:lang w:val="ar_AE" w:bidi="ar_AE"/>
+          </w:rPr>
+          <w:rPr>
+            <w:color w:val="0000EE"/>
+            <w:u w:val="single"/>
+          </w:rPr>
+          <w:t>3:10</w:t>
+        </w:r>
+      </w:hyperlink>
+      <w:r>
+        <w:rPr>
+          <w:lang w:val="ar_AE" w:bidi="ar_AE"/>
+        </w:rPr>
+        <w:t xml:space="preserve">، وحالة البحّارة في </w:t>
+      </w:r>
+      <w:hyperlink r:id="rId23">
+        <w:r>
+          <w:rPr>
+            <w:lang w:val="ar_AE" w:bidi="ar_AE"/>
+          </w:rPr>
+          <w:rPr>
+            <w:color w:val="0000EE"/>
+            <w:u w:val="single"/>
+          </w:rPr>
+          <w:t>1:7</w:t>
+        </w:r>
+      </w:hyperlink>
+      <w:r>
+        <w:rPr>
+          <w:lang w:val="ar_AE" w:bidi="ar_AE"/>
+        </w:rPr>
+        <w:t>. تُترجم كلمة "شر" في كل موضع ليُظهر السخرية التي يريد الكاتب أن يبرزها باستخدام نفس الكلمة العبرية لأمور سيئة مختلفة في السفر ولأمر حسن واحد—رحمة الله على نينوى (من وجهة نظر يونان). إذا لم تكن لغتك تستعمل نفس الكلمة لكلٍّ من الشر الأدبي والشر الجسدي، فيُفضَّل أن تستعمل كلمات مختلفة لكلٍّ منهما.</w:t>
+      </w:r>
+      <w:r>
+        <w:rPr>
+          <w:lang w:val="ar_AE" w:bidi="ar_AE"/>
+        </w:rPr>
+      </w:r>
+      <w:r>
+        <w:rPr>
+          <w:lang w:val="ar_AE" w:bidi="ar_AE"/>
+        </w:rPr>
+      </w:r>
+    </w:p>
+    <w:p>
+      <w:pPr>
+        <w:bidi/>
+      </w:pPr>
+      <w:r>
+        <w:rPr>
+          <w:lang w:val="ar_AE" w:bidi="ar_AE"/>
+        </w:rPr>
+      </w:r>
+    </w:p>
+    <w:p>
+      <w:pPr>
+        <w:pStyle w:val="Heading2"/>
+        <w:bidi/>
+      </w:pPr>
+      <w:r>
+        <w:rPr>
+          <w:lang w:val="ar_AE" w:bidi="ar_AE"/>
+        </w:rPr>
         <w:t>يونان 4: 1 (#1)</w:t>
       </w:r>
       <w:r>
@@ -20410,7 +21736,7 @@
         </w:rPr>
         <w:t xml:space="preserve"> يشير إلى التدمير المادي لمدينة نينوى وشعبها، وليس إلى الشر الأخلاقي. في هذا السياق، تعني هذه العبارة أن الله يشعر بالحزن بسبب التسبب في حدوث أشياء سيئة للناس الذين يخطئون، ويتصرف بشكل مختلف عندما يتوب الخطاة عن خطاياهم. يمكنك تضمين هذه المعلومات إذا كانت ستفيد قراءك. انظر المناقشة حول الشر في مقدمة الأصحاح، وانظر كيف ترجمت هذه الكلمة في </w:t>
       </w:r>
-      <w:hyperlink r:id="rId19">
+      <w:hyperlink r:id="rId24">
         <w:r>
           <w:rPr>
             <w:lang w:val="ar_AE" w:bidi="ar_AE"/>
@@ -20791,7 +22117,7 @@
         </w:rPr>
         <w:t xml:space="preserve">هي تعبير اصطلاحي يشير إلى غضب يونان كما لو كان نارًا تشتعل داخله. إذا لم يكن لهذه العبارة هذا المعنى في لغتك، يمكنك استخدام تعبير اصطلاحي من لغتك يحمل هذا المعنى أو توضيح المعنى بشكل مباشر. انظر كيف قمت بترجمتها في </w:t>
       </w:r>
-      <w:hyperlink r:id="rId19">
+      <w:hyperlink r:id="rId24">
         <w:r>
           <w:rPr>
             <w:lang w:val="ar_AE" w:bidi="ar_AE"/>
@@ -22359,7 +23685,7 @@
         </w:rPr>
         <w:t xml:space="preserve">إذا كان من الطبيعي أكثر في لغتك، يمكنك التعبير عن ذلك كاقتباس مباشر إما موجهًا إلى نفسه أو، كما في </w:t>
       </w:r>
-      <w:hyperlink r:id="rId20">
+      <w:hyperlink r:id="rId25">
         <w:r>
           <w:rPr>
             <w:lang w:val="ar_AE" w:bidi="ar_AE"/>
@@ -22511,7 +23837,7 @@
         </w:rPr>
         <w:t xml:space="preserve">، يمكنك التعبير عن الأفكار نفسها بطرق أخرى. انظر كيف ترجمت هذا في </w:t>
       </w:r>
-      <w:hyperlink r:id="rId20">
+      <w:hyperlink r:id="rId25">
         <w:r>
           <w:rPr>
             <w:lang w:val="ar_AE" w:bidi="ar_AE"/>
@@ -22784,7 +24110,7 @@
         </w:rPr>
         <w:t xml:space="preserve"> هي أمثلة على تعبير اصطلاحي يصف غضب يونان كما لو كان نارًا تشتعل داخله. انظر كيف ترجمت هذا التعبير الاصطلاحي في </w:t>
       </w:r>
-      <w:hyperlink r:id="rId19">
+      <w:hyperlink r:id="rId24">
         <w:r>
           <w:rPr>
             <w:lang w:val="ar_AE" w:bidi="ar_AE"/>
@@ -23165,7 +24491,7 @@
         </w:rPr>
         <w:t xml:space="preserve"> المقرون بكلمة ""أنت"" في الآية </w:t>
       </w:r>
-      <w:hyperlink r:id="rId21">
+      <w:hyperlink r:id="rId26">
         <w:r>
           <w:rPr>
             <w:lang w:val="ar_AE" w:bidi="ar_AE"/>
@@ -23649,1332 +24975,6 @@
           <w:lang w:val="ar_AE" w:bidi="ar_AE"/>
         </w:rPr>
         <w:t>تعبير اصطلاحي</w:t>
-      </w:r>
-      <w:r>
-        <w:rPr>
-          <w:lang w:val="ar_AE" w:bidi="ar_AE"/>
-        </w:rPr>
-      </w:r>
-      <w:r>
-        <w:rPr>
-          <w:lang w:val="ar_AE" w:bidi="ar_AE"/>
-        </w:rPr>
-      </w:r>
-    </w:p>
-    <w:p>
-      <w:pPr>
-        <w:bidi/>
-      </w:pPr>
-      <w:r>
-        <w:rPr>
-          <w:lang w:val="ar_AE" w:bidi="ar_AE"/>
-        </w:rPr>
-      </w:r>
-    </w:p>
-    <w:p>
-      <w:pPr>
-        <w:pStyle w:val="Heading2"/>
-        <w:bidi/>
-      </w:pPr>
-      <w:r>
-        <w:rPr>
-          <w:lang w:val="ar_AE" w:bidi="ar_AE"/>
-        </w:rPr>
-        <w:t>يونان - مقدمة إلى الأصحاح 1</w:t>
-      </w:r>
-      <w:r>
-        <w:rPr>
-          <w:lang w:val="ar_AE" w:bidi="ar_AE"/>
-        </w:rPr>
-      </w:r>
-    </w:p>
-    <w:p>
-      <w:pPr>
-        <w:bidi/>
-      </w:pPr>
-      <w:r>
-        <w:rPr>
-          <w:lang w:val="ar_AE" w:bidi="ar_AE"/>
-        </w:rPr>
-      </w:r>
-      <w:r>
-        <w:rPr>
-          <w:lang w:val="ar_AE" w:bidi="ar_AE"/>
-        </w:rPr>
-        <w:t>ملاحظات عامة في يونان 1</w:t>
-      </w:r>
-    </w:p>
-    <w:p>
-      <w:pPr>
-        <w:pStyle w:val="Heading3"/>
-        <w:bidi/>
-      </w:pPr>
-      <w:r>
-        <w:rPr>
-          <w:lang w:val="ar_AE" w:bidi="ar_AE"/>
-        </w:rPr>
-        <w:t>البنية والتنسيق</w:t>
-      </w:r>
-    </w:p>
-    <w:p>
-      <w:pPr>
-        <w:bidi/>
-      </w:pPr>
-      <w:r>
-        <w:rPr>
-          <w:lang w:val="ar_AE" w:bidi="ar_AE"/>
-        </w:rPr>
-      </w:r>
-      <w:r>
-        <w:rPr>
-          <w:lang w:val="ar_AE" w:bidi="ar_AE"/>
-        </w:rPr>
-        <w:t>تبدأ سردية هذا الأصحاح بلغة الدخول المباشر في الرواية؛ وهي طريقة نموذجية لبدء كتاب نبوي. لا ينبغي للمترجم إضافة معلومات لتسهيل هذه المقدمة، ولكن يمكن تحويل الآية الأولى إلى عدة جمل لجعل البداية تبدو أكثر طبيعية.</w:t>
-      </w:r>
-    </w:p>
-    <w:p>
-      <w:pPr>
-        <w:pStyle w:val="Heading3"/>
-        <w:bidi/>
-      </w:pPr>
-      <w:r>
-        <w:rPr>
-          <w:lang w:val="ar_AE" w:bidi="ar_AE"/>
-        </w:rPr>
-        <w:t>مفاهيم محددة في هذا الأصحاح</w:t>
-      </w:r>
-    </w:p>
-    <w:p>
-      <w:pPr>
-        <w:pStyle w:val="Heading4"/>
-        <w:bidi/>
-      </w:pPr>
-      <w:r>
-        <w:rPr>
-          <w:lang w:val="ar_AE" w:bidi="ar_AE"/>
-        </w:rPr>
-        <w:t>معجزة</w:t>
-      </w:r>
-    </w:p>
-    <w:p>
-      <w:pPr>
-        <w:bidi/>
-      </w:pPr>
-      <w:r>
-        <w:rPr>
-          <w:lang w:val="ar_AE" w:bidi="ar_AE"/>
-        </w:rPr>
-      </w:r>
-      <w:r>
-        <w:rPr>
-          <w:lang w:val="ar_AE" w:bidi="ar_AE"/>
-        </w:rPr>
-        <w:t xml:space="preserve">في الآية </w:t>
-      </w:r>
-      <w:hyperlink r:id="rId22">
-        <w:r>
-          <w:rPr>
-            <w:lang w:val="ar_AE" w:bidi="ar_AE"/>
-          </w:rPr>
-          <w:rPr>
-            <w:color w:val="0000EE"/>
-            <w:u w:val="single"/>
-          </w:rPr>
-          <w:t>1:17</w:t>
-        </w:r>
-      </w:hyperlink>
-      <w:r>
-        <w:rPr>
-          <w:lang w:val="ar_AE" w:bidi="ar_AE"/>
-        </w:rPr>
-        <w:t xml:space="preserve">، يُذكر "سمكة كبيرة". قد يكون من الصعب تصور مخلوق بحري ضخم بما يكفي لابتلاع إنسان بالكامل، ولا نعرف نوع هذا المخلوق. ثم ينجو يونان لمدة ثلاثة أيام وثلاث ليالٍ داخل السمكة. هذا أمر جعله الله يحدث. لا ينبغي للمترجمين محاولة تفسير الأحداث المعجزة في محاولة لتبسيطها. (انظر: </w:t>
-      </w:r>
-      <w:r>
-        <w:rPr>
-          <w:lang w:val="ar_AE" w:bidi="ar_AE"/>
-        </w:rPr>
-        <w:t>المعجزة</w:t>
-      </w:r>
-      <w:r>
-        <w:rPr>
-          <w:lang w:val="ar_AE" w:bidi="ar_AE"/>
-        </w:rPr>
-        <w:t>)</w:t>
-      </w:r>
-    </w:p>
-    <w:p>
-      <w:pPr>
-        <w:pStyle w:val="Heading3"/>
-        <w:bidi/>
-      </w:pPr>
-      <w:r>
-        <w:rPr>
-          <w:lang w:val="ar_AE" w:bidi="ar_AE"/>
-        </w:rPr>
-        <w:t>أهم الصور البلاغية في هذا الأصحاح</w:t>
-      </w:r>
-    </w:p>
-    <w:p>
-      <w:pPr>
-        <w:pStyle w:val="Heading4"/>
-        <w:bidi/>
-      </w:pPr>
-      <w:r>
-        <w:rPr>
-          <w:lang w:val="ar_AE" w:bidi="ar_AE"/>
-        </w:rPr>
-        <w:t>أسلوب السخرية الظرفية</w:t>
-      </w:r>
-    </w:p>
-    <w:p>
-      <w:pPr>
-        <w:bidi/>
-      </w:pPr>
-      <w:r>
-        <w:rPr>
-          <w:lang w:val="ar_AE" w:bidi="ar_AE"/>
-        </w:rPr>
-      </w:r>
-      <w:r>
-        <w:rPr>
-          <w:lang w:val="ar_AE" w:bidi="ar_AE"/>
-        </w:rPr>
-        <w:t xml:space="preserve">ثمة موقف ساخر في هذا الأصحاح. يعني ذلك أن الناس يفعلون أو يقولون أشياء تتعارض مع ما يتوقع المرء منهم القيام به. يونان هو نبي الله، وكما هو متوقع، كان من المفترض أن يسعى إلى طاعة مشيئة الله. بدلاً من ذلك، يهرب من الله. على الرغم من أن البحارة أمميين، إنهم يتصرفون بإيمان وخوف من الرب عندما يرسلون يونان إلى موت شبه مؤكد بإلقائه في البحر. (انظر: </w:t>
-      </w:r>
-      <w:r>
-        <w:rPr>
-          <w:lang w:val="ar_AE" w:bidi="ar_AE"/>
-        </w:rPr>
-        <w:t>أسلوب السخرية،</w:t>
-      </w:r>
-      <w:r>
-        <w:rPr>
-          <w:lang w:val="ar_AE" w:bidi="ar_AE"/>
-        </w:rPr>
-        <w:t xml:space="preserve"> و</w:t>
-      </w:r>
-      <w:r>
-        <w:rPr>
-          <w:lang w:val="ar_AE" w:bidi="ar_AE"/>
-        </w:rPr>
-        <w:t>نبي</w:t>
-      </w:r>
-      <w:r>
-        <w:rPr>
-          <w:lang w:val="ar_AE" w:bidi="ar_AE"/>
-        </w:rPr>
-        <w:t xml:space="preserve"> و </w:t>
-      </w:r>
-      <w:r>
-        <w:rPr>
-          <w:lang w:val="ar_AE" w:bidi="ar_AE"/>
-        </w:rPr>
-        <w:t>مشيئة الله</w:t>
-      </w:r>
-      <w:r>
-        <w:rPr>
-          <w:lang w:val="ar_AE" w:bidi="ar_AE"/>
-        </w:rPr>
-        <w:t xml:space="preserve"> و </w:t>
-      </w:r>
-      <w:r>
-        <w:rPr>
-          <w:lang w:val="ar_AE" w:bidi="ar_AE"/>
-        </w:rPr>
-        <w:t>إيمان</w:t>
-      </w:r>
-      <w:r>
-        <w:rPr>
-          <w:lang w:val="ar_AE" w:bidi="ar_AE"/>
-        </w:rPr>
-        <w:t>)</w:t>
-      </w:r>
-    </w:p>
-    <w:p>
-      <w:pPr>
-        <w:pStyle w:val="Heading4"/>
-        <w:bidi/>
-      </w:pPr>
-      <w:r>
-        <w:rPr>
-          <w:lang w:val="ar_AE" w:bidi="ar_AE"/>
-        </w:rPr>
-        <w:t>البحر</w:t>
-      </w:r>
-    </w:p>
-    <w:p>
-      <w:pPr>
-        <w:bidi/>
-      </w:pPr>
-      <w:r>
-        <w:rPr>
-          <w:lang w:val="ar_AE" w:bidi="ar_AE"/>
-        </w:rPr>
-      </w:r>
-      <w:r>
-        <w:rPr>
-          <w:lang w:val="ar_AE" w:bidi="ar_AE"/>
-        </w:rPr>
-        <w:t xml:space="preserve">كان الناس في الشرق الأدنى القديم يرون البحر كيانًا فوضويًا، ولم يثقوا به. بعض الآلهة التي عبدوها كانت آلهة البحر. كان شعب يونان، العبرانيون، يخشون البحر بشدة. ومع ذلك، لم يكن خوف يونان من البحر كافيًا لمنعه من الإبحار على سفينة لتجنب القيام بما أمره الرب. (انظر: </w:t>
-      </w:r>
-      <w:r>
-        <w:rPr>
-          <w:lang w:val="ar_AE" w:bidi="ar_AE"/>
-        </w:rPr>
-        <w:t>الخوف</w:t>
-      </w:r>
-      <w:r>
-        <w:rPr>
-          <w:lang w:val="ar_AE" w:bidi="ar_AE"/>
-        </w:rPr>
-        <w:t>)</w:t>
-      </w:r>
-    </w:p>
-    <w:p>
-      <w:pPr>
-        <w:pStyle w:val="Heading3"/>
-        <w:bidi/>
-      </w:pPr>
-      <w:r>
-        <w:rPr>
-          <w:lang w:val="ar_AE" w:bidi="ar_AE"/>
-        </w:rPr>
-        <w:t>تحديات ترجمية إضافية محتملة في هذا الأصحاح</w:t>
-      </w:r>
-    </w:p>
-    <w:p>
-      <w:pPr>
-        <w:pStyle w:val="Heading4"/>
-        <w:bidi/>
-      </w:pPr>
-      <w:r>
-        <w:rPr>
-          <w:lang w:val="ar_AE" w:bidi="ar_AE"/>
-        </w:rPr>
-        <w:t>المعلومات المستترة</w:t>
-      </w:r>
-    </w:p>
-    <w:p>
-      <w:pPr>
-        <w:bidi/>
-      </w:pPr>
-      <w:r>
-        <w:rPr>
-          <w:lang w:val="ar_AE" w:bidi="ar_AE"/>
-        </w:rPr>
-      </w:r>
-      <w:r>
-        <w:rPr>
-          <w:lang w:val="ar_AE" w:bidi="ar_AE"/>
-        </w:rPr>
-        <w:t xml:space="preserve">على الرغم من أن لا أحد يعرف بالتأكيد موقع ترشيش، يفترض الكاتب أن القارئ يدرك أن يونان كان عليه الابتعاد عن نينوى للذهاب إلى هناك. (انظر: </w:t>
-      </w:r>
-      <w:r>
-        <w:rPr>
-          <w:lang w:val="ar_AE" w:bidi="ar_AE"/>
-        </w:rPr>
-        <w:t>المعرفة المفترضة والمعلومات الضمنية</w:t>
-      </w:r>
-      <w:r>
-        <w:rPr>
-          <w:lang w:val="ar_AE" w:bidi="ar_AE"/>
-        </w:rPr>
-        <w:t>)</w:t>
-      </w:r>
-      <w:r>
-        <w:rPr>
-          <w:lang w:val="ar_AE" w:bidi="ar_AE"/>
-        </w:rPr>
-      </w:r>
-      <w:r>
-        <w:rPr>
-          <w:lang w:val="ar_AE" w:bidi="ar_AE"/>
-        </w:rPr>
-      </w:r>
-    </w:p>
-    <w:p>
-      <w:pPr>
-        <w:bidi/>
-      </w:pPr>
-      <w:r>
-        <w:rPr>
-          <w:lang w:val="ar_AE" w:bidi="ar_AE"/>
-        </w:rPr>
-      </w:r>
-    </w:p>
-    <w:p>
-      <w:pPr>
-        <w:pStyle w:val="Heading2"/>
-        <w:bidi/>
-      </w:pPr>
-      <w:r>
-        <w:rPr>
-          <w:lang w:val="ar_AE" w:bidi="ar_AE"/>
-        </w:rPr>
-        <w:t>يونان - مقدمة إلى الأصحاح 2</w:t>
-      </w:r>
-      <w:r>
-        <w:rPr>
-          <w:lang w:val="ar_AE" w:bidi="ar_AE"/>
-        </w:rPr>
-      </w:r>
-    </w:p>
-    <w:p>
-      <w:pPr>
-        <w:bidi/>
-      </w:pPr>
-      <w:r>
-        <w:rPr>
-          <w:lang w:val="ar_AE" w:bidi="ar_AE"/>
-        </w:rPr>
-      </w:r>
-      <w:r>
-        <w:rPr>
-          <w:lang w:val="ar_AE" w:bidi="ar_AE"/>
-        </w:rPr>
-        <w:t>ملاحظات عامة في يونان 2</w:t>
-      </w:r>
-    </w:p>
-    <w:p>
-      <w:pPr>
-        <w:pStyle w:val="Heading3"/>
-        <w:bidi/>
-      </w:pPr>
-      <w:r>
-        <w:rPr>
-          <w:lang w:val="ar_AE" w:bidi="ar_AE"/>
-        </w:rPr>
-        <w:t>البنية والتنسيق</w:t>
-      </w:r>
-    </w:p>
-    <w:p>
-      <w:pPr>
-        <w:bidi/>
-      </w:pPr>
-      <w:r>
-        <w:rPr>
-          <w:lang w:val="ar_AE" w:bidi="ar_AE"/>
-        </w:rPr>
-      </w:r>
-      <w:r>
-        <w:rPr>
-          <w:lang w:val="ar_AE" w:bidi="ar_AE"/>
-        </w:rPr>
-        <w:t>يبدأ هذا الأصحاح بصلاة يونان، وقد اختار العديد من المترجمين تمييزها بوضع سطورها إلى يمين الصفحة مقارنة ببقية النص. كما أن الصلاة بلغة شعرية. لإظهار ذلك، تقوم العديد من الترجمات بوضع كل بيت من التسبحة على سطر منفصل. يمكن للمترجمين اتباع هذا النمط، لكنهم ليسوا ملزمين بذلك. قد ترغب في اتباع تنسيق ترجمة معروفة في منطقتك.</w:t>
-      </w:r>
-    </w:p>
-    <w:p>
-      <w:pPr>
-        <w:pStyle w:val="Heading3"/>
-        <w:bidi/>
-      </w:pPr>
-      <w:r>
-        <w:rPr>
-          <w:lang w:val="ar_AE" w:bidi="ar_AE"/>
-        </w:rPr>
-        <w:t>مفاهيم محددة في هذا الأصحاح</w:t>
-      </w:r>
-    </w:p>
-    <w:p>
-      <w:pPr>
-        <w:pStyle w:val="Heading4"/>
-        <w:bidi/>
-      </w:pPr>
-      <w:r>
-        <w:rPr>
-          <w:lang w:val="ar_AE" w:bidi="ar_AE"/>
-        </w:rPr>
-        <w:t>البحر</w:t>
-      </w:r>
-    </w:p>
-    <w:p>
-      <w:pPr>
-        <w:bidi/>
-      </w:pPr>
-      <w:r>
-        <w:rPr>
-          <w:lang w:val="ar_AE" w:bidi="ar_AE"/>
-        </w:rPr>
-      </w:r>
-      <w:r>
-        <w:rPr>
-          <w:lang w:val="ar_AE" w:bidi="ar_AE"/>
-        </w:rPr>
-        <w:t xml:space="preserve">هذا الأصحاح يحتوي على العديد من المصطلحات التي تصف البحر. إذا كان الأشخاص الذين يتحدثون لغتك غير معتادين على البحر، فستحتاج إلى مناقشة كيفية وصف هذه الأمور. (انظر: </w:t>
-      </w:r>
-      <w:r>
-        <w:rPr>
-          <w:lang w:val="ar_AE" w:bidi="ar_AE"/>
-        </w:rPr>
-        <w:t>ترجمة الألفاظ غير المعروفة</w:t>
-      </w:r>
-      <w:r>
-        <w:rPr>
-          <w:lang w:val="ar_AE" w:bidi="ar_AE"/>
-        </w:rPr>
-        <w:t>)</w:t>
-      </w:r>
-    </w:p>
-    <w:p>
-      <w:pPr>
-        <w:pStyle w:val="Heading3"/>
-        <w:bidi/>
-      </w:pPr>
-      <w:r>
-        <w:rPr>
-          <w:lang w:val="ar_AE" w:bidi="ar_AE"/>
-        </w:rPr>
-        <w:t>التعبيرات البلاغية المهمة في هذا الأصحاح</w:t>
-      </w:r>
-    </w:p>
-    <w:p>
-      <w:pPr>
-        <w:pStyle w:val="Heading4"/>
-        <w:bidi/>
-      </w:pPr>
-      <w:r>
-        <w:rPr>
-          <w:lang w:val="ar_AE" w:bidi="ar_AE"/>
-        </w:rPr>
-        <w:t>التصوير الشعري</w:t>
-      </w:r>
-    </w:p>
-    <w:p>
-      <w:pPr>
-        <w:bidi/>
-      </w:pPr>
-      <w:r>
-        <w:rPr>
-          <w:lang w:val="ar_AE" w:bidi="ar_AE"/>
-        </w:rPr>
-      </w:r>
-      <w:r>
-        <w:rPr>
-          <w:lang w:val="ar_AE" w:bidi="ar_AE"/>
-        </w:rPr>
-        <w:t xml:space="preserve">كثيرُا ما تُصاغ الصلوات في الكتاب المقدس شعرًا. ويُكثر الشعر من الاستعارات وصور بلاغية أخرى لتوصيل الموضوعات الحسية العميقة. على سبيل المثال، اعتقد يونان أنه سيموت داخل الحوت في البحر، ولذلك يقارن وضعه المحاصر هناك بأنه محاط بقضبان الأرض وكونه في "جوف الهاوية". يشعر يونان بالارتباك من عمق البحر ويعبر عن ذلك بالحديث عن كونه عند "أسافل الجبال" (انظر: </w:t>
-      </w:r>
-      <w:r>
-        <w:rPr>
-          <w:lang w:val="ar_AE" w:bidi="ar_AE"/>
-        </w:rPr>
-        <w:t>الاستعارة</w:t>
-      </w:r>
-      <w:r>
-        <w:rPr>
-          <w:lang w:val="ar_AE" w:bidi="ar_AE"/>
-        </w:rPr>
-        <w:t>)</w:t>
-      </w:r>
-    </w:p>
-    <w:p>
-      <w:pPr>
-        <w:pStyle w:val="Heading3"/>
-        <w:bidi/>
-      </w:pPr>
-      <w:r>
-        <w:rPr>
-          <w:lang w:val="ar_AE" w:bidi="ar_AE"/>
-        </w:rPr>
-        <w:t>صعوبات ترجمة محتملة أخرى في هذا الأصحاح</w:t>
-      </w:r>
-    </w:p>
-    <w:p>
-      <w:pPr>
-        <w:pStyle w:val="Heading4"/>
-        <w:bidi/>
-      </w:pPr>
-      <w:r>
-        <w:rPr>
-          <w:lang w:val="ar_AE" w:bidi="ar_AE"/>
-        </w:rPr>
-        <w:t>التوازي</w:t>
-      </w:r>
-    </w:p>
-    <w:p>
-      <w:pPr>
-        <w:bidi/>
-      </w:pPr>
-      <w:r>
-        <w:rPr>
-          <w:lang w:val="ar_AE" w:bidi="ar_AE"/>
-        </w:rPr>
-      </w:r>
-      <w:r>
-        <w:rPr>
-          <w:lang w:val="ar_AE" w:bidi="ar_AE"/>
-        </w:rPr>
-        <w:t>كثيرا ما يعبر النسق الشعري العبري عن فكرة معينة في سطر واحد، ثم تعيد التعبير عن الفكرة ذاتها في سطر آخر باستخدام كلمات مختلفة. يساهم هذا في إبراز الأفكار في السطور المتوازية. على سبيل المثال، تحتوي الآية 2 على جزأين يعبران في الأساس عن المعنى نفسه.</w:t>
-      </w:r>
-    </w:p>
-    <w:p>
-      <w:pPr>
-        <w:bidi/>
-      </w:pPr>
-      <w:r>
-        <w:rPr>
-          <w:lang w:val="ar_AE" w:bidi="ar_AE"/>
-        </w:rPr>
-      </w:r>
-      <w:r>
-        <w:rPr>
-          <w:lang w:val="ar_AE" w:bidi="ar_AE"/>
-        </w:rPr>
-        <w:t>دَعَوْتُ مِنْ ضِيقِي ٱلرَّبَّ، فَٱسْتَجَابَنِي. صَرَخْتُ مِنْ جَوْفِ ٱلْهَاوِيَةِ، فَسَمِعْتَ صَوْتِي</w:t>
-      </w:r>
-      <w:r>
-        <w:rPr>
-          <w:lang w:val="ar_AE" w:bidi="ar_AE"/>
-        </w:rPr>
-        <w:t>.</w:t>
-      </w:r>
-    </w:p>
-    <w:p>
-      <w:pPr>
-        <w:bidi/>
-      </w:pPr>
-      <w:r>
-        <w:rPr>
-          <w:lang w:val="ar_AE" w:bidi="ar_AE"/>
-        </w:rPr>
-      </w:r>
-      <w:r>
-        <w:rPr>
-          <w:lang w:val="ar_AE" w:bidi="ar_AE"/>
-        </w:rPr>
-        <w:t xml:space="preserve">كل بيت يحتوي أيضًا على جزئين. الجزء الأول من كل بيت يعبر عن الفكرة عينها كما الأخرى، والجزء الثاني من كل نصف يعبر أيضًا عن الفكرة ذاتها كما الأخرى. إذا كانت لغتك لا تعتمد على تكرار الأفكار بهذه الطريقة في الشعر، انظر: </w:t>
-      </w:r>
-      <w:r>
-        <w:rPr>
-          <w:lang w:val="ar_AE" w:bidi="ar_AE"/>
-        </w:rPr>
-        <w:t>التوازي</w:t>
-      </w:r>
-      <w:r>
-        <w:rPr>
-          <w:lang w:val="ar_AE" w:bidi="ar_AE"/>
-        </w:rPr>
-        <w:t xml:space="preserve"> للحصول على أفكار عن كيفية ترجمة هذا النوع من الشعر.</w:t>
-      </w:r>
-      <w:r>
-        <w:rPr>
-          <w:lang w:val="ar_AE" w:bidi="ar_AE"/>
-        </w:rPr>
-      </w:r>
-      <w:r>
-        <w:rPr>
-          <w:lang w:val="ar_AE" w:bidi="ar_AE"/>
-        </w:rPr>
-      </w:r>
-    </w:p>
-    <w:p>
-      <w:pPr>
-        <w:bidi/>
-      </w:pPr>
-      <w:r>
-        <w:rPr>
-          <w:lang w:val="ar_AE" w:bidi="ar_AE"/>
-        </w:rPr>
-      </w:r>
-    </w:p>
-    <w:p>
-      <w:pPr>
-        <w:pStyle w:val="Heading2"/>
-        <w:bidi/>
-      </w:pPr>
-      <w:r>
-        <w:rPr>
-          <w:lang w:val="ar_AE" w:bidi="ar_AE"/>
-        </w:rPr>
-        <w:t>يونان - مقدمة إصحاح 3</w:t>
-      </w:r>
-      <w:r>
-        <w:rPr>
-          <w:lang w:val="ar_AE" w:bidi="ar_AE"/>
-        </w:rPr>
-      </w:r>
-    </w:p>
-    <w:p>
-      <w:pPr>
-        <w:bidi/>
-      </w:pPr>
-      <w:r>
-        <w:rPr>
-          <w:lang w:val="ar_AE" w:bidi="ar_AE"/>
-        </w:rPr>
-      </w:r>
-      <w:r>
-        <w:rPr>
-          <w:lang w:val="ar_AE" w:bidi="ar_AE"/>
-        </w:rPr>
-        <w:t>"# يونان 3: ملاحظات عامة</w:t>
-      </w:r>
-    </w:p>
-    <w:p>
-      <w:pPr>
-        <w:pStyle w:val="Heading3"/>
-        <w:bidi/>
-      </w:pPr>
-      <w:r>
-        <w:rPr>
-          <w:lang w:val="ar_AE" w:bidi="ar_AE"/>
-        </w:rPr>
-        <w:t>البنية والتنسيق</w:t>
-      </w:r>
-    </w:p>
-    <w:p>
-      <w:pPr>
-        <w:bidi/>
-      </w:pPr>
-      <w:r>
-        <w:rPr>
-          <w:lang w:val="ar_AE" w:bidi="ar_AE"/>
-        </w:rPr>
-      </w:r>
-      <w:r>
-        <w:rPr>
-          <w:lang w:val="ar_AE" w:bidi="ar_AE"/>
-        </w:rPr>
-        <w:t>يعود هذا الإصحاح للسرد عن يونان.</w:t>
-      </w:r>
-    </w:p>
-    <w:p>
-      <w:pPr>
-        <w:pStyle w:val="Heading3"/>
-        <w:bidi/>
-      </w:pPr>
-      <w:r>
-        <w:rPr>
-          <w:lang w:val="ar_AE" w:bidi="ar_AE"/>
-        </w:rPr>
-        <w:t>مفاهيم الخاصة في هذا الإصحاح</w:t>
-      </w:r>
-    </w:p>
-    <w:p>
-      <w:pPr>
-        <w:pStyle w:val="Heading4"/>
-        <w:bidi/>
-      </w:pPr>
-      <w:r>
-        <w:rPr>
-          <w:lang w:val="ar_AE" w:bidi="ar_AE"/>
-        </w:rPr>
-        <w:t>الحيوانات</w:t>
-      </w:r>
-    </w:p>
-    <w:p>
-      <w:pPr>
-        <w:bidi/>
-      </w:pPr>
-      <w:r>
-        <w:rPr>
-          <w:lang w:val="ar_AE" w:bidi="ar_AE"/>
-        </w:rPr>
-      </w:r>
-      <w:r>
-        <w:rPr>
-          <w:lang w:val="ar_AE" w:bidi="ar_AE"/>
-        </w:rPr>
-        <w:t xml:space="preserve">وفقًا لإعلان الملك، كان على الحيوانات أن تشارك في الصوم الذي أمر به. كان هذا أمرًا غير معتاد، ويُرجّح أنه يشير إلى أن الملك أراد أن يرى الله أن جميع نينوى يأخذون إعلانه بالهلاك على محمل الجد. لا يوجد في شريعة موسى ما يوصي بأن تشارك الحيوانات في الصوم. (انظر: شريعة موسى) (انظر: </w:t>
-      </w:r>
-      <w:r>
-        <w:rPr>
-          <w:lang w:val="ar_AE" w:bidi="ar_AE"/>
-        </w:rPr>
-        <w:t>شريعة موسى</w:t>
-      </w:r>
-      <w:r>
-        <w:rPr>
-          <w:lang w:val="ar_AE" w:bidi="ar_AE"/>
-        </w:rPr>
-        <w:t>)</w:t>
-      </w:r>
-    </w:p>
-    <w:p>
-      <w:pPr>
-        <w:pStyle w:val="Heading4"/>
-        <w:bidi/>
-      </w:pPr>
-      <w:r>
-        <w:rPr>
-          <w:lang w:val="ar_AE" w:bidi="ar_AE"/>
-        </w:rPr>
-        <w:t>ندم الله</w:t>
-      </w:r>
-    </w:p>
-    <w:p>
-      <w:pPr>
-        <w:bidi/>
-      </w:pPr>
-      <w:r>
-        <w:rPr>
-          <w:lang w:val="ar_AE" w:bidi="ar_AE"/>
-        </w:rPr>
-      </w:r>
-      <w:r>
-        <w:rPr>
-          <w:lang w:val="ar_AE" w:bidi="ar_AE"/>
-        </w:rPr>
-        <w:t>الآية الأخيرة من هذا الإصحاح تقول: «نَدِمَ اللهُ عَلَى الشَّرِّ الَّذِي تَكَلَّمَ أَنْ يَصْنَعَهُ بِهِمْ، فَلَمْ يَصْنَعْهُ». قد يبدو أن مفهوم تغيّر فكر الله متعارضًا مع حقيقة أن شخصية الله وخططه لا تتغيّر.</w:t>
-      </w:r>
-    </w:p>
-    <w:p>
-      <w:pPr>
-        <w:bidi/>
-      </w:pPr>
-      <w:r>
-        <w:rPr>
-          <w:lang w:val="ar_AE" w:bidi="ar_AE"/>
-        </w:rPr>
-      </w:r>
-      <w:r>
-        <w:rPr>
-          <w:lang w:val="ar_AE" w:bidi="ar_AE"/>
-        </w:rPr>
-        <w:t>لكن أعمال الله من عقاب أو رحمة تعتمد على أفعال البشر. فكثيرًا ما يغيّر الله فعله من العقاب إلى الرحمة استجابةً لتوبة الناس عن خطاياهم، لأنه يُسَرّ بالرحمة. ولأن أهل نينوى تابوا، لم يُنفِّذ الله الدينونة التي أمر يونان أن ينادي بها، وقد وصف يونان ذلك بطريقة بشرية بكلمة «نَدِم» أو كما تقول بعض الترجمات «غَيَّر فِكرَه». ويفهم القارئ أن هذا كان قصد الله منذ البداية.</w:t>
-      </w:r>
-    </w:p>
-    <w:p>
-      <w:pPr>
-        <w:pStyle w:val="Heading4"/>
-        <w:bidi/>
-      </w:pPr>
-      <w:r>
-        <w:rPr>
-          <w:lang w:val="ar_AE" w:bidi="ar_AE"/>
-        </w:rPr>
-        <w:t>تدبير الله للشرّ كعقاب</w:t>
-      </w:r>
-    </w:p>
-    <w:p>
-      <w:pPr>
-        <w:bidi/>
-      </w:pPr>
-      <w:r>
-        <w:rPr>
-          <w:lang w:val="ar_AE" w:bidi="ar_AE"/>
-        </w:rPr>
-      </w:r>
-      <w:r>
-        <w:rPr>
-          <w:lang w:val="ar_AE" w:bidi="ar_AE"/>
-        </w:rPr>
-        <w:t>الكلمة العبرية المترجَمة «شر» هي كلمة واسعة المعنى، فهي تشمل الشر الأخلاقي، والشر الجسدي، وكل ما هو سيّئ. ففي الآية 10 يستخدم الكاتب نفس الكلمة عن الدمار الذي كان الله يخطط أن يوقعه على نينوى، وعن سلوك الشعب الشرير. وقد ترجمت هذه الكلمة في الحالتين بكلمة «شر» ليُظهِر للقارئ أنها نفس الكلمة العبرية. وبهذا يُبيِّن الكاتب أنه عندما يتوب الناس عن الشر الأخلاقي، يتراجع الله عن إنزال الشر الجسدي (العقاب). أمّا الشر الأخلاقي فلا يفعله الله أبدًا. وإذا لم يكن من الطبيعي في لغتك استخدام نفس الكلمة في الحالتين، فمن الأفضل استخدام كلمتين مختلفتين.</w:t>
-      </w:r>
-    </w:p>
-    <w:p>
-      <w:pPr>
-        <w:pStyle w:val="Heading3"/>
-        <w:bidi/>
-      </w:pPr>
-      <w:r>
-        <w:rPr>
-          <w:lang w:val="ar_AE" w:bidi="ar_AE"/>
-        </w:rPr>
-        <w:t>الصعوبات والتحديات الأخرى المُحتَمَلة في هذا الإصحاح</w:t>
-      </w:r>
-    </w:p>
-    <w:p>
-      <w:pPr>
-        <w:pStyle w:val="Heading4"/>
-        <w:bidi/>
-      </w:pPr>
-      <w:r>
-        <w:rPr>
-          <w:lang w:val="ar_AE" w:bidi="ar_AE"/>
-        </w:rPr>
-        <w:t>حجم مدينة نينوى</w:t>
-      </w:r>
-    </w:p>
-    <w:p>
-      <w:pPr>
-        <w:bidi/>
-      </w:pPr>
-      <w:r>
-        <w:rPr>
-          <w:lang w:val="ar_AE" w:bidi="ar_AE"/>
-        </w:rPr>
-      </w:r>
-      <w:r>
-        <w:rPr>
-          <w:lang w:val="ar_AE" w:bidi="ar_AE"/>
-        </w:rPr>
-        <w:t>إن الأطلال التي تم اكتشافها لمدينة نينوى القديمة تبلغ حوالي 8 أميال (13 كيلومترًا) في محيطها. لذلك، وعلى الرغم من أن نينوى كانت مدينة كبيرة جدًا في العالم القديم، إلا أنها لم تكن بحجم معظم المدن الحديثة. أمّا وصف نينوى بأنها "مسيرة ثلاثة أيام" فيبدو أنه يشير إلى أن اجتيازها سيرًا على الأقدام يستغرق ثلاثة أيام، مع أن هذا أكثر من الوقت اللازم عادةً لعبور مدينة بهذا الحجم. وبالطبع، هذا يعتمد على عدة عوامل: ما يفعله الشخص أثناء رحلته عبر المدينة، وإمكانية وجود مستوطنات واسعة خارج أسوار المدينة. كذلك، فإن المدة المذكورة ربما كانت مجرد تقريب عام. لذلك، على المترجمين أن يترجموا النص كما هو دون محاولة التوفيق بينه وبين ما يظنه علماء الآثار المعاصرون أنهم يعرفونه عن نينوى القديمة وسكانها.</w:t>
-      </w:r>
-    </w:p>
-    <w:p>
-      <w:pPr>
-        <w:pStyle w:val="Heading4"/>
-        <w:bidi/>
-      </w:pPr>
-      <w:r>
-        <w:rPr>
-          <w:lang w:val="ar_AE" w:bidi="ar_AE"/>
-        </w:rPr>
-        <w:t>مدينة عظيمة للّه</w:t>
-      </w:r>
-    </w:p>
-    <w:p>
-      <w:pPr>
-        <w:bidi/>
-      </w:pPr>
-      <w:r>
-        <w:rPr>
-          <w:lang w:val="ar_AE" w:bidi="ar_AE"/>
-        </w:rPr>
-      </w:r>
-      <w:r>
-        <w:rPr>
-          <w:lang w:val="ar_AE" w:bidi="ar_AE"/>
-        </w:rPr>
-        <w:t>في العدد الثالث وُصِفَت نينوى بأنها "كَانَتْ مَدِينَةً عَظِيمَةً للّهِ." وقول الشيء إنه "لله" أو "من الله"، في اللغة العبرية، هو تعبير اصطلاحي يعني أنه مثال شديد أو عظيم لذلك الشيء. على سبيل المثال، في تكوين 30:8، وصفت راحيل صراعها مع أختها بأنه "مصارعة الله"، أي "مصارعة عظيمة جدًا" أو "شديدة للغاية." ومن أمثلة هذا التعبير أيضًا ما ورد في تكوين 23:6، خروج 9:28، 1 صموئيل 14:15، مزمور 36:6، ومزمور 80:10. في يونان 3:3، يُحتمل أن المقصود هو أن نينوى كانت مدينة عظيمة جدًا. انظر كيف تُرجم هذا التعبير في الكتاب المقدس الأكثر استخدامًا في منطقتك. قد ترغب في اتباع الطريقة التي تُرجم بها هذا التعبير هناك.</w:t>
-      </w:r>
-    </w:p>
-    <w:p>
-      <w:pPr>
-        <w:bidi/>
-      </w:pPr>
-      <w:r>
-        <w:rPr>
-          <w:lang w:val="ar_AE" w:bidi="ar_AE"/>
-        </w:rPr>
-      </w:r>
-      <w:r>
-        <w:rPr>
-          <w:lang w:val="ar_AE" w:bidi="ar_AE"/>
-        </w:rPr>
-        <w:t>"</w:t>
-      </w:r>
-      <w:r>
-        <w:rPr>
-          <w:lang w:val="ar_AE" w:bidi="ar_AE"/>
-        </w:rPr>
-      </w:r>
-      <w:r>
-        <w:rPr>
-          <w:lang w:val="ar_AE" w:bidi="ar_AE"/>
-        </w:rPr>
-      </w:r>
-    </w:p>
-    <w:p>
-      <w:pPr>
-        <w:bidi/>
-      </w:pPr>
-      <w:r>
-        <w:rPr>
-          <w:lang w:val="ar_AE" w:bidi="ar_AE"/>
-        </w:rPr>
-      </w:r>
-    </w:p>
-    <w:p>
-      <w:pPr>
-        <w:pStyle w:val="Heading2"/>
-        <w:bidi/>
-      </w:pPr>
-      <w:r>
-        <w:rPr>
-          <w:lang w:val="ar_AE" w:bidi="ar_AE"/>
-        </w:rPr>
-        <w:t>يونان- مقدمة إصحاح 4</w:t>
-      </w:r>
-      <w:r>
-        <w:rPr>
-          <w:lang w:val="ar_AE" w:bidi="ar_AE"/>
-        </w:rPr>
-      </w:r>
-    </w:p>
-    <w:p>
-      <w:pPr>
-        <w:pStyle w:val="Heading3"/>
-        <w:bidi/>
-      </w:pPr>
-      <w:r>
-        <w:rPr>
-          <w:lang w:val="ar_AE" w:bidi="ar_AE"/>
-        </w:rPr>
-        <w:t xml:space="preserve"> يونان 4 - ملاحظات عامة</w:t>
-      </w:r>
-    </w:p>
-    <w:p>
-      <w:pPr>
-        <w:pStyle w:val="Heading3"/>
-        <w:bidi/>
-      </w:pPr>
-      <w:r>
-        <w:rPr>
-          <w:lang w:val="ar_AE" w:bidi="ar_AE"/>
-        </w:rPr>
-        <w:t xml:space="preserve"> البنية والتنسيق</w:t>
-      </w:r>
-    </w:p>
-    <w:p>
-      <w:pPr>
-        <w:bidi/>
-      </w:pPr>
-      <w:r>
-        <w:rPr>
-          <w:lang w:val="ar_AE" w:bidi="ar_AE"/>
-        </w:rPr>
-      </w:r>
-      <w:r>
-        <w:rPr>
-          <w:lang w:val="ar_AE" w:bidi="ar_AE"/>
-        </w:rPr>
-        <w:t xml:space="preserve">يُكمل سفر يونان السرد ويصل به إلى خاتمة غير اعتيادية، إذ ينتهي بسؤال من الله. وهذا يُبرز أن السفر ليس في الحقيقة عن يونان نفسه، بل عن رغبة الله في أن يكون رحيمًا مع الجميع، سواء كانوا يهودًا أم أممًا. (انظر: رحمة)(انظر: </w:t>
-      </w:r>
-      <w:r>
-        <w:rPr>
-          <w:lang w:val="ar_AE" w:bidi="ar_AE"/>
-        </w:rPr>
-        <w:t>الرحمة</w:t>
-      </w:r>
-      <w:r>
-        <w:rPr>
-          <w:lang w:val="ar_AE" w:bidi="ar_AE"/>
-        </w:rPr>
-        <w:t>)</w:t>
-      </w:r>
-    </w:p>
-    <w:p>
-      <w:pPr>
-        <w:pStyle w:val="Heading3"/>
-        <w:bidi/>
-      </w:pPr>
-      <w:r>
-        <w:rPr>
-          <w:lang w:val="ar_AE" w:bidi="ar_AE"/>
-        </w:rPr>
-        <w:t>المفاهيم الخاصة في هذا الإصحاح</w:t>
-      </w:r>
-    </w:p>
-    <w:p>
-      <w:pPr>
-        <w:pStyle w:val="Heading4"/>
-        <w:bidi/>
-      </w:pPr>
-      <w:r>
-        <w:rPr>
-          <w:lang w:val="ar_AE" w:bidi="ar_AE"/>
-        </w:rPr>
-        <w:t>تأخر التنبؤ</w:t>
-      </w:r>
-    </w:p>
-    <w:p>
-      <w:pPr>
-        <w:bidi/>
-      </w:pPr>
-      <w:r>
-        <w:rPr>
-          <w:lang w:val="ar_AE" w:bidi="ar_AE"/>
-        </w:rPr>
-      </w:r>
-      <w:r>
-        <w:rPr>
-          <w:lang w:val="ar_AE" w:bidi="ar_AE"/>
-        </w:rPr>
-        <w:t xml:space="preserve">بحسب شريعة موسى، يجب على النبي أن يتنبأ بما يقوله له الرب، ويجب أن تتحقق كلماته. وإذا لم يحدث ذلك، فالعقوبة هي الموت، لأن النبوّة غير المتحققة تُظهر أن الرجل ليس نبيًا حقيقيًا. لكن عندما أخبر يونان مدينة نينوى أنها ستُدمَّر بعد أربعين يومًا، لم يحدث ذلك في حينه. وهذا لأن الله يحتفظ بحقّه في أن يكون رحيمًا.(انظر: </w:t>
-      </w:r>
-      <w:r>
-        <w:rPr>
-          <w:lang w:val="ar_AE" w:bidi="ar_AE"/>
-        </w:rPr>
-        <w:t>النبي</w:t>
-      </w:r>
-      <w:r>
-        <w:rPr>
-          <w:lang w:val="ar_AE" w:bidi="ar_AE"/>
-        </w:rPr>
-        <w:t xml:space="preserve"> و</w:t>
-      </w:r>
-      <w:r>
-        <w:rPr>
-          <w:lang w:val="ar_AE" w:bidi="ar_AE"/>
-        </w:rPr>
-        <w:t>شريعة موسى</w:t>
-      </w:r>
-      <w:r>
-        <w:rPr>
-          <w:lang w:val="ar_AE" w:bidi="ar_AE"/>
-        </w:rPr>
-        <w:t>)</w:t>
-      </w:r>
-    </w:p>
-    <w:p>
-      <w:pPr>
-        <w:pStyle w:val="Heading4"/>
-        <w:bidi/>
-      </w:pPr>
-      <w:r>
-        <w:rPr>
-          <w:lang w:val="ar_AE" w:bidi="ar_AE"/>
-        </w:rPr>
-        <w:t>غضب يونان</w:t>
-      </w:r>
-    </w:p>
-    <w:p>
-      <w:pPr>
-        <w:bidi/>
-      </w:pPr>
-      <w:r>
-        <w:rPr>
-          <w:lang w:val="ar_AE" w:bidi="ar_AE"/>
-        </w:rPr>
-      </w:r>
-      <w:r>
-        <w:rPr>
-          <w:lang w:val="ar_AE" w:bidi="ar_AE"/>
-        </w:rPr>
-        <w:t>عندما لم يُهلِك الله نينوى، اغتاظ يونان من الله لأنه كان يكره شعب نينوى، فهم أعداء إسرائيل. لكن الله أراد من يونان وقرّاء هذا السفر أن يتعلّموا أن الله يحب جميع الناس.</w:t>
-      </w:r>
-    </w:p>
-    <w:p>
-      <w:pPr>
-        <w:pStyle w:val="Heading4"/>
-        <w:bidi/>
-      </w:pPr>
-      <w:r>
-        <w:rPr>
-          <w:lang w:val="ar_AE" w:bidi="ar_AE"/>
-        </w:rPr>
-        <w:t>صفات الله</w:t>
-      </w:r>
-    </w:p>
-    <w:p>
-      <w:pPr>
-        <w:bidi/>
-      </w:pPr>
-      <w:r>
-        <w:rPr>
-          <w:lang w:val="ar_AE" w:bidi="ar_AE"/>
-        </w:rPr>
-      </w:r>
-      <w:r>
-        <w:rPr>
-          <w:lang w:val="ar_AE" w:bidi="ar_AE"/>
-        </w:rPr>
-        <w:t xml:space="preserve">في الآية 2، ينسب يونان سلسلة من الصفات إلى الله. وكان القارئ اليهودي لهذا السفر سيتعرّف عليها باعتبار تلك الكلمات هي ذات الوصف الذي استخدمه الله عن نفسه عندما تكلّم مع موسى على جبل سيناء. (انظر </w:t>
-      </w:r>
-      <w:hyperlink r:id="rId23">
-        <w:r>
-          <w:rPr>
-            <w:lang w:val="ar_AE" w:bidi="ar_AE"/>
-          </w:rPr>
-          <w:rPr>
-            <w:color w:val="0000EE"/>
-            <w:u w:val="single"/>
-          </w:rPr>
-          <w:t>خروج 34:6–7</w:t>
-        </w:r>
-      </w:hyperlink>
-      <w:r>
-        <w:rPr>
-          <w:lang w:val="ar_AE" w:bidi="ar_AE"/>
-        </w:rPr>
-        <w:t>).</w:t>
-      </w:r>
-    </w:p>
-    <w:p>
-      <w:pPr>
-        <w:pStyle w:val="Heading4"/>
-        <w:bidi/>
-      </w:pPr>
-      <w:r>
-        <w:rPr>
-          <w:lang w:val="ar_AE" w:bidi="ar_AE"/>
-        </w:rPr>
-        <w:t>فضل الله</w:t>
-      </w:r>
-    </w:p>
-    <w:p>
-      <w:pPr>
-        <w:bidi/>
-      </w:pPr>
-      <w:r>
-        <w:rPr>
-          <w:lang w:val="ar_AE" w:bidi="ar_AE"/>
-        </w:rPr>
-      </w:r>
-      <w:r>
-        <w:rPr>
-          <w:lang w:val="ar_AE" w:bidi="ar_AE"/>
-        </w:rPr>
-        <w:t xml:space="preserve">عندما خرج يونان خارج المدينة واشتد عليه الحرّ، دبّر الله بنعمته وسيلة راحة له من خلال النبتة. وكان الله يحاول أن يعلّم يونان من خلال هذا الدرس العملي أنه إله رحيم. (انظر: </w:t>
-      </w:r>
-      <w:r>
-        <w:rPr>
-          <w:lang w:val="ar_AE" w:bidi="ar_AE"/>
-        </w:rPr>
-        <w:t>النعمة</w:t>
-      </w:r>
-      <w:r>
-        <w:rPr>
-          <w:lang w:val="ar_AE" w:bidi="ar_AE"/>
-        </w:rPr>
-        <w:t>)</w:t>
-      </w:r>
-    </w:p>
-    <w:p>
-      <w:pPr>
-        <w:pStyle w:val="Heading3"/>
-        <w:bidi/>
-      </w:pPr>
-      <w:r>
-        <w:rPr>
-          <w:lang w:val="ar_AE" w:bidi="ar_AE"/>
-        </w:rPr>
-        <w:t>الصور البلاغية البارزة في هذا الإصحاح</w:t>
-      </w:r>
-    </w:p>
-    <w:p>
-      <w:pPr>
-        <w:pStyle w:val="Heading4"/>
-        <w:bidi/>
-      </w:pPr>
-      <w:r>
-        <w:rPr>
-          <w:lang w:val="ar_AE" w:bidi="ar_AE"/>
-        </w:rPr>
-        <w:t>الأسئلة البلاغية</w:t>
-      </w:r>
-    </w:p>
-    <w:p>
-      <w:pPr>
-        <w:bidi/>
-      </w:pPr>
-      <w:r>
-        <w:rPr>
-          <w:lang w:val="ar_AE" w:bidi="ar_AE"/>
-        </w:rPr>
-      </w:r>
-      <w:r>
-        <w:rPr>
-          <w:lang w:val="ar_AE" w:bidi="ar_AE"/>
-        </w:rPr>
-        <w:t xml:space="preserve">في هذا الأصحاح، يستخدم يونان سؤالًا بلاغيًا ليُظهِر مدى غضبه من الرب. ثم يستخدم الرب سلسلة من ثلاثة أسئلة بلاغية ليعلّم يونان عن الموقف الذي يجب أن يتحلّى به. إذا لم تكن لغتك تستخدم الأسئلة البلاغية لهذه الأغراض، فاستعمل أسلوبًا آخر أكثر طبيعية. (انظر: </w:t>
-      </w:r>
-      <w:r>
-        <w:rPr>
-          <w:lang w:val="ar_AE" w:bidi="ar_AE"/>
-        </w:rPr>
-        <w:t>السؤال البلاغي</w:t>
-      </w:r>
-      <w:r>
-        <w:rPr>
-          <w:lang w:val="ar_AE" w:bidi="ar_AE"/>
-        </w:rPr>
-        <w:t>)</w:t>
-      </w:r>
-    </w:p>
-    <w:p>
-      <w:pPr>
-        <w:pStyle w:val="Heading3"/>
-        <w:bidi/>
-      </w:pPr>
-      <w:r>
-        <w:rPr>
-          <w:lang w:val="ar_AE" w:bidi="ar_AE"/>
-        </w:rPr>
-        <w:t>تحديات أخرى مُحتملة في ترجمة هذا الإصحاح</w:t>
-      </w:r>
-    </w:p>
-    <w:p>
-      <w:pPr>
-        <w:pStyle w:val="Heading4"/>
-        <w:bidi/>
-      </w:pPr>
-      <w:r>
-        <w:rPr>
-          <w:lang w:val="ar_AE" w:bidi="ar_AE"/>
-        </w:rPr>
-        <w:t>الشرّ</w:t>
-      </w:r>
-    </w:p>
-    <w:p>
-      <w:pPr>
-        <w:bidi/>
-      </w:pPr>
-      <w:r>
-        <w:rPr>
-          <w:lang w:val="ar_AE" w:bidi="ar_AE"/>
-        </w:rPr>
-      </w:r>
-      <w:r>
-        <w:rPr>
-          <w:lang w:val="ar_AE" w:bidi="ar_AE"/>
-        </w:rPr>
-        <w:t xml:space="preserve">الكلمة العبرية المترجَمة "شر" واسعة المعنى، وتشمل الشر الأدبي، والشر الجسدي، وكل ما هو سيّئ. الله لا يفعل الشر الأدبي أبدًا. في العدد 1، يذكر الكاتب أن يونان اعتبر رحمة الله في افتقاد وإنقاذ شعب نينوى أمرًا شريرًا. في العدد 2، يصف يونان الله بأنه "يندم عن الشر." في العدد 6، وُصِفت حالة يونان وموقفه بأنهما شر. وهذا بعد أن وُصِفت أفعال أهل نينوى بالشر في </w:t>
-      </w:r>
-      <w:hyperlink r:id="rId13">
-        <w:r>
-          <w:rPr>
-            <w:lang w:val="ar_AE" w:bidi="ar_AE"/>
-          </w:rPr>
-          <w:rPr>
-            <w:color w:val="0000EE"/>
-            <w:u w:val="single"/>
-          </w:rPr>
-          <w:t>1:2</w:t>
-        </w:r>
-      </w:hyperlink>
-      <w:r>
-        <w:rPr>
-          <w:lang w:val="ar_AE" w:bidi="ar_AE"/>
-        </w:rPr>
-        <w:t xml:space="preserve">، </w:t>
-      </w:r>
-      <w:hyperlink r:id="rId24">
-        <w:r>
-          <w:rPr>
-            <w:lang w:val="ar_AE" w:bidi="ar_AE"/>
-          </w:rPr>
-          <w:rPr>
-            <w:color w:val="0000EE"/>
-            <w:u w:val="single"/>
-          </w:rPr>
-          <w:t>3:8</w:t>
-        </w:r>
-      </w:hyperlink>
-      <w:r>
-        <w:rPr>
-          <w:lang w:val="ar_AE" w:bidi="ar_AE"/>
-        </w:rPr>
-        <w:t>، و</w:t>
-      </w:r>
-      <w:hyperlink r:id="rId25">
-        <w:r>
-          <w:rPr>
-            <w:lang w:val="ar_AE" w:bidi="ar_AE"/>
-          </w:rPr>
-          <w:rPr>
-            <w:color w:val="0000EE"/>
-            <w:u w:val="single"/>
-          </w:rPr>
-          <w:t>3:10</w:t>
-        </w:r>
-      </w:hyperlink>
-      <w:r>
-        <w:rPr>
-          <w:lang w:val="ar_AE" w:bidi="ar_AE"/>
-        </w:rPr>
-        <w:t xml:space="preserve">، وحالة البحّارة في </w:t>
-      </w:r>
-      <w:hyperlink r:id="rId26">
-        <w:r>
-          <w:rPr>
-            <w:lang w:val="ar_AE" w:bidi="ar_AE"/>
-          </w:rPr>
-          <w:rPr>
-            <w:color w:val="0000EE"/>
-            <w:u w:val="single"/>
-          </w:rPr>
-          <w:t>1:7</w:t>
-        </w:r>
-      </w:hyperlink>
-      <w:r>
-        <w:rPr>
-          <w:lang w:val="ar_AE" w:bidi="ar_AE"/>
-        </w:rPr>
-        <w:t>. تُترجم كلمة "شر" في كل موضع ليُظهر السخرية التي يريد الكاتب أن يبرزها باستخدام نفس الكلمة العبرية لأمور سيئة مختلفة في السفر ولأمر حسن واحد—رحمة الله على نينوى (من وجهة نظر يونان). إذا لم تكن لغتك تستعمل نفس الكلمة لكلٍّ من الشر الأدبي والشر الجسدي، فيُفضَّل أن تستعمل كلمات مختلفة لكلٍّ منهما.</w:t>
       </w:r>
       <w:r>
         <w:rPr>

--- a/arb/docx/32.content.docx
+++ b/arb/docx/32.content.docx
@@ -1319,22 +1319,6 @@
       </w:r>
       <w:r>
         <w:rPr>
-          <w:lang w:val="ar_AE" w:bidi="ar_AE"/>
-        </w:rPr>
-        <w:t>אֲמִתַּ֖י</w:t>
-      </w:r>
-    </w:p>
-    <w:p>
-      <w:pPr>
-        <w:bidi/>
-      </w:pPr>
-      <w:r>
-        <w:rPr>
-          <w:lang w:val="ar_AE" w:bidi="ar_AE"/>
-        </w:rPr>
-      </w:r>
-      <w:r>
-        <w:rPr>
           <w:b/>
           <w:lang w:val="ar_AE" w:bidi="ar_AE"/>
         </w:rPr>
@@ -2001,22 +1985,6 @@
       </w:r>
       <w:r>
         <w:rPr>
-          <w:lang w:val="ar_AE" w:bidi="ar_AE"/>
-        </w:rPr>
-        <w:t>ק֠וּם לֵ֧ךְ אֶל־נִֽינְוֵ֛ה הָ⁠עִ֥יר הַ⁠גְּדוֹלָ֖ה וּ⁠קְרָ֣א עָלֶ֑י⁠הָ כִּֽי־עָלְתָ֥ה רָעָתָ֖⁠ם לְ⁠פָנָֽ⁠י</w:t>
-      </w:r>
-    </w:p>
-    <w:p>
-      <w:pPr>
-        <w:bidi/>
-      </w:pPr>
-      <w:r>
-        <w:rPr>
-          <w:lang w:val="ar_AE" w:bidi="ar_AE"/>
-        </w:rPr>
-      </w:r>
-      <w:r>
-        <w:rPr>
           <w:b/>
           <w:lang w:val="ar_AE" w:bidi="ar_AE"/>
         </w:rPr>
@@ -2110,22 +2078,6 @@
         <w:rPr>
           <w:lang w:val="ar_AE" w:bidi="ar_AE"/>
         </w:rPr>
-      </w:r>
-    </w:p>
-    <w:p>
-      <w:pPr>
-        <w:bidi/>
-      </w:pPr>
-      <w:r>
-        <w:rPr>
-          <w:lang w:val="ar_AE" w:bidi="ar_AE"/>
-        </w:rPr>
-      </w:r>
-      <w:r>
-        <w:rPr>
-          <w:lang w:val="ar_AE" w:bidi="ar_AE"/>
-        </w:rPr>
-        <w:t>עָלְתָ֥ה רָעָתָ֖⁠ם לְ⁠פָנָֽ⁠י</w:t>
       </w:r>
     </w:p>
     <w:p>
@@ -2397,22 +2349,6 @@
       </w:r>
       <w:r>
         <w:rPr>
-          <w:lang w:val="ar_AE" w:bidi="ar_AE"/>
-        </w:rPr>
-        <w:t>מִ⁠לִּ⁠פְנֵ֖י יְהוָ֑ה &amp; מִ⁠לִּ⁠פְנֵ֖י יְהוָֽה</w:t>
-      </w:r>
-    </w:p>
-    <w:p>
-      <w:pPr>
-        <w:bidi/>
-      </w:pPr>
-      <w:r>
-        <w:rPr>
-          <w:lang w:val="ar_AE" w:bidi="ar_AE"/>
-        </w:rPr>
-      </w:r>
-      <w:r>
-        <w:rPr>
           <w:b/>
           <w:lang w:val="ar_AE" w:bidi="ar_AE"/>
         </w:rPr>
@@ -4012,22 +3948,6 @@
       </w:r>
       <w:r>
         <w:rPr>
-          <w:lang w:val="ar_AE" w:bidi="ar_AE"/>
-        </w:rPr>
-        <w:t>וְ⁠יוֹנָ֗ה יָרַד֙ אֶל־יַרְכְּתֵ֣י הַ⁠סְּפִינָ֔ה וַ⁠יִּשְׁכַּ֖ב וַ⁠יֵּרָדַֽם</w:t>
-      </w:r>
-    </w:p>
-    <w:p>
-      <w:pPr>
-        <w:bidi/>
-      </w:pPr>
-      <w:r>
-        <w:rPr>
-          <w:lang w:val="ar_AE" w:bidi="ar_AE"/>
-        </w:rPr>
-      </w:r>
-      <w:r>
-        <w:rPr>
           <w:b/>
           <w:lang w:val="ar_AE" w:bidi="ar_AE"/>
         </w:rPr>
@@ -4134,22 +4054,6 @@
       </w:r>
       <w:r>
         <w:rPr>
-          <w:lang w:val="ar_AE" w:bidi="ar_AE"/>
-        </w:rPr>
-        <w:t>יַרְכְּתֵ֣י הַ⁠סְּפִינָ֔ה</w:t>
-      </w:r>
-    </w:p>
-    <w:p>
-      <w:pPr>
-        <w:bidi/>
-      </w:pPr>
-      <w:r>
-        <w:rPr>
-          <w:lang w:val="ar_AE" w:bidi="ar_AE"/>
-        </w:rPr>
-      </w:r>
-      <w:r>
-        <w:rPr>
           <w:b/>
           <w:lang w:val="ar_AE" w:bidi="ar_AE"/>
         </w:rPr>
@@ -4221,22 +4125,6 @@
         <w:rPr>
           <w:lang w:val="ar_AE" w:bidi="ar_AE"/>
         </w:rPr>
-      </w:r>
-    </w:p>
-    <w:p>
-      <w:pPr>
-        <w:bidi/>
-      </w:pPr>
-      <w:r>
-        <w:rPr>
-          <w:lang w:val="ar_AE" w:bidi="ar_AE"/>
-        </w:rPr>
-      </w:r>
-      <w:r>
-        <w:rPr>
-          <w:lang w:val="ar_AE" w:bidi="ar_AE"/>
-        </w:rPr>
-        <w:t>וַ⁠יִּשְׁכַּ֖ב וַ⁠יֵּרָדַֽם</w:t>
       </w:r>
     </w:p>
     <w:p>
@@ -4707,22 +4595,6 @@
       </w:r>
       <w:r>
         <w:rPr>
-          <w:lang w:val="ar_AE" w:bidi="ar_AE"/>
-        </w:rPr>
-        <w:t>קְרָ֣א אֶל־אֱלֹהֶ֔י⁠ךָ</w:t>
-      </w:r>
-    </w:p>
-    <w:p>
-      <w:pPr>
-        <w:bidi/>
-      </w:pPr>
-      <w:r>
-        <w:rPr>
-          <w:lang w:val="ar_AE" w:bidi="ar_AE"/>
-        </w:rPr>
-      </w:r>
-      <w:r>
-        <w:rPr>
           <w:b/>
           <w:lang w:val="ar_AE" w:bidi="ar_AE"/>
         </w:rPr>
@@ -4842,22 +4714,6 @@
       </w:r>
       <w:r>
         <w:rPr>
-          <w:lang w:val="ar_AE" w:bidi="ar_AE"/>
-        </w:rPr>
-        <w:t>אוּלַ֞י יִתְעַשֵּׁ֧ת הָ⁠אֱלֹהִ֛ים לָ֖⁠נוּ וְ⁠לֹ֥א נֹאבֵֽד</w:t>
-      </w:r>
-    </w:p>
-    <w:p>
-      <w:pPr>
-        <w:bidi/>
-      </w:pPr>
-      <w:r>
-        <w:rPr>
-          <w:lang w:val="ar_AE" w:bidi="ar_AE"/>
-        </w:rPr>
-      </w:r>
-      <w:r>
-        <w:rPr>
           <w:b/>
           <w:lang w:val="ar_AE" w:bidi="ar_AE"/>
         </w:rPr>
@@ -5086,22 +4942,6 @@
       </w:r>
       <w:r>
         <w:rPr>
-          <w:lang w:val="ar_AE" w:bidi="ar_AE"/>
-        </w:rPr>
-        <w:t>וַ⁠יֹּאמְר֞וּ אִ֣ישׁ אֶל־רֵעֵ֗⁠הוּ</w:t>
-      </w:r>
-    </w:p>
-    <w:p>
-      <w:pPr>
-        <w:bidi/>
-      </w:pPr>
-      <w:r>
-        <w:rPr>
-          <w:lang w:val="ar_AE" w:bidi="ar_AE"/>
-        </w:rPr>
-      </w:r>
-      <w:r>
-        <w:rPr>
           <w:b/>
           <w:lang w:val="ar_AE" w:bidi="ar_AE"/>
         </w:rPr>
@@ -5221,22 +5061,6 @@
       </w:r>
       <w:r>
         <w:rPr>
-          <w:lang w:val="ar_AE" w:bidi="ar_AE"/>
-        </w:rPr>
-        <w:t>וְ⁠נֵ֣דְעָ֔ה בְּ⁠שֶׁ⁠לְּ⁠מִ֛י הָ⁠רָעָ֥ה הַ⁠זֹּ֖את לָ֑⁠נוּ</w:t>
-      </w:r>
-    </w:p>
-    <w:p>
-      <w:pPr>
-        <w:bidi/>
-      </w:pPr>
-      <w:r>
-        <w:rPr>
-          <w:lang w:val="ar_AE" w:bidi="ar_AE"/>
-        </w:rPr>
-      </w:r>
-      <w:r>
-        <w:rPr>
           <w:b/>
           <w:lang w:val="ar_AE" w:bidi="ar_AE"/>
         </w:rPr>
@@ -6699,22 +6523,6 @@
       </w:r>
       <w:r>
         <w:rPr>
-          <w:lang w:val="ar_AE" w:bidi="ar_AE"/>
-        </w:rPr>
-        <w:t>כִּֽי־יָדְע֣וּ הָ⁠אֲנָשִׁ֗ים כִּֽי־מִ⁠לִּ⁠פְנֵ֤י יְהוָה֙ ה֣וּא בֹרֵ֔חַ כִּ֥י הִגִּ֖יד לָ⁠הֶֽם</w:t>
-      </w:r>
-    </w:p>
-    <w:p>
-      <w:pPr>
-        <w:bidi/>
-      </w:pPr>
-      <w:r>
-        <w:rPr>
-          <w:lang w:val="ar_AE" w:bidi="ar_AE"/>
-        </w:rPr>
-      </w:r>
-      <w:r>
-        <w:rPr>
           <w:b/>
           <w:lang w:val="ar_AE" w:bidi="ar_AE"/>
         </w:rPr>
@@ -7226,22 +7034,6 @@
       </w:r>
       <w:r>
         <w:rPr>
-          <w:lang w:val="ar_AE" w:bidi="ar_AE"/>
-        </w:rPr>
-        <w:t>וַ⁠יֹּאמְר֤וּ אֵלָי⁠ו֙ מַה־נַּ֣עֲשֶׂה לָּ֔⁠ךְ וְ⁠יִשְׁתֹּ֥ק הַ⁠יָּ֖ם מֵֽ⁠עָלֵ֑י⁠נוּ כִּ֥י הַ⁠יָּ֖ם הוֹלֵ֥ךְ וְ⁠סֹעֵֽר</w:t>
-      </w:r>
-    </w:p>
-    <w:p>
-      <w:pPr>
-        <w:bidi/>
-      </w:pPr>
-      <w:r>
-        <w:rPr>
-          <w:lang w:val="ar_AE" w:bidi="ar_AE"/>
-        </w:rPr>
-      </w:r>
-      <w:r>
-        <w:rPr>
           <w:b/>
           <w:lang w:val="ar_AE" w:bidi="ar_AE"/>
         </w:rPr>
@@ -7335,22 +7127,6 @@
         <w:rPr>
           <w:lang w:val="ar_AE" w:bidi="ar_AE"/>
         </w:rPr>
-      </w:r>
-    </w:p>
-    <w:p>
-      <w:pPr>
-        <w:bidi/>
-      </w:pPr>
-      <w:r>
-        <w:rPr>
-          <w:lang w:val="ar_AE" w:bidi="ar_AE"/>
-        </w:rPr>
-      </w:r>
-      <w:r>
-        <w:rPr>
-          <w:lang w:val="ar_AE" w:bidi="ar_AE"/>
-        </w:rPr>
-        <w:t>כִּ֚י יוֹדֵ֣עַ אָ֔נִי כִּ֣י בְ⁠שֶׁ⁠לִּ֔⁠י הַ⁠סַּ֧עַר הַ⁠גָּד֛וֹל הַ⁠זֶּ֖ה עֲלֵי⁠כֶֽם</w:t>
       </w:r>
     </w:p>
     <w:p>
@@ -7713,22 +7489,6 @@
       </w:r>
       <w:r>
         <w:rPr>
-          <w:lang w:val="ar_AE" w:bidi="ar_AE"/>
-        </w:rPr>
-        <w:t>הַ⁠יָּ֔ם הוֹלֵ֥ךְ וְ⁠סֹעֵ֖ר</w:t>
-      </w:r>
-    </w:p>
-    <w:p>
-      <w:pPr>
-        <w:bidi/>
-      </w:pPr>
-      <w:r>
-        <w:rPr>
-          <w:lang w:val="ar_AE" w:bidi="ar_AE"/>
-        </w:rPr>
-      </w:r>
-      <w:r>
-        <w:rPr>
           <w:b/>
           <w:lang w:val="ar_AE" w:bidi="ar_AE"/>
         </w:rPr>
@@ -7988,22 +7748,6 @@
       </w:r>
       <w:r>
         <w:rPr>
-          <w:lang w:val="ar_AE" w:bidi="ar_AE"/>
-        </w:rPr>
-        <w:t>וַ⁠יִּקְרְא֨וּ אֶל־יְהוָ֜ה</w:t>
-      </w:r>
-    </w:p>
-    <w:p>
-      <w:pPr>
-        <w:bidi/>
-      </w:pPr>
-      <w:r>
-        <w:rPr>
-          <w:lang w:val="ar_AE" w:bidi="ar_AE"/>
-        </w:rPr>
-      </w:r>
-      <w:r>
-        <w:rPr>
           <w:b/>
           <w:lang w:val="ar_AE" w:bidi="ar_AE"/>
         </w:rPr>
@@ -8223,22 +7967,6 @@
       </w:r>
       <w:r>
         <w:rPr>
-          <w:lang w:val="ar_AE" w:bidi="ar_AE"/>
-        </w:rPr>
-        <w:t>אַל־נָ֣א נֹאבְדָ֗ה בְּ⁠נֶ֨פֶשׁ֙ הָ⁠אִ֣ישׁ הַ⁠זֶּ֔ה</w:t>
-      </w:r>
-    </w:p>
-    <w:p>
-      <w:pPr>
-        <w:bidi/>
-      </w:pPr>
-      <w:r>
-        <w:rPr>
-          <w:lang w:val="ar_AE" w:bidi="ar_AE"/>
-        </w:rPr>
-      </w:r>
-      <w:r>
-        <w:rPr>
           <w:b/>
           <w:lang w:val="ar_AE" w:bidi="ar_AE"/>
         </w:rPr>
@@ -8493,22 +8221,6 @@
       </w:r>
       <w:r>
         <w:rPr>
-          <w:lang w:val="ar_AE" w:bidi="ar_AE"/>
-        </w:rPr>
-        <w:t>אָנָּ֤ה יְהוָה֙ אַל־נָ֣א נֹאבְדָ֗ה בְּ⁠נֶ֨פֶשׁ֙ הָ⁠אִ֣ישׁ הַ⁠זֶּ֔ה וְ⁠אַל־תִּתֵּ֥ן עָלֵ֖י⁠נוּ דָּ֣ם נָקִ֑יא כִּֽי־אַתָּ֣ה יְהוָ֔ה כַּ⁠אֲשֶׁ֥ר חָפַ֖צְתָּ עָשִֽׂיתָ</w:t>
-      </w:r>
-    </w:p>
-    <w:p>
-      <w:pPr>
-        <w:bidi/>
-      </w:pPr>
-      <w:r>
-        <w:rPr>
-          <w:lang w:val="ar_AE" w:bidi="ar_AE"/>
-        </w:rPr>
-      </w:r>
-      <w:r>
-        <w:rPr>
           <w:b/>
           <w:lang w:val="ar_AE" w:bidi="ar_AE"/>
         </w:rPr>
@@ -8615,22 +8327,6 @@
       </w:r>
       <w:r>
         <w:rPr>
-          <w:lang w:val="ar_AE" w:bidi="ar_AE"/>
-        </w:rPr>
-        <w:t>אַל־נָ֣א נֹאבְדָ֗ה בְּ⁠נֶ֨פֶשׁ֙ הָ⁠אִ֣ישׁ הַ⁠זֶּ֔ה וְ⁠אַל־תִּתֵּ֥ן עָלֵ֖י⁠נוּ דָּ֣ם נָקִ֑יא</w:t>
-      </w:r>
-    </w:p>
-    <w:p>
-      <w:pPr>
-        <w:bidi/>
-      </w:pPr>
-      <w:r>
-        <w:rPr>
-          <w:lang w:val="ar_AE" w:bidi="ar_AE"/>
-        </w:rPr>
-      </w:r>
-      <w:r>
-        <w:rPr>
           <w:b/>
           <w:lang w:val="ar_AE" w:bidi="ar_AE"/>
         </w:rPr>
@@ -8710,22 +8406,6 @@
         <w:rPr>
           <w:lang w:val="ar_AE" w:bidi="ar_AE"/>
         </w:rPr>
-      </w:r>
-    </w:p>
-    <w:p>
-      <w:pPr>
-        <w:bidi/>
-      </w:pPr>
-      <w:r>
-        <w:rPr>
-          <w:lang w:val="ar_AE" w:bidi="ar_AE"/>
-        </w:rPr>
-      </w:r>
-      <w:r>
-        <w:rPr>
-          <w:lang w:val="ar_AE" w:bidi="ar_AE"/>
-        </w:rPr>
-        <w:t>וַ⁠יַּעֲמֹ֥ד הַ⁠יָּ֖ם מִ⁠זַּעְפּֽ⁠וֹ</w:t>
       </w:r>
     </w:p>
     <w:p>
@@ -9276,22 +8956,6 @@
       </w:r>
       <w:r>
         <w:rPr>
-          <w:lang w:val="ar_AE" w:bidi="ar_AE"/>
-        </w:rPr>
-        <w:t>וַ⁠יְמַ֤ן יְהוָה֙ דָּ֣ג גָּד֔וֹל לִ⁠בְלֹ֖עַ אֶת־יוֹנָ֑ה וַ⁠יְהִ֤י יוֹנָה֙ בִּ⁠מְעֵ֣י הַ⁠דָּ֔ג שְׁלֹשָׁ֥ה יָמִ֖ים וּ⁠שְׁלֹשָׁ֥ה לֵילֽוֹת</w:t>
-      </w:r>
-    </w:p>
-    <w:p>
-      <w:pPr>
-        <w:bidi/>
-      </w:pPr>
-      <w:r>
-        <w:rPr>
-          <w:lang w:val="ar_AE" w:bidi="ar_AE"/>
-        </w:rPr>
-      </w:r>
-      <w:r>
-        <w:rPr>
           <w:b/>
           <w:lang w:val="ar_AE" w:bidi="ar_AE"/>
         </w:rPr>
@@ -9362,22 +9026,6 @@
       </w:r>
       <w:r>
         <w:rPr>
-          <w:lang w:val="ar_AE" w:bidi="ar_AE"/>
-        </w:rPr>
-        <w:t>וַ⁠יְמַ֤ן יְהוָה֙ דָּ֣ג גָּד֔וֹל לִ⁠בְלֹ֖עַ אֶת־יוֹנָ֑ה</w:t>
-      </w:r>
-    </w:p>
-    <w:p>
-      <w:pPr>
-        <w:bidi/>
-      </w:pPr>
-      <w:r>
-        <w:rPr>
-          <w:lang w:val="ar_AE" w:bidi="ar_AE"/>
-        </w:rPr>
-      </w:r>
-      <w:r>
-        <w:rPr>
           <w:b/>
           <w:lang w:val="ar_AE" w:bidi="ar_AE"/>
         </w:rPr>
@@ -9920,22 +9568,6 @@
       </w:r>
       <w:r>
         <w:rPr>
-          <w:lang w:val="ar_AE" w:bidi="ar_AE"/>
-        </w:rPr>
-        <w:t>וַ⁠יֹּ֗אמֶר</w:t>
-      </w:r>
-    </w:p>
-    <w:p>
-      <w:pPr>
-        <w:bidi/>
-      </w:pPr>
-      <w:r>
-        <w:rPr>
-          <w:lang w:val="ar_AE" w:bidi="ar_AE"/>
-        </w:rPr>
-      </w:r>
-      <w:r>
-        <w:rPr>
           <w:b/>
           <w:lang w:val="ar_AE" w:bidi="ar_AE"/>
         </w:rPr>
@@ -10020,22 +9652,6 @@
       </w:r>
       <w:r>
         <w:rPr>
-          <w:lang w:val="ar_AE" w:bidi="ar_AE"/>
-        </w:rPr>
-        <w:t>קָ֠רָאתִי מִ⁠צָּ֥רָה לִ֛⁠י אֶל־יְהוָ֖ה וַֽ⁠יַּעֲנֵ֑⁠נִי</w:t>
-      </w:r>
-    </w:p>
-    <w:p>
-      <w:pPr>
-        <w:bidi/>
-      </w:pPr>
-      <w:r>
-        <w:rPr>
-          <w:lang w:val="ar_AE" w:bidi="ar_AE"/>
-        </w:rPr>
-      </w:r>
-      <w:r>
-        <w:rPr>
           <w:b/>
           <w:lang w:val="ar_AE" w:bidi="ar_AE"/>
         </w:rPr>
@@ -10142,22 +9758,6 @@
       </w:r>
       <w:r>
         <w:rPr>
-          <w:lang w:val="ar_AE" w:bidi="ar_AE"/>
-        </w:rPr>
-        <w:t>קָ֠רָאתִי מִ⁠צָּ֥רָה לִ֛⁠י אֶל־יְהוָ֖ה וַֽ⁠יַּעֲנֵ֑⁠נִי</w:t>
-      </w:r>
-    </w:p>
-    <w:p>
-      <w:pPr>
-        <w:bidi/>
-      </w:pPr>
-      <w:r>
-        <w:rPr>
-          <w:lang w:val="ar_AE" w:bidi="ar_AE"/>
-        </w:rPr>
-      </w:r>
-      <w:r>
-        <w:rPr>
           <w:b/>
           <w:lang w:val="ar_AE" w:bidi="ar_AE"/>
         </w:rPr>
@@ -10797,22 +10397,6 @@
       </w:r>
       <w:r>
         <w:rPr>
-          <w:lang w:val="ar_AE" w:bidi="ar_AE"/>
-        </w:rPr>
-        <w:t>קָ֠רָאתִי מִ⁠צָּ֥רָה לִ֛⁠י אֶל־יְהוָ֖ה וַֽ⁠יַּעֲנֵ֑⁠נִי מִ⁠בֶּ֧טֶן שְׁא֛וֹל שִׁוַּ֖עְתִּי שָׁמַ֥עְתָּ קוֹלִֽ⁠י</w:t>
-      </w:r>
-    </w:p>
-    <w:p>
-      <w:pPr>
-        <w:bidi/>
-      </w:pPr>
-      <w:r>
-        <w:rPr>
-          <w:lang w:val="ar_AE" w:bidi="ar_AE"/>
-        </w:rPr>
-      </w:r>
-      <w:r>
-        <w:rPr>
           <w:b/>
           <w:lang w:val="ar_AE" w:bidi="ar_AE"/>
         </w:rPr>
@@ -11053,22 +10637,6 @@
       </w:r>
       <w:r>
         <w:rPr>
-          <w:lang w:val="ar_AE" w:bidi="ar_AE"/>
-        </w:rPr>
-        <w:t>וְ⁠נָהָ֖ר יְסֹבְבֵ֑⁠נִי</w:t>
-      </w:r>
-    </w:p>
-    <w:p>
-      <w:pPr>
-        <w:bidi/>
-      </w:pPr>
-      <w:r>
-        <w:rPr>
-          <w:lang w:val="ar_AE" w:bidi="ar_AE"/>
-        </w:rPr>
-      </w:r>
-      <w:r>
-        <w:rPr>
           <w:b/>
           <w:lang w:val="ar_AE" w:bidi="ar_AE"/>
         </w:rPr>
@@ -12084,22 +11652,6 @@
       </w:r>
       <w:r>
         <w:rPr>
-          <w:lang w:val="ar_AE" w:bidi="ar_AE"/>
-        </w:rPr>
-        <w:t>אֲפָפ֤וּ⁠נִי מַ֨יִם֙ עַד־נֶ֔פֶשׁ תְּה֖וֹם יְסֹבְבֵ֑⁠נִי</w:t>
-      </w:r>
-    </w:p>
-    <w:p>
-      <w:pPr>
-        <w:bidi/>
-      </w:pPr>
-      <w:r>
-        <w:rPr>
-          <w:lang w:val="ar_AE" w:bidi="ar_AE"/>
-        </w:rPr>
-      </w:r>
-      <w:r>
-        <w:rPr>
           <w:b/>
           <w:lang w:val="ar_AE" w:bidi="ar_AE"/>
         </w:rPr>
@@ -12413,22 +11965,6 @@
       </w:r>
       <w:r>
         <w:rPr>
-          <w:lang w:val="ar_AE" w:bidi="ar_AE"/>
-        </w:rPr>
-        <w:t>תְּה֖וֹם יְסֹבְבֵ֑⁠נִי</w:t>
-      </w:r>
-    </w:p>
-    <w:p>
-      <w:pPr>
-        <w:bidi/>
-      </w:pPr>
-      <w:r>
-        <w:rPr>
-          <w:lang w:val="ar_AE" w:bidi="ar_AE"/>
-        </w:rPr>
-      </w:r>
-      <w:r>
-        <w:rPr>
           <w:b/>
           <w:lang w:val="ar_AE" w:bidi="ar_AE"/>
         </w:rPr>
@@ -12635,22 +12171,6 @@
       </w:r>
       <w:r>
         <w:rPr>
-          <w:lang w:val="ar_AE" w:bidi="ar_AE"/>
-        </w:rPr>
-        <w:t>הָ⁠אָ֛רֶץ בְּרִחֶ֥י⁠הָ בַעֲדִ֖⁠י לְ⁠עוֹלָ֑ם</w:t>
-      </w:r>
-    </w:p>
-    <w:p>
-      <w:pPr>
-        <w:bidi/>
-      </w:pPr>
-      <w:r>
-        <w:rPr>
-          <w:lang w:val="ar_AE" w:bidi="ar_AE"/>
-        </w:rPr>
-      </w:r>
-      <w:r>
-        <w:rPr>
           <w:b/>
           <w:lang w:val="ar_AE" w:bidi="ar_AE"/>
         </w:rPr>
@@ -13552,22 +13072,6 @@
         <w:rPr>
           <w:lang w:val="ar_AE" w:bidi="ar_AE"/>
         </w:rPr>
-      </w:r>
-    </w:p>
-    <w:p>
-      <w:pPr>
-        <w:bidi/>
-      </w:pPr>
-      <w:r>
-        <w:rPr>
-          <w:lang w:val="ar_AE" w:bidi="ar_AE"/>
-        </w:rPr>
-      </w:r>
-      <w:r>
-        <w:rPr>
-          <w:lang w:val="ar_AE" w:bidi="ar_AE"/>
-        </w:rPr>
-        <w:t>וַ⁠תָּב֤וֹא אֵלֶ֨י⁠ךָ֙ תְּפִלָּתִ֔⁠י אֶל־הֵיכַ֖ל קָדְשֶֽׁ⁠ךָ</w:t>
       </w:r>
     </w:p>
     <w:p>
@@ -15423,22 +14927,6 @@
       </w:r>
       <w:r>
         <w:rPr>
-          <w:lang w:val="ar_AE" w:bidi="ar_AE"/>
-        </w:rPr>
-        <w:t>וַ⁠יְהִ֧י דְבַר־יְהוָ֛ה</w:t>
-      </w:r>
-    </w:p>
-    <w:p>
-      <w:pPr>
-        <w:bidi/>
-      </w:pPr>
-      <w:r>
-        <w:rPr>
-          <w:lang w:val="ar_AE" w:bidi="ar_AE"/>
-        </w:rPr>
-      </w:r>
-      <w:r>
-        <w:rPr>
           <w:b/>
           <w:lang w:val="ar_AE" w:bidi="ar_AE"/>
         </w:rPr>
@@ -15563,22 +15051,6 @@
       </w:r>
       <w:r>
         <w:rPr>
-          <w:lang w:val="ar_AE" w:bidi="ar_AE"/>
-        </w:rPr>
-        <w:t>וַ⁠יְהִ֧י דְבַר־יְהוָ֛ה</w:t>
-      </w:r>
-    </w:p>
-    <w:p>
-      <w:pPr>
-        <w:bidi/>
-      </w:pPr>
-      <w:r>
-        <w:rPr>
-          <w:lang w:val="ar_AE" w:bidi="ar_AE"/>
-        </w:rPr>
-      </w:r>
-      <w:r>
-        <w:rPr>
           <w:b/>
           <w:lang w:val="ar_AE" w:bidi="ar_AE"/>
         </w:rPr>
@@ -16027,22 +15499,6 @@
       </w:r>
       <w:r>
         <w:rPr>
-          <w:lang w:val="ar_AE" w:bidi="ar_AE"/>
-        </w:rPr>
-        <w:t>וִּ⁠קְרָ֤א אֵלֶ֨י⁠הָ֙ אֶת־הַ⁠קְּרִיאָ֔ה אֲשֶׁ֥ר אָנֹכִ֖י דֹּבֵ֥ר אֵלֶֽי⁠ךָ</w:t>
-      </w:r>
-    </w:p>
-    <w:p>
-      <w:pPr>
-        <w:bidi/>
-      </w:pPr>
-      <w:r>
-        <w:rPr>
-          <w:lang w:val="ar_AE" w:bidi="ar_AE"/>
-        </w:rPr>
-      </w:r>
-      <w:r>
-        <w:rPr>
           <w:b/>
           <w:lang w:val="ar_AE" w:bidi="ar_AE"/>
         </w:rPr>
@@ -16436,22 +15892,6 @@
       </w:r>
       <w:r>
         <w:rPr>
-          <w:lang w:val="ar_AE" w:bidi="ar_AE"/>
-        </w:rPr>
-        <w:t>וְ⁠נִֽינְוֵ֗ה הָיְתָ֤ה עִיר־גְּדוֹלָה֙ לֵֽ⁠אלֹהִ֔ים מַהֲלַ֖ךְ שְׁלֹ֥שֶׁת יָמִֽים</w:t>
-      </w:r>
-    </w:p>
-    <w:p>
-      <w:pPr>
-        <w:bidi/>
-      </w:pPr>
-      <w:r>
-        <w:rPr>
-          <w:lang w:val="ar_AE" w:bidi="ar_AE"/>
-        </w:rPr>
-      </w:r>
-      <w:r>
-        <w:rPr>
           <w:b/>
           <w:lang w:val="ar_AE" w:bidi="ar_AE"/>
         </w:rPr>
@@ -16854,22 +16294,6 @@
       </w:r>
       <w:r>
         <w:rPr>
-          <w:lang w:val="ar_AE" w:bidi="ar_AE"/>
-        </w:rPr>
-        <w:t>וַ⁠יָּ֤חֶל יוֹנָה֙ לָ⁠ב֣וֹא בָ⁠עִ֔יר מַהֲלַ֖ךְ י֣וֹם אֶחָ֑ד וַ⁠יִּקְרָא֙</w:t>
-      </w:r>
-    </w:p>
-    <w:p>
-      <w:pPr>
-        <w:bidi/>
-      </w:pPr>
-      <w:r>
-        <w:rPr>
-          <w:lang w:val="ar_AE" w:bidi="ar_AE"/>
-        </w:rPr>
-      </w:r>
-      <w:r>
-        <w:rPr>
           <w:b/>
           <w:lang w:val="ar_AE" w:bidi="ar_AE"/>
         </w:rPr>
@@ -17110,22 +16534,6 @@
       </w:r>
       <w:r>
         <w:rPr>
-          <w:lang w:val="ar_AE" w:bidi="ar_AE"/>
-        </w:rPr>
-        <w:t>ע֚וֹד אַרְבָּעִ֣ים י֔וֹם</w:t>
-      </w:r>
-    </w:p>
-    <w:p>
-      <w:pPr>
-        <w:bidi/>
-      </w:pPr>
-      <w:r>
-        <w:rPr>
-          <w:lang w:val="ar_AE" w:bidi="ar_AE"/>
-        </w:rPr>
-      </w:r>
-      <w:r>
-        <w:rPr>
           <w:b/>
           <w:lang w:val="ar_AE" w:bidi="ar_AE"/>
         </w:rPr>
@@ -17454,22 +16862,6 @@
       </w:r>
       <w:r>
         <w:rPr>
-          <w:lang w:val="ar_AE" w:bidi="ar_AE"/>
-        </w:rPr>
-        <w:t>מִ⁠גְּדוֹלָ֖⁠ם וְ⁠עַד־קְטַנָּֽ⁠ם</w:t>
-      </w:r>
-    </w:p>
-    <w:p>
-      <w:pPr>
-        <w:bidi/>
-      </w:pPr>
-      <w:r>
-        <w:rPr>
-          <w:lang w:val="ar_AE" w:bidi="ar_AE"/>
-        </w:rPr>
-      </w:r>
-      <w:r>
-        <w:rPr>
           <w:b/>
           <w:lang w:val="ar_AE" w:bidi="ar_AE"/>
         </w:rPr>
@@ -17782,22 +17174,6 @@
       </w:r>
       <w:r>
         <w:rPr>
-          <w:lang w:val="ar_AE" w:bidi="ar_AE"/>
-        </w:rPr>
-        <w:t>וַ⁠יָּ֨קָם֙ מִ⁠כִּסְא֔⁠וֹ וַ⁠יַּעֲבֵ֥ר אַדַּרְתּ֖⁠וֹ מֵֽ⁠עָלָ֑י⁠ו</w:t>
-      </w:r>
-    </w:p>
-    <w:p>
-      <w:pPr>
-        <w:bidi/>
-      </w:pPr>
-      <w:r>
-        <w:rPr>
-          <w:lang w:val="ar_AE" w:bidi="ar_AE"/>
-        </w:rPr>
-      </w:r>
-      <w:r>
-        <w:rPr>
           <w:b/>
           <w:lang w:val="ar_AE" w:bidi="ar_AE"/>
         </w:rPr>
@@ -18024,22 +17400,6 @@
       </w:r>
       <w:r>
         <w:rPr>
-          <w:lang w:val="ar_AE" w:bidi="ar_AE"/>
-        </w:rPr>
-        <w:t>וַ⁠יְכַ֣ס שַׂ֔ק וַ⁠יֵּ֖שֶׁב עַל־הָ⁠אֵֽפֶר</w:t>
-      </w:r>
-    </w:p>
-    <w:p>
-      <w:pPr>
-        <w:bidi/>
-      </w:pPr>
-      <w:r>
-        <w:rPr>
-          <w:lang w:val="ar_AE" w:bidi="ar_AE"/>
-        </w:rPr>
-      </w:r>
-      <w:r>
-        <w:rPr>
           <w:b/>
           <w:lang w:val="ar_AE" w:bidi="ar_AE"/>
         </w:rPr>
@@ -18279,22 +17639,6 @@
       </w:r>
       <w:r>
         <w:rPr>
-          <w:lang w:val="ar_AE" w:bidi="ar_AE"/>
-        </w:rPr>
-        <w:t>מִ⁠טַּ֧עַם הַ⁠מֶּ֛לֶךְ וּ⁠גְדֹלָ֖י⁠ו</w:t>
-      </w:r>
-    </w:p>
-    <w:p>
-      <w:pPr>
-        <w:bidi/>
-      </w:pPr>
-      <w:r>
-        <w:rPr>
-          <w:lang w:val="ar_AE" w:bidi="ar_AE"/>
-        </w:rPr>
-      </w:r>
-      <w:r>
-        <w:rPr>
           <w:b/>
           <w:lang w:val="ar_AE" w:bidi="ar_AE"/>
         </w:rPr>
@@ -19670,22 +19014,6 @@
         <w:rPr>
           <w:lang w:val="ar_AE" w:bidi="ar_AE"/>
         </w:rPr>
-      </w:r>
-    </w:p>
-    <w:p>
-      <w:pPr>
-        <w:bidi/>
-      </w:pPr>
-      <w:r>
-        <w:rPr>
-          <w:lang w:val="ar_AE" w:bidi="ar_AE"/>
-        </w:rPr>
-      </w:r>
-      <w:r>
-        <w:rPr>
-          <w:lang w:val="ar_AE" w:bidi="ar_AE"/>
-        </w:rPr>
-        <w:t>וַ⁠יַּ֤רְא הָֽ⁠אֱלֹהִים֙ אֶֽת־מַ֣עֲשֵׂי⁠הֶ֔ם כִּי־שָׁ֖בוּ מִ⁠דַּרְכָּ֣⁠ם הָ⁠רָעָ֑ה</w:t>
       </w:r>
     </w:p>
     <w:p>
@@ -21263,22 +20591,6 @@
       </w:r>
       <w:r>
         <w:rPr>
-          <w:lang w:val="ar_AE" w:bidi="ar_AE"/>
-        </w:rPr>
-        <w:t>יְהוָה֙ הֲ⁠לוֹא־זֶ֣ה דְבָרִ֗⁠י עַד־הֱיוֹתִ⁠י֙ עַל־אַדְמָתִ֔⁠י</w:t>
-      </w:r>
-    </w:p>
-    <w:p>
-      <w:pPr>
-        <w:bidi/>
-      </w:pPr>
-      <w:r>
-        <w:rPr>
-          <w:lang w:val="ar_AE" w:bidi="ar_AE"/>
-        </w:rPr>
-      </w:r>
-      <w:r>
-        <w:rPr>
           <w:b/>
           <w:lang w:val="ar_AE" w:bidi="ar_AE"/>
         </w:rPr>
@@ -21371,22 +20683,6 @@
       </w:r>
       <w:r>
         <w:rPr>
-          <w:lang w:val="ar_AE" w:bidi="ar_AE"/>
-        </w:rPr>
-        <w:t>יְהוָה֙ הֲ⁠לוֹא־זֶ֣ה דְבָרִ֗⁠י עַד־הֱיוֹתִ⁠י֙ עַל־אַדְמָתִ֔⁠י</w:t>
-      </w:r>
-    </w:p>
-    <w:p>
-      <w:pPr>
-        <w:bidi/>
-      </w:pPr>
-      <w:r>
-        <w:rPr>
-          <w:lang w:val="ar_AE" w:bidi="ar_AE"/>
-        </w:rPr>
-      </w:r>
-      <w:r>
-        <w:rPr>
           <w:b/>
           <w:lang w:val="ar_AE" w:bidi="ar_AE"/>
         </w:rPr>
@@ -21587,22 +20883,6 @@
         <w:rPr>
           <w:lang w:val="ar_AE" w:bidi="ar_AE"/>
         </w:rPr>
-      </w:r>
-    </w:p>
-    <w:p>
-      <w:pPr>
-        <w:bidi/>
-      </w:pPr>
-      <w:r>
-        <w:rPr>
-          <w:lang w:val="ar_AE" w:bidi="ar_AE"/>
-        </w:rPr>
-      </w:r>
-      <w:r>
-        <w:rPr>
-          <w:lang w:val="ar_AE" w:bidi="ar_AE"/>
-        </w:rPr>
-        <w:t>וְ⁠רַב־חֶ֔סֶד</w:t>
       </w:r>
     </w:p>
     <w:p>
@@ -22530,22 +21810,6 @@
       </w:r>
       <w:r>
         <w:rPr>
-          <w:lang w:val="ar_AE" w:bidi="ar_AE"/>
-        </w:rPr>
-        <w:t>מֵ⁠עַ֣ל לְ⁠יוֹנָ֗ה לִֽ⁠הְי֥וֹת צֵל֙ עַל־רֹאשׁ֔⁠וֹ</w:t>
-      </w:r>
-    </w:p>
-    <w:p>
-      <w:pPr>
-        <w:bidi/>
-      </w:pPr>
-      <w:r>
-        <w:rPr>
-          <w:lang w:val="ar_AE" w:bidi="ar_AE"/>
-        </w:rPr>
-      </w:r>
-      <w:r>
-        <w:rPr>
           <w:b/>
           <w:lang w:val="ar_AE" w:bidi="ar_AE"/>
         </w:rPr>
@@ -22858,22 +22122,6 @@
       </w:r>
       <w:r>
         <w:rPr>
-          <w:lang w:val="ar_AE" w:bidi="ar_AE"/>
-        </w:rPr>
-        <w:t>וַ⁠יְמַ֤ן הָֽ⁠אֱלֹהִים֙ תּוֹלַ֔עַת</w:t>
-      </w:r>
-    </w:p>
-    <w:p>
-      <w:pPr>
-        <w:bidi/>
-      </w:pPr>
-      <w:r>
-        <w:rPr>
-          <w:lang w:val="ar_AE" w:bidi="ar_AE"/>
-        </w:rPr>
-      </w:r>
-      <w:r>
-        <w:rPr>
           <w:b/>
           <w:lang w:val="ar_AE" w:bidi="ar_AE"/>
         </w:rPr>
@@ -23549,22 +22797,6 @@
         <w:rPr>
           <w:lang w:val="ar_AE" w:bidi="ar_AE"/>
         </w:rPr>
-      </w:r>
-    </w:p>
-    <w:p>
-      <w:pPr>
-        <w:bidi/>
-      </w:pPr>
-      <w:r>
-        <w:rPr>
-          <w:lang w:val="ar_AE" w:bidi="ar_AE"/>
-        </w:rPr>
-      </w:r>
-      <w:r>
-        <w:rPr>
-          <w:lang w:val="ar_AE" w:bidi="ar_AE"/>
-        </w:rPr>
-        <w:t>וַ⁠יִּתְעַלָּ֑ף</w:t>
       </w:r>
     </w:p>
     <w:p>
@@ -24034,22 +23266,6 @@
       </w:r>
       <w:r>
         <w:rPr>
-          <w:lang w:val="ar_AE" w:bidi="ar_AE"/>
-        </w:rPr>
-        <w:t>חָרָֽה־לְ⁠ךָ֖ &amp; חָֽרָה־לִ֖⁠י</w:t>
-      </w:r>
-    </w:p>
-    <w:p>
-      <w:pPr>
-        <w:bidi/>
-      </w:pPr>
-      <w:r>
-        <w:rPr>
-          <w:lang w:val="ar_AE" w:bidi="ar_AE"/>
-        </w:rPr>
-      </w:r>
-      <w:r>
-        <w:rPr>
           <w:b/>
           <w:lang w:val="ar_AE" w:bidi="ar_AE"/>
         </w:rPr>
@@ -24580,22 +23796,6 @@
       </w:r>
       <w:r>
         <w:rPr>
-          <w:lang w:val="ar_AE" w:bidi="ar_AE"/>
-        </w:rPr>
-        <w:t>וַֽ⁠אֲנִי֙ לֹ֣א אָח֔וּס עַל־נִינְוֵ֖ה הָ⁠עִ֣יר הַ⁠גְּדוֹלָ֑ה אֲשֶׁ֣ר יֶשׁ־בָּ֡⁠הּ הַרְבֵּה֩ מִֽ⁠שְׁתֵּים־עֶשְׂרֵ֨ה רִבּ֜וֹ אָדָ֗ם אֲשֶׁ֤ר לֹֽא־יָדַע֙ בֵּין־יְמִינ֣⁠וֹ לִ⁠שְׂמֹאל֔⁠וֹ וּ⁠בְהֵמָ֖ה רַבָּֽה</w:t>
-      </w:r>
-    </w:p>
-    <w:p>
-      <w:pPr>
-        <w:bidi/>
-      </w:pPr>
-      <w:r>
-        <w:rPr>
-          <w:lang w:val="ar_AE" w:bidi="ar_AE"/>
-        </w:rPr>
-      </w:r>
-      <w:r>
-        <w:rPr>
           <w:b/>
           <w:lang w:val="ar_AE" w:bidi="ar_AE"/>
         </w:rPr>
@@ -24809,22 +24009,6 @@
       </w:r>
       <w:r>
         <w:rPr>
-          <w:lang w:val="ar_AE" w:bidi="ar_AE"/>
-        </w:rPr>
-        <w:t>מִֽ⁠שְׁתֵּים־עֶשְׂרֵ֨ה רִבּ֜וֹ</w:t>
-      </w:r>
-    </w:p>
-    <w:p>
-      <w:pPr>
-        <w:bidi/>
-      </w:pPr>
-      <w:r>
-        <w:rPr>
-          <w:lang w:val="ar_AE" w:bidi="ar_AE"/>
-        </w:rPr>
-      </w:r>
-      <w:r>
-        <w:rPr>
           <w:b/>
           <w:lang w:val="ar_AE" w:bidi="ar_AE"/>
         </w:rPr>
@@ -24904,22 +24088,6 @@
         <w:rPr>
           <w:lang w:val="ar_AE" w:bidi="ar_AE"/>
         </w:rPr>
-      </w:r>
-    </w:p>
-    <w:p>
-      <w:pPr>
-        <w:bidi/>
-      </w:pPr>
-      <w:r>
-        <w:rPr>
-          <w:lang w:val="ar_AE" w:bidi="ar_AE"/>
-        </w:rPr>
-      </w:r>
-      <w:r>
-        <w:rPr>
-          <w:lang w:val="ar_AE" w:bidi="ar_AE"/>
-        </w:rPr>
-        <w:t>אֲשֶׁ֤ר לֹֽא־יָדַע֙ בֵּין־יְמִינ֣⁠וֹ לִ⁠שְׂמֹאל֔⁠וֹ</w:t>
       </w:r>
     </w:p>
     <w:p>

--- a/arb/docx/32.content.docx
+++ b/arb/docx/32.content.docx
@@ -1319,6 +1319,22 @@
       </w:r>
       <w:r>
         <w:rPr>
+          <w:lang w:val="ar_AE" w:bidi="ar_AE"/>
+        </w:rPr>
+        <w:t>אֲמִתַּ֖י</w:t>
+      </w:r>
+    </w:p>
+    <w:p>
+      <w:pPr>
+        <w:bidi/>
+      </w:pPr>
+      <w:r>
+        <w:rPr>
+          <w:lang w:val="ar_AE" w:bidi="ar_AE"/>
+        </w:rPr>
+      </w:r>
+      <w:r>
+        <w:rPr>
           <w:b/>
           <w:lang w:val="ar_AE" w:bidi="ar_AE"/>
         </w:rPr>
@@ -1985,6 +2001,22 @@
       </w:r>
       <w:r>
         <w:rPr>
+          <w:lang w:val="ar_AE" w:bidi="ar_AE"/>
+        </w:rPr>
+        <w:t>ק֠וּם לֵ֧ךְ אֶל־נִֽינְוֵ֛ה הָ⁠עִ֥יר הַ⁠גְּדוֹלָ֖ה וּ⁠קְרָ֣א עָלֶ֑י⁠הָ כִּֽי־עָלְתָ֥ה רָעָתָ֖⁠ם לְ⁠פָנָֽ⁠י</w:t>
+      </w:r>
+    </w:p>
+    <w:p>
+      <w:pPr>
+        <w:bidi/>
+      </w:pPr>
+      <w:r>
+        <w:rPr>
+          <w:lang w:val="ar_AE" w:bidi="ar_AE"/>
+        </w:rPr>
+      </w:r>
+      <w:r>
+        <w:rPr>
           <w:b/>
           <w:lang w:val="ar_AE" w:bidi="ar_AE"/>
         </w:rPr>
@@ -2078,6 +2110,22 @@
         <w:rPr>
           <w:lang w:val="ar_AE" w:bidi="ar_AE"/>
         </w:rPr>
+      </w:r>
+    </w:p>
+    <w:p>
+      <w:pPr>
+        <w:bidi/>
+      </w:pPr>
+      <w:r>
+        <w:rPr>
+          <w:lang w:val="ar_AE" w:bidi="ar_AE"/>
+        </w:rPr>
+      </w:r>
+      <w:r>
+        <w:rPr>
+          <w:lang w:val="ar_AE" w:bidi="ar_AE"/>
+        </w:rPr>
+        <w:t>עָלְתָ֥ה רָעָתָ֖⁠ם לְ⁠פָנָֽ⁠י</w:t>
       </w:r>
     </w:p>
     <w:p>
@@ -2349,6 +2397,22 @@
       </w:r>
       <w:r>
         <w:rPr>
+          <w:lang w:val="ar_AE" w:bidi="ar_AE"/>
+        </w:rPr>
+        <w:t>מִ⁠לִּ⁠פְנֵ֖י יְהוָ֑ה &amp; מִ⁠לִּ⁠פְנֵ֖י יְהוָֽה</w:t>
+      </w:r>
+    </w:p>
+    <w:p>
+      <w:pPr>
+        <w:bidi/>
+      </w:pPr>
+      <w:r>
+        <w:rPr>
+          <w:lang w:val="ar_AE" w:bidi="ar_AE"/>
+        </w:rPr>
+      </w:r>
+      <w:r>
+        <w:rPr>
           <w:b/>
           <w:lang w:val="ar_AE" w:bidi="ar_AE"/>
         </w:rPr>
@@ -3948,6 +4012,22 @@
       </w:r>
       <w:r>
         <w:rPr>
+          <w:lang w:val="ar_AE" w:bidi="ar_AE"/>
+        </w:rPr>
+        <w:t>וְ⁠יוֹנָ֗ה יָרַד֙ אֶל־יַרְכְּתֵ֣י הַ⁠סְּפִינָ֔ה וַ⁠יִּשְׁכַּ֖ב וַ⁠יֵּרָדַֽם</w:t>
+      </w:r>
+    </w:p>
+    <w:p>
+      <w:pPr>
+        <w:bidi/>
+      </w:pPr>
+      <w:r>
+        <w:rPr>
+          <w:lang w:val="ar_AE" w:bidi="ar_AE"/>
+        </w:rPr>
+      </w:r>
+      <w:r>
+        <w:rPr>
           <w:b/>
           <w:lang w:val="ar_AE" w:bidi="ar_AE"/>
         </w:rPr>
@@ -4054,6 +4134,22 @@
       </w:r>
       <w:r>
         <w:rPr>
+          <w:lang w:val="ar_AE" w:bidi="ar_AE"/>
+        </w:rPr>
+        <w:t>יַרְכְּתֵ֣י הַ⁠סְּפִינָ֔ה</w:t>
+      </w:r>
+    </w:p>
+    <w:p>
+      <w:pPr>
+        <w:bidi/>
+      </w:pPr>
+      <w:r>
+        <w:rPr>
+          <w:lang w:val="ar_AE" w:bidi="ar_AE"/>
+        </w:rPr>
+      </w:r>
+      <w:r>
+        <w:rPr>
           <w:b/>
           <w:lang w:val="ar_AE" w:bidi="ar_AE"/>
         </w:rPr>
@@ -4125,6 +4221,22 @@
         <w:rPr>
           <w:lang w:val="ar_AE" w:bidi="ar_AE"/>
         </w:rPr>
+      </w:r>
+    </w:p>
+    <w:p>
+      <w:pPr>
+        <w:bidi/>
+      </w:pPr>
+      <w:r>
+        <w:rPr>
+          <w:lang w:val="ar_AE" w:bidi="ar_AE"/>
+        </w:rPr>
+      </w:r>
+      <w:r>
+        <w:rPr>
+          <w:lang w:val="ar_AE" w:bidi="ar_AE"/>
+        </w:rPr>
+        <w:t>וַ⁠יִּשְׁכַּ֖ב וַ⁠יֵּרָדַֽם</w:t>
       </w:r>
     </w:p>
     <w:p>
@@ -4595,6 +4707,22 @@
       </w:r>
       <w:r>
         <w:rPr>
+          <w:lang w:val="ar_AE" w:bidi="ar_AE"/>
+        </w:rPr>
+        <w:t>קְרָ֣א אֶל־אֱלֹהֶ֔י⁠ךָ</w:t>
+      </w:r>
+    </w:p>
+    <w:p>
+      <w:pPr>
+        <w:bidi/>
+      </w:pPr>
+      <w:r>
+        <w:rPr>
+          <w:lang w:val="ar_AE" w:bidi="ar_AE"/>
+        </w:rPr>
+      </w:r>
+      <w:r>
+        <w:rPr>
           <w:b/>
           <w:lang w:val="ar_AE" w:bidi="ar_AE"/>
         </w:rPr>
@@ -4714,6 +4842,22 @@
       </w:r>
       <w:r>
         <w:rPr>
+          <w:lang w:val="ar_AE" w:bidi="ar_AE"/>
+        </w:rPr>
+        <w:t>אוּלַ֞י יִתְעַשֵּׁ֧ת הָ⁠אֱלֹהִ֛ים לָ֖⁠נוּ וְ⁠לֹ֥א נֹאבֵֽד</w:t>
+      </w:r>
+    </w:p>
+    <w:p>
+      <w:pPr>
+        <w:bidi/>
+      </w:pPr>
+      <w:r>
+        <w:rPr>
+          <w:lang w:val="ar_AE" w:bidi="ar_AE"/>
+        </w:rPr>
+      </w:r>
+      <w:r>
+        <w:rPr>
           <w:b/>
           <w:lang w:val="ar_AE" w:bidi="ar_AE"/>
         </w:rPr>
@@ -4942,6 +5086,22 @@
       </w:r>
       <w:r>
         <w:rPr>
+          <w:lang w:val="ar_AE" w:bidi="ar_AE"/>
+        </w:rPr>
+        <w:t>וַ⁠יֹּאמְר֞וּ אִ֣ישׁ אֶל־רֵעֵ֗⁠הוּ</w:t>
+      </w:r>
+    </w:p>
+    <w:p>
+      <w:pPr>
+        <w:bidi/>
+      </w:pPr>
+      <w:r>
+        <w:rPr>
+          <w:lang w:val="ar_AE" w:bidi="ar_AE"/>
+        </w:rPr>
+      </w:r>
+      <w:r>
+        <w:rPr>
           <w:b/>
           <w:lang w:val="ar_AE" w:bidi="ar_AE"/>
         </w:rPr>
@@ -5061,6 +5221,22 @@
       </w:r>
       <w:r>
         <w:rPr>
+          <w:lang w:val="ar_AE" w:bidi="ar_AE"/>
+        </w:rPr>
+        <w:t>וְ⁠נֵ֣דְעָ֔ה בְּ⁠שֶׁ⁠לְּ⁠מִ֛י הָ⁠רָעָ֥ה הַ⁠זֹּ֖את לָ֑⁠נוּ</w:t>
+      </w:r>
+    </w:p>
+    <w:p>
+      <w:pPr>
+        <w:bidi/>
+      </w:pPr>
+      <w:r>
+        <w:rPr>
+          <w:lang w:val="ar_AE" w:bidi="ar_AE"/>
+        </w:rPr>
+      </w:r>
+      <w:r>
+        <w:rPr>
           <w:b/>
           <w:lang w:val="ar_AE" w:bidi="ar_AE"/>
         </w:rPr>
@@ -6523,6 +6699,22 @@
       </w:r>
       <w:r>
         <w:rPr>
+          <w:lang w:val="ar_AE" w:bidi="ar_AE"/>
+        </w:rPr>
+        <w:t>כִּֽי־יָדְע֣וּ הָ⁠אֲנָשִׁ֗ים כִּֽי־מִ⁠לִּ⁠פְנֵ֤י יְהוָה֙ ה֣וּא בֹרֵ֔חַ כִּ֥י הִגִּ֖יד לָ⁠הֶֽם</w:t>
+      </w:r>
+    </w:p>
+    <w:p>
+      <w:pPr>
+        <w:bidi/>
+      </w:pPr>
+      <w:r>
+        <w:rPr>
+          <w:lang w:val="ar_AE" w:bidi="ar_AE"/>
+        </w:rPr>
+      </w:r>
+      <w:r>
+        <w:rPr>
           <w:b/>
           <w:lang w:val="ar_AE" w:bidi="ar_AE"/>
         </w:rPr>
@@ -7034,6 +7226,22 @@
       </w:r>
       <w:r>
         <w:rPr>
+          <w:lang w:val="ar_AE" w:bidi="ar_AE"/>
+        </w:rPr>
+        <w:t>וַ⁠יֹּאמְר֤וּ אֵלָי⁠ו֙ מַה־נַּ֣עֲשֶׂה לָּ֔⁠ךְ וְ⁠יִשְׁתֹּ֥ק הַ⁠יָּ֖ם מֵֽ⁠עָלֵ֑י⁠נוּ כִּ֥י הַ⁠יָּ֖ם הוֹלֵ֥ךְ וְ⁠סֹעֵֽר</w:t>
+      </w:r>
+    </w:p>
+    <w:p>
+      <w:pPr>
+        <w:bidi/>
+      </w:pPr>
+      <w:r>
+        <w:rPr>
+          <w:lang w:val="ar_AE" w:bidi="ar_AE"/>
+        </w:rPr>
+      </w:r>
+      <w:r>
+        <w:rPr>
           <w:b/>
           <w:lang w:val="ar_AE" w:bidi="ar_AE"/>
         </w:rPr>
@@ -7140,6 +7348,22 @@
       </w:r>
       <w:r>
         <w:rPr>
+          <w:lang w:val="ar_AE" w:bidi="ar_AE"/>
+        </w:rPr>
+        <w:t>כִּ֚י יוֹדֵ֣עַ אָ֔נִי כִּ֣י בְ⁠שֶׁ⁠לִּ֔⁠י הַ⁠סַּ֧עַר הַ⁠גָּד֛וֹל הַ⁠זֶּ֖ה עֲלֵי⁠כֶֽם</w:t>
+      </w:r>
+    </w:p>
+    <w:p>
+      <w:pPr>
+        <w:bidi/>
+      </w:pPr>
+      <w:r>
+        <w:rPr>
+          <w:lang w:val="ar_AE" w:bidi="ar_AE"/>
+        </w:rPr>
+      </w:r>
+      <w:r>
+        <w:rPr>
           <w:b/>
           <w:lang w:val="ar_AE" w:bidi="ar_AE"/>
         </w:rPr>
@@ -7211,6 +7435,22 @@
         <w:rPr>
           <w:lang w:val="ar_AE" w:bidi="ar_AE"/>
         </w:rPr>
+      </w:r>
+    </w:p>
+    <w:p>
+      <w:pPr>
+        <w:bidi/>
+      </w:pPr>
+      <w:r>
+        <w:rPr>
+          <w:lang w:val="ar_AE" w:bidi="ar_AE"/>
+        </w:rPr>
+      </w:r>
+      <w:r>
+        <w:rPr>
+          <w:lang w:val="ar_AE" w:bidi="ar_AE"/>
+        </w:rPr>
+        <w:t>וְ⁠יִשְׁתֹּ֥ק הַ⁠יָּ֖ם מֵֽ⁠עֲלֵי⁠כֶ֑ם</w:t>
       </w:r>
     </w:p>
     <w:p>
@@ -7489,6 +7729,22 @@
       </w:r>
       <w:r>
         <w:rPr>
+          <w:lang w:val="ar_AE" w:bidi="ar_AE"/>
+        </w:rPr>
+        <w:t>הַ⁠יָּ֔ם הוֹלֵ֥ךְ וְ⁠סֹעֵ֖ר</w:t>
+      </w:r>
+    </w:p>
+    <w:p>
+      <w:pPr>
+        <w:bidi/>
+      </w:pPr>
+      <w:r>
+        <w:rPr>
+          <w:lang w:val="ar_AE" w:bidi="ar_AE"/>
+        </w:rPr>
+      </w:r>
+      <w:r>
+        <w:rPr>
           <w:b/>
           <w:lang w:val="ar_AE" w:bidi="ar_AE"/>
         </w:rPr>
@@ -7748,6 +8004,22 @@
       </w:r>
       <w:r>
         <w:rPr>
+          <w:lang w:val="ar_AE" w:bidi="ar_AE"/>
+        </w:rPr>
+        <w:t>וַ⁠יִּקְרְא֨וּ אֶל־יְהוָ֜ה</w:t>
+      </w:r>
+    </w:p>
+    <w:p>
+      <w:pPr>
+        <w:bidi/>
+      </w:pPr>
+      <w:r>
+        <w:rPr>
+          <w:lang w:val="ar_AE" w:bidi="ar_AE"/>
+        </w:rPr>
+      </w:r>
+      <w:r>
+        <w:rPr>
           <w:b/>
           <w:lang w:val="ar_AE" w:bidi="ar_AE"/>
         </w:rPr>
@@ -7967,6 +8239,22 @@
       </w:r>
       <w:r>
         <w:rPr>
+          <w:lang w:val="ar_AE" w:bidi="ar_AE"/>
+        </w:rPr>
+        <w:t>אַל־נָ֣א נֹאבְדָ֗ה בְּ⁠נֶ֨פֶשׁ֙ הָ⁠אִ֣ישׁ הַ⁠זֶּ֔ה</w:t>
+      </w:r>
+    </w:p>
+    <w:p>
+      <w:pPr>
+        <w:bidi/>
+      </w:pPr>
+      <w:r>
+        <w:rPr>
+          <w:lang w:val="ar_AE" w:bidi="ar_AE"/>
+        </w:rPr>
+      </w:r>
+      <w:r>
+        <w:rPr>
           <w:b/>
           <w:lang w:val="ar_AE" w:bidi="ar_AE"/>
         </w:rPr>
@@ -8221,6 +8509,22 @@
       </w:r>
       <w:r>
         <w:rPr>
+          <w:lang w:val="ar_AE" w:bidi="ar_AE"/>
+        </w:rPr>
+        <w:t>אָנָּ֤ה יְהוָה֙ אַל־נָ֣א נֹאבְדָ֗ה בְּ⁠נֶ֨פֶשׁ֙ הָ⁠אִ֣ישׁ הַ⁠זֶּ֔ה וְ⁠אַל־תִּתֵּ֥ן עָלֵ֖י⁠נוּ דָּ֣ם נָקִ֑יא כִּֽי־אַתָּ֣ה יְהוָ֔ה כַּ⁠אֲשֶׁ֥ר חָפַ֖צְתָּ עָשִֽׂיתָ</w:t>
+      </w:r>
+    </w:p>
+    <w:p>
+      <w:pPr>
+        <w:bidi/>
+      </w:pPr>
+      <w:r>
+        <w:rPr>
+          <w:lang w:val="ar_AE" w:bidi="ar_AE"/>
+        </w:rPr>
+      </w:r>
+      <w:r>
+        <w:rPr>
           <w:b/>
           <w:lang w:val="ar_AE" w:bidi="ar_AE"/>
         </w:rPr>
@@ -8327,6 +8631,22 @@
       </w:r>
       <w:r>
         <w:rPr>
+          <w:lang w:val="ar_AE" w:bidi="ar_AE"/>
+        </w:rPr>
+        <w:t>אַל־נָ֣א נֹאבְדָ֗ה בְּ⁠נֶ֨פֶשׁ֙ הָ⁠אִ֣ישׁ הַ⁠זֶּ֔ה וְ⁠אַל־תִּתֵּ֥ן עָלֵ֖י⁠נוּ דָּ֣ם נָקִ֑יא</w:t>
+      </w:r>
+    </w:p>
+    <w:p>
+      <w:pPr>
+        <w:bidi/>
+      </w:pPr>
+      <w:r>
+        <w:rPr>
+          <w:lang w:val="ar_AE" w:bidi="ar_AE"/>
+        </w:rPr>
+      </w:r>
+      <w:r>
+        <w:rPr>
           <w:b/>
           <w:lang w:val="ar_AE" w:bidi="ar_AE"/>
         </w:rPr>
@@ -8406,6 +8726,22 @@
         <w:rPr>
           <w:lang w:val="ar_AE" w:bidi="ar_AE"/>
         </w:rPr>
+      </w:r>
+    </w:p>
+    <w:p>
+      <w:pPr>
+        <w:bidi/>
+      </w:pPr>
+      <w:r>
+        <w:rPr>
+          <w:lang w:val="ar_AE" w:bidi="ar_AE"/>
+        </w:rPr>
+      </w:r>
+      <w:r>
+        <w:rPr>
+          <w:lang w:val="ar_AE" w:bidi="ar_AE"/>
+        </w:rPr>
+        <w:t>וַ⁠יַּעֲמֹ֥ד הַ⁠יָּ֖ם מִ⁠זַּעְפּֽ⁠וֹ</w:t>
       </w:r>
     </w:p>
     <w:p>
@@ -8956,6 +9292,22 @@
       </w:r>
       <w:r>
         <w:rPr>
+          <w:lang w:val="ar_AE" w:bidi="ar_AE"/>
+        </w:rPr>
+        <w:t>וַ⁠יְמַ֤ן יְהוָה֙ דָּ֣ג גָּד֔וֹל לִ⁠בְלֹ֖עַ אֶת־יוֹנָ֑ה וַ⁠יְהִ֤י יוֹנָה֙ בִּ⁠מְעֵ֣י הַ⁠דָּ֔ג שְׁלֹשָׁ֥ה יָמִ֖ים וּ⁠שְׁלֹשָׁ֥ה לֵילֽוֹת</w:t>
+      </w:r>
+    </w:p>
+    <w:p>
+      <w:pPr>
+        <w:bidi/>
+      </w:pPr>
+      <w:r>
+        <w:rPr>
+          <w:lang w:val="ar_AE" w:bidi="ar_AE"/>
+        </w:rPr>
+      </w:r>
+      <w:r>
+        <w:rPr>
           <w:b/>
           <w:lang w:val="ar_AE" w:bidi="ar_AE"/>
         </w:rPr>
@@ -9026,6 +9378,22 @@
       </w:r>
       <w:r>
         <w:rPr>
+          <w:lang w:val="ar_AE" w:bidi="ar_AE"/>
+        </w:rPr>
+        <w:t>וַ⁠יְמַ֤ן יְהוָה֙ דָּ֣ג גָּד֔וֹל לִ⁠בְלֹ֖עַ אֶת־יוֹנָ֑ה</w:t>
+      </w:r>
+    </w:p>
+    <w:p>
+      <w:pPr>
+        <w:bidi/>
+      </w:pPr>
+      <w:r>
+        <w:rPr>
+          <w:lang w:val="ar_AE" w:bidi="ar_AE"/>
+        </w:rPr>
+      </w:r>
+      <w:r>
+        <w:rPr>
           <w:b/>
           <w:lang w:val="ar_AE" w:bidi="ar_AE"/>
         </w:rPr>
@@ -9568,6 +9936,22 @@
       </w:r>
       <w:r>
         <w:rPr>
+          <w:lang w:val="ar_AE" w:bidi="ar_AE"/>
+        </w:rPr>
+        <w:t>וַ⁠יֹּ֗אמֶר</w:t>
+      </w:r>
+    </w:p>
+    <w:p>
+      <w:pPr>
+        <w:bidi/>
+      </w:pPr>
+      <w:r>
+        <w:rPr>
+          <w:lang w:val="ar_AE" w:bidi="ar_AE"/>
+        </w:rPr>
+      </w:r>
+      <w:r>
+        <w:rPr>
           <w:b/>
           <w:lang w:val="ar_AE" w:bidi="ar_AE"/>
         </w:rPr>
@@ -9652,6 +10036,22 @@
       </w:r>
       <w:r>
         <w:rPr>
+          <w:lang w:val="ar_AE" w:bidi="ar_AE"/>
+        </w:rPr>
+        <w:t>קָ֠רָאתִי מִ⁠צָּ֥רָה לִ֛⁠י אֶל־יְהוָ֖ה וַֽ⁠יַּעֲנֵ֑⁠נִי</w:t>
+      </w:r>
+    </w:p>
+    <w:p>
+      <w:pPr>
+        <w:bidi/>
+      </w:pPr>
+      <w:r>
+        <w:rPr>
+          <w:lang w:val="ar_AE" w:bidi="ar_AE"/>
+        </w:rPr>
+      </w:r>
+      <w:r>
+        <w:rPr>
           <w:b/>
           <w:lang w:val="ar_AE" w:bidi="ar_AE"/>
         </w:rPr>
@@ -9758,6 +10158,22 @@
       </w:r>
       <w:r>
         <w:rPr>
+          <w:lang w:val="ar_AE" w:bidi="ar_AE"/>
+        </w:rPr>
+        <w:t>קָ֠רָאתִי מִ⁠צָּ֥רָה לִ֛⁠י אֶל־יְהוָ֖ה וַֽ⁠יַּעֲנֵ֑⁠נִי</w:t>
+      </w:r>
+    </w:p>
+    <w:p>
+      <w:pPr>
+        <w:bidi/>
+      </w:pPr>
+      <w:r>
+        <w:rPr>
+          <w:lang w:val="ar_AE" w:bidi="ar_AE"/>
+        </w:rPr>
+      </w:r>
+      <w:r>
+        <w:rPr>
           <w:b/>
           <w:lang w:val="ar_AE" w:bidi="ar_AE"/>
         </w:rPr>
@@ -10397,6 +10813,22 @@
       </w:r>
       <w:r>
         <w:rPr>
+          <w:lang w:val="ar_AE" w:bidi="ar_AE"/>
+        </w:rPr>
+        <w:t>קָ֠רָאתִי מִ⁠צָּ֥רָה לִ֛⁠י אֶל־יְהוָ֖ה וַֽ⁠יַּעֲנֵ֑⁠נִי מִ⁠בֶּ֧טֶן שְׁא֛וֹל שִׁוַּ֖עְתִּי שָׁמַ֥עְתָּ קוֹלִֽ⁠י</w:t>
+      </w:r>
+    </w:p>
+    <w:p>
+      <w:pPr>
+        <w:bidi/>
+      </w:pPr>
+      <w:r>
+        <w:rPr>
+          <w:lang w:val="ar_AE" w:bidi="ar_AE"/>
+        </w:rPr>
+      </w:r>
+      <w:r>
+        <w:rPr>
           <w:b/>
           <w:lang w:val="ar_AE" w:bidi="ar_AE"/>
         </w:rPr>
@@ -10637,6 +11069,22 @@
       </w:r>
       <w:r>
         <w:rPr>
+          <w:lang w:val="ar_AE" w:bidi="ar_AE"/>
+        </w:rPr>
+        <w:t>וְ⁠נָהָ֖ר יְסֹבְבֵ֑⁠נִי</w:t>
+      </w:r>
+    </w:p>
+    <w:p>
+      <w:pPr>
+        <w:bidi/>
+      </w:pPr>
+      <w:r>
+        <w:rPr>
+          <w:lang w:val="ar_AE" w:bidi="ar_AE"/>
+        </w:rPr>
+      </w:r>
+      <w:r>
+        <w:rPr>
           <w:b/>
           <w:lang w:val="ar_AE" w:bidi="ar_AE"/>
         </w:rPr>
@@ -11652,6 +12100,22 @@
       </w:r>
       <w:r>
         <w:rPr>
+          <w:lang w:val="ar_AE" w:bidi="ar_AE"/>
+        </w:rPr>
+        <w:t>אֲפָפ֤וּ⁠נִי מַ֨יִם֙ עַד־נֶ֔פֶשׁ תְּה֖וֹם יְסֹבְבֵ֑⁠נִי</w:t>
+      </w:r>
+    </w:p>
+    <w:p>
+      <w:pPr>
+        <w:bidi/>
+      </w:pPr>
+      <w:r>
+        <w:rPr>
+          <w:lang w:val="ar_AE" w:bidi="ar_AE"/>
+        </w:rPr>
+      </w:r>
+      <w:r>
+        <w:rPr>
           <w:b/>
           <w:lang w:val="ar_AE" w:bidi="ar_AE"/>
         </w:rPr>
@@ -11965,6 +12429,22 @@
       </w:r>
       <w:r>
         <w:rPr>
+          <w:lang w:val="ar_AE" w:bidi="ar_AE"/>
+        </w:rPr>
+        <w:t>תְּה֖וֹם יְסֹבְבֵ֑⁠נִי</w:t>
+      </w:r>
+    </w:p>
+    <w:p>
+      <w:pPr>
+        <w:bidi/>
+      </w:pPr>
+      <w:r>
+        <w:rPr>
+          <w:lang w:val="ar_AE" w:bidi="ar_AE"/>
+        </w:rPr>
+      </w:r>
+      <w:r>
+        <w:rPr>
           <w:b/>
           <w:lang w:val="ar_AE" w:bidi="ar_AE"/>
         </w:rPr>
@@ -12171,6 +12651,22 @@
       </w:r>
       <w:r>
         <w:rPr>
+          <w:lang w:val="ar_AE" w:bidi="ar_AE"/>
+        </w:rPr>
+        <w:t>הָ⁠אָ֛רֶץ בְּרִחֶ֥י⁠הָ בַעֲדִ֖⁠י לְ⁠עוֹלָ֑ם</w:t>
+      </w:r>
+    </w:p>
+    <w:p>
+      <w:pPr>
+        <w:bidi/>
+      </w:pPr>
+      <w:r>
+        <w:rPr>
+          <w:lang w:val="ar_AE" w:bidi="ar_AE"/>
+        </w:rPr>
+      </w:r>
+      <w:r>
+        <w:rPr>
           <w:b/>
           <w:lang w:val="ar_AE" w:bidi="ar_AE"/>
         </w:rPr>
@@ -13072,6 +13568,22 @@
         <w:rPr>
           <w:lang w:val="ar_AE" w:bidi="ar_AE"/>
         </w:rPr>
+      </w:r>
+    </w:p>
+    <w:p>
+      <w:pPr>
+        <w:bidi/>
+      </w:pPr>
+      <w:r>
+        <w:rPr>
+          <w:lang w:val="ar_AE" w:bidi="ar_AE"/>
+        </w:rPr>
+      </w:r>
+      <w:r>
+        <w:rPr>
+          <w:lang w:val="ar_AE" w:bidi="ar_AE"/>
+        </w:rPr>
+        <w:t>וַ⁠תָּב֤וֹא אֵלֶ֨י⁠ךָ֙ תְּפִלָּתִ֔⁠י אֶל־הֵיכַ֖ל קָדְשֶֽׁ⁠ךָ</w:t>
       </w:r>
     </w:p>
     <w:p>
@@ -14927,6 +15439,22 @@
       </w:r>
       <w:r>
         <w:rPr>
+          <w:lang w:val="ar_AE" w:bidi="ar_AE"/>
+        </w:rPr>
+        <w:t>וַ⁠יְהִ֧י דְבַר־יְהוָ֛ה</w:t>
+      </w:r>
+    </w:p>
+    <w:p>
+      <w:pPr>
+        <w:bidi/>
+      </w:pPr>
+      <w:r>
+        <w:rPr>
+          <w:lang w:val="ar_AE" w:bidi="ar_AE"/>
+        </w:rPr>
+      </w:r>
+      <w:r>
+        <w:rPr>
           <w:b/>
           <w:lang w:val="ar_AE" w:bidi="ar_AE"/>
         </w:rPr>
@@ -15051,6 +15579,22 @@
       </w:r>
       <w:r>
         <w:rPr>
+          <w:lang w:val="ar_AE" w:bidi="ar_AE"/>
+        </w:rPr>
+        <w:t>וַ⁠יְהִ֧י דְבַר־יְהוָ֛ה</w:t>
+      </w:r>
+    </w:p>
+    <w:p>
+      <w:pPr>
+        <w:bidi/>
+      </w:pPr>
+      <w:r>
+        <w:rPr>
+          <w:lang w:val="ar_AE" w:bidi="ar_AE"/>
+        </w:rPr>
+      </w:r>
+      <w:r>
+        <w:rPr>
           <w:b/>
           <w:lang w:val="ar_AE" w:bidi="ar_AE"/>
         </w:rPr>
@@ -15499,6 +16043,22 @@
       </w:r>
       <w:r>
         <w:rPr>
+          <w:lang w:val="ar_AE" w:bidi="ar_AE"/>
+        </w:rPr>
+        <w:t>וִּ⁠קְרָ֤א אֵלֶ֨י⁠הָ֙ אֶת־הַ⁠קְּרִיאָ֔ה אֲשֶׁ֥ר אָנֹכִ֖י דֹּבֵ֥ר אֵלֶֽי⁠ךָ</w:t>
+      </w:r>
+    </w:p>
+    <w:p>
+      <w:pPr>
+        <w:bidi/>
+      </w:pPr>
+      <w:r>
+        <w:rPr>
+          <w:lang w:val="ar_AE" w:bidi="ar_AE"/>
+        </w:rPr>
+      </w:r>
+      <w:r>
+        <w:rPr>
           <w:b/>
           <w:lang w:val="ar_AE" w:bidi="ar_AE"/>
         </w:rPr>
@@ -15892,6 +16452,22 @@
       </w:r>
       <w:r>
         <w:rPr>
+          <w:lang w:val="ar_AE" w:bidi="ar_AE"/>
+        </w:rPr>
+        <w:t>וְ⁠נִֽינְוֵ֗ה הָיְתָ֤ה עִיר־גְּדוֹלָה֙ לֵֽ⁠אלֹהִ֔ים מַהֲלַ֖ךְ שְׁלֹ֥שֶׁת יָמִֽים</w:t>
+      </w:r>
+    </w:p>
+    <w:p>
+      <w:pPr>
+        <w:bidi/>
+      </w:pPr>
+      <w:r>
+        <w:rPr>
+          <w:lang w:val="ar_AE" w:bidi="ar_AE"/>
+        </w:rPr>
+      </w:r>
+      <w:r>
+        <w:rPr>
           <w:b/>
           <w:lang w:val="ar_AE" w:bidi="ar_AE"/>
         </w:rPr>
@@ -16294,6 +16870,22 @@
       </w:r>
       <w:r>
         <w:rPr>
+          <w:lang w:val="ar_AE" w:bidi="ar_AE"/>
+        </w:rPr>
+        <w:t>וַ⁠יָּ֤חֶל יוֹנָה֙ לָ⁠ב֣וֹא בָ⁠עִ֔יר מַהֲלַ֖ךְ י֣וֹם אֶחָ֑ד וַ⁠יִּקְרָא֙</w:t>
+      </w:r>
+    </w:p>
+    <w:p>
+      <w:pPr>
+        <w:bidi/>
+      </w:pPr>
+      <w:r>
+        <w:rPr>
+          <w:lang w:val="ar_AE" w:bidi="ar_AE"/>
+        </w:rPr>
+      </w:r>
+      <w:r>
+        <w:rPr>
           <w:b/>
           <w:lang w:val="ar_AE" w:bidi="ar_AE"/>
         </w:rPr>
@@ -16534,6 +17126,22 @@
       </w:r>
       <w:r>
         <w:rPr>
+          <w:lang w:val="ar_AE" w:bidi="ar_AE"/>
+        </w:rPr>
+        <w:t>ע֚וֹד אַרְבָּעִ֣ים י֔וֹם</w:t>
+      </w:r>
+    </w:p>
+    <w:p>
+      <w:pPr>
+        <w:bidi/>
+      </w:pPr>
+      <w:r>
+        <w:rPr>
+          <w:lang w:val="ar_AE" w:bidi="ar_AE"/>
+        </w:rPr>
+      </w:r>
+      <w:r>
+        <w:rPr>
           <w:b/>
           <w:lang w:val="ar_AE" w:bidi="ar_AE"/>
         </w:rPr>
@@ -16862,6 +17470,22 @@
       </w:r>
       <w:r>
         <w:rPr>
+          <w:lang w:val="ar_AE" w:bidi="ar_AE"/>
+        </w:rPr>
+        <w:t>מִ⁠גְּדוֹלָ֖⁠ם וְ⁠עַד־קְטַנָּֽ⁠ם</w:t>
+      </w:r>
+    </w:p>
+    <w:p>
+      <w:pPr>
+        <w:bidi/>
+      </w:pPr>
+      <w:r>
+        <w:rPr>
+          <w:lang w:val="ar_AE" w:bidi="ar_AE"/>
+        </w:rPr>
+      </w:r>
+      <w:r>
+        <w:rPr>
           <w:b/>
           <w:lang w:val="ar_AE" w:bidi="ar_AE"/>
         </w:rPr>
@@ -17174,6 +17798,22 @@
       </w:r>
       <w:r>
         <w:rPr>
+          <w:lang w:val="ar_AE" w:bidi="ar_AE"/>
+        </w:rPr>
+        <w:t>וַ⁠יָּ֨קָם֙ מִ⁠כִּסְא֔⁠וֹ וַ⁠יַּעֲבֵ֥ר אַדַּרְתּ֖⁠וֹ מֵֽ⁠עָלָ֑י⁠ו</w:t>
+      </w:r>
+    </w:p>
+    <w:p>
+      <w:pPr>
+        <w:bidi/>
+      </w:pPr>
+      <w:r>
+        <w:rPr>
+          <w:lang w:val="ar_AE" w:bidi="ar_AE"/>
+        </w:rPr>
+      </w:r>
+      <w:r>
+        <w:rPr>
           <w:b/>
           <w:lang w:val="ar_AE" w:bidi="ar_AE"/>
         </w:rPr>
@@ -17400,6 +18040,22 @@
       </w:r>
       <w:r>
         <w:rPr>
+          <w:lang w:val="ar_AE" w:bidi="ar_AE"/>
+        </w:rPr>
+        <w:t>וַ⁠יְכַ֣ס שַׂ֔ק וַ⁠יֵּ֖שֶׁב עַל־הָ⁠אֵֽפֶר</w:t>
+      </w:r>
+    </w:p>
+    <w:p>
+      <w:pPr>
+        <w:bidi/>
+      </w:pPr>
+      <w:r>
+        <w:rPr>
+          <w:lang w:val="ar_AE" w:bidi="ar_AE"/>
+        </w:rPr>
+      </w:r>
+      <w:r>
+        <w:rPr>
           <w:b/>
           <w:lang w:val="ar_AE" w:bidi="ar_AE"/>
         </w:rPr>
@@ -17639,6 +18295,22 @@
       </w:r>
       <w:r>
         <w:rPr>
+          <w:lang w:val="ar_AE" w:bidi="ar_AE"/>
+        </w:rPr>
+        <w:t>מִ⁠טַּ֧עַם הַ⁠מֶּ֛לֶךְ וּ⁠גְדֹלָ֖י⁠ו</w:t>
+      </w:r>
+    </w:p>
+    <w:p>
+      <w:pPr>
+        <w:bidi/>
+      </w:pPr>
+      <w:r>
+        <w:rPr>
+          <w:lang w:val="ar_AE" w:bidi="ar_AE"/>
+        </w:rPr>
+      </w:r>
+      <w:r>
+        <w:rPr>
           <w:b/>
           <w:lang w:val="ar_AE" w:bidi="ar_AE"/>
         </w:rPr>
@@ -19014,6 +19686,22 @@
         <w:rPr>
           <w:lang w:val="ar_AE" w:bidi="ar_AE"/>
         </w:rPr>
+      </w:r>
+    </w:p>
+    <w:p>
+      <w:pPr>
+        <w:bidi/>
+      </w:pPr>
+      <w:r>
+        <w:rPr>
+          <w:lang w:val="ar_AE" w:bidi="ar_AE"/>
+        </w:rPr>
+      </w:r>
+      <w:r>
+        <w:rPr>
+          <w:lang w:val="ar_AE" w:bidi="ar_AE"/>
+        </w:rPr>
+        <w:t>וַ⁠יַּ֤רְא הָֽ⁠אֱלֹהִים֙ אֶֽת־מַ֣עֲשֵׂי⁠הֶ֔ם כִּי־שָׁ֖בוּ מִ⁠דַּרְכָּ֣⁠ם הָ⁠רָעָ֑ה</w:t>
       </w:r>
     </w:p>
     <w:p>
@@ -20591,6 +21279,22 @@
       </w:r>
       <w:r>
         <w:rPr>
+          <w:lang w:val="ar_AE" w:bidi="ar_AE"/>
+        </w:rPr>
+        <w:t>יְהוָה֙ הֲ⁠לוֹא־זֶ֣ה דְבָרִ֗⁠י עַד־הֱיוֹתִ⁠י֙ עַל־אַדְמָתִ֔⁠י</w:t>
+      </w:r>
+    </w:p>
+    <w:p>
+      <w:pPr>
+        <w:bidi/>
+      </w:pPr>
+      <w:r>
+        <w:rPr>
+          <w:lang w:val="ar_AE" w:bidi="ar_AE"/>
+        </w:rPr>
+      </w:r>
+      <w:r>
+        <w:rPr>
           <w:b/>
           <w:lang w:val="ar_AE" w:bidi="ar_AE"/>
         </w:rPr>
@@ -20683,6 +21387,22 @@
       </w:r>
       <w:r>
         <w:rPr>
+          <w:lang w:val="ar_AE" w:bidi="ar_AE"/>
+        </w:rPr>
+        <w:t>יְהוָה֙ הֲ⁠לוֹא־זֶ֣ה דְבָרִ֗⁠י עַד־הֱיוֹתִ⁠י֙ עַל־אַדְמָתִ֔⁠י</w:t>
+      </w:r>
+    </w:p>
+    <w:p>
+      <w:pPr>
+        <w:bidi/>
+      </w:pPr>
+      <w:r>
+        <w:rPr>
+          <w:lang w:val="ar_AE" w:bidi="ar_AE"/>
+        </w:rPr>
+      </w:r>
+      <w:r>
+        <w:rPr>
           <w:b/>
           <w:lang w:val="ar_AE" w:bidi="ar_AE"/>
         </w:rPr>
@@ -20883,6 +21603,22 @@
         <w:rPr>
           <w:lang w:val="ar_AE" w:bidi="ar_AE"/>
         </w:rPr>
+      </w:r>
+    </w:p>
+    <w:p>
+      <w:pPr>
+        <w:bidi/>
+      </w:pPr>
+      <w:r>
+        <w:rPr>
+          <w:lang w:val="ar_AE" w:bidi="ar_AE"/>
+        </w:rPr>
+      </w:r>
+      <w:r>
+        <w:rPr>
+          <w:lang w:val="ar_AE" w:bidi="ar_AE"/>
+        </w:rPr>
+        <w:t>וְ⁠רַב־חֶ֔סֶד</w:t>
       </w:r>
     </w:p>
     <w:p>
@@ -21810,6 +22546,22 @@
       </w:r>
       <w:r>
         <w:rPr>
+          <w:lang w:val="ar_AE" w:bidi="ar_AE"/>
+        </w:rPr>
+        <w:t>מֵ⁠עַ֣ל לְ⁠יוֹנָ֗ה לִֽ⁠הְי֥וֹת צֵל֙ עַל־רֹאשׁ֔⁠וֹ</w:t>
+      </w:r>
+    </w:p>
+    <w:p>
+      <w:pPr>
+        <w:bidi/>
+      </w:pPr>
+      <w:r>
+        <w:rPr>
+          <w:lang w:val="ar_AE" w:bidi="ar_AE"/>
+        </w:rPr>
+      </w:r>
+      <w:r>
+        <w:rPr>
           <w:b/>
           <w:lang w:val="ar_AE" w:bidi="ar_AE"/>
         </w:rPr>
@@ -22122,6 +22874,22 @@
       </w:r>
       <w:r>
         <w:rPr>
+          <w:lang w:val="ar_AE" w:bidi="ar_AE"/>
+        </w:rPr>
+        <w:t>וַ⁠יְמַ֤ן הָֽ⁠אֱלֹהִים֙ תּוֹלַ֔עַת</w:t>
+      </w:r>
+    </w:p>
+    <w:p>
+      <w:pPr>
+        <w:bidi/>
+      </w:pPr>
+      <w:r>
+        <w:rPr>
+          <w:lang w:val="ar_AE" w:bidi="ar_AE"/>
+        </w:rPr>
+      </w:r>
+      <w:r>
+        <w:rPr>
           <w:b/>
           <w:lang w:val="ar_AE" w:bidi="ar_AE"/>
         </w:rPr>
@@ -22797,6 +23565,22 @@
         <w:rPr>
           <w:lang w:val="ar_AE" w:bidi="ar_AE"/>
         </w:rPr>
+      </w:r>
+    </w:p>
+    <w:p>
+      <w:pPr>
+        <w:bidi/>
+      </w:pPr>
+      <w:r>
+        <w:rPr>
+          <w:lang w:val="ar_AE" w:bidi="ar_AE"/>
+        </w:rPr>
+      </w:r>
+      <w:r>
+        <w:rPr>
+          <w:lang w:val="ar_AE" w:bidi="ar_AE"/>
+        </w:rPr>
+        <w:t>וַ⁠יִּתְעַלָּ֑ף</w:t>
       </w:r>
     </w:p>
     <w:p>
@@ -23266,6 +24050,22 @@
       </w:r>
       <w:r>
         <w:rPr>
+          <w:lang w:val="ar_AE" w:bidi="ar_AE"/>
+        </w:rPr>
+        <w:t>חָרָֽה־לְ⁠ךָ֖ &amp; חָֽרָה־לִ֖⁠י</w:t>
+      </w:r>
+    </w:p>
+    <w:p>
+      <w:pPr>
+        <w:bidi/>
+      </w:pPr>
+      <w:r>
+        <w:rPr>
+          <w:lang w:val="ar_AE" w:bidi="ar_AE"/>
+        </w:rPr>
+      </w:r>
+      <w:r>
+        <w:rPr>
           <w:b/>
           <w:lang w:val="ar_AE" w:bidi="ar_AE"/>
         </w:rPr>
@@ -23796,6 +24596,22 @@
       </w:r>
       <w:r>
         <w:rPr>
+          <w:lang w:val="ar_AE" w:bidi="ar_AE"/>
+        </w:rPr>
+        <w:t>וַֽ⁠אֲנִי֙ לֹ֣א אָח֔וּס עַל־נִינְוֵ֖ה הָ⁠עִ֣יר הַ⁠גְּדוֹלָ֑ה אֲשֶׁ֣ר יֶשׁ־בָּ֡⁠הּ הַרְבֵּה֩ מִֽ⁠שְׁתֵּים־עֶשְׂרֵ֨ה רִבּ֜וֹ אָדָ֗ם אֲשֶׁ֤ר לֹֽא־יָדַע֙ בֵּין־יְמִינ֣⁠וֹ לִ⁠שְׂמֹאל֔⁠וֹ וּ⁠בְהֵמָ֖ה רַבָּֽה</w:t>
+      </w:r>
+    </w:p>
+    <w:p>
+      <w:pPr>
+        <w:bidi/>
+      </w:pPr>
+      <w:r>
+        <w:rPr>
+          <w:lang w:val="ar_AE" w:bidi="ar_AE"/>
+        </w:rPr>
+      </w:r>
+      <w:r>
+        <w:rPr>
           <w:b/>
           <w:lang w:val="ar_AE" w:bidi="ar_AE"/>
         </w:rPr>
@@ -24009,6 +24825,22 @@
       </w:r>
       <w:r>
         <w:rPr>
+          <w:lang w:val="ar_AE" w:bidi="ar_AE"/>
+        </w:rPr>
+        <w:t>מִֽ⁠שְׁתֵּים־עֶשְׂרֵ֨ה רִבּ֜וֹ</w:t>
+      </w:r>
+    </w:p>
+    <w:p>
+      <w:pPr>
+        <w:bidi/>
+      </w:pPr>
+      <w:r>
+        <w:rPr>
+          <w:lang w:val="ar_AE" w:bidi="ar_AE"/>
+        </w:rPr>
+      </w:r>
+      <w:r>
+        <w:rPr>
           <w:b/>
           <w:lang w:val="ar_AE" w:bidi="ar_AE"/>
         </w:rPr>
@@ -24088,6 +24920,22 @@
         <w:rPr>
           <w:lang w:val="ar_AE" w:bidi="ar_AE"/>
         </w:rPr>
+      </w:r>
+    </w:p>
+    <w:p>
+      <w:pPr>
+        <w:bidi/>
+      </w:pPr>
+      <w:r>
+        <w:rPr>
+          <w:lang w:val="ar_AE" w:bidi="ar_AE"/>
+        </w:rPr>
+      </w:r>
+      <w:r>
+        <w:rPr>
+          <w:lang w:val="ar_AE" w:bidi="ar_AE"/>
+        </w:rPr>
+        <w:t>אֲשֶׁ֤ר לֹֽא־יָדַע֙ בֵּין־יְמִינ֣⁠וֹ לִ⁠שְׂמֹאל֔⁠וֹ</w:t>
       </w:r>
     </w:p>
     <w:p>
